--- a/report/word/main.docx
+++ b/report/word/main.docx
@@ -1,6 +1,6 @@
 
 <file path=word/document.xml><?xml version="1.0" encoding="utf-8"?>
-<w:document xmlns:wpc="http://schemas.microsoft.com/office/word/2010/wordprocessingCanvas" xmlns:cx="http://schemas.microsoft.com/office/drawing/2014/chartex" xmlns:cx1="http://schemas.microsoft.com/office/drawing/2015/9/8/chartex" xmlns:mc="http://schemas.openxmlformats.org/markup-compatibility/2006" xmlns:o="urn:schemas-microsoft-com:office:office" xmlns:r="http://schemas.openxmlformats.org/officeDocument/2006/relationships" xmlns:m="http://schemas.openxmlformats.org/officeDocument/2006/math" xmlns:v="urn:schemas-microsoft-com:vml" xmlns:wp14="http://schemas.microsoft.com/office/word/2010/wordprocessingDrawing" xmlns:wp="http://schemas.openxmlformats.org/drawingml/2006/wordprocessingDrawing" xmlns:w10="urn:schemas-microsoft-com:office:word" xmlns:w="http://schemas.openxmlformats.org/wordprocessingml/2006/main" xmlns:w14="http://schemas.microsoft.com/office/word/2010/wordml" xmlns:w15="http://schemas.microsoft.com/office/word/2012/wordml" xmlns:w16se="http://schemas.microsoft.com/office/word/2015/wordml/symex" xmlns:wpg="http://schemas.microsoft.com/office/word/2010/wordprocessingGroup" xmlns:wpi="http://schemas.microsoft.com/office/word/2010/wordprocessingInk" xmlns:wne="http://schemas.microsoft.com/office/word/2006/wordml" xmlns:wps="http://schemas.microsoft.com/office/word/2010/wordprocessingShape" mc:Ignorable="w14 w15 w16se wp14">
+<w:document xmlns:wpc="http://schemas.microsoft.com/office/word/2010/wordprocessingCanvas" xmlns:cx="http://schemas.microsoft.com/office/drawing/2014/chartex" xmlns:cx1="http://schemas.microsoft.com/office/drawing/2015/9/8/chartex" xmlns:cx2="http://schemas.microsoft.com/office/drawing/2015/10/21/chartex" xmlns:cx3="http://schemas.microsoft.com/office/drawing/2016/5/9/chartex" xmlns:cx4="http://schemas.microsoft.com/office/drawing/2016/5/10/chartex" xmlns:cx5="http://schemas.microsoft.com/office/drawing/2016/5/11/chartex" xmlns:cx6="http://schemas.microsoft.com/office/drawing/2016/5/12/chartex" xmlns:cx7="http://schemas.microsoft.com/office/drawing/2016/5/13/chartex" xmlns:cx8="http://schemas.microsoft.com/office/drawing/2016/5/14/chartex" xmlns:mc="http://schemas.openxmlformats.org/markup-compatibility/2006" xmlns:aink="http://schemas.microsoft.com/office/drawing/2016/ink" xmlns:am3d="http://schemas.microsoft.com/office/drawing/2017/model3d" xmlns:o="urn:schemas-microsoft-com:office:office" xmlns:oel="http://schemas.microsoft.com/office/2019/extlst" xmlns:r="http://schemas.openxmlformats.org/officeDocument/2006/relationships" xmlns:m="http://schemas.openxmlformats.org/officeDocument/2006/math" xmlns:v="urn:schemas-microsoft-com:vml" xmlns:wp14="http://schemas.microsoft.com/office/word/2010/wordprocessingDrawing" xmlns:wp="http://schemas.openxmlformats.org/drawingml/2006/wordprocessingDrawing" xmlns:w10="urn:schemas-microsoft-com:office:word" xmlns:w="http://schemas.openxmlformats.org/wordprocessingml/2006/main" xmlns:w14="http://schemas.microsoft.com/office/word/2010/wordml" xmlns:w15="http://schemas.microsoft.com/office/word/2012/wordml" xmlns:w16cex="http://schemas.microsoft.com/office/word/2018/wordml/cex" xmlns:w16cid="http://schemas.microsoft.com/office/word/2016/wordml/cid" xmlns:w16="http://schemas.microsoft.com/office/word/2018/wordml" xmlns:w16du="http://schemas.microsoft.com/office/word/2023/wordml/word16du" xmlns:w16sdtdh="http://schemas.microsoft.com/office/word/2020/wordml/sdtdatahash" xmlns:w16sdtfl="http://schemas.microsoft.com/office/word/2024/wordml/sdtformatlock" xmlns:w16se="http://schemas.microsoft.com/office/word/2015/wordml/symex" xmlns:wpg="http://schemas.microsoft.com/office/word/2010/wordprocessingGroup" xmlns:wpi="http://schemas.microsoft.com/office/word/2010/wordprocessingInk" xmlns:wne="http://schemas.microsoft.com/office/word/2006/wordml" xmlns:wps="http://schemas.microsoft.com/office/word/2010/wordprocessingShape" mc:Ignorable="w14 w15 w16se w16cid w16 w16cex w16sdtdh w16sdtfl w16du wp14">
   <w:body>
     <w:p>
       <w:pPr>
@@ -97,6 +97,19 @@
       <w:proofErr w:type="gramEnd"/>
     </w:p>
     <w:p/>
+    <w:p/>
+    <w:p>
+      <w:pPr>
+        <w:sectPr>
+          <w:type w:val="continuous"/>
+          <w:pgSz w:w="11906" w:h="16838" w:code="9"/>
+          <w:pgMar w:top="1440" w:right="1440" w:bottom="1440" w:left="1440" w:header="720" w:footer="720" w:gutter="0"/>
+          <w:cols w:space="720"/>
+          <w:docGrid w:linePitch="360"/>
+        </w:sectPr>
+      </w:pPr>
+    </w:p>
+    <w:p/>
     <w:p>
       <w:pPr>
         <w:pStyle w:val="Heading1"/>
@@ -122,6 +135,7 @@
       <w:r>
         <w:t xml:space="preserve">, a TTFS conversion of </w:t>
       </w:r>
+      <w:proofErr w:type="spellStart"/>
       <w:r>
         <w:rPr>
           <w:b/>
@@ -129,6 +143,7 @@
         </w:rPr>
         <w:t>ConvNeXt</w:t>
       </w:r>
+      <w:proofErr w:type="spellEnd"/>
       <w:r>
         <w:t xml:space="preserve"> that (</w:t>
       </w:r>
@@ -204,21 +219,13 @@
     <w:p>
       <w:pPr>
         <w:pStyle w:val="Heading1"/>
-        <w:sectPr>
-          <w:pgSz w:w="11906" w:h="16838" w:code="9"/>
-          <w:pgMar w:top="1440" w:right="1440" w:bottom="1440" w:left="1440" w:header="720" w:footer="720" w:gutter="0"/>
-          <w:cols w:space="720"/>
-          <w:docGrid w:linePitch="360"/>
-        </w:sectPr>
-      </w:pPr>
-    </w:p>
-    <w:p>
-      <w:pPr>
-        <w:pStyle w:val="Heading1"/>
-      </w:pPr>
-      <w:r>
-        <w:lastRenderedPageBreak/>
-        <w:t xml:space="preserve">1. Introduction </w:t>
+        <w:numPr>
+          <w:ilvl w:val="0"/>
+          <w:numId w:val="11"/>
+        </w:numPr>
+      </w:pPr>
+      <w:r>
+        <w:t xml:space="preserve">Introduction </w:t>
       </w:r>
     </w:p>
     <w:p>
@@ -244,147 +251,33 @@
         <w:t>latency</w:t>
       </w:r>
       <w:r>
-        <w:t> of a single spike per neuron. Under this scheme, earlier spikes typically represent stronger synaptic input or more salient features. This representation is intrinsically efficient: it enables low-latency inference based on the earliest arriving spikes and maximizes sparsity by keeping silent neurons inactive. Recent advances have demonstrated that TTFS networks can achieve competitive accuracy on vision benchmarks like CIFAR-10 and CIFAR-100 while maintaining remarkably low average spike rates [3].</w:t>
-      </w:r>
-    </w:p>
-    <w:p>
-      <w:pPr>
-        <w:jc w:val="lowKashida"/>
-      </w:pPr>
-      <w:r>
-        <w:t>Significant research efforts have focused on reducing the inference latency of SNNs. Techniques for direct training with surrogate gradients have enabled networks to operate with a very small number of discrete time steps (T), including models with unit latency (T=1) [4] and training frameworks stable at T=5 [5]. Concurrently, the adaptation of transformer architectures to the spiking domain has pushed the state-of-the-art accuracy on CIFAR datasets while maintaining low time</w:t>
-      </w:r>
-      <w:r>
-        <w:t>-</w:t>
-      </w:r>
-      <w:r>
-        <w:t>step requirements [6–11].</w:t>
-      </w:r>
-    </w:p>
-    <w:p>
-      <w:pPr>
-        <w:jc w:val="lowKashida"/>
-      </w:pPr>
-      <w:r>
-        <w:t>Despite this progress, the architectural evolution of SNNs has largely lagged behind that of modern ANNs. High-performance SNN research remains predominantly anchored to older convolutional backbones such as VGG and ResNet, or to the recently adapted transformer models. Notably, modern convolutional architectures that have redefined ANN performance—exemplified by ConvNeXt [12]—are severely under-explored in the spiking domain. ConvNeXt incorporates design elements like large-kernel depth</w:t>
-      </w:r>
-      <w:r>
-        <w:t>-</w:t>
-      </w:r>
-      <w:r>
-        <w:t>wise convolutions and inverted bottleneck blocks with pointwise multi-layer perceptrons (MLPs), which are highly effective for dense, real-valued data. However, these components are fundamentally incompatible with the discrete, temporal semantics of TTFS coding. Operations such as Gaussian Error Linear Unit (GELU) activations, batch normalization, and, most critically, </w:t>
-      </w:r>
-      <w:r>
-        <w:rPr>
-          <w:i/>
-          <w:iCs/>
-        </w:rPr>
-        <w:t>additive residual connections</w:t>
-      </w:r>
-      <w:r>
-        <w:t> do not translate directly to the spike-time domain and can corrupt the "earlier-is-stronger" information encoding principle that is central to TTFS efficiency and performance.</w:t>
-      </w:r>
-    </w:p>
-    <w:p>
-      <w:pPr>
-        <w:jc w:val="lowKashida"/>
-      </w:pPr>
-      <w:r>
-        <w:t>This paper bridges this gap by proposing </w:t>
-      </w:r>
-      <w:r>
-        <w:rPr>
-          <w:b/>
-          <w:bCs/>
-        </w:rPr>
-        <w:t>SpikingConvNeXt</w:t>
-      </w:r>
-      <w:r>
-        <w:t>, a novel TTFS-based formulation of the ConvNeXt architecture designed to operate natively and consistently within the spike-time domain. Our contributions are threefold:</w:t>
-      </w:r>
-    </w:p>
-    <w:p>
-      <w:pPr>
-        <w:numPr>
-          <w:ilvl w:val="0"/>
-          <w:numId w:val="10"/>
-        </w:numPr>
-        <w:jc w:val="lowKashida"/>
-      </w:pPr>
-      <w:r>
-        <w:t>We adapt the ConvNeXt block for TTFS inference by removing standard activation and normalization layers and replacing the value-domain pointwise MLP with an analytically derived spike-time mapping, enabling the direct use of ConvNeXt weights.</w:t>
-      </w:r>
-    </w:p>
-    <w:p>
-      <w:pPr>
-        <w:numPr>
-          <w:ilvl w:val="0"/>
-          <w:numId w:val="10"/>
-        </w:numPr>
-        <w:jc w:val="lowKashida"/>
-      </w:pPr>
-      <w:r>
-        <w:t>We identify and resolve a fundamental semantic conflict in residual pathways. We propose replacing additive fusion with an element-wise </w:t>
-      </w:r>
-      <w:r>
-        <w:rPr>
-          <w:i/>
-          <w:iCs/>
-        </w:rPr>
-        <w:t>minimum</w:t>
-      </w:r>
-      <w:r>
-        <w:t> operation over spike times, thereby preserving the earliest (and most salient) evidence from either the skip or transformed path.</w:t>
-      </w:r>
-    </w:p>
-    <w:p>
-      <w:pPr>
-        <w:numPr>
-          <w:ilvl w:val="0"/>
-          <w:numId w:val="10"/>
-        </w:numPr>
-        <w:jc w:val="lowKashida"/>
-      </w:pPr>
-      <w:r>
-        <w:lastRenderedPageBreak/>
-        <w:t>We introduce learnable per-channel delays in the pointwise projections, providing a mechanism for adaptive spike-time shifting and explicit control over network sparsity during training.</w:t>
-      </w:r>
-    </w:p>
-    <w:p>
-      <w:pPr>
-        <w:jc w:val="lowKashida"/>
-      </w:pPr>
-      <w:r>
-        <w:t>We validate SpikingConvNeXt on the CIFAR-10 and CIFAR-100 datasets. Our experiments demonstrate that the proposed architecture achieves strong classification accuracy while maintaining controllable activation sparsity. These results indicate that contemporary convolutional backbones can be effectively adapted to high-performance, low-latency spiking networks through principled, time-domain operators, enhancing their suitability for efficient neuromorphic and edge-device deployment.</w:t>
-      </w:r>
-    </w:p>
-    <w:p>
-      <w:pPr>
-        <w:jc w:val="lowKashida"/>
-      </w:pPr>
+        <w:t xml:space="preserve"> of a single spike per neuron. Under this scheme, earlier spikes typically represent stronger synaptic input or more salient features. This representation is intrinsically efficient: it enables low-latency inference based on the earliest arriving spikes and maximizes sparsity by keeping silent neurons inactive. Recent advances have demonstrated that TTFS </w:t>
+      </w:r>
       <w:r>
         <w:rPr>
           <w:noProof/>
         </w:rPr>
+        <w:lastRenderedPageBreak/>
         <mc:AlternateContent>
           <mc:Choice Requires="wps">
             <w:drawing>
-              <wp:anchor distT="0" distB="0" distL="114300" distR="114300" simplePos="0" relativeHeight="251657216" behindDoc="1" locked="0" layoutInCell="1" allowOverlap="1" wp14:anchorId="26F93FB7" wp14:editId="430E1EFB">
+              <wp:anchor distT="0" distB="0" distL="114300" distR="114300" simplePos="0" relativeHeight="251657216" behindDoc="1" locked="0" layoutInCell="1" allowOverlap="1" wp14:anchorId="25AE6094" wp14:editId="3F1CC3EF">
                 <wp:simplePos x="0" y="0"/>
-                <wp:positionH relativeFrom="column">
-                  <wp:posOffset>45720</wp:posOffset>
+                <wp:positionH relativeFrom="margin">
+                  <wp:align>left</wp:align>
                 </wp:positionH>
                 <wp:positionV relativeFrom="paragraph">
-                  <wp:posOffset>1870710</wp:posOffset>
+                  <wp:posOffset>1587500</wp:posOffset>
                 </wp:positionV>
                 <wp:extent cx="5819775" cy="635"/>
-                <wp:effectExtent l="0" t="0" r="0" b="0"/>
+                <wp:effectExtent l="0" t="0" r="9525" b="8255"/>
                 <wp:wrapTight wrapText="bothSides">
                   <wp:wrapPolygon edited="0">
                     <wp:start x="0" y="0"/>
-                    <wp:lineTo x="0" y="21600"/>
-                    <wp:lineTo x="21600" y="21600"/>
-                    <wp:lineTo x="21600" y="0"/>
+                    <wp:lineTo x="0" y="20698"/>
+                    <wp:lineTo x="21565" y="20698"/>
+                    <wp:lineTo x="21565" y="0"/>
+                    <wp:lineTo x="0" y="0"/>
                   </wp:wrapPolygon>
                 </wp:wrapTight>
                 <wp:docPr id="1" name="Text Box 1"/>
@@ -418,14 +311,27 @@
                             <w:r>
                               <w:t xml:space="preserve">Figure </w:t>
                             </w:r>
-                            <w:fldSimple w:instr=" SEQ Figure \* ARABIC ">
-                              <w:r>
-                                <w:rPr>
-                                  <w:noProof/>
-                                </w:rPr>
-                                <w:t>1</w:t>
-                              </w:r>
-                            </w:fldSimple>
+                            <w:r>
+                              <w:fldChar w:fldCharType="begin"/>
+                            </w:r>
+                            <w:r>
+                              <w:instrText xml:space="preserve"> SEQ Figure \* ARABIC </w:instrText>
+                            </w:r>
+                            <w:r>
+                              <w:fldChar w:fldCharType="separate"/>
+                            </w:r>
+                            <w:r>
+                              <w:rPr>
+                                <w:noProof/>
+                              </w:rPr>
+                              <w:t>1</w:t>
+                            </w:r>
+                            <w:r>
+                              <w:rPr>
+                                <w:noProof/>
+                              </w:rPr>
+                              <w:fldChar w:fldCharType="end"/>
+                            </w:r>
                             <w:r>
                               <w:t xml:space="preserve"> End-to-end architecture of SpikingConvNeXt</w:t>
                             </w:r>
@@ -446,11 +352,11 @@
           </mc:Choice>
           <mc:Fallback>
             <w:pict>
-              <v:shapetype w14:anchorId="26F93FB7" id="_x0000_t202" coordsize="21600,21600" o:spt="202" path="m,l,21600r21600,l21600,xe">
+              <v:shapetype w14:anchorId="25AE6094" id="_x0000_t202" coordsize="21600,21600" o:spt="202" path="m,l,21600r21600,l21600,xe">
                 <v:stroke joinstyle="miter"/>
                 <v:path gradientshapeok="t" o:connecttype="rect"/>
               </v:shapetype>
-              <v:shape id="Text Box 1" o:spid="_x0000_s1026" type="#_x0000_t202" style="position:absolute;left:0;text-align:left;margin-left:3.6pt;margin-top:147.3pt;width:458.25pt;height:.05pt;z-index:-251659264;visibility:visible;mso-wrap-style:square;mso-wrap-distance-left:9pt;mso-wrap-distance-top:0;mso-wrap-distance-right:9pt;mso-wrap-distance-bottom:0;mso-position-horizontal:absolute;mso-position-horizontal-relative:text;mso-position-vertical:absolute;mso-position-vertical-relative:text;v-text-anchor:top" o:gfxdata="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" stroked="f">
+              <v:shape id="Text Box 1" o:spid="_x0000_s1026" type="#_x0000_t202" style="position:absolute;left:0;text-align:left;margin-left:0;margin-top:125pt;width:458.25pt;height:.05pt;z-index:-251659264;visibility:visible;mso-wrap-style:square;mso-wrap-distance-left:9pt;mso-wrap-distance-top:0;mso-wrap-distance-right:9pt;mso-wrap-distance-bottom:0;mso-position-horizontal:left;mso-position-horizontal-relative:margin;mso-position-vertical:absolute;mso-position-vertical-relative:text;v-text-anchor:top" o:gfxdata="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" stroked="f">
                 <v:textbox style="mso-fit-shape-to-text:t" inset="0,0,0,0">
                   <w:txbxContent>
                     <w:p>
@@ -461,48 +367,53 @@
                       <w:r>
                         <w:t xml:space="preserve">Figure </w:t>
                       </w:r>
-                      <w:fldSimple w:instr=" SEQ Figure \* ARABIC ">
-                        <w:r>
-                          <w:rPr>
-                            <w:noProof/>
-                          </w:rPr>
-                          <w:t>1</w:t>
-                        </w:r>
-                      </w:fldSimple>
+                      <w:r>
+                        <w:fldChar w:fldCharType="begin"/>
+                      </w:r>
+                      <w:r>
+                        <w:instrText xml:space="preserve"> SEQ Figure \* ARABIC </w:instrText>
+                      </w:r>
+                      <w:r>
+                        <w:fldChar w:fldCharType="separate"/>
+                      </w:r>
+                      <w:r>
+                        <w:rPr>
+                          <w:noProof/>
+                        </w:rPr>
+                        <w:t>1</w:t>
+                      </w:r>
+                      <w:r>
+                        <w:rPr>
+                          <w:noProof/>
+                        </w:rPr>
+                        <w:fldChar w:fldCharType="end"/>
+                      </w:r>
                       <w:r>
                         <w:t xml:space="preserve"> End-to-end architecture of SpikingConvNeXt</w:t>
                       </w:r>
                     </w:p>
                   </w:txbxContent>
                 </v:textbox>
-                <w10:wrap type="tight"/>
+                <w10:wrap type="tight" anchorx="margin"/>
               </v:shape>
             </w:pict>
           </mc:Fallback>
         </mc:AlternateContent>
       </w:r>
-    </w:p>
-    <w:p>
-      <w:pPr>
-        <w:jc w:val="lowKashida"/>
-      </w:pPr>
-    </w:p>
-    <w:p>
-      <w:pPr>
-        <w:pStyle w:val="Heading1"/>
-      </w:pPr>
       <w:r>
         <w:rPr>
           <w:noProof/>
+          <w:sz w:val="28"/>
+          <w:szCs w:val="28"/>
         </w:rPr>
         <w:drawing>
-          <wp:anchor distT="0" distB="0" distL="114300" distR="114300" simplePos="0" relativeHeight="251654144" behindDoc="1" locked="0" layoutInCell="1" allowOverlap="1">
+          <wp:anchor distT="0" distB="0" distL="114300" distR="114300" simplePos="0" relativeHeight="251654144" behindDoc="1" locked="0" layoutInCell="1" allowOverlap="1" wp14:anchorId="1A1614FD" wp14:editId="139FC7AB">
             <wp:simplePos x="0" y="0"/>
             <wp:positionH relativeFrom="column">
-              <wp:posOffset>114300</wp:posOffset>
+              <wp:posOffset>-26035</wp:posOffset>
             </wp:positionH>
             <wp:positionV relativeFrom="paragraph">
-              <wp:posOffset>-294949</wp:posOffset>
+              <wp:posOffset>359</wp:posOffset>
             </wp:positionV>
             <wp:extent cx="5819775" cy="1537970"/>
             <wp:effectExtent l="0" t="0" r="9525" b="5080"/>
@@ -567,26 +478,505 @@
         </w:drawing>
       </w:r>
       <w:r>
-        <w:t xml:space="preserve">2. </w:t>
-      </w:r>
+        <w:t>networks can achieve competitive accuracy on vision benchmarks like CIFAR-10 and CIFAR-100 while maintaining remarkably low average spike rates [3].</w:t>
+      </w:r>
+    </w:p>
+    <w:p>
+      <w:pPr>
+        <w:jc w:val="lowKashida"/>
+      </w:pPr>
+      <w:r>
+        <w:t>Significant research efforts have focused on reducing the inference latency of SNNs. Techniques for direct training with surrogate gradients have enabled networks to operate with a very small number of discrete time steps (T), including models with unit latency (T=1) [4] and training frameworks stable at T=5 [5]. Concurrently, the adaptation of transformer architectures to the spiking domain has pushed the state-of-the-art accuracy on CIFAR datasets while maintaining low time</w:t>
+      </w:r>
+      <w:r>
+        <w:t>-</w:t>
+      </w:r>
+      <w:r>
+        <w:t>step requirements [6–11].</w:t>
+      </w:r>
+    </w:p>
+    <w:p>
+      <w:pPr>
+        <w:jc w:val="lowKashida"/>
+      </w:pPr>
+      <w:r>
+        <w:t>Despite this progress, the architectural evolution of SNNs has largely lagged behind that of modern ANNs. High-performance SNN research remains predominantly anchored to older convolutional backbones such as VGG and ResNet, or to the recently adapted transformer models. Notably, modern convolutional architectures that have redefined ANN performance—exemplified by ConvNeXt [12]—are severely under-explored in the spiking domain. ConvNeXt incorporates design elements like large-kernel depth</w:t>
+      </w:r>
+      <w:r>
+        <w:t>-</w:t>
+      </w:r>
+      <w:r>
+        <w:t>wise convolutions and inverted bottleneck blocks with pointwise multi-layer perceptrons (MLPs), which are highly effective for dense, real-valued data. However, these components are fundamentally incompatible with the discrete, temporal semantics of TTFS coding. Operations such as Gaussian Error Linear Unit (GELU) activations, batch normalization, and, most critically, </w:t>
+      </w:r>
+      <w:r>
+        <w:rPr>
+          <w:i/>
+          <w:iCs/>
+        </w:rPr>
+        <w:t>additive residual connections</w:t>
+      </w:r>
+      <w:r>
+        <w:t> do not translate directly to the spike-time domain and can corrupt the "earlier-is-stronger" information encoding principle that is central to TTFS efficiency and performance.</w:t>
+      </w:r>
+    </w:p>
+    <w:p>
+      <w:pPr>
+        <w:jc w:val="lowKashida"/>
+      </w:pPr>
+      <w:r>
+        <w:t>This paper bridges this gap by proposing </w:t>
+      </w:r>
+      <w:r>
+        <w:rPr>
+          <w:b/>
+          <w:bCs/>
+        </w:rPr>
+        <w:t>SpikingConvNeXt</w:t>
+      </w:r>
+      <w:r>
+        <w:t>, a novel TTFS-based formulation of the ConvNeXt architecture designed to operate natively and consistently within the spike-time domain. Our contributions are threefold:</w:t>
+      </w:r>
+    </w:p>
+    <w:p>
+      <w:pPr>
+        <w:numPr>
+          <w:ilvl w:val="0"/>
+          <w:numId w:val="10"/>
+        </w:numPr>
+        <w:jc w:val="lowKashida"/>
+      </w:pPr>
+      <w:r>
+        <w:t xml:space="preserve">We adapt the </w:t>
+      </w:r>
+      <w:proofErr w:type="spellStart"/>
+      <w:r>
+        <w:t>ConvNeXt</w:t>
+      </w:r>
+      <w:proofErr w:type="spellEnd"/>
+      <w:r>
+        <w:t xml:space="preserve"> block for TTFS inference by removing standard activation and normalization layers and replacing the value-domain pointwise MLP with an analytically derived spike-time mapping, enabling the direct use of ConvNeXt weights.</w:t>
+      </w:r>
+    </w:p>
+    <w:p>
+      <w:pPr>
+        <w:numPr>
+          <w:ilvl w:val="0"/>
+          <w:numId w:val="10"/>
+        </w:numPr>
+        <w:jc w:val="lowKashida"/>
+      </w:pPr>
+      <w:r>
+        <w:t>We identify and resolve a fundamental semantic conflict in residual pathways. We propose replacing additive fusion with an element-wise </w:t>
+      </w:r>
+      <w:r>
+        <w:rPr>
+          <w:i/>
+          <w:iCs/>
+        </w:rPr>
+        <w:t>minimum</w:t>
+      </w:r>
+      <w:r>
+        <w:t> operation over spike times, thereby preserving the earliest (and most salient) evidence from either the skip or transformed path.</w:t>
+      </w:r>
+    </w:p>
+    <w:p>
+      <w:pPr>
+        <w:numPr>
+          <w:ilvl w:val="0"/>
+          <w:numId w:val="10"/>
+        </w:numPr>
+        <w:jc w:val="lowKashida"/>
+      </w:pPr>
+      <w:r>
+        <w:t>We introduce learnable per-channel delays in the pointwise projections, providing a mechanism for adaptive spike-time shifting and explicit control over network sparsity during training.</w:t>
+      </w:r>
+    </w:p>
+    <w:p>
+      <w:pPr>
+        <w:jc w:val="lowKashida"/>
+      </w:pPr>
+      <w:r>
+        <w:t xml:space="preserve">We validate </w:t>
+      </w:r>
+      <w:proofErr w:type="spellStart"/>
+      <w:r>
+        <w:t>SpikingConvNeXt</w:t>
+      </w:r>
+      <w:proofErr w:type="spellEnd"/>
+      <w:r>
+        <w:t xml:space="preserve"> on the CIFAR-10 and CIFAR-100 datasets. Our experiments demonstrate that the proposed architecture </w:t>
+      </w:r>
+      <w:r>
+        <w:lastRenderedPageBreak/>
+        <w:t>achieves strong classification accuracy while maintaining controllable activation sparsity. These results indicate that contemporary convolutional backbones can be effectively adapted to high-performance, low-latency spiking networks through principled, time-domain operators, enhancing their suitability for efficient neuromorphic and edge-device deployment.</w:t>
+      </w:r>
+    </w:p>
+    <w:p>
+      <w:pPr>
+        <w:pStyle w:val="Heading1"/>
+        <w:numPr>
+          <w:ilvl w:val="0"/>
+          <w:numId w:val="11"/>
+        </w:numPr>
+      </w:pPr>
+      <w:r>
+        <w:t xml:space="preserve"> </w:t>
+      </w:r>
+      <w:r>
+        <w:t>Related Work</w:t>
+      </w:r>
+    </w:p>
+    <w:p/>
+    <w:p/>
+    <w:p/>
+    <w:p/>
+    <w:p/>
+    <w:p/>
+    <w:p/>
+    <w:p/>
+    <w:p/>
+    <w:p/>
+    <w:p/>
+    <w:p/>
+    <w:p/>
+    <w:p/>
+    <w:p/>
+    <w:p/>
+    <w:p/>
+    <w:p/>
+    <w:p/>
+    <w:p/>
+    <w:p/>
+    <w:p/>
+    <w:p/>
+    <w:p/>
+    <w:p/>
+    <w:p/>
+    <w:p/>
+    <w:p/>
+    <w:p/>
+    <w:p/>
+    <w:p/>
+    <w:p/>
+    <w:p/>
+    <w:p/>
+    <w:p/>
+    <w:p/>
+    <w:p/>
+    <w:p/>
+    <w:p/>
+    <w:p/>
+    <w:p/>
+    <w:p/>
+    <w:p/>
+    <w:p/>
+    <w:p/>
+    <w:p/>
+    <w:p/>
+    <w:p/>
+    <w:p/>
+    <w:p>
+      <w:r>
+        <w:rPr>
+          <w:noProof/>
+        </w:rPr>
+        <w:lastRenderedPageBreak/>
+        <mc:AlternateContent>
+          <mc:Choice Requires="wps">
+            <w:drawing>
+              <wp:anchor distT="0" distB="0" distL="114300" distR="114300" simplePos="0" relativeHeight="251661312" behindDoc="1" locked="0" layoutInCell="1" allowOverlap="1" wp14:anchorId="33622A96" wp14:editId="6F66152B">
+                <wp:simplePos x="0" y="0"/>
+                <wp:positionH relativeFrom="margin">
+                  <wp:align>right</wp:align>
+                </wp:positionH>
+                <wp:positionV relativeFrom="paragraph">
+                  <wp:posOffset>1640260</wp:posOffset>
+                </wp:positionV>
+                <wp:extent cx="5362575" cy="635"/>
+                <wp:effectExtent l="0" t="0" r="9525" b="0"/>
+                <wp:wrapTight wrapText="bothSides">
+                  <wp:wrapPolygon edited="0">
+                    <wp:start x="0" y="0"/>
+                    <wp:lineTo x="0" y="20052"/>
+                    <wp:lineTo x="21562" y="20052"/>
+                    <wp:lineTo x="21562" y="0"/>
+                    <wp:lineTo x="0" y="0"/>
+                  </wp:wrapPolygon>
+                </wp:wrapTight>
+                <wp:docPr id="2" name="Text Box 2"/>
+                <wp:cNvGraphicFramePr/>
+                <a:graphic xmlns:a="http://schemas.openxmlformats.org/drawingml/2006/main">
+                  <a:graphicData uri="http://schemas.microsoft.com/office/word/2010/wordprocessingShape">
+                    <wps:wsp>
+                      <wps:cNvSpPr txBox="1"/>
+                      <wps:spPr>
+                        <a:xfrm>
+                          <a:off x="0" y="0"/>
+                          <a:ext cx="5362575" cy="635"/>
+                        </a:xfrm>
+                        <a:prstGeom prst="rect">
+                          <a:avLst/>
+                        </a:prstGeom>
+                        <a:solidFill>
+                          <a:prstClr val="white"/>
+                        </a:solidFill>
+                        <a:ln>
+                          <a:noFill/>
+                        </a:ln>
+                      </wps:spPr>
+                      <wps:txbx>
+                        <w:txbxContent>
+                          <w:p>
+                            <w:pPr>
+                              <w:pStyle w:val="Caption"/>
+                              <w:rPr>
+                                <w:noProof/>
+                              </w:rPr>
+                            </w:pPr>
+                            <w:r>
+                              <w:t xml:space="preserve">Figure </w:t>
+                            </w:r>
+                            <w:r>
+                              <w:fldChar w:fldCharType="begin"/>
+                            </w:r>
+                            <w:r>
+                              <w:instrText xml:space="preserve"> SEQ Figure \* ARABIC </w:instrText>
+                            </w:r>
+                            <w:r>
+                              <w:fldChar w:fldCharType="separate"/>
+                            </w:r>
+                            <w:r>
+                              <w:rPr>
+                                <w:noProof/>
+                              </w:rPr>
+                              <w:t>2</w:t>
+                            </w:r>
+                            <w:r>
+                              <w:rPr>
+                                <w:noProof/>
+                              </w:rPr>
+                              <w:fldChar w:fldCharType="end"/>
+                            </w:r>
+                            <w:r>
+                              <w:t xml:space="preserve"> Residual fusion in ConvNeXt</w:t>
+                            </w:r>
+                            <w:r>
+                              <w:t xml:space="preserve"> versus SpikingConvNeXt</w:t>
+                            </w:r>
+                            <w:r>
+                              <w:t xml:space="preserve"> in the TTFS spike-time domain</w:t>
+                            </w:r>
+                            <w:r>
+                              <w:t xml:space="preserve">. The minimum operator preserves earliest evidence; late or absent spikes are represented by clamping to </w:t>
+                            </w:r>
+                            <w:proofErr w:type="spellStart"/>
+                            <w:r>
+                              <w:t>t_max</w:t>
+                            </w:r>
+                            <w:proofErr w:type="spellEnd"/>
+                            <w:r>
+                              <w:t>.</w:t>
+                            </w:r>
+                          </w:p>
+                        </w:txbxContent>
+                      </wps:txbx>
+                      <wps:bodyPr rot="0" spcFirstLastPara="0" vertOverflow="overflow" horzOverflow="overflow" vert="horz" wrap="square" lIns="0" tIns="0" rIns="0" bIns="0" numCol="1" spcCol="0" rtlCol="0" fromWordArt="0" anchor="t" anchorCtr="0" forceAA="0" compatLnSpc="1">
+                        <a:prstTxWarp prst="textNoShape">
+                          <a:avLst/>
+                        </a:prstTxWarp>
+                        <a:spAutoFit/>
+                      </wps:bodyPr>
+                    </wps:wsp>
+                  </a:graphicData>
+                </a:graphic>
+              </wp:anchor>
+            </w:drawing>
+          </mc:Choice>
+          <mc:Fallback>
+            <w:pict>
+              <v:shape w14:anchorId="33622A96" id="Text Box 2" o:spid="_x0000_s1027" type="#_x0000_t202" style="position:absolute;margin-left:371.05pt;margin-top:129.15pt;width:422.25pt;height:.05pt;z-index:-251655168;visibility:visible;mso-wrap-style:square;mso-wrap-distance-left:9pt;mso-wrap-distance-top:0;mso-wrap-distance-right:9pt;mso-wrap-distance-bottom:0;mso-position-horizontal:right;mso-position-horizontal-relative:margin;mso-position-vertical:absolute;mso-position-vertical-relative:text;v-text-anchor:top" o:gfxdata="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" stroked="f">
+                <v:textbox style="mso-fit-shape-to-text:t" inset="0,0,0,0">
+                  <w:txbxContent>
+                    <w:p>
+                      <w:pPr>
+                        <w:pStyle w:val="Caption"/>
+                        <w:rPr>
+                          <w:noProof/>
+                        </w:rPr>
+                      </w:pPr>
+                      <w:r>
+                        <w:t xml:space="preserve">Figure </w:t>
+                      </w:r>
+                      <w:r>
+                        <w:fldChar w:fldCharType="begin"/>
+                      </w:r>
+                      <w:r>
+                        <w:instrText xml:space="preserve"> SEQ Figure \* ARABIC </w:instrText>
+                      </w:r>
+                      <w:r>
+                        <w:fldChar w:fldCharType="separate"/>
+                      </w:r>
+                      <w:r>
+                        <w:rPr>
+                          <w:noProof/>
+                        </w:rPr>
+                        <w:t>2</w:t>
+                      </w:r>
+                      <w:r>
+                        <w:rPr>
+                          <w:noProof/>
+                        </w:rPr>
+                        <w:fldChar w:fldCharType="end"/>
+                      </w:r>
+                      <w:r>
+                        <w:t xml:space="preserve"> Residual fusion in ConvNeXt</w:t>
+                      </w:r>
+                      <w:r>
+                        <w:t xml:space="preserve"> versus SpikingConvNeXt</w:t>
+                      </w:r>
+                      <w:r>
+                        <w:t xml:space="preserve"> in the TTFS spike-time domain</w:t>
+                      </w:r>
+                      <w:r>
+                        <w:t xml:space="preserve">. The minimum operator preserves earliest evidence; late or absent spikes are represented by clamping to </w:t>
+                      </w:r>
+                      <w:proofErr w:type="spellStart"/>
+                      <w:r>
+                        <w:t>t_max</w:t>
+                      </w:r>
+                      <w:proofErr w:type="spellEnd"/>
+                      <w:r>
+                        <w:t>.</w:t>
+                      </w:r>
+                    </w:p>
+                  </w:txbxContent>
+                </v:textbox>
+                <w10:wrap type="tight" anchorx="margin"/>
+              </v:shape>
+            </w:pict>
+          </mc:Fallback>
+        </mc:AlternateContent>
+      </w:r>
+      <w:r>
+        <w:rPr>
+          <w:noProof/>
+        </w:rPr>
+        <w:drawing>
+          <wp:anchor distT="0" distB="0" distL="114300" distR="114300" simplePos="0" relativeHeight="251658240" behindDoc="1" locked="0" layoutInCell="1" allowOverlap="1" wp14:anchorId="5C149135" wp14:editId="3775E3DF">
+            <wp:simplePos x="0" y="0"/>
+            <wp:positionH relativeFrom="margin">
+              <wp:posOffset>330311</wp:posOffset>
+            </wp:positionH>
+            <wp:positionV relativeFrom="paragraph">
+              <wp:posOffset>415</wp:posOffset>
+            </wp:positionV>
+            <wp:extent cx="5362575" cy="1624330"/>
+            <wp:effectExtent l="0" t="0" r="9525" b="0"/>
+            <wp:wrapTight wrapText="bothSides">
+              <wp:wrapPolygon edited="0">
+                <wp:start x="0" y="0"/>
+                <wp:lineTo x="0" y="21279"/>
+                <wp:lineTo x="21562" y="21279"/>
+                <wp:lineTo x="21562" y="0"/>
+                <wp:lineTo x="0" y="0"/>
+              </wp:wrapPolygon>
+            </wp:wrapTight>
+            <wp:docPr id="17" name="Picture 17" descr="C:\Users\ITSpadana\Downloads\download (1).png"/>
+            <wp:cNvGraphicFramePr>
+              <a:graphicFrameLocks xmlns:a="http://schemas.openxmlformats.org/drawingml/2006/main" noChangeAspect="1"/>
+            </wp:cNvGraphicFramePr>
+            <a:graphic xmlns:a="http://schemas.openxmlformats.org/drawingml/2006/main">
+              <a:graphicData uri="http://schemas.openxmlformats.org/drawingml/2006/picture">
+                <pic:pic xmlns:pic="http://schemas.openxmlformats.org/drawingml/2006/picture">
+                  <pic:nvPicPr>
+                    <pic:cNvPr id="0" name="Picture 6" descr="C:\Users\ITSpadana\Downloads\download (1).png"/>
+                    <pic:cNvPicPr>
+                      <a:picLocks noChangeAspect="1" noChangeArrowheads="1"/>
+                    </pic:cNvPicPr>
+                  </pic:nvPicPr>
+                  <pic:blipFill>
+                    <a:blip r:embed="rId7">
+                      <a:extLst>
+                        <a:ext uri="{28A0092B-C50C-407E-A947-70E740481C1C}">
+                          <a14:useLocalDpi xmlns:a14="http://schemas.microsoft.com/office/drawing/2010/main" val="0"/>
+                        </a:ext>
+                      </a:extLst>
+                    </a:blip>
+                    <a:srcRect/>
+                    <a:stretch>
+                      <a:fillRect/>
+                    </a:stretch>
+                  </pic:blipFill>
+                  <pic:spPr bwMode="auto">
+                    <a:xfrm>
+                      <a:off x="0" y="0"/>
+                      <a:ext cx="5362575" cy="1624330"/>
+                    </a:xfrm>
+                    <a:prstGeom prst="rect">
+                      <a:avLst/>
+                    </a:prstGeom>
+                    <a:noFill/>
+                    <a:ln>
+                      <a:noFill/>
+                    </a:ln>
+                  </pic:spPr>
+                </pic:pic>
+              </a:graphicData>
+            </a:graphic>
+            <wp14:sizeRelH relativeFrom="margin">
+              <wp14:pctWidth>0</wp14:pctWidth>
+            </wp14:sizeRelH>
+            <wp14:sizeRelV relativeFrom="margin">
+              <wp14:pctHeight>0</wp14:pctHeight>
+            </wp14:sizeRelV>
+          </wp:anchor>
+        </w:drawing>
+      </w:r>
+    </w:p>
+    <w:p/>
+    <w:p/>
+    <w:p>
+      <w:pPr>
+        <w:pStyle w:val="Heading1"/>
+        <w:numPr>
+          <w:ilvl w:val="0"/>
+          <w:numId w:val="11"/>
+        </w:numPr>
+      </w:pPr>
       <w:r>
         <w:t xml:space="preserve">Proposed </w:t>
       </w:r>
       <w:r>
         <w:t>Method</w:t>
       </w:r>
-      <w:bookmarkStart w:id="0" w:name="_GoBack"/>
-      <w:bookmarkEnd w:id="0"/>
     </w:p>
     <w:p>
       <w:pPr>
         <w:pStyle w:val="Heading2"/>
-      </w:pPr>
-      <w:r>
-        <w:t xml:space="preserve">2.1. </w:t>
-      </w:r>
-      <w:r>
-        <w:t>SpikingConvNeXt Overview</w:t>
+        <w:numPr>
+          <w:ilvl w:val="1"/>
+          <w:numId w:val="11"/>
+        </w:numPr>
+        <w:rPr>
+          <w:sz w:val="28"/>
+          <w:szCs w:val="28"/>
+        </w:rPr>
+      </w:pPr>
+      <w:proofErr w:type="spellStart"/>
+      <w:r>
+        <w:rPr>
+          <w:sz w:val="28"/>
+          <w:szCs w:val="28"/>
+        </w:rPr>
+        <w:t>SpikingConvNeXt</w:t>
+      </w:r>
+      <w:proofErr w:type="spellEnd"/>
+      <w:r>
+        <w:rPr>
+          <w:sz w:val="28"/>
+          <w:szCs w:val="28"/>
+        </w:rPr>
+        <w:t xml:space="preserve"> Overview</w:t>
       </w:r>
     </w:p>
     <w:p>
@@ -599,16 +989,11 @@
       <w:pPr>
         <w:bidi/>
         <w:jc w:val="lowKashida"/>
-        <w:sectPr>
-          <w:pgSz w:w="11906" w:h="16838" w:code="9"/>
-          <w:pgMar w:top="1440" w:right="1440" w:bottom="1440" w:left="1440" w:header="720" w:footer="720" w:gutter="0"/>
-          <w:cols w:space="720"/>
-          <w:docGrid w:linePitch="360"/>
-        </w:sectPr>
       </w:pPr>
       <w:r>
         <w:t xml:space="preserve">We propose </w:t>
       </w:r>
+      <w:proofErr w:type="spellStart"/>
       <w:r>
         <w:rPr>
           <w:rStyle w:val="Strong"/>
@@ -617,6 +1002,7 @@
         </w:rPr>
         <w:t>SpikingConvNeXt</w:t>
       </w:r>
+      <w:proofErr w:type="spellEnd"/>
       <w:r>
         <w:rPr>
           <w:rStyle w:val="Strong"/>
@@ -671,11 +1057,25 @@
     </w:p>
     <w:p>
       <w:pPr>
+        <w:bidi/>
+        <w:jc w:val="lowKashida"/>
+      </w:pPr>
+    </w:p>
+    <w:p>
+      <w:pPr>
+        <w:bidi/>
+        <w:jc w:val="lowKashida"/>
+      </w:pPr>
+    </w:p>
+    <w:p>
+      <w:pPr>
+        <w:bidi/>
+        <w:jc w:val="lowKashida"/>
         <w:sectPr>
           <w:type w:val="continuous"/>
           <w:pgSz w:w="11906" w:h="16838" w:code="9"/>
           <w:pgMar w:top="1440" w:right="1440" w:bottom="1440" w:left="1440" w:header="720" w:footer="720" w:gutter="0"/>
-          <w:cols w:space="720"/>
+          <w:cols w:num="2" w:space="720"/>
           <w:docGrid w:linePitch="360"/>
         </w:sectPr>
       </w:pPr>
@@ -683,11 +1083,20 @@
     <w:p>
       <w:pPr>
         <w:pStyle w:val="Heading2"/>
-      </w:pPr>
-      <w:r>
-        <w:t xml:space="preserve">2.2. </w:t>
-      </w:r>
-      <w:r>
+        <w:numPr>
+          <w:ilvl w:val="1"/>
+          <w:numId w:val="11"/>
+        </w:numPr>
+        <w:rPr>
+          <w:sz w:val="28"/>
+          <w:szCs w:val="28"/>
+        </w:rPr>
+      </w:pPr>
+      <w:r>
+        <w:rPr>
+          <w:sz w:val="28"/>
+          <w:szCs w:val="28"/>
+        </w:rPr>
         <w:t>TTFS Image Encoding and Analytic Spike-Time Mapping</w:t>
       </w:r>
     </w:p>
@@ -696,16 +1105,11 @@
         <w:jc w:val="lowKashida"/>
       </w:pPr>
       <w:r>
-        <w:t xml:space="preserve">Given an input </w:t>
-      </w:r>
-      <w:proofErr w:type="gramStart"/>
-      <w:r>
-        <w:t>image</w:t>
+        <w:t>Given an input image</w:t>
       </w:r>
       <w:r>
         <w:t xml:space="preserve"> </w:t>
       </w:r>
-      <w:proofErr w:type="gramEnd"/>
       <m:oMath>
         <m:sSup>
           <m:sSupPr>
@@ -779,6 +1183,7 @@
         <w:t>[</w:t>
       </w:r>
       <w:proofErr w:type="spellStart"/>
+      <w:proofErr w:type="gramStart"/>
       <w:r>
         <w:rPr>
           <w:rStyle w:val="mord"/>
@@ -824,6 +1229,7 @@
         </w:rPr>
         <w:t>​</w:t>
       </w:r>
+      <w:proofErr w:type="gramEnd"/>
       <w:r>
         <w:rPr>
           <w:rStyle w:val="mclose"/>
@@ -1001,261 +1407,6 @@
         <w:jc w:val="lowKashida"/>
       </w:pPr>
       <w:r>
-        <w:rPr>
-          <w:noProof/>
-        </w:rPr>
-        <w:lastRenderedPageBreak/>
-        <mc:AlternateContent>
-          <mc:Choice Requires="wps">
-            <w:drawing>
-              <wp:anchor distT="0" distB="0" distL="114300" distR="114300" simplePos="0" relativeHeight="251661312" behindDoc="1" locked="0" layoutInCell="1" allowOverlap="1" wp14:anchorId="379C21FE" wp14:editId="7BD0CE4F">
-                <wp:simplePos x="0" y="0"/>
-                <wp:positionH relativeFrom="column">
-                  <wp:posOffset>178435</wp:posOffset>
-                </wp:positionH>
-                <wp:positionV relativeFrom="paragraph">
-                  <wp:posOffset>1679575</wp:posOffset>
-                </wp:positionV>
-                <wp:extent cx="5362575" cy="635"/>
-                <wp:effectExtent l="0" t="0" r="0" b="0"/>
-                <wp:wrapTight wrapText="bothSides">
-                  <wp:wrapPolygon edited="0">
-                    <wp:start x="0" y="0"/>
-                    <wp:lineTo x="0" y="21600"/>
-                    <wp:lineTo x="21600" y="21600"/>
-                    <wp:lineTo x="21600" y="0"/>
-                  </wp:wrapPolygon>
-                </wp:wrapTight>
-                <wp:docPr id="2" name="Text Box 2"/>
-                <wp:cNvGraphicFramePr/>
-                <a:graphic xmlns:a="http://schemas.openxmlformats.org/drawingml/2006/main">
-                  <a:graphicData uri="http://schemas.microsoft.com/office/word/2010/wordprocessingShape">
-                    <wps:wsp>
-                      <wps:cNvSpPr txBox="1"/>
-                      <wps:spPr>
-                        <a:xfrm>
-                          <a:off x="0" y="0"/>
-                          <a:ext cx="5362575" cy="635"/>
-                        </a:xfrm>
-                        <a:prstGeom prst="rect">
-                          <a:avLst/>
-                        </a:prstGeom>
-                        <a:solidFill>
-                          <a:prstClr val="white"/>
-                        </a:solidFill>
-                        <a:ln>
-                          <a:noFill/>
-                        </a:ln>
-                      </wps:spPr>
-                      <wps:txbx>
-                        <w:txbxContent>
-                          <w:p>
-                            <w:pPr>
-                              <w:pStyle w:val="Caption"/>
-                              <w:rPr>
-                                <w:noProof/>
-                              </w:rPr>
-                            </w:pPr>
-                            <w:r>
-                              <w:t xml:space="preserve">Figure </w:t>
-                            </w:r>
-                            <w:r>
-                              <w:fldChar w:fldCharType="begin"/>
-                            </w:r>
-                            <w:r>
-                              <w:instrText xml:space="preserve"> SEQ Figure \* ARABIC </w:instrText>
-                            </w:r>
-                            <w:r>
-                              <w:fldChar w:fldCharType="separate"/>
-                            </w:r>
-                            <w:r>
-                              <w:rPr>
-                                <w:noProof/>
-                              </w:rPr>
-                              <w:t>2</w:t>
-                            </w:r>
-                            <w:r>
-                              <w:rPr>
-                                <w:noProof/>
-                              </w:rPr>
-                              <w:fldChar w:fldCharType="end"/>
-                            </w:r>
-                            <w:r>
-                              <w:t xml:space="preserve"> Residual fusion in ConvNeXt</w:t>
-                            </w:r>
-                            <w:r>
-                              <w:t xml:space="preserve"> versus SpikingConvNeXt</w:t>
-                            </w:r>
-                            <w:r>
-                              <w:t xml:space="preserve"> in the TTFS spike-time domain</w:t>
-                            </w:r>
-                            <w:r>
-                              <w:t xml:space="preserve">. The minimum operator preserves earliest evidence; late or absent spikes are represented by clamping to </w:t>
-                            </w:r>
-                            <w:proofErr w:type="spellStart"/>
-                            <w:r>
-                              <w:t>t_max</w:t>
-                            </w:r>
-                            <w:proofErr w:type="spellEnd"/>
-                            <w:r>
-                              <w:t>.</w:t>
-                            </w:r>
-                          </w:p>
-                        </w:txbxContent>
-                      </wps:txbx>
-                      <wps:bodyPr rot="0" spcFirstLastPara="0" vertOverflow="overflow" horzOverflow="overflow" vert="horz" wrap="square" lIns="0" tIns="0" rIns="0" bIns="0" numCol="1" spcCol="0" rtlCol="0" fromWordArt="0" anchor="t" anchorCtr="0" forceAA="0" compatLnSpc="1">
-                        <a:prstTxWarp prst="textNoShape">
-                          <a:avLst/>
-                        </a:prstTxWarp>
-                        <a:spAutoFit/>
-                      </wps:bodyPr>
-                    </wps:wsp>
-                  </a:graphicData>
-                </a:graphic>
-              </wp:anchor>
-            </w:drawing>
-          </mc:Choice>
-          <mc:Fallback>
-            <w:pict>
-              <v:shape w14:anchorId="379C21FE" id="Text Box 2" o:spid="_x0000_s1027" type="#_x0000_t202" style="position:absolute;left:0;text-align:left;margin-left:14.05pt;margin-top:132.25pt;width:422.25pt;height:.05pt;z-index:-251655168;visibility:visible;mso-wrap-style:square;mso-wrap-distance-left:9pt;mso-wrap-distance-top:0;mso-wrap-distance-right:9pt;mso-wrap-distance-bottom:0;mso-position-horizontal:absolute;mso-position-horizontal-relative:text;mso-position-vertical:absolute;mso-position-vertical-relative:text;v-text-anchor:top" o:gfxdata="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" stroked="f">
-                <v:textbox style="mso-fit-shape-to-text:t" inset="0,0,0,0">
-                  <w:txbxContent>
-                    <w:p>
-                      <w:pPr>
-                        <w:pStyle w:val="Caption"/>
-                        <w:rPr>
-                          <w:noProof/>
-                        </w:rPr>
-                      </w:pPr>
-                      <w:r>
-                        <w:t xml:space="preserve">Figure </w:t>
-                      </w:r>
-                      <w:r>
-                        <w:fldChar w:fldCharType="begin"/>
-                      </w:r>
-                      <w:r>
-                        <w:instrText xml:space="preserve"> SEQ Figure \* ARABIC </w:instrText>
-                      </w:r>
-                      <w:r>
-                        <w:fldChar w:fldCharType="separate"/>
-                      </w:r>
-                      <w:r>
-                        <w:rPr>
-                          <w:noProof/>
-                        </w:rPr>
-                        <w:t>2</w:t>
-                      </w:r>
-                      <w:r>
-                        <w:rPr>
-                          <w:noProof/>
-                        </w:rPr>
-                        <w:fldChar w:fldCharType="end"/>
-                      </w:r>
-                      <w:r>
-                        <w:t xml:space="preserve"> Residual fusion in ConvNeXt</w:t>
-                      </w:r>
-                      <w:r>
-                        <w:t xml:space="preserve"> versus SpikingConvNeXt</w:t>
-                      </w:r>
-                      <w:r>
-                        <w:t xml:space="preserve"> in the TTFS spike-time domain</w:t>
-                      </w:r>
-                      <w:r>
-                        <w:t xml:space="preserve">. The minimum operator preserves earliest evidence; late or absent spikes are represented by clamping to </w:t>
-                      </w:r>
-                      <w:proofErr w:type="spellStart"/>
-                      <w:r>
-                        <w:t>t_max</w:t>
-                      </w:r>
-                      <w:proofErr w:type="spellEnd"/>
-                      <w:r>
-                        <w:t>.</w:t>
-                      </w:r>
-                    </w:p>
-                  </w:txbxContent>
-                </v:textbox>
-                <w10:wrap type="tight"/>
-              </v:shape>
-            </w:pict>
-          </mc:Fallback>
-        </mc:AlternateContent>
-      </w:r>
-      <w:r>
-        <w:rPr>
-          <w:noProof/>
-        </w:rPr>
-        <w:drawing>
-          <wp:anchor distT="0" distB="0" distL="114300" distR="114300" simplePos="0" relativeHeight="251658240" behindDoc="1" locked="0" layoutInCell="1" allowOverlap="1">
-            <wp:simplePos x="0" y="0"/>
-            <wp:positionH relativeFrom="column">
-              <wp:posOffset>178435</wp:posOffset>
-            </wp:positionH>
-            <wp:positionV relativeFrom="paragraph">
-              <wp:posOffset>2540</wp:posOffset>
-            </wp:positionV>
-            <wp:extent cx="5362575" cy="1624330"/>
-            <wp:effectExtent l="0" t="0" r="9525" b="0"/>
-            <wp:wrapTight wrapText="bothSides">
-              <wp:wrapPolygon edited="0">
-                <wp:start x="0" y="0"/>
-                <wp:lineTo x="0" y="21279"/>
-                <wp:lineTo x="21562" y="21279"/>
-                <wp:lineTo x="21562" y="0"/>
-                <wp:lineTo x="0" y="0"/>
-              </wp:wrapPolygon>
-            </wp:wrapTight>
-            <wp:docPr id="17" name="Picture 17" descr="C:\Users\ITSpadana\Downloads\download (1).png"/>
-            <wp:cNvGraphicFramePr>
-              <a:graphicFrameLocks xmlns:a="http://schemas.openxmlformats.org/drawingml/2006/main" noChangeAspect="1"/>
-            </wp:cNvGraphicFramePr>
-            <a:graphic xmlns:a="http://schemas.openxmlformats.org/drawingml/2006/main">
-              <a:graphicData uri="http://schemas.openxmlformats.org/drawingml/2006/picture">
-                <pic:pic xmlns:pic="http://schemas.openxmlformats.org/drawingml/2006/picture">
-                  <pic:nvPicPr>
-                    <pic:cNvPr id="0" name="Picture 6" descr="C:\Users\ITSpadana\Downloads\download (1).png"/>
-                    <pic:cNvPicPr>
-                      <a:picLocks noChangeAspect="1" noChangeArrowheads="1"/>
-                    </pic:cNvPicPr>
-                  </pic:nvPicPr>
-                  <pic:blipFill>
-                    <a:blip r:embed="rId7">
-                      <a:extLst>
-                        <a:ext uri="{28A0092B-C50C-407E-A947-70E740481C1C}">
-                          <a14:useLocalDpi xmlns:a14="http://schemas.microsoft.com/office/drawing/2010/main" val="0"/>
-                        </a:ext>
-                      </a:extLst>
-                    </a:blip>
-                    <a:srcRect/>
-                    <a:stretch>
-                      <a:fillRect/>
-                    </a:stretch>
-                  </pic:blipFill>
-                  <pic:spPr bwMode="auto">
-                    <a:xfrm>
-                      <a:off x="0" y="0"/>
-                      <a:ext cx="5362575" cy="1624330"/>
-                    </a:xfrm>
-                    <a:prstGeom prst="rect">
-                      <a:avLst/>
-                    </a:prstGeom>
-                    <a:noFill/>
-                    <a:ln>
-                      <a:noFill/>
-                    </a:ln>
-                  </pic:spPr>
-                </pic:pic>
-              </a:graphicData>
-            </a:graphic>
-            <wp14:sizeRelH relativeFrom="margin">
-              <wp14:pctWidth>0</wp14:pctWidth>
-            </wp14:sizeRelH>
-            <wp14:sizeRelV relativeFrom="margin">
-              <wp14:pctHeight>0</wp14:pctHeight>
-            </wp14:sizeRelV>
-          </wp:anchor>
-        </w:drawing>
-      </w:r>
-      <w:r>
         <w:t xml:space="preserve">Under this encoding, higher intensity values correspond to earlier spike times. Spike times clamped to </w:t>
       </w:r>
       <w:proofErr w:type="spellStart"/>
@@ -1272,7 +1423,6 @@
         <w:t>max</w:t>
       </w:r>
       <w:proofErr w:type="spellEnd"/>
-      <w:proofErr w:type="gramStart"/>
       <w:r>
         <w:rPr>
           <w:rStyle w:val="vlist-s"/>
@@ -1280,11 +1430,7 @@
         <w:t>​</w:t>
       </w:r>
       <w:r>
-        <w:t xml:space="preserve"> are</w:t>
-      </w:r>
-      <w:proofErr w:type="gramEnd"/>
-      <w:r>
-        <w:t xml:space="preserve"> treated as </w:t>
+        <w:t xml:space="preserve"> are treated as </w:t>
       </w:r>
       <w:r>
         <w:rPr>
@@ -1543,7 +1689,10 @@
         </m:r>
       </m:oMath>
       <w:r>
-        <w:t xml:space="preserve"> the weight matrix, and      </w:t>
+        <w:t xml:space="preserve"> the weight </w:t>
+      </w:r>
+      <w:r>
+        <w:t xml:space="preserve">matrix, and      </w:t>
       </w:r>
       <m:oMath>
         <m:r>
@@ -1918,14 +2067,20 @@
     <w:p>
       <w:pPr>
         <w:pStyle w:val="Heading2"/>
-      </w:pPr>
-      <w:r>
-        <w:t>2.3</w:t>
-      </w:r>
-      <w:r>
-        <w:t xml:space="preserve">. </w:t>
-      </w:r>
-      <w:r>
+        <w:numPr>
+          <w:ilvl w:val="1"/>
+          <w:numId w:val="11"/>
+        </w:numPr>
+        <w:rPr>
+          <w:sz w:val="28"/>
+          <w:szCs w:val="28"/>
+        </w:rPr>
+      </w:pPr>
+      <w:r>
+        <w:rPr>
+          <w:sz w:val="28"/>
+          <w:szCs w:val="28"/>
+        </w:rPr>
         <w:t>Minimum Residual Merge</w:t>
       </w:r>
     </w:p>
@@ -2135,9 +2290,22 @@
     <w:p>
       <w:pPr>
         <w:pStyle w:val="Heading2"/>
-      </w:pPr>
-      <w:r>
-        <w:t>2.4. Sparsity Control and Measurement</w:t>
+        <w:numPr>
+          <w:ilvl w:val="1"/>
+          <w:numId w:val="11"/>
+        </w:numPr>
+        <w:rPr>
+          <w:sz w:val="28"/>
+          <w:szCs w:val="28"/>
+        </w:rPr>
+      </w:pPr>
+      <w:r>
+        <w:rPr>
+          <w:sz w:val="28"/>
+          <w:szCs w:val="28"/>
+        </w:rPr>
+        <w:lastRenderedPageBreak/>
+        <w:t>Sparsity Control and Measurement</w:t>
       </w:r>
     </w:p>
     <w:p>
@@ -2152,7 +2320,7 @@
     <w:p>
       <w:pPr>
         <w:spacing w:before="100" w:beforeAutospacing="1" w:after="100" w:afterAutospacing="1" w:line="240" w:lineRule="auto"/>
-        <w:jc w:val="lowKashida"/>
+        <w:jc w:val="distribute"/>
       </w:pPr>
       <w:r>
         <w:rPr>
@@ -2171,7 +2339,6 @@
         <w:t>Dmid</w:t>
       </w:r>
       <w:proofErr w:type="spellEnd"/>
-      <w:proofErr w:type="gramStart"/>
       <w:r>
         <w:rPr>
           <w:rStyle w:val="vlist-s"/>
@@ -2179,11 +2346,7 @@
         <w:t>​</w:t>
       </w:r>
       <w:r>
-        <w:t xml:space="preserve"> and</w:t>
-      </w:r>
-      <w:proofErr w:type="gramEnd"/>
-      <w:r>
-        <w:t xml:space="preserve"> </w:t>
+        <w:t xml:space="preserve"> and </w:t>
       </w:r>
       <w:proofErr w:type="spellStart"/>
       <w:r>
@@ -2226,13 +2389,9 @@
         <w:t>, increasing the silent-neuron rate.</w:t>
       </w:r>
       <w:r>
-        <w:t xml:space="preserve"> </w:t>
-      </w:r>
-      <w:r>
-        <w:t xml:space="preserve">The delay parameters are constrained to be non-negative and bounded within the time window to ensure valid spike times. The clamping operation enforces the convention that late or absent spikes are represented by </w:t>
+        <w:t xml:space="preserve"> The delay parameters are constrained to be non-negative and bounded within the time window to ensure valid spike times. The clamping operation enforces the convention that late or absent spikes are represented by </w:t>
       </w:r>
       <w:proofErr w:type="spellStart"/>
-      <w:proofErr w:type="gramStart"/>
       <w:r>
         <w:rPr>
           <w:rStyle w:val="mord"/>
@@ -2255,7 +2414,6 @@
       <w:r>
         <w:t>.</w:t>
       </w:r>
-      <w:proofErr w:type="gramEnd"/>
     </w:p>
     <w:p>
       <w:pPr>
@@ -2314,9 +2472,18 @@
         </m:r>
       </m:oMath>
       <w:r>
-        <w:t xml:space="preserve"> toward non-negative shifts, thereby moving output spike times toward later values. Consequently, a larger fraction of outputs exceed </w:t>
+        <w:t xml:space="preserve"> toward non-negative shifts, thereby moving output spike times toward later values. Consequently, a larger fraction of outputs </w:t>
+      </w:r>
+      <w:proofErr w:type="gramStart"/>
+      <w:r>
+        <w:t>exceed</w:t>
+      </w:r>
+      <w:proofErr w:type="gramEnd"/>
+      <w:r>
+        <w:t xml:space="preserve"> </w:t>
       </w:r>
       <w:proofErr w:type="spellStart"/>
+      <w:proofErr w:type="gramStart"/>
       <w:r>
         <w:rPr>
           <w:rStyle w:val="mord"/>
@@ -2337,10 +2504,13 @@
         <w:t xml:space="preserve">​ </w:t>
       </w:r>
       <w:r>
-        <w:t xml:space="preserve"> and are clamped to </w:t>
+        <w:t xml:space="preserve"> and</w:t>
+      </w:r>
+      <w:proofErr w:type="gramEnd"/>
+      <w:r>
+        <w:t xml:space="preserve"> are clamped to </w:t>
       </w:r>
       <w:proofErr w:type="spellStart"/>
-      <w:proofErr w:type="gramStart"/>
       <w:r>
         <w:rPr>
           <w:rStyle w:val="mord"/>
@@ -2361,24 +2531,371 @@
         <w:t>​</w:t>
       </w:r>
       <w:r>
-        <w:t>,</w:t>
-      </w:r>
-      <w:proofErr w:type="gramEnd"/>
-      <w:r>
-        <w:t xml:space="preserve"> which we interpret as silent (no-spike) events when computing activation sparsity. This mechanism provides a simple and interpretable way to encourage sparse spiking activity, at the cost of reduced representational flexibility if applied too aggressively.</w:t>
-      </w:r>
+        <w:t>, which we interpret as silent (no-spike) events when computing activation sparsity. This mechanism provides a simple and interpretable way to encourage sparse spiking activity, at the cost of reduced representational flexibility if applied too aggressively.</w:t>
+      </w:r>
+    </w:p>
+    <w:p>
+      <w:pPr>
+        <w:spacing w:before="100" w:beforeAutospacing="1" w:after="100" w:afterAutospacing="1" w:line="240" w:lineRule="auto"/>
+        <w:jc w:val="lowKashida"/>
+      </w:pPr>
+    </w:p>
+    <w:p>
+      <w:pPr>
+        <w:spacing w:before="100" w:beforeAutospacing="1" w:after="100" w:afterAutospacing="1" w:line="240" w:lineRule="auto"/>
+        <w:jc w:val="lowKashida"/>
+      </w:pPr>
+    </w:p>
+    <w:p>
+      <w:pPr>
+        <w:spacing w:before="100" w:beforeAutospacing="1" w:after="100" w:afterAutospacing="1" w:line="240" w:lineRule="auto"/>
+        <w:jc w:val="lowKashida"/>
+      </w:pPr>
+    </w:p>
+    <w:p>
+      <w:pPr>
+        <w:spacing w:before="100" w:beforeAutospacing="1" w:after="100" w:afterAutospacing="1" w:line="240" w:lineRule="auto"/>
+        <w:jc w:val="lowKashida"/>
+      </w:pPr>
+    </w:p>
+    <w:p>
+      <w:pPr>
+        <w:spacing w:before="100" w:beforeAutospacing="1" w:after="100" w:afterAutospacing="1" w:line="240" w:lineRule="auto"/>
+        <w:jc w:val="lowKashida"/>
+      </w:pPr>
+    </w:p>
+    <w:p>
+      <w:pPr>
+        <w:spacing w:before="100" w:beforeAutospacing="1" w:after="100" w:afterAutospacing="1" w:line="240" w:lineRule="auto"/>
+        <w:jc w:val="lowKashida"/>
+      </w:pPr>
+    </w:p>
+    <w:p>
+      <w:pPr>
+        <w:spacing w:before="100" w:beforeAutospacing="1" w:after="100" w:afterAutospacing="1" w:line="240" w:lineRule="auto"/>
+        <w:jc w:val="lowKashida"/>
+      </w:pPr>
+    </w:p>
+    <w:p>
+      <w:pPr>
+        <w:spacing w:before="100" w:beforeAutospacing="1" w:after="100" w:afterAutospacing="1" w:line="240" w:lineRule="auto"/>
+        <w:jc w:val="lowKashida"/>
+      </w:pPr>
+    </w:p>
+    <w:p>
+      <w:pPr>
+        <w:spacing w:before="100" w:beforeAutospacing="1" w:after="100" w:afterAutospacing="1" w:line="240" w:lineRule="auto"/>
+        <w:jc w:val="lowKashida"/>
+      </w:pPr>
+    </w:p>
+    <w:p>
+      <w:pPr>
+        <w:spacing w:before="100" w:beforeAutospacing="1" w:after="100" w:afterAutospacing="1" w:line="240" w:lineRule="auto"/>
+        <w:jc w:val="lowKashida"/>
+      </w:pPr>
+    </w:p>
+    <w:p>
+      <w:pPr>
+        <w:spacing w:before="100" w:beforeAutospacing="1" w:after="100" w:afterAutospacing="1" w:line="240" w:lineRule="auto"/>
+        <w:jc w:val="lowKashida"/>
+      </w:pPr>
+    </w:p>
+    <w:p>
+      <w:pPr>
+        <w:spacing w:before="100" w:beforeAutospacing="1" w:after="100" w:afterAutospacing="1" w:line="240" w:lineRule="auto"/>
+        <w:jc w:val="lowKashida"/>
+      </w:pPr>
+    </w:p>
+    <w:p>
+      <w:pPr>
+        <w:spacing w:before="100" w:beforeAutospacing="1" w:after="100" w:afterAutospacing="1" w:line="240" w:lineRule="auto"/>
+        <w:jc w:val="lowKashida"/>
+      </w:pPr>
+    </w:p>
+    <w:p>
+      <w:pPr>
+        <w:spacing w:before="100" w:beforeAutospacing="1" w:after="100" w:afterAutospacing="1" w:line="240" w:lineRule="auto"/>
+        <w:jc w:val="lowKashida"/>
+      </w:pPr>
+    </w:p>
+    <w:p>
+      <w:pPr>
+        <w:spacing w:before="100" w:beforeAutospacing="1" w:after="100" w:afterAutospacing="1" w:line="240" w:lineRule="auto"/>
+        <w:jc w:val="lowKashida"/>
+      </w:pPr>
+    </w:p>
+    <w:p>
+      <w:pPr>
+        <w:spacing w:before="100" w:beforeAutospacing="1" w:after="100" w:afterAutospacing="1" w:line="240" w:lineRule="auto"/>
+        <w:jc w:val="lowKashida"/>
+      </w:pPr>
+    </w:p>
+    <w:p>
+      <w:pPr>
+        <w:spacing w:before="100" w:beforeAutospacing="1" w:after="100" w:afterAutospacing="1" w:line="240" w:lineRule="auto"/>
+        <w:jc w:val="lowKashida"/>
+      </w:pPr>
+    </w:p>
+    <w:p>
+      <w:pPr>
+        <w:spacing w:before="100" w:beforeAutospacing="1" w:after="100" w:afterAutospacing="1" w:line="240" w:lineRule="auto"/>
+        <w:jc w:val="lowKashida"/>
+      </w:pPr>
+    </w:p>
+    <w:p>
+      <w:pPr>
+        <w:spacing w:before="100" w:beforeAutospacing="1" w:after="100" w:afterAutospacing="1" w:line="240" w:lineRule="auto"/>
+        <w:jc w:val="lowKashida"/>
+      </w:pPr>
+    </w:p>
+    <w:p>
+      <w:pPr>
+        <w:spacing w:before="100" w:beforeAutospacing="1" w:after="100" w:afterAutospacing="1" w:line="240" w:lineRule="auto"/>
+        <w:jc w:val="lowKashida"/>
+      </w:pPr>
+    </w:p>
+    <w:p>
+      <w:pPr>
+        <w:spacing w:before="100" w:beforeAutospacing="1" w:after="100" w:afterAutospacing="1" w:line="240" w:lineRule="auto"/>
+        <w:jc w:val="lowKashida"/>
+      </w:pPr>
+    </w:p>
+    <w:p>
+      <w:pPr>
+        <w:spacing w:before="100" w:beforeAutospacing="1" w:after="100" w:afterAutospacing="1" w:line="240" w:lineRule="auto"/>
+        <w:jc w:val="lowKashida"/>
+      </w:pPr>
+    </w:p>
+    <w:p>
+      <w:pPr>
+        <w:spacing w:before="100" w:beforeAutospacing="1" w:after="100" w:afterAutospacing="1" w:line="240" w:lineRule="auto"/>
+        <w:jc w:val="lowKashida"/>
+      </w:pPr>
+    </w:p>
+    <w:p>
+      <w:pPr>
+        <w:spacing w:before="100" w:beforeAutospacing="1" w:after="100" w:afterAutospacing="1" w:line="240" w:lineRule="auto"/>
+        <w:jc w:val="lowKashida"/>
+      </w:pPr>
+    </w:p>
+    <w:p>
+      <w:pPr>
+        <w:spacing w:before="100" w:beforeAutospacing="1" w:after="100" w:afterAutospacing="1" w:line="240" w:lineRule="auto"/>
+        <w:jc w:val="lowKashida"/>
+      </w:pPr>
+    </w:p>
+    <w:p>
+      <w:pPr>
+        <w:spacing w:before="100" w:beforeAutospacing="1" w:after="100" w:afterAutospacing="1" w:line="240" w:lineRule="auto"/>
+        <w:jc w:val="lowKashida"/>
+      </w:pPr>
+    </w:p>
+    <w:p>
+      <w:pPr>
+        <w:spacing w:before="100" w:beforeAutospacing="1" w:after="100" w:afterAutospacing="1" w:line="240" w:lineRule="auto"/>
+        <w:jc w:val="lowKashida"/>
+      </w:pPr>
+    </w:p>
+    <w:p>
+      <w:pPr>
+        <w:spacing w:before="100" w:beforeAutospacing="1" w:after="100" w:afterAutospacing="1" w:line="240" w:lineRule="auto"/>
+        <w:jc w:val="lowKashida"/>
+      </w:pPr>
+    </w:p>
+    <w:p>
+      <w:pPr>
+        <w:spacing w:before="100" w:beforeAutospacing="1" w:after="100" w:afterAutospacing="1" w:line="240" w:lineRule="auto"/>
+        <w:jc w:val="lowKashida"/>
+      </w:pPr>
+    </w:p>
+    <w:p>
+      <w:pPr>
+        <w:spacing w:before="100" w:beforeAutospacing="1" w:after="100" w:afterAutospacing="1" w:line="240" w:lineRule="auto"/>
+        <w:jc w:val="lowKashida"/>
+      </w:pPr>
+    </w:p>
+    <w:p>
+      <w:pPr>
+        <w:spacing w:before="100" w:beforeAutospacing="1" w:after="100" w:afterAutospacing="1" w:line="240" w:lineRule="auto"/>
+        <w:jc w:val="lowKashida"/>
+      </w:pPr>
+    </w:p>
+    <w:p>
+      <w:pPr>
+        <w:spacing w:before="100" w:beforeAutospacing="1" w:after="100" w:afterAutospacing="1" w:line="240" w:lineRule="auto"/>
+        <w:jc w:val="distribute"/>
+      </w:pPr>
+    </w:p>
+    <w:p>
+      <w:pPr>
+        <w:spacing w:before="100" w:beforeAutospacing="1" w:after="100" w:afterAutospacing="1" w:line="240" w:lineRule="auto"/>
+        <w:jc w:val="distribute"/>
+      </w:pPr>
+    </w:p>
+    <w:p>
+      <w:pPr>
+        <w:spacing w:before="100" w:beforeAutospacing="1" w:after="100" w:afterAutospacing="1" w:line="240" w:lineRule="auto"/>
+        <w:jc w:val="distribute"/>
+      </w:pPr>
+    </w:p>
+    <w:p>
+      <w:pPr>
+        <w:spacing w:before="100" w:beforeAutospacing="1" w:after="100" w:afterAutospacing="1" w:line="240" w:lineRule="auto"/>
+        <w:jc w:val="distribute"/>
+      </w:pPr>
+    </w:p>
+    <w:p>
+      <w:pPr>
+        <w:spacing w:before="100" w:beforeAutospacing="1" w:after="100" w:afterAutospacing="1" w:line="240" w:lineRule="auto"/>
+        <w:jc w:val="distribute"/>
+      </w:pPr>
+    </w:p>
+    <w:p>
+      <w:pPr>
+        <w:spacing w:before="100" w:beforeAutospacing="1" w:after="100" w:afterAutospacing="1" w:line="240" w:lineRule="auto"/>
+        <w:jc w:val="distribute"/>
+      </w:pPr>
+    </w:p>
+    <w:p>
+      <w:pPr>
+        <w:spacing w:before="100" w:beforeAutospacing="1" w:after="100" w:afterAutospacing="1" w:line="240" w:lineRule="auto"/>
+        <w:jc w:val="distribute"/>
+      </w:pPr>
+    </w:p>
+    <w:p>
+      <w:pPr>
+        <w:spacing w:before="100" w:beforeAutospacing="1" w:after="100" w:afterAutospacing="1" w:line="240" w:lineRule="auto"/>
+        <w:jc w:val="distribute"/>
+      </w:pPr>
+    </w:p>
+    <w:p>
+      <w:pPr>
+        <w:spacing w:before="100" w:beforeAutospacing="1" w:after="100" w:afterAutospacing="1" w:line="240" w:lineRule="auto"/>
+        <w:jc w:val="distribute"/>
+      </w:pPr>
+    </w:p>
+    <w:p>
+      <w:pPr>
+        <w:spacing w:before="100" w:beforeAutospacing="1" w:after="100" w:afterAutospacing="1" w:line="240" w:lineRule="auto"/>
+        <w:jc w:val="distribute"/>
+      </w:pPr>
+    </w:p>
+    <w:p>
+      <w:pPr>
+        <w:spacing w:before="100" w:beforeAutospacing="1" w:after="100" w:afterAutospacing="1" w:line="240" w:lineRule="auto"/>
+        <w:jc w:val="distribute"/>
+      </w:pPr>
+    </w:p>
+    <w:p>
+      <w:pPr>
+        <w:spacing w:before="100" w:beforeAutospacing="1" w:after="100" w:afterAutospacing="1" w:line="240" w:lineRule="auto"/>
+        <w:jc w:val="distribute"/>
+      </w:pPr>
+    </w:p>
+    <w:p>
+      <w:pPr>
+        <w:spacing w:before="100" w:beforeAutospacing="1" w:after="100" w:afterAutospacing="1" w:line="240" w:lineRule="auto"/>
+        <w:jc w:val="distribute"/>
+      </w:pPr>
+    </w:p>
+    <w:p>
+      <w:pPr>
+        <w:spacing w:before="100" w:beforeAutospacing="1" w:after="100" w:afterAutospacing="1" w:line="240" w:lineRule="auto"/>
+        <w:jc w:val="distribute"/>
+      </w:pPr>
+    </w:p>
+    <w:p>
+      <w:pPr>
+        <w:spacing w:before="100" w:beforeAutospacing="1" w:after="100" w:afterAutospacing="1" w:line="240" w:lineRule="auto"/>
+        <w:jc w:val="distribute"/>
+      </w:pPr>
+    </w:p>
+    <w:p>
+      <w:pPr>
+        <w:spacing w:before="100" w:beforeAutospacing="1" w:after="100" w:afterAutospacing="1" w:line="240" w:lineRule="auto"/>
+        <w:jc w:val="distribute"/>
+      </w:pPr>
+    </w:p>
+    <w:p>
+      <w:pPr>
+        <w:spacing w:before="100" w:beforeAutospacing="1" w:after="100" w:afterAutospacing="1" w:line="240" w:lineRule="auto"/>
+        <w:jc w:val="distribute"/>
+      </w:pPr>
+    </w:p>
+    <w:p>
+      <w:pPr>
+        <w:spacing w:before="100" w:beforeAutospacing="1" w:after="100" w:afterAutospacing="1" w:line="240" w:lineRule="auto"/>
+        <w:jc w:val="distribute"/>
+      </w:pPr>
+    </w:p>
+    <w:p>
+      <w:pPr>
+        <w:spacing w:before="100" w:beforeAutospacing="1" w:after="100" w:afterAutospacing="1" w:line="240" w:lineRule="auto"/>
+        <w:jc w:val="distribute"/>
+      </w:pPr>
+    </w:p>
+    <w:p>
+      <w:pPr>
+        <w:spacing w:before="100" w:beforeAutospacing="1" w:after="100" w:afterAutospacing="1" w:line="240" w:lineRule="auto"/>
+        <w:jc w:val="distribute"/>
+      </w:pPr>
+    </w:p>
+    <w:p>
+      <w:pPr>
+        <w:spacing w:before="100" w:beforeAutospacing="1" w:after="100" w:afterAutospacing="1" w:line="240" w:lineRule="auto"/>
+        <w:jc w:val="distribute"/>
+      </w:pPr>
+    </w:p>
+    <w:p>
+      <w:pPr>
+        <w:spacing w:before="100" w:beforeAutospacing="1" w:after="100" w:afterAutospacing="1" w:line="240" w:lineRule="auto"/>
+        <w:jc w:val="distribute"/>
+      </w:pPr>
+    </w:p>
+    <w:p>
+      <w:pPr>
+        <w:spacing w:before="100" w:beforeAutospacing="1" w:after="100" w:afterAutospacing="1" w:line="240" w:lineRule="auto"/>
+        <w:jc w:val="distribute"/>
+      </w:pPr>
+    </w:p>
+    <w:p>
+      <w:pPr>
+        <w:spacing w:before="100" w:beforeAutospacing="1" w:after="100" w:afterAutospacing="1" w:line="240" w:lineRule="auto"/>
+        <w:jc w:val="distribute"/>
+      </w:pPr>
+    </w:p>
+    <w:p>
+      <w:pPr>
+        <w:spacing w:before="100" w:beforeAutospacing="1" w:after="100" w:afterAutospacing="1" w:line="240" w:lineRule="auto"/>
+        <w:jc w:val="distribute"/>
+      </w:pPr>
+    </w:p>
+    <w:p>
+      <w:pPr>
+        <w:spacing w:before="100" w:beforeAutospacing="1" w:after="100" w:afterAutospacing="1" w:line="240" w:lineRule="auto"/>
+        <w:jc w:val="distribute"/>
+      </w:pPr>
+    </w:p>
+    <w:p>
+      <w:pPr>
+        <w:spacing w:before="100" w:beforeAutospacing="1" w:after="100" w:afterAutospacing="1" w:line="240" w:lineRule="auto"/>
+        <w:jc w:val="distribute"/>
+      </w:pPr>
+    </w:p>
+    <w:p>
+      <w:pPr>
+        <w:spacing w:before="100" w:beforeAutospacing="1" w:after="100" w:afterAutospacing="1" w:line="240" w:lineRule="auto"/>
+        <w:jc w:val="distribute"/>
+      </w:pPr>
     </w:p>
     <w:p>
       <w:pPr>
         <w:pStyle w:val="Heading1"/>
-      </w:pPr>
-      <w:r>
-        <w:lastRenderedPageBreak/>
-        <w:t>3</w:t>
-      </w:r>
-      <w:r>
-        <w:t xml:space="preserve">. </w:t>
-      </w:r>
+        <w:numPr>
+          <w:ilvl w:val="0"/>
+          <w:numId w:val="11"/>
+        </w:numPr>
+      </w:pPr>
       <w:r>
         <w:t xml:space="preserve">Experimental </w:t>
       </w:r>
@@ -2389,12 +2906,21 @@
     <w:p>
       <w:pPr>
         <w:pStyle w:val="Heading2"/>
-      </w:pPr>
-      <w:r>
-        <w:t>3</w:t>
-      </w:r>
-      <w:r>
-        <w:t>.1. Implementation Details</w:t>
+        <w:numPr>
+          <w:ilvl w:val="1"/>
+          <w:numId w:val="11"/>
+        </w:numPr>
+        <w:rPr>
+          <w:sz w:val="28"/>
+          <w:szCs w:val="28"/>
+        </w:rPr>
+      </w:pPr>
+      <w:r>
+        <w:rPr>
+          <w:sz w:val="28"/>
+          <w:szCs w:val="28"/>
+        </w:rPr>
+        <w:t>Implementation Details</w:t>
       </w:r>
     </w:p>
     <w:p>
@@ -2411,12 +2937,21 @@
     <w:p>
       <w:pPr>
         <w:pStyle w:val="Heading2"/>
-      </w:pPr>
-      <w:r>
-        <w:t>3</w:t>
-      </w:r>
-      <w:r>
-        <w:t>.2. Datasets</w:t>
+        <w:numPr>
+          <w:ilvl w:val="1"/>
+          <w:numId w:val="11"/>
+        </w:numPr>
+        <w:rPr>
+          <w:sz w:val="28"/>
+          <w:szCs w:val="28"/>
+        </w:rPr>
+      </w:pPr>
+      <w:r>
+        <w:rPr>
+          <w:sz w:val="28"/>
+          <w:szCs w:val="28"/>
+        </w:rPr>
+        <w:t>Datasets</w:t>
       </w:r>
     </w:p>
     <w:p>
@@ -2451,2483 +2986,85 @@
     <w:p>
       <w:pPr>
         <w:pStyle w:val="Heading2"/>
-      </w:pPr>
-      <w:r>
-        <w:t>3</w:t>
-      </w:r>
-      <w:r>
-        <w:t>.3. Comparison Experiments and Analysis</w:t>
-      </w:r>
-    </w:p>
-    <w:p>
-      <w:r>
-        <w:t>We conduct a comprehensive evaluation of the proposed SpikingConvNeXt against representative spiking and non-spiking neural network baselines on the CIFAR-10 and CIFAR-100 benchmarks. All models are assessed using top-1 classification accuracy on the official test sets. For spiking models, we also report the </w:t>
-      </w:r>
-      <w:r>
-        <w:t>activation sparsity</w:t>
-      </w:r>
-      <w:r>
-        <w:t>, defined as the average proportion of neurons that remain silent throughout inference, to characterize the fundamental efficiency–accuracy trade-off inherent to event-driven computation.</w:t>
-      </w:r>
-    </w:p>
-    <w:p>
-      <w:pPr>
-        <w:jc w:val="center"/>
-      </w:pPr>
-      <w:r>
-        <w:t>Table 1. Test accuracy and activation sparsity</w:t>
-      </w:r>
-    </w:p>
-    <w:tbl>
-      <w:tblPr>
-        <w:tblStyle w:val="PlainTable2"/>
-        <w:tblW w:w="0" w:type="auto"/>
-        <w:tblLook w:val="04A0" w:firstRow="1" w:lastRow="0" w:firstColumn="1" w:lastColumn="0" w:noHBand="0" w:noVBand="1"/>
-      </w:tblPr>
-      <w:tblGrid>
-        <w:gridCol w:w="2413"/>
-        <w:gridCol w:w="1644"/>
-        <w:gridCol w:w="1660"/>
-        <w:gridCol w:w="1649"/>
-        <w:gridCol w:w="1660"/>
-      </w:tblGrid>
-      <w:tr>
-        <w:trPr>
-          <w:cnfStyle w:val="100000000000" w:firstRow="1" w:lastRow="0" w:firstColumn="0" w:lastColumn="0" w:oddVBand="0" w:evenVBand="0" w:oddHBand="0" w:evenHBand="0" w:firstRowFirstColumn="0" w:firstRowLastColumn="0" w:lastRowFirstColumn="0" w:lastRowLastColumn="0"/>
-          <w:trHeight w:val="360"/>
-        </w:trPr>
-        <w:tc>
-          <w:tcPr>
-            <w:cnfStyle w:val="001000000000" w:firstRow="0" w:lastRow="0" w:firstColumn="1" w:lastColumn="0" w:oddVBand="0" w:evenVBand="0" w:oddHBand="0" w:evenHBand="0" w:firstRowFirstColumn="0" w:firstRowLastColumn="0" w:lastRowFirstColumn="0" w:lastRowLastColumn="0"/>
-            <w:tcW w:w="2465" w:type="dxa"/>
-            <w:vMerge w:val="restart"/>
-            <w:vAlign w:val="center"/>
-          </w:tcPr>
-          <w:p>
-            <w:pPr>
-              <w:rPr>
-                <w:szCs w:val="24"/>
-              </w:rPr>
-            </w:pPr>
-            <w:r>
-              <w:rPr>
-                <w:szCs w:val="24"/>
-              </w:rPr>
-              <w:t>Method</w:t>
-            </w:r>
-          </w:p>
-        </w:tc>
-        <w:tc>
-          <w:tcPr>
-            <w:tcW w:w="3386" w:type="dxa"/>
-            <w:gridSpan w:val="2"/>
-            <w:vAlign w:val="center"/>
-          </w:tcPr>
-          <w:p>
-            <w:pPr>
-              <w:jc w:val="center"/>
-              <w:cnfStyle w:val="100000000000" w:firstRow="1" w:lastRow="0" w:firstColumn="0" w:lastColumn="0" w:oddVBand="0" w:evenVBand="0" w:oddHBand="0" w:evenHBand="0" w:firstRowFirstColumn="0" w:firstRowLastColumn="0" w:lastRowFirstColumn="0" w:lastRowLastColumn="0"/>
-              <w:rPr>
-                <w:szCs w:val="24"/>
-              </w:rPr>
-            </w:pPr>
-            <w:r>
-              <w:rPr>
-                <w:szCs w:val="24"/>
-              </w:rPr>
-              <w:t>CIFAR-10</w:t>
-            </w:r>
-          </w:p>
-        </w:tc>
-        <w:tc>
-          <w:tcPr>
-            <w:tcW w:w="3391" w:type="dxa"/>
-            <w:gridSpan w:val="2"/>
-            <w:vAlign w:val="center"/>
-          </w:tcPr>
-          <w:p>
-            <w:pPr>
-              <w:jc w:val="center"/>
-              <w:cnfStyle w:val="100000000000" w:firstRow="1" w:lastRow="0" w:firstColumn="0" w:lastColumn="0" w:oddVBand="0" w:evenVBand="0" w:oddHBand="0" w:evenHBand="0" w:firstRowFirstColumn="0" w:firstRowLastColumn="0" w:lastRowFirstColumn="0" w:lastRowLastColumn="0"/>
-              <w:rPr>
-                <w:szCs w:val="24"/>
-              </w:rPr>
-            </w:pPr>
-            <w:r>
-              <w:rPr>
-                <w:szCs w:val="24"/>
-              </w:rPr>
-              <w:t>CIFAR-100</w:t>
-            </w:r>
-          </w:p>
-        </w:tc>
-      </w:tr>
-      <w:tr>
-        <w:trPr>
-          <w:cnfStyle w:val="000000100000" w:firstRow="0" w:lastRow="0" w:firstColumn="0" w:lastColumn="0" w:oddVBand="0" w:evenVBand="0" w:oddHBand="1" w:evenHBand="0" w:firstRowFirstColumn="0" w:firstRowLastColumn="0" w:lastRowFirstColumn="0" w:lastRowLastColumn="0"/>
-          <w:trHeight w:val="360"/>
-        </w:trPr>
-        <w:tc>
-          <w:tcPr>
-            <w:cnfStyle w:val="001000000000" w:firstRow="0" w:lastRow="0" w:firstColumn="1" w:lastColumn="0" w:oddVBand="0" w:evenVBand="0" w:oddHBand="0" w:evenHBand="0" w:firstRowFirstColumn="0" w:firstRowLastColumn="0" w:lastRowFirstColumn="0" w:lastRowLastColumn="0"/>
-            <w:tcW w:w="2465" w:type="dxa"/>
-            <w:vMerge/>
-            <w:vAlign w:val="center"/>
-          </w:tcPr>
-          <w:p>
-            <w:pPr>
-              <w:rPr>
-                <w:szCs w:val="24"/>
-              </w:rPr>
-            </w:pPr>
-          </w:p>
-        </w:tc>
-        <w:tc>
-          <w:tcPr>
-            <w:tcW w:w="1690" w:type="dxa"/>
-            <w:vAlign w:val="center"/>
-          </w:tcPr>
-          <w:p>
-            <w:pPr>
-              <w:jc w:val="center"/>
-              <w:cnfStyle w:val="000000100000" w:firstRow="0" w:lastRow="0" w:firstColumn="0" w:lastColumn="0" w:oddVBand="0" w:evenVBand="0" w:oddHBand="1" w:evenHBand="0" w:firstRowFirstColumn="0" w:firstRowLastColumn="0" w:lastRowFirstColumn="0" w:lastRowLastColumn="0"/>
-              <w:rPr>
-                <w:szCs w:val="24"/>
-              </w:rPr>
-            </w:pPr>
-            <w:r>
-              <w:rPr>
-                <w:szCs w:val="24"/>
-              </w:rPr>
-              <w:t>Acc. (%)</w:t>
-            </w:r>
-          </w:p>
-        </w:tc>
-        <w:tc>
-          <w:tcPr>
-            <w:tcW w:w="1696" w:type="dxa"/>
-            <w:vAlign w:val="center"/>
-          </w:tcPr>
-          <w:p>
-            <w:pPr>
-              <w:jc w:val="center"/>
-              <w:cnfStyle w:val="000000100000" w:firstRow="0" w:lastRow="0" w:firstColumn="0" w:lastColumn="0" w:oddVBand="0" w:evenVBand="0" w:oddHBand="1" w:evenHBand="0" w:firstRowFirstColumn="0" w:firstRowLastColumn="0" w:lastRowFirstColumn="0" w:lastRowLastColumn="0"/>
-              <w:rPr>
-                <w:szCs w:val="24"/>
-              </w:rPr>
-            </w:pPr>
-            <w:r>
-              <w:rPr>
-                <w:szCs w:val="24"/>
-              </w:rPr>
-              <w:t>Sparsity (%)</w:t>
-            </w:r>
-          </w:p>
-        </w:tc>
-        <w:tc>
-          <w:tcPr>
-            <w:tcW w:w="1695" w:type="dxa"/>
-            <w:vAlign w:val="center"/>
-          </w:tcPr>
-          <w:p>
-            <w:pPr>
-              <w:jc w:val="center"/>
-              <w:cnfStyle w:val="000000100000" w:firstRow="0" w:lastRow="0" w:firstColumn="0" w:lastColumn="0" w:oddVBand="0" w:evenVBand="0" w:oddHBand="1" w:evenHBand="0" w:firstRowFirstColumn="0" w:firstRowLastColumn="0" w:lastRowFirstColumn="0" w:lastRowLastColumn="0"/>
-              <w:rPr>
-                <w:szCs w:val="24"/>
-              </w:rPr>
-            </w:pPr>
-            <w:r>
-              <w:rPr>
-                <w:szCs w:val="24"/>
-              </w:rPr>
-              <w:t>Acc. (%)</w:t>
-            </w:r>
-          </w:p>
-        </w:tc>
-        <w:tc>
-          <w:tcPr>
-            <w:tcW w:w="1696" w:type="dxa"/>
-            <w:vAlign w:val="center"/>
-          </w:tcPr>
-          <w:p>
-            <w:pPr>
-              <w:jc w:val="center"/>
-              <w:cnfStyle w:val="000000100000" w:firstRow="0" w:lastRow="0" w:firstColumn="0" w:lastColumn="0" w:oddVBand="0" w:evenVBand="0" w:oddHBand="1" w:evenHBand="0" w:firstRowFirstColumn="0" w:firstRowLastColumn="0" w:lastRowFirstColumn="0" w:lastRowLastColumn="0"/>
-              <w:rPr>
-                <w:szCs w:val="24"/>
-              </w:rPr>
-            </w:pPr>
-            <w:r>
-              <w:rPr>
-                <w:szCs w:val="24"/>
-              </w:rPr>
-              <w:t>Sparsity (%)</w:t>
-            </w:r>
-          </w:p>
-        </w:tc>
-      </w:tr>
-      <w:tr>
-        <w:trPr>
-          <w:trHeight w:val="360"/>
-        </w:trPr>
-        <w:tc>
-          <w:tcPr>
-            <w:cnfStyle w:val="001000000000" w:firstRow="0" w:lastRow="0" w:firstColumn="1" w:lastColumn="0" w:oddVBand="0" w:evenVBand="0" w:oddHBand="0" w:evenHBand="0" w:firstRowFirstColumn="0" w:firstRowLastColumn="0" w:lastRowFirstColumn="0" w:lastRowLastColumn="0"/>
-            <w:tcW w:w="2465" w:type="dxa"/>
-            <w:vAlign w:val="center"/>
-          </w:tcPr>
-          <w:p>
-            <w:pPr>
-              <w:rPr>
-                <w:szCs w:val="24"/>
-              </w:rPr>
-            </w:pPr>
-            <w:proofErr w:type="spellStart"/>
-            <w:r>
-              <w:rPr>
-                <w:szCs w:val="24"/>
-              </w:rPr>
-              <w:t>Nazari</w:t>
-            </w:r>
-            <w:proofErr w:type="spellEnd"/>
-            <w:r>
-              <w:rPr>
-                <w:szCs w:val="24"/>
-              </w:rPr>
-              <w:t xml:space="preserve"> et al. [</w:t>
-            </w:r>
-            <w:r>
-              <w:rPr>
-                <w:szCs w:val="24"/>
-              </w:rPr>
-              <w:t>22</w:t>
-            </w:r>
-            <w:r>
-              <w:rPr>
-                <w:szCs w:val="24"/>
-              </w:rPr>
-              <w:t>]</w:t>
-            </w:r>
-          </w:p>
-        </w:tc>
-        <w:tc>
-          <w:tcPr>
-            <w:tcW w:w="1690" w:type="dxa"/>
-            <w:vAlign w:val="center"/>
-          </w:tcPr>
-          <w:p>
-            <w:pPr>
-              <w:jc w:val="center"/>
-              <w:cnfStyle w:val="000000000000" w:firstRow="0" w:lastRow="0" w:firstColumn="0" w:lastColumn="0" w:oddVBand="0" w:evenVBand="0" w:oddHBand="0" w:evenHBand="0" w:firstRowFirstColumn="0" w:firstRowLastColumn="0" w:lastRowFirstColumn="0" w:lastRowLastColumn="0"/>
-              <w:rPr>
-                <w:szCs w:val="24"/>
-              </w:rPr>
-            </w:pPr>
-            <w:r>
-              <w:rPr>
-                <w:szCs w:val="24"/>
-              </w:rPr>
-              <w:t>93.60</w:t>
-            </w:r>
-          </w:p>
-        </w:tc>
-        <w:tc>
-          <w:tcPr>
-            <w:tcW w:w="1696" w:type="dxa"/>
-            <w:vAlign w:val="center"/>
-          </w:tcPr>
-          <w:p>
-            <w:pPr>
-              <w:jc w:val="center"/>
-              <w:cnfStyle w:val="000000000000" w:firstRow="0" w:lastRow="0" w:firstColumn="0" w:lastColumn="0" w:oddVBand="0" w:evenVBand="0" w:oddHBand="0" w:evenHBand="0" w:firstRowFirstColumn="0" w:firstRowLastColumn="0" w:lastRowFirstColumn="0" w:lastRowLastColumn="0"/>
-              <w:rPr>
-                <w:szCs w:val="24"/>
-              </w:rPr>
-            </w:pPr>
-            <w:r>
-              <w:rPr>
-                <w:szCs w:val="24"/>
-              </w:rPr>
-              <w:t>-</w:t>
-            </w:r>
-          </w:p>
-        </w:tc>
-        <w:tc>
-          <w:tcPr>
-            <w:tcW w:w="1695" w:type="dxa"/>
-            <w:vAlign w:val="center"/>
-          </w:tcPr>
-          <w:p>
-            <w:pPr>
-              <w:jc w:val="center"/>
-              <w:cnfStyle w:val="000000000000" w:firstRow="0" w:lastRow="0" w:firstColumn="0" w:lastColumn="0" w:oddVBand="0" w:evenVBand="0" w:oddHBand="0" w:evenHBand="0" w:firstRowFirstColumn="0" w:firstRowLastColumn="0" w:lastRowFirstColumn="0" w:lastRowLastColumn="0"/>
-              <w:rPr>
-                <w:szCs w:val="24"/>
-              </w:rPr>
-            </w:pPr>
-            <w:r>
-              <w:rPr>
-                <w:szCs w:val="24"/>
-              </w:rPr>
-              <w:t>75</w:t>
-            </w:r>
-          </w:p>
-        </w:tc>
-        <w:tc>
-          <w:tcPr>
-            <w:tcW w:w="1696" w:type="dxa"/>
-            <w:vAlign w:val="center"/>
-          </w:tcPr>
-          <w:p>
-            <w:pPr>
-              <w:jc w:val="center"/>
-              <w:cnfStyle w:val="000000000000" w:firstRow="0" w:lastRow="0" w:firstColumn="0" w:lastColumn="0" w:oddVBand="0" w:evenVBand="0" w:oddHBand="0" w:evenHBand="0" w:firstRowFirstColumn="0" w:firstRowLastColumn="0" w:lastRowFirstColumn="0" w:lastRowLastColumn="0"/>
-              <w:rPr>
-                <w:szCs w:val="24"/>
-              </w:rPr>
-            </w:pPr>
-            <w:r>
-              <w:rPr>
-                <w:szCs w:val="24"/>
-              </w:rPr>
-              <w:t>-</w:t>
-            </w:r>
-          </w:p>
-        </w:tc>
-      </w:tr>
-      <w:tr>
-        <w:trPr>
-          <w:cnfStyle w:val="000000100000" w:firstRow="0" w:lastRow="0" w:firstColumn="0" w:lastColumn="0" w:oddVBand="0" w:evenVBand="0" w:oddHBand="1" w:evenHBand="0" w:firstRowFirstColumn="0" w:firstRowLastColumn="0" w:lastRowFirstColumn="0" w:lastRowLastColumn="0"/>
-          <w:trHeight w:val="360"/>
-        </w:trPr>
-        <w:tc>
-          <w:tcPr>
-            <w:cnfStyle w:val="001000000000" w:firstRow="0" w:lastRow="0" w:firstColumn="1" w:lastColumn="0" w:oddVBand="0" w:evenVBand="0" w:oddHBand="0" w:evenHBand="0" w:firstRowFirstColumn="0" w:firstRowLastColumn="0" w:lastRowFirstColumn="0" w:lastRowLastColumn="0"/>
-            <w:tcW w:w="2465" w:type="dxa"/>
-            <w:vAlign w:val="center"/>
-          </w:tcPr>
-          <w:p>
-            <w:pPr>
-              <w:rPr>
-                <w:szCs w:val="24"/>
-              </w:rPr>
-            </w:pPr>
-            <w:proofErr w:type="spellStart"/>
-            <w:r>
-              <w:rPr>
-                <w:szCs w:val="24"/>
-              </w:rPr>
-              <w:t>Simonyan</w:t>
-            </w:r>
-            <w:proofErr w:type="spellEnd"/>
-            <w:r>
-              <w:rPr>
-                <w:szCs w:val="24"/>
-              </w:rPr>
-              <w:t xml:space="preserve"> (ANN) </w:t>
-            </w:r>
-          </w:p>
-        </w:tc>
-        <w:tc>
-          <w:tcPr>
-            <w:tcW w:w="1690" w:type="dxa"/>
-            <w:vAlign w:val="center"/>
-          </w:tcPr>
-          <w:p>
-            <w:pPr>
-              <w:jc w:val="center"/>
-              <w:cnfStyle w:val="000000100000" w:firstRow="0" w:lastRow="0" w:firstColumn="0" w:lastColumn="0" w:oddVBand="0" w:evenVBand="0" w:oddHBand="1" w:evenHBand="0" w:firstRowFirstColumn="0" w:firstRowLastColumn="0" w:lastRowFirstColumn="0" w:lastRowLastColumn="0"/>
-              <w:rPr>
-                <w:szCs w:val="24"/>
-              </w:rPr>
-            </w:pPr>
-            <w:r>
-              <w:rPr>
-                <w:szCs w:val="24"/>
-              </w:rPr>
-              <w:t>93.56</w:t>
-            </w:r>
-          </w:p>
-        </w:tc>
-        <w:tc>
-          <w:tcPr>
-            <w:tcW w:w="1696" w:type="dxa"/>
-            <w:vAlign w:val="center"/>
-          </w:tcPr>
-          <w:p>
-            <w:pPr>
-              <w:jc w:val="center"/>
-              <w:cnfStyle w:val="000000100000" w:firstRow="0" w:lastRow="0" w:firstColumn="0" w:lastColumn="0" w:oddVBand="0" w:evenVBand="0" w:oddHBand="1" w:evenHBand="0" w:firstRowFirstColumn="0" w:firstRowLastColumn="0" w:lastRowFirstColumn="0" w:lastRowLastColumn="0"/>
-              <w:rPr>
-                <w:szCs w:val="24"/>
-              </w:rPr>
-            </w:pPr>
-            <w:r>
-              <w:rPr>
-                <w:szCs w:val="24"/>
-              </w:rPr>
-              <w:t>0 (?)</w:t>
-            </w:r>
-          </w:p>
-        </w:tc>
-        <w:tc>
-          <w:tcPr>
-            <w:tcW w:w="1695" w:type="dxa"/>
-            <w:vAlign w:val="center"/>
-          </w:tcPr>
-          <w:p>
-            <w:pPr>
-              <w:jc w:val="center"/>
-              <w:cnfStyle w:val="000000100000" w:firstRow="0" w:lastRow="0" w:firstColumn="0" w:lastColumn="0" w:oddVBand="0" w:evenVBand="0" w:oddHBand="1" w:evenHBand="0" w:firstRowFirstColumn="0" w:firstRowLastColumn="0" w:lastRowFirstColumn="0" w:lastRowLastColumn="0"/>
-              <w:rPr>
-                <w:szCs w:val="24"/>
-              </w:rPr>
-            </w:pPr>
-            <w:r>
-              <w:rPr>
-                <w:szCs w:val="24"/>
-              </w:rPr>
-              <w:t>-</w:t>
-            </w:r>
-          </w:p>
-        </w:tc>
-        <w:tc>
-          <w:tcPr>
-            <w:tcW w:w="1696" w:type="dxa"/>
-            <w:vAlign w:val="center"/>
-          </w:tcPr>
-          <w:p>
-            <w:pPr>
-              <w:jc w:val="center"/>
-              <w:cnfStyle w:val="000000100000" w:firstRow="0" w:lastRow="0" w:firstColumn="0" w:lastColumn="0" w:oddVBand="0" w:evenVBand="0" w:oddHBand="1" w:evenHBand="0" w:firstRowFirstColumn="0" w:firstRowLastColumn="0" w:lastRowFirstColumn="0" w:lastRowLastColumn="0"/>
-              <w:rPr>
-                <w:szCs w:val="24"/>
-              </w:rPr>
-            </w:pPr>
-            <w:r>
-              <w:rPr>
-                <w:szCs w:val="24"/>
-              </w:rPr>
-              <w:t>-</w:t>
-            </w:r>
-          </w:p>
-        </w:tc>
-      </w:tr>
-      <w:tr>
-        <w:trPr>
-          <w:trHeight w:val="360"/>
-        </w:trPr>
-        <w:tc>
-          <w:tcPr>
-            <w:cnfStyle w:val="001000000000" w:firstRow="0" w:lastRow="0" w:firstColumn="1" w:lastColumn="0" w:oddVBand="0" w:evenVBand="0" w:oddHBand="0" w:evenHBand="0" w:firstRowFirstColumn="0" w:firstRowLastColumn="0" w:lastRowFirstColumn="0" w:lastRowLastColumn="0"/>
-            <w:tcW w:w="2465" w:type="dxa"/>
-            <w:vAlign w:val="center"/>
-          </w:tcPr>
-          <w:p>
-            <w:pPr>
-              <w:rPr>
-                <w:szCs w:val="24"/>
-              </w:rPr>
-            </w:pPr>
-            <w:proofErr w:type="spellStart"/>
-            <w:r>
-              <w:rPr>
-                <w:szCs w:val="24"/>
-              </w:rPr>
-              <w:t>Stanojevic</w:t>
-            </w:r>
-            <w:proofErr w:type="spellEnd"/>
-            <w:r>
-              <w:rPr>
-                <w:szCs w:val="24"/>
-              </w:rPr>
-              <w:t xml:space="preserve"> et al. [2]</w:t>
-            </w:r>
-          </w:p>
-        </w:tc>
-        <w:tc>
-          <w:tcPr>
-            <w:tcW w:w="1690" w:type="dxa"/>
-            <w:vAlign w:val="center"/>
-          </w:tcPr>
-          <w:p>
-            <w:pPr>
-              <w:jc w:val="center"/>
-              <w:cnfStyle w:val="000000000000" w:firstRow="0" w:lastRow="0" w:firstColumn="0" w:lastColumn="0" w:oddVBand="0" w:evenVBand="0" w:oddHBand="0" w:evenHBand="0" w:firstRowFirstColumn="0" w:firstRowLastColumn="0" w:lastRowFirstColumn="0" w:lastRowLastColumn="0"/>
-              <w:rPr>
-                <w:szCs w:val="24"/>
-              </w:rPr>
-            </w:pPr>
-            <w:r>
-              <w:rPr>
-                <w:szCs w:val="24"/>
-              </w:rPr>
-              <w:t>93.69</w:t>
-            </w:r>
-          </w:p>
-        </w:tc>
-        <w:tc>
-          <w:tcPr>
-            <w:tcW w:w="1696" w:type="dxa"/>
-            <w:vAlign w:val="center"/>
-          </w:tcPr>
-          <w:p>
-            <w:pPr>
-              <w:jc w:val="center"/>
-              <w:cnfStyle w:val="000000000000" w:firstRow="0" w:lastRow="0" w:firstColumn="0" w:lastColumn="0" w:oddVBand="0" w:evenVBand="0" w:oddHBand="0" w:evenHBand="0" w:firstRowFirstColumn="0" w:firstRowLastColumn="0" w:lastRowFirstColumn="0" w:lastRowLastColumn="0"/>
-              <w:rPr>
-                <w:szCs w:val="24"/>
-              </w:rPr>
-            </w:pPr>
-            <w:r>
-              <w:rPr>
-                <w:szCs w:val="24"/>
-              </w:rPr>
-              <w:t>38.00</w:t>
-            </w:r>
-          </w:p>
-        </w:tc>
-        <w:tc>
-          <w:tcPr>
-            <w:tcW w:w="1695" w:type="dxa"/>
-            <w:vAlign w:val="center"/>
-          </w:tcPr>
-          <w:p>
-            <w:pPr>
-              <w:jc w:val="center"/>
-              <w:cnfStyle w:val="000000000000" w:firstRow="0" w:lastRow="0" w:firstColumn="0" w:lastColumn="0" w:oddVBand="0" w:evenVBand="0" w:oddHBand="0" w:evenHBand="0" w:firstRowFirstColumn="0" w:firstRowLastColumn="0" w:lastRowFirstColumn="0" w:lastRowLastColumn="0"/>
-              <w:rPr>
-                <w:szCs w:val="24"/>
-              </w:rPr>
-            </w:pPr>
-            <w:r>
-              <w:rPr>
-                <w:szCs w:val="24"/>
-              </w:rPr>
-              <w:t>72.23</w:t>
-            </w:r>
-          </w:p>
-        </w:tc>
-        <w:tc>
-          <w:tcPr>
-            <w:tcW w:w="1696" w:type="dxa"/>
-            <w:vAlign w:val="center"/>
-          </w:tcPr>
-          <w:p>
-            <w:pPr>
-              <w:jc w:val="center"/>
-              <w:cnfStyle w:val="000000000000" w:firstRow="0" w:lastRow="0" w:firstColumn="0" w:lastColumn="0" w:oddVBand="0" w:evenVBand="0" w:oddHBand="0" w:evenHBand="0" w:firstRowFirstColumn="0" w:firstRowLastColumn="0" w:lastRowFirstColumn="0" w:lastRowLastColumn="0"/>
-              <w:rPr>
-                <w:szCs w:val="24"/>
-              </w:rPr>
-            </w:pPr>
-            <w:r>
-              <w:rPr>
-                <w:szCs w:val="24"/>
-              </w:rPr>
-              <w:t>38.00</w:t>
-            </w:r>
-          </w:p>
-        </w:tc>
-      </w:tr>
-      <w:tr>
-        <w:trPr>
-          <w:cnfStyle w:val="000000100000" w:firstRow="0" w:lastRow="0" w:firstColumn="0" w:lastColumn="0" w:oddVBand="0" w:evenVBand="0" w:oddHBand="1" w:evenHBand="0" w:firstRowFirstColumn="0" w:firstRowLastColumn="0" w:lastRowFirstColumn="0" w:lastRowLastColumn="0"/>
-          <w:trHeight w:val="360"/>
-        </w:trPr>
-        <w:tc>
-          <w:tcPr>
-            <w:cnfStyle w:val="001000000000" w:firstRow="0" w:lastRow="0" w:firstColumn="1" w:lastColumn="0" w:oddVBand="0" w:evenVBand="0" w:oddHBand="0" w:evenHBand="0" w:firstRowFirstColumn="0" w:firstRowLastColumn="0" w:lastRowFirstColumn="0" w:lastRowLastColumn="0"/>
-            <w:tcW w:w="2465" w:type="dxa"/>
-            <w:vAlign w:val="center"/>
-          </w:tcPr>
-          <w:p>
-            <w:pPr>
-              <w:rPr>
-                <w:szCs w:val="24"/>
-              </w:rPr>
-            </w:pPr>
-            <w:r>
-              <w:rPr>
-                <w:szCs w:val="24"/>
-              </w:rPr>
-              <w:t>Park et al.[</w:t>
-            </w:r>
-            <w:r>
-              <w:rPr>
-                <w:szCs w:val="24"/>
-              </w:rPr>
-              <w:t>23</w:t>
-            </w:r>
-            <w:r>
-              <w:rPr>
-                <w:szCs w:val="24"/>
-              </w:rPr>
-              <w:t>]</w:t>
-            </w:r>
-          </w:p>
-        </w:tc>
-        <w:tc>
-          <w:tcPr>
-            <w:tcW w:w="1690" w:type="dxa"/>
-            <w:vAlign w:val="center"/>
-          </w:tcPr>
-          <w:p>
-            <w:pPr>
-              <w:jc w:val="center"/>
-              <w:cnfStyle w:val="000000100000" w:firstRow="0" w:lastRow="0" w:firstColumn="0" w:lastColumn="0" w:oddVBand="0" w:evenVBand="0" w:oddHBand="1" w:evenHBand="0" w:firstRowFirstColumn="0" w:firstRowLastColumn="0" w:lastRowFirstColumn="0" w:lastRowLastColumn="0"/>
-              <w:rPr>
-                <w:szCs w:val="24"/>
-              </w:rPr>
-            </w:pPr>
-            <w:r>
-              <w:rPr>
-                <w:szCs w:val="24"/>
-              </w:rPr>
-              <w:t>91.90</w:t>
-            </w:r>
-          </w:p>
-        </w:tc>
-        <w:tc>
-          <w:tcPr>
-            <w:tcW w:w="1696" w:type="dxa"/>
-            <w:vAlign w:val="center"/>
-          </w:tcPr>
-          <w:p>
-            <w:pPr>
-              <w:jc w:val="center"/>
-              <w:cnfStyle w:val="000000100000" w:firstRow="0" w:lastRow="0" w:firstColumn="0" w:lastColumn="0" w:oddVBand="0" w:evenVBand="0" w:oddHBand="1" w:evenHBand="0" w:firstRowFirstColumn="0" w:firstRowLastColumn="0" w:lastRowFirstColumn="0" w:lastRowLastColumn="0"/>
-              <w:rPr>
-                <w:szCs w:val="24"/>
-              </w:rPr>
-            </w:pPr>
-            <w:r>
-              <w:rPr>
-                <w:szCs w:val="24"/>
-              </w:rPr>
-              <w:t>24.00</w:t>
-            </w:r>
-          </w:p>
-        </w:tc>
-        <w:tc>
-          <w:tcPr>
-            <w:tcW w:w="1695" w:type="dxa"/>
-            <w:vAlign w:val="center"/>
-          </w:tcPr>
-          <w:p>
-            <w:pPr>
-              <w:jc w:val="center"/>
-              <w:cnfStyle w:val="000000100000" w:firstRow="0" w:lastRow="0" w:firstColumn="0" w:lastColumn="0" w:oddVBand="0" w:evenVBand="0" w:oddHBand="1" w:evenHBand="0" w:firstRowFirstColumn="0" w:firstRowLastColumn="0" w:lastRowFirstColumn="0" w:lastRowLastColumn="0"/>
-              <w:rPr>
-                <w:szCs w:val="24"/>
-              </w:rPr>
-            </w:pPr>
-            <w:r>
-              <w:rPr>
-                <w:szCs w:val="24"/>
-              </w:rPr>
-              <w:t>65.98</w:t>
-            </w:r>
-          </w:p>
-        </w:tc>
-        <w:tc>
-          <w:tcPr>
-            <w:tcW w:w="1696" w:type="dxa"/>
-            <w:vAlign w:val="center"/>
-          </w:tcPr>
-          <w:p>
-            <w:pPr>
-              <w:jc w:val="center"/>
-              <w:cnfStyle w:val="000000100000" w:firstRow="0" w:lastRow="0" w:firstColumn="0" w:lastColumn="0" w:oddVBand="0" w:evenVBand="0" w:oddHBand="1" w:evenHBand="0" w:firstRowFirstColumn="0" w:firstRowLastColumn="0" w:lastRowFirstColumn="0" w:lastRowLastColumn="0"/>
-              <w:rPr>
-                <w:szCs w:val="24"/>
-              </w:rPr>
-            </w:pPr>
-            <w:r>
-              <w:rPr>
-                <w:szCs w:val="24"/>
-              </w:rPr>
-              <w:t>28.00</w:t>
-            </w:r>
-          </w:p>
-        </w:tc>
-      </w:tr>
-      <w:tr>
-        <w:trPr>
-          <w:trHeight w:val="360"/>
-        </w:trPr>
-        <w:tc>
-          <w:tcPr>
-            <w:cnfStyle w:val="001000000000" w:firstRow="0" w:lastRow="0" w:firstColumn="1" w:lastColumn="0" w:oddVBand="0" w:evenVBand="0" w:oddHBand="0" w:evenHBand="0" w:firstRowFirstColumn="0" w:firstRowLastColumn="0" w:lastRowFirstColumn="0" w:lastRowLastColumn="0"/>
-            <w:tcW w:w="2465" w:type="dxa"/>
-            <w:vAlign w:val="center"/>
-          </w:tcPr>
-          <w:p>
-            <w:pPr>
-              <w:rPr>
-                <w:szCs w:val="24"/>
-              </w:rPr>
-            </w:pPr>
-            <w:proofErr w:type="spellStart"/>
-            <w:r>
-              <w:rPr>
-                <w:szCs w:val="24"/>
-              </w:rPr>
-              <w:t>Rathi</w:t>
-            </w:r>
-            <w:proofErr w:type="spellEnd"/>
-            <w:r>
-              <w:rPr>
-                <w:szCs w:val="24"/>
-              </w:rPr>
-              <w:t xml:space="preserve"> et al. [5]</w:t>
-            </w:r>
-          </w:p>
-        </w:tc>
-        <w:tc>
-          <w:tcPr>
-            <w:tcW w:w="1690" w:type="dxa"/>
-            <w:vAlign w:val="center"/>
-          </w:tcPr>
-          <w:p>
-            <w:pPr>
-              <w:jc w:val="center"/>
-              <w:cnfStyle w:val="000000000000" w:firstRow="0" w:lastRow="0" w:firstColumn="0" w:lastColumn="0" w:oddVBand="0" w:evenVBand="0" w:oddHBand="0" w:evenHBand="0" w:firstRowFirstColumn="0" w:firstRowLastColumn="0" w:lastRowFirstColumn="0" w:lastRowLastColumn="0"/>
-              <w:rPr>
-                <w:szCs w:val="24"/>
-              </w:rPr>
-            </w:pPr>
-            <w:r>
-              <w:rPr>
-                <w:szCs w:val="24"/>
-              </w:rPr>
-              <w:t>92.70</w:t>
-            </w:r>
-          </w:p>
-        </w:tc>
-        <w:tc>
-          <w:tcPr>
-            <w:tcW w:w="1696" w:type="dxa"/>
-            <w:vAlign w:val="center"/>
-          </w:tcPr>
-          <w:p>
-            <w:pPr>
-              <w:jc w:val="center"/>
-              <w:cnfStyle w:val="000000000000" w:firstRow="0" w:lastRow="0" w:firstColumn="0" w:lastColumn="0" w:oddVBand="0" w:evenVBand="0" w:oddHBand="0" w:evenHBand="0" w:firstRowFirstColumn="0" w:firstRowLastColumn="0" w:lastRowFirstColumn="0" w:lastRowLastColumn="0"/>
-              <w:rPr>
-                <w:szCs w:val="24"/>
-              </w:rPr>
-            </w:pPr>
-            <w:r>
-              <w:rPr>
-                <w:szCs w:val="24"/>
-              </w:rPr>
-              <w:t>39</w:t>
-            </w:r>
-          </w:p>
-        </w:tc>
-        <w:tc>
-          <w:tcPr>
-            <w:tcW w:w="1695" w:type="dxa"/>
-            <w:vAlign w:val="center"/>
-          </w:tcPr>
-          <w:p>
-            <w:pPr>
-              <w:jc w:val="center"/>
-              <w:cnfStyle w:val="000000000000" w:firstRow="0" w:lastRow="0" w:firstColumn="0" w:lastColumn="0" w:oddVBand="0" w:evenVBand="0" w:oddHBand="0" w:evenHBand="0" w:firstRowFirstColumn="0" w:firstRowLastColumn="0" w:lastRowFirstColumn="0" w:lastRowLastColumn="0"/>
-              <w:rPr>
-                <w:szCs w:val="24"/>
-              </w:rPr>
-            </w:pPr>
-            <w:r>
-              <w:rPr>
-                <w:szCs w:val="24"/>
-              </w:rPr>
-              <w:t>69.67</w:t>
-            </w:r>
-          </w:p>
-        </w:tc>
-        <w:tc>
-          <w:tcPr>
-            <w:tcW w:w="1696" w:type="dxa"/>
-            <w:vAlign w:val="center"/>
-          </w:tcPr>
-          <w:p>
-            <w:pPr>
-              <w:jc w:val="center"/>
-              <w:cnfStyle w:val="000000000000" w:firstRow="0" w:lastRow="0" w:firstColumn="0" w:lastColumn="0" w:oddVBand="0" w:evenVBand="0" w:oddHBand="0" w:evenHBand="0" w:firstRowFirstColumn="0" w:firstRowLastColumn="0" w:lastRowFirstColumn="0" w:lastRowLastColumn="0"/>
-              <w:rPr>
-                <w:szCs w:val="24"/>
-              </w:rPr>
-            </w:pPr>
-            <w:r>
-              <w:rPr>
-                <w:szCs w:val="24"/>
-              </w:rPr>
-              <w:t>40</w:t>
-            </w:r>
-          </w:p>
-        </w:tc>
-      </w:tr>
-      <w:tr>
-        <w:trPr>
-          <w:cnfStyle w:val="000000100000" w:firstRow="0" w:lastRow="0" w:firstColumn="0" w:lastColumn="0" w:oddVBand="0" w:evenVBand="0" w:oddHBand="1" w:evenHBand="0" w:firstRowFirstColumn="0" w:firstRowLastColumn="0" w:lastRowFirstColumn="0" w:lastRowLastColumn="0"/>
-          <w:trHeight w:val="360"/>
-        </w:trPr>
-        <w:tc>
-          <w:tcPr>
-            <w:cnfStyle w:val="001000000000" w:firstRow="0" w:lastRow="0" w:firstColumn="1" w:lastColumn="0" w:oddVBand="0" w:evenVBand="0" w:oddHBand="0" w:evenHBand="0" w:firstRowFirstColumn="0" w:firstRowLastColumn="0" w:lastRowFirstColumn="0" w:lastRowLastColumn="0"/>
-            <w:tcW w:w="2465" w:type="dxa"/>
-            <w:vAlign w:val="center"/>
-          </w:tcPr>
-          <w:p>
-            <w:pPr>
-              <w:rPr>
-                <w:szCs w:val="24"/>
-              </w:rPr>
-            </w:pPr>
-            <w:r>
-              <w:rPr>
-                <w:szCs w:val="24"/>
-              </w:rPr>
-              <w:t>Chowdhury et al. [6]</w:t>
-            </w:r>
-          </w:p>
-        </w:tc>
-        <w:tc>
-          <w:tcPr>
-            <w:tcW w:w="1690" w:type="dxa"/>
-            <w:vAlign w:val="center"/>
-          </w:tcPr>
-          <w:p>
-            <w:pPr>
-              <w:jc w:val="center"/>
-              <w:cnfStyle w:val="000000100000" w:firstRow="0" w:lastRow="0" w:firstColumn="0" w:lastColumn="0" w:oddVBand="0" w:evenVBand="0" w:oddHBand="1" w:evenHBand="0" w:firstRowFirstColumn="0" w:firstRowLastColumn="0" w:lastRowFirstColumn="0" w:lastRowLastColumn="0"/>
-              <w:rPr>
-                <w:szCs w:val="24"/>
-              </w:rPr>
-            </w:pPr>
-            <w:r>
-              <w:rPr>
-                <w:szCs w:val="24"/>
-              </w:rPr>
-              <w:t>93.05</w:t>
-            </w:r>
-          </w:p>
-        </w:tc>
-        <w:tc>
-          <w:tcPr>
-            <w:tcW w:w="1696" w:type="dxa"/>
-            <w:vAlign w:val="center"/>
-          </w:tcPr>
-          <w:p>
-            <w:pPr>
-              <w:jc w:val="center"/>
-              <w:cnfStyle w:val="000000100000" w:firstRow="0" w:lastRow="0" w:firstColumn="0" w:lastColumn="0" w:oddVBand="0" w:evenVBand="0" w:oddHBand="1" w:evenHBand="0" w:firstRowFirstColumn="0" w:firstRowLastColumn="0" w:lastRowFirstColumn="0" w:lastRowLastColumn="0"/>
-              <w:rPr>
-                <w:szCs w:val="24"/>
-              </w:rPr>
-            </w:pPr>
-            <w:r>
-              <w:rPr>
-                <w:szCs w:val="24"/>
-              </w:rPr>
-              <w:t>13</w:t>
-            </w:r>
-          </w:p>
-        </w:tc>
-        <w:tc>
-          <w:tcPr>
-            <w:tcW w:w="1695" w:type="dxa"/>
-            <w:vAlign w:val="center"/>
-          </w:tcPr>
-          <w:p>
-            <w:pPr>
-              <w:jc w:val="center"/>
-              <w:cnfStyle w:val="000000100000" w:firstRow="0" w:lastRow="0" w:firstColumn="0" w:lastColumn="0" w:oddVBand="0" w:evenVBand="0" w:oddHBand="1" w:evenHBand="0" w:firstRowFirstColumn="0" w:firstRowLastColumn="0" w:lastRowFirstColumn="0" w:lastRowLastColumn="0"/>
-              <w:rPr>
-                <w:szCs w:val="24"/>
-              </w:rPr>
-            </w:pPr>
-            <w:r>
-              <w:rPr>
-                <w:szCs w:val="24"/>
-              </w:rPr>
-              <w:t>70.15</w:t>
-            </w:r>
-          </w:p>
-        </w:tc>
-        <w:tc>
-          <w:tcPr>
-            <w:tcW w:w="1696" w:type="dxa"/>
-            <w:vAlign w:val="center"/>
-          </w:tcPr>
-          <w:p>
-            <w:pPr>
-              <w:jc w:val="center"/>
-              <w:cnfStyle w:val="000000100000" w:firstRow="0" w:lastRow="0" w:firstColumn="0" w:lastColumn="0" w:oddVBand="0" w:evenVBand="0" w:oddHBand="1" w:evenHBand="0" w:firstRowFirstColumn="0" w:firstRowLastColumn="0" w:lastRowFirstColumn="0" w:lastRowLastColumn="0"/>
-              <w:rPr>
-                <w:szCs w:val="24"/>
-              </w:rPr>
-            </w:pPr>
-            <w:r>
-              <w:rPr>
-                <w:szCs w:val="24"/>
-              </w:rPr>
-              <w:t>15</w:t>
-            </w:r>
-          </w:p>
-        </w:tc>
-      </w:tr>
-      <w:tr>
-        <w:trPr>
-          <w:trHeight w:val="360"/>
-        </w:trPr>
-        <w:tc>
-          <w:tcPr>
-            <w:cnfStyle w:val="001000000000" w:firstRow="0" w:lastRow="0" w:firstColumn="1" w:lastColumn="0" w:oddVBand="0" w:evenVBand="0" w:oddHBand="0" w:evenHBand="0" w:firstRowFirstColumn="0" w:firstRowLastColumn="0" w:lastRowFirstColumn="0" w:lastRowLastColumn="0"/>
-            <w:tcW w:w="2465" w:type="dxa"/>
-            <w:vAlign w:val="center"/>
-          </w:tcPr>
-          <w:p>
-            <w:pPr>
-              <w:rPr>
-                <w:szCs w:val="24"/>
-              </w:rPr>
-            </w:pPr>
-            <w:r>
-              <w:rPr>
-                <w:szCs w:val="24"/>
-              </w:rPr>
-              <w:t>Ours</w:t>
-            </w:r>
-          </w:p>
-        </w:tc>
-        <w:tc>
-          <w:tcPr>
-            <w:tcW w:w="1690" w:type="dxa"/>
-            <w:vAlign w:val="center"/>
-          </w:tcPr>
-          <w:p>
-            <w:pPr>
-              <w:jc w:val="center"/>
-              <w:cnfStyle w:val="000000000000" w:firstRow="0" w:lastRow="0" w:firstColumn="0" w:lastColumn="0" w:oddVBand="0" w:evenVBand="0" w:oddHBand="0" w:evenHBand="0" w:firstRowFirstColumn="0" w:firstRowLastColumn="0" w:lastRowFirstColumn="0" w:lastRowLastColumn="0"/>
-              <w:rPr>
-                <w:szCs w:val="24"/>
-              </w:rPr>
-            </w:pPr>
-            <w:r>
-              <w:rPr>
-                <w:szCs w:val="24"/>
-              </w:rPr>
-              <w:t>94.43</w:t>
-            </w:r>
-          </w:p>
-        </w:tc>
-        <w:tc>
-          <w:tcPr>
-            <w:tcW w:w="1696" w:type="dxa"/>
-            <w:vAlign w:val="center"/>
-          </w:tcPr>
-          <w:p>
-            <w:pPr>
-              <w:jc w:val="center"/>
-              <w:cnfStyle w:val="000000000000" w:firstRow="0" w:lastRow="0" w:firstColumn="0" w:lastColumn="0" w:oddVBand="0" w:evenVBand="0" w:oddHBand="0" w:evenHBand="0" w:firstRowFirstColumn="0" w:firstRowLastColumn="0" w:lastRowFirstColumn="0" w:lastRowLastColumn="0"/>
-              <w:rPr>
-                <w:szCs w:val="24"/>
-              </w:rPr>
-            </w:pPr>
-            <w:r>
-              <w:rPr>
-                <w:szCs w:val="24"/>
-              </w:rPr>
-              <w:t>38.01</w:t>
-            </w:r>
-          </w:p>
-        </w:tc>
-        <w:tc>
-          <w:tcPr>
-            <w:tcW w:w="1695" w:type="dxa"/>
-            <w:vAlign w:val="center"/>
-          </w:tcPr>
-          <w:p>
-            <w:pPr>
-              <w:jc w:val="center"/>
-              <w:cnfStyle w:val="000000000000" w:firstRow="0" w:lastRow="0" w:firstColumn="0" w:lastColumn="0" w:oddVBand="0" w:evenVBand="0" w:oddHBand="0" w:evenHBand="0" w:firstRowFirstColumn="0" w:firstRowLastColumn="0" w:lastRowFirstColumn="0" w:lastRowLastColumn="0"/>
-              <w:rPr>
-                <w:color w:val="FF0000"/>
-                <w:szCs w:val="24"/>
-              </w:rPr>
-            </w:pPr>
-            <w:r>
-              <w:rPr>
-                <w:color w:val="FF0000"/>
-                <w:szCs w:val="24"/>
-              </w:rPr>
-              <w:t>XX</w:t>
-            </w:r>
-          </w:p>
-        </w:tc>
-        <w:tc>
-          <w:tcPr>
-            <w:tcW w:w="1696" w:type="dxa"/>
-            <w:vAlign w:val="center"/>
-          </w:tcPr>
-          <w:p>
-            <w:pPr>
-              <w:jc w:val="center"/>
-              <w:cnfStyle w:val="000000000000" w:firstRow="0" w:lastRow="0" w:firstColumn="0" w:lastColumn="0" w:oddVBand="0" w:evenVBand="0" w:oddHBand="0" w:evenHBand="0" w:firstRowFirstColumn="0" w:firstRowLastColumn="0" w:lastRowFirstColumn="0" w:lastRowLastColumn="0"/>
-              <w:rPr>
-                <w:color w:val="FF0000"/>
-                <w:szCs w:val="24"/>
-              </w:rPr>
-            </w:pPr>
-            <w:r>
-              <w:rPr>
-                <w:color w:val="FF0000"/>
-                <w:szCs w:val="24"/>
-              </w:rPr>
-              <w:t>XX</w:t>
-            </w:r>
-          </w:p>
-        </w:tc>
-      </w:tr>
-    </w:tbl>
+        <w:numPr>
+          <w:ilvl w:val="1"/>
+          <w:numId w:val="11"/>
+        </w:numPr>
+        <w:tabs>
+          <w:tab w:val="num" w:pos="360"/>
+        </w:tabs>
+        <w:ind w:left="360" w:hanging="360"/>
+        <w:rPr>
+          <w:sz w:val="28"/>
+          <w:szCs w:val="28"/>
+        </w:rPr>
+      </w:pPr>
+      <w:r>
+        <w:rPr>
+          <w:sz w:val="28"/>
+          <w:szCs w:val="28"/>
+        </w:rPr>
+        <w:t>Ablation Study</w:t>
+      </w:r>
+    </w:p>
     <w:p>
       <w:pPr>
         <w:jc w:val="lowKashida"/>
       </w:pPr>
+      <w:r>
+        <w:t xml:space="preserve">To isolate and quantify the contribution of each design component in the proposed </w:t>
+      </w:r>
+      <w:proofErr w:type="spellStart"/>
+      <w:r>
+        <w:t>SpikingConvNeXt</w:t>
+      </w:r>
+      <w:proofErr w:type="spellEnd"/>
+      <w:r>
+        <w:t xml:space="preserve"> architecture, we performed a structured ablation study on the CIFAR-10 dataset. All experiments utilized the </w:t>
+      </w:r>
+      <w:proofErr w:type="spellStart"/>
+      <w:r>
+        <w:t>ConvNeXt</w:t>
+      </w:r>
+      <w:proofErr w:type="spellEnd"/>
+      <w:r>
+        <w:t>-Tiny backbone under the training protocol detailed in Section 4.1. The study evaluates the impact on two primary metrics: top-1 classification accuracy and activation sparsity.</w:t>
+      </w:r>
     </w:p>
     <w:p>
       <w:pPr>
         <w:jc w:val="lowKashida"/>
       </w:pPr>
       <w:r>
-        <w:t>The primary comparison results are summarized in Table 1. Our SpikingConvNeXt model achieves a top-1 accuracy of </w:t>
-      </w:r>
-      <w:r>
-        <w:t>94.43</w:t>
-      </w:r>
-      <w:r>
-        <w:t xml:space="preserve"> % on CIFAR-10, outperforming all prior spiking baselines while maintaining a high activation sparsity of </w:t>
-      </w:r>
-      <w:r>
-        <w:t>38.01</w:t>
-      </w:r>
-      <w:r>
-        <w:t>%. This performance is competitive with, and in several cases surpasses, that of conventional ANN baselines. This demonstrates that the efficiency benefits of sparse, spiking computation—central to low-energy deployment—need not come at the cost of predictive accuracy. These results validate the effectiveness of our architectural adaptation in translating the representational power of modern ConvNeXt blocks into the time-to-first-spike domain.</w:t>
-      </w:r>
-    </w:p>
-    <w:p/>
+        <w:t xml:space="preserve">The investigation follows a cumulative design, where components are sequentially integrated. We began with a baseline spiking conversion, implementing a direct TTFS-based mapping for pointwise operations while maintaining the standard additive residual connection from the original </w:t>
+      </w:r>
+      <w:proofErr w:type="spellStart"/>
+      <w:r>
+        <w:t>ConvNeXt</w:t>
+      </w:r>
+      <w:proofErr w:type="spellEnd"/>
+      <w:r>
+        <w:t xml:space="preserve">. This baseline established an accuracy of 95.29% with a sparsity of 33.3%. Subsequent integration of the minimum residual merge, which replaces the additive </w:t>
+      </w:r>
+      <w:r>
+        <w:lastRenderedPageBreak/>
+        <w:t xml:space="preserve">operation with an element-wise minimum over spike times, improved accuracy to 95.96% while preserving the same sparsity level (33.3%). Introducing learnable per-channel delays then provided a mechanism for explicit sparsity regulation, increasing sparsity substantially to 38.5% with an associated, </w:t>
+      </w:r>
+      <w:r>
+        <w:t>controlled reduction in accuracy to 94.43%. Finally, an optional non-negative weight constraint was applied to the pointwise projections to further bias the network toward sparsity. The complete results are summarized in Table 3.</w:t>
+      </w:r>
+    </w:p>
     <w:p>
       <w:pPr>
         <w:jc w:val="lowKashida"/>
-      </w:pPr>
-      <w:r>
-        <w:lastRenderedPageBreak/>
-        <w:t>A key objective in SNN research is to minimize inference latency, me</w:t>
-      </w:r>
-      <w:r>
-        <w:t>asured in discrete time steps</w:t>
-      </w:r>
-      <w:r>
-        <w:t>. To situate our contribution within this critical low-latency regime, we provide a focused comparison in Table 2, which lists representative methods explicitly designed for operation with T ≤ 5. Operating at T = </w:t>
-      </w:r>
-      <w:r>
-        <w:rPr>
-          <w:b/>
-          <w:bCs/>
-        </w:rPr>
-        <w:t xml:space="preserve">1, </w:t>
-      </w:r>
-      <w:r>
-        <w:t xml:space="preserve">SpikingConvNeXt establishes competitive accuracy on both CIFAR-10 </w:t>
-      </w:r>
-      <w:r>
-        <w:rPr>
-          <w:color w:val="FF0000"/>
-        </w:rPr>
-        <w:t>(</w:t>
-      </w:r>
-      <w:proofErr w:type="gramStart"/>
-      <w:r>
-        <w:rPr>
-          <w:b/>
-          <w:bCs/>
-          <w:color w:val="FF0000"/>
-        </w:rPr>
-        <w:t>XX.X</w:t>
-      </w:r>
-      <w:r>
-        <w:rPr>
-          <w:b/>
-          <w:bCs/>
-        </w:rPr>
-        <w:t>%</w:t>
-      </w:r>
-      <w:proofErr w:type="gramEnd"/>
-      <w:r>
-        <w:t>) and CIFAR-100 (</w:t>
-      </w:r>
-      <w:r>
-        <w:rPr>
-          <w:b/>
-          <w:bCs/>
-          <w:color w:val="FF0000"/>
-        </w:rPr>
-        <w:t>XX.X</w:t>
-      </w:r>
-      <w:r>
-        <w:rPr>
-          <w:b/>
-          <w:bCs/>
-        </w:rPr>
-        <w:t>%</w:t>
-      </w:r>
-      <w:r>
-        <w:t>), positioning it favorably among contemporary low-</w:t>
-      </w:r>
-      <w:proofErr w:type="spellStart"/>
-      <w:r>
-        <w:t>timestep</w:t>
-      </w:r>
-      <w:proofErr w:type="spellEnd"/>
-      <w:r>
-        <w:t xml:space="preserve"> spiking models. This performance confirms that our proposed modifications—particularly the time-domain residual fusion and learnable delays—effectively support fast and accurate inference.</w:t>
-      </w:r>
-    </w:p>
-    <w:p>
-      <w:pPr>
-        <w:jc w:val="center"/>
-        <w:rPr>
-          <w:rStyle w:val="Strong"/>
-        </w:rPr>
-      </w:pPr>
-    </w:p>
-    <w:p>
-      <w:pPr>
-        <w:jc w:val="center"/>
-        <w:rPr>
-          <w:rFonts w:eastAsia="Times New Roman"/>
-        </w:rPr>
-      </w:pPr>
-      <w:r>
-        <w:t>Table 2. Representative low-latency SNN accuracy results on CIFAR-10/100 (T≤5).</w:t>
-      </w:r>
-    </w:p>
-    <w:tbl>
-      <w:tblPr>
-        <w:tblStyle w:val="PlainTable2"/>
-        <w:tblW w:w="0" w:type="auto"/>
-        <w:tblLook w:val="04A0" w:firstRow="1" w:lastRow="0" w:firstColumn="1" w:lastColumn="0" w:noHBand="0" w:noVBand="1"/>
-      </w:tblPr>
-      <w:tblGrid>
-        <w:gridCol w:w="2346"/>
-        <w:gridCol w:w="1345"/>
-        <w:gridCol w:w="1751"/>
-        <w:gridCol w:w="1792"/>
-        <w:gridCol w:w="1792"/>
-      </w:tblGrid>
-      <w:tr>
-        <w:trPr>
-          <w:cnfStyle w:val="100000000000" w:firstRow="1" w:lastRow="0" w:firstColumn="0" w:lastColumn="0" w:oddVBand="0" w:evenVBand="0" w:oddHBand="0" w:evenHBand="0" w:firstRowFirstColumn="0" w:firstRowLastColumn="0" w:lastRowFirstColumn="0" w:lastRowLastColumn="0"/>
-          <w:trHeight w:val="360"/>
-        </w:trPr>
-        <w:tc>
-          <w:tcPr>
-            <w:cnfStyle w:val="001000000000" w:firstRow="0" w:lastRow="0" w:firstColumn="1" w:lastColumn="0" w:oddVBand="0" w:evenVBand="0" w:oddHBand="0" w:evenHBand="0" w:firstRowFirstColumn="0" w:firstRowLastColumn="0" w:lastRowFirstColumn="0" w:lastRowLastColumn="0"/>
-            <w:tcW w:w="2358" w:type="dxa"/>
-            <w:vMerge w:val="restart"/>
-            <w:vAlign w:val="center"/>
-            <w:hideMark/>
-          </w:tcPr>
-          <w:p>
-            <w:pPr>
-              <w:rPr>
-                <w:bCs w:val="0"/>
-              </w:rPr>
-            </w:pPr>
-            <w:r>
-              <w:rPr>
-                <w:bCs w:val="0"/>
-              </w:rPr>
-              <w:t>Method</w:t>
-            </w:r>
-          </w:p>
-        </w:tc>
-        <w:tc>
-          <w:tcPr>
-            <w:tcW w:w="1345" w:type="dxa"/>
-            <w:vMerge w:val="restart"/>
-            <w:vAlign w:val="center"/>
-            <w:hideMark/>
-          </w:tcPr>
-          <w:p>
-            <w:pPr>
-              <w:jc w:val="center"/>
-              <w:cnfStyle w:val="100000000000" w:firstRow="1" w:lastRow="0" w:firstColumn="0" w:lastColumn="0" w:oddVBand="0" w:evenVBand="0" w:oddHBand="0" w:evenHBand="0" w:firstRowFirstColumn="0" w:firstRowLastColumn="0" w:lastRowFirstColumn="0" w:lastRowLastColumn="0"/>
-              <w:rPr>
-                <w:bCs w:val="0"/>
-              </w:rPr>
-            </w:pPr>
-            <w:r>
-              <w:rPr>
-                <w:bCs w:val="0"/>
-              </w:rPr>
-              <w:t>Backbone</w:t>
-            </w:r>
-          </w:p>
-        </w:tc>
-        <w:tc>
-          <w:tcPr>
-            <w:tcW w:w="1763" w:type="dxa"/>
-            <w:vMerge w:val="restart"/>
-            <w:vAlign w:val="center"/>
-            <w:hideMark/>
-          </w:tcPr>
-          <w:p>
-            <w:pPr>
-              <w:jc w:val="center"/>
-              <w:cnfStyle w:val="100000000000" w:firstRow="1" w:lastRow="0" w:firstColumn="0" w:lastColumn="0" w:oddVBand="0" w:evenVBand="0" w:oddHBand="0" w:evenHBand="0" w:firstRowFirstColumn="0" w:firstRowLastColumn="0" w:lastRowFirstColumn="0" w:lastRowLastColumn="0"/>
-              <w:rPr>
-                <w:bCs w:val="0"/>
-              </w:rPr>
-            </w:pPr>
-            <w:r>
-              <w:rPr>
-                <w:bCs w:val="0"/>
-              </w:rPr>
-              <w:t>T</w:t>
-            </w:r>
-            <w:r>
-              <w:rPr>
-                <w:bCs w:val="0"/>
-              </w:rPr>
-              <w:t>ime step</w:t>
-            </w:r>
-          </w:p>
-        </w:tc>
-        <w:tc>
-          <w:tcPr>
-            <w:tcW w:w="3608" w:type="dxa"/>
-            <w:gridSpan w:val="2"/>
-            <w:vAlign w:val="center"/>
-            <w:hideMark/>
-          </w:tcPr>
-          <w:p>
-            <w:pPr>
-              <w:jc w:val="center"/>
-              <w:cnfStyle w:val="100000000000" w:firstRow="1" w:lastRow="0" w:firstColumn="0" w:lastColumn="0" w:oddVBand="0" w:evenVBand="0" w:oddHBand="0" w:evenHBand="0" w:firstRowFirstColumn="0" w:firstRowLastColumn="0" w:lastRowFirstColumn="0" w:lastRowLastColumn="0"/>
-            </w:pPr>
-            <w:r>
-              <w:t xml:space="preserve">Top1 </w:t>
-            </w:r>
-            <w:proofErr w:type="spellStart"/>
-            <w:proofErr w:type="gramStart"/>
-            <w:r>
-              <w:t>Acc</w:t>
-            </w:r>
-            <w:proofErr w:type="spellEnd"/>
-            <w:r>
-              <w:t>(</w:t>
-            </w:r>
-            <w:proofErr w:type="gramEnd"/>
-            <w:r>
-              <w:t>%)</w:t>
-            </w:r>
-          </w:p>
-        </w:tc>
-      </w:tr>
-      <w:tr>
-        <w:trPr>
-          <w:cnfStyle w:val="000000100000" w:firstRow="0" w:lastRow="0" w:firstColumn="0" w:lastColumn="0" w:oddVBand="0" w:evenVBand="0" w:oddHBand="1" w:evenHBand="0" w:firstRowFirstColumn="0" w:firstRowLastColumn="0" w:lastRowFirstColumn="0" w:lastRowLastColumn="0"/>
-          <w:trHeight w:val="360"/>
-        </w:trPr>
-        <w:tc>
-          <w:tcPr>
-            <w:cnfStyle w:val="001000000000" w:firstRow="0" w:lastRow="0" w:firstColumn="1" w:lastColumn="0" w:oddVBand="0" w:evenVBand="0" w:oddHBand="0" w:evenHBand="0" w:firstRowFirstColumn="0" w:firstRowLastColumn="0" w:lastRowFirstColumn="0" w:lastRowLastColumn="0"/>
-            <w:tcW w:w="2358" w:type="dxa"/>
-            <w:vMerge/>
-            <w:vAlign w:val="center"/>
-          </w:tcPr>
-          <w:p>
-            <w:pPr>
-              <w:rPr>
-                <w:b w:val="0"/>
-              </w:rPr>
-            </w:pPr>
-          </w:p>
-        </w:tc>
-        <w:tc>
-          <w:tcPr>
-            <w:tcW w:w="1345" w:type="dxa"/>
-            <w:vMerge/>
-            <w:vAlign w:val="center"/>
-          </w:tcPr>
-          <w:p>
-            <w:pPr>
-              <w:jc w:val="center"/>
-              <w:cnfStyle w:val="000000100000" w:firstRow="0" w:lastRow="0" w:firstColumn="0" w:lastColumn="0" w:oddVBand="0" w:evenVBand="0" w:oddHBand="1" w:evenHBand="0" w:firstRowFirstColumn="0" w:firstRowLastColumn="0" w:lastRowFirstColumn="0" w:lastRowLastColumn="0"/>
-              <w:rPr>
-                <w:b/>
-              </w:rPr>
-            </w:pPr>
-          </w:p>
-        </w:tc>
-        <w:tc>
-          <w:tcPr>
-            <w:tcW w:w="1763" w:type="dxa"/>
-            <w:vMerge/>
-            <w:vAlign w:val="center"/>
-          </w:tcPr>
-          <w:p>
-            <w:pPr>
-              <w:jc w:val="center"/>
-              <w:cnfStyle w:val="000000100000" w:firstRow="0" w:lastRow="0" w:firstColumn="0" w:lastColumn="0" w:oddVBand="0" w:evenVBand="0" w:oddHBand="1" w:evenHBand="0" w:firstRowFirstColumn="0" w:firstRowLastColumn="0" w:lastRowFirstColumn="0" w:lastRowLastColumn="0"/>
-              <w:rPr>
-                <w:b/>
-              </w:rPr>
-            </w:pPr>
-          </w:p>
-        </w:tc>
-        <w:tc>
-          <w:tcPr>
-            <w:tcW w:w="1804" w:type="dxa"/>
-            <w:vAlign w:val="center"/>
-          </w:tcPr>
-          <w:p>
-            <w:pPr>
-              <w:jc w:val="center"/>
-              <w:cnfStyle w:val="000000100000" w:firstRow="0" w:lastRow="0" w:firstColumn="0" w:lastColumn="0" w:oddVBand="0" w:evenVBand="0" w:oddHBand="1" w:evenHBand="0" w:firstRowFirstColumn="0" w:firstRowLastColumn="0" w:lastRowFirstColumn="0" w:lastRowLastColumn="0"/>
-              <w:rPr>
-                <w:bCs/>
-              </w:rPr>
-            </w:pPr>
-            <w:r>
-              <w:rPr>
-                <w:bCs/>
-              </w:rPr>
-              <w:t>Cifar-10</w:t>
-            </w:r>
-          </w:p>
-        </w:tc>
-        <w:tc>
-          <w:tcPr>
-            <w:tcW w:w="1804" w:type="dxa"/>
-            <w:vAlign w:val="center"/>
-          </w:tcPr>
-          <w:p>
-            <w:pPr>
-              <w:jc w:val="center"/>
-              <w:cnfStyle w:val="000000100000" w:firstRow="0" w:lastRow="0" w:firstColumn="0" w:lastColumn="0" w:oddVBand="0" w:evenVBand="0" w:oddHBand="1" w:evenHBand="0" w:firstRowFirstColumn="0" w:firstRowLastColumn="0" w:lastRowFirstColumn="0" w:lastRowLastColumn="0"/>
-              <w:rPr>
-                <w:bCs/>
-              </w:rPr>
-            </w:pPr>
-            <w:r>
-              <w:rPr>
-                <w:bCs/>
-              </w:rPr>
-              <w:t>Cifar-100</w:t>
-            </w:r>
-          </w:p>
-        </w:tc>
-      </w:tr>
-      <w:tr>
-        <w:trPr>
-          <w:trHeight w:val="360"/>
-        </w:trPr>
-        <w:tc>
-          <w:tcPr>
-            <w:cnfStyle w:val="001000000000" w:firstRow="0" w:lastRow="0" w:firstColumn="1" w:lastColumn="0" w:oddVBand="0" w:evenVBand="0" w:oddHBand="0" w:evenHBand="0" w:firstRowFirstColumn="0" w:firstRowLastColumn="0" w:lastRowFirstColumn="0" w:lastRowLastColumn="0"/>
-            <w:tcW w:w="2358" w:type="dxa"/>
-            <w:vAlign w:val="center"/>
-            <w:hideMark/>
-          </w:tcPr>
-          <w:p>
-            <w:r>
-              <w:t>Chowdhury et al. [6]</w:t>
-            </w:r>
-          </w:p>
-        </w:tc>
-        <w:tc>
-          <w:tcPr>
-            <w:tcW w:w="1345" w:type="dxa"/>
-            <w:vAlign w:val="center"/>
-            <w:hideMark/>
-          </w:tcPr>
-          <w:p>
-            <w:pPr>
-              <w:jc w:val="center"/>
-              <w:cnfStyle w:val="000000000000" w:firstRow="0" w:lastRow="0" w:firstColumn="0" w:lastColumn="0" w:oddVBand="0" w:evenVBand="0" w:oddHBand="0" w:evenHBand="0" w:firstRowFirstColumn="0" w:firstRowLastColumn="0" w:lastRowFirstColumn="0" w:lastRowLastColumn="0"/>
-            </w:pPr>
-            <w:r>
-              <w:t>VGG16</w:t>
-            </w:r>
-          </w:p>
-        </w:tc>
-        <w:tc>
-          <w:tcPr>
-            <w:tcW w:w="1763" w:type="dxa"/>
-            <w:vAlign w:val="center"/>
-            <w:hideMark/>
-          </w:tcPr>
-          <w:p>
-            <w:pPr>
-              <w:jc w:val="center"/>
-              <w:cnfStyle w:val="000000000000" w:firstRow="0" w:lastRow="0" w:firstColumn="0" w:lastColumn="0" w:oddVBand="0" w:evenVBand="0" w:oddHBand="0" w:evenHBand="0" w:firstRowFirstColumn="0" w:firstRowLastColumn="0" w:lastRowFirstColumn="0" w:lastRowLastColumn="0"/>
-            </w:pPr>
-            <w:r>
-              <w:t>1</w:t>
-            </w:r>
-          </w:p>
-        </w:tc>
-        <w:tc>
-          <w:tcPr>
-            <w:tcW w:w="1804" w:type="dxa"/>
-            <w:vAlign w:val="center"/>
-            <w:hideMark/>
-          </w:tcPr>
-          <w:p>
-            <w:pPr>
-              <w:jc w:val="center"/>
-              <w:cnfStyle w:val="000000000000" w:firstRow="0" w:lastRow="0" w:firstColumn="0" w:lastColumn="0" w:oddVBand="0" w:evenVBand="0" w:oddHBand="0" w:evenHBand="0" w:firstRowFirstColumn="0" w:firstRowLastColumn="0" w:lastRowFirstColumn="0" w:lastRowLastColumn="0"/>
-            </w:pPr>
-            <w:r>
-              <w:t>93.05</w:t>
-            </w:r>
-          </w:p>
-        </w:tc>
-        <w:tc>
-          <w:tcPr>
-            <w:tcW w:w="1804" w:type="dxa"/>
-            <w:vAlign w:val="center"/>
-            <w:hideMark/>
-          </w:tcPr>
-          <w:p>
-            <w:pPr>
-              <w:jc w:val="center"/>
-              <w:cnfStyle w:val="000000000000" w:firstRow="0" w:lastRow="0" w:firstColumn="0" w:lastColumn="0" w:oddVBand="0" w:evenVBand="0" w:oddHBand="0" w:evenHBand="0" w:firstRowFirstColumn="0" w:firstRowLastColumn="0" w:lastRowFirstColumn="0" w:lastRowLastColumn="0"/>
-            </w:pPr>
-            <w:r>
-              <w:t>70.15</w:t>
-            </w:r>
-          </w:p>
-        </w:tc>
-      </w:tr>
-      <w:tr>
-        <w:trPr>
-          <w:cnfStyle w:val="000000100000" w:firstRow="0" w:lastRow="0" w:firstColumn="0" w:lastColumn="0" w:oddVBand="0" w:evenVBand="0" w:oddHBand="1" w:evenHBand="0" w:firstRowFirstColumn="0" w:firstRowLastColumn="0" w:lastRowFirstColumn="0" w:lastRowLastColumn="0"/>
-          <w:trHeight w:val="360"/>
-        </w:trPr>
-        <w:tc>
-          <w:tcPr>
-            <w:cnfStyle w:val="001000000000" w:firstRow="0" w:lastRow="0" w:firstColumn="1" w:lastColumn="0" w:oddVBand="0" w:evenVBand="0" w:oddHBand="0" w:evenHBand="0" w:firstRowFirstColumn="0" w:firstRowLastColumn="0" w:lastRowFirstColumn="0" w:lastRowLastColumn="0"/>
-            <w:tcW w:w="2358" w:type="dxa"/>
-            <w:vAlign w:val="center"/>
-            <w:hideMark/>
-          </w:tcPr>
-          <w:p>
-            <w:proofErr w:type="spellStart"/>
-            <w:r>
-              <w:t>Rathi</w:t>
-            </w:r>
-            <w:proofErr w:type="spellEnd"/>
-            <w:r>
-              <w:t xml:space="preserve"> et al. </w:t>
-            </w:r>
-            <w:r>
-              <w:t>[5]</w:t>
-            </w:r>
-          </w:p>
-        </w:tc>
-        <w:tc>
-          <w:tcPr>
-            <w:tcW w:w="1345" w:type="dxa"/>
-            <w:vAlign w:val="center"/>
-            <w:hideMark/>
-          </w:tcPr>
-          <w:p>
-            <w:pPr>
-              <w:jc w:val="center"/>
-              <w:cnfStyle w:val="000000100000" w:firstRow="0" w:lastRow="0" w:firstColumn="0" w:lastColumn="0" w:oddVBand="0" w:evenVBand="0" w:oddHBand="1" w:evenHBand="0" w:firstRowFirstColumn="0" w:firstRowLastColumn="0" w:lastRowFirstColumn="0" w:lastRowLastColumn="0"/>
-            </w:pPr>
-            <w:r>
-              <w:t>VGG16</w:t>
-            </w:r>
-          </w:p>
-        </w:tc>
-        <w:tc>
-          <w:tcPr>
-            <w:tcW w:w="1763" w:type="dxa"/>
-            <w:vAlign w:val="center"/>
-            <w:hideMark/>
-          </w:tcPr>
-          <w:p>
-            <w:pPr>
-              <w:jc w:val="center"/>
-              <w:cnfStyle w:val="000000100000" w:firstRow="0" w:lastRow="0" w:firstColumn="0" w:lastColumn="0" w:oddVBand="0" w:evenVBand="0" w:oddHBand="1" w:evenHBand="0" w:firstRowFirstColumn="0" w:firstRowLastColumn="0" w:lastRowFirstColumn="0" w:lastRowLastColumn="0"/>
-            </w:pPr>
-            <w:r>
-              <w:t>5</w:t>
-            </w:r>
-          </w:p>
-        </w:tc>
-        <w:tc>
-          <w:tcPr>
-            <w:tcW w:w="1804" w:type="dxa"/>
-            <w:vAlign w:val="center"/>
-            <w:hideMark/>
-          </w:tcPr>
-          <w:p>
-            <w:pPr>
-              <w:jc w:val="center"/>
-              <w:cnfStyle w:val="000000100000" w:firstRow="0" w:lastRow="0" w:firstColumn="0" w:lastColumn="0" w:oddVBand="0" w:evenVBand="0" w:oddHBand="1" w:evenHBand="0" w:firstRowFirstColumn="0" w:firstRowLastColumn="0" w:lastRowFirstColumn="0" w:lastRowLastColumn="0"/>
-            </w:pPr>
-            <w:r>
-              <w:t>92.70</w:t>
-            </w:r>
-          </w:p>
-        </w:tc>
-        <w:tc>
-          <w:tcPr>
-            <w:tcW w:w="1804" w:type="dxa"/>
-            <w:vAlign w:val="center"/>
-            <w:hideMark/>
-          </w:tcPr>
-          <w:p>
-            <w:pPr>
-              <w:jc w:val="center"/>
-              <w:cnfStyle w:val="000000100000" w:firstRow="0" w:lastRow="0" w:firstColumn="0" w:lastColumn="0" w:oddVBand="0" w:evenVBand="0" w:oddHBand="1" w:evenHBand="0" w:firstRowFirstColumn="0" w:firstRowLastColumn="0" w:lastRowFirstColumn="0" w:lastRowLastColumn="0"/>
-            </w:pPr>
-            <w:r>
-              <w:t>69.67</w:t>
-            </w:r>
-          </w:p>
-        </w:tc>
-      </w:tr>
-      <w:tr>
-        <w:trPr>
-          <w:trHeight w:val="360"/>
-        </w:trPr>
-        <w:tc>
-          <w:tcPr>
-            <w:cnfStyle w:val="001000000000" w:firstRow="0" w:lastRow="0" w:firstColumn="1" w:lastColumn="0" w:oddVBand="0" w:evenVBand="0" w:oddHBand="0" w:evenHBand="0" w:firstRowFirstColumn="0" w:firstRowLastColumn="0" w:lastRowFirstColumn="0" w:lastRowLastColumn="0"/>
-            <w:tcW w:w="2358" w:type="dxa"/>
-            <w:vAlign w:val="center"/>
-            <w:hideMark/>
-          </w:tcPr>
-          <w:p>
-            <w:r>
-              <w:t>Bu et al</w:t>
-            </w:r>
-            <w:r>
-              <w:t xml:space="preserve">. </w:t>
-            </w:r>
-            <w:r>
-              <w:t>[7]</w:t>
-            </w:r>
-          </w:p>
-        </w:tc>
-        <w:tc>
-          <w:tcPr>
-            <w:tcW w:w="1345" w:type="dxa"/>
-            <w:vAlign w:val="center"/>
-            <w:hideMark/>
-          </w:tcPr>
-          <w:p>
-            <w:pPr>
-              <w:jc w:val="center"/>
-              <w:cnfStyle w:val="000000000000" w:firstRow="0" w:lastRow="0" w:firstColumn="0" w:lastColumn="0" w:oddVBand="0" w:evenVBand="0" w:oddHBand="0" w:evenHBand="0" w:firstRowFirstColumn="0" w:firstRowLastColumn="0" w:lastRowFirstColumn="0" w:lastRowLastColumn="0"/>
-            </w:pPr>
-            <w:r>
-              <w:t>VGG16</w:t>
-            </w:r>
-          </w:p>
-        </w:tc>
-        <w:tc>
-          <w:tcPr>
-            <w:tcW w:w="1763" w:type="dxa"/>
-            <w:vAlign w:val="center"/>
-            <w:hideMark/>
-          </w:tcPr>
-          <w:p>
-            <w:pPr>
-              <w:jc w:val="center"/>
-              <w:cnfStyle w:val="000000000000" w:firstRow="0" w:lastRow="0" w:firstColumn="0" w:lastColumn="0" w:oddVBand="0" w:evenVBand="0" w:oddHBand="0" w:evenHBand="0" w:firstRowFirstColumn="0" w:firstRowLastColumn="0" w:lastRowFirstColumn="0" w:lastRowLastColumn="0"/>
-            </w:pPr>
-            <w:r>
-              <w:t>4</w:t>
-            </w:r>
-          </w:p>
-        </w:tc>
-        <w:tc>
-          <w:tcPr>
-            <w:tcW w:w="1804" w:type="dxa"/>
-            <w:vAlign w:val="center"/>
-            <w:hideMark/>
-          </w:tcPr>
-          <w:p>
-            <w:pPr>
-              <w:jc w:val="center"/>
-              <w:cnfStyle w:val="000000000000" w:firstRow="0" w:lastRow="0" w:firstColumn="0" w:lastColumn="0" w:oddVBand="0" w:evenVBand="0" w:oddHBand="0" w:evenHBand="0" w:firstRowFirstColumn="0" w:firstRowLastColumn="0" w:lastRowFirstColumn="0" w:lastRowLastColumn="0"/>
-            </w:pPr>
-            <w:r>
-              <w:t>93.96</w:t>
-            </w:r>
-          </w:p>
-        </w:tc>
-        <w:tc>
-          <w:tcPr>
-            <w:tcW w:w="1804" w:type="dxa"/>
-            <w:vAlign w:val="center"/>
-            <w:hideMark/>
-          </w:tcPr>
-          <w:p>
-            <w:pPr>
-              <w:jc w:val="center"/>
-              <w:cnfStyle w:val="000000000000" w:firstRow="0" w:lastRow="0" w:firstColumn="0" w:lastColumn="0" w:oddVBand="0" w:evenVBand="0" w:oddHBand="0" w:evenHBand="0" w:firstRowFirstColumn="0" w:firstRowLastColumn="0" w:lastRowFirstColumn="0" w:lastRowLastColumn="0"/>
-            </w:pPr>
-            <w:r>
-              <w:t>69.62</w:t>
-            </w:r>
-          </w:p>
-        </w:tc>
-      </w:tr>
-      <w:tr>
-        <w:trPr>
-          <w:cnfStyle w:val="000000100000" w:firstRow="0" w:lastRow="0" w:firstColumn="0" w:lastColumn="0" w:oddVBand="0" w:evenVBand="0" w:oddHBand="1" w:evenHBand="0" w:firstRowFirstColumn="0" w:firstRowLastColumn="0" w:lastRowFirstColumn="0" w:lastRowLastColumn="0"/>
-          <w:trHeight w:val="360"/>
-        </w:trPr>
-        <w:tc>
-          <w:tcPr>
-            <w:cnfStyle w:val="001000000000" w:firstRow="0" w:lastRow="0" w:firstColumn="1" w:lastColumn="0" w:oddVBand="0" w:evenVBand="0" w:oddHBand="0" w:evenHBand="0" w:firstRowFirstColumn="0" w:firstRowLastColumn="0" w:lastRowFirstColumn="0" w:lastRowLastColumn="0"/>
-            <w:tcW w:w="2358" w:type="dxa"/>
-            <w:vAlign w:val="center"/>
-            <w:hideMark/>
-          </w:tcPr>
-          <w:p>
-            <w:r>
-              <w:t>Zheng et al</w:t>
-            </w:r>
-            <w:r>
-              <w:t xml:space="preserve">. </w:t>
-            </w:r>
-            <w:r>
-              <w:t>[16]</w:t>
-            </w:r>
-          </w:p>
-        </w:tc>
-        <w:tc>
-          <w:tcPr>
-            <w:tcW w:w="1345" w:type="dxa"/>
-            <w:vAlign w:val="center"/>
-            <w:hideMark/>
-          </w:tcPr>
-          <w:p>
-            <w:pPr>
-              <w:jc w:val="center"/>
-              <w:cnfStyle w:val="000000100000" w:firstRow="0" w:lastRow="0" w:firstColumn="0" w:lastColumn="0" w:oddVBand="0" w:evenVBand="0" w:oddHBand="1" w:evenHBand="0" w:firstRowFirstColumn="0" w:firstRowLastColumn="0" w:lastRowFirstColumn="0" w:lastRowLastColumn="0"/>
-            </w:pPr>
-            <w:r>
-              <w:t>ResNet-19</w:t>
-            </w:r>
-          </w:p>
-        </w:tc>
-        <w:tc>
-          <w:tcPr>
-            <w:tcW w:w="1763" w:type="dxa"/>
-            <w:vAlign w:val="center"/>
-            <w:hideMark/>
-          </w:tcPr>
-          <w:p>
-            <w:pPr>
-              <w:jc w:val="center"/>
-              <w:cnfStyle w:val="000000100000" w:firstRow="0" w:lastRow="0" w:firstColumn="0" w:lastColumn="0" w:oddVBand="0" w:evenVBand="0" w:oddHBand="1" w:evenHBand="0" w:firstRowFirstColumn="0" w:firstRowLastColumn="0" w:lastRowFirstColumn="0" w:lastRowLastColumn="0"/>
-            </w:pPr>
-            <w:r>
-              <w:t>4</w:t>
-            </w:r>
-          </w:p>
-        </w:tc>
-        <w:tc>
-          <w:tcPr>
-            <w:tcW w:w="1804" w:type="dxa"/>
-            <w:vAlign w:val="center"/>
-            <w:hideMark/>
-          </w:tcPr>
-          <w:p>
-            <w:pPr>
-              <w:jc w:val="center"/>
-              <w:cnfStyle w:val="000000100000" w:firstRow="0" w:lastRow="0" w:firstColumn="0" w:lastColumn="0" w:oddVBand="0" w:evenVBand="0" w:oddHBand="1" w:evenHBand="0" w:firstRowFirstColumn="0" w:firstRowLastColumn="0" w:lastRowFirstColumn="0" w:lastRowLastColumn="0"/>
-            </w:pPr>
-            <w:r>
-              <w:t>92.92</w:t>
-            </w:r>
-          </w:p>
-        </w:tc>
-        <w:tc>
-          <w:tcPr>
-            <w:tcW w:w="1804" w:type="dxa"/>
-            <w:vAlign w:val="center"/>
-            <w:hideMark/>
-          </w:tcPr>
-          <w:p>
-            <w:pPr>
-              <w:jc w:val="center"/>
-              <w:cnfStyle w:val="000000100000" w:firstRow="0" w:lastRow="0" w:firstColumn="0" w:lastColumn="0" w:oddVBand="0" w:evenVBand="0" w:oddHBand="1" w:evenHBand="0" w:firstRowFirstColumn="0" w:firstRowLastColumn="0" w:lastRowFirstColumn="0" w:lastRowLastColumn="0"/>
-            </w:pPr>
-            <w:r>
-              <w:t>70.86</w:t>
-            </w:r>
-          </w:p>
-        </w:tc>
-      </w:tr>
-      <w:tr>
-        <w:trPr>
-          <w:trHeight w:val="360"/>
-        </w:trPr>
-        <w:tc>
-          <w:tcPr>
-            <w:cnfStyle w:val="001000000000" w:firstRow="0" w:lastRow="0" w:firstColumn="1" w:lastColumn="0" w:oddVBand="0" w:evenVBand="0" w:oddHBand="0" w:evenHBand="0" w:firstRowFirstColumn="0" w:firstRowLastColumn="0" w:lastRowFirstColumn="0" w:lastRowLastColumn="0"/>
-            <w:tcW w:w="2358" w:type="dxa"/>
-            <w:vAlign w:val="center"/>
-            <w:hideMark/>
-          </w:tcPr>
-          <w:p>
-            <w:r>
-              <w:t>Deng</w:t>
-            </w:r>
-            <w:r>
-              <w:t xml:space="preserve"> et al. </w:t>
-            </w:r>
-            <w:r>
-              <w:t>[8]</w:t>
-            </w:r>
-          </w:p>
-        </w:tc>
-        <w:tc>
-          <w:tcPr>
-            <w:tcW w:w="1345" w:type="dxa"/>
-            <w:vAlign w:val="center"/>
-            <w:hideMark/>
-          </w:tcPr>
-          <w:p>
-            <w:pPr>
-              <w:jc w:val="center"/>
-              <w:cnfStyle w:val="000000000000" w:firstRow="0" w:lastRow="0" w:firstColumn="0" w:lastColumn="0" w:oddVBand="0" w:evenVBand="0" w:oddHBand="0" w:evenHBand="0" w:firstRowFirstColumn="0" w:firstRowLastColumn="0" w:lastRowFirstColumn="0" w:lastRowLastColumn="0"/>
-            </w:pPr>
-            <w:r>
-              <w:t>ResNet-19</w:t>
-            </w:r>
-          </w:p>
-        </w:tc>
-        <w:tc>
-          <w:tcPr>
-            <w:tcW w:w="1763" w:type="dxa"/>
-            <w:vAlign w:val="center"/>
-            <w:hideMark/>
-          </w:tcPr>
-          <w:p>
-            <w:pPr>
-              <w:jc w:val="center"/>
-              <w:cnfStyle w:val="000000000000" w:firstRow="0" w:lastRow="0" w:firstColumn="0" w:lastColumn="0" w:oddVBand="0" w:evenVBand="0" w:oddHBand="0" w:evenHBand="0" w:firstRowFirstColumn="0" w:firstRowLastColumn="0" w:lastRowFirstColumn="0" w:lastRowLastColumn="0"/>
-            </w:pPr>
-            <w:r>
-              <w:t>4</w:t>
-            </w:r>
-          </w:p>
-        </w:tc>
-        <w:tc>
-          <w:tcPr>
-            <w:tcW w:w="1804" w:type="dxa"/>
-            <w:vAlign w:val="center"/>
-            <w:hideMark/>
-          </w:tcPr>
-          <w:p>
-            <w:pPr>
-              <w:jc w:val="center"/>
-              <w:cnfStyle w:val="000000000000" w:firstRow="0" w:lastRow="0" w:firstColumn="0" w:lastColumn="0" w:oddVBand="0" w:evenVBand="0" w:oddHBand="0" w:evenHBand="0" w:firstRowFirstColumn="0" w:firstRowLastColumn="0" w:lastRowFirstColumn="0" w:lastRowLastColumn="0"/>
-            </w:pPr>
-            <w:r>
-              <w:t>94.44</w:t>
-            </w:r>
-          </w:p>
-        </w:tc>
-        <w:tc>
-          <w:tcPr>
-            <w:tcW w:w="1804" w:type="dxa"/>
-            <w:vAlign w:val="center"/>
-            <w:hideMark/>
-          </w:tcPr>
-          <w:p>
-            <w:pPr>
-              <w:jc w:val="center"/>
-              <w:cnfStyle w:val="000000000000" w:firstRow="0" w:lastRow="0" w:firstColumn="0" w:lastColumn="0" w:oddVBand="0" w:evenVBand="0" w:oddHBand="0" w:evenHBand="0" w:firstRowFirstColumn="0" w:firstRowLastColumn="0" w:lastRowFirstColumn="0" w:lastRowLastColumn="0"/>
-            </w:pPr>
-            <w:r>
-              <w:t>74.47</w:t>
-            </w:r>
-          </w:p>
-        </w:tc>
-      </w:tr>
-      <w:tr>
-        <w:trPr>
-          <w:cnfStyle w:val="000000100000" w:firstRow="0" w:lastRow="0" w:firstColumn="0" w:lastColumn="0" w:oddVBand="0" w:evenVBand="0" w:oddHBand="1" w:evenHBand="0" w:firstRowFirstColumn="0" w:firstRowLastColumn="0" w:lastRowFirstColumn="0" w:lastRowLastColumn="0"/>
-          <w:trHeight w:val="360"/>
-        </w:trPr>
-        <w:tc>
-          <w:tcPr>
-            <w:cnfStyle w:val="001000000000" w:firstRow="0" w:lastRow="0" w:firstColumn="1" w:lastColumn="0" w:oddVBand="0" w:evenVBand="0" w:oddHBand="0" w:evenHBand="0" w:firstRowFirstColumn="0" w:firstRowLastColumn="0" w:lastRowFirstColumn="0" w:lastRowLastColumn="0"/>
-            <w:tcW w:w="2358" w:type="dxa"/>
-            <w:vAlign w:val="center"/>
-            <w:hideMark/>
-          </w:tcPr>
-          <w:p>
-            <w:r>
-              <w:t>Zhou</w:t>
-            </w:r>
-            <w:r>
-              <w:t xml:space="preserve"> et al. </w:t>
-            </w:r>
-            <w:r>
-              <w:t>[9]</w:t>
-            </w:r>
-          </w:p>
-        </w:tc>
-        <w:tc>
-          <w:tcPr>
-            <w:tcW w:w="1345" w:type="dxa"/>
-            <w:vAlign w:val="center"/>
-            <w:hideMark/>
-          </w:tcPr>
-          <w:p>
-            <w:pPr>
-              <w:jc w:val="center"/>
-              <w:cnfStyle w:val="000000100000" w:firstRow="0" w:lastRow="0" w:firstColumn="0" w:lastColumn="0" w:oddVBand="0" w:evenVBand="0" w:oddHBand="1" w:evenHBand="0" w:firstRowFirstColumn="0" w:firstRowLastColumn="0" w:lastRowFirstColumn="0" w:lastRowLastColumn="0"/>
-            </w:pPr>
-            <w:r>
-              <w:t>Transformer</w:t>
-            </w:r>
-          </w:p>
-        </w:tc>
-        <w:tc>
-          <w:tcPr>
-            <w:tcW w:w="1763" w:type="dxa"/>
-            <w:vAlign w:val="center"/>
-            <w:hideMark/>
-          </w:tcPr>
-          <w:p>
-            <w:pPr>
-              <w:jc w:val="center"/>
-              <w:cnfStyle w:val="000000100000" w:firstRow="0" w:lastRow="0" w:firstColumn="0" w:lastColumn="0" w:oddVBand="0" w:evenVBand="0" w:oddHBand="1" w:evenHBand="0" w:firstRowFirstColumn="0" w:firstRowLastColumn="0" w:lastRowFirstColumn="0" w:lastRowLastColumn="0"/>
-            </w:pPr>
-            <w:r>
-              <w:t>4</w:t>
-            </w:r>
-          </w:p>
-        </w:tc>
-        <w:tc>
-          <w:tcPr>
-            <w:tcW w:w="1804" w:type="dxa"/>
-            <w:vAlign w:val="center"/>
-            <w:hideMark/>
-          </w:tcPr>
-          <w:p>
-            <w:pPr>
-              <w:jc w:val="center"/>
-              <w:cnfStyle w:val="000000100000" w:firstRow="0" w:lastRow="0" w:firstColumn="0" w:lastColumn="0" w:oddVBand="0" w:evenVBand="0" w:oddHBand="1" w:evenHBand="0" w:firstRowFirstColumn="0" w:firstRowLastColumn="0" w:lastRowFirstColumn="0" w:lastRowLastColumn="0"/>
-            </w:pPr>
-            <w:r>
-              <w:t>95.19</w:t>
-            </w:r>
-          </w:p>
-        </w:tc>
-        <w:tc>
-          <w:tcPr>
-            <w:tcW w:w="1804" w:type="dxa"/>
-            <w:vAlign w:val="center"/>
-            <w:hideMark/>
-          </w:tcPr>
-          <w:p>
-            <w:pPr>
-              <w:jc w:val="center"/>
-              <w:cnfStyle w:val="000000100000" w:firstRow="0" w:lastRow="0" w:firstColumn="0" w:lastColumn="0" w:oddVBand="0" w:evenVBand="0" w:oddHBand="1" w:evenHBand="0" w:firstRowFirstColumn="0" w:firstRowLastColumn="0" w:lastRowFirstColumn="0" w:lastRowLastColumn="0"/>
-            </w:pPr>
-            <w:r>
-              <w:t>77.86</w:t>
-            </w:r>
-          </w:p>
-        </w:tc>
-      </w:tr>
-      <w:tr>
-        <w:trPr>
-          <w:trHeight w:val="360"/>
-        </w:trPr>
-        <w:tc>
-          <w:tcPr>
-            <w:cnfStyle w:val="001000000000" w:firstRow="0" w:lastRow="0" w:firstColumn="1" w:lastColumn="0" w:oddVBand="0" w:evenVBand="0" w:oddHBand="0" w:evenHBand="0" w:firstRowFirstColumn="0" w:firstRowLastColumn="0" w:lastRowFirstColumn="0" w:lastRowLastColumn="0"/>
-            <w:tcW w:w="2358" w:type="dxa"/>
-            <w:vAlign w:val="center"/>
-            <w:hideMark/>
-          </w:tcPr>
-          <w:p>
-            <w:r>
-              <w:t>Zhou</w:t>
-            </w:r>
-            <w:r>
-              <w:t xml:space="preserve"> et al.</w:t>
-            </w:r>
-            <w:r>
-              <w:t>[10]</w:t>
-            </w:r>
-          </w:p>
-        </w:tc>
-        <w:tc>
-          <w:tcPr>
-            <w:tcW w:w="1345" w:type="dxa"/>
-            <w:vAlign w:val="center"/>
-            <w:hideMark/>
-          </w:tcPr>
-          <w:p>
-            <w:pPr>
-              <w:jc w:val="center"/>
-              <w:cnfStyle w:val="000000000000" w:firstRow="0" w:lastRow="0" w:firstColumn="0" w:lastColumn="0" w:oddVBand="0" w:evenVBand="0" w:oddHBand="0" w:evenHBand="0" w:firstRowFirstColumn="0" w:firstRowLastColumn="0" w:lastRowFirstColumn="0" w:lastRowLastColumn="0"/>
-            </w:pPr>
-            <w:r>
-              <w:t>Transformer</w:t>
-            </w:r>
-          </w:p>
-        </w:tc>
-        <w:tc>
-          <w:tcPr>
-            <w:tcW w:w="1763" w:type="dxa"/>
-            <w:vAlign w:val="center"/>
-            <w:hideMark/>
-          </w:tcPr>
-          <w:p>
-            <w:pPr>
-              <w:jc w:val="center"/>
-              <w:cnfStyle w:val="000000000000" w:firstRow="0" w:lastRow="0" w:firstColumn="0" w:lastColumn="0" w:oddVBand="0" w:evenVBand="0" w:oddHBand="0" w:evenHBand="0" w:firstRowFirstColumn="0" w:firstRowLastColumn="0" w:lastRowFirstColumn="0" w:lastRowLastColumn="0"/>
-            </w:pPr>
-            <w:r>
-              <w:t>4</w:t>
-            </w:r>
-          </w:p>
-        </w:tc>
-        <w:tc>
-          <w:tcPr>
-            <w:tcW w:w="1804" w:type="dxa"/>
-            <w:vAlign w:val="center"/>
-            <w:hideMark/>
-          </w:tcPr>
-          <w:p>
-            <w:pPr>
-              <w:jc w:val="center"/>
-              <w:cnfStyle w:val="000000000000" w:firstRow="0" w:lastRow="0" w:firstColumn="0" w:lastColumn="0" w:oddVBand="0" w:evenVBand="0" w:oddHBand="0" w:evenHBand="0" w:firstRowFirstColumn="0" w:firstRowLastColumn="0" w:lastRowFirstColumn="0" w:lastRowLastColumn="0"/>
-            </w:pPr>
-            <w:r>
-              <w:t>95.81</w:t>
-            </w:r>
-          </w:p>
-        </w:tc>
-        <w:tc>
-          <w:tcPr>
-            <w:tcW w:w="1804" w:type="dxa"/>
-            <w:vAlign w:val="center"/>
-            <w:hideMark/>
-          </w:tcPr>
-          <w:p>
-            <w:pPr>
-              <w:jc w:val="center"/>
-              <w:cnfStyle w:val="000000000000" w:firstRow="0" w:lastRow="0" w:firstColumn="0" w:lastColumn="0" w:oddVBand="0" w:evenVBand="0" w:oddHBand="0" w:evenHBand="0" w:firstRowFirstColumn="0" w:firstRowLastColumn="0" w:lastRowFirstColumn="0" w:lastRowLastColumn="0"/>
-            </w:pPr>
-            <w:r>
-              <w:t>79.21</w:t>
-            </w:r>
-          </w:p>
-        </w:tc>
-      </w:tr>
-      <w:tr>
-        <w:trPr>
-          <w:cnfStyle w:val="000000100000" w:firstRow="0" w:lastRow="0" w:firstColumn="0" w:lastColumn="0" w:oddVBand="0" w:evenVBand="0" w:oddHBand="1" w:evenHBand="0" w:firstRowFirstColumn="0" w:firstRowLastColumn="0" w:lastRowFirstColumn="0" w:lastRowLastColumn="0"/>
-          <w:trHeight w:val="360"/>
-        </w:trPr>
-        <w:tc>
-          <w:tcPr>
-            <w:cnfStyle w:val="001000000000" w:firstRow="0" w:lastRow="0" w:firstColumn="1" w:lastColumn="0" w:oddVBand="0" w:evenVBand="0" w:oddHBand="0" w:evenHBand="0" w:firstRowFirstColumn="0" w:firstRowLastColumn="0" w:lastRowFirstColumn="0" w:lastRowLastColumn="0"/>
-            <w:tcW w:w="2358" w:type="dxa"/>
-            <w:vAlign w:val="center"/>
-            <w:hideMark/>
-          </w:tcPr>
-          <w:p>
-            <w:r>
-              <w:t>Yao</w:t>
-            </w:r>
-            <w:r>
-              <w:t xml:space="preserve"> et al. </w:t>
-            </w:r>
-            <w:r>
-              <w:t>[11]</w:t>
-            </w:r>
-          </w:p>
-        </w:tc>
-        <w:tc>
-          <w:tcPr>
-            <w:tcW w:w="1345" w:type="dxa"/>
-            <w:vAlign w:val="center"/>
-            <w:hideMark/>
-          </w:tcPr>
-          <w:p>
-            <w:pPr>
-              <w:jc w:val="center"/>
-              <w:cnfStyle w:val="000000100000" w:firstRow="0" w:lastRow="0" w:firstColumn="0" w:lastColumn="0" w:oddVBand="0" w:evenVBand="0" w:oddHBand="1" w:evenHBand="0" w:firstRowFirstColumn="0" w:firstRowLastColumn="0" w:lastRowFirstColumn="0" w:lastRowLastColumn="0"/>
-            </w:pPr>
-            <w:r>
-              <w:t>Transformer</w:t>
-            </w:r>
-          </w:p>
-        </w:tc>
-        <w:tc>
-          <w:tcPr>
-            <w:tcW w:w="1763" w:type="dxa"/>
-            <w:vAlign w:val="center"/>
-            <w:hideMark/>
-          </w:tcPr>
-          <w:p>
-            <w:pPr>
-              <w:jc w:val="center"/>
-              <w:cnfStyle w:val="000000100000" w:firstRow="0" w:lastRow="0" w:firstColumn="0" w:lastColumn="0" w:oddVBand="0" w:evenVBand="0" w:oddHBand="1" w:evenHBand="0" w:firstRowFirstColumn="0" w:firstRowLastColumn="0" w:lastRowFirstColumn="0" w:lastRowLastColumn="0"/>
-            </w:pPr>
-            <w:r>
-              <w:t>4</w:t>
-            </w:r>
-          </w:p>
-        </w:tc>
-        <w:tc>
-          <w:tcPr>
-            <w:tcW w:w="1804" w:type="dxa"/>
-            <w:vAlign w:val="center"/>
-            <w:hideMark/>
-          </w:tcPr>
-          <w:p>
-            <w:pPr>
-              <w:jc w:val="center"/>
-              <w:cnfStyle w:val="000000100000" w:firstRow="0" w:lastRow="0" w:firstColumn="0" w:lastColumn="0" w:oddVBand="0" w:evenVBand="0" w:oddHBand="1" w:evenHBand="0" w:firstRowFirstColumn="0" w:firstRowLastColumn="0" w:lastRowFirstColumn="0" w:lastRowLastColumn="0"/>
-            </w:pPr>
-            <w:r>
-              <w:t>95.60</w:t>
-            </w:r>
-          </w:p>
-        </w:tc>
-        <w:tc>
-          <w:tcPr>
-            <w:tcW w:w="1804" w:type="dxa"/>
-            <w:vAlign w:val="center"/>
-            <w:hideMark/>
-          </w:tcPr>
-          <w:p>
-            <w:pPr>
-              <w:jc w:val="center"/>
-              <w:cnfStyle w:val="000000100000" w:firstRow="0" w:lastRow="0" w:firstColumn="0" w:lastColumn="0" w:oddVBand="0" w:evenVBand="0" w:oddHBand="1" w:evenHBand="0" w:firstRowFirstColumn="0" w:firstRowLastColumn="0" w:lastRowFirstColumn="0" w:lastRowLastColumn="0"/>
-            </w:pPr>
-            <w:r>
-              <w:t>78.40</w:t>
-            </w:r>
-          </w:p>
-        </w:tc>
-      </w:tr>
-      <w:tr>
-        <w:trPr>
-          <w:trHeight w:val="360"/>
-        </w:trPr>
-        <w:tc>
-          <w:tcPr>
-            <w:cnfStyle w:val="001000000000" w:firstRow="0" w:lastRow="0" w:firstColumn="1" w:lastColumn="0" w:oddVBand="0" w:evenVBand="0" w:oddHBand="0" w:evenHBand="0" w:firstRowFirstColumn="0" w:firstRowLastColumn="0" w:lastRowFirstColumn="0" w:lastRowLastColumn="0"/>
-            <w:tcW w:w="2358" w:type="dxa"/>
-            <w:vAlign w:val="center"/>
-            <w:hideMark/>
-          </w:tcPr>
-          <w:p>
-            <w:proofErr w:type="spellStart"/>
-            <w:r>
-              <w:t>Che</w:t>
-            </w:r>
-            <w:proofErr w:type="spellEnd"/>
-            <w:r>
-              <w:t xml:space="preserve"> et al. </w:t>
-            </w:r>
-            <w:r>
-              <w:t>[12]</w:t>
-            </w:r>
-          </w:p>
-        </w:tc>
-        <w:tc>
-          <w:tcPr>
-            <w:tcW w:w="1345" w:type="dxa"/>
-            <w:vAlign w:val="center"/>
-            <w:hideMark/>
-          </w:tcPr>
-          <w:p>
-            <w:pPr>
-              <w:jc w:val="center"/>
-              <w:cnfStyle w:val="000000000000" w:firstRow="0" w:lastRow="0" w:firstColumn="0" w:lastColumn="0" w:oddVBand="0" w:evenVBand="0" w:oddHBand="0" w:evenHBand="0" w:firstRowFirstColumn="0" w:firstRowLastColumn="0" w:lastRowFirstColumn="0" w:lastRowLastColumn="0"/>
-            </w:pPr>
-            <w:r>
-              <w:t>Transformer</w:t>
-            </w:r>
-          </w:p>
-        </w:tc>
-        <w:tc>
-          <w:tcPr>
-            <w:tcW w:w="1763" w:type="dxa"/>
-            <w:vAlign w:val="center"/>
-            <w:hideMark/>
-          </w:tcPr>
-          <w:p>
-            <w:pPr>
-              <w:jc w:val="center"/>
-              <w:cnfStyle w:val="000000000000" w:firstRow="0" w:lastRow="0" w:firstColumn="0" w:lastColumn="0" w:oddVBand="0" w:evenVBand="0" w:oddHBand="0" w:evenHBand="0" w:firstRowFirstColumn="0" w:firstRowLastColumn="0" w:lastRowFirstColumn="0" w:lastRowLastColumn="0"/>
-            </w:pPr>
-            <w:r>
-              <w:t>4</w:t>
-            </w:r>
-          </w:p>
-        </w:tc>
-        <w:tc>
-          <w:tcPr>
-            <w:tcW w:w="1804" w:type="dxa"/>
-            <w:vAlign w:val="center"/>
-            <w:hideMark/>
-          </w:tcPr>
-          <w:p>
-            <w:pPr>
-              <w:jc w:val="center"/>
-              <w:cnfStyle w:val="000000000000" w:firstRow="0" w:lastRow="0" w:firstColumn="0" w:lastColumn="0" w:oddVBand="0" w:evenVBand="0" w:oddHBand="0" w:evenHBand="0" w:firstRowFirstColumn="0" w:firstRowLastColumn="0" w:lastRowFirstColumn="0" w:lastRowLastColumn="0"/>
-            </w:pPr>
-            <w:r>
-              <w:t>96.39</w:t>
-            </w:r>
-          </w:p>
-        </w:tc>
-        <w:tc>
-          <w:tcPr>
-            <w:tcW w:w="1804" w:type="dxa"/>
-            <w:vAlign w:val="center"/>
-            <w:hideMark/>
-          </w:tcPr>
-          <w:p>
-            <w:pPr>
-              <w:jc w:val="center"/>
-              <w:cnfStyle w:val="000000000000" w:firstRow="0" w:lastRow="0" w:firstColumn="0" w:lastColumn="0" w:oddVBand="0" w:evenVBand="0" w:oddHBand="0" w:evenHBand="0" w:firstRowFirstColumn="0" w:firstRowLastColumn="0" w:lastRowFirstColumn="0" w:lastRowLastColumn="0"/>
-            </w:pPr>
-            <w:r>
-              <w:t>78.22</w:t>
-            </w:r>
-          </w:p>
-        </w:tc>
-      </w:tr>
-      <w:tr>
-        <w:trPr>
-          <w:cnfStyle w:val="000000100000" w:firstRow="0" w:lastRow="0" w:firstColumn="0" w:lastColumn="0" w:oddVBand="0" w:evenVBand="0" w:oddHBand="1" w:evenHBand="0" w:firstRowFirstColumn="0" w:firstRowLastColumn="0" w:lastRowFirstColumn="0" w:lastRowLastColumn="0"/>
-          <w:trHeight w:val="360"/>
-        </w:trPr>
-        <w:tc>
-          <w:tcPr>
-            <w:cnfStyle w:val="001000000000" w:firstRow="0" w:lastRow="0" w:firstColumn="1" w:lastColumn="0" w:oddVBand="0" w:evenVBand="0" w:oddHBand="0" w:evenHBand="0" w:firstRowFirstColumn="0" w:firstRowLastColumn="0" w:lastRowFirstColumn="0" w:lastRowLastColumn="0"/>
-            <w:tcW w:w="2358" w:type="dxa"/>
-            <w:vAlign w:val="center"/>
-            <w:hideMark/>
-          </w:tcPr>
-          <w:p>
-            <w:proofErr w:type="spellStart"/>
-            <w:r>
-              <w:t>Guo</w:t>
-            </w:r>
-            <w:proofErr w:type="spellEnd"/>
-            <w:r>
-              <w:t xml:space="preserve"> et al.</w:t>
-            </w:r>
-            <w:r>
-              <w:t xml:space="preserve"> [14]</w:t>
-            </w:r>
-          </w:p>
-        </w:tc>
-        <w:tc>
-          <w:tcPr>
-            <w:tcW w:w="1345" w:type="dxa"/>
-            <w:vAlign w:val="center"/>
-            <w:hideMark/>
-          </w:tcPr>
-          <w:p>
-            <w:pPr>
-              <w:jc w:val="center"/>
-              <w:cnfStyle w:val="000000100000" w:firstRow="0" w:lastRow="0" w:firstColumn="0" w:lastColumn="0" w:oddVBand="0" w:evenVBand="0" w:oddHBand="1" w:evenHBand="0" w:firstRowFirstColumn="0" w:firstRowLastColumn="0" w:lastRowFirstColumn="0" w:lastRowLastColumn="0"/>
-            </w:pPr>
-            <w:r>
-              <w:t>Transformer</w:t>
-            </w:r>
-          </w:p>
-        </w:tc>
-        <w:tc>
-          <w:tcPr>
-            <w:tcW w:w="1763" w:type="dxa"/>
-            <w:vAlign w:val="center"/>
-            <w:hideMark/>
-          </w:tcPr>
-          <w:p>
-            <w:pPr>
-              <w:jc w:val="center"/>
-              <w:cnfStyle w:val="000000100000" w:firstRow="0" w:lastRow="0" w:firstColumn="0" w:lastColumn="0" w:oddVBand="0" w:evenVBand="0" w:oddHBand="1" w:evenHBand="0" w:firstRowFirstColumn="0" w:firstRowLastColumn="0" w:lastRowFirstColumn="0" w:lastRowLastColumn="0"/>
-            </w:pPr>
-            <w:r>
-              <w:t>4</w:t>
-            </w:r>
-          </w:p>
-        </w:tc>
-        <w:tc>
-          <w:tcPr>
-            <w:tcW w:w="1804" w:type="dxa"/>
-            <w:vAlign w:val="center"/>
-            <w:hideMark/>
-          </w:tcPr>
-          <w:p>
-            <w:pPr>
-              <w:jc w:val="center"/>
-              <w:cnfStyle w:val="000000100000" w:firstRow="0" w:lastRow="0" w:firstColumn="0" w:lastColumn="0" w:oddVBand="0" w:evenVBand="0" w:oddHBand="1" w:evenHBand="0" w:firstRowFirstColumn="0" w:firstRowLastColumn="0" w:lastRowFirstColumn="0" w:lastRowLastColumn="0"/>
-            </w:pPr>
-            <w:r>
-              <w:t>96.32</w:t>
-            </w:r>
-          </w:p>
-        </w:tc>
-        <w:tc>
-          <w:tcPr>
-            <w:tcW w:w="1804" w:type="dxa"/>
-            <w:vAlign w:val="center"/>
-            <w:hideMark/>
-          </w:tcPr>
-          <w:p>
-            <w:pPr>
-              <w:jc w:val="center"/>
-              <w:cnfStyle w:val="000000100000" w:firstRow="0" w:lastRow="0" w:firstColumn="0" w:lastColumn="0" w:oddVBand="0" w:evenVBand="0" w:oddHBand="1" w:evenHBand="0" w:firstRowFirstColumn="0" w:firstRowLastColumn="0" w:lastRowFirstColumn="0" w:lastRowLastColumn="0"/>
-            </w:pPr>
-            <w:r>
-              <w:t>79.69</w:t>
-            </w:r>
-          </w:p>
-        </w:tc>
-      </w:tr>
-      <w:tr>
-        <w:trPr>
-          <w:trHeight w:val="360"/>
-        </w:trPr>
-        <w:tc>
-          <w:tcPr>
-            <w:cnfStyle w:val="001000000000" w:firstRow="0" w:lastRow="0" w:firstColumn="1" w:lastColumn="0" w:oddVBand="0" w:evenVBand="0" w:oddHBand="0" w:evenHBand="0" w:firstRowFirstColumn="0" w:firstRowLastColumn="0" w:lastRowFirstColumn="0" w:lastRowLastColumn="0"/>
-            <w:tcW w:w="2358" w:type="dxa"/>
-            <w:vAlign w:val="center"/>
-            <w:hideMark/>
-          </w:tcPr>
-          <w:p>
-            <w:r>
-              <w:t>Zhang</w:t>
-            </w:r>
-            <w:r>
-              <w:t xml:space="preserve"> et al. </w:t>
-            </w:r>
-            <w:r>
-              <w:t>[13]</w:t>
-            </w:r>
-          </w:p>
-        </w:tc>
-        <w:tc>
-          <w:tcPr>
-            <w:tcW w:w="1345" w:type="dxa"/>
-            <w:vAlign w:val="center"/>
-            <w:hideMark/>
-          </w:tcPr>
-          <w:p>
-            <w:pPr>
-              <w:jc w:val="center"/>
-              <w:cnfStyle w:val="000000000000" w:firstRow="0" w:lastRow="0" w:firstColumn="0" w:lastColumn="0" w:oddVBand="0" w:evenVBand="0" w:oddHBand="0" w:evenHBand="0" w:firstRowFirstColumn="0" w:firstRowLastColumn="0" w:lastRowFirstColumn="0" w:lastRowLastColumn="0"/>
-            </w:pPr>
-            <w:r>
-              <w:t>Transformer</w:t>
-            </w:r>
-          </w:p>
-        </w:tc>
-        <w:tc>
-          <w:tcPr>
-            <w:tcW w:w="1763" w:type="dxa"/>
-            <w:vAlign w:val="center"/>
-            <w:hideMark/>
-          </w:tcPr>
-          <w:p>
-            <w:pPr>
-              <w:jc w:val="center"/>
-              <w:cnfStyle w:val="000000000000" w:firstRow="0" w:lastRow="0" w:firstColumn="0" w:lastColumn="0" w:oddVBand="0" w:evenVBand="0" w:oddHBand="0" w:evenHBand="0" w:firstRowFirstColumn="0" w:firstRowLastColumn="0" w:lastRowFirstColumn="0" w:lastRowLastColumn="0"/>
-            </w:pPr>
-            <w:r>
-              <w:t>4</w:t>
-            </w:r>
-          </w:p>
-        </w:tc>
-        <w:tc>
-          <w:tcPr>
-            <w:tcW w:w="1804" w:type="dxa"/>
-            <w:vAlign w:val="center"/>
-            <w:hideMark/>
-          </w:tcPr>
-          <w:p>
-            <w:pPr>
-              <w:jc w:val="center"/>
-              <w:cnfStyle w:val="000000000000" w:firstRow="0" w:lastRow="0" w:firstColumn="0" w:lastColumn="0" w:oddVBand="0" w:evenVBand="0" w:oddHBand="0" w:evenHBand="0" w:firstRowFirstColumn="0" w:firstRowLastColumn="0" w:lastRowFirstColumn="0" w:lastRowLastColumn="0"/>
-            </w:pPr>
-            <w:r>
-              <w:t>96.76</w:t>
-            </w:r>
-          </w:p>
-        </w:tc>
-        <w:tc>
-          <w:tcPr>
-            <w:tcW w:w="1804" w:type="dxa"/>
-            <w:vAlign w:val="center"/>
-            <w:hideMark/>
-          </w:tcPr>
-          <w:p>
-            <w:pPr>
-              <w:jc w:val="center"/>
-              <w:cnfStyle w:val="000000000000" w:firstRow="0" w:lastRow="0" w:firstColumn="0" w:lastColumn="0" w:oddVBand="0" w:evenVBand="0" w:oddHBand="0" w:evenHBand="0" w:firstRowFirstColumn="0" w:firstRowLastColumn="0" w:lastRowFirstColumn="0" w:lastRowLastColumn="0"/>
-            </w:pPr>
-            <w:r>
-              <w:t>82.26</w:t>
-            </w:r>
-          </w:p>
-        </w:tc>
-      </w:tr>
-      <w:tr>
-        <w:trPr>
-          <w:cnfStyle w:val="000000100000" w:firstRow="0" w:lastRow="0" w:firstColumn="0" w:lastColumn="0" w:oddVBand="0" w:evenVBand="0" w:oddHBand="1" w:evenHBand="0" w:firstRowFirstColumn="0" w:firstRowLastColumn="0" w:lastRowFirstColumn="0" w:lastRowLastColumn="0"/>
-          <w:trHeight w:val="360"/>
-        </w:trPr>
-        <w:tc>
-          <w:tcPr>
-            <w:cnfStyle w:val="001000000000" w:firstRow="0" w:lastRow="0" w:firstColumn="1" w:lastColumn="0" w:oddVBand="0" w:evenVBand="0" w:oddHBand="0" w:evenHBand="0" w:firstRowFirstColumn="0" w:firstRowLastColumn="0" w:lastRowFirstColumn="0" w:lastRowLastColumn="0"/>
-            <w:tcW w:w="2358" w:type="dxa"/>
-            <w:vAlign w:val="center"/>
-          </w:tcPr>
-          <w:p>
-            <w:r>
-              <w:t>Ours</w:t>
-            </w:r>
-          </w:p>
-        </w:tc>
-        <w:tc>
-          <w:tcPr>
-            <w:tcW w:w="1345" w:type="dxa"/>
-            <w:vAlign w:val="center"/>
-          </w:tcPr>
-          <w:p>
-            <w:pPr>
-              <w:jc w:val="center"/>
-              <w:cnfStyle w:val="000000100000" w:firstRow="0" w:lastRow="0" w:firstColumn="0" w:lastColumn="0" w:oddVBand="0" w:evenVBand="0" w:oddHBand="1" w:evenHBand="0" w:firstRowFirstColumn="0" w:firstRowLastColumn="0" w:lastRowFirstColumn="0" w:lastRowLastColumn="0"/>
-            </w:pPr>
-            <w:r>
-              <w:t>ConvNeXt</w:t>
-            </w:r>
-          </w:p>
-        </w:tc>
-        <w:tc>
-          <w:tcPr>
-            <w:tcW w:w="1763" w:type="dxa"/>
-            <w:vAlign w:val="center"/>
-          </w:tcPr>
-          <w:p>
-            <w:pPr>
-              <w:jc w:val="center"/>
-              <w:cnfStyle w:val="000000100000" w:firstRow="0" w:lastRow="0" w:firstColumn="0" w:lastColumn="0" w:oddVBand="0" w:evenVBand="0" w:oddHBand="1" w:evenHBand="0" w:firstRowFirstColumn="0" w:firstRowLastColumn="0" w:lastRowFirstColumn="0" w:lastRowLastColumn="0"/>
-            </w:pPr>
-            <w:r>
-              <w:t>1</w:t>
-            </w:r>
-          </w:p>
-        </w:tc>
-        <w:tc>
-          <w:tcPr>
-            <w:tcW w:w="1804" w:type="dxa"/>
-            <w:vAlign w:val="center"/>
-          </w:tcPr>
-          <w:p>
-            <w:pPr>
-              <w:jc w:val="center"/>
-              <w:cnfStyle w:val="000000100000" w:firstRow="0" w:lastRow="0" w:firstColumn="0" w:lastColumn="0" w:oddVBand="0" w:evenVBand="0" w:oddHBand="1" w:evenHBand="0" w:firstRowFirstColumn="0" w:firstRowLastColumn="0" w:lastRowFirstColumn="0" w:lastRowLastColumn="0"/>
-            </w:pPr>
-            <w:r>
-              <w:rPr>
-                <w:color w:val="FF0000"/>
-              </w:rPr>
-              <w:t>XX</w:t>
-            </w:r>
-          </w:p>
-        </w:tc>
-        <w:tc>
-          <w:tcPr>
-            <w:tcW w:w="1804" w:type="dxa"/>
-            <w:vAlign w:val="center"/>
-          </w:tcPr>
-          <w:p>
-            <w:pPr>
-              <w:jc w:val="center"/>
-              <w:cnfStyle w:val="000000100000" w:firstRow="0" w:lastRow="0" w:firstColumn="0" w:lastColumn="0" w:oddVBand="0" w:evenVBand="0" w:oddHBand="1" w:evenHBand="0" w:firstRowFirstColumn="0" w:firstRowLastColumn="0" w:lastRowFirstColumn="0" w:lastRowLastColumn="0"/>
-            </w:pPr>
-            <w:r>
-              <w:rPr>
-                <w:color w:val="FF0000"/>
-              </w:rPr>
-              <w:t>XX</w:t>
-            </w:r>
-          </w:p>
-        </w:tc>
-      </w:tr>
-    </w:tbl>
-    <w:p/>
-    <w:p>
-      <w:pPr>
-        <w:pStyle w:val="Heading2"/>
-      </w:pPr>
-    </w:p>
-    <w:p>
-      <w:pPr>
-        <w:pStyle w:val="Heading2"/>
-      </w:pPr>
-      <w:r>
-        <w:t>3</w:t>
-      </w:r>
-      <w:r>
-        <w:t>.4. Ablation Study</w:t>
-      </w:r>
-    </w:p>
-    <w:p>
-      <w:pPr>
-        <w:jc w:val="lowKashida"/>
-      </w:pPr>
-      <w:r>
-        <w:t>To isolate and quantify the contribution of each design component in the proposed SpikingConvNeXt architecture, we performed a structured ablation study on the CIFAR-10 dataset. All experiments utilized the ConvNeXt-Tiny backbone under the training protocol detailed in Section 4.1. The study evaluates the impact on two primary metrics: top-1 classification accuracy and activation sparsity.</w:t>
-      </w:r>
-    </w:p>
-    <w:p>
-      <w:pPr>
-        <w:jc w:val="lowKashida"/>
-      </w:pPr>
-      <w:r>
-        <w:t xml:space="preserve">The investigation follows a cumulative design, where components are sequentially integrated. We began with a baseline spiking conversion, implementing a direct TTFS-based mapping for pointwise operations while maintaining the standard additive residual connection from the original ConvNeXt. This baseline established an accuracy of 95.29% with a sparsity of 33.3%. Subsequent integration of the minimum residual merge, which replaces the additive operation with an element-wise minimum over spike times, improved accuracy to 95.96% while preserving the same sparsity level (33.3%). Introducing learnable per-channel delays then provided a mechanism for explicit sparsity regulation, increasing sparsity substantially to 38.5% with an associated, controlled reduction in accuracy to </w:t>
-      </w:r>
-      <w:r>
-        <w:lastRenderedPageBreak/>
-        <w:t>94.43%. Finally, an optional non-negative weight constraint was applied to the pointwise projections to further bias the network toward sparsity. The complete results are summarized in Table 3.</w:t>
-      </w:r>
+        <w:sectPr>
+          <w:type w:val="continuous"/>
+          <w:pgSz w:w="11906" w:h="16838" w:code="9"/>
+          <w:pgMar w:top="1440" w:right="1440" w:bottom="1440" w:left="1440" w:header="720" w:footer="720" w:gutter="0"/>
+          <w:cols w:num="2" w:space="720"/>
+          <w:docGrid w:linePitch="360"/>
+        </w:sectPr>
+      </w:pPr>
     </w:p>
     <w:p>
       <w:pPr>
@@ -4971,9 +3108,15 @@
               <w:rPr>
                 <w:b w:val="0"/>
                 <w:bCs w:val="0"/>
+                <w:sz w:val="20"/>
+                <w:szCs w:val="20"/>
               </w:rPr>
             </w:pPr>
             <w:r>
+              <w:rPr>
+                <w:sz w:val="20"/>
+                <w:szCs w:val="20"/>
+              </w:rPr>
               <w:t>Method</w:t>
             </w:r>
           </w:p>
@@ -4990,14 +3133,24 @@
               <w:rPr>
                 <w:b w:val="0"/>
                 <w:bCs w:val="0"/>
+                <w:sz w:val="20"/>
+                <w:szCs w:val="20"/>
               </w:rPr>
             </w:pPr>
             <w:proofErr w:type="gramStart"/>
             <w:r>
+              <w:rPr>
+                <w:sz w:val="20"/>
+                <w:szCs w:val="20"/>
+              </w:rPr>
               <w:t>Sparsity(</w:t>
             </w:r>
             <w:proofErr w:type="gramEnd"/>
             <w:r>
+              <w:rPr>
+                <w:sz w:val="20"/>
+                <w:szCs w:val="20"/>
+              </w:rPr>
               <w:t>%)</w:t>
             </w:r>
           </w:p>
@@ -5014,16 +3167,16 @@
               <w:rPr>
                 <w:b w:val="0"/>
                 <w:bCs w:val="0"/>
+                <w:sz w:val="20"/>
+                <w:szCs w:val="20"/>
               </w:rPr>
             </w:pPr>
             <w:r>
-              <w:t>Acc</w:t>
-            </w:r>
-            <w:r>
-              <w:t xml:space="preserve">. </w:t>
-            </w:r>
-            <w:r>
-              <w:t>(%)</w:t>
+              <w:rPr>
+                <w:sz w:val="20"/>
+                <w:szCs w:val="20"/>
+              </w:rPr>
+              <w:t>Acc. (%)</w:t>
             </w:r>
           </w:p>
         </w:tc>
@@ -5045,9 +3198,15 @@
               <w:rPr>
                 <w:b w:val="0"/>
                 <w:bCs w:val="0"/>
+                <w:sz w:val="20"/>
+                <w:szCs w:val="20"/>
               </w:rPr>
             </w:pPr>
             <w:r>
+              <w:rPr>
+                <w:sz w:val="20"/>
+                <w:szCs w:val="20"/>
+              </w:rPr>
               <w:t>Baseline</w:t>
             </w:r>
           </w:p>
@@ -5061,8 +3220,16 @@
             <w:pPr>
               <w:jc w:val="center"/>
               <w:cnfStyle w:val="000000100000" w:firstRow="0" w:lastRow="0" w:firstColumn="0" w:lastColumn="0" w:oddVBand="0" w:evenVBand="0" w:oddHBand="1" w:evenHBand="0" w:firstRowFirstColumn="0" w:firstRowLastColumn="0" w:lastRowFirstColumn="0" w:lastRowLastColumn="0"/>
+              <w:rPr>
+                <w:sz w:val="20"/>
+                <w:szCs w:val="20"/>
+              </w:rPr>
             </w:pPr>
             <w:r>
+              <w:rPr>
+                <w:sz w:val="20"/>
+                <w:szCs w:val="20"/>
+              </w:rPr>
               <w:t>33.3</w:t>
             </w:r>
           </w:p>
@@ -5076,8 +3243,16 @@
             <w:pPr>
               <w:jc w:val="center"/>
               <w:cnfStyle w:val="000000100000" w:firstRow="0" w:lastRow="0" w:firstColumn="0" w:lastColumn="0" w:oddVBand="0" w:evenVBand="0" w:oddHBand="1" w:evenHBand="0" w:firstRowFirstColumn="0" w:firstRowLastColumn="0" w:lastRowFirstColumn="0" w:lastRowLastColumn="0"/>
+              <w:rPr>
+                <w:sz w:val="20"/>
+                <w:szCs w:val="20"/>
+              </w:rPr>
             </w:pPr>
             <w:r>
+              <w:rPr>
+                <w:sz w:val="20"/>
+                <w:szCs w:val="20"/>
+              </w:rPr>
               <w:t>95.29</w:t>
             </w:r>
           </w:p>
@@ -5099,9 +3274,15 @@
               <w:rPr>
                 <w:b w:val="0"/>
                 <w:bCs w:val="0"/>
+                <w:sz w:val="20"/>
+                <w:szCs w:val="20"/>
               </w:rPr>
             </w:pPr>
             <w:r>
+              <w:rPr>
+                <w:sz w:val="20"/>
+                <w:szCs w:val="20"/>
+              </w:rPr>
               <w:t>+Minimum residual merge</w:t>
             </w:r>
           </w:p>
@@ -5115,8 +3296,16 @@
             <w:pPr>
               <w:jc w:val="center"/>
               <w:cnfStyle w:val="000000000000" w:firstRow="0" w:lastRow="0" w:firstColumn="0" w:lastColumn="0" w:oddVBand="0" w:evenVBand="0" w:oddHBand="0" w:evenHBand="0" w:firstRowFirstColumn="0" w:firstRowLastColumn="0" w:lastRowFirstColumn="0" w:lastRowLastColumn="0"/>
+              <w:rPr>
+                <w:sz w:val="20"/>
+                <w:szCs w:val="20"/>
+              </w:rPr>
             </w:pPr>
             <w:r>
+              <w:rPr>
+                <w:sz w:val="20"/>
+                <w:szCs w:val="20"/>
+              </w:rPr>
               <w:t>33.3</w:t>
             </w:r>
           </w:p>
@@ -5130,8 +3319,16 @@
             <w:pPr>
               <w:jc w:val="center"/>
               <w:cnfStyle w:val="000000000000" w:firstRow="0" w:lastRow="0" w:firstColumn="0" w:lastColumn="0" w:oddVBand="0" w:evenVBand="0" w:oddHBand="0" w:evenHBand="0" w:firstRowFirstColumn="0" w:firstRowLastColumn="0" w:lastRowFirstColumn="0" w:lastRowLastColumn="0"/>
+              <w:rPr>
+                <w:sz w:val="20"/>
+                <w:szCs w:val="20"/>
+              </w:rPr>
             </w:pPr>
             <w:r>
+              <w:rPr>
+                <w:sz w:val="20"/>
+                <w:szCs w:val="20"/>
+              </w:rPr>
               <w:t>95.96</w:t>
             </w:r>
           </w:p>
@@ -5154,9 +3351,15 @@
               <w:rPr>
                 <w:b w:val="0"/>
                 <w:bCs w:val="0"/>
+                <w:sz w:val="20"/>
+                <w:szCs w:val="20"/>
               </w:rPr>
             </w:pPr>
             <w:r>
+              <w:rPr>
+                <w:sz w:val="20"/>
+                <w:szCs w:val="20"/>
+              </w:rPr>
               <w:t>+ Learnable delays</w:t>
             </w:r>
           </w:p>
@@ -5170,8 +3373,16 @@
             <w:pPr>
               <w:jc w:val="center"/>
               <w:cnfStyle w:val="000000100000" w:firstRow="0" w:lastRow="0" w:firstColumn="0" w:lastColumn="0" w:oddVBand="0" w:evenVBand="0" w:oddHBand="1" w:evenHBand="0" w:firstRowFirstColumn="0" w:firstRowLastColumn="0" w:lastRowFirstColumn="0" w:lastRowLastColumn="0"/>
+              <w:rPr>
+                <w:sz w:val="20"/>
+                <w:szCs w:val="20"/>
+              </w:rPr>
             </w:pPr>
             <w:r>
+              <w:rPr>
+                <w:sz w:val="20"/>
+                <w:szCs w:val="20"/>
+              </w:rPr>
               <w:t>38.5</w:t>
             </w:r>
           </w:p>
@@ -5185,8 +3396,16 @@
             <w:pPr>
               <w:jc w:val="center"/>
               <w:cnfStyle w:val="000000100000" w:firstRow="0" w:lastRow="0" w:firstColumn="0" w:lastColumn="0" w:oddVBand="0" w:evenVBand="0" w:oddHBand="1" w:evenHBand="0" w:firstRowFirstColumn="0" w:firstRowLastColumn="0" w:lastRowFirstColumn="0" w:lastRowLastColumn="0"/>
+              <w:rPr>
+                <w:sz w:val="20"/>
+                <w:szCs w:val="20"/>
+              </w:rPr>
             </w:pPr>
             <w:r>
+              <w:rPr>
+                <w:sz w:val="20"/>
+                <w:szCs w:val="20"/>
+              </w:rPr>
               <w:t>94.43</w:t>
             </w:r>
           </w:p>
@@ -5208,9 +3427,15 @@
               <w:rPr>
                 <w:b w:val="0"/>
                 <w:bCs w:val="0"/>
+                <w:sz w:val="20"/>
+                <w:szCs w:val="20"/>
               </w:rPr>
             </w:pPr>
             <w:r>
+              <w:rPr>
+                <w:sz w:val="20"/>
+                <w:szCs w:val="20"/>
+              </w:rPr>
               <w:t>+Non-negative weights</w:t>
             </w:r>
           </w:p>
@@ -5226,11 +3451,15 @@
               <w:cnfStyle w:val="000000000000" w:firstRow="0" w:lastRow="0" w:firstColumn="0" w:lastColumn="0" w:oddVBand="0" w:evenVBand="0" w:oddHBand="0" w:evenHBand="0" w:firstRowFirstColumn="0" w:firstRowLastColumn="0" w:lastRowFirstColumn="0" w:lastRowLastColumn="0"/>
               <w:rPr>
                 <w:color w:val="FF0000"/>
+                <w:sz w:val="20"/>
+                <w:szCs w:val="20"/>
               </w:rPr>
             </w:pPr>
             <w:r>
               <w:rPr>
                 <w:color w:val="FF0000"/>
+                <w:sz w:val="20"/>
+                <w:szCs w:val="20"/>
               </w:rPr>
               <w:t>X</w:t>
             </w:r>
@@ -5247,11 +3476,15 @@
               <w:cnfStyle w:val="000000000000" w:firstRow="0" w:lastRow="0" w:firstColumn="0" w:lastColumn="0" w:oddVBand="0" w:evenVBand="0" w:oddHBand="0" w:evenHBand="0" w:firstRowFirstColumn="0" w:firstRowLastColumn="0" w:lastRowFirstColumn="0" w:lastRowLastColumn="0"/>
               <w:rPr>
                 <w:color w:val="FF0000"/>
+                <w:sz w:val="20"/>
+                <w:szCs w:val="20"/>
               </w:rPr>
             </w:pPr>
             <w:r>
               <w:rPr>
                 <w:color w:val="FF0000"/>
+                <w:sz w:val="20"/>
+                <w:szCs w:val="20"/>
               </w:rPr>
               <w:t>X</w:t>
             </w:r>
@@ -5270,6 +3503,22 @@
     <w:p>
       <w:pPr>
         <w:jc w:val="lowKashida"/>
+        <w:rPr>
+          <w:b/>
+          <w:bCs/>
+        </w:rPr>
+        <w:sectPr>
+          <w:type w:val="continuous"/>
+          <w:pgSz w:w="11906" w:h="16838" w:code="9"/>
+          <w:pgMar w:top="1440" w:right="1440" w:bottom="1440" w:left="1440" w:header="720" w:footer="720" w:gutter="0"/>
+          <w:cols w:space="720"/>
+          <w:docGrid w:linePitch="360"/>
+        </w:sectPr>
+      </w:pPr>
+    </w:p>
+    <w:p>
+      <w:pPr>
+        <w:jc w:val="lowKashida"/>
       </w:pPr>
       <w:r>
         <w:rPr>
@@ -5279,10 +3528,15 @@
         <w:t>Effect of Minimum Residual Merge:</w:t>
       </w:r>
       <w:r>
-        <w:t xml:space="preserve"> </w:t>
-      </w:r>
-      <w:r>
-        <w:t>The results confirm the distinct and complementary roles of each proposed component. The success of the baseline conversion demonstrates that the fundamental spatial and channel-mixing operations of ConvNeXt can be effectively preserved within the TTFS coding scheme, yielding competitive initial performance. The accuracy gain from the minimum residual merge is semantically consistent with TTFS principles. Whereas additive fusion can destructively delay early, information-rich spikes, the minimum operator preserves the earliest evidence from either pathway, leading to more robust feature propagation and explaining the observed performance improvement without a sparsity cost.</w:t>
+        <w:t xml:space="preserve"> The results confirm the distinct and complementary roles of each proposed component. The success of the baseline conversion demonstrates that the fundamental spatial and channel-mixing operations of </w:t>
+      </w:r>
+      <w:proofErr w:type="spellStart"/>
+      <w:r>
+        <w:t>ConvNeXt</w:t>
+      </w:r>
+      <w:proofErr w:type="spellEnd"/>
+      <w:r>
+        <w:t xml:space="preserve"> can be effectively preserved within the TTFS coding scheme, yielding competitive initial performance. The accuracy gain from the minimum residual merge is semantically consistent with TTFS principles. Whereas additive fusion can destructively delay early, information-rich spikes, the minimum operator preserves the earliest evidence from either pathway, leading to more robust feature propagation and explaining the observed performance improvement without a sparsity cost.</w:t>
       </w:r>
     </w:p>
     <w:p>
@@ -5317,56 +3571,3764 @@
           <w:b/>
           <w:bCs/>
         </w:rPr>
-        <w:t>Effect of non-negative weights</w:t>
+        <w:t>Effect of non-negative weights:</w:t>
+      </w:r>
+      <w:r>
+        <w:t xml:space="preserve"> The non-negative weight constraint serves as an auxiliary regularization technique. By restricting pointwise weights to non-negative values, the linear transformation is prevented from advancing spike times, producing a systematic bias toward later firing or silence. This further amplifies network-wide sparsity, offering an additional method to tailor the model for maximum energy efficiency.</w:t>
+      </w:r>
+    </w:p>
+    <w:p>
+      <w:pPr>
+        <w:jc w:val="lowKashida"/>
+      </w:pPr>
+    </w:p>
+    <w:p>
+      <w:pPr>
+        <w:jc w:val="lowKashida"/>
+      </w:pPr>
+    </w:p>
+    <w:p>
+      <w:pPr>
+        <w:pStyle w:val="Heading2"/>
+        <w:numPr>
+          <w:ilvl w:val="1"/>
+          <w:numId w:val="11"/>
+        </w:numPr>
+        <w:rPr>
+          <w:sz w:val="28"/>
+          <w:szCs w:val="28"/>
+        </w:rPr>
+      </w:pPr>
+      <w:r>
+        <w:rPr>
+          <w:sz w:val="28"/>
+          <w:szCs w:val="28"/>
+        </w:rPr>
+        <w:t>Comparison Experiments and Analysis</w:t>
+      </w:r>
+    </w:p>
+    <w:p>
+      <w:pPr>
+        <w:jc w:val="lowKashida"/>
+      </w:pPr>
+      <w:r>
+        <w:t xml:space="preserve">We conduct a comprehensive evaluation of the proposed SpikingConvNeXt against representative spiking and non-spiking neural network baselines on the CIFAR-10 and CIFAR-100 benchmarks. All models are assessed using top-1 classification accuracy on the official test sets. For spiking models, we also report the activation sparsity, defined as </w:t>
+      </w:r>
+      <w:r>
+        <w:lastRenderedPageBreak/>
+        <w:t>the average proportion of neurons that remain silent throughout inference, to characterize the fundamental efficiency–accuracy trade-off inherent to event-driven computation.</w:t>
+      </w:r>
+    </w:p>
+    <w:p>
+      <w:r>
+        <w:t>Table 1. Test accuracy and activation sparsity</w:t>
+      </w:r>
+    </w:p>
+    <w:p>
+      <w:pPr>
+        <w:cnfStyle w:val="101000000000" w:firstRow="1" w:lastRow="0" w:firstColumn="1" w:lastColumn="0" w:oddVBand="0" w:evenVBand="0" w:oddHBand="0" w:evenHBand="0" w:firstRowFirstColumn="0" w:firstRowLastColumn="0" w:lastRowFirstColumn="0" w:lastRowLastColumn="0"/>
+        <w:rPr>
+          <w:b/>
+          <w:bCs/>
+          <w:szCs w:val="24"/>
+        </w:rPr>
+        <w:sectPr>
+          <w:type w:val="continuous"/>
+          <w:pgSz w:w="11906" w:h="16838" w:code="9"/>
+          <w:pgMar w:top="1440" w:right="1440" w:bottom="1440" w:left="1440" w:header="720" w:footer="720" w:gutter="0"/>
+          <w:cols w:num="2" w:space="720"/>
+          <w:docGrid w:linePitch="360"/>
+        </w:sectPr>
+      </w:pPr>
+    </w:p>
+    <w:tbl>
+      <w:tblPr>
+        <w:tblStyle w:val="PlainTable2"/>
+        <w:tblW w:w="0" w:type="auto"/>
+        <w:tblLook w:val="04A0" w:firstRow="1" w:lastRow="0" w:firstColumn="1" w:lastColumn="0" w:noHBand="0" w:noVBand="1"/>
+      </w:tblPr>
+      <w:tblGrid>
+        <w:gridCol w:w="2411"/>
+        <w:gridCol w:w="1645"/>
+        <w:gridCol w:w="1660"/>
+        <w:gridCol w:w="1650"/>
+        <w:gridCol w:w="1660"/>
+      </w:tblGrid>
+      <w:tr>
+        <w:trPr>
+          <w:cnfStyle w:val="100000000000" w:firstRow="1" w:lastRow="0" w:firstColumn="0" w:lastColumn="0" w:oddVBand="0" w:evenVBand="0" w:oddHBand="0" w:evenHBand="0" w:firstRowFirstColumn="0" w:firstRowLastColumn="0" w:lastRowFirstColumn="0" w:lastRowLastColumn="0"/>
+          <w:trHeight w:val="360"/>
+        </w:trPr>
+        <w:tc>
+          <w:tcPr>
+            <w:cnfStyle w:val="001000000000" w:firstRow="0" w:lastRow="0" w:firstColumn="1" w:lastColumn="0" w:oddVBand="0" w:evenVBand="0" w:oddHBand="0" w:evenHBand="0" w:firstRowFirstColumn="0" w:firstRowLastColumn="0" w:lastRowFirstColumn="0" w:lastRowLastColumn="0"/>
+            <w:tcW w:w="2465" w:type="dxa"/>
+            <w:vMerge w:val="restart"/>
+            <w:vAlign w:val="center"/>
+          </w:tcPr>
+          <w:p>
+            <w:pPr>
+              <w:rPr>
+                <w:sz w:val="20"/>
+              </w:rPr>
+            </w:pPr>
+            <w:r>
+              <w:rPr>
+                <w:sz w:val="20"/>
+              </w:rPr>
+              <w:t>Method</w:t>
+            </w:r>
+          </w:p>
+        </w:tc>
+        <w:tc>
+          <w:tcPr>
+            <w:tcW w:w="3386" w:type="dxa"/>
+            <w:gridSpan w:val="2"/>
+            <w:vAlign w:val="center"/>
+          </w:tcPr>
+          <w:p>
+            <w:pPr>
+              <w:jc w:val="center"/>
+              <w:cnfStyle w:val="100000000000" w:firstRow="1" w:lastRow="0" w:firstColumn="0" w:lastColumn="0" w:oddVBand="0" w:evenVBand="0" w:oddHBand="0" w:evenHBand="0" w:firstRowFirstColumn="0" w:firstRowLastColumn="0" w:lastRowFirstColumn="0" w:lastRowLastColumn="0"/>
+              <w:rPr>
+                <w:sz w:val="20"/>
+              </w:rPr>
+            </w:pPr>
+            <w:r>
+              <w:rPr>
+                <w:sz w:val="20"/>
+              </w:rPr>
+              <w:t>CIFAR-10</w:t>
+            </w:r>
+          </w:p>
+        </w:tc>
+        <w:tc>
+          <w:tcPr>
+            <w:tcW w:w="3391" w:type="dxa"/>
+            <w:gridSpan w:val="2"/>
+            <w:vAlign w:val="center"/>
+          </w:tcPr>
+          <w:p>
+            <w:pPr>
+              <w:jc w:val="center"/>
+              <w:cnfStyle w:val="100000000000" w:firstRow="1" w:lastRow="0" w:firstColumn="0" w:lastColumn="0" w:oddVBand="0" w:evenVBand="0" w:oddHBand="0" w:evenHBand="0" w:firstRowFirstColumn="0" w:firstRowLastColumn="0" w:lastRowFirstColumn="0" w:lastRowLastColumn="0"/>
+              <w:rPr>
+                <w:sz w:val="20"/>
+              </w:rPr>
+            </w:pPr>
+            <w:r>
+              <w:rPr>
+                <w:sz w:val="20"/>
+              </w:rPr>
+              <w:t>CIFAR-100</w:t>
+            </w:r>
+          </w:p>
+        </w:tc>
+      </w:tr>
+      <w:tr>
+        <w:trPr>
+          <w:cnfStyle w:val="000000100000" w:firstRow="0" w:lastRow="0" w:firstColumn="0" w:lastColumn="0" w:oddVBand="0" w:evenVBand="0" w:oddHBand="1" w:evenHBand="0" w:firstRowFirstColumn="0" w:firstRowLastColumn="0" w:lastRowFirstColumn="0" w:lastRowLastColumn="0"/>
+          <w:trHeight w:val="360"/>
+        </w:trPr>
+        <w:tc>
+          <w:tcPr>
+            <w:cnfStyle w:val="001000000000" w:firstRow="0" w:lastRow="0" w:firstColumn="1" w:lastColumn="0" w:oddVBand="0" w:evenVBand="0" w:oddHBand="0" w:evenHBand="0" w:firstRowFirstColumn="0" w:firstRowLastColumn="0" w:lastRowFirstColumn="0" w:lastRowLastColumn="0"/>
+            <w:tcW w:w="2465" w:type="dxa"/>
+            <w:vMerge/>
+            <w:vAlign w:val="center"/>
+          </w:tcPr>
+          <w:p>
+            <w:pPr>
+              <w:rPr>
+                <w:sz w:val="20"/>
+              </w:rPr>
+            </w:pPr>
+          </w:p>
+        </w:tc>
+        <w:tc>
+          <w:tcPr>
+            <w:tcW w:w="1690" w:type="dxa"/>
+            <w:vAlign w:val="center"/>
+          </w:tcPr>
+          <w:p>
+            <w:pPr>
+              <w:jc w:val="center"/>
+              <w:cnfStyle w:val="000000100000" w:firstRow="0" w:lastRow="0" w:firstColumn="0" w:lastColumn="0" w:oddVBand="0" w:evenVBand="0" w:oddHBand="1" w:evenHBand="0" w:firstRowFirstColumn="0" w:firstRowLastColumn="0" w:lastRowFirstColumn="0" w:lastRowLastColumn="0"/>
+              <w:rPr>
+                <w:sz w:val="20"/>
+              </w:rPr>
+            </w:pPr>
+            <w:r>
+              <w:rPr>
+                <w:sz w:val="20"/>
+              </w:rPr>
+              <w:t>Acc. (%)</w:t>
+            </w:r>
+          </w:p>
+        </w:tc>
+        <w:tc>
+          <w:tcPr>
+            <w:tcW w:w="1696" w:type="dxa"/>
+            <w:vAlign w:val="center"/>
+          </w:tcPr>
+          <w:p>
+            <w:pPr>
+              <w:jc w:val="center"/>
+              <w:cnfStyle w:val="000000100000" w:firstRow="0" w:lastRow="0" w:firstColumn="0" w:lastColumn="0" w:oddVBand="0" w:evenVBand="0" w:oddHBand="1" w:evenHBand="0" w:firstRowFirstColumn="0" w:firstRowLastColumn="0" w:lastRowFirstColumn="0" w:lastRowLastColumn="0"/>
+              <w:rPr>
+                <w:sz w:val="20"/>
+              </w:rPr>
+            </w:pPr>
+            <w:r>
+              <w:rPr>
+                <w:sz w:val="20"/>
+              </w:rPr>
+              <w:t>Sparsity (%)</w:t>
+            </w:r>
+          </w:p>
+        </w:tc>
+        <w:tc>
+          <w:tcPr>
+            <w:tcW w:w="1695" w:type="dxa"/>
+            <w:vAlign w:val="center"/>
+          </w:tcPr>
+          <w:p>
+            <w:pPr>
+              <w:jc w:val="center"/>
+              <w:cnfStyle w:val="000000100000" w:firstRow="0" w:lastRow="0" w:firstColumn="0" w:lastColumn="0" w:oddVBand="0" w:evenVBand="0" w:oddHBand="1" w:evenHBand="0" w:firstRowFirstColumn="0" w:firstRowLastColumn="0" w:lastRowFirstColumn="0" w:lastRowLastColumn="0"/>
+              <w:rPr>
+                <w:sz w:val="20"/>
+              </w:rPr>
+            </w:pPr>
+            <w:r>
+              <w:rPr>
+                <w:sz w:val="20"/>
+              </w:rPr>
+              <w:t>Acc. (%)</w:t>
+            </w:r>
+          </w:p>
+        </w:tc>
+        <w:tc>
+          <w:tcPr>
+            <w:tcW w:w="1696" w:type="dxa"/>
+            <w:vAlign w:val="center"/>
+          </w:tcPr>
+          <w:p>
+            <w:pPr>
+              <w:jc w:val="center"/>
+              <w:cnfStyle w:val="000000100000" w:firstRow="0" w:lastRow="0" w:firstColumn="0" w:lastColumn="0" w:oddVBand="0" w:evenVBand="0" w:oddHBand="1" w:evenHBand="0" w:firstRowFirstColumn="0" w:firstRowLastColumn="0" w:lastRowFirstColumn="0" w:lastRowLastColumn="0"/>
+              <w:rPr>
+                <w:sz w:val="20"/>
+              </w:rPr>
+            </w:pPr>
+            <w:r>
+              <w:rPr>
+                <w:sz w:val="20"/>
+              </w:rPr>
+              <w:t>Sparsity (%)</w:t>
+            </w:r>
+          </w:p>
+        </w:tc>
+      </w:tr>
+      <w:tr>
+        <w:trPr>
+          <w:trHeight w:val="360"/>
+        </w:trPr>
+        <w:tc>
+          <w:tcPr>
+            <w:cnfStyle w:val="001000000000" w:firstRow="0" w:lastRow="0" w:firstColumn="1" w:lastColumn="0" w:oddVBand="0" w:evenVBand="0" w:oddHBand="0" w:evenHBand="0" w:firstRowFirstColumn="0" w:firstRowLastColumn="0" w:lastRowFirstColumn="0" w:lastRowLastColumn="0"/>
+            <w:tcW w:w="2465" w:type="dxa"/>
+            <w:vAlign w:val="center"/>
+          </w:tcPr>
+          <w:p>
+            <w:pPr>
+              <w:rPr>
+                <w:sz w:val="20"/>
+              </w:rPr>
+            </w:pPr>
+            <w:r>
+              <w:rPr>
+                <w:sz w:val="20"/>
+              </w:rPr>
+              <w:t>Nazari et al. [</w:t>
+            </w:r>
+            <w:r>
+              <w:rPr>
+                <w:sz w:val="20"/>
+              </w:rPr>
+              <w:t>22</w:t>
+            </w:r>
+            <w:r>
+              <w:rPr>
+                <w:sz w:val="20"/>
+              </w:rPr>
+              <w:t>]</w:t>
+            </w:r>
+          </w:p>
+        </w:tc>
+        <w:tc>
+          <w:tcPr>
+            <w:tcW w:w="1690" w:type="dxa"/>
+            <w:vAlign w:val="center"/>
+          </w:tcPr>
+          <w:p>
+            <w:pPr>
+              <w:jc w:val="center"/>
+              <w:cnfStyle w:val="000000000000" w:firstRow="0" w:lastRow="0" w:firstColumn="0" w:lastColumn="0" w:oddVBand="0" w:evenVBand="0" w:oddHBand="0" w:evenHBand="0" w:firstRowFirstColumn="0" w:firstRowLastColumn="0" w:lastRowFirstColumn="0" w:lastRowLastColumn="0"/>
+              <w:rPr>
+                <w:sz w:val="20"/>
+              </w:rPr>
+            </w:pPr>
+            <w:r>
+              <w:rPr>
+                <w:sz w:val="20"/>
+              </w:rPr>
+              <w:t>93.60</w:t>
+            </w:r>
+          </w:p>
+        </w:tc>
+        <w:tc>
+          <w:tcPr>
+            <w:tcW w:w="1696" w:type="dxa"/>
+            <w:vAlign w:val="center"/>
+          </w:tcPr>
+          <w:p>
+            <w:pPr>
+              <w:jc w:val="center"/>
+              <w:cnfStyle w:val="000000000000" w:firstRow="0" w:lastRow="0" w:firstColumn="0" w:lastColumn="0" w:oddVBand="0" w:evenVBand="0" w:oddHBand="0" w:evenHBand="0" w:firstRowFirstColumn="0" w:firstRowLastColumn="0" w:lastRowFirstColumn="0" w:lastRowLastColumn="0"/>
+              <w:rPr>
+                <w:sz w:val="20"/>
+              </w:rPr>
+            </w:pPr>
+            <w:r>
+              <w:rPr>
+                <w:sz w:val="20"/>
+              </w:rPr>
+              <w:t>-</w:t>
+            </w:r>
+          </w:p>
+        </w:tc>
+        <w:tc>
+          <w:tcPr>
+            <w:tcW w:w="1695" w:type="dxa"/>
+            <w:vAlign w:val="center"/>
+          </w:tcPr>
+          <w:p>
+            <w:pPr>
+              <w:jc w:val="center"/>
+              <w:cnfStyle w:val="000000000000" w:firstRow="0" w:lastRow="0" w:firstColumn="0" w:lastColumn="0" w:oddVBand="0" w:evenVBand="0" w:oddHBand="0" w:evenHBand="0" w:firstRowFirstColumn="0" w:firstRowLastColumn="0" w:lastRowFirstColumn="0" w:lastRowLastColumn="0"/>
+              <w:rPr>
+                <w:sz w:val="20"/>
+              </w:rPr>
+            </w:pPr>
+            <w:r>
+              <w:rPr>
+                <w:sz w:val="20"/>
+              </w:rPr>
+              <w:t>75</w:t>
+            </w:r>
+          </w:p>
+        </w:tc>
+        <w:tc>
+          <w:tcPr>
+            <w:tcW w:w="1696" w:type="dxa"/>
+            <w:vAlign w:val="center"/>
+          </w:tcPr>
+          <w:p>
+            <w:pPr>
+              <w:jc w:val="center"/>
+              <w:cnfStyle w:val="000000000000" w:firstRow="0" w:lastRow="0" w:firstColumn="0" w:lastColumn="0" w:oddVBand="0" w:evenVBand="0" w:oddHBand="0" w:evenHBand="0" w:firstRowFirstColumn="0" w:firstRowLastColumn="0" w:lastRowFirstColumn="0" w:lastRowLastColumn="0"/>
+              <w:rPr>
+                <w:sz w:val="20"/>
+              </w:rPr>
+            </w:pPr>
+            <w:r>
+              <w:rPr>
+                <w:sz w:val="20"/>
+              </w:rPr>
+              <w:t>-</w:t>
+            </w:r>
+          </w:p>
+        </w:tc>
+      </w:tr>
+      <w:tr>
+        <w:trPr>
+          <w:cnfStyle w:val="000000100000" w:firstRow="0" w:lastRow="0" w:firstColumn="0" w:lastColumn="0" w:oddVBand="0" w:evenVBand="0" w:oddHBand="1" w:evenHBand="0" w:firstRowFirstColumn="0" w:firstRowLastColumn="0" w:lastRowFirstColumn="0" w:lastRowLastColumn="0"/>
+          <w:trHeight w:val="360"/>
+        </w:trPr>
+        <w:tc>
+          <w:tcPr>
+            <w:cnfStyle w:val="001000000000" w:firstRow="0" w:lastRow="0" w:firstColumn="1" w:lastColumn="0" w:oddVBand="0" w:evenVBand="0" w:oddHBand="0" w:evenHBand="0" w:firstRowFirstColumn="0" w:firstRowLastColumn="0" w:lastRowFirstColumn="0" w:lastRowLastColumn="0"/>
+            <w:tcW w:w="2465" w:type="dxa"/>
+            <w:vAlign w:val="center"/>
+          </w:tcPr>
+          <w:p>
+            <w:pPr>
+              <w:rPr>
+                <w:sz w:val="20"/>
+              </w:rPr>
+            </w:pPr>
+            <w:r>
+              <w:rPr>
+                <w:sz w:val="20"/>
+              </w:rPr>
+              <w:t xml:space="preserve">Simonyan (ANN) </w:t>
+            </w:r>
+          </w:p>
+        </w:tc>
+        <w:tc>
+          <w:tcPr>
+            <w:tcW w:w="1690" w:type="dxa"/>
+            <w:vAlign w:val="center"/>
+          </w:tcPr>
+          <w:p>
+            <w:pPr>
+              <w:jc w:val="center"/>
+              <w:cnfStyle w:val="000000100000" w:firstRow="0" w:lastRow="0" w:firstColumn="0" w:lastColumn="0" w:oddVBand="0" w:evenVBand="0" w:oddHBand="1" w:evenHBand="0" w:firstRowFirstColumn="0" w:firstRowLastColumn="0" w:lastRowFirstColumn="0" w:lastRowLastColumn="0"/>
+              <w:rPr>
+                <w:sz w:val="20"/>
+              </w:rPr>
+            </w:pPr>
+            <w:r>
+              <w:rPr>
+                <w:sz w:val="20"/>
+              </w:rPr>
+              <w:t>93.56</w:t>
+            </w:r>
+          </w:p>
+        </w:tc>
+        <w:tc>
+          <w:tcPr>
+            <w:tcW w:w="1696" w:type="dxa"/>
+            <w:vAlign w:val="center"/>
+          </w:tcPr>
+          <w:p>
+            <w:pPr>
+              <w:jc w:val="center"/>
+              <w:cnfStyle w:val="000000100000" w:firstRow="0" w:lastRow="0" w:firstColumn="0" w:lastColumn="0" w:oddVBand="0" w:evenVBand="0" w:oddHBand="1" w:evenHBand="0" w:firstRowFirstColumn="0" w:firstRowLastColumn="0" w:lastRowFirstColumn="0" w:lastRowLastColumn="0"/>
+              <w:rPr>
+                <w:sz w:val="20"/>
+              </w:rPr>
+            </w:pPr>
+            <w:r>
+              <w:rPr>
+                <w:sz w:val="20"/>
+              </w:rPr>
+              <w:t>0 (?)</w:t>
+            </w:r>
+          </w:p>
+        </w:tc>
+        <w:tc>
+          <w:tcPr>
+            <w:tcW w:w="1695" w:type="dxa"/>
+            <w:vAlign w:val="center"/>
+          </w:tcPr>
+          <w:p>
+            <w:pPr>
+              <w:jc w:val="center"/>
+              <w:cnfStyle w:val="000000100000" w:firstRow="0" w:lastRow="0" w:firstColumn="0" w:lastColumn="0" w:oddVBand="0" w:evenVBand="0" w:oddHBand="1" w:evenHBand="0" w:firstRowFirstColumn="0" w:firstRowLastColumn="0" w:lastRowFirstColumn="0" w:lastRowLastColumn="0"/>
+              <w:rPr>
+                <w:sz w:val="20"/>
+              </w:rPr>
+            </w:pPr>
+            <w:r>
+              <w:rPr>
+                <w:sz w:val="20"/>
+              </w:rPr>
+              <w:t>-</w:t>
+            </w:r>
+          </w:p>
+        </w:tc>
+        <w:tc>
+          <w:tcPr>
+            <w:tcW w:w="1696" w:type="dxa"/>
+            <w:vAlign w:val="center"/>
+          </w:tcPr>
+          <w:p>
+            <w:pPr>
+              <w:jc w:val="center"/>
+              <w:cnfStyle w:val="000000100000" w:firstRow="0" w:lastRow="0" w:firstColumn="0" w:lastColumn="0" w:oddVBand="0" w:evenVBand="0" w:oddHBand="1" w:evenHBand="0" w:firstRowFirstColumn="0" w:firstRowLastColumn="0" w:lastRowFirstColumn="0" w:lastRowLastColumn="0"/>
+              <w:rPr>
+                <w:sz w:val="20"/>
+              </w:rPr>
+            </w:pPr>
+            <w:r>
+              <w:rPr>
+                <w:sz w:val="20"/>
+              </w:rPr>
+              <w:t>-</w:t>
+            </w:r>
+          </w:p>
+        </w:tc>
+      </w:tr>
+      <w:tr>
+        <w:trPr>
+          <w:trHeight w:val="360"/>
+        </w:trPr>
+        <w:tc>
+          <w:tcPr>
+            <w:cnfStyle w:val="001000000000" w:firstRow="0" w:lastRow="0" w:firstColumn="1" w:lastColumn="0" w:oddVBand="0" w:evenVBand="0" w:oddHBand="0" w:evenHBand="0" w:firstRowFirstColumn="0" w:firstRowLastColumn="0" w:lastRowFirstColumn="0" w:lastRowLastColumn="0"/>
+            <w:tcW w:w="2465" w:type="dxa"/>
+            <w:vAlign w:val="center"/>
+          </w:tcPr>
+          <w:p>
+            <w:pPr>
+              <w:rPr>
+                <w:sz w:val="20"/>
+              </w:rPr>
+            </w:pPr>
+            <w:r>
+              <w:rPr>
+                <w:sz w:val="20"/>
+              </w:rPr>
+              <w:t>Stanojevic et al. [2]</w:t>
+            </w:r>
+          </w:p>
+        </w:tc>
+        <w:tc>
+          <w:tcPr>
+            <w:tcW w:w="1690" w:type="dxa"/>
+            <w:vAlign w:val="center"/>
+          </w:tcPr>
+          <w:p>
+            <w:pPr>
+              <w:jc w:val="center"/>
+              <w:cnfStyle w:val="000000000000" w:firstRow="0" w:lastRow="0" w:firstColumn="0" w:lastColumn="0" w:oddVBand="0" w:evenVBand="0" w:oddHBand="0" w:evenHBand="0" w:firstRowFirstColumn="0" w:firstRowLastColumn="0" w:lastRowFirstColumn="0" w:lastRowLastColumn="0"/>
+              <w:rPr>
+                <w:sz w:val="20"/>
+              </w:rPr>
+            </w:pPr>
+            <w:r>
+              <w:rPr>
+                <w:sz w:val="20"/>
+              </w:rPr>
+              <w:t>93.69</w:t>
+            </w:r>
+          </w:p>
+        </w:tc>
+        <w:tc>
+          <w:tcPr>
+            <w:tcW w:w="1696" w:type="dxa"/>
+            <w:vAlign w:val="center"/>
+          </w:tcPr>
+          <w:p>
+            <w:pPr>
+              <w:jc w:val="center"/>
+              <w:cnfStyle w:val="000000000000" w:firstRow="0" w:lastRow="0" w:firstColumn="0" w:lastColumn="0" w:oddVBand="0" w:evenVBand="0" w:oddHBand="0" w:evenHBand="0" w:firstRowFirstColumn="0" w:firstRowLastColumn="0" w:lastRowFirstColumn="0" w:lastRowLastColumn="0"/>
+              <w:rPr>
+                <w:sz w:val="20"/>
+              </w:rPr>
+            </w:pPr>
+            <w:r>
+              <w:rPr>
+                <w:sz w:val="20"/>
+              </w:rPr>
+              <w:t>38.00</w:t>
+            </w:r>
+          </w:p>
+        </w:tc>
+        <w:tc>
+          <w:tcPr>
+            <w:tcW w:w="1695" w:type="dxa"/>
+            <w:vAlign w:val="center"/>
+          </w:tcPr>
+          <w:p>
+            <w:pPr>
+              <w:jc w:val="center"/>
+              <w:cnfStyle w:val="000000000000" w:firstRow="0" w:lastRow="0" w:firstColumn="0" w:lastColumn="0" w:oddVBand="0" w:evenVBand="0" w:oddHBand="0" w:evenHBand="0" w:firstRowFirstColumn="0" w:firstRowLastColumn="0" w:lastRowFirstColumn="0" w:lastRowLastColumn="0"/>
+              <w:rPr>
+                <w:sz w:val="20"/>
+              </w:rPr>
+            </w:pPr>
+            <w:r>
+              <w:rPr>
+                <w:sz w:val="20"/>
+              </w:rPr>
+              <w:t>72.23</w:t>
+            </w:r>
+          </w:p>
+        </w:tc>
+        <w:tc>
+          <w:tcPr>
+            <w:tcW w:w="1696" w:type="dxa"/>
+            <w:vAlign w:val="center"/>
+          </w:tcPr>
+          <w:p>
+            <w:pPr>
+              <w:jc w:val="center"/>
+              <w:cnfStyle w:val="000000000000" w:firstRow="0" w:lastRow="0" w:firstColumn="0" w:lastColumn="0" w:oddVBand="0" w:evenVBand="0" w:oddHBand="0" w:evenHBand="0" w:firstRowFirstColumn="0" w:firstRowLastColumn="0" w:lastRowFirstColumn="0" w:lastRowLastColumn="0"/>
+              <w:rPr>
+                <w:sz w:val="20"/>
+              </w:rPr>
+            </w:pPr>
+            <w:r>
+              <w:rPr>
+                <w:sz w:val="20"/>
+              </w:rPr>
+              <w:t>38.00</w:t>
+            </w:r>
+          </w:p>
+        </w:tc>
+      </w:tr>
+      <w:tr>
+        <w:trPr>
+          <w:cnfStyle w:val="000000100000" w:firstRow="0" w:lastRow="0" w:firstColumn="0" w:lastColumn="0" w:oddVBand="0" w:evenVBand="0" w:oddHBand="1" w:evenHBand="0" w:firstRowFirstColumn="0" w:firstRowLastColumn="0" w:lastRowFirstColumn="0" w:lastRowLastColumn="0"/>
+          <w:trHeight w:val="360"/>
+        </w:trPr>
+        <w:tc>
+          <w:tcPr>
+            <w:cnfStyle w:val="001000000000" w:firstRow="0" w:lastRow="0" w:firstColumn="1" w:lastColumn="0" w:oddVBand="0" w:evenVBand="0" w:oddHBand="0" w:evenHBand="0" w:firstRowFirstColumn="0" w:firstRowLastColumn="0" w:lastRowFirstColumn="0" w:lastRowLastColumn="0"/>
+            <w:tcW w:w="2465" w:type="dxa"/>
+            <w:vAlign w:val="center"/>
+          </w:tcPr>
+          <w:p>
+            <w:pPr>
+              <w:rPr>
+                <w:sz w:val="20"/>
+              </w:rPr>
+            </w:pPr>
+            <w:r>
+              <w:rPr>
+                <w:sz w:val="20"/>
+              </w:rPr>
+              <w:t xml:space="preserve">Park </w:t>
+            </w:r>
+            <w:proofErr w:type="gramStart"/>
+            <w:r>
+              <w:rPr>
+                <w:sz w:val="20"/>
+              </w:rPr>
+              <w:t>et al.[</w:t>
+            </w:r>
+            <w:proofErr w:type="gramEnd"/>
+            <w:r>
+              <w:rPr>
+                <w:sz w:val="20"/>
+              </w:rPr>
+              <w:t>23</w:t>
+            </w:r>
+            <w:r>
+              <w:rPr>
+                <w:sz w:val="20"/>
+              </w:rPr>
+              <w:t>]</w:t>
+            </w:r>
+          </w:p>
+        </w:tc>
+        <w:tc>
+          <w:tcPr>
+            <w:tcW w:w="1690" w:type="dxa"/>
+            <w:vAlign w:val="center"/>
+          </w:tcPr>
+          <w:p>
+            <w:pPr>
+              <w:jc w:val="center"/>
+              <w:cnfStyle w:val="000000100000" w:firstRow="0" w:lastRow="0" w:firstColumn="0" w:lastColumn="0" w:oddVBand="0" w:evenVBand="0" w:oddHBand="1" w:evenHBand="0" w:firstRowFirstColumn="0" w:firstRowLastColumn="0" w:lastRowFirstColumn="0" w:lastRowLastColumn="0"/>
+              <w:rPr>
+                <w:sz w:val="20"/>
+              </w:rPr>
+            </w:pPr>
+            <w:r>
+              <w:rPr>
+                <w:sz w:val="20"/>
+              </w:rPr>
+              <w:t>91.90</w:t>
+            </w:r>
+          </w:p>
+        </w:tc>
+        <w:tc>
+          <w:tcPr>
+            <w:tcW w:w="1696" w:type="dxa"/>
+            <w:vAlign w:val="center"/>
+          </w:tcPr>
+          <w:p>
+            <w:pPr>
+              <w:jc w:val="center"/>
+              <w:cnfStyle w:val="000000100000" w:firstRow="0" w:lastRow="0" w:firstColumn="0" w:lastColumn="0" w:oddVBand="0" w:evenVBand="0" w:oddHBand="1" w:evenHBand="0" w:firstRowFirstColumn="0" w:firstRowLastColumn="0" w:lastRowFirstColumn="0" w:lastRowLastColumn="0"/>
+              <w:rPr>
+                <w:sz w:val="20"/>
+              </w:rPr>
+            </w:pPr>
+            <w:r>
+              <w:rPr>
+                <w:sz w:val="20"/>
+              </w:rPr>
+              <w:t>24.00</w:t>
+            </w:r>
+          </w:p>
+        </w:tc>
+        <w:tc>
+          <w:tcPr>
+            <w:tcW w:w="1695" w:type="dxa"/>
+            <w:vAlign w:val="center"/>
+          </w:tcPr>
+          <w:p>
+            <w:pPr>
+              <w:jc w:val="center"/>
+              <w:cnfStyle w:val="000000100000" w:firstRow="0" w:lastRow="0" w:firstColumn="0" w:lastColumn="0" w:oddVBand="0" w:evenVBand="0" w:oddHBand="1" w:evenHBand="0" w:firstRowFirstColumn="0" w:firstRowLastColumn="0" w:lastRowFirstColumn="0" w:lastRowLastColumn="0"/>
+              <w:rPr>
+                <w:sz w:val="20"/>
+              </w:rPr>
+            </w:pPr>
+            <w:r>
+              <w:rPr>
+                <w:sz w:val="20"/>
+              </w:rPr>
+              <w:t>65.98</w:t>
+            </w:r>
+          </w:p>
+        </w:tc>
+        <w:tc>
+          <w:tcPr>
+            <w:tcW w:w="1696" w:type="dxa"/>
+            <w:vAlign w:val="center"/>
+          </w:tcPr>
+          <w:p>
+            <w:pPr>
+              <w:jc w:val="center"/>
+              <w:cnfStyle w:val="000000100000" w:firstRow="0" w:lastRow="0" w:firstColumn="0" w:lastColumn="0" w:oddVBand="0" w:evenVBand="0" w:oddHBand="1" w:evenHBand="0" w:firstRowFirstColumn="0" w:firstRowLastColumn="0" w:lastRowFirstColumn="0" w:lastRowLastColumn="0"/>
+              <w:rPr>
+                <w:sz w:val="20"/>
+              </w:rPr>
+            </w:pPr>
+            <w:r>
+              <w:rPr>
+                <w:sz w:val="20"/>
+              </w:rPr>
+              <w:t>28.00</w:t>
+            </w:r>
+          </w:p>
+        </w:tc>
+      </w:tr>
+      <w:tr>
+        <w:trPr>
+          <w:trHeight w:val="360"/>
+        </w:trPr>
+        <w:tc>
+          <w:tcPr>
+            <w:cnfStyle w:val="001000000000" w:firstRow="0" w:lastRow="0" w:firstColumn="1" w:lastColumn="0" w:oddVBand="0" w:evenVBand="0" w:oddHBand="0" w:evenHBand="0" w:firstRowFirstColumn="0" w:firstRowLastColumn="0" w:lastRowFirstColumn="0" w:lastRowLastColumn="0"/>
+            <w:tcW w:w="2465" w:type="dxa"/>
+            <w:vAlign w:val="center"/>
+          </w:tcPr>
+          <w:p>
+            <w:pPr>
+              <w:rPr>
+                <w:sz w:val="20"/>
+              </w:rPr>
+            </w:pPr>
+            <w:r>
+              <w:rPr>
+                <w:sz w:val="20"/>
+              </w:rPr>
+              <w:t>Rathi et al. [5]</w:t>
+            </w:r>
+          </w:p>
+        </w:tc>
+        <w:tc>
+          <w:tcPr>
+            <w:tcW w:w="1690" w:type="dxa"/>
+            <w:vAlign w:val="center"/>
+          </w:tcPr>
+          <w:p>
+            <w:pPr>
+              <w:jc w:val="center"/>
+              <w:cnfStyle w:val="000000000000" w:firstRow="0" w:lastRow="0" w:firstColumn="0" w:lastColumn="0" w:oddVBand="0" w:evenVBand="0" w:oddHBand="0" w:evenHBand="0" w:firstRowFirstColumn="0" w:firstRowLastColumn="0" w:lastRowFirstColumn="0" w:lastRowLastColumn="0"/>
+              <w:rPr>
+                <w:sz w:val="20"/>
+              </w:rPr>
+            </w:pPr>
+            <w:r>
+              <w:rPr>
+                <w:sz w:val="20"/>
+              </w:rPr>
+              <w:t>92.70</w:t>
+            </w:r>
+          </w:p>
+        </w:tc>
+        <w:tc>
+          <w:tcPr>
+            <w:tcW w:w="1696" w:type="dxa"/>
+            <w:vAlign w:val="center"/>
+          </w:tcPr>
+          <w:p>
+            <w:pPr>
+              <w:jc w:val="center"/>
+              <w:cnfStyle w:val="000000000000" w:firstRow="0" w:lastRow="0" w:firstColumn="0" w:lastColumn="0" w:oddVBand="0" w:evenVBand="0" w:oddHBand="0" w:evenHBand="0" w:firstRowFirstColumn="0" w:firstRowLastColumn="0" w:lastRowFirstColumn="0" w:lastRowLastColumn="0"/>
+              <w:rPr>
+                <w:sz w:val="20"/>
+              </w:rPr>
+            </w:pPr>
+            <w:r>
+              <w:rPr>
+                <w:sz w:val="20"/>
+              </w:rPr>
+              <w:t>39</w:t>
+            </w:r>
+          </w:p>
+        </w:tc>
+        <w:tc>
+          <w:tcPr>
+            <w:tcW w:w="1695" w:type="dxa"/>
+            <w:vAlign w:val="center"/>
+          </w:tcPr>
+          <w:p>
+            <w:pPr>
+              <w:jc w:val="center"/>
+              <w:cnfStyle w:val="000000000000" w:firstRow="0" w:lastRow="0" w:firstColumn="0" w:lastColumn="0" w:oddVBand="0" w:evenVBand="0" w:oddHBand="0" w:evenHBand="0" w:firstRowFirstColumn="0" w:firstRowLastColumn="0" w:lastRowFirstColumn="0" w:lastRowLastColumn="0"/>
+              <w:rPr>
+                <w:sz w:val="20"/>
+              </w:rPr>
+            </w:pPr>
+            <w:r>
+              <w:rPr>
+                <w:sz w:val="20"/>
+              </w:rPr>
+              <w:t>69.67</w:t>
+            </w:r>
+          </w:p>
+        </w:tc>
+        <w:tc>
+          <w:tcPr>
+            <w:tcW w:w="1696" w:type="dxa"/>
+            <w:vAlign w:val="center"/>
+          </w:tcPr>
+          <w:p>
+            <w:pPr>
+              <w:jc w:val="center"/>
+              <w:cnfStyle w:val="000000000000" w:firstRow="0" w:lastRow="0" w:firstColumn="0" w:lastColumn="0" w:oddVBand="0" w:evenVBand="0" w:oddHBand="0" w:evenHBand="0" w:firstRowFirstColumn="0" w:firstRowLastColumn="0" w:lastRowFirstColumn="0" w:lastRowLastColumn="0"/>
+              <w:rPr>
+                <w:sz w:val="20"/>
+              </w:rPr>
+            </w:pPr>
+            <w:r>
+              <w:rPr>
+                <w:sz w:val="20"/>
+              </w:rPr>
+              <w:t>40</w:t>
+            </w:r>
+          </w:p>
+        </w:tc>
+      </w:tr>
+      <w:tr>
+        <w:trPr>
+          <w:cnfStyle w:val="000000100000" w:firstRow="0" w:lastRow="0" w:firstColumn="0" w:lastColumn="0" w:oddVBand="0" w:evenVBand="0" w:oddHBand="1" w:evenHBand="0" w:firstRowFirstColumn="0" w:firstRowLastColumn="0" w:lastRowFirstColumn="0" w:lastRowLastColumn="0"/>
+          <w:trHeight w:val="360"/>
+        </w:trPr>
+        <w:tc>
+          <w:tcPr>
+            <w:cnfStyle w:val="001000000000" w:firstRow="0" w:lastRow="0" w:firstColumn="1" w:lastColumn="0" w:oddVBand="0" w:evenVBand="0" w:oddHBand="0" w:evenHBand="0" w:firstRowFirstColumn="0" w:firstRowLastColumn="0" w:lastRowFirstColumn="0" w:lastRowLastColumn="0"/>
+            <w:tcW w:w="2465" w:type="dxa"/>
+            <w:vAlign w:val="center"/>
+          </w:tcPr>
+          <w:p>
+            <w:pPr>
+              <w:rPr>
+                <w:sz w:val="20"/>
+              </w:rPr>
+            </w:pPr>
+            <w:r>
+              <w:rPr>
+                <w:sz w:val="20"/>
+              </w:rPr>
+              <w:t>Chowdhury et al. [6]</w:t>
+            </w:r>
+          </w:p>
+        </w:tc>
+        <w:tc>
+          <w:tcPr>
+            <w:tcW w:w="1690" w:type="dxa"/>
+            <w:vAlign w:val="center"/>
+          </w:tcPr>
+          <w:p>
+            <w:pPr>
+              <w:jc w:val="center"/>
+              <w:cnfStyle w:val="000000100000" w:firstRow="0" w:lastRow="0" w:firstColumn="0" w:lastColumn="0" w:oddVBand="0" w:evenVBand="0" w:oddHBand="1" w:evenHBand="0" w:firstRowFirstColumn="0" w:firstRowLastColumn="0" w:lastRowFirstColumn="0" w:lastRowLastColumn="0"/>
+              <w:rPr>
+                <w:sz w:val="20"/>
+              </w:rPr>
+            </w:pPr>
+            <w:r>
+              <w:rPr>
+                <w:sz w:val="20"/>
+              </w:rPr>
+              <w:t>93.05</w:t>
+            </w:r>
+          </w:p>
+        </w:tc>
+        <w:tc>
+          <w:tcPr>
+            <w:tcW w:w="1696" w:type="dxa"/>
+            <w:vAlign w:val="center"/>
+          </w:tcPr>
+          <w:p>
+            <w:pPr>
+              <w:jc w:val="center"/>
+              <w:cnfStyle w:val="000000100000" w:firstRow="0" w:lastRow="0" w:firstColumn="0" w:lastColumn="0" w:oddVBand="0" w:evenVBand="0" w:oddHBand="1" w:evenHBand="0" w:firstRowFirstColumn="0" w:firstRowLastColumn="0" w:lastRowFirstColumn="0" w:lastRowLastColumn="0"/>
+              <w:rPr>
+                <w:sz w:val="20"/>
+              </w:rPr>
+            </w:pPr>
+            <w:r>
+              <w:rPr>
+                <w:sz w:val="20"/>
+              </w:rPr>
+              <w:t>13</w:t>
+            </w:r>
+          </w:p>
+        </w:tc>
+        <w:tc>
+          <w:tcPr>
+            <w:tcW w:w="1695" w:type="dxa"/>
+            <w:vAlign w:val="center"/>
+          </w:tcPr>
+          <w:p>
+            <w:pPr>
+              <w:jc w:val="center"/>
+              <w:cnfStyle w:val="000000100000" w:firstRow="0" w:lastRow="0" w:firstColumn="0" w:lastColumn="0" w:oddVBand="0" w:evenVBand="0" w:oddHBand="1" w:evenHBand="0" w:firstRowFirstColumn="0" w:firstRowLastColumn="0" w:lastRowFirstColumn="0" w:lastRowLastColumn="0"/>
+              <w:rPr>
+                <w:sz w:val="20"/>
+              </w:rPr>
+            </w:pPr>
+            <w:r>
+              <w:rPr>
+                <w:sz w:val="20"/>
+              </w:rPr>
+              <w:t>70.15</w:t>
+            </w:r>
+          </w:p>
+        </w:tc>
+        <w:tc>
+          <w:tcPr>
+            <w:tcW w:w="1696" w:type="dxa"/>
+            <w:vAlign w:val="center"/>
+          </w:tcPr>
+          <w:p>
+            <w:pPr>
+              <w:jc w:val="center"/>
+              <w:cnfStyle w:val="000000100000" w:firstRow="0" w:lastRow="0" w:firstColumn="0" w:lastColumn="0" w:oddVBand="0" w:evenVBand="0" w:oddHBand="1" w:evenHBand="0" w:firstRowFirstColumn="0" w:firstRowLastColumn="0" w:lastRowFirstColumn="0" w:lastRowLastColumn="0"/>
+              <w:rPr>
+                <w:sz w:val="20"/>
+              </w:rPr>
+            </w:pPr>
+            <w:r>
+              <w:rPr>
+                <w:sz w:val="20"/>
+              </w:rPr>
+              <w:t>15</w:t>
+            </w:r>
+          </w:p>
+        </w:tc>
+      </w:tr>
+      <w:tr>
+        <w:trPr>
+          <w:trHeight w:val="360"/>
+        </w:trPr>
+        <w:tc>
+          <w:tcPr>
+            <w:cnfStyle w:val="001000000000" w:firstRow="0" w:lastRow="0" w:firstColumn="1" w:lastColumn="0" w:oddVBand="0" w:evenVBand="0" w:oddHBand="0" w:evenHBand="0" w:firstRowFirstColumn="0" w:firstRowLastColumn="0" w:lastRowFirstColumn="0" w:lastRowLastColumn="0"/>
+            <w:tcW w:w="2465" w:type="dxa"/>
+            <w:vAlign w:val="center"/>
+          </w:tcPr>
+          <w:p>
+            <w:pPr>
+              <w:rPr>
+                <w:sz w:val="20"/>
+              </w:rPr>
+            </w:pPr>
+            <w:r>
+              <w:rPr>
+                <w:sz w:val="20"/>
+              </w:rPr>
+              <w:t>Ours</w:t>
+            </w:r>
+          </w:p>
+        </w:tc>
+        <w:tc>
+          <w:tcPr>
+            <w:tcW w:w="1690" w:type="dxa"/>
+            <w:vAlign w:val="center"/>
+          </w:tcPr>
+          <w:p>
+            <w:pPr>
+              <w:jc w:val="center"/>
+              <w:cnfStyle w:val="000000000000" w:firstRow="0" w:lastRow="0" w:firstColumn="0" w:lastColumn="0" w:oddVBand="0" w:evenVBand="0" w:oddHBand="0" w:evenHBand="0" w:firstRowFirstColumn="0" w:firstRowLastColumn="0" w:lastRowFirstColumn="0" w:lastRowLastColumn="0"/>
+              <w:rPr>
+                <w:sz w:val="20"/>
+              </w:rPr>
+            </w:pPr>
+            <w:r>
+              <w:rPr>
+                <w:sz w:val="20"/>
+              </w:rPr>
+              <w:t>94.43</w:t>
+            </w:r>
+          </w:p>
+        </w:tc>
+        <w:tc>
+          <w:tcPr>
+            <w:tcW w:w="1696" w:type="dxa"/>
+            <w:vAlign w:val="center"/>
+          </w:tcPr>
+          <w:p>
+            <w:pPr>
+              <w:jc w:val="center"/>
+              <w:cnfStyle w:val="000000000000" w:firstRow="0" w:lastRow="0" w:firstColumn="0" w:lastColumn="0" w:oddVBand="0" w:evenVBand="0" w:oddHBand="0" w:evenHBand="0" w:firstRowFirstColumn="0" w:firstRowLastColumn="0" w:lastRowFirstColumn="0" w:lastRowLastColumn="0"/>
+              <w:rPr>
+                <w:sz w:val="20"/>
+              </w:rPr>
+            </w:pPr>
+            <w:r>
+              <w:rPr>
+                <w:sz w:val="20"/>
+              </w:rPr>
+              <w:t>38.01</w:t>
+            </w:r>
+          </w:p>
+        </w:tc>
+        <w:tc>
+          <w:tcPr>
+            <w:tcW w:w="1695" w:type="dxa"/>
+            <w:vAlign w:val="center"/>
+          </w:tcPr>
+          <w:p>
+            <w:pPr>
+              <w:jc w:val="center"/>
+              <w:cnfStyle w:val="000000000000" w:firstRow="0" w:lastRow="0" w:firstColumn="0" w:lastColumn="0" w:oddVBand="0" w:evenVBand="0" w:oddHBand="0" w:evenHBand="0" w:firstRowFirstColumn="0" w:firstRowLastColumn="0" w:lastRowFirstColumn="0" w:lastRowLastColumn="0"/>
+              <w:rPr>
+                <w:color w:val="FF0000"/>
+                <w:sz w:val="20"/>
+              </w:rPr>
+            </w:pPr>
+            <w:r>
+              <w:rPr>
+                <w:color w:val="FF0000"/>
+                <w:sz w:val="20"/>
+              </w:rPr>
+              <w:t>XX</w:t>
+            </w:r>
+          </w:p>
+        </w:tc>
+        <w:tc>
+          <w:tcPr>
+            <w:tcW w:w="1696" w:type="dxa"/>
+            <w:vAlign w:val="center"/>
+          </w:tcPr>
+          <w:p>
+            <w:pPr>
+              <w:jc w:val="center"/>
+              <w:cnfStyle w:val="000000000000" w:firstRow="0" w:lastRow="0" w:firstColumn="0" w:lastColumn="0" w:oddVBand="0" w:evenVBand="0" w:oddHBand="0" w:evenHBand="0" w:firstRowFirstColumn="0" w:firstRowLastColumn="0" w:lastRowFirstColumn="0" w:lastRowLastColumn="0"/>
+              <w:rPr>
+                <w:color w:val="FF0000"/>
+                <w:sz w:val="20"/>
+              </w:rPr>
+            </w:pPr>
+            <w:r>
+              <w:rPr>
+                <w:color w:val="FF0000"/>
+                <w:sz w:val="20"/>
+              </w:rPr>
+              <w:t>XX</w:t>
+            </w:r>
+          </w:p>
+        </w:tc>
+      </w:tr>
+    </w:tbl>
+    <w:p>
+      <w:pPr>
+        <w:jc w:val="lowKashida"/>
+        <w:sectPr>
+          <w:type w:val="continuous"/>
+          <w:pgSz w:w="11906" w:h="16838" w:code="9"/>
+          <w:pgMar w:top="1440" w:right="1440" w:bottom="1440" w:left="1440" w:header="720" w:footer="720" w:gutter="0"/>
+          <w:cols w:space="720"/>
+          <w:docGrid w:linePitch="360"/>
+        </w:sectPr>
+      </w:pPr>
+    </w:p>
+    <w:p>
+      <w:pPr>
+        <w:jc w:val="lowKashida"/>
+      </w:pPr>
+      <w:r>
+        <w:t>The primary comparison results are summarized in Table 1. Our SpikingConvNeXt model achieves a top-1 accuracy of 94.43 % on CIFAR-10, outperforming all prior spiking baselines while maintaining a high activation sparsity of 38.01%. This performance is competitive with, and in several cases surpasses, that of conventional ANN baselines. This demonstrates that the efficiency benefits of sparse, spiking computation—central to low-energy deployment—need not come at the cost of predictive accuracy. These results validate the effectiveness of our architectural adaptation in translating the representational power of modern ConvNeXt blocks into the time-to-first-spike domain.</w:t>
+      </w:r>
+    </w:p>
+    <w:p/>
+    <w:p>
+      <w:pPr>
+        <w:jc w:val="lowKashida"/>
+        <w:rPr>
+          <w:rStyle w:val="Strong"/>
+          <w:b w:val="0"/>
+          <w:bCs w:val="0"/>
+        </w:rPr>
+      </w:pPr>
+      <w:r>
+        <w:t>A key objective in SNN research is to minimize inference latency, me</w:t>
+      </w:r>
+      <w:r>
+        <w:t>asured in discrete time steps</w:t>
+      </w:r>
+      <w:r>
+        <w:t>. To situate our contribution within this critical low-latency regime, we provide a focused comparison in Table 2, which lists representative methods explicitly designed for operation with T ≤ 5. Operating at T = </w:t>
       </w:r>
       <w:r>
         <w:rPr>
           <w:b/>
           <w:bCs/>
         </w:rPr>
-        <w:t>:</w:t>
-      </w:r>
-      <w:r>
-        <w:t xml:space="preserve"> The non-negative weight constraint serves as an auxiliary regularization technique. By restricting pointwise weights to non-negative values, the linear transformation is prevented from advancing spike times, producing a systematic bias toward later firing or silence. This further amplifies network-wide sparsity, offering an additional method to tailor the model for maximum energy efficiency.</w:t>
-      </w:r>
+        <w:t xml:space="preserve">1, </w:t>
+      </w:r>
+      <w:r>
+        <w:t xml:space="preserve">SpikingConvNeXt establishes competitive accuracy on both CIFAR-10 </w:t>
+      </w:r>
+      <w:r>
+        <w:rPr>
+          <w:color w:val="FF0000"/>
+        </w:rPr>
+        <w:t>(</w:t>
+      </w:r>
+      <w:r>
+        <w:rPr>
+          <w:b/>
+          <w:bCs/>
+          <w:color w:val="FF0000"/>
+        </w:rPr>
+        <w:t>XX.X</w:t>
+      </w:r>
+      <w:r>
+        <w:rPr>
+          <w:b/>
+          <w:bCs/>
+        </w:rPr>
+        <w:t>%</w:t>
+      </w:r>
+      <w:r>
+        <w:t>) and CIFAR-100 (</w:t>
+      </w:r>
+      <w:r>
+        <w:rPr>
+          <w:b/>
+          <w:bCs/>
+          <w:color w:val="FF0000"/>
+        </w:rPr>
+        <w:t>XX.X</w:t>
+      </w:r>
+      <w:r>
+        <w:rPr>
+          <w:b/>
+          <w:bCs/>
+        </w:rPr>
+        <w:t>%</w:t>
+      </w:r>
+      <w:r>
+        <w:t>), positioning it favorably among contemporary low-timestep spiking models. This performance confirms that our proposed modifications—particularly the time-domain residual fusion and learnable delays—effectively support fast and accurate inference.</w:t>
+      </w:r>
+    </w:p>
+    <w:p>
+      <w:pPr>
+        <w:jc w:val="center"/>
+        <w:rPr>
+          <w:rFonts w:eastAsia="Times New Roman"/>
+        </w:rPr>
+      </w:pPr>
+      <w:r>
+        <w:t>Table 2. Representative low-latency SNN accuracy results on CIFAR-10/100 (T≤5).</w:t>
+      </w:r>
+    </w:p>
+    <w:p>
+      <w:pPr>
+        <w:cnfStyle w:val="101000000000" w:firstRow="1" w:lastRow="0" w:firstColumn="1" w:lastColumn="0" w:oddVBand="0" w:evenVBand="0" w:oddHBand="0" w:evenHBand="0" w:firstRowFirstColumn="0" w:firstRowLastColumn="0" w:lastRowFirstColumn="0" w:lastRowLastColumn="0"/>
+        <w:rPr>
+          <w:b/>
+        </w:rPr>
+        <w:sectPr>
+          <w:type w:val="continuous"/>
+          <w:pgSz w:w="11906" w:h="16838" w:code="9"/>
+          <w:pgMar w:top="1440" w:right="1440" w:bottom="1440" w:left="1440" w:header="720" w:footer="720" w:gutter="0"/>
+          <w:cols w:num="2" w:space="720"/>
+          <w:docGrid w:linePitch="360"/>
+        </w:sectPr>
+      </w:pPr>
+    </w:p>
+    <w:tbl>
+      <w:tblPr>
+        <w:tblStyle w:val="PlainTable2"/>
+        <w:tblW w:w="0" w:type="auto"/>
+        <w:tblLook w:val="04A0" w:firstRow="1" w:lastRow="0" w:firstColumn="1" w:lastColumn="0" w:noHBand="0" w:noVBand="1"/>
+      </w:tblPr>
+      <w:tblGrid>
+        <w:gridCol w:w="2347"/>
+        <w:gridCol w:w="1344"/>
+        <w:gridCol w:w="1751"/>
+        <w:gridCol w:w="1792"/>
+        <w:gridCol w:w="1792"/>
+      </w:tblGrid>
+      <w:tr>
+        <w:trPr>
+          <w:cnfStyle w:val="100000000000" w:firstRow="1" w:lastRow="0" w:firstColumn="0" w:lastColumn="0" w:oddVBand="0" w:evenVBand="0" w:oddHBand="0" w:evenHBand="0" w:firstRowFirstColumn="0" w:firstRowLastColumn="0" w:lastRowFirstColumn="0" w:lastRowLastColumn="0"/>
+          <w:trHeight w:val="360"/>
+        </w:trPr>
+        <w:tc>
+          <w:tcPr>
+            <w:cnfStyle w:val="001000000000" w:firstRow="0" w:lastRow="0" w:firstColumn="1" w:lastColumn="0" w:oddVBand="0" w:evenVBand="0" w:oddHBand="0" w:evenHBand="0" w:firstRowFirstColumn="0" w:firstRowLastColumn="0" w:lastRowFirstColumn="0" w:lastRowLastColumn="0"/>
+            <w:tcW w:w="2358" w:type="dxa"/>
+            <w:vMerge w:val="restart"/>
+            <w:vAlign w:val="center"/>
+            <w:hideMark/>
+          </w:tcPr>
+          <w:p>
+            <w:pPr>
+              <w:rPr>
+                <w:bCs w:val="0"/>
+                <w:sz w:val="20"/>
+                <w:szCs w:val="20"/>
+              </w:rPr>
+            </w:pPr>
+            <w:r>
+              <w:rPr>
+                <w:bCs w:val="0"/>
+                <w:sz w:val="20"/>
+                <w:szCs w:val="20"/>
+              </w:rPr>
+              <w:t>Method</w:t>
+            </w:r>
+          </w:p>
+        </w:tc>
+        <w:tc>
+          <w:tcPr>
+            <w:tcW w:w="1345" w:type="dxa"/>
+            <w:vMerge w:val="restart"/>
+            <w:vAlign w:val="center"/>
+            <w:hideMark/>
+          </w:tcPr>
+          <w:p>
+            <w:pPr>
+              <w:jc w:val="center"/>
+              <w:cnfStyle w:val="100000000000" w:firstRow="1" w:lastRow="0" w:firstColumn="0" w:lastColumn="0" w:oddVBand="0" w:evenVBand="0" w:oddHBand="0" w:evenHBand="0" w:firstRowFirstColumn="0" w:firstRowLastColumn="0" w:lastRowFirstColumn="0" w:lastRowLastColumn="0"/>
+              <w:rPr>
+                <w:bCs w:val="0"/>
+                <w:sz w:val="20"/>
+                <w:szCs w:val="20"/>
+              </w:rPr>
+            </w:pPr>
+            <w:r>
+              <w:rPr>
+                <w:bCs w:val="0"/>
+                <w:sz w:val="20"/>
+                <w:szCs w:val="20"/>
+              </w:rPr>
+              <w:t>Backbone</w:t>
+            </w:r>
+          </w:p>
+        </w:tc>
+        <w:tc>
+          <w:tcPr>
+            <w:tcW w:w="1763" w:type="dxa"/>
+            <w:vMerge w:val="restart"/>
+            <w:vAlign w:val="center"/>
+            <w:hideMark/>
+          </w:tcPr>
+          <w:p>
+            <w:pPr>
+              <w:jc w:val="center"/>
+              <w:cnfStyle w:val="100000000000" w:firstRow="1" w:lastRow="0" w:firstColumn="0" w:lastColumn="0" w:oddVBand="0" w:evenVBand="0" w:oddHBand="0" w:evenHBand="0" w:firstRowFirstColumn="0" w:firstRowLastColumn="0" w:lastRowFirstColumn="0" w:lastRowLastColumn="0"/>
+              <w:rPr>
+                <w:bCs w:val="0"/>
+                <w:sz w:val="20"/>
+                <w:szCs w:val="20"/>
+              </w:rPr>
+            </w:pPr>
+            <w:r>
+              <w:rPr>
+                <w:bCs w:val="0"/>
+                <w:sz w:val="20"/>
+                <w:szCs w:val="20"/>
+              </w:rPr>
+              <w:t>Time step</w:t>
+            </w:r>
+          </w:p>
+        </w:tc>
+        <w:tc>
+          <w:tcPr>
+            <w:tcW w:w="3608" w:type="dxa"/>
+            <w:gridSpan w:val="2"/>
+            <w:vAlign w:val="center"/>
+            <w:hideMark/>
+          </w:tcPr>
+          <w:p>
+            <w:pPr>
+              <w:jc w:val="center"/>
+              <w:cnfStyle w:val="100000000000" w:firstRow="1" w:lastRow="0" w:firstColumn="0" w:lastColumn="0" w:oddVBand="0" w:evenVBand="0" w:oddHBand="0" w:evenHBand="0" w:firstRowFirstColumn="0" w:firstRowLastColumn="0" w:lastRowFirstColumn="0" w:lastRowLastColumn="0"/>
+              <w:rPr>
+                <w:sz w:val="20"/>
+                <w:szCs w:val="20"/>
+              </w:rPr>
+            </w:pPr>
+            <w:r>
+              <w:rPr>
+                <w:sz w:val="20"/>
+                <w:szCs w:val="20"/>
+              </w:rPr>
+              <w:t xml:space="preserve">Top1 </w:t>
+            </w:r>
+            <w:proofErr w:type="gramStart"/>
+            <w:r>
+              <w:rPr>
+                <w:sz w:val="20"/>
+                <w:szCs w:val="20"/>
+              </w:rPr>
+              <w:t>Acc(</w:t>
+            </w:r>
+            <w:proofErr w:type="gramEnd"/>
+            <w:r>
+              <w:rPr>
+                <w:sz w:val="20"/>
+                <w:szCs w:val="20"/>
+              </w:rPr>
+              <w:t>%)</w:t>
+            </w:r>
+          </w:p>
+        </w:tc>
+      </w:tr>
+      <w:tr>
+        <w:trPr>
+          <w:cnfStyle w:val="000000100000" w:firstRow="0" w:lastRow="0" w:firstColumn="0" w:lastColumn="0" w:oddVBand="0" w:evenVBand="0" w:oddHBand="1" w:evenHBand="0" w:firstRowFirstColumn="0" w:firstRowLastColumn="0" w:lastRowFirstColumn="0" w:lastRowLastColumn="0"/>
+          <w:trHeight w:val="360"/>
+        </w:trPr>
+        <w:tc>
+          <w:tcPr>
+            <w:cnfStyle w:val="001000000000" w:firstRow="0" w:lastRow="0" w:firstColumn="1" w:lastColumn="0" w:oddVBand="0" w:evenVBand="0" w:oddHBand="0" w:evenHBand="0" w:firstRowFirstColumn="0" w:firstRowLastColumn="0" w:lastRowFirstColumn="0" w:lastRowLastColumn="0"/>
+            <w:tcW w:w="2358" w:type="dxa"/>
+            <w:vMerge/>
+            <w:vAlign w:val="center"/>
+          </w:tcPr>
+          <w:p>
+            <w:pPr>
+              <w:rPr>
+                <w:b w:val="0"/>
+                <w:sz w:val="20"/>
+                <w:szCs w:val="20"/>
+              </w:rPr>
+            </w:pPr>
+          </w:p>
+        </w:tc>
+        <w:tc>
+          <w:tcPr>
+            <w:tcW w:w="1345" w:type="dxa"/>
+            <w:vMerge/>
+            <w:vAlign w:val="center"/>
+          </w:tcPr>
+          <w:p>
+            <w:pPr>
+              <w:jc w:val="center"/>
+              <w:cnfStyle w:val="000000100000" w:firstRow="0" w:lastRow="0" w:firstColumn="0" w:lastColumn="0" w:oddVBand="0" w:evenVBand="0" w:oddHBand="1" w:evenHBand="0" w:firstRowFirstColumn="0" w:firstRowLastColumn="0" w:lastRowFirstColumn="0" w:lastRowLastColumn="0"/>
+              <w:rPr>
+                <w:b/>
+                <w:sz w:val="20"/>
+                <w:szCs w:val="20"/>
+              </w:rPr>
+            </w:pPr>
+          </w:p>
+        </w:tc>
+        <w:tc>
+          <w:tcPr>
+            <w:tcW w:w="1763" w:type="dxa"/>
+            <w:vMerge/>
+            <w:vAlign w:val="center"/>
+          </w:tcPr>
+          <w:p>
+            <w:pPr>
+              <w:jc w:val="center"/>
+              <w:cnfStyle w:val="000000100000" w:firstRow="0" w:lastRow="0" w:firstColumn="0" w:lastColumn="0" w:oddVBand="0" w:evenVBand="0" w:oddHBand="1" w:evenHBand="0" w:firstRowFirstColumn="0" w:firstRowLastColumn="0" w:lastRowFirstColumn="0" w:lastRowLastColumn="0"/>
+              <w:rPr>
+                <w:b/>
+                <w:sz w:val="20"/>
+                <w:szCs w:val="20"/>
+              </w:rPr>
+            </w:pPr>
+          </w:p>
+        </w:tc>
+        <w:tc>
+          <w:tcPr>
+            <w:tcW w:w="1804" w:type="dxa"/>
+            <w:vAlign w:val="center"/>
+          </w:tcPr>
+          <w:p>
+            <w:pPr>
+              <w:jc w:val="center"/>
+              <w:cnfStyle w:val="000000100000" w:firstRow="0" w:lastRow="0" w:firstColumn="0" w:lastColumn="0" w:oddVBand="0" w:evenVBand="0" w:oddHBand="1" w:evenHBand="0" w:firstRowFirstColumn="0" w:firstRowLastColumn="0" w:lastRowFirstColumn="0" w:lastRowLastColumn="0"/>
+              <w:rPr>
+                <w:bCs/>
+                <w:sz w:val="20"/>
+                <w:szCs w:val="20"/>
+              </w:rPr>
+            </w:pPr>
+            <w:r>
+              <w:rPr>
+                <w:bCs/>
+                <w:sz w:val="20"/>
+                <w:szCs w:val="20"/>
+              </w:rPr>
+              <w:t>Cifar-10</w:t>
+            </w:r>
+          </w:p>
+        </w:tc>
+        <w:tc>
+          <w:tcPr>
+            <w:tcW w:w="1804" w:type="dxa"/>
+            <w:vAlign w:val="center"/>
+          </w:tcPr>
+          <w:p>
+            <w:pPr>
+              <w:jc w:val="center"/>
+              <w:cnfStyle w:val="000000100000" w:firstRow="0" w:lastRow="0" w:firstColumn="0" w:lastColumn="0" w:oddVBand="0" w:evenVBand="0" w:oddHBand="1" w:evenHBand="0" w:firstRowFirstColumn="0" w:firstRowLastColumn="0" w:lastRowFirstColumn="0" w:lastRowLastColumn="0"/>
+              <w:rPr>
+                <w:bCs/>
+                <w:sz w:val="20"/>
+                <w:szCs w:val="20"/>
+              </w:rPr>
+            </w:pPr>
+            <w:r>
+              <w:rPr>
+                <w:bCs/>
+                <w:sz w:val="20"/>
+                <w:szCs w:val="20"/>
+              </w:rPr>
+              <w:t>Cifar-100</w:t>
+            </w:r>
+          </w:p>
+        </w:tc>
+      </w:tr>
+      <w:tr>
+        <w:trPr>
+          <w:trHeight w:val="360"/>
+        </w:trPr>
+        <w:tc>
+          <w:tcPr>
+            <w:cnfStyle w:val="001000000000" w:firstRow="0" w:lastRow="0" w:firstColumn="1" w:lastColumn="0" w:oddVBand="0" w:evenVBand="0" w:oddHBand="0" w:evenHBand="0" w:firstRowFirstColumn="0" w:firstRowLastColumn="0" w:lastRowFirstColumn="0" w:lastRowLastColumn="0"/>
+            <w:tcW w:w="2358" w:type="dxa"/>
+            <w:vAlign w:val="center"/>
+            <w:hideMark/>
+          </w:tcPr>
+          <w:p>
+            <w:pPr>
+              <w:rPr>
+                <w:sz w:val="20"/>
+                <w:szCs w:val="20"/>
+              </w:rPr>
+            </w:pPr>
+            <w:r>
+              <w:rPr>
+                <w:sz w:val="20"/>
+                <w:szCs w:val="20"/>
+              </w:rPr>
+              <w:t>Chowdhury et al. [6]</w:t>
+            </w:r>
+          </w:p>
+        </w:tc>
+        <w:tc>
+          <w:tcPr>
+            <w:tcW w:w="1345" w:type="dxa"/>
+            <w:vAlign w:val="center"/>
+            <w:hideMark/>
+          </w:tcPr>
+          <w:p>
+            <w:pPr>
+              <w:jc w:val="center"/>
+              <w:cnfStyle w:val="000000000000" w:firstRow="0" w:lastRow="0" w:firstColumn="0" w:lastColumn="0" w:oddVBand="0" w:evenVBand="0" w:oddHBand="0" w:evenHBand="0" w:firstRowFirstColumn="0" w:firstRowLastColumn="0" w:lastRowFirstColumn="0" w:lastRowLastColumn="0"/>
+              <w:rPr>
+                <w:sz w:val="20"/>
+                <w:szCs w:val="20"/>
+              </w:rPr>
+            </w:pPr>
+            <w:r>
+              <w:rPr>
+                <w:sz w:val="20"/>
+                <w:szCs w:val="20"/>
+              </w:rPr>
+              <w:t>VGG16</w:t>
+            </w:r>
+          </w:p>
+        </w:tc>
+        <w:tc>
+          <w:tcPr>
+            <w:tcW w:w="1763" w:type="dxa"/>
+            <w:vAlign w:val="center"/>
+            <w:hideMark/>
+          </w:tcPr>
+          <w:p>
+            <w:pPr>
+              <w:jc w:val="center"/>
+              <w:cnfStyle w:val="000000000000" w:firstRow="0" w:lastRow="0" w:firstColumn="0" w:lastColumn="0" w:oddVBand="0" w:evenVBand="0" w:oddHBand="0" w:evenHBand="0" w:firstRowFirstColumn="0" w:firstRowLastColumn="0" w:lastRowFirstColumn="0" w:lastRowLastColumn="0"/>
+              <w:rPr>
+                <w:sz w:val="20"/>
+                <w:szCs w:val="20"/>
+              </w:rPr>
+            </w:pPr>
+            <w:r>
+              <w:rPr>
+                <w:sz w:val="20"/>
+                <w:szCs w:val="20"/>
+              </w:rPr>
+              <w:t>1</w:t>
+            </w:r>
+          </w:p>
+        </w:tc>
+        <w:tc>
+          <w:tcPr>
+            <w:tcW w:w="1804" w:type="dxa"/>
+            <w:vAlign w:val="center"/>
+            <w:hideMark/>
+          </w:tcPr>
+          <w:p>
+            <w:pPr>
+              <w:jc w:val="center"/>
+              <w:cnfStyle w:val="000000000000" w:firstRow="0" w:lastRow="0" w:firstColumn="0" w:lastColumn="0" w:oddVBand="0" w:evenVBand="0" w:oddHBand="0" w:evenHBand="0" w:firstRowFirstColumn="0" w:firstRowLastColumn="0" w:lastRowFirstColumn="0" w:lastRowLastColumn="0"/>
+              <w:rPr>
+                <w:sz w:val="20"/>
+                <w:szCs w:val="20"/>
+              </w:rPr>
+            </w:pPr>
+            <w:r>
+              <w:rPr>
+                <w:sz w:val="20"/>
+                <w:szCs w:val="20"/>
+              </w:rPr>
+              <w:t>93.05</w:t>
+            </w:r>
+          </w:p>
+        </w:tc>
+        <w:tc>
+          <w:tcPr>
+            <w:tcW w:w="1804" w:type="dxa"/>
+            <w:vAlign w:val="center"/>
+            <w:hideMark/>
+          </w:tcPr>
+          <w:p>
+            <w:pPr>
+              <w:jc w:val="center"/>
+              <w:cnfStyle w:val="000000000000" w:firstRow="0" w:lastRow="0" w:firstColumn="0" w:lastColumn="0" w:oddVBand="0" w:evenVBand="0" w:oddHBand="0" w:evenHBand="0" w:firstRowFirstColumn="0" w:firstRowLastColumn="0" w:lastRowFirstColumn="0" w:lastRowLastColumn="0"/>
+              <w:rPr>
+                <w:sz w:val="20"/>
+                <w:szCs w:val="20"/>
+              </w:rPr>
+            </w:pPr>
+            <w:r>
+              <w:rPr>
+                <w:sz w:val="20"/>
+                <w:szCs w:val="20"/>
+              </w:rPr>
+              <w:t>70.15</w:t>
+            </w:r>
+          </w:p>
+        </w:tc>
+      </w:tr>
+      <w:tr>
+        <w:trPr>
+          <w:cnfStyle w:val="000000100000" w:firstRow="0" w:lastRow="0" w:firstColumn="0" w:lastColumn="0" w:oddVBand="0" w:evenVBand="0" w:oddHBand="1" w:evenHBand="0" w:firstRowFirstColumn="0" w:firstRowLastColumn="0" w:lastRowFirstColumn="0" w:lastRowLastColumn="0"/>
+          <w:trHeight w:val="360"/>
+        </w:trPr>
+        <w:tc>
+          <w:tcPr>
+            <w:cnfStyle w:val="001000000000" w:firstRow="0" w:lastRow="0" w:firstColumn="1" w:lastColumn="0" w:oddVBand="0" w:evenVBand="0" w:oddHBand="0" w:evenHBand="0" w:firstRowFirstColumn="0" w:firstRowLastColumn="0" w:lastRowFirstColumn="0" w:lastRowLastColumn="0"/>
+            <w:tcW w:w="2358" w:type="dxa"/>
+            <w:vAlign w:val="center"/>
+            <w:hideMark/>
+          </w:tcPr>
+          <w:p>
+            <w:pPr>
+              <w:rPr>
+                <w:sz w:val="20"/>
+                <w:szCs w:val="20"/>
+              </w:rPr>
+            </w:pPr>
+            <w:r>
+              <w:rPr>
+                <w:sz w:val="20"/>
+                <w:szCs w:val="20"/>
+              </w:rPr>
+              <w:t xml:space="preserve">Rathi et al. </w:t>
+            </w:r>
+            <w:r>
+              <w:rPr>
+                <w:sz w:val="20"/>
+                <w:szCs w:val="20"/>
+              </w:rPr>
+              <w:t>[5]</w:t>
+            </w:r>
+          </w:p>
+        </w:tc>
+        <w:tc>
+          <w:tcPr>
+            <w:tcW w:w="1345" w:type="dxa"/>
+            <w:vAlign w:val="center"/>
+            <w:hideMark/>
+          </w:tcPr>
+          <w:p>
+            <w:pPr>
+              <w:jc w:val="center"/>
+              <w:cnfStyle w:val="000000100000" w:firstRow="0" w:lastRow="0" w:firstColumn="0" w:lastColumn="0" w:oddVBand="0" w:evenVBand="0" w:oddHBand="1" w:evenHBand="0" w:firstRowFirstColumn="0" w:firstRowLastColumn="0" w:lastRowFirstColumn="0" w:lastRowLastColumn="0"/>
+              <w:rPr>
+                <w:sz w:val="20"/>
+                <w:szCs w:val="20"/>
+              </w:rPr>
+            </w:pPr>
+            <w:r>
+              <w:rPr>
+                <w:sz w:val="20"/>
+                <w:szCs w:val="20"/>
+              </w:rPr>
+              <w:t>VGG16</w:t>
+            </w:r>
+          </w:p>
+        </w:tc>
+        <w:tc>
+          <w:tcPr>
+            <w:tcW w:w="1763" w:type="dxa"/>
+            <w:vAlign w:val="center"/>
+            <w:hideMark/>
+          </w:tcPr>
+          <w:p>
+            <w:pPr>
+              <w:jc w:val="center"/>
+              <w:cnfStyle w:val="000000100000" w:firstRow="0" w:lastRow="0" w:firstColumn="0" w:lastColumn="0" w:oddVBand="0" w:evenVBand="0" w:oddHBand="1" w:evenHBand="0" w:firstRowFirstColumn="0" w:firstRowLastColumn="0" w:lastRowFirstColumn="0" w:lastRowLastColumn="0"/>
+              <w:rPr>
+                <w:sz w:val="20"/>
+                <w:szCs w:val="20"/>
+              </w:rPr>
+            </w:pPr>
+            <w:r>
+              <w:rPr>
+                <w:sz w:val="20"/>
+                <w:szCs w:val="20"/>
+              </w:rPr>
+              <w:t>5</w:t>
+            </w:r>
+          </w:p>
+        </w:tc>
+        <w:tc>
+          <w:tcPr>
+            <w:tcW w:w="1804" w:type="dxa"/>
+            <w:vAlign w:val="center"/>
+            <w:hideMark/>
+          </w:tcPr>
+          <w:p>
+            <w:pPr>
+              <w:jc w:val="center"/>
+              <w:cnfStyle w:val="000000100000" w:firstRow="0" w:lastRow="0" w:firstColumn="0" w:lastColumn="0" w:oddVBand="0" w:evenVBand="0" w:oddHBand="1" w:evenHBand="0" w:firstRowFirstColumn="0" w:firstRowLastColumn="0" w:lastRowFirstColumn="0" w:lastRowLastColumn="0"/>
+              <w:rPr>
+                <w:sz w:val="20"/>
+                <w:szCs w:val="20"/>
+              </w:rPr>
+            </w:pPr>
+            <w:r>
+              <w:rPr>
+                <w:sz w:val="20"/>
+                <w:szCs w:val="20"/>
+              </w:rPr>
+              <w:t>92.70</w:t>
+            </w:r>
+          </w:p>
+        </w:tc>
+        <w:tc>
+          <w:tcPr>
+            <w:tcW w:w="1804" w:type="dxa"/>
+            <w:vAlign w:val="center"/>
+            <w:hideMark/>
+          </w:tcPr>
+          <w:p>
+            <w:pPr>
+              <w:jc w:val="center"/>
+              <w:cnfStyle w:val="000000100000" w:firstRow="0" w:lastRow="0" w:firstColumn="0" w:lastColumn="0" w:oddVBand="0" w:evenVBand="0" w:oddHBand="1" w:evenHBand="0" w:firstRowFirstColumn="0" w:firstRowLastColumn="0" w:lastRowFirstColumn="0" w:lastRowLastColumn="0"/>
+              <w:rPr>
+                <w:sz w:val="20"/>
+                <w:szCs w:val="20"/>
+              </w:rPr>
+            </w:pPr>
+            <w:r>
+              <w:rPr>
+                <w:sz w:val="20"/>
+                <w:szCs w:val="20"/>
+              </w:rPr>
+              <w:t>69.67</w:t>
+            </w:r>
+          </w:p>
+        </w:tc>
+      </w:tr>
+      <w:tr>
+        <w:trPr>
+          <w:trHeight w:val="360"/>
+        </w:trPr>
+        <w:tc>
+          <w:tcPr>
+            <w:cnfStyle w:val="001000000000" w:firstRow="0" w:lastRow="0" w:firstColumn="1" w:lastColumn="0" w:oddVBand="0" w:evenVBand="0" w:oddHBand="0" w:evenHBand="0" w:firstRowFirstColumn="0" w:firstRowLastColumn="0" w:lastRowFirstColumn="0" w:lastRowLastColumn="0"/>
+            <w:tcW w:w="2358" w:type="dxa"/>
+            <w:vAlign w:val="center"/>
+            <w:hideMark/>
+          </w:tcPr>
+          <w:p>
+            <w:pPr>
+              <w:rPr>
+                <w:sz w:val="20"/>
+                <w:szCs w:val="20"/>
+              </w:rPr>
+            </w:pPr>
+            <w:r>
+              <w:rPr>
+                <w:sz w:val="20"/>
+                <w:szCs w:val="20"/>
+              </w:rPr>
+              <w:t xml:space="preserve">Bu et al. </w:t>
+            </w:r>
+            <w:r>
+              <w:rPr>
+                <w:sz w:val="20"/>
+                <w:szCs w:val="20"/>
+              </w:rPr>
+              <w:t>[7]</w:t>
+            </w:r>
+          </w:p>
+        </w:tc>
+        <w:tc>
+          <w:tcPr>
+            <w:tcW w:w="1345" w:type="dxa"/>
+            <w:vAlign w:val="center"/>
+            <w:hideMark/>
+          </w:tcPr>
+          <w:p>
+            <w:pPr>
+              <w:jc w:val="center"/>
+              <w:cnfStyle w:val="000000000000" w:firstRow="0" w:lastRow="0" w:firstColumn="0" w:lastColumn="0" w:oddVBand="0" w:evenVBand="0" w:oddHBand="0" w:evenHBand="0" w:firstRowFirstColumn="0" w:firstRowLastColumn="0" w:lastRowFirstColumn="0" w:lastRowLastColumn="0"/>
+              <w:rPr>
+                <w:sz w:val="20"/>
+                <w:szCs w:val="20"/>
+              </w:rPr>
+            </w:pPr>
+            <w:r>
+              <w:rPr>
+                <w:sz w:val="20"/>
+                <w:szCs w:val="20"/>
+              </w:rPr>
+              <w:t>VGG16</w:t>
+            </w:r>
+          </w:p>
+        </w:tc>
+        <w:tc>
+          <w:tcPr>
+            <w:tcW w:w="1763" w:type="dxa"/>
+            <w:vAlign w:val="center"/>
+            <w:hideMark/>
+          </w:tcPr>
+          <w:p>
+            <w:pPr>
+              <w:jc w:val="center"/>
+              <w:cnfStyle w:val="000000000000" w:firstRow="0" w:lastRow="0" w:firstColumn="0" w:lastColumn="0" w:oddVBand="0" w:evenVBand="0" w:oddHBand="0" w:evenHBand="0" w:firstRowFirstColumn="0" w:firstRowLastColumn="0" w:lastRowFirstColumn="0" w:lastRowLastColumn="0"/>
+              <w:rPr>
+                <w:sz w:val="20"/>
+                <w:szCs w:val="20"/>
+              </w:rPr>
+            </w:pPr>
+            <w:r>
+              <w:rPr>
+                <w:sz w:val="20"/>
+                <w:szCs w:val="20"/>
+              </w:rPr>
+              <w:t>4</w:t>
+            </w:r>
+          </w:p>
+        </w:tc>
+        <w:tc>
+          <w:tcPr>
+            <w:tcW w:w="1804" w:type="dxa"/>
+            <w:vAlign w:val="center"/>
+            <w:hideMark/>
+          </w:tcPr>
+          <w:p>
+            <w:pPr>
+              <w:jc w:val="center"/>
+              <w:cnfStyle w:val="000000000000" w:firstRow="0" w:lastRow="0" w:firstColumn="0" w:lastColumn="0" w:oddVBand="0" w:evenVBand="0" w:oddHBand="0" w:evenHBand="0" w:firstRowFirstColumn="0" w:firstRowLastColumn="0" w:lastRowFirstColumn="0" w:lastRowLastColumn="0"/>
+              <w:rPr>
+                <w:sz w:val="20"/>
+                <w:szCs w:val="20"/>
+              </w:rPr>
+            </w:pPr>
+            <w:r>
+              <w:rPr>
+                <w:sz w:val="20"/>
+                <w:szCs w:val="20"/>
+              </w:rPr>
+              <w:t>93.96</w:t>
+            </w:r>
+          </w:p>
+        </w:tc>
+        <w:tc>
+          <w:tcPr>
+            <w:tcW w:w="1804" w:type="dxa"/>
+            <w:vAlign w:val="center"/>
+            <w:hideMark/>
+          </w:tcPr>
+          <w:p>
+            <w:pPr>
+              <w:jc w:val="center"/>
+              <w:cnfStyle w:val="000000000000" w:firstRow="0" w:lastRow="0" w:firstColumn="0" w:lastColumn="0" w:oddVBand="0" w:evenVBand="0" w:oddHBand="0" w:evenHBand="0" w:firstRowFirstColumn="0" w:firstRowLastColumn="0" w:lastRowFirstColumn="0" w:lastRowLastColumn="0"/>
+              <w:rPr>
+                <w:sz w:val="20"/>
+                <w:szCs w:val="20"/>
+              </w:rPr>
+            </w:pPr>
+            <w:r>
+              <w:rPr>
+                <w:sz w:val="20"/>
+                <w:szCs w:val="20"/>
+              </w:rPr>
+              <w:t>69.62</w:t>
+            </w:r>
+          </w:p>
+        </w:tc>
+      </w:tr>
+      <w:tr>
+        <w:trPr>
+          <w:cnfStyle w:val="000000100000" w:firstRow="0" w:lastRow="0" w:firstColumn="0" w:lastColumn="0" w:oddVBand="0" w:evenVBand="0" w:oddHBand="1" w:evenHBand="0" w:firstRowFirstColumn="0" w:firstRowLastColumn="0" w:lastRowFirstColumn="0" w:lastRowLastColumn="0"/>
+          <w:trHeight w:val="360"/>
+        </w:trPr>
+        <w:tc>
+          <w:tcPr>
+            <w:cnfStyle w:val="001000000000" w:firstRow="0" w:lastRow="0" w:firstColumn="1" w:lastColumn="0" w:oddVBand="0" w:evenVBand="0" w:oddHBand="0" w:evenHBand="0" w:firstRowFirstColumn="0" w:firstRowLastColumn="0" w:lastRowFirstColumn="0" w:lastRowLastColumn="0"/>
+            <w:tcW w:w="2358" w:type="dxa"/>
+            <w:vAlign w:val="center"/>
+            <w:hideMark/>
+          </w:tcPr>
+          <w:p>
+            <w:pPr>
+              <w:rPr>
+                <w:sz w:val="20"/>
+                <w:szCs w:val="20"/>
+              </w:rPr>
+            </w:pPr>
+            <w:r>
+              <w:rPr>
+                <w:sz w:val="20"/>
+                <w:szCs w:val="20"/>
+              </w:rPr>
+              <w:t xml:space="preserve">Zheng et al. </w:t>
+            </w:r>
+            <w:r>
+              <w:rPr>
+                <w:sz w:val="20"/>
+                <w:szCs w:val="20"/>
+              </w:rPr>
+              <w:t>[16]</w:t>
+            </w:r>
+          </w:p>
+        </w:tc>
+        <w:tc>
+          <w:tcPr>
+            <w:tcW w:w="1345" w:type="dxa"/>
+            <w:vAlign w:val="center"/>
+            <w:hideMark/>
+          </w:tcPr>
+          <w:p>
+            <w:pPr>
+              <w:jc w:val="center"/>
+              <w:cnfStyle w:val="000000100000" w:firstRow="0" w:lastRow="0" w:firstColumn="0" w:lastColumn="0" w:oddVBand="0" w:evenVBand="0" w:oddHBand="1" w:evenHBand="0" w:firstRowFirstColumn="0" w:firstRowLastColumn="0" w:lastRowFirstColumn="0" w:lastRowLastColumn="0"/>
+              <w:rPr>
+                <w:sz w:val="20"/>
+                <w:szCs w:val="20"/>
+              </w:rPr>
+            </w:pPr>
+            <w:r>
+              <w:rPr>
+                <w:sz w:val="20"/>
+                <w:szCs w:val="20"/>
+              </w:rPr>
+              <w:t>ResNet-19</w:t>
+            </w:r>
+          </w:p>
+        </w:tc>
+        <w:tc>
+          <w:tcPr>
+            <w:tcW w:w="1763" w:type="dxa"/>
+            <w:vAlign w:val="center"/>
+            <w:hideMark/>
+          </w:tcPr>
+          <w:p>
+            <w:pPr>
+              <w:jc w:val="center"/>
+              <w:cnfStyle w:val="000000100000" w:firstRow="0" w:lastRow="0" w:firstColumn="0" w:lastColumn="0" w:oddVBand="0" w:evenVBand="0" w:oddHBand="1" w:evenHBand="0" w:firstRowFirstColumn="0" w:firstRowLastColumn="0" w:lastRowFirstColumn="0" w:lastRowLastColumn="0"/>
+              <w:rPr>
+                <w:sz w:val="20"/>
+                <w:szCs w:val="20"/>
+              </w:rPr>
+            </w:pPr>
+            <w:r>
+              <w:rPr>
+                <w:sz w:val="20"/>
+                <w:szCs w:val="20"/>
+              </w:rPr>
+              <w:t>4</w:t>
+            </w:r>
+          </w:p>
+        </w:tc>
+        <w:tc>
+          <w:tcPr>
+            <w:tcW w:w="1804" w:type="dxa"/>
+            <w:vAlign w:val="center"/>
+            <w:hideMark/>
+          </w:tcPr>
+          <w:p>
+            <w:pPr>
+              <w:jc w:val="center"/>
+              <w:cnfStyle w:val="000000100000" w:firstRow="0" w:lastRow="0" w:firstColumn="0" w:lastColumn="0" w:oddVBand="0" w:evenVBand="0" w:oddHBand="1" w:evenHBand="0" w:firstRowFirstColumn="0" w:firstRowLastColumn="0" w:lastRowFirstColumn="0" w:lastRowLastColumn="0"/>
+              <w:rPr>
+                <w:sz w:val="20"/>
+                <w:szCs w:val="20"/>
+              </w:rPr>
+            </w:pPr>
+            <w:r>
+              <w:rPr>
+                <w:sz w:val="20"/>
+                <w:szCs w:val="20"/>
+              </w:rPr>
+              <w:t>92.92</w:t>
+            </w:r>
+          </w:p>
+        </w:tc>
+        <w:tc>
+          <w:tcPr>
+            <w:tcW w:w="1804" w:type="dxa"/>
+            <w:vAlign w:val="center"/>
+            <w:hideMark/>
+          </w:tcPr>
+          <w:p>
+            <w:pPr>
+              <w:jc w:val="center"/>
+              <w:cnfStyle w:val="000000100000" w:firstRow="0" w:lastRow="0" w:firstColumn="0" w:lastColumn="0" w:oddVBand="0" w:evenVBand="0" w:oddHBand="1" w:evenHBand="0" w:firstRowFirstColumn="0" w:firstRowLastColumn="0" w:lastRowFirstColumn="0" w:lastRowLastColumn="0"/>
+              <w:rPr>
+                <w:sz w:val="20"/>
+                <w:szCs w:val="20"/>
+              </w:rPr>
+            </w:pPr>
+            <w:r>
+              <w:rPr>
+                <w:sz w:val="20"/>
+                <w:szCs w:val="20"/>
+              </w:rPr>
+              <w:t>70.86</w:t>
+            </w:r>
+          </w:p>
+        </w:tc>
+      </w:tr>
+      <w:tr>
+        <w:trPr>
+          <w:trHeight w:val="360"/>
+        </w:trPr>
+        <w:tc>
+          <w:tcPr>
+            <w:cnfStyle w:val="001000000000" w:firstRow="0" w:lastRow="0" w:firstColumn="1" w:lastColumn="0" w:oddVBand="0" w:evenVBand="0" w:oddHBand="0" w:evenHBand="0" w:firstRowFirstColumn="0" w:firstRowLastColumn="0" w:lastRowFirstColumn="0" w:lastRowLastColumn="0"/>
+            <w:tcW w:w="2358" w:type="dxa"/>
+            <w:vAlign w:val="center"/>
+            <w:hideMark/>
+          </w:tcPr>
+          <w:p>
+            <w:pPr>
+              <w:rPr>
+                <w:sz w:val="20"/>
+                <w:szCs w:val="20"/>
+              </w:rPr>
+            </w:pPr>
+            <w:r>
+              <w:rPr>
+                <w:sz w:val="20"/>
+                <w:szCs w:val="20"/>
+              </w:rPr>
+              <w:t xml:space="preserve">Deng et al. </w:t>
+            </w:r>
+            <w:r>
+              <w:rPr>
+                <w:sz w:val="20"/>
+                <w:szCs w:val="20"/>
+              </w:rPr>
+              <w:t>[8]</w:t>
+            </w:r>
+          </w:p>
+        </w:tc>
+        <w:tc>
+          <w:tcPr>
+            <w:tcW w:w="1345" w:type="dxa"/>
+            <w:vAlign w:val="center"/>
+            <w:hideMark/>
+          </w:tcPr>
+          <w:p>
+            <w:pPr>
+              <w:jc w:val="center"/>
+              <w:cnfStyle w:val="000000000000" w:firstRow="0" w:lastRow="0" w:firstColumn="0" w:lastColumn="0" w:oddVBand="0" w:evenVBand="0" w:oddHBand="0" w:evenHBand="0" w:firstRowFirstColumn="0" w:firstRowLastColumn="0" w:lastRowFirstColumn="0" w:lastRowLastColumn="0"/>
+              <w:rPr>
+                <w:sz w:val="20"/>
+                <w:szCs w:val="20"/>
+              </w:rPr>
+            </w:pPr>
+            <w:r>
+              <w:rPr>
+                <w:sz w:val="20"/>
+                <w:szCs w:val="20"/>
+              </w:rPr>
+              <w:t>ResNet-19</w:t>
+            </w:r>
+          </w:p>
+        </w:tc>
+        <w:tc>
+          <w:tcPr>
+            <w:tcW w:w="1763" w:type="dxa"/>
+            <w:vAlign w:val="center"/>
+            <w:hideMark/>
+          </w:tcPr>
+          <w:p>
+            <w:pPr>
+              <w:jc w:val="center"/>
+              <w:cnfStyle w:val="000000000000" w:firstRow="0" w:lastRow="0" w:firstColumn="0" w:lastColumn="0" w:oddVBand="0" w:evenVBand="0" w:oddHBand="0" w:evenHBand="0" w:firstRowFirstColumn="0" w:firstRowLastColumn="0" w:lastRowFirstColumn="0" w:lastRowLastColumn="0"/>
+              <w:rPr>
+                <w:sz w:val="20"/>
+                <w:szCs w:val="20"/>
+              </w:rPr>
+            </w:pPr>
+            <w:r>
+              <w:rPr>
+                <w:sz w:val="20"/>
+                <w:szCs w:val="20"/>
+              </w:rPr>
+              <w:t>4</w:t>
+            </w:r>
+          </w:p>
+        </w:tc>
+        <w:tc>
+          <w:tcPr>
+            <w:tcW w:w="1804" w:type="dxa"/>
+            <w:vAlign w:val="center"/>
+            <w:hideMark/>
+          </w:tcPr>
+          <w:p>
+            <w:pPr>
+              <w:jc w:val="center"/>
+              <w:cnfStyle w:val="000000000000" w:firstRow="0" w:lastRow="0" w:firstColumn="0" w:lastColumn="0" w:oddVBand="0" w:evenVBand="0" w:oddHBand="0" w:evenHBand="0" w:firstRowFirstColumn="0" w:firstRowLastColumn="0" w:lastRowFirstColumn="0" w:lastRowLastColumn="0"/>
+              <w:rPr>
+                <w:sz w:val="20"/>
+                <w:szCs w:val="20"/>
+              </w:rPr>
+            </w:pPr>
+            <w:r>
+              <w:rPr>
+                <w:sz w:val="20"/>
+                <w:szCs w:val="20"/>
+              </w:rPr>
+              <w:t>94.44</w:t>
+            </w:r>
+          </w:p>
+        </w:tc>
+        <w:tc>
+          <w:tcPr>
+            <w:tcW w:w="1804" w:type="dxa"/>
+            <w:vAlign w:val="center"/>
+            <w:hideMark/>
+          </w:tcPr>
+          <w:p>
+            <w:pPr>
+              <w:jc w:val="center"/>
+              <w:cnfStyle w:val="000000000000" w:firstRow="0" w:lastRow="0" w:firstColumn="0" w:lastColumn="0" w:oddVBand="0" w:evenVBand="0" w:oddHBand="0" w:evenHBand="0" w:firstRowFirstColumn="0" w:firstRowLastColumn="0" w:lastRowFirstColumn="0" w:lastRowLastColumn="0"/>
+              <w:rPr>
+                <w:sz w:val="20"/>
+                <w:szCs w:val="20"/>
+              </w:rPr>
+            </w:pPr>
+            <w:r>
+              <w:rPr>
+                <w:sz w:val="20"/>
+                <w:szCs w:val="20"/>
+              </w:rPr>
+              <w:t>74.47</w:t>
+            </w:r>
+          </w:p>
+        </w:tc>
+      </w:tr>
+      <w:tr>
+        <w:trPr>
+          <w:cnfStyle w:val="000000100000" w:firstRow="0" w:lastRow="0" w:firstColumn="0" w:lastColumn="0" w:oddVBand="0" w:evenVBand="0" w:oddHBand="1" w:evenHBand="0" w:firstRowFirstColumn="0" w:firstRowLastColumn="0" w:lastRowFirstColumn="0" w:lastRowLastColumn="0"/>
+          <w:trHeight w:val="360"/>
+        </w:trPr>
+        <w:tc>
+          <w:tcPr>
+            <w:cnfStyle w:val="001000000000" w:firstRow="0" w:lastRow="0" w:firstColumn="1" w:lastColumn="0" w:oddVBand="0" w:evenVBand="0" w:oddHBand="0" w:evenHBand="0" w:firstRowFirstColumn="0" w:firstRowLastColumn="0" w:lastRowFirstColumn="0" w:lastRowLastColumn="0"/>
+            <w:tcW w:w="2358" w:type="dxa"/>
+            <w:vAlign w:val="center"/>
+            <w:hideMark/>
+          </w:tcPr>
+          <w:p>
+            <w:pPr>
+              <w:rPr>
+                <w:sz w:val="20"/>
+                <w:szCs w:val="20"/>
+              </w:rPr>
+            </w:pPr>
+            <w:r>
+              <w:rPr>
+                <w:sz w:val="20"/>
+                <w:szCs w:val="20"/>
+              </w:rPr>
+              <w:t xml:space="preserve">Zhou et al. </w:t>
+            </w:r>
+            <w:r>
+              <w:rPr>
+                <w:sz w:val="20"/>
+                <w:szCs w:val="20"/>
+              </w:rPr>
+              <w:t>[9]</w:t>
+            </w:r>
+          </w:p>
+        </w:tc>
+        <w:tc>
+          <w:tcPr>
+            <w:tcW w:w="1345" w:type="dxa"/>
+            <w:vAlign w:val="center"/>
+            <w:hideMark/>
+          </w:tcPr>
+          <w:p>
+            <w:pPr>
+              <w:jc w:val="center"/>
+              <w:cnfStyle w:val="000000100000" w:firstRow="0" w:lastRow="0" w:firstColumn="0" w:lastColumn="0" w:oddVBand="0" w:evenVBand="0" w:oddHBand="1" w:evenHBand="0" w:firstRowFirstColumn="0" w:firstRowLastColumn="0" w:lastRowFirstColumn="0" w:lastRowLastColumn="0"/>
+              <w:rPr>
+                <w:sz w:val="20"/>
+                <w:szCs w:val="20"/>
+              </w:rPr>
+            </w:pPr>
+            <w:r>
+              <w:rPr>
+                <w:sz w:val="20"/>
+                <w:szCs w:val="20"/>
+              </w:rPr>
+              <w:t>Transformer</w:t>
+            </w:r>
+          </w:p>
+        </w:tc>
+        <w:tc>
+          <w:tcPr>
+            <w:tcW w:w="1763" w:type="dxa"/>
+            <w:vAlign w:val="center"/>
+            <w:hideMark/>
+          </w:tcPr>
+          <w:p>
+            <w:pPr>
+              <w:jc w:val="center"/>
+              <w:cnfStyle w:val="000000100000" w:firstRow="0" w:lastRow="0" w:firstColumn="0" w:lastColumn="0" w:oddVBand="0" w:evenVBand="0" w:oddHBand="1" w:evenHBand="0" w:firstRowFirstColumn="0" w:firstRowLastColumn="0" w:lastRowFirstColumn="0" w:lastRowLastColumn="0"/>
+              <w:rPr>
+                <w:sz w:val="20"/>
+                <w:szCs w:val="20"/>
+              </w:rPr>
+            </w:pPr>
+            <w:r>
+              <w:rPr>
+                <w:sz w:val="20"/>
+                <w:szCs w:val="20"/>
+              </w:rPr>
+              <w:t>4</w:t>
+            </w:r>
+          </w:p>
+        </w:tc>
+        <w:tc>
+          <w:tcPr>
+            <w:tcW w:w="1804" w:type="dxa"/>
+            <w:vAlign w:val="center"/>
+            <w:hideMark/>
+          </w:tcPr>
+          <w:p>
+            <w:pPr>
+              <w:jc w:val="center"/>
+              <w:cnfStyle w:val="000000100000" w:firstRow="0" w:lastRow="0" w:firstColumn="0" w:lastColumn="0" w:oddVBand="0" w:evenVBand="0" w:oddHBand="1" w:evenHBand="0" w:firstRowFirstColumn="0" w:firstRowLastColumn="0" w:lastRowFirstColumn="0" w:lastRowLastColumn="0"/>
+              <w:rPr>
+                <w:sz w:val="20"/>
+                <w:szCs w:val="20"/>
+              </w:rPr>
+            </w:pPr>
+            <w:r>
+              <w:rPr>
+                <w:sz w:val="20"/>
+                <w:szCs w:val="20"/>
+              </w:rPr>
+              <w:t>95.19</w:t>
+            </w:r>
+          </w:p>
+        </w:tc>
+        <w:tc>
+          <w:tcPr>
+            <w:tcW w:w="1804" w:type="dxa"/>
+            <w:vAlign w:val="center"/>
+            <w:hideMark/>
+          </w:tcPr>
+          <w:p>
+            <w:pPr>
+              <w:jc w:val="center"/>
+              <w:cnfStyle w:val="000000100000" w:firstRow="0" w:lastRow="0" w:firstColumn="0" w:lastColumn="0" w:oddVBand="0" w:evenVBand="0" w:oddHBand="1" w:evenHBand="0" w:firstRowFirstColumn="0" w:firstRowLastColumn="0" w:lastRowFirstColumn="0" w:lastRowLastColumn="0"/>
+              <w:rPr>
+                <w:sz w:val="20"/>
+                <w:szCs w:val="20"/>
+              </w:rPr>
+            </w:pPr>
+            <w:r>
+              <w:rPr>
+                <w:sz w:val="20"/>
+                <w:szCs w:val="20"/>
+              </w:rPr>
+              <w:t>77.86</w:t>
+            </w:r>
+          </w:p>
+        </w:tc>
+      </w:tr>
+      <w:tr>
+        <w:trPr>
+          <w:trHeight w:val="360"/>
+        </w:trPr>
+        <w:tc>
+          <w:tcPr>
+            <w:cnfStyle w:val="001000000000" w:firstRow="0" w:lastRow="0" w:firstColumn="1" w:lastColumn="0" w:oddVBand="0" w:evenVBand="0" w:oddHBand="0" w:evenHBand="0" w:firstRowFirstColumn="0" w:firstRowLastColumn="0" w:lastRowFirstColumn="0" w:lastRowLastColumn="0"/>
+            <w:tcW w:w="2358" w:type="dxa"/>
+            <w:vAlign w:val="center"/>
+            <w:hideMark/>
+          </w:tcPr>
+          <w:p>
+            <w:pPr>
+              <w:rPr>
+                <w:sz w:val="20"/>
+                <w:szCs w:val="20"/>
+              </w:rPr>
+            </w:pPr>
+            <w:r>
+              <w:rPr>
+                <w:sz w:val="20"/>
+                <w:szCs w:val="20"/>
+              </w:rPr>
+              <w:t xml:space="preserve">Zhou </w:t>
+            </w:r>
+            <w:proofErr w:type="gramStart"/>
+            <w:r>
+              <w:rPr>
+                <w:sz w:val="20"/>
+                <w:szCs w:val="20"/>
+              </w:rPr>
+              <w:t>et al.</w:t>
+            </w:r>
+            <w:r>
+              <w:rPr>
+                <w:sz w:val="20"/>
+                <w:szCs w:val="20"/>
+              </w:rPr>
+              <w:t>[</w:t>
+            </w:r>
+            <w:proofErr w:type="gramEnd"/>
+            <w:r>
+              <w:rPr>
+                <w:sz w:val="20"/>
+                <w:szCs w:val="20"/>
+              </w:rPr>
+              <w:t>10]</w:t>
+            </w:r>
+          </w:p>
+        </w:tc>
+        <w:tc>
+          <w:tcPr>
+            <w:tcW w:w="1345" w:type="dxa"/>
+            <w:vAlign w:val="center"/>
+            <w:hideMark/>
+          </w:tcPr>
+          <w:p>
+            <w:pPr>
+              <w:jc w:val="center"/>
+              <w:cnfStyle w:val="000000000000" w:firstRow="0" w:lastRow="0" w:firstColumn="0" w:lastColumn="0" w:oddVBand="0" w:evenVBand="0" w:oddHBand="0" w:evenHBand="0" w:firstRowFirstColumn="0" w:firstRowLastColumn="0" w:lastRowFirstColumn="0" w:lastRowLastColumn="0"/>
+              <w:rPr>
+                <w:sz w:val="20"/>
+                <w:szCs w:val="20"/>
+              </w:rPr>
+            </w:pPr>
+            <w:r>
+              <w:rPr>
+                <w:sz w:val="20"/>
+                <w:szCs w:val="20"/>
+              </w:rPr>
+              <w:t>Transformer</w:t>
+            </w:r>
+          </w:p>
+        </w:tc>
+        <w:tc>
+          <w:tcPr>
+            <w:tcW w:w="1763" w:type="dxa"/>
+            <w:vAlign w:val="center"/>
+            <w:hideMark/>
+          </w:tcPr>
+          <w:p>
+            <w:pPr>
+              <w:jc w:val="center"/>
+              <w:cnfStyle w:val="000000000000" w:firstRow="0" w:lastRow="0" w:firstColumn="0" w:lastColumn="0" w:oddVBand="0" w:evenVBand="0" w:oddHBand="0" w:evenHBand="0" w:firstRowFirstColumn="0" w:firstRowLastColumn="0" w:lastRowFirstColumn="0" w:lastRowLastColumn="0"/>
+              <w:rPr>
+                <w:sz w:val="20"/>
+                <w:szCs w:val="20"/>
+              </w:rPr>
+            </w:pPr>
+            <w:r>
+              <w:rPr>
+                <w:sz w:val="20"/>
+                <w:szCs w:val="20"/>
+              </w:rPr>
+              <w:t>4</w:t>
+            </w:r>
+          </w:p>
+        </w:tc>
+        <w:tc>
+          <w:tcPr>
+            <w:tcW w:w="1804" w:type="dxa"/>
+            <w:vAlign w:val="center"/>
+            <w:hideMark/>
+          </w:tcPr>
+          <w:p>
+            <w:pPr>
+              <w:jc w:val="center"/>
+              <w:cnfStyle w:val="000000000000" w:firstRow="0" w:lastRow="0" w:firstColumn="0" w:lastColumn="0" w:oddVBand="0" w:evenVBand="0" w:oddHBand="0" w:evenHBand="0" w:firstRowFirstColumn="0" w:firstRowLastColumn="0" w:lastRowFirstColumn="0" w:lastRowLastColumn="0"/>
+              <w:rPr>
+                <w:sz w:val="20"/>
+                <w:szCs w:val="20"/>
+              </w:rPr>
+            </w:pPr>
+            <w:r>
+              <w:rPr>
+                <w:sz w:val="20"/>
+                <w:szCs w:val="20"/>
+              </w:rPr>
+              <w:t>95.81</w:t>
+            </w:r>
+          </w:p>
+        </w:tc>
+        <w:tc>
+          <w:tcPr>
+            <w:tcW w:w="1804" w:type="dxa"/>
+            <w:vAlign w:val="center"/>
+            <w:hideMark/>
+          </w:tcPr>
+          <w:p>
+            <w:pPr>
+              <w:jc w:val="center"/>
+              <w:cnfStyle w:val="000000000000" w:firstRow="0" w:lastRow="0" w:firstColumn="0" w:lastColumn="0" w:oddVBand="0" w:evenVBand="0" w:oddHBand="0" w:evenHBand="0" w:firstRowFirstColumn="0" w:firstRowLastColumn="0" w:lastRowFirstColumn="0" w:lastRowLastColumn="0"/>
+              <w:rPr>
+                <w:sz w:val="20"/>
+                <w:szCs w:val="20"/>
+              </w:rPr>
+            </w:pPr>
+            <w:r>
+              <w:rPr>
+                <w:sz w:val="20"/>
+                <w:szCs w:val="20"/>
+              </w:rPr>
+              <w:t>79.21</w:t>
+            </w:r>
+          </w:p>
+        </w:tc>
+      </w:tr>
+      <w:tr>
+        <w:trPr>
+          <w:cnfStyle w:val="000000100000" w:firstRow="0" w:lastRow="0" w:firstColumn="0" w:lastColumn="0" w:oddVBand="0" w:evenVBand="0" w:oddHBand="1" w:evenHBand="0" w:firstRowFirstColumn="0" w:firstRowLastColumn="0" w:lastRowFirstColumn="0" w:lastRowLastColumn="0"/>
+          <w:trHeight w:val="360"/>
+        </w:trPr>
+        <w:tc>
+          <w:tcPr>
+            <w:cnfStyle w:val="001000000000" w:firstRow="0" w:lastRow="0" w:firstColumn="1" w:lastColumn="0" w:oddVBand="0" w:evenVBand="0" w:oddHBand="0" w:evenHBand="0" w:firstRowFirstColumn="0" w:firstRowLastColumn="0" w:lastRowFirstColumn="0" w:lastRowLastColumn="0"/>
+            <w:tcW w:w="2358" w:type="dxa"/>
+            <w:vAlign w:val="center"/>
+            <w:hideMark/>
+          </w:tcPr>
+          <w:p>
+            <w:pPr>
+              <w:rPr>
+                <w:sz w:val="20"/>
+                <w:szCs w:val="20"/>
+              </w:rPr>
+            </w:pPr>
+            <w:r>
+              <w:rPr>
+                <w:sz w:val="20"/>
+                <w:szCs w:val="20"/>
+              </w:rPr>
+              <w:lastRenderedPageBreak/>
+              <w:t xml:space="preserve">Yao et al. </w:t>
+            </w:r>
+            <w:r>
+              <w:rPr>
+                <w:sz w:val="20"/>
+                <w:szCs w:val="20"/>
+              </w:rPr>
+              <w:t>[11]</w:t>
+            </w:r>
+          </w:p>
+        </w:tc>
+        <w:tc>
+          <w:tcPr>
+            <w:tcW w:w="1345" w:type="dxa"/>
+            <w:vAlign w:val="center"/>
+            <w:hideMark/>
+          </w:tcPr>
+          <w:p>
+            <w:pPr>
+              <w:jc w:val="center"/>
+              <w:cnfStyle w:val="000000100000" w:firstRow="0" w:lastRow="0" w:firstColumn="0" w:lastColumn="0" w:oddVBand="0" w:evenVBand="0" w:oddHBand="1" w:evenHBand="0" w:firstRowFirstColumn="0" w:firstRowLastColumn="0" w:lastRowFirstColumn="0" w:lastRowLastColumn="0"/>
+              <w:rPr>
+                <w:sz w:val="20"/>
+                <w:szCs w:val="20"/>
+              </w:rPr>
+            </w:pPr>
+            <w:r>
+              <w:rPr>
+                <w:sz w:val="20"/>
+                <w:szCs w:val="20"/>
+              </w:rPr>
+              <w:t>Transformer</w:t>
+            </w:r>
+          </w:p>
+        </w:tc>
+        <w:tc>
+          <w:tcPr>
+            <w:tcW w:w="1763" w:type="dxa"/>
+            <w:vAlign w:val="center"/>
+            <w:hideMark/>
+          </w:tcPr>
+          <w:p>
+            <w:pPr>
+              <w:jc w:val="center"/>
+              <w:cnfStyle w:val="000000100000" w:firstRow="0" w:lastRow="0" w:firstColumn="0" w:lastColumn="0" w:oddVBand="0" w:evenVBand="0" w:oddHBand="1" w:evenHBand="0" w:firstRowFirstColumn="0" w:firstRowLastColumn="0" w:lastRowFirstColumn="0" w:lastRowLastColumn="0"/>
+              <w:rPr>
+                <w:sz w:val="20"/>
+                <w:szCs w:val="20"/>
+              </w:rPr>
+            </w:pPr>
+            <w:r>
+              <w:rPr>
+                <w:sz w:val="20"/>
+                <w:szCs w:val="20"/>
+              </w:rPr>
+              <w:t>4</w:t>
+            </w:r>
+          </w:p>
+        </w:tc>
+        <w:tc>
+          <w:tcPr>
+            <w:tcW w:w="1804" w:type="dxa"/>
+            <w:vAlign w:val="center"/>
+            <w:hideMark/>
+          </w:tcPr>
+          <w:p>
+            <w:pPr>
+              <w:jc w:val="center"/>
+              <w:cnfStyle w:val="000000100000" w:firstRow="0" w:lastRow="0" w:firstColumn="0" w:lastColumn="0" w:oddVBand="0" w:evenVBand="0" w:oddHBand="1" w:evenHBand="0" w:firstRowFirstColumn="0" w:firstRowLastColumn="0" w:lastRowFirstColumn="0" w:lastRowLastColumn="0"/>
+              <w:rPr>
+                <w:sz w:val="20"/>
+                <w:szCs w:val="20"/>
+              </w:rPr>
+            </w:pPr>
+            <w:r>
+              <w:rPr>
+                <w:sz w:val="20"/>
+                <w:szCs w:val="20"/>
+              </w:rPr>
+              <w:t>95.60</w:t>
+            </w:r>
+          </w:p>
+        </w:tc>
+        <w:tc>
+          <w:tcPr>
+            <w:tcW w:w="1804" w:type="dxa"/>
+            <w:vAlign w:val="center"/>
+            <w:hideMark/>
+          </w:tcPr>
+          <w:p>
+            <w:pPr>
+              <w:jc w:val="center"/>
+              <w:cnfStyle w:val="000000100000" w:firstRow="0" w:lastRow="0" w:firstColumn="0" w:lastColumn="0" w:oddVBand="0" w:evenVBand="0" w:oddHBand="1" w:evenHBand="0" w:firstRowFirstColumn="0" w:firstRowLastColumn="0" w:lastRowFirstColumn="0" w:lastRowLastColumn="0"/>
+              <w:rPr>
+                <w:sz w:val="20"/>
+                <w:szCs w:val="20"/>
+              </w:rPr>
+            </w:pPr>
+            <w:r>
+              <w:rPr>
+                <w:sz w:val="20"/>
+                <w:szCs w:val="20"/>
+              </w:rPr>
+              <w:t>78.40</w:t>
+            </w:r>
+          </w:p>
+        </w:tc>
+      </w:tr>
+      <w:tr>
+        <w:trPr>
+          <w:trHeight w:val="360"/>
+        </w:trPr>
+        <w:tc>
+          <w:tcPr>
+            <w:cnfStyle w:val="001000000000" w:firstRow="0" w:lastRow="0" w:firstColumn="1" w:lastColumn="0" w:oddVBand="0" w:evenVBand="0" w:oddHBand="0" w:evenHBand="0" w:firstRowFirstColumn="0" w:firstRowLastColumn="0" w:lastRowFirstColumn="0" w:lastRowLastColumn="0"/>
+            <w:tcW w:w="2358" w:type="dxa"/>
+            <w:vAlign w:val="center"/>
+            <w:hideMark/>
+          </w:tcPr>
+          <w:p>
+            <w:pPr>
+              <w:rPr>
+                <w:sz w:val="20"/>
+                <w:szCs w:val="20"/>
+              </w:rPr>
+            </w:pPr>
+            <w:r>
+              <w:rPr>
+                <w:sz w:val="20"/>
+                <w:szCs w:val="20"/>
+              </w:rPr>
+              <w:t xml:space="preserve">Che et al. </w:t>
+            </w:r>
+            <w:r>
+              <w:rPr>
+                <w:sz w:val="20"/>
+                <w:szCs w:val="20"/>
+              </w:rPr>
+              <w:t>[12]</w:t>
+            </w:r>
+          </w:p>
+        </w:tc>
+        <w:tc>
+          <w:tcPr>
+            <w:tcW w:w="1345" w:type="dxa"/>
+            <w:vAlign w:val="center"/>
+            <w:hideMark/>
+          </w:tcPr>
+          <w:p>
+            <w:pPr>
+              <w:jc w:val="center"/>
+              <w:cnfStyle w:val="000000000000" w:firstRow="0" w:lastRow="0" w:firstColumn="0" w:lastColumn="0" w:oddVBand="0" w:evenVBand="0" w:oddHBand="0" w:evenHBand="0" w:firstRowFirstColumn="0" w:firstRowLastColumn="0" w:lastRowFirstColumn="0" w:lastRowLastColumn="0"/>
+              <w:rPr>
+                <w:sz w:val="20"/>
+                <w:szCs w:val="20"/>
+              </w:rPr>
+            </w:pPr>
+            <w:r>
+              <w:rPr>
+                <w:sz w:val="20"/>
+                <w:szCs w:val="20"/>
+              </w:rPr>
+              <w:t>Transformer</w:t>
+            </w:r>
+          </w:p>
+        </w:tc>
+        <w:tc>
+          <w:tcPr>
+            <w:tcW w:w="1763" w:type="dxa"/>
+            <w:vAlign w:val="center"/>
+            <w:hideMark/>
+          </w:tcPr>
+          <w:p>
+            <w:pPr>
+              <w:jc w:val="center"/>
+              <w:cnfStyle w:val="000000000000" w:firstRow="0" w:lastRow="0" w:firstColumn="0" w:lastColumn="0" w:oddVBand="0" w:evenVBand="0" w:oddHBand="0" w:evenHBand="0" w:firstRowFirstColumn="0" w:firstRowLastColumn="0" w:lastRowFirstColumn="0" w:lastRowLastColumn="0"/>
+              <w:rPr>
+                <w:sz w:val="20"/>
+                <w:szCs w:val="20"/>
+              </w:rPr>
+            </w:pPr>
+            <w:r>
+              <w:rPr>
+                <w:sz w:val="20"/>
+                <w:szCs w:val="20"/>
+              </w:rPr>
+              <w:t>4</w:t>
+            </w:r>
+          </w:p>
+        </w:tc>
+        <w:tc>
+          <w:tcPr>
+            <w:tcW w:w="1804" w:type="dxa"/>
+            <w:vAlign w:val="center"/>
+            <w:hideMark/>
+          </w:tcPr>
+          <w:p>
+            <w:pPr>
+              <w:jc w:val="center"/>
+              <w:cnfStyle w:val="000000000000" w:firstRow="0" w:lastRow="0" w:firstColumn="0" w:lastColumn="0" w:oddVBand="0" w:evenVBand="0" w:oddHBand="0" w:evenHBand="0" w:firstRowFirstColumn="0" w:firstRowLastColumn="0" w:lastRowFirstColumn="0" w:lastRowLastColumn="0"/>
+              <w:rPr>
+                <w:sz w:val="20"/>
+                <w:szCs w:val="20"/>
+              </w:rPr>
+            </w:pPr>
+            <w:r>
+              <w:rPr>
+                <w:sz w:val="20"/>
+                <w:szCs w:val="20"/>
+              </w:rPr>
+              <w:t>96.39</w:t>
+            </w:r>
+          </w:p>
+        </w:tc>
+        <w:tc>
+          <w:tcPr>
+            <w:tcW w:w="1804" w:type="dxa"/>
+            <w:vAlign w:val="center"/>
+            <w:hideMark/>
+          </w:tcPr>
+          <w:p>
+            <w:pPr>
+              <w:jc w:val="center"/>
+              <w:cnfStyle w:val="000000000000" w:firstRow="0" w:lastRow="0" w:firstColumn="0" w:lastColumn="0" w:oddVBand="0" w:evenVBand="0" w:oddHBand="0" w:evenHBand="0" w:firstRowFirstColumn="0" w:firstRowLastColumn="0" w:lastRowFirstColumn="0" w:lastRowLastColumn="0"/>
+              <w:rPr>
+                <w:sz w:val="20"/>
+                <w:szCs w:val="20"/>
+              </w:rPr>
+            </w:pPr>
+            <w:r>
+              <w:rPr>
+                <w:sz w:val="20"/>
+                <w:szCs w:val="20"/>
+              </w:rPr>
+              <w:t>78.22</w:t>
+            </w:r>
+          </w:p>
+        </w:tc>
+      </w:tr>
+      <w:tr>
+        <w:trPr>
+          <w:cnfStyle w:val="000000100000" w:firstRow="0" w:lastRow="0" w:firstColumn="0" w:lastColumn="0" w:oddVBand="0" w:evenVBand="0" w:oddHBand="1" w:evenHBand="0" w:firstRowFirstColumn="0" w:firstRowLastColumn="0" w:lastRowFirstColumn="0" w:lastRowLastColumn="0"/>
+          <w:trHeight w:val="360"/>
+        </w:trPr>
+        <w:tc>
+          <w:tcPr>
+            <w:cnfStyle w:val="001000000000" w:firstRow="0" w:lastRow="0" w:firstColumn="1" w:lastColumn="0" w:oddVBand="0" w:evenVBand="0" w:oddHBand="0" w:evenHBand="0" w:firstRowFirstColumn="0" w:firstRowLastColumn="0" w:lastRowFirstColumn="0" w:lastRowLastColumn="0"/>
+            <w:tcW w:w="2358" w:type="dxa"/>
+            <w:vAlign w:val="center"/>
+            <w:hideMark/>
+          </w:tcPr>
+          <w:p>
+            <w:pPr>
+              <w:rPr>
+                <w:sz w:val="20"/>
+                <w:szCs w:val="20"/>
+              </w:rPr>
+            </w:pPr>
+            <w:r>
+              <w:rPr>
+                <w:sz w:val="20"/>
+                <w:szCs w:val="20"/>
+              </w:rPr>
+              <w:t>Guo et al.</w:t>
+            </w:r>
+            <w:r>
+              <w:rPr>
+                <w:sz w:val="20"/>
+                <w:szCs w:val="20"/>
+              </w:rPr>
+              <w:t xml:space="preserve"> [14]</w:t>
+            </w:r>
+          </w:p>
+        </w:tc>
+        <w:tc>
+          <w:tcPr>
+            <w:tcW w:w="1345" w:type="dxa"/>
+            <w:vAlign w:val="center"/>
+            <w:hideMark/>
+          </w:tcPr>
+          <w:p>
+            <w:pPr>
+              <w:jc w:val="center"/>
+              <w:cnfStyle w:val="000000100000" w:firstRow="0" w:lastRow="0" w:firstColumn="0" w:lastColumn="0" w:oddVBand="0" w:evenVBand="0" w:oddHBand="1" w:evenHBand="0" w:firstRowFirstColumn="0" w:firstRowLastColumn="0" w:lastRowFirstColumn="0" w:lastRowLastColumn="0"/>
+              <w:rPr>
+                <w:sz w:val="20"/>
+                <w:szCs w:val="20"/>
+              </w:rPr>
+            </w:pPr>
+            <w:r>
+              <w:rPr>
+                <w:sz w:val="20"/>
+                <w:szCs w:val="20"/>
+              </w:rPr>
+              <w:t>Transformer</w:t>
+            </w:r>
+          </w:p>
+        </w:tc>
+        <w:tc>
+          <w:tcPr>
+            <w:tcW w:w="1763" w:type="dxa"/>
+            <w:vAlign w:val="center"/>
+            <w:hideMark/>
+          </w:tcPr>
+          <w:p>
+            <w:pPr>
+              <w:jc w:val="center"/>
+              <w:cnfStyle w:val="000000100000" w:firstRow="0" w:lastRow="0" w:firstColumn="0" w:lastColumn="0" w:oddVBand="0" w:evenVBand="0" w:oddHBand="1" w:evenHBand="0" w:firstRowFirstColumn="0" w:firstRowLastColumn="0" w:lastRowFirstColumn="0" w:lastRowLastColumn="0"/>
+              <w:rPr>
+                <w:sz w:val="20"/>
+                <w:szCs w:val="20"/>
+              </w:rPr>
+            </w:pPr>
+            <w:r>
+              <w:rPr>
+                <w:sz w:val="20"/>
+                <w:szCs w:val="20"/>
+              </w:rPr>
+              <w:t>4</w:t>
+            </w:r>
+          </w:p>
+        </w:tc>
+        <w:tc>
+          <w:tcPr>
+            <w:tcW w:w="1804" w:type="dxa"/>
+            <w:vAlign w:val="center"/>
+            <w:hideMark/>
+          </w:tcPr>
+          <w:p>
+            <w:pPr>
+              <w:jc w:val="center"/>
+              <w:cnfStyle w:val="000000100000" w:firstRow="0" w:lastRow="0" w:firstColumn="0" w:lastColumn="0" w:oddVBand="0" w:evenVBand="0" w:oddHBand="1" w:evenHBand="0" w:firstRowFirstColumn="0" w:firstRowLastColumn="0" w:lastRowFirstColumn="0" w:lastRowLastColumn="0"/>
+              <w:rPr>
+                <w:sz w:val="20"/>
+                <w:szCs w:val="20"/>
+              </w:rPr>
+            </w:pPr>
+            <w:r>
+              <w:rPr>
+                <w:sz w:val="20"/>
+                <w:szCs w:val="20"/>
+              </w:rPr>
+              <w:t>96.32</w:t>
+            </w:r>
+          </w:p>
+        </w:tc>
+        <w:tc>
+          <w:tcPr>
+            <w:tcW w:w="1804" w:type="dxa"/>
+            <w:vAlign w:val="center"/>
+            <w:hideMark/>
+          </w:tcPr>
+          <w:p>
+            <w:pPr>
+              <w:jc w:val="center"/>
+              <w:cnfStyle w:val="000000100000" w:firstRow="0" w:lastRow="0" w:firstColumn="0" w:lastColumn="0" w:oddVBand="0" w:evenVBand="0" w:oddHBand="1" w:evenHBand="0" w:firstRowFirstColumn="0" w:firstRowLastColumn="0" w:lastRowFirstColumn="0" w:lastRowLastColumn="0"/>
+              <w:rPr>
+                <w:sz w:val="20"/>
+                <w:szCs w:val="20"/>
+              </w:rPr>
+            </w:pPr>
+            <w:r>
+              <w:rPr>
+                <w:sz w:val="20"/>
+                <w:szCs w:val="20"/>
+              </w:rPr>
+              <w:t>79.69</w:t>
+            </w:r>
+          </w:p>
+        </w:tc>
+      </w:tr>
+      <w:tr>
+        <w:trPr>
+          <w:trHeight w:val="360"/>
+        </w:trPr>
+        <w:tc>
+          <w:tcPr>
+            <w:cnfStyle w:val="001000000000" w:firstRow="0" w:lastRow="0" w:firstColumn="1" w:lastColumn="0" w:oddVBand="0" w:evenVBand="0" w:oddHBand="0" w:evenHBand="0" w:firstRowFirstColumn="0" w:firstRowLastColumn="0" w:lastRowFirstColumn="0" w:lastRowLastColumn="0"/>
+            <w:tcW w:w="2358" w:type="dxa"/>
+            <w:vAlign w:val="center"/>
+            <w:hideMark/>
+          </w:tcPr>
+          <w:p>
+            <w:pPr>
+              <w:rPr>
+                <w:sz w:val="20"/>
+                <w:szCs w:val="20"/>
+              </w:rPr>
+            </w:pPr>
+            <w:r>
+              <w:rPr>
+                <w:sz w:val="20"/>
+                <w:szCs w:val="20"/>
+              </w:rPr>
+              <w:t xml:space="preserve">Zhang et al. </w:t>
+            </w:r>
+            <w:r>
+              <w:rPr>
+                <w:sz w:val="20"/>
+                <w:szCs w:val="20"/>
+              </w:rPr>
+              <w:t>[13]</w:t>
+            </w:r>
+          </w:p>
+        </w:tc>
+        <w:tc>
+          <w:tcPr>
+            <w:tcW w:w="1345" w:type="dxa"/>
+            <w:vAlign w:val="center"/>
+            <w:hideMark/>
+          </w:tcPr>
+          <w:p>
+            <w:pPr>
+              <w:jc w:val="center"/>
+              <w:cnfStyle w:val="000000000000" w:firstRow="0" w:lastRow="0" w:firstColumn="0" w:lastColumn="0" w:oddVBand="0" w:evenVBand="0" w:oddHBand="0" w:evenHBand="0" w:firstRowFirstColumn="0" w:firstRowLastColumn="0" w:lastRowFirstColumn="0" w:lastRowLastColumn="0"/>
+              <w:rPr>
+                <w:sz w:val="20"/>
+                <w:szCs w:val="20"/>
+              </w:rPr>
+            </w:pPr>
+            <w:r>
+              <w:rPr>
+                <w:sz w:val="20"/>
+                <w:szCs w:val="20"/>
+              </w:rPr>
+              <w:t>Transformer</w:t>
+            </w:r>
+          </w:p>
+        </w:tc>
+        <w:tc>
+          <w:tcPr>
+            <w:tcW w:w="1763" w:type="dxa"/>
+            <w:vAlign w:val="center"/>
+            <w:hideMark/>
+          </w:tcPr>
+          <w:p>
+            <w:pPr>
+              <w:jc w:val="center"/>
+              <w:cnfStyle w:val="000000000000" w:firstRow="0" w:lastRow="0" w:firstColumn="0" w:lastColumn="0" w:oddVBand="0" w:evenVBand="0" w:oddHBand="0" w:evenHBand="0" w:firstRowFirstColumn="0" w:firstRowLastColumn="0" w:lastRowFirstColumn="0" w:lastRowLastColumn="0"/>
+              <w:rPr>
+                <w:sz w:val="20"/>
+                <w:szCs w:val="20"/>
+              </w:rPr>
+            </w:pPr>
+            <w:r>
+              <w:rPr>
+                <w:sz w:val="20"/>
+                <w:szCs w:val="20"/>
+              </w:rPr>
+              <w:t>4</w:t>
+            </w:r>
+          </w:p>
+        </w:tc>
+        <w:tc>
+          <w:tcPr>
+            <w:tcW w:w="1804" w:type="dxa"/>
+            <w:vAlign w:val="center"/>
+            <w:hideMark/>
+          </w:tcPr>
+          <w:p>
+            <w:pPr>
+              <w:jc w:val="center"/>
+              <w:cnfStyle w:val="000000000000" w:firstRow="0" w:lastRow="0" w:firstColumn="0" w:lastColumn="0" w:oddVBand="0" w:evenVBand="0" w:oddHBand="0" w:evenHBand="0" w:firstRowFirstColumn="0" w:firstRowLastColumn="0" w:lastRowFirstColumn="0" w:lastRowLastColumn="0"/>
+              <w:rPr>
+                <w:sz w:val="20"/>
+                <w:szCs w:val="20"/>
+              </w:rPr>
+            </w:pPr>
+            <w:r>
+              <w:rPr>
+                <w:sz w:val="20"/>
+                <w:szCs w:val="20"/>
+              </w:rPr>
+              <w:t>96.76</w:t>
+            </w:r>
+          </w:p>
+        </w:tc>
+        <w:tc>
+          <w:tcPr>
+            <w:tcW w:w="1804" w:type="dxa"/>
+            <w:vAlign w:val="center"/>
+            <w:hideMark/>
+          </w:tcPr>
+          <w:p>
+            <w:pPr>
+              <w:jc w:val="center"/>
+              <w:cnfStyle w:val="000000000000" w:firstRow="0" w:lastRow="0" w:firstColumn="0" w:lastColumn="0" w:oddVBand="0" w:evenVBand="0" w:oddHBand="0" w:evenHBand="0" w:firstRowFirstColumn="0" w:firstRowLastColumn="0" w:lastRowFirstColumn="0" w:lastRowLastColumn="0"/>
+              <w:rPr>
+                <w:sz w:val="20"/>
+                <w:szCs w:val="20"/>
+              </w:rPr>
+            </w:pPr>
+            <w:r>
+              <w:rPr>
+                <w:sz w:val="20"/>
+                <w:szCs w:val="20"/>
+              </w:rPr>
+              <w:t>82.26</w:t>
+            </w:r>
+          </w:p>
+        </w:tc>
+      </w:tr>
+      <w:tr>
+        <w:trPr>
+          <w:cnfStyle w:val="000000100000" w:firstRow="0" w:lastRow="0" w:firstColumn="0" w:lastColumn="0" w:oddVBand="0" w:evenVBand="0" w:oddHBand="1" w:evenHBand="0" w:firstRowFirstColumn="0" w:firstRowLastColumn="0" w:lastRowFirstColumn="0" w:lastRowLastColumn="0"/>
+          <w:trHeight w:val="360"/>
+        </w:trPr>
+        <w:tc>
+          <w:tcPr>
+            <w:cnfStyle w:val="001000000000" w:firstRow="0" w:lastRow="0" w:firstColumn="1" w:lastColumn="0" w:oddVBand="0" w:evenVBand="0" w:oddHBand="0" w:evenHBand="0" w:firstRowFirstColumn="0" w:firstRowLastColumn="0" w:lastRowFirstColumn="0" w:lastRowLastColumn="0"/>
+            <w:tcW w:w="2358" w:type="dxa"/>
+            <w:vAlign w:val="center"/>
+          </w:tcPr>
+          <w:p>
+            <w:pPr>
+              <w:rPr>
+                <w:sz w:val="20"/>
+                <w:szCs w:val="20"/>
+              </w:rPr>
+            </w:pPr>
+            <w:r>
+              <w:rPr>
+                <w:sz w:val="20"/>
+                <w:szCs w:val="20"/>
+              </w:rPr>
+              <w:t>Ours</w:t>
+            </w:r>
+          </w:p>
+        </w:tc>
+        <w:tc>
+          <w:tcPr>
+            <w:tcW w:w="1345" w:type="dxa"/>
+            <w:vAlign w:val="center"/>
+          </w:tcPr>
+          <w:p>
+            <w:pPr>
+              <w:jc w:val="center"/>
+              <w:cnfStyle w:val="000000100000" w:firstRow="0" w:lastRow="0" w:firstColumn="0" w:lastColumn="0" w:oddVBand="0" w:evenVBand="0" w:oddHBand="1" w:evenHBand="0" w:firstRowFirstColumn="0" w:firstRowLastColumn="0" w:lastRowFirstColumn="0" w:lastRowLastColumn="0"/>
+              <w:rPr>
+                <w:sz w:val="20"/>
+                <w:szCs w:val="20"/>
+              </w:rPr>
+            </w:pPr>
+            <w:r>
+              <w:rPr>
+                <w:sz w:val="20"/>
+                <w:szCs w:val="20"/>
+              </w:rPr>
+              <w:t>ConvNeXt</w:t>
+            </w:r>
+          </w:p>
+        </w:tc>
+        <w:tc>
+          <w:tcPr>
+            <w:tcW w:w="1763" w:type="dxa"/>
+            <w:vAlign w:val="center"/>
+          </w:tcPr>
+          <w:p>
+            <w:pPr>
+              <w:jc w:val="center"/>
+              <w:cnfStyle w:val="000000100000" w:firstRow="0" w:lastRow="0" w:firstColumn="0" w:lastColumn="0" w:oddVBand="0" w:evenVBand="0" w:oddHBand="1" w:evenHBand="0" w:firstRowFirstColumn="0" w:firstRowLastColumn="0" w:lastRowFirstColumn="0" w:lastRowLastColumn="0"/>
+              <w:rPr>
+                <w:sz w:val="20"/>
+                <w:szCs w:val="20"/>
+              </w:rPr>
+            </w:pPr>
+            <w:r>
+              <w:rPr>
+                <w:sz w:val="20"/>
+                <w:szCs w:val="20"/>
+              </w:rPr>
+              <w:t>1</w:t>
+            </w:r>
+          </w:p>
+        </w:tc>
+        <w:tc>
+          <w:tcPr>
+            <w:tcW w:w="1804" w:type="dxa"/>
+            <w:vAlign w:val="center"/>
+          </w:tcPr>
+          <w:p>
+            <w:pPr>
+              <w:jc w:val="center"/>
+              <w:cnfStyle w:val="000000100000" w:firstRow="0" w:lastRow="0" w:firstColumn="0" w:lastColumn="0" w:oddVBand="0" w:evenVBand="0" w:oddHBand="1" w:evenHBand="0" w:firstRowFirstColumn="0" w:firstRowLastColumn="0" w:lastRowFirstColumn="0" w:lastRowLastColumn="0"/>
+              <w:rPr>
+                <w:sz w:val="20"/>
+                <w:szCs w:val="20"/>
+              </w:rPr>
+            </w:pPr>
+            <w:r>
+              <w:rPr>
+                <w:color w:val="FF0000"/>
+                <w:sz w:val="20"/>
+                <w:szCs w:val="20"/>
+              </w:rPr>
+              <w:t>XX</w:t>
+            </w:r>
+          </w:p>
+        </w:tc>
+        <w:tc>
+          <w:tcPr>
+            <w:tcW w:w="1804" w:type="dxa"/>
+            <w:vAlign w:val="center"/>
+          </w:tcPr>
+          <w:p>
+            <w:pPr>
+              <w:jc w:val="center"/>
+              <w:cnfStyle w:val="000000100000" w:firstRow="0" w:lastRow="0" w:firstColumn="0" w:lastColumn="0" w:oddVBand="0" w:evenVBand="0" w:oddHBand="1" w:evenHBand="0" w:firstRowFirstColumn="0" w:firstRowLastColumn="0" w:lastRowFirstColumn="0" w:lastRowLastColumn="0"/>
+              <w:rPr>
+                <w:sz w:val="20"/>
+                <w:szCs w:val="20"/>
+              </w:rPr>
+            </w:pPr>
+            <w:r>
+              <w:rPr>
+                <w:color w:val="FF0000"/>
+                <w:sz w:val="20"/>
+                <w:szCs w:val="20"/>
+              </w:rPr>
+              <w:t>XX</w:t>
+            </w:r>
+          </w:p>
+        </w:tc>
+      </w:tr>
+    </w:tbl>
+    <w:p>
+      <w:pPr>
+        <w:sectPr>
+          <w:type w:val="continuous"/>
+          <w:pgSz w:w="11906" w:h="16838" w:code="9"/>
+          <w:pgMar w:top="1440" w:right="1440" w:bottom="1440" w:left="1440" w:header="720" w:footer="720" w:gutter="0"/>
+          <w:cols w:space="720"/>
+          <w:docGrid w:linePitch="360"/>
+        </w:sectPr>
+      </w:pPr>
+    </w:p>
+    <w:p/>
+    <w:p>
+      <w:pPr>
+        <w:pStyle w:val="Heading2"/>
+        <w:rPr>
+          <w:sz w:val="28"/>
+          <w:szCs w:val="28"/>
+        </w:rPr>
+      </w:pPr>
+    </w:p>
+    <w:p>
+      <w:pPr>
+        <w:pStyle w:val="Heading2"/>
+        <w:rPr>
+          <w:sz w:val="28"/>
+          <w:szCs w:val="28"/>
+        </w:rPr>
+      </w:pPr>
+    </w:p>
+    <w:p>
+      <w:pPr>
+        <w:rPr>
+          <w:sz w:val="24"/>
+          <w:szCs w:val="24"/>
+        </w:rPr>
+      </w:pPr>
+    </w:p>
+    <w:p>
+      <w:pPr>
+        <w:rPr>
+          <w:sz w:val="24"/>
+          <w:szCs w:val="24"/>
+        </w:rPr>
+      </w:pPr>
+    </w:p>
+    <w:p>
+      <w:pPr>
+        <w:rPr>
+          <w:sz w:val="24"/>
+          <w:szCs w:val="24"/>
+        </w:rPr>
+      </w:pPr>
+    </w:p>
+    <w:p>
+      <w:pPr>
+        <w:rPr>
+          <w:sz w:val="24"/>
+          <w:szCs w:val="24"/>
+        </w:rPr>
+        <w:sectPr>
+          <w:type w:val="continuous"/>
+          <w:pgSz w:w="11906" w:h="16838" w:code="9"/>
+          <w:pgMar w:top="1440" w:right="1440" w:bottom="1440" w:left="1440" w:header="720" w:footer="720" w:gutter="0"/>
+          <w:cols w:num="2" w:space="720"/>
+          <w:docGrid w:linePitch="360"/>
+        </w:sectPr>
+      </w:pPr>
+    </w:p>
+    <w:p>
+      <w:pPr>
+        <w:rPr>
+          <w:sz w:val="24"/>
+          <w:szCs w:val="24"/>
+        </w:rPr>
+      </w:pPr>
+    </w:p>
+    <w:p>
+      <w:pPr>
+        <w:rPr>
+          <w:sz w:val="24"/>
+          <w:szCs w:val="24"/>
+        </w:rPr>
+      </w:pPr>
+    </w:p>
+    <w:p>
+      <w:pPr>
+        <w:rPr>
+          <w:sz w:val="24"/>
+          <w:szCs w:val="24"/>
+        </w:rPr>
+      </w:pPr>
+    </w:p>
+    <w:p>
+      <w:pPr>
+        <w:rPr>
+          <w:sz w:val="24"/>
+          <w:szCs w:val="24"/>
+        </w:rPr>
+      </w:pPr>
+    </w:p>
+    <w:p>
+      <w:pPr>
+        <w:rPr>
+          <w:sz w:val="24"/>
+          <w:szCs w:val="24"/>
+        </w:rPr>
+      </w:pPr>
+    </w:p>
+    <w:p>
+      <w:pPr>
+        <w:rPr>
+          <w:sz w:val="24"/>
+          <w:szCs w:val="24"/>
+        </w:rPr>
+      </w:pPr>
+    </w:p>
+    <w:p>
+      <w:pPr>
+        <w:rPr>
+          <w:sz w:val="24"/>
+          <w:szCs w:val="24"/>
+        </w:rPr>
+      </w:pPr>
+    </w:p>
+    <w:p>
+      <w:pPr>
+        <w:rPr>
+          <w:sz w:val="24"/>
+          <w:szCs w:val="24"/>
+        </w:rPr>
+      </w:pPr>
+    </w:p>
+    <w:p>
+      <w:pPr>
+        <w:rPr>
+          <w:sz w:val="24"/>
+          <w:szCs w:val="24"/>
+        </w:rPr>
+      </w:pPr>
+    </w:p>
+    <w:p>
+      <w:pPr>
+        <w:rPr>
+          <w:sz w:val="24"/>
+          <w:szCs w:val="24"/>
+        </w:rPr>
+      </w:pPr>
+    </w:p>
+    <w:p>
+      <w:pPr>
+        <w:rPr>
+          <w:sz w:val="24"/>
+          <w:szCs w:val="24"/>
+        </w:rPr>
+      </w:pPr>
+    </w:p>
+    <w:p>
+      <w:pPr>
+        <w:rPr>
+          <w:sz w:val="24"/>
+          <w:szCs w:val="24"/>
+        </w:rPr>
+      </w:pPr>
+    </w:p>
+    <w:p>
+      <w:pPr>
+        <w:rPr>
+          <w:sz w:val="24"/>
+          <w:szCs w:val="24"/>
+        </w:rPr>
+      </w:pPr>
+    </w:p>
+    <w:p>
+      <w:pPr>
+        <w:rPr>
+          <w:sz w:val="24"/>
+          <w:szCs w:val="24"/>
+        </w:rPr>
+      </w:pPr>
+    </w:p>
+    <w:p>
+      <w:pPr>
+        <w:rPr>
+          <w:sz w:val="24"/>
+          <w:szCs w:val="24"/>
+        </w:rPr>
+      </w:pPr>
+    </w:p>
+    <w:p>
+      <w:pPr>
+        <w:rPr>
+          <w:sz w:val="24"/>
+          <w:szCs w:val="24"/>
+        </w:rPr>
+      </w:pPr>
+    </w:p>
+    <w:p>
+      <w:pPr>
+        <w:rPr>
+          <w:sz w:val="24"/>
+          <w:szCs w:val="24"/>
+        </w:rPr>
+      </w:pPr>
+    </w:p>
+    <w:p>
+      <w:pPr>
+        <w:rPr>
+          <w:sz w:val="24"/>
+          <w:szCs w:val="24"/>
+        </w:rPr>
+      </w:pPr>
+    </w:p>
+    <w:p>
+      <w:pPr>
+        <w:rPr>
+          <w:sz w:val="24"/>
+          <w:szCs w:val="24"/>
+        </w:rPr>
+      </w:pPr>
+    </w:p>
+    <w:p>
+      <w:pPr>
+        <w:rPr>
+          <w:sz w:val="24"/>
+          <w:szCs w:val="24"/>
+        </w:rPr>
+      </w:pPr>
+    </w:p>
+    <w:p>
+      <w:pPr>
+        <w:rPr>
+          <w:sz w:val="24"/>
+          <w:szCs w:val="24"/>
+        </w:rPr>
+      </w:pPr>
+    </w:p>
+    <w:p>
+      <w:pPr>
+        <w:rPr>
+          <w:sz w:val="24"/>
+          <w:szCs w:val="24"/>
+        </w:rPr>
+        <w:sectPr>
+          <w:type w:val="continuous"/>
+          <w:pgSz w:w="11906" w:h="16838" w:code="9"/>
+          <w:pgMar w:top="1440" w:right="1440" w:bottom="1440" w:left="1440" w:header="720" w:footer="720" w:gutter="0"/>
+          <w:cols w:num="2" w:space="720"/>
+          <w:docGrid w:linePitch="360"/>
+        </w:sectPr>
+      </w:pPr>
+    </w:p>
+    <w:p>
+      <w:pPr>
+        <w:rPr>
+          <w:sz w:val="24"/>
+          <w:szCs w:val="24"/>
+        </w:rPr>
+      </w:pPr>
+    </w:p>
+    <w:p>
+      <w:pPr>
+        <w:rPr>
+          <w:sz w:val="24"/>
+          <w:szCs w:val="24"/>
+        </w:rPr>
+      </w:pPr>
+    </w:p>
+    <w:p>
+      <w:pPr>
+        <w:rPr>
+          <w:sz w:val="24"/>
+          <w:szCs w:val="24"/>
+        </w:rPr>
+      </w:pPr>
+    </w:p>
+    <w:p>
+      <w:pPr>
+        <w:rPr>
+          <w:sz w:val="24"/>
+          <w:szCs w:val="24"/>
+        </w:rPr>
+      </w:pPr>
+    </w:p>
+    <w:p>
+      <w:pPr>
+        <w:rPr>
+          <w:sz w:val="24"/>
+          <w:szCs w:val="24"/>
+        </w:rPr>
+      </w:pPr>
+    </w:p>
+    <w:p>
+      <w:pPr>
+        <w:rPr>
+          <w:sz w:val="24"/>
+          <w:szCs w:val="24"/>
+        </w:rPr>
+      </w:pPr>
+    </w:p>
+    <w:p>
+      <w:pPr>
+        <w:rPr>
+          <w:sz w:val="24"/>
+          <w:szCs w:val="24"/>
+        </w:rPr>
+      </w:pPr>
+    </w:p>
+    <w:p>
+      <w:pPr>
+        <w:rPr>
+          <w:sz w:val="24"/>
+          <w:szCs w:val="24"/>
+        </w:rPr>
+      </w:pPr>
+    </w:p>
+    <w:p>
+      <w:pPr>
+        <w:rPr>
+          <w:sz w:val="24"/>
+          <w:szCs w:val="24"/>
+        </w:rPr>
+      </w:pPr>
+    </w:p>
+    <w:p>
+      <w:pPr>
+        <w:rPr>
+          <w:sz w:val="24"/>
+          <w:szCs w:val="24"/>
+        </w:rPr>
+      </w:pPr>
+    </w:p>
+    <w:p>
+      <w:pPr>
+        <w:rPr>
+          <w:sz w:val="24"/>
+          <w:szCs w:val="24"/>
+        </w:rPr>
+      </w:pPr>
+    </w:p>
+    <w:p>
+      <w:pPr>
+        <w:rPr>
+          <w:sz w:val="24"/>
+          <w:szCs w:val="24"/>
+        </w:rPr>
+      </w:pPr>
+    </w:p>
+    <w:p>
+      <w:pPr>
+        <w:rPr>
+          <w:sz w:val="24"/>
+          <w:szCs w:val="24"/>
+        </w:rPr>
+      </w:pPr>
+    </w:p>
+    <w:p>
+      <w:pPr>
+        <w:rPr>
+          <w:sz w:val="24"/>
+          <w:szCs w:val="24"/>
+        </w:rPr>
+      </w:pPr>
+    </w:p>
+    <w:p>
+      <w:pPr>
+        <w:rPr>
+          <w:sz w:val="24"/>
+          <w:szCs w:val="24"/>
+        </w:rPr>
+      </w:pPr>
+    </w:p>
+    <w:p>
+      <w:pPr>
+        <w:rPr>
+          <w:sz w:val="24"/>
+          <w:szCs w:val="24"/>
+        </w:rPr>
+      </w:pPr>
+    </w:p>
+    <w:p>
+      <w:pPr>
+        <w:rPr>
+          <w:sz w:val="24"/>
+          <w:szCs w:val="24"/>
+        </w:rPr>
+      </w:pPr>
+    </w:p>
+    <w:p>
+      <w:pPr>
+        <w:rPr>
+          <w:sz w:val="24"/>
+          <w:szCs w:val="24"/>
+        </w:rPr>
+      </w:pPr>
+    </w:p>
+    <w:p>
+      <w:pPr>
+        <w:rPr>
+          <w:sz w:val="24"/>
+          <w:szCs w:val="24"/>
+        </w:rPr>
+      </w:pPr>
+    </w:p>
+    <w:p>
+      <w:pPr>
+        <w:rPr>
+          <w:sz w:val="24"/>
+          <w:szCs w:val="24"/>
+        </w:rPr>
+      </w:pPr>
+    </w:p>
+    <w:p>
+      <w:pPr>
+        <w:rPr>
+          <w:sz w:val="24"/>
+          <w:szCs w:val="24"/>
+        </w:rPr>
+      </w:pPr>
+    </w:p>
+    <w:p>
+      <w:pPr>
+        <w:rPr>
+          <w:sz w:val="24"/>
+          <w:szCs w:val="24"/>
+        </w:rPr>
+      </w:pPr>
+    </w:p>
+    <w:p>
+      <w:pPr>
+        <w:rPr>
+          <w:sz w:val="24"/>
+          <w:szCs w:val="24"/>
+        </w:rPr>
+      </w:pPr>
+    </w:p>
+    <w:p>
+      <w:pPr>
+        <w:rPr>
+          <w:sz w:val="24"/>
+          <w:szCs w:val="24"/>
+        </w:rPr>
+      </w:pPr>
+    </w:p>
+    <w:p>
+      <w:pPr>
+        <w:rPr>
+          <w:sz w:val="24"/>
+          <w:szCs w:val="24"/>
+        </w:rPr>
+      </w:pPr>
+    </w:p>
+    <w:p>
+      <w:pPr>
+        <w:rPr>
+          <w:sz w:val="24"/>
+          <w:szCs w:val="24"/>
+        </w:rPr>
+      </w:pPr>
+    </w:p>
+    <w:p>
+      <w:pPr>
+        <w:rPr>
+          <w:sz w:val="24"/>
+          <w:szCs w:val="24"/>
+        </w:rPr>
+      </w:pPr>
+    </w:p>
+    <w:p>
+      <w:pPr>
+        <w:rPr>
+          <w:sz w:val="24"/>
+          <w:szCs w:val="24"/>
+        </w:rPr>
+      </w:pPr>
+    </w:p>
+    <w:p>
+      <w:pPr>
+        <w:rPr>
+          <w:sz w:val="24"/>
+          <w:szCs w:val="24"/>
+        </w:rPr>
+      </w:pPr>
+    </w:p>
+    <w:p>
+      <w:pPr>
+        <w:rPr>
+          <w:sz w:val="24"/>
+          <w:szCs w:val="24"/>
+        </w:rPr>
+      </w:pPr>
+    </w:p>
+    <w:p>
+      <w:pPr>
+        <w:rPr>
+          <w:sz w:val="24"/>
+          <w:szCs w:val="24"/>
+        </w:rPr>
+      </w:pPr>
+    </w:p>
+    <w:p>
+      <w:pPr>
+        <w:rPr>
+          <w:sz w:val="24"/>
+          <w:szCs w:val="24"/>
+        </w:rPr>
+      </w:pPr>
+    </w:p>
+    <w:p>
+      <w:pPr>
+        <w:rPr>
+          <w:sz w:val="24"/>
+          <w:szCs w:val="24"/>
+        </w:rPr>
+      </w:pPr>
+    </w:p>
+    <w:p>
+      <w:pPr>
+        <w:rPr>
+          <w:sz w:val="24"/>
+          <w:szCs w:val="24"/>
+        </w:rPr>
+      </w:pPr>
+    </w:p>
+    <w:p>
+      <w:pPr>
+        <w:rPr>
+          <w:sz w:val="24"/>
+          <w:szCs w:val="24"/>
+        </w:rPr>
+      </w:pPr>
+    </w:p>
+    <w:p>
+      <w:pPr>
+        <w:rPr>
+          <w:sz w:val="24"/>
+          <w:szCs w:val="24"/>
+        </w:rPr>
+      </w:pPr>
+    </w:p>
+    <w:p>
+      <w:pPr>
+        <w:rPr>
+          <w:sz w:val="24"/>
+          <w:szCs w:val="24"/>
+        </w:rPr>
+      </w:pPr>
+    </w:p>
+    <w:p>
+      <w:pPr>
+        <w:rPr>
+          <w:sz w:val="24"/>
+          <w:szCs w:val="24"/>
+        </w:rPr>
+      </w:pPr>
+    </w:p>
+    <w:p>
+      <w:pPr>
+        <w:rPr>
+          <w:sz w:val="24"/>
+          <w:szCs w:val="24"/>
+        </w:rPr>
+      </w:pPr>
+    </w:p>
+    <w:p>
+      <w:pPr>
+        <w:rPr>
+          <w:sz w:val="24"/>
+          <w:szCs w:val="24"/>
+        </w:rPr>
+      </w:pPr>
+    </w:p>
+    <w:p>
+      <w:pPr>
+        <w:rPr>
+          <w:sz w:val="24"/>
+          <w:szCs w:val="24"/>
+        </w:rPr>
+      </w:pPr>
+    </w:p>
+    <w:p>
+      <w:pPr>
+        <w:rPr>
+          <w:sz w:val="24"/>
+          <w:szCs w:val="24"/>
+        </w:rPr>
+      </w:pPr>
+    </w:p>
+    <w:p>
+      <w:pPr>
+        <w:rPr>
+          <w:sz w:val="24"/>
+          <w:szCs w:val="24"/>
+        </w:rPr>
+      </w:pPr>
+    </w:p>
+    <w:p>
+      <w:pPr>
+        <w:rPr>
+          <w:sz w:val="24"/>
+          <w:szCs w:val="24"/>
+        </w:rPr>
+      </w:pPr>
+    </w:p>
+    <w:p>
+      <w:pPr>
+        <w:rPr>
+          <w:sz w:val="24"/>
+          <w:szCs w:val="24"/>
+        </w:rPr>
+      </w:pPr>
+    </w:p>
+    <w:p>
+      <w:pPr>
+        <w:rPr>
+          <w:sz w:val="24"/>
+          <w:szCs w:val="24"/>
+        </w:rPr>
+      </w:pPr>
+    </w:p>
+    <w:p>
+      <w:pPr>
+        <w:rPr>
+          <w:sz w:val="24"/>
+          <w:szCs w:val="24"/>
+        </w:rPr>
+      </w:pPr>
+    </w:p>
+    <w:p>
+      <w:pPr>
+        <w:rPr>
+          <w:sz w:val="24"/>
+          <w:szCs w:val="24"/>
+        </w:rPr>
+      </w:pPr>
+    </w:p>
+    <w:p>
+      <w:pPr>
+        <w:rPr>
+          <w:sz w:val="24"/>
+          <w:szCs w:val="24"/>
+        </w:rPr>
+      </w:pPr>
+    </w:p>
+    <w:p>
+      <w:pPr>
+        <w:rPr>
+          <w:sz w:val="24"/>
+          <w:szCs w:val="24"/>
+        </w:rPr>
+      </w:pPr>
+    </w:p>
+    <w:p>
+      <w:pPr>
+        <w:rPr>
+          <w:sz w:val="24"/>
+          <w:szCs w:val="24"/>
+        </w:rPr>
+      </w:pPr>
+    </w:p>
+    <w:p>
+      <w:pPr>
+        <w:rPr>
+          <w:sz w:val="24"/>
+          <w:szCs w:val="24"/>
+        </w:rPr>
+      </w:pPr>
+    </w:p>
+    <w:p>
+      <w:pPr>
+        <w:rPr>
+          <w:sz w:val="24"/>
+          <w:szCs w:val="24"/>
+        </w:rPr>
+      </w:pPr>
+    </w:p>
+    <w:p>
+      <w:pPr>
+        <w:rPr>
+          <w:sz w:val="24"/>
+          <w:szCs w:val="24"/>
+        </w:rPr>
+      </w:pPr>
+    </w:p>
+    <w:p>
+      <w:pPr>
+        <w:rPr>
+          <w:sz w:val="24"/>
+          <w:szCs w:val="24"/>
+        </w:rPr>
+      </w:pPr>
+    </w:p>
+    <w:p>
+      <w:pPr>
+        <w:rPr>
+          <w:sz w:val="24"/>
+          <w:szCs w:val="24"/>
+        </w:rPr>
+      </w:pPr>
+    </w:p>
+    <w:p>
+      <w:pPr>
+        <w:rPr>
+          <w:sz w:val="24"/>
+          <w:szCs w:val="24"/>
+        </w:rPr>
+      </w:pPr>
+    </w:p>
+    <w:p>
+      <w:pPr>
+        <w:rPr>
+          <w:sz w:val="24"/>
+          <w:szCs w:val="24"/>
+        </w:rPr>
+      </w:pPr>
+    </w:p>
+    <w:p>
+      <w:pPr>
+        <w:rPr>
+          <w:sz w:val="24"/>
+          <w:szCs w:val="24"/>
+        </w:rPr>
+      </w:pPr>
+    </w:p>
+    <w:p>
+      <w:pPr>
+        <w:rPr>
+          <w:sz w:val="24"/>
+          <w:szCs w:val="24"/>
+        </w:rPr>
+      </w:pPr>
+    </w:p>
+    <w:p>
+      <w:pPr>
+        <w:rPr>
+          <w:sz w:val="24"/>
+          <w:szCs w:val="24"/>
+        </w:rPr>
+      </w:pPr>
     </w:p>
     <w:p>
       <w:pPr>
         <w:pStyle w:val="Heading1"/>
-      </w:pPr>
-      <w:r>
-        <w:t>4</w:t>
-      </w:r>
-      <w:r>
-        <w:t xml:space="preserve">. Limitations </w:t>
-      </w:r>
-    </w:p>
-    <w:p>
-      <w:pPr>
-        <w:jc w:val="lowKashida"/>
-      </w:pPr>
-      <w:r>
-        <w:t xml:space="preserve">The proposed method applies </w:t>
-      </w:r>
-      <w:proofErr w:type="spellStart"/>
-      <w:r>
-        <w:t>depthwise</w:t>
-      </w:r>
-      <w:proofErr w:type="spellEnd"/>
-      <w:r>
-        <w:t xml:space="preserve"> convolution directly to spike-time representations as a practical approximation for spatial mixing. While effective in our experiments, a more principled TTFS-compatible convolution operator may further improve performance. In addition, sparsity-inducing constraints, such as non-negative pointwise weights, introduce a trade-off between activation sparsity and representational capacity, which may depend on the dataset and network stage. Finally, the current evaluation primarily reports accuracy and sparsity; more direct energy and latency measurements would be required to fully characterize deployment efficiency on neuromorphic hardware.</w:t>
-      </w:r>
-    </w:p>
-    <w:p>
-      <w:pPr>
-        <w:pStyle w:val="Heading1"/>
-      </w:pPr>
-      <w:r>
-        <w:lastRenderedPageBreak/>
-        <w:t>5</w:t>
-      </w:r>
-      <w:r>
-        <w:t>. Conclusion</w:t>
+        <w:numPr>
+          <w:ilvl w:val="0"/>
+          <w:numId w:val="11"/>
+        </w:numPr>
+      </w:pPr>
+      <w:r>
+        <w:t>Conclusion</w:t>
       </w:r>
     </w:p>
     <w:p>
@@ -5396,12 +7358,118 @@
         <w:t>95.96% top-1 accuracy</w:t>
       </w:r>
       <w:r>
-        <w:t>, while enabling controllable activation sparsity through learnable delay parameters. These results indicate that modern convolutional network backbones can be effectively adapted to TTFS-based spiking neural networks using minimal structural modifications and simple temporal operators, supporting their potential for energy-efficient deployment on neuromorphic and event-driven hardware.</w:t>
+        <w:t xml:space="preserve">, while enabling controllable activation sparsity through learnable delay parameters. These results indicate that modern convolutional network </w:t>
+      </w:r>
+      <w:r>
+        <w:lastRenderedPageBreak/>
+        <w:t>backbones can be effectively adapted to TTFS-based spiking neural networks using minimal structural modifications and simple temporal operators, supporting their potential for energy-efficient deployment on neuromorphic and event-driven hardware.</w:t>
       </w:r>
     </w:p>
     <w:p>
       <w:pPr>
         <w:pStyle w:val="Heading1"/>
+        <w:numPr>
+          <w:ilvl w:val="0"/>
+          <w:numId w:val="11"/>
+        </w:numPr>
+        <w:tabs>
+          <w:tab w:val="num" w:pos="360"/>
+        </w:tabs>
+        <w:ind w:left="360"/>
+      </w:pPr>
+      <w:r>
+        <w:t xml:space="preserve">Limitations </w:t>
+      </w:r>
+    </w:p>
+    <w:p>
+      <w:pPr>
+        <w:jc w:val="lowKashida"/>
+      </w:pPr>
+      <w:r>
+        <w:t xml:space="preserve">The proposed method applies </w:t>
+      </w:r>
+      <w:proofErr w:type="spellStart"/>
+      <w:r>
+        <w:t>depthwise</w:t>
+      </w:r>
+      <w:proofErr w:type="spellEnd"/>
+      <w:r>
+        <w:t xml:space="preserve"> convolution directly to spike-time representations as a practical approximation for spatial mixing. While effective in our experiments, a more principled TTFS-compatible convolution operator may further improve performance. In addition, sparsity-inducing constraints, such as non-negative pointwise weights, introduce a trade-off between activation sparsity and representational capacity, which may </w:t>
+      </w:r>
+      <w:proofErr w:type="spellStart"/>
+      <w:r>
+        <w:t>dependon</w:t>
+      </w:r>
+      <w:proofErr w:type="spellEnd"/>
+      <w:r>
+        <w:t xml:space="preserve"> </w:t>
+      </w:r>
+      <w:r>
+        <w:t>the dataset and network stage. Finally, the current evaluation primarily reports accuracy and sparsity; more direct energy and latency measurements would be required to fully characterize deployment efficiency on neuromorphic hardware.</w:t>
+      </w:r>
+    </w:p>
+    <w:p>
+      <w:pPr>
+        <w:jc w:val="lowKashida"/>
+      </w:pPr>
+    </w:p>
+    <w:p>
+      <w:pPr>
+        <w:jc w:val="lowKashida"/>
+      </w:pPr>
+    </w:p>
+    <w:p>
+      <w:pPr>
+        <w:jc w:val="lowKashida"/>
+      </w:pPr>
+    </w:p>
+    <w:p>
+      <w:pPr>
+        <w:jc w:val="lowKashida"/>
+      </w:pPr>
+    </w:p>
+    <w:p>
+      <w:pPr>
+        <w:jc w:val="lowKashida"/>
+      </w:pPr>
+    </w:p>
+    <w:p>
+      <w:pPr>
+        <w:jc w:val="lowKashida"/>
+      </w:pPr>
+    </w:p>
+    <w:p>
+      <w:pPr>
+        <w:jc w:val="lowKashida"/>
+      </w:pPr>
+    </w:p>
+    <w:p>
+      <w:pPr>
+        <w:jc w:val="lowKashida"/>
+      </w:pPr>
+    </w:p>
+    <w:p>
+      <w:pPr>
+        <w:pStyle w:val="Heading1"/>
+        <w:sectPr>
+          <w:type w:val="continuous"/>
+          <w:pgSz w:w="11906" w:h="16838" w:code="9"/>
+          <w:pgMar w:top="1440" w:right="1440" w:bottom="1440" w:left="1440" w:header="720" w:footer="720" w:gutter="0"/>
+          <w:cols w:num="2" w:space="720"/>
+          <w:docGrid w:linePitch="360"/>
+        </w:sectPr>
+      </w:pPr>
+    </w:p>
+    <w:p>
+      <w:pPr>
+        <w:pStyle w:val="Heading1"/>
+      </w:pPr>
+    </w:p>
+    <w:p/>
+    <w:p/>
+    <w:p>
+      <w:pPr>
+        <w:pStyle w:val="Heading1"/>
       </w:pPr>
       <w:r>
         <w:t>Acknowledgments</w:t>
@@ -5470,31 +7538,72 @@
         <w:jc w:val="lowKashida"/>
       </w:pPr>
       <w:r>
-        <w:t xml:space="preserve">[1] Z. Liu, H. Mao, C.-Y. Wu, C. </w:t>
+        <w:t xml:space="preserve">[1] Z. Liu, H. Mao, C.-Y. Wu, C. Feichtenhofer, T. Darrell, and S. Xie, “A </w:t>
       </w:r>
       <w:proofErr w:type="spellStart"/>
       <w:r>
-        <w:t>Feichtenhofer</w:t>
+        <w:t>ConvNet</w:t>
       </w:r>
       <w:proofErr w:type="spellEnd"/>
       <w:r>
-        <w:t xml:space="preserve">, T. Darrell, and S. </w:t>
+        <w:t xml:space="preserve"> for the 2020s,” in Proc. CVPR, 2022.</w:t>
+      </w:r>
+    </w:p>
+    <w:p>
+      <w:pPr>
+        <w:jc w:val="lowKashida"/>
+      </w:pPr>
+      <w:r>
+        <w:t>[2] A. Stanojevic et al., “High-performance deep spiking neural networks with 0.3 spikes per neuron,” Nature Communications, 2024.</w:t>
+      </w:r>
+    </w:p>
+    <w:p>
+      <w:pPr>
+        <w:jc w:val="lowKashida"/>
+      </w:pPr>
+      <w:r>
+        <w:lastRenderedPageBreak/>
+        <w:t>[3] J. Park and S. Yoon, “Training energy-efficient deep spiking neural networks with time-to-first-spike coding,” arXiv:2106.02568, 2021.</w:t>
+      </w:r>
+    </w:p>
+    <w:p>
+      <w:pPr>
+        <w:jc w:val="lowKashida"/>
+      </w:pPr>
+      <w:r>
+        <w:t>[4] C. Zhou, S. Chen, and X. Li, “Temporal-coded deep spiking neural network with easy training and robust performance,” in Proc. AAAI, 2021.</w:t>
+      </w:r>
+    </w:p>
+    <w:p>
+      <w:pPr>
+        <w:jc w:val="lowKashida"/>
+      </w:pPr>
+      <w:r>
+        <w:t>[5] N. Rathi and K. Roy, “DIET-SNN: A low-latency approach for training deep spiking neural networks,” arXiv:2008.03658, 2020.</w:t>
+      </w:r>
+    </w:p>
+    <w:p>
+      <w:pPr>
+        <w:jc w:val="lowKashida"/>
+      </w:pPr>
+      <w:r>
+        <w:t xml:space="preserve">[6] S. S. Chowdhury et al., “Towards </w:t>
       </w:r>
       <w:proofErr w:type="spellStart"/>
       <w:r>
-        <w:t>Xie</w:t>
+        <w:t>ultra low</w:t>
       </w:r>
       <w:proofErr w:type="spellEnd"/>
       <w:r>
-        <w:t xml:space="preserve">, “A </w:t>
+        <w:t xml:space="preserve"> latency spiking neural networks under time constraints,” </w:t>
       </w:r>
       <w:proofErr w:type="spellStart"/>
       <w:r>
-        <w:t>ConvNet</w:t>
+        <w:t>OpenReview</w:t>
       </w:r>
       <w:proofErr w:type="spellEnd"/>
       <w:r>
-        <w:t xml:space="preserve"> for the 2020s,” in Proc. CVPR, 2022.</w:t>
+        <w:t>, 2022.</w:t>
       </w:r>
     </w:p>
     <w:p>
@@ -5502,15 +7611,31 @@
         <w:jc w:val="lowKashida"/>
       </w:pPr>
       <w:r>
-        <w:t xml:space="preserve">[2] A. </w:t>
+        <w:t>[7] T. Bu et al., “Optimal ANN-SNN conversion for high-accuracy and ultra-low-latency spiking neural networks,” in Proc. ICLR, 2022.</w:t>
+      </w:r>
+    </w:p>
+    <w:p>
+      <w:pPr>
+        <w:jc w:val="lowKashida"/>
+      </w:pPr>
+      <w:r>
+        <w:t>[8] Y. Deng et al., “Temporal efficient training of spiking neural networks (TET),” 2021.</w:t>
+      </w:r>
+    </w:p>
+    <w:p>
+      <w:pPr>
+        <w:jc w:val="lowKashida"/>
+      </w:pPr>
+      <w:r>
+        <w:t>[9] Z. Zhou et al., “</w:t>
       </w:r>
       <w:proofErr w:type="spellStart"/>
       <w:r>
-        <w:t>Stanojevic</w:t>
+        <w:t>Spikformer</w:t>
       </w:r>
       <w:proofErr w:type="spellEnd"/>
       <w:r>
-        <w:t xml:space="preserve"> et al., “High-performance deep spiking neural networks with 0.3 spikes per neuron,” Nature Communications, 2024.</w:t>
+        <w:t>: When spiking neural network meets transformer,” in Proc. ICLR, 2023.</w:t>
       </w:r>
     </w:p>
     <w:p>
@@ -5518,15 +7643,15 @@
         <w:jc w:val="lowKashida"/>
       </w:pPr>
       <w:r>
-        <w:t>[3] J. Park and S. Yoon, “Training energy-efficient deep spiking neural networks with time-to-first-spike coding,” arXiv</w:t>
-      </w:r>
-      <w:proofErr w:type="gramStart"/>
-      <w:r>
-        <w:t>:2106.02568</w:t>
-      </w:r>
-      <w:proofErr w:type="gramEnd"/>
-      <w:r>
-        <w:t>, 2021.</w:t>
+        <w:t>[10] C. Zhou et al., “</w:t>
+      </w:r>
+      <w:proofErr w:type="spellStart"/>
+      <w:r>
+        <w:t>Spikingformer</w:t>
+      </w:r>
+      <w:proofErr w:type="spellEnd"/>
+      <w:r>
+        <w:t>: Spike-driven residual learning for transformer-based spiking neural networks,” 2023.</w:t>
       </w:r>
     </w:p>
     <w:p>
@@ -5534,7 +7659,15 @@
         <w:jc w:val="lowKashida"/>
       </w:pPr>
       <w:r>
-        <w:t>[4] C. Zhou, S. Chen, and X. Li, “Temporal-coded deep spiking neural network with easy training and robust performance,” in Proc. AAAI, 2021.</w:t>
+        <w:t xml:space="preserve">[11] Z. Yao et al., “Spike-driven transformer,” in Proc. </w:t>
+      </w:r>
+      <w:proofErr w:type="spellStart"/>
+      <w:r>
+        <w:t>NeurIPS</w:t>
+      </w:r>
+      <w:proofErr w:type="spellEnd"/>
+      <w:r>
+        <w:t>, 2023.</w:t>
       </w:r>
     </w:p>
     <w:p>
@@ -5542,23 +7675,15 @@
         <w:jc w:val="lowKashida"/>
       </w:pPr>
       <w:r>
-        <w:t xml:space="preserve">[5] N. </w:t>
+        <w:t>[12] W. Che et al., “Auto-</w:t>
       </w:r>
       <w:proofErr w:type="spellStart"/>
       <w:r>
-        <w:t>Rathi</w:t>
+        <w:t>Spikformer</w:t>
       </w:r>
       <w:proofErr w:type="spellEnd"/>
       <w:r>
-        <w:t xml:space="preserve"> and K. Roy, “DIET-SNN: A low-latency approach for training deep spiking neural networks,” arXiv</w:t>
-      </w:r>
-      <w:proofErr w:type="gramStart"/>
-      <w:r>
-        <w:t>:2008.03658</w:t>
-      </w:r>
-      <w:proofErr w:type="gramEnd"/>
-      <w:r>
-        <w:t>, 2020.</w:t>
+        <w:t>: Spiking transformer architecture search,” Frontiers in Neuroscience, 2024.</w:t>
       </w:r>
     </w:p>
     <w:p>
@@ -5566,23 +7691,39 @@
         <w:jc w:val="lowKashida"/>
       </w:pPr>
       <w:r>
-        <w:t xml:space="preserve">[6] S. S. Chowdhury et al., “Towards </w:t>
+        <w:t>[13] H. Zhang et al., “</w:t>
       </w:r>
       <w:proofErr w:type="spellStart"/>
       <w:r>
-        <w:t>ultra low</w:t>
+        <w:t>SGLFormer</w:t>
       </w:r>
       <w:proofErr w:type="spellEnd"/>
       <w:r>
-        <w:t xml:space="preserve"> latency spiking neural networks under time constraints,” </w:t>
+        <w:t>: Spiking global–local fusion transformer,” 2024.</w:t>
+      </w:r>
+    </w:p>
+    <w:p>
+      <w:pPr>
+        <w:jc w:val="lowKashida"/>
+      </w:pPr>
+      <w:r>
+        <w:t>[14] Y. Guo et al., “Spiking Transformer: Introducing accurate addition-only spiking self-attention,” in Proc. CVPR, 2025.</w:t>
+      </w:r>
+    </w:p>
+    <w:p>
+      <w:pPr>
+        <w:jc w:val="lowKashida"/>
+      </w:pPr>
+      <w:r>
+        <w:t xml:space="preserve">[15] E. </w:t>
       </w:r>
       <w:proofErr w:type="spellStart"/>
       <w:r>
-        <w:t>OpenReview</w:t>
+        <w:t>Neftci</w:t>
       </w:r>
       <w:proofErr w:type="spellEnd"/>
       <w:r>
-        <w:t>, 2022.</w:t>
+        <w:t>, H. Mostafa, and F. Zenke, “Surrogate gradient learning in spiking neural networks,” IEEE Signal Processing Magazine, 2019.</w:t>
       </w:r>
     </w:p>
     <w:p>
@@ -5590,7 +7731,7 @@
         <w:jc w:val="lowKashida"/>
       </w:pPr>
       <w:r>
-        <w:t>[7] T. Bu et al., “Optimal ANN-SNN conversion for high-accuracy and ultra-low-latency spiking neural networks,” in Proc. ICLR, 2022.</w:t>
+        <w:t>[16] H. Zheng et al., “Going deeper with directly-trained spiking neural networks,” 2021.</w:t>
       </w:r>
     </w:p>
     <w:p>
@@ -5598,7 +7739,7 @@
         <w:jc w:val="lowKashida"/>
       </w:pPr>
       <w:r>
-        <w:t>[8] Y. Deng et al., “Temporal efficient training of spiking neural networks (TET),” 2021.</w:t>
+        <w:t>[17] P. U. Diehl, D. Neil, J. Binas, M. Cook, S.-C. Liu, and M. Pfeiffer, “Fast-classifying, high-accuracy spiking deep networks through weight and threshold balancing,” in Proc. IJCNN, 2015.</w:t>
       </w:r>
     </w:p>
     <w:p>
@@ -5606,15 +7747,31 @@
         <w:jc w:val="lowKashida"/>
       </w:pPr>
       <w:r>
-        <w:t>[9] Z. Zhou et al., “</w:t>
+        <w:t>[18] B. Rueckauer, I.-A. Lungu, Y. Hu, M. Pfeiffer, and S.-C. Liu, “Conversion of continuous-valued deep networks to efficient event-driven networks for image classification,” Frontiers in Neuroscience, 2017.</w:t>
+      </w:r>
+    </w:p>
+    <w:p>
+      <w:pPr>
+        <w:jc w:val="lowKashida"/>
+      </w:pPr>
+      <w:r>
+        <w:t>[19] W. Fang et al., “SEW-ResNet: Deep spiking neural networks with spike-element-wise residual connections,” 2021.</w:t>
+      </w:r>
+    </w:p>
+    <w:p>
+      <w:pPr>
+        <w:jc w:val="lowKashida"/>
+      </w:pPr>
+      <w:r>
+        <w:t>[20] Y. Wu, L. Deng, G. Li, J. Zhu, and L. Shi, “</w:t>
       </w:r>
       <w:proofErr w:type="spellStart"/>
       <w:r>
-        <w:t>Spikformer</w:t>
+        <w:t>Spatio</w:t>
       </w:r>
       <w:proofErr w:type="spellEnd"/>
       <w:r>
-        <w:t>: When spiking neural network meets transformer,” in Proc. ICLR, 2023.</w:t>
+        <w:t>-temporal backpropagation for training high-performance spiking neural networks,” Frontiers in Neuroscience, 2018.</w:t>
       </w:r>
     </w:p>
     <w:p>
@@ -5622,224 +7779,17 @@
         <w:jc w:val="lowKashida"/>
       </w:pPr>
       <w:r>
+        <w:t>[21] J. Stöckl and W. Maass, “Optimized spiking neurons can classify images with high accuracy through temporal coding with two spikes,” Nature Machine Intelligence, 2021.</w:t>
+      </w:r>
+    </w:p>
+    <w:p>
+      <w:pPr>
+        <w:jc w:val="lowKashida"/>
+      </w:pPr>
+      <w:r>
         <w:lastRenderedPageBreak/>
-        <w:t>[10] C. Zhou et al., “</w:t>
-      </w:r>
-      <w:proofErr w:type="spellStart"/>
-      <w:r>
-        <w:t>Spikingformer</w:t>
-      </w:r>
-      <w:proofErr w:type="spellEnd"/>
-      <w:r>
-        <w:t>: Spike-driven residual learning for transformer-based spiking neural networks,” 2023.</w:t>
-      </w:r>
-    </w:p>
-    <w:p>
-      <w:pPr>
-        <w:jc w:val="lowKashida"/>
-      </w:pPr>
-      <w:r>
-        <w:t xml:space="preserve">[11] Z. Yao et al., “Spike-driven transformer,” in Proc. </w:t>
-      </w:r>
-      <w:proofErr w:type="spellStart"/>
-      <w:r>
-        <w:t>NeurIPS</w:t>
-      </w:r>
-      <w:proofErr w:type="spellEnd"/>
-      <w:r>
-        <w:t>, 2023.</w:t>
-      </w:r>
-    </w:p>
-    <w:p>
-      <w:pPr>
-        <w:jc w:val="lowKashida"/>
-      </w:pPr>
-      <w:r>
-        <w:t xml:space="preserve">[12] W. </w:t>
-      </w:r>
-      <w:proofErr w:type="spellStart"/>
-      <w:r>
-        <w:t>Che</w:t>
-      </w:r>
-      <w:proofErr w:type="spellEnd"/>
-      <w:r>
-        <w:t xml:space="preserve"> et al., “Auto-</w:t>
-      </w:r>
-      <w:proofErr w:type="spellStart"/>
-      <w:r>
-        <w:t>Spikformer</w:t>
-      </w:r>
-      <w:proofErr w:type="spellEnd"/>
-      <w:r>
-        <w:t>: Spiking transformer architecture search,” Frontiers in Neuroscience, 2024.</w:t>
-      </w:r>
-    </w:p>
-    <w:p>
-      <w:pPr>
-        <w:jc w:val="lowKashida"/>
-      </w:pPr>
-      <w:r>
-        <w:t>[13] H. Zhang et al., “</w:t>
-      </w:r>
-      <w:proofErr w:type="spellStart"/>
-      <w:r>
-        <w:t>SGLFormer</w:t>
-      </w:r>
-      <w:proofErr w:type="spellEnd"/>
-      <w:r>
-        <w:t>: Spiking global–local fusion transformer,” 2024.</w:t>
-      </w:r>
-    </w:p>
-    <w:p>
-      <w:pPr>
-        <w:jc w:val="lowKashida"/>
-      </w:pPr>
-      <w:r>
-        <w:t xml:space="preserve">[14] Y. </w:t>
-      </w:r>
-      <w:proofErr w:type="spellStart"/>
-      <w:r>
-        <w:t>Guo</w:t>
-      </w:r>
-      <w:proofErr w:type="spellEnd"/>
-      <w:r>
-        <w:t xml:space="preserve"> et al., “Spiking Transformer: Introducing accurate addition-only spiking self-attention,” in Proc. CVPR, 2025.</w:t>
-      </w:r>
-    </w:p>
-    <w:p>
-      <w:pPr>
-        <w:jc w:val="lowKashida"/>
-      </w:pPr>
-      <w:r>
-        <w:t xml:space="preserve">[15] E. </w:t>
-      </w:r>
-      <w:proofErr w:type="spellStart"/>
-      <w:r>
-        <w:t>Neftci</w:t>
-      </w:r>
-      <w:proofErr w:type="spellEnd"/>
-      <w:r>
-        <w:t xml:space="preserve">, H. Mostafa, and F. </w:t>
-      </w:r>
-      <w:proofErr w:type="spellStart"/>
-      <w:r>
-        <w:t>Zenke</w:t>
-      </w:r>
-      <w:proofErr w:type="spellEnd"/>
-      <w:r>
-        <w:t>, “Surrogate gradient learning in spiking neural networks,” IEEE Signal Processing Magazine, 2019.</w:t>
-      </w:r>
-    </w:p>
-    <w:p>
-      <w:pPr>
-        <w:jc w:val="lowKashida"/>
-      </w:pPr>
-      <w:r>
-        <w:t>[16] H. Zheng et al., “Going deeper with directly-trained spiking neural networks,” 2021.</w:t>
-      </w:r>
-    </w:p>
-    <w:p>
-      <w:pPr>
-        <w:jc w:val="lowKashida"/>
-      </w:pPr>
-      <w:r>
-        <w:t xml:space="preserve">[17] P. U. Diehl, D. Neil, J. </w:t>
-      </w:r>
-      <w:proofErr w:type="spellStart"/>
-      <w:r>
-        <w:t>Binas</w:t>
-      </w:r>
-      <w:proofErr w:type="spellEnd"/>
-      <w:r>
-        <w:t>, M. Cook, S.-C. Liu, and M. Pfeiffer, “Fast-classifying, high-accuracy spiking deep networks through weight and threshold balancing,” in Proc. IJCNN, 2015.</w:t>
-      </w:r>
-    </w:p>
-    <w:p>
-      <w:pPr>
-        <w:jc w:val="lowKashida"/>
-      </w:pPr>
-      <w:r>
-        <w:t xml:space="preserve">[18] B. </w:t>
-      </w:r>
-      <w:proofErr w:type="spellStart"/>
-      <w:r>
-        <w:t>Rueckauer</w:t>
-      </w:r>
-      <w:proofErr w:type="spellEnd"/>
-      <w:r>
-        <w:t xml:space="preserve">, I.-A. </w:t>
-      </w:r>
-      <w:proofErr w:type="spellStart"/>
-      <w:r>
-        <w:t>Lungu</w:t>
-      </w:r>
-      <w:proofErr w:type="spellEnd"/>
-      <w:r>
-        <w:t>, Y. Hu, M. Pfeiffer, and S.-C. Liu, “Conversion of continuous-valued deep networks to efficient event-driven networks for image classification,” Frontiers in Neuroscience, 2017.</w:t>
-      </w:r>
-    </w:p>
-    <w:p>
-      <w:pPr>
-        <w:jc w:val="lowKashida"/>
-      </w:pPr>
-      <w:r>
-        <w:t>[19] W. Fang et al., “SEW-ResNet: Deep spiking neural networks with spike-element-wise residual connections,” 2021.</w:t>
-      </w:r>
-    </w:p>
-    <w:p>
-      <w:pPr>
-        <w:jc w:val="lowKashida"/>
-      </w:pPr>
-      <w:r>
-        <w:t>[20] Y. Wu, L. Deng, G. Li, J. Zhu, and L. Shi, “</w:t>
-      </w:r>
-      <w:proofErr w:type="spellStart"/>
-      <w:r>
-        <w:t>Spatio</w:t>
-      </w:r>
-      <w:proofErr w:type="spellEnd"/>
-      <w:r>
-        <w:t>-temporal backpropagation for training high-performance spiking neural networks,” Frontiers in Neuroscience, 2018.</w:t>
-      </w:r>
-    </w:p>
-    <w:p>
-      <w:pPr>
-        <w:jc w:val="lowKashida"/>
-      </w:pPr>
-      <w:r>
-        <w:t xml:space="preserve">[21] J. </w:t>
-      </w:r>
-      <w:proofErr w:type="spellStart"/>
-      <w:r>
-        <w:t>Stöckl</w:t>
-      </w:r>
-      <w:proofErr w:type="spellEnd"/>
-      <w:r>
-        <w:t xml:space="preserve"> and W. </w:t>
-      </w:r>
-      <w:proofErr w:type="spellStart"/>
-      <w:r>
-        <w:t>Maass</w:t>
-      </w:r>
-      <w:proofErr w:type="spellEnd"/>
-      <w:r>
-        <w:t>, “Optimized spiking neurons can classify images with high accuracy through temporal coding with two spikes,” Nature Machine Intelligence, 2021.</w:t>
-      </w:r>
-    </w:p>
-    <w:p>
-      <w:pPr>
-        <w:jc w:val="lowKashida"/>
-      </w:pPr>
-      <w:r>
-        <w:t>[</w:t>
-      </w:r>
-      <w:r>
-        <w:t>22</w:t>
-      </w:r>
-      <w:r>
-        <w:t xml:space="preserve">] </w:t>
-      </w:r>
-      <w:proofErr w:type="spellStart"/>
+        <w:t xml:space="preserve">[22] </w:t>
+      </w:r>
       <w:r>
         <w:rPr>
           <w:rFonts w:ascii="Arial" w:hAnsi="Arial" w:cs="Arial"/>
@@ -5848,40 +7798,7 @@
           <w:szCs w:val="20"/>
           <w:shd w:val="clear" w:color="auto" w:fill="FFFFFF"/>
         </w:rPr>
-        <w:t>Nazari</w:t>
-      </w:r>
-      <w:proofErr w:type="spellEnd"/>
-      <w:r>
-        <w:rPr>
-          <w:rFonts w:ascii="Arial" w:hAnsi="Arial" w:cs="Arial"/>
-          <w:color w:val="222222"/>
-          <w:sz w:val="20"/>
-          <w:szCs w:val="20"/>
-          <w:shd w:val="clear" w:color="auto" w:fill="FFFFFF"/>
-        </w:rPr>
-        <w:t xml:space="preserve">, S., &amp; </w:t>
-      </w:r>
-      <w:proofErr w:type="spellStart"/>
-      <w:r>
-        <w:rPr>
-          <w:rFonts w:ascii="Arial" w:hAnsi="Arial" w:cs="Arial"/>
-          <w:color w:val="222222"/>
-          <w:sz w:val="20"/>
-          <w:szCs w:val="20"/>
-          <w:shd w:val="clear" w:color="auto" w:fill="FFFFFF"/>
-        </w:rPr>
-        <w:t>Amiri</w:t>
-      </w:r>
-      <w:proofErr w:type="spellEnd"/>
-      <w:r>
-        <w:rPr>
-          <w:rFonts w:ascii="Arial" w:hAnsi="Arial" w:cs="Arial"/>
-          <w:color w:val="222222"/>
-          <w:sz w:val="20"/>
-          <w:szCs w:val="20"/>
-          <w:shd w:val="clear" w:color="auto" w:fill="FFFFFF"/>
-        </w:rPr>
-        <w:t>, M. (2025). An accurate and fast learning approach in the biologically spiking neural network. </w:t>
+        <w:t>Nazari, S., &amp; Amiri, M. (2025). An accurate and fast learning approach in the biologically spiking neural network. </w:t>
       </w:r>
       <w:r>
         <w:rPr>
@@ -5933,13 +7850,7 @@
         <w:jc w:val="lowKashida"/>
       </w:pPr>
       <w:r>
-        <w:t>[</w:t>
-      </w:r>
-      <w:r>
-        <w:t>23</w:t>
-      </w:r>
-      <w:r>
-        <w:t xml:space="preserve">] Park, S. &amp; Yoon, S. Training energy-efficient deep spiking neural </w:t>
+        <w:t xml:space="preserve">[23] Park, S. &amp; Yoon, S. Training energy-efficient deep spiking neural </w:t>
       </w:r>
       <w:proofErr w:type="spellStart"/>
       <w:r>
@@ -5973,7 +7884,7 @@
 </file>
 
 <file path=word/numbering.xml><?xml version="1.0" encoding="utf-8"?>
-<w:numbering xmlns:wpc="http://schemas.microsoft.com/office/word/2010/wordprocessingCanvas" xmlns:cx="http://schemas.microsoft.com/office/drawing/2014/chartex" xmlns:cx1="http://schemas.microsoft.com/office/drawing/2015/9/8/chartex" xmlns:mc="http://schemas.openxmlformats.org/markup-compatibility/2006" xmlns:o="urn:schemas-microsoft-com:office:office" xmlns:r="http://schemas.openxmlformats.org/officeDocument/2006/relationships" xmlns:m="http://schemas.openxmlformats.org/officeDocument/2006/math" xmlns:v="urn:schemas-microsoft-com:vml" xmlns:wp14="http://schemas.microsoft.com/office/word/2010/wordprocessingDrawing" xmlns:wp="http://schemas.openxmlformats.org/drawingml/2006/wordprocessingDrawing" xmlns:w10="urn:schemas-microsoft-com:office:word" xmlns:w="http://schemas.openxmlformats.org/wordprocessingml/2006/main" xmlns:w14="http://schemas.microsoft.com/office/word/2010/wordml" xmlns:w15="http://schemas.microsoft.com/office/word/2012/wordml" xmlns:w16se="http://schemas.microsoft.com/office/word/2015/wordml/symex" xmlns:wpg="http://schemas.microsoft.com/office/word/2010/wordprocessingGroup" xmlns:wpi="http://schemas.microsoft.com/office/word/2010/wordprocessingInk" xmlns:wne="http://schemas.microsoft.com/office/word/2006/wordml" xmlns:wps="http://schemas.microsoft.com/office/word/2010/wordprocessingShape" mc:Ignorable="w14 w15 w16se wp14">
+<w:numbering xmlns:wpc="http://schemas.microsoft.com/office/word/2010/wordprocessingCanvas" xmlns:cx="http://schemas.microsoft.com/office/drawing/2014/chartex" xmlns:cx1="http://schemas.microsoft.com/office/drawing/2015/9/8/chartex" xmlns:cx2="http://schemas.microsoft.com/office/drawing/2015/10/21/chartex" xmlns:cx3="http://schemas.microsoft.com/office/drawing/2016/5/9/chartex" xmlns:cx4="http://schemas.microsoft.com/office/drawing/2016/5/10/chartex" xmlns:cx5="http://schemas.microsoft.com/office/drawing/2016/5/11/chartex" xmlns:cx6="http://schemas.microsoft.com/office/drawing/2016/5/12/chartex" xmlns:cx7="http://schemas.microsoft.com/office/drawing/2016/5/13/chartex" xmlns:cx8="http://schemas.microsoft.com/office/drawing/2016/5/14/chartex" xmlns:mc="http://schemas.openxmlformats.org/markup-compatibility/2006" xmlns:aink="http://schemas.microsoft.com/office/drawing/2016/ink" xmlns:am3d="http://schemas.microsoft.com/office/drawing/2017/model3d" xmlns:o="urn:schemas-microsoft-com:office:office" xmlns:oel="http://schemas.microsoft.com/office/2019/extlst" xmlns:r="http://schemas.openxmlformats.org/officeDocument/2006/relationships" xmlns:m="http://schemas.openxmlformats.org/officeDocument/2006/math" xmlns:v="urn:schemas-microsoft-com:vml" xmlns:wp14="http://schemas.microsoft.com/office/word/2010/wordprocessingDrawing" xmlns:wp="http://schemas.openxmlformats.org/drawingml/2006/wordprocessingDrawing" xmlns:w10="urn:schemas-microsoft-com:office:word" xmlns:w="http://schemas.openxmlformats.org/wordprocessingml/2006/main" xmlns:w14="http://schemas.microsoft.com/office/word/2010/wordml" xmlns:w15="http://schemas.microsoft.com/office/word/2012/wordml" xmlns:w16cex="http://schemas.microsoft.com/office/word/2018/wordml/cex" xmlns:w16cid="http://schemas.microsoft.com/office/word/2016/wordml/cid" xmlns:w16="http://schemas.microsoft.com/office/word/2018/wordml" xmlns:w16du="http://schemas.microsoft.com/office/word/2023/wordml/word16du" xmlns:w16sdtdh="http://schemas.microsoft.com/office/word/2020/wordml/sdtdatahash" xmlns:w16sdtfl="http://schemas.microsoft.com/office/word/2024/wordml/sdtformatlock" xmlns:w16se="http://schemas.microsoft.com/office/word/2015/wordml/symex" xmlns:wpg="http://schemas.microsoft.com/office/word/2010/wordprocessingGroup" xmlns:wpi="http://schemas.microsoft.com/office/word/2010/wordprocessingInk" xmlns:wne="http://schemas.microsoft.com/office/word/2006/wordml" xmlns:wps="http://schemas.microsoft.com/office/word/2010/wordprocessingShape" mc:Ignorable="w14 w15 w16se w16cid w16 w16cex w16sdtdh w16sdtfl w16du wp14">
   <w:abstractNum w:abstractNumId="0" w15:restartNumberingAfterBreak="0">
     <w:nsid w:val="FFFFFF7C"/>
     <w:multiLevelType w:val="singleLevel"/>
@@ -6258,41 +8169,404 @@
       </w:pPr>
     </w:lvl>
   </w:abstractNum>
-  <w:num w:numId="1">
+  <w:abstractNum w:abstractNumId="10" w15:restartNumberingAfterBreak="0">
+    <w:nsid w:val="64957AEF"/>
+    <w:multiLevelType w:val="multilevel"/>
+    <w:tmpl w:val="141844C6"/>
+    <w:lvl w:ilvl="0">
+      <w:start w:val="1"/>
+      <w:numFmt w:val="decimal"/>
+      <w:lvlText w:val="%1."/>
+      <w:lvlJc w:val="left"/>
+      <w:pPr>
+        <w:ind w:left="720" w:hanging="360"/>
+      </w:pPr>
+    </w:lvl>
+    <w:lvl w:ilvl="1">
+      <w:start w:val="1"/>
+      <w:numFmt w:val="decimal"/>
+      <w:isLgl/>
+      <w:lvlText w:val="%1.%2."/>
+      <w:lvlJc w:val="left"/>
+      <w:pPr>
+        <w:ind w:left="1080" w:hanging="720"/>
+      </w:pPr>
+      <w:rPr>
+        <w:rFonts w:hint="default"/>
+      </w:rPr>
+    </w:lvl>
+    <w:lvl w:ilvl="2">
+      <w:start w:val="1"/>
+      <w:numFmt w:val="decimal"/>
+      <w:isLgl/>
+      <w:lvlText w:val="%1.%2.%3."/>
+      <w:lvlJc w:val="left"/>
+      <w:pPr>
+        <w:ind w:left="1080" w:hanging="720"/>
+      </w:pPr>
+      <w:rPr>
+        <w:rFonts w:hint="default"/>
+      </w:rPr>
+    </w:lvl>
+    <w:lvl w:ilvl="3">
+      <w:start w:val="1"/>
+      <w:numFmt w:val="decimal"/>
+      <w:isLgl/>
+      <w:lvlText w:val="%1.%2.%3.%4."/>
+      <w:lvlJc w:val="left"/>
+      <w:pPr>
+        <w:ind w:left="1440" w:hanging="1080"/>
+      </w:pPr>
+      <w:rPr>
+        <w:rFonts w:hint="default"/>
+      </w:rPr>
+    </w:lvl>
+    <w:lvl w:ilvl="4">
+      <w:start w:val="1"/>
+      <w:numFmt w:val="decimal"/>
+      <w:isLgl/>
+      <w:lvlText w:val="%1.%2.%3.%4.%5."/>
+      <w:lvlJc w:val="left"/>
+      <w:pPr>
+        <w:ind w:left="1440" w:hanging="1080"/>
+      </w:pPr>
+      <w:rPr>
+        <w:rFonts w:hint="default"/>
+      </w:rPr>
+    </w:lvl>
+    <w:lvl w:ilvl="5">
+      <w:start w:val="1"/>
+      <w:numFmt w:val="decimal"/>
+      <w:isLgl/>
+      <w:lvlText w:val="%1.%2.%3.%4.%5.%6."/>
+      <w:lvlJc w:val="left"/>
+      <w:pPr>
+        <w:ind w:left="1800" w:hanging="1440"/>
+      </w:pPr>
+      <w:rPr>
+        <w:rFonts w:hint="default"/>
+      </w:rPr>
+    </w:lvl>
+    <w:lvl w:ilvl="6">
+      <w:start w:val="1"/>
+      <w:numFmt w:val="decimal"/>
+      <w:isLgl/>
+      <w:lvlText w:val="%1.%2.%3.%4.%5.%6.%7."/>
+      <w:lvlJc w:val="left"/>
+      <w:pPr>
+        <w:ind w:left="1800" w:hanging="1440"/>
+      </w:pPr>
+      <w:rPr>
+        <w:rFonts w:hint="default"/>
+      </w:rPr>
+    </w:lvl>
+    <w:lvl w:ilvl="7">
+      <w:start w:val="1"/>
+      <w:numFmt w:val="decimal"/>
+      <w:isLgl/>
+      <w:lvlText w:val="%1.%2.%3.%4.%5.%6.%7.%8."/>
+      <w:lvlJc w:val="left"/>
+      <w:pPr>
+        <w:ind w:left="2160" w:hanging="1800"/>
+      </w:pPr>
+      <w:rPr>
+        <w:rFonts w:hint="default"/>
+      </w:rPr>
+    </w:lvl>
+    <w:lvl w:ilvl="8">
+      <w:start w:val="1"/>
+      <w:numFmt w:val="decimal"/>
+      <w:isLgl/>
+      <w:lvlText w:val="%1.%2.%3.%4.%5.%6.%7.%8.%9."/>
+      <w:lvlJc w:val="left"/>
+      <w:pPr>
+        <w:ind w:left="2160" w:hanging="1800"/>
+      </w:pPr>
+      <w:rPr>
+        <w:rFonts w:hint="default"/>
+      </w:rPr>
+    </w:lvl>
+  </w:abstractNum>
+  <w:abstractNum w:abstractNumId="11" w15:restartNumberingAfterBreak="0">
+    <w:nsid w:val="6F3F1DAE"/>
+    <w:multiLevelType w:val="multilevel"/>
+    <w:tmpl w:val="141844C6"/>
+    <w:lvl w:ilvl="0">
+      <w:start w:val="1"/>
+      <w:numFmt w:val="decimal"/>
+      <w:lvlText w:val="%1."/>
+      <w:lvlJc w:val="left"/>
+      <w:pPr>
+        <w:ind w:left="720" w:hanging="360"/>
+      </w:pPr>
+    </w:lvl>
+    <w:lvl w:ilvl="1">
+      <w:start w:val="1"/>
+      <w:numFmt w:val="decimal"/>
+      <w:isLgl/>
+      <w:lvlText w:val="%1.%2."/>
+      <w:lvlJc w:val="left"/>
+      <w:pPr>
+        <w:ind w:left="1080" w:hanging="720"/>
+      </w:pPr>
+      <w:rPr>
+        <w:rFonts w:hint="default"/>
+      </w:rPr>
+    </w:lvl>
+    <w:lvl w:ilvl="2">
+      <w:start w:val="1"/>
+      <w:numFmt w:val="decimal"/>
+      <w:isLgl/>
+      <w:lvlText w:val="%1.%2.%3."/>
+      <w:lvlJc w:val="left"/>
+      <w:pPr>
+        <w:ind w:left="1080" w:hanging="720"/>
+      </w:pPr>
+      <w:rPr>
+        <w:rFonts w:hint="default"/>
+      </w:rPr>
+    </w:lvl>
+    <w:lvl w:ilvl="3">
+      <w:start w:val="1"/>
+      <w:numFmt w:val="decimal"/>
+      <w:isLgl/>
+      <w:lvlText w:val="%1.%2.%3.%4."/>
+      <w:lvlJc w:val="left"/>
+      <w:pPr>
+        <w:ind w:left="1440" w:hanging="1080"/>
+      </w:pPr>
+      <w:rPr>
+        <w:rFonts w:hint="default"/>
+      </w:rPr>
+    </w:lvl>
+    <w:lvl w:ilvl="4">
+      <w:start w:val="1"/>
+      <w:numFmt w:val="decimal"/>
+      <w:isLgl/>
+      <w:lvlText w:val="%1.%2.%3.%4.%5."/>
+      <w:lvlJc w:val="left"/>
+      <w:pPr>
+        <w:ind w:left="1440" w:hanging="1080"/>
+      </w:pPr>
+      <w:rPr>
+        <w:rFonts w:hint="default"/>
+      </w:rPr>
+    </w:lvl>
+    <w:lvl w:ilvl="5">
+      <w:start w:val="1"/>
+      <w:numFmt w:val="decimal"/>
+      <w:isLgl/>
+      <w:lvlText w:val="%1.%2.%3.%4.%5.%6."/>
+      <w:lvlJc w:val="left"/>
+      <w:pPr>
+        <w:ind w:left="1800" w:hanging="1440"/>
+      </w:pPr>
+      <w:rPr>
+        <w:rFonts w:hint="default"/>
+      </w:rPr>
+    </w:lvl>
+    <w:lvl w:ilvl="6">
+      <w:start w:val="1"/>
+      <w:numFmt w:val="decimal"/>
+      <w:isLgl/>
+      <w:lvlText w:val="%1.%2.%3.%4.%5.%6.%7."/>
+      <w:lvlJc w:val="left"/>
+      <w:pPr>
+        <w:ind w:left="1800" w:hanging="1440"/>
+      </w:pPr>
+      <w:rPr>
+        <w:rFonts w:hint="default"/>
+      </w:rPr>
+    </w:lvl>
+    <w:lvl w:ilvl="7">
+      <w:start w:val="1"/>
+      <w:numFmt w:val="decimal"/>
+      <w:isLgl/>
+      <w:lvlText w:val="%1.%2.%3.%4.%5.%6.%7.%8."/>
+      <w:lvlJc w:val="left"/>
+      <w:pPr>
+        <w:ind w:left="2160" w:hanging="1800"/>
+      </w:pPr>
+      <w:rPr>
+        <w:rFonts w:hint="default"/>
+      </w:rPr>
+    </w:lvl>
+    <w:lvl w:ilvl="8">
+      <w:start w:val="1"/>
+      <w:numFmt w:val="decimal"/>
+      <w:isLgl/>
+      <w:lvlText w:val="%1.%2.%3.%4.%5.%6.%7.%8.%9."/>
+      <w:lvlJc w:val="left"/>
+      <w:pPr>
+        <w:ind w:left="2160" w:hanging="1800"/>
+      </w:pPr>
+      <w:rPr>
+        <w:rFonts w:hint="default"/>
+      </w:rPr>
+    </w:lvl>
+  </w:abstractNum>
+  <w:abstractNum w:abstractNumId="12" w15:restartNumberingAfterBreak="0">
+    <w:nsid w:val="727B282D"/>
+    <w:multiLevelType w:val="multilevel"/>
+    <w:tmpl w:val="141844C6"/>
+    <w:lvl w:ilvl="0">
+      <w:start w:val="1"/>
+      <w:numFmt w:val="decimal"/>
+      <w:lvlText w:val="%1."/>
+      <w:lvlJc w:val="left"/>
+      <w:pPr>
+        <w:ind w:left="720" w:hanging="360"/>
+      </w:pPr>
+    </w:lvl>
+    <w:lvl w:ilvl="1">
+      <w:start w:val="1"/>
+      <w:numFmt w:val="decimal"/>
+      <w:isLgl/>
+      <w:lvlText w:val="%1.%2."/>
+      <w:lvlJc w:val="left"/>
+      <w:pPr>
+        <w:ind w:left="1080" w:hanging="720"/>
+      </w:pPr>
+      <w:rPr>
+        <w:rFonts w:hint="default"/>
+      </w:rPr>
+    </w:lvl>
+    <w:lvl w:ilvl="2">
+      <w:start w:val="1"/>
+      <w:numFmt w:val="decimal"/>
+      <w:isLgl/>
+      <w:lvlText w:val="%1.%2.%3."/>
+      <w:lvlJc w:val="left"/>
+      <w:pPr>
+        <w:ind w:left="1080" w:hanging="720"/>
+      </w:pPr>
+      <w:rPr>
+        <w:rFonts w:hint="default"/>
+      </w:rPr>
+    </w:lvl>
+    <w:lvl w:ilvl="3">
+      <w:start w:val="1"/>
+      <w:numFmt w:val="decimal"/>
+      <w:isLgl/>
+      <w:lvlText w:val="%1.%2.%3.%4."/>
+      <w:lvlJc w:val="left"/>
+      <w:pPr>
+        <w:ind w:left="1440" w:hanging="1080"/>
+      </w:pPr>
+      <w:rPr>
+        <w:rFonts w:hint="default"/>
+      </w:rPr>
+    </w:lvl>
+    <w:lvl w:ilvl="4">
+      <w:start w:val="1"/>
+      <w:numFmt w:val="decimal"/>
+      <w:isLgl/>
+      <w:lvlText w:val="%1.%2.%3.%4.%5."/>
+      <w:lvlJc w:val="left"/>
+      <w:pPr>
+        <w:ind w:left="1440" w:hanging="1080"/>
+      </w:pPr>
+      <w:rPr>
+        <w:rFonts w:hint="default"/>
+      </w:rPr>
+    </w:lvl>
+    <w:lvl w:ilvl="5">
+      <w:start w:val="1"/>
+      <w:numFmt w:val="decimal"/>
+      <w:isLgl/>
+      <w:lvlText w:val="%1.%2.%3.%4.%5.%6."/>
+      <w:lvlJc w:val="left"/>
+      <w:pPr>
+        <w:ind w:left="1800" w:hanging="1440"/>
+      </w:pPr>
+      <w:rPr>
+        <w:rFonts w:hint="default"/>
+      </w:rPr>
+    </w:lvl>
+    <w:lvl w:ilvl="6">
+      <w:start w:val="1"/>
+      <w:numFmt w:val="decimal"/>
+      <w:isLgl/>
+      <w:lvlText w:val="%1.%2.%3.%4.%5.%6.%7."/>
+      <w:lvlJc w:val="left"/>
+      <w:pPr>
+        <w:ind w:left="1800" w:hanging="1440"/>
+      </w:pPr>
+      <w:rPr>
+        <w:rFonts w:hint="default"/>
+      </w:rPr>
+    </w:lvl>
+    <w:lvl w:ilvl="7">
+      <w:start w:val="1"/>
+      <w:numFmt w:val="decimal"/>
+      <w:isLgl/>
+      <w:lvlText w:val="%1.%2.%3.%4.%5.%6.%7.%8."/>
+      <w:lvlJc w:val="left"/>
+      <w:pPr>
+        <w:ind w:left="2160" w:hanging="1800"/>
+      </w:pPr>
+      <w:rPr>
+        <w:rFonts w:hint="default"/>
+      </w:rPr>
+    </w:lvl>
+    <w:lvl w:ilvl="8">
+      <w:start w:val="1"/>
+      <w:numFmt w:val="decimal"/>
+      <w:isLgl/>
+      <w:lvlText w:val="%1.%2.%3.%4.%5.%6.%7.%8.%9."/>
+      <w:lvlJc w:val="left"/>
+      <w:pPr>
+        <w:ind w:left="2160" w:hanging="1800"/>
+      </w:pPr>
+      <w:rPr>
+        <w:rFonts w:hint="default"/>
+      </w:rPr>
+    </w:lvl>
+  </w:abstractNum>
+  <w:num w:numId="1" w16cid:durableId="280036295">
     <w:abstractNumId w:val="8"/>
   </w:num>
-  <w:num w:numId="2">
+  <w:num w:numId="2" w16cid:durableId="198905730">
     <w:abstractNumId w:val="6"/>
   </w:num>
-  <w:num w:numId="3">
+  <w:num w:numId="3" w16cid:durableId="1860848478">
     <w:abstractNumId w:val="5"/>
   </w:num>
-  <w:num w:numId="4">
+  <w:num w:numId="4" w16cid:durableId="1595212951">
     <w:abstractNumId w:val="4"/>
   </w:num>
-  <w:num w:numId="5">
+  <w:num w:numId="5" w16cid:durableId="747193532">
     <w:abstractNumId w:val="7"/>
   </w:num>
-  <w:num w:numId="6">
+  <w:num w:numId="6" w16cid:durableId="938487069">
     <w:abstractNumId w:val="3"/>
   </w:num>
-  <w:num w:numId="7">
+  <w:num w:numId="7" w16cid:durableId="985746844">
     <w:abstractNumId w:val="2"/>
   </w:num>
-  <w:num w:numId="8">
+  <w:num w:numId="8" w16cid:durableId="216404620">
     <w:abstractNumId w:val="1"/>
   </w:num>
-  <w:num w:numId="9">
+  <w:num w:numId="9" w16cid:durableId="461732334">
     <w:abstractNumId w:val="0"/>
   </w:num>
-  <w:num w:numId="10">
+  <w:num w:numId="10" w16cid:durableId="2083482166">
     <w:abstractNumId w:val="9"/>
+  </w:num>
+  <w:num w:numId="11" w16cid:durableId="1877621232">
+    <w:abstractNumId w:val="11"/>
+  </w:num>
+  <w:num w:numId="12" w16cid:durableId="788280819">
+    <w:abstractNumId w:val="10"/>
+  </w:num>
+  <w:num w:numId="13" w16cid:durableId="1071387278">
+    <w:abstractNumId w:val="12"/>
   </w:num>
 </w:numbering>
 </file>
 
 <file path=word/styles.xml><?xml version="1.0" encoding="utf-8"?>
-<w:styles xmlns:mc="http://schemas.openxmlformats.org/markup-compatibility/2006" xmlns:r="http://schemas.openxmlformats.org/officeDocument/2006/relationships" xmlns:w="http://schemas.openxmlformats.org/wordprocessingml/2006/main" xmlns:w14="http://schemas.microsoft.com/office/word/2010/wordml" xmlns:w15="http://schemas.microsoft.com/office/word/2012/wordml" xmlns:w16se="http://schemas.microsoft.com/office/word/2015/wordml/symex" mc:Ignorable="w14 w15 w16se">
+<w:styles xmlns:mc="http://schemas.openxmlformats.org/markup-compatibility/2006" xmlns:r="http://schemas.openxmlformats.org/officeDocument/2006/relationships" xmlns:w="http://schemas.openxmlformats.org/wordprocessingml/2006/main" xmlns:w14="http://schemas.microsoft.com/office/word/2010/wordml" xmlns:w15="http://schemas.microsoft.com/office/word/2012/wordml" xmlns:w16cex="http://schemas.microsoft.com/office/word/2018/wordml/cex" xmlns:w16cid="http://schemas.microsoft.com/office/word/2016/wordml/cid" xmlns:w16="http://schemas.microsoft.com/office/word/2018/wordml" xmlns:w16du="http://schemas.microsoft.com/office/word/2023/wordml/word16du" xmlns:w16sdtdh="http://schemas.microsoft.com/office/word/2020/wordml/sdtdatahash" xmlns:w16sdtfl="http://schemas.microsoft.com/office/word/2024/wordml/sdtformatlock" xmlns:w16se="http://schemas.microsoft.com/office/word/2015/wordml/symex" mc:Ignorable="w14 w15 w16se w16cid w16 w16cex w16sdtdh w16sdtfl w16du">
   <w:docDefaults>
     <w:rPrDefault>
       <w:rPr>
@@ -6308,7 +8582,7 @@
       </w:pPr>
     </w:pPrDefault>
   </w:docDefaults>
-  <w:latentStyles w:defLockedState="0" w:defUIPriority="99" w:defSemiHidden="0" w:defUnhideWhenUsed="0" w:defQFormat="0" w:count="371">
+  <w:latentStyles w:defLockedState="0" w:defUIPriority="99" w:defSemiHidden="0" w:defUnhideWhenUsed="0" w:defQFormat="0" w:count="376">
     <w:lsdException w:name="Normal" w:uiPriority="0" w:qFormat="1"/>
     <w:lsdException w:name="heading 1" w:uiPriority="9" w:qFormat="1"/>
     <w:lsdException w:name="heading 2" w:semiHidden="1" w:uiPriority="9" w:unhideWhenUsed="1" w:qFormat="1"/>
@@ -6671,6 +8945,11 @@
     <w:lsdException w:name="List Table 5 Dark Accent 6" w:uiPriority="50"/>
     <w:lsdException w:name="List Table 6 Colorful Accent 6" w:uiPriority="51"/>
     <w:lsdException w:name="List Table 7 Colorful Accent 6" w:uiPriority="52"/>
+    <w:lsdException w:name="Mention" w:semiHidden="1" w:unhideWhenUsed="1"/>
+    <w:lsdException w:name="Smart Hyperlink" w:semiHidden="1" w:unhideWhenUsed="1"/>
+    <w:lsdException w:name="Hashtag" w:semiHidden="1" w:unhideWhenUsed="1"/>
+    <w:lsdException w:name="Unresolved Mention" w:semiHidden="1" w:unhideWhenUsed="1"/>
+    <w:lsdException w:name="Smart Link" w:semiHidden="1" w:unhideWhenUsed="1"/>
   </w:latentStyles>
   <w:style w:type="paragraph" w:default="1" w:styleId="Normal">
     <w:name w:val="Normal"/>
@@ -6892,6 +9171,7 @@
   <w:style w:type="character" w:default="1" w:styleId="DefaultParagraphFont">
     <w:name w:val="Default Paragraph Font"/>
     <w:uiPriority w:val="1"/>
+    <w:semiHidden/>
     <w:unhideWhenUsed/>
   </w:style>
   <w:style w:type="table" w:default="1" w:styleId="TableNormal">

--- a/report/word/main.docx
+++ b/report/word/main.docx
@@ -19,7 +19,16 @@
           <w:sz w:val="28"/>
           <w:szCs w:val="28"/>
         </w:rPr>
-        <w:t>SpikingConvNeXt: A Time-to-First-Spike Formulation of ConvNeXt for Sparse Inference</w:t>
+        <w:t xml:space="preserve">SpikingConvNeXt: </w:t>
+      </w:r>
+      <w:r>
+        <w:rPr>
+          <w:b/>
+          <w:bCs/>
+          <w:sz w:val="28"/>
+          <w:szCs w:val="28"/>
+        </w:rPr>
+        <w:t xml:space="preserve"> Time-to-First-Spike ConvNeXt for Sparse Inference</w:t>
       </w:r>
     </w:p>
     <w:p>
@@ -196,7 +205,7 @@
       <w:pPr>
         <w:pStyle w:val="Heading1"/>
         <w:sectPr>
-          <w:pgSz w:w="12240" w:h="15840"/>
+          <w:pgSz w:w="11906" w:h="16838" w:code="9"/>
           <w:pgMar w:top="1440" w:right="1440" w:bottom="1440" w:left="1440" w:header="720" w:footer="720" w:gutter="0"/>
           <w:cols w:space="720"/>
           <w:docGrid w:linePitch="360"/>
@@ -217,33 +226,25 @@
         <w:jc w:val="lowKashida"/>
       </w:pPr>
       <w:r>
-        <w:t xml:space="preserve">Spiking neural networks (SNNs) provide an event-driven alternative to conventional artificial neural networks by computing and communicating through discrete spikes. Under time-to-first-spike (TTFS) coding, each neuron emits at most one spike within a fixed time window, and information is represented by spike latency, where earlier spikes typically indicate stronger evidence. This representation is attractive for low-latency inference, since decisions can be formed from early activity, while inactive neurons remain silent and can be represented by late spike times, often clamped to </w:t>
-      </w:r>
-      <w:proofErr w:type="spellStart"/>
-      <w:proofErr w:type="gramStart"/>
-      <w:r>
-        <w:t>tmax</w:t>
-      </w:r>
-      <w:proofErr w:type="spellEnd"/>
-      <w:r>
-        <w:t>​.</w:t>
-      </w:r>
-      <w:proofErr w:type="gramEnd"/>
+        <w:t>The deployment of deep artificial neural networks (ANNs) for computer vision tasks is increasingly constrained by their substantial computational and energy demands. While ANNs deliver state-of-the-art accuracy on standard benchmarks, their reliance on dense, real-valued operations makes them inefficient for large-scale deployment or implementation on edge devices with limited power budgets. In this context, spiking neural networks (SNNs) have emerged as a biologically-inspired, event-driven paradigm capable of addressing these limitations. By utilizing sparse, binary spike events for computation and communication, SNNs can unlock significant energy savings, particularly when executed on specialized neuromorphic hardware [1, 2].</w:t>
+      </w:r>
     </w:p>
     <w:p>
       <w:pPr>
         <w:jc w:val="lowKashida"/>
       </w:pPr>
       <w:r>
-        <w:t xml:space="preserve">Despite these advantages, most modern vision backbones are designed for dense real-valued activations and include operations that do not naturally transfer to spike-time representations. ConvNeXt is a representative example: its blocks combine </w:t>
-      </w:r>
-      <w:proofErr w:type="spellStart"/>
-      <w:r>
-        <w:t>depthwise</w:t>
-      </w:r>
-      <w:proofErr w:type="spellEnd"/>
-      <w:r>
-        <w:t xml:space="preserve"> convolution, a pointwise MLP with value-domain nonlinearities (e.g., GELU), normalization layers, and additive residual connections. When applied directly to spike-time tensors, such operations undermine TTFS semantics. In particular, additive residual fusion in the time domain can shift spike times later, weakening early evidence that is central to TTFS-based computation.</w:t>
+        <w:t>A key neural coding scheme within this paradigm is time-to-first-spike (TTFS) coding, where information is encoded in the </w:t>
+      </w:r>
+      <w:r>
+        <w:rPr>
+          <w:i/>
+          <w:iCs/>
+        </w:rPr>
+        <w:t>latency</w:t>
+      </w:r>
+      <w:r>
+        <w:t> of a single spike per neuron. Under this scheme, earlier spikes typically represent stronger synaptic input or more salient features. This representation is intrinsically efficient: it enables low-latency inference based on the earliest arriving spikes and maximizes sparsity by keeping silent neurons inactive. Recent advances have demonstrated that TTFS networks can achieve competitive accuracy on vision benchmarks like CIFAR-10 and CIFAR-100 while maintaining remarkably low average spike rates [3].</w:t>
       </w:r>
     </w:p>
     <w:p>
@@ -251,32 +252,13 @@
         <w:jc w:val="lowKashida"/>
       </w:pPr>
       <w:r>
-        <w:t xml:space="preserve">In this work, we present SpikingConvNeXt, a TTFS formulation of ConvNeXt that operates explicitly in the spike-time domain. The proposed approach removes activation and normalization layers and reuses ConvNeXt </w:t>
-      </w:r>
-      <w:proofErr w:type="spellStart"/>
-      <w:r>
-        <w:t>depthwise</w:t>
-      </w:r>
-      <w:proofErr w:type="spellEnd"/>
-      <w:r>
-        <w:t xml:space="preserve"> and pointwise weights, while replacing the value-domain pointwise MLP pathway with an analytic spike-time mapping adopted from prior approximation-free TTFS formulations. Input images are encoded as spike times using a linear intensity-to-t</w:t>
-      </w:r>
-      <w:r>
-        <w:t xml:space="preserve">ime mapping </w:t>
-      </w:r>
-      <w:r>
-        <w:t>over a fixed window</w:t>
-      </w:r>
-      <w:r>
-        <w:t xml:space="preserve">. </w:t>
-      </w:r>
-      <w:proofErr w:type="spellStart"/>
-      <w:r>
-        <w:t>Depthwise</w:t>
-      </w:r>
-      <w:proofErr w:type="spellEnd"/>
-      <w:r>
-        <w:t xml:space="preserve"> convolution is applied directly to spike-time maps for spatial mixing, followed by two pointwise projections implemented via closed-form spike-time updates.</w:t>
+        <w:t>Significant research efforts have focused on reducing the inference latency of SNNs. Techniques for direct training with surrogate gradients have enabled networks to operate with a very small number of discrete time steps (T), including models with unit latency (T=1) [4] and training frameworks stable at T=5 [5]. Concurrently, the adaptation of transformer architectures to the spiking domain has pushed the state-of-the-art accuracy on CIFAR datasets while maintaining low time</w:t>
+      </w:r>
+      <w:r>
+        <w:t>-</w:t>
+      </w:r>
+      <w:r>
+        <w:t>step requirements [6–11].</w:t>
       </w:r>
     </w:p>
     <w:p>
@@ -284,7 +266,23 @@
         <w:jc w:val="lowKashida"/>
       </w:pPr>
       <w:r>
-        <w:t>A central architectural modification concerns residual fusion. Standard ConvNeXt merges the residual and transformed paths by addition; however, in TTFS representations, the earliest spike often carries the most salient evidence. We therefore replace residual addition with an elementwise minimum over spike times, which preserves the earliest available evidence across the skip and transformed paths while remaining consistent with TTFS semantics. In addition, we introduce learnable per-output delays in the pointwise TTFS projections, allowing spike timing to be adaptively shifted during training and enabling explicit control over activation sparsity. An optional non-negativity constraint on pointwise weights further biases responses toward late or absent spikes.</w:t>
+        <w:t>Despite this progress, the architectural evolution of SNNs has largely lagged behind that of modern ANNs. High-performance SNN research remains predominantly anchored to older convolutional backbones such as VGG and ResNet, or to the recently adapted transformer models. Notably, modern convolutional architectures that have redefined ANN performance—exemplified by ConvNeXt [12]—are severely under-explored in the spiking domain. ConvNeXt incorporates design elements like large-kernel depth</w:t>
+      </w:r>
+      <w:r>
+        <w:t>-</w:t>
+      </w:r>
+      <w:r>
+        <w:t>wise convolutions and inverted bottleneck blocks with pointwise multi-layer perceptrons (MLPs), which are highly effective for dense, real-valued data. However, these components are fundamentally incompatible with the discrete, temporal semantics of TTFS coding. Operations such as Gaussian Error Linear Unit (GELU) activations, batch normalization, and, most critically, </w:t>
+      </w:r>
+      <w:r>
+        <w:rPr>
+          <w:i/>
+          <w:iCs/>
+        </w:rPr>
+        <w:t>additive residual connections</w:t>
+      </w:r>
+      <w:r>
+        <w:t> do not translate directly to the spike-time domain and can corrupt the "earlier-is-stronger" information encoding principle that is central to TTFS efficiency and performance.</w:t>
       </w:r>
     </w:p>
     <w:p>
@@ -292,50 +290,92 @@
         <w:jc w:val="lowKashida"/>
       </w:pPr>
       <w:r>
-        <w:t xml:space="preserve">Experimental results on </w:t>
+        <w:t>This paper bridges this gap by proposing </w:t>
       </w:r>
       <w:r>
         <w:rPr>
-          <w:rStyle w:val="Strong"/>
-          <w:b w:val="0"/>
-          <w:bCs w:val="0"/>
+          <w:b/>
+          <w:bCs/>
         </w:rPr>
-        <w:t>CIFAR-10</w:t>
-      </w:r>
-      <w:r>
-        <w:t xml:space="preserve"> and </w:t>
-      </w:r>
-      <w:r>
-        <w:rPr>
-          <w:rStyle w:val="Strong"/>
-          <w:b w:val="0"/>
-          <w:bCs w:val="0"/>
-        </w:rPr>
-        <w:t>CIFAR-100</w:t>
-      </w:r>
-      <w:r>
-        <w:t xml:space="preserve"> show that SpikingConvNeXt achieves strong classification performance while maintaining controllable activation sparsity. These findings indicate that modern convolutional backbones can be adapted to TTFS-based spiking networks with minimal structural changes and simple time-domain operators, supporting their potential for efficient deployment on neuromorphic and event-driven hardware.</w:t>
+        <w:t>SpikingConvNeXt</w:t>
+      </w:r>
+      <w:r>
+        <w:t>, a novel TTFS-based formulation of the ConvNeXt architecture designed to operate natively and consistently within the spike-time domain. Our contributions are threefold:</w:t>
       </w:r>
     </w:p>
     <w:p>
       <w:pPr>
-        <w:pStyle w:val="Heading1"/>
+        <w:numPr>
+          <w:ilvl w:val="0"/>
+          <w:numId w:val="10"/>
+        </w:numPr>
+        <w:jc w:val="lowKashida"/>
+      </w:pPr>
+      <w:r>
+        <w:t>We adapt the ConvNeXt block for TTFS inference by removing standard activation and normalization layers and replacing the value-domain pointwise MLP with an analytically derived spike-time mapping, enabling the direct use of ConvNeXt weights.</w:t>
+      </w:r>
+    </w:p>
+    <w:p>
+      <w:pPr>
+        <w:numPr>
+          <w:ilvl w:val="0"/>
+          <w:numId w:val="10"/>
+        </w:numPr>
+        <w:jc w:val="lowKashida"/>
+      </w:pPr>
+      <w:r>
+        <w:t>We identify and resolve a fundamental semantic conflict in residual pathways. We propose replacing additive fusion with an element-wise </w:t>
+      </w:r>
+      <w:r>
+        <w:rPr>
+          <w:i/>
+          <w:iCs/>
+        </w:rPr>
+        <w:t>minimum</w:t>
+      </w:r>
+      <w:r>
+        <w:t> operation over spike times, thereby preserving the earliest (and most salient) evidence from either the skip or transformed path.</w:t>
+      </w:r>
+    </w:p>
+    <w:p>
+      <w:pPr>
+        <w:numPr>
+          <w:ilvl w:val="0"/>
+          <w:numId w:val="10"/>
+        </w:numPr>
+        <w:jc w:val="lowKashida"/>
+      </w:pPr>
+      <w:r>
+        <w:lastRenderedPageBreak/>
+        <w:t>We introduce learnable per-channel delays in the pointwise projections, providing a mechanism for adaptive spike-time shifting and explicit control over network sparsity during training.</w:t>
+      </w:r>
+    </w:p>
+    <w:p>
+      <w:pPr>
+        <w:jc w:val="lowKashida"/>
+      </w:pPr>
+      <w:r>
+        <w:t>We validate SpikingConvNeXt on the CIFAR-10 and CIFAR-100 datasets. Our experiments demonstrate that the proposed architecture achieves strong classification accuracy while maintaining controllable activation sparsity. These results indicate that contemporary convolutional backbones can be effectively adapted to high-performance, low-latency spiking networks through principled, time-domain operators, enhancing their suitability for efficient neuromorphic and edge-device deployment.</w:t>
+      </w:r>
+    </w:p>
+    <w:p>
+      <w:pPr>
+        <w:jc w:val="lowKashida"/>
       </w:pPr>
       <w:r>
         <w:rPr>
           <w:noProof/>
         </w:rPr>
-        <w:lastRenderedPageBreak/>
         <mc:AlternateContent>
           <mc:Choice Requires="wps">
             <w:drawing>
-              <wp:anchor distT="0" distB="0" distL="114300" distR="114300" simplePos="0" relativeHeight="251656704" behindDoc="1" locked="0" layoutInCell="1" allowOverlap="1" wp14:anchorId="26F93FB7" wp14:editId="430E1EFB">
+              <wp:anchor distT="0" distB="0" distL="114300" distR="114300" simplePos="0" relativeHeight="251657216" behindDoc="1" locked="0" layoutInCell="1" allowOverlap="1" wp14:anchorId="26F93FB7" wp14:editId="430E1EFB">
                 <wp:simplePos x="0" y="0"/>
                 <wp:positionH relativeFrom="column">
-                  <wp:posOffset>131531</wp:posOffset>
+                  <wp:posOffset>45720</wp:posOffset>
                 </wp:positionH>
                 <wp:positionV relativeFrom="paragraph">
-                  <wp:posOffset>1207890</wp:posOffset>
+                  <wp:posOffset>1870710</wp:posOffset>
                 </wp:positionV>
                 <wp:extent cx="5819775" cy="635"/>
                 <wp:effectExtent l="0" t="0" r="0" b="0"/>
@@ -410,7 +450,7 @@
                 <v:stroke joinstyle="miter"/>
                 <v:path gradientshapeok="t" o:connecttype="rect"/>
               </v:shapetype>
-              <v:shape id="Text Box 1" o:spid="_x0000_s1026" type="#_x0000_t202" style="position:absolute;margin-left:10.35pt;margin-top:95.1pt;width:458.25pt;height:.05pt;z-index:-251659776;visibility:visible;mso-wrap-style:square;mso-wrap-distance-left:9pt;mso-wrap-distance-top:0;mso-wrap-distance-right:9pt;mso-wrap-distance-bottom:0;mso-position-horizontal:absolute;mso-position-horizontal-relative:text;mso-position-vertical:absolute;mso-position-vertical-relative:text;v-text-anchor:top" o:gfxdata="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" stroked="f">
+              <v:shape id="Text Box 1" o:spid="_x0000_s1026" type="#_x0000_t202" style="position:absolute;left:0;text-align:left;margin-left:3.6pt;margin-top:147.3pt;width:458.25pt;height:.05pt;z-index:-251659264;visibility:visible;mso-wrap-style:square;mso-wrap-distance-left:9pt;mso-wrap-distance-top:0;mso-wrap-distance-right:9pt;mso-wrap-distance-bottom:0;mso-position-horizontal:absolute;mso-position-horizontal-relative:text;mso-position-vertical:absolute;mso-position-vertical-relative:text;v-text-anchor:top" o:gfxdata="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" stroked="f">
                 <v:textbox style="mso-fit-shape-to-text:t" inset="0,0,0,0">
                   <w:txbxContent>
                     <w:p>
@@ -441,12 +481,22 @@
           </mc:Fallback>
         </mc:AlternateContent>
       </w:r>
+    </w:p>
+    <w:p>
+      <w:pPr>
+        <w:jc w:val="lowKashida"/>
+      </w:pPr>
+    </w:p>
+    <w:p>
+      <w:pPr>
+        <w:pStyle w:val="Heading1"/>
+      </w:pPr>
       <w:r>
         <w:rPr>
           <w:noProof/>
         </w:rPr>
         <w:drawing>
-          <wp:anchor distT="0" distB="0" distL="114300" distR="114300" simplePos="0" relativeHeight="251654656" behindDoc="1" locked="0" layoutInCell="1" allowOverlap="1">
+          <wp:anchor distT="0" distB="0" distL="114300" distR="114300" simplePos="0" relativeHeight="251654144" behindDoc="1" locked="0" layoutInCell="1" allowOverlap="1">
             <wp:simplePos x="0" y="0"/>
             <wp:positionH relativeFrom="column">
               <wp:posOffset>114300</wp:posOffset>
@@ -525,6 +575,8 @@
       <w:r>
         <w:t>Method</w:t>
       </w:r>
+      <w:bookmarkStart w:id="0" w:name="_GoBack"/>
+      <w:bookmarkEnd w:id="0"/>
     </w:p>
     <w:p>
       <w:pPr>
@@ -545,11 +597,12 @@
     </w:p>
     <w:p>
       <w:pPr>
+        <w:bidi/>
         <w:jc w:val="lowKashida"/>
         <w:sectPr>
-          <w:pgSz w:w="12240" w:h="15840"/>
+          <w:pgSz w:w="11906" w:h="16838" w:code="9"/>
           <w:pgMar w:top="1440" w:right="1440" w:bottom="1440" w:left="1440" w:header="720" w:footer="720" w:gutter="0"/>
-          <w:cols w:num="2" w:space="720"/>
+          <w:cols w:space="720"/>
           <w:docGrid w:linePitch="360"/>
         </w:sectPr>
       </w:pPr>
@@ -579,13 +632,7 @@
         <w:rPr>
           <w:rStyle w:val="Strong"/>
         </w:rPr>
-        <w:t>Fig. 1</w:t>
-      </w:r>
-      <w:r>
-        <w:rPr>
-          <w:rStyle w:val="Strong"/>
-        </w:rPr>
-        <w:t>)</w:t>
+        <w:t>Fig. 1)</w:t>
       </w:r>
       <w:r>
         <w:t xml:space="preserve">, a time-to-first-spike (TTFS) formulation of ConvNeXt that operates on </w:t>
@@ -626,14 +673,12 @@
       <w:pPr>
         <w:sectPr>
           <w:type w:val="continuous"/>
-          <w:pgSz w:w="12240" w:h="15840"/>
+          <w:pgSz w:w="11906" w:h="16838" w:code="9"/>
           <w:pgMar w:top="1440" w:right="1440" w:bottom="1440" w:left="1440" w:header="720" w:footer="720" w:gutter="0"/>
           <w:cols w:space="720"/>
           <w:docGrid w:linePitch="360"/>
         </w:sectPr>
       </w:pPr>
-      <w:bookmarkStart w:id="0" w:name="_GoBack"/>
-      <w:bookmarkEnd w:id="0"/>
     </w:p>
     <w:p>
       <w:pPr>
@@ -956,6 +1001,261 @@
         <w:jc w:val="lowKashida"/>
       </w:pPr>
       <w:r>
+        <w:rPr>
+          <w:noProof/>
+        </w:rPr>
+        <w:lastRenderedPageBreak/>
+        <mc:AlternateContent>
+          <mc:Choice Requires="wps">
+            <w:drawing>
+              <wp:anchor distT="0" distB="0" distL="114300" distR="114300" simplePos="0" relativeHeight="251661312" behindDoc="1" locked="0" layoutInCell="1" allowOverlap="1" wp14:anchorId="379C21FE" wp14:editId="7BD0CE4F">
+                <wp:simplePos x="0" y="0"/>
+                <wp:positionH relativeFrom="column">
+                  <wp:posOffset>178435</wp:posOffset>
+                </wp:positionH>
+                <wp:positionV relativeFrom="paragraph">
+                  <wp:posOffset>1679575</wp:posOffset>
+                </wp:positionV>
+                <wp:extent cx="5362575" cy="635"/>
+                <wp:effectExtent l="0" t="0" r="0" b="0"/>
+                <wp:wrapTight wrapText="bothSides">
+                  <wp:wrapPolygon edited="0">
+                    <wp:start x="0" y="0"/>
+                    <wp:lineTo x="0" y="21600"/>
+                    <wp:lineTo x="21600" y="21600"/>
+                    <wp:lineTo x="21600" y="0"/>
+                  </wp:wrapPolygon>
+                </wp:wrapTight>
+                <wp:docPr id="2" name="Text Box 2"/>
+                <wp:cNvGraphicFramePr/>
+                <a:graphic xmlns:a="http://schemas.openxmlformats.org/drawingml/2006/main">
+                  <a:graphicData uri="http://schemas.microsoft.com/office/word/2010/wordprocessingShape">
+                    <wps:wsp>
+                      <wps:cNvSpPr txBox="1"/>
+                      <wps:spPr>
+                        <a:xfrm>
+                          <a:off x="0" y="0"/>
+                          <a:ext cx="5362575" cy="635"/>
+                        </a:xfrm>
+                        <a:prstGeom prst="rect">
+                          <a:avLst/>
+                        </a:prstGeom>
+                        <a:solidFill>
+                          <a:prstClr val="white"/>
+                        </a:solidFill>
+                        <a:ln>
+                          <a:noFill/>
+                        </a:ln>
+                      </wps:spPr>
+                      <wps:txbx>
+                        <w:txbxContent>
+                          <w:p>
+                            <w:pPr>
+                              <w:pStyle w:val="Caption"/>
+                              <w:rPr>
+                                <w:noProof/>
+                              </w:rPr>
+                            </w:pPr>
+                            <w:r>
+                              <w:t xml:space="preserve">Figure </w:t>
+                            </w:r>
+                            <w:r>
+                              <w:fldChar w:fldCharType="begin"/>
+                            </w:r>
+                            <w:r>
+                              <w:instrText xml:space="preserve"> SEQ Figure \* ARABIC </w:instrText>
+                            </w:r>
+                            <w:r>
+                              <w:fldChar w:fldCharType="separate"/>
+                            </w:r>
+                            <w:r>
+                              <w:rPr>
+                                <w:noProof/>
+                              </w:rPr>
+                              <w:t>2</w:t>
+                            </w:r>
+                            <w:r>
+                              <w:rPr>
+                                <w:noProof/>
+                              </w:rPr>
+                              <w:fldChar w:fldCharType="end"/>
+                            </w:r>
+                            <w:r>
+                              <w:t xml:space="preserve"> Residual fusion in ConvNeXt</w:t>
+                            </w:r>
+                            <w:r>
+                              <w:t xml:space="preserve"> versus SpikingConvNeXt</w:t>
+                            </w:r>
+                            <w:r>
+                              <w:t xml:space="preserve"> in the TTFS spike-time domain</w:t>
+                            </w:r>
+                            <w:r>
+                              <w:t xml:space="preserve">. The minimum operator preserves earliest evidence; late or absent spikes are represented by clamping to </w:t>
+                            </w:r>
+                            <w:proofErr w:type="spellStart"/>
+                            <w:r>
+                              <w:t>t_max</w:t>
+                            </w:r>
+                            <w:proofErr w:type="spellEnd"/>
+                            <w:r>
+                              <w:t>.</w:t>
+                            </w:r>
+                          </w:p>
+                        </w:txbxContent>
+                      </wps:txbx>
+                      <wps:bodyPr rot="0" spcFirstLastPara="0" vertOverflow="overflow" horzOverflow="overflow" vert="horz" wrap="square" lIns="0" tIns="0" rIns="0" bIns="0" numCol="1" spcCol="0" rtlCol="0" fromWordArt="0" anchor="t" anchorCtr="0" forceAA="0" compatLnSpc="1">
+                        <a:prstTxWarp prst="textNoShape">
+                          <a:avLst/>
+                        </a:prstTxWarp>
+                        <a:spAutoFit/>
+                      </wps:bodyPr>
+                    </wps:wsp>
+                  </a:graphicData>
+                </a:graphic>
+              </wp:anchor>
+            </w:drawing>
+          </mc:Choice>
+          <mc:Fallback>
+            <w:pict>
+              <v:shape w14:anchorId="379C21FE" id="Text Box 2" o:spid="_x0000_s1027" type="#_x0000_t202" style="position:absolute;left:0;text-align:left;margin-left:14.05pt;margin-top:132.25pt;width:422.25pt;height:.05pt;z-index:-251655168;visibility:visible;mso-wrap-style:square;mso-wrap-distance-left:9pt;mso-wrap-distance-top:0;mso-wrap-distance-right:9pt;mso-wrap-distance-bottom:0;mso-position-horizontal:absolute;mso-position-horizontal-relative:text;mso-position-vertical:absolute;mso-position-vertical-relative:text;v-text-anchor:top" o:gfxdata="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" stroked="f">
+                <v:textbox style="mso-fit-shape-to-text:t" inset="0,0,0,0">
+                  <w:txbxContent>
+                    <w:p>
+                      <w:pPr>
+                        <w:pStyle w:val="Caption"/>
+                        <w:rPr>
+                          <w:noProof/>
+                        </w:rPr>
+                      </w:pPr>
+                      <w:r>
+                        <w:t xml:space="preserve">Figure </w:t>
+                      </w:r>
+                      <w:r>
+                        <w:fldChar w:fldCharType="begin"/>
+                      </w:r>
+                      <w:r>
+                        <w:instrText xml:space="preserve"> SEQ Figure \* ARABIC </w:instrText>
+                      </w:r>
+                      <w:r>
+                        <w:fldChar w:fldCharType="separate"/>
+                      </w:r>
+                      <w:r>
+                        <w:rPr>
+                          <w:noProof/>
+                        </w:rPr>
+                        <w:t>2</w:t>
+                      </w:r>
+                      <w:r>
+                        <w:rPr>
+                          <w:noProof/>
+                        </w:rPr>
+                        <w:fldChar w:fldCharType="end"/>
+                      </w:r>
+                      <w:r>
+                        <w:t xml:space="preserve"> Residual fusion in ConvNeXt</w:t>
+                      </w:r>
+                      <w:r>
+                        <w:t xml:space="preserve"> versus SpikingConvNeXt</w:t>
+                      </w:r>
+                      <w:r>
+                        <w:t xml:space="preserve"> in the TTFS spike-time domain</w:t>
+                      </w:r>
+                      <w:r>
+                        <w:t xml:space="preserve">. The minimum operator preserves earliest evidence; late or absent spikes are represented by clamping to </w:t>
+                      </w:r>
+                      <w:proofErr w:type="spellStart"/>
+                      <w:r>
+                        <w:t>t_max</w:t>
+                      </w:r>
+                      <w:proofErr w:type="spellEnd"/>
+                      <w:r>
+                        <w:t>.</w:t>
+                      </w:r>
+                    </w:p>
+                  </w:txbxContent>
+                </v:textbox>
+                <w10:wrap type="tight"/>
+              </v:shape>
+            </w:pict>
+          </mc:Fallback>
+        </mc:AlternateContent>
+      </w:r>
+      <w:r>
+        <w:rPr>
+          <w:noProof/>
+        </w:rPr>
+        <w:drawing>
+          <wp:anchor distT="0" distB="0" distL="114300" distR="114300" simplePos="0" relativeHeight="251658240" behindDoc="1" locked="0" layoutInCell="1" allowOverlap="1">
+            <wp:simplePos x="0" y="0"/>
+            <wp:positionH relativeFrom="column">
+              <wp:posOffset>178435</wp:posOffset>
+            </wp:positionH>
+            <wp:positionV relativeFrom="paragraph">
+              <wp:posOffset>2540</wp:posOffset>
+            </wp:positionV>
+            <wp:extent cx="5362575" cy="1624330"/>
+            <wp:effectExtent l="0" t="0" r="9525" b="0"/>
+            <wp:wrapTight wrapText="bothSides">
+              <wp:wrapPolygon edited="0">
+                <wp:start x="0" y="0"/>
+                <wp:lineTo x="0" y="21279"/>
+                <wp:lineTo x="21562" y="21279"/>
+                <wp:lineTo x="21562" y="0"/>
+                <wp:lineTo x="0" y="0"/>
+              </wp:wrapPolygon>
+            </wp:wrapTight>
+            <wp:docPr id="17" name="Picture 17" descr="C:\Users\ITSpadana\Downloads\download (1).png"/>
+            <wp:cNvGraphicFramePr>
+              <a:graphicFrameLocks xmlns:a="http://schemas.openxmlformats.org/drawingml/2006/main" noChangeAspect="1"/>
+            </wp:cNvGraphicFramePr>
+            <a:graphic xmlns:a="http://schemas.openxmlformats.org/drawingml/2006/main">
+              <a:graphicData uri="http://schemas.openxmlformats.org/drawingml/2006/picture">
+                <pic:pic xmlns:pic="http://schemas.openxmlformats.org/drawingml/2006/picture">
+                  <pic:nvPicPr>
+                    <pic:cNvPr id="0" name="Picture 6" descr="C:\Users\ITSpadana\Downloads\download (1).png"/>
+                    <pic:cNvPicPr>
+                      <a:picLocks noChangeAspect="1" noChangeArrowheads="1"/>
+                    </pic:cNvPicPr>
+                  </pic:nvPicPr>
+                  <pic:blipFill>
+                    <a:blip r:embed="rId7">
+                      <a:extLst>
+                        <a:ext uri="{28A0092B-C50C-407E-A947-70E740481C1C}">
+                          <a14:useLocalDpi xmlns:a14="http://schemas.microsoft.com/office/drawing/2010/main" val="0"/>
+                        </a:ext>
+                      </a:extLst>
+                    </a:blip>
+                    <a:srcRect/>
+                    <a:stretch>
+                      <a:fillRect/>
+                    </a:stretch>
+                  </pic:blipFill>
+                  <pic:spPr bwMode="auto">
+                    <a:xfrm>
+                      <a:off x="0" y="0"/>
+                      <a:ext cx="5362575" cy="1624330"/>
+                    </a:xfrm>
+                    <a:prstGeom prst="rect">
+                      <a:avLst/>
+                    </a:prstGeom>
+                    <a:noFill/>
+                    <a:ln>
+                      <a:noFill/>
+                    </a:ln>
+                  </pic:spPr>
+                </pic:pic>
+              </a:graphicData>
+            </a:graphic>
+            <wp14:sizeRelH relativeFrom="margin">
+              <wp14:pctWidth>0</wp14:pctWidth>
+            </wp14:sizeRelH>
+            <wp14:sizeRelV relativeFrom="margin">
+              <wp14:pctHeight>0</wp14:pctHeight>
+            </wp14:sizeRelV>
+          </wp:anchor>
+        </w:drawing>
+      </w:r>
+      <w:r>
         <w:t xml:space="preserve">Under this encoding, higher intensity values correspond to earlier spike times. Spike times clamped to </w:t>
       </w:r>
       <w:proofErr w:type="spellStart"/>
@@ -1004,10 +1304,7 @@
         <w:jc w:val="lowKashida"/>
       </w:pPr>
       <w:r>
-        <w:t>To implement pointwise transformations in the TTFS domain, we compute output spike times directly from input spike times using an analytic mapping. Let</w:t>
-      </w:r>
-      <w:r>
-        <w:t xml:space="preserve">  </w:t>
+        <w:t xml:space="preserve">To implement pointwise transformations in the TTFS domain, we compute output spike times directly from input spike times using an analytic mapping. Let  </w:t>
       </w:r>
       <m:oMath>
         <m:sSub>
@@ -1121,13 +1418,7 @@
         </m:r>
       </m:oMath>
       <w:r>
-        <w:t xml:space="preserve"> </w:t>
-      </w:r>
-      <w:r>
-        <w:t>denote the input spike times,</w:t>
-      </w:r>
-      <w:r>
-        <w:t xml:space="preserve"> </w:t>
+        <w:t xml:space="preserve"> denote the input spike times, </w:t>
       </w:r>
       <m:oMath>
         <m:r>
@@ -1252,13 +1543,7 @@
         </m:r>
       </m:oMath>
       <w:r>
-        <w:t xml:space="preserve"> t</w:t>
-      </w:r>
-      <w:r>
-        <w:t>he weight matrix, and</w:t>
-      </w:r>
-      <w:r>
-        <w:t xml:space="preserve">      </w:t>
+        <w:t xml:space="preserve"> the weight matrix, and      </w:t>
       </w:r>
       <m:oMath>
         <m:r>
@@ -1347,10 +1632,7 @@
         </m:r>
       </m:oMath>
       <w:r>
-        <w:t xml:space="preserve">  </w:t>
-      </w:r>
-      <w:r>
-        <w:t>a learnable per-output delay. The mapping is defined as</w:t>
+        <w:t xml:space="preserve">  a learnable per-output delay. The mapping is defined as</w:t>
       </w:r>
       <w:r>
         <w:t>:</w:t>
@@ -1510,13 +1792,7 @@
             <w:rPr>
               <w:rFonts w:ascii="Cambria Math" w:hAnsi="Cambria Math"/>
             </w:rPr>
-            <m:t xml:space="preserve">  </m:t>
-          </m:r>
-          <m:r>
-            <w:rPr>
-              <w:rFonts w:ascii="Cambria Math" w:hAnsi="Cambria Math"/>
-            </w:rPr>
-            <m:t>,</m:t>
+            <m:t xml:space="preserve">  ,</m:t>
           </m:r>
         </m:oMath>
       </m:oMathPara>
@@ -1634,13 +1910,7 @@
             <w:rPr>
               <w:rFonts w:ascii="Cambria Math" w:hAnsi="Cambria Math"/>
             </w:rPr>
-            <m:t xml:space="preserve">  , </m:t>
-          </m:r>
-          <m:r>
-            <w:rPr>
-              <w:rFonts w:ascii="Cambria Math" w:hAnsi="Cambria Math"/>
-            </w:rPr>
-            <m:t xml:space="preserve"> </m:t>
+            <m:t xml:space="preserve">  ,  </m:t>
           </m:r>
         </m:oMath>
       </m:oMathPara>
@@ -1843,13 +2113,11 @@
       <w:pPr>
         <w:jc w:val="lowKashida"/>
       </w:pPr>
-      <w:proofErr w:type="gramStart"/>
-      <w:r>
-        <w:t>rather</w:t>
-      </w:r>
-      <w:proofErr w:type="gramEnd"/>
-      <w:r>
-        <w:t xml:space="preserve"> than ANN-style addition. This operator preserves the earliest evidence between the shortcut and transformed paths, which aligns with TTFS semantics where earlier spike times indicate stronger evidence. </w:t>
+      <w:r>
+        <w:t>R</w:t>
+      </w:r>
+      <w:r>
+        <w:t xml:space="preserve">ather than ANN-style addition. This operator preserves the earliest evidence between the shortcut and transformed paths, which aligns with TTFS semantics where earlier spike times indicate stronger evidence. </w:t>
       </w:r>
       <w:r>
         <w:rPr>
@@ -1869,10 +2137,7 @@
         <w:pStyle w:val="Heading2"/>
       </w:pPr>
       <w:r>
-        <w:t>2.4</w:t>
-      </w:r>
-      <w:r>
-        <w:t>. Sparsity Control and Measurement</w:t>
+        <w:t>2.4. Sparsity Control and Measurement</w:t>
       </w:r>
     </w:p>
     <w:p>
@@ -1889,82 +2154,6 @@
         <w:spacing w:before="100" w:beforeAutospacing="1" w:after="100" w:afterAutospacing="1" w:line="240" w:lineRule="auto"/>
         <w:jc w:val="lowKashida"/>
       </w:pPr>
-      <w:r>
-        <w:rPr>
-          <w:noProof/>
-        </w:rPr>
-        <w:lastRenderedPageBreak/>
-        <w:drawing>
-          <wp:anchor distT="0" distB="0" distL="114300" distR="114300" simplePos="0" relativeHeight="251662848" behindDoc="1" locked="0" layoutInCell="1" allowOverlap="1">
-            <wp:simplePos x="0" y="0"/>
-            <wp:positionH relativeFrom="column">
-              <wp:posOffset>340841</wp:posOffset>
-            </wp:positionH>
-            <wp:positionV relativeFrom="paragraph">
-              <wp:posOffset>-3107</wp:posOffset>
-            </wp:positionV>
-            <wp:extent cx="5362575" cy="1624330"/>
-            <wp:effectExtent l="0" t="0" r="9525" b="0"/>
-            <wp:wrapTight wrapText="bothSides">
-              <wp:wrapPolygon edited="0">
-                <wp:start x="0" y="0"/>
-                <wp:lineTo x="0" y="21279"/>
-                <wp:lineTo x="21562" y="21279"/>
-                <wp:lineTo x="21562" y="0"/>
-                <wp:lineTo x="0" y="0"/>
-              </wp:wrapPolygon>
-            </wp:wrapTight>
-            <wp:docPr id="17" name="Picture 17" descr="C:\Users\ITSpadana\Downloads\download (1).png"/>
-            <wp:cNvGraphicFramePr>
-              <a:graphicFrameLocks xmlns:a="http://schemas.openxmlformats.org/drawingml/2006/main" noChangeAspect="1"/>
-            </wp:cNvGraphicFramePr>
-            <a:graphic xmlns:a="http://schemas.openxmlformats.org/drawingml/2006/main">
-              <a:graphicData uri="http://schemas.openxmlformats.org/drawingml/2006/picture">
-                <pic:pic xmlns:pic="http://schemas.openxmlformats.org/drawingml/2006/picture">
-                  <pic:nvPicPr>
-                    <pic:cNvPr id="0" name="Picture 6" descr="C:\Users\ITSpadana\Downloads\download (1).png"/>
-                    <pic:cNvPicPr>
-                      <a:picLocks noChangeAspect="1" noChangeArrowheads="1"/>
-                    </pic:cNvPicPr>
-                  </pic:nvPicPr>
-                  <pic:blipFill>
-                    <a:blip r:embed="rId7">
-                      <a:extLst>
-                        <a:ext uri="{28A0092B-C50C-407E-A947-70E740481C1C}">
-                          <a14:useLocalDpi xmlns:a14="http://schemas.microsoft.com/office/drawing/2010/main" val="0"/>
-                        </a:ext>
-                      </a:extLst>
-                    </a:blip>
-                    <a:srcRect/>
-                    <a:stretch>
-                      <a:fillRect/>
-                    </a:stretch>
-                  </pic:blipFill>
-                  <pic:spPr bwMode="auto">
-                    <a:xfrm>
-                      <a:off x="0" y="0"/>
-                      <a:ext cx="5362575" cy="1624330"/>
-                    </a:xfrm>
-                    <a:prstGeom prst="rect">
-                      <a:avLst/>
-                    </a:prstGeom>
-                    <a:noFill/>
-                    <a:ln>
-                      <a:noFill/>
-                    </a:ln>
-                  </pic:spPr>
-                </pic:pic>
-              </a:graphicData>
-            </a:graphic>
-            <wp14:sizeRelH relativeFrom="margin">
-              <wp14:pctWidth>0</wp14:pctWidth>
-            </wp14:sizeRelH>
-            <wp14:sizeRelV relativeFrom="margin">
-              <wp14:pctHeight>0</wp14:pctHeight>
-            </wp14:sizeRelV>
-          </wp:anchor>
-        </w:drawing>
-      </w:r>
       <w:r>
         <w:rPr>
           <w:rStyle w:val="Strong"/>
@@ -2083,7 +2272,7 @@
         <w:rPr>
           <w:rStyle w:val="Strong"/>
         </w:rPr>
-        <w:t>on-negative pointwise weights</w:t>
+        <w:t>on-negative weights</w:t>
       </w:r>
       <w:r>
         <w:rPr>
@@ -2092,13 +2281,7 @@
         <w:t xml:space="preserve">. </w:t>
       </w:r>
       <w:r>
-        <w:t>We optionally constrain the pointwise</w:t>
-      </w:r>
-      <w:r>
-        <w:t xml:space="preserve"> weights to be non-negative (</w:t>
-      </w:r>
-      <w:r>
-        <w:t>via a ReLU projection). Since</w:t>
+        <w:t>We optionally constrain the pointwise weights to be non-negative (via a ReLU projection). Since</w:t>
       </w:r>
       <m:oMath>
         <m:r>
@@ -2116,13 +2299,7 @@
           <w:rPr>
             <w:rFonts w:ascii="Cambria Math" w:hAnsi="Cambria Math"/>
           </w:rPr>
-          <m:t>W≥0</m:t>
-        </m:r>
-        <m:r>
-          <w:rPr>
-            <w:rFonts w:ascii="Cambria Math" w:hAnsi="Cambria Math"/>
-          </w:rPr>
-          <m:t xml:space="preserve">, </m:t>
+          <m:t xml:space="preserve">W≥0, </m:t>
         </m:r>
       </m:oMath>
       <w:r>
@@ -2137,10 +2314,7 @@
         </m:r>
       </m:oMath>
       <w:r>
-        <w:t xml:space="preserve"> toward non-negative shifts, thereby moving output spike times toward later values. Consequently, a larger fraction of outputs exceed</w:t>
-      </w:r>
-      <w:r>
-        <w:t xml:space="preserve"> </w:t>
+        <w:t xml:space="preserve"> toward non-negative shifts, thereby moving output spike times toward later values. Consequently, a larger fraction of outputs exceed </w:t>
       </w:r>
       <w:proofErr w:type="spellStart"/>
       <w:r>
@@ -2160,13 +2334,7 @@
         <w:rPr>
           <w:rStyle w:val="vlist-s"/>
         </w:rPr>
-        <w:t>​</w:t>
-      </w:r>
-      <w:r>
-        <w:rPr>
-          <w:rStyle w:val="vlist-s"/>
-        </w:rPr>
-        <w:t xml:space="preserve"> </w:t>
+        <w:t xml:space="preserve">​ </w:t>
       </w:r>
       <w:r>
         <w:t xml:space="preserve"> and are clamped to </w:t>
@@ -2205,7 +2373,11 @@
         <w:pStyle w:val="Heading1"/>
       </w:pPr>
       <w:r>
-        <w:t xml:space="preserve">4. </w:t>
+        <w:lastRenderedPageBreak/>
+        <w:t>3</w:t>
+      </w:r>
+      <w:r>
+        <w:t xml:space="preserve">. </w:t>
       </w:r>
       <w:r>
         <w:t xml:space="preserve">Experimental </w:t>
@@ -2219,16 +2391,10 @@
         <w:pStyle w:val="Heading2"/>
       </w:pPr>
       <w:r>
-        <w:t>4.</w:t>
-      </w:r>
-      <w:r>
-        <w:t>1</w:t>
-      </w:r>
-      <w:r>
-        <w:t xml:space="preserve">. </w:t>
-      </w:r>
-      <w:r>
-        <w:t>Implementation Details</w:t>
+        <w:t>3</w:t>
+      </w:r>
+      <w:r>
+        <w:t>.1. Implementation Details</w:t>
       </w:r>
     </w:p>
     <w:p>
@@ -2247,7 +2413,10 @@
         <w:pStyle w:val="Heading2"/>
       </w:pPr>
       <w:r>
-        <w:t>4.2. Datasets</w:t>
+        <w:t>3</w:t>
+      </w:r>
+      <w:r>
+        <w:t>.2. Datasets</w:t>
       </w:r>
     </w:p>
     <w:p>
@@ -2284,78 +2453,65 @@
         <w:pStyle w:val="Heading2"/>
       </w:pPr>
       <w:r>
-        <w:t>4.3</w:t>
-      </w:r>
-      <w:r>
-        <w:t xml:space="preserve">. </w:t>
-      </w:r>
-      <w:r>
-        <w:t>Comparison Experiments and Analysis</w:t>
+        <w:t>3</w:t>
+      </w:r>
+      <w:r>
+        <w:t>.3. Comparison Experiments and Analysis</w:t>
+      </w:r>
+    </w:p>
+    <w:p>
+      <w:r>
+        <w:t>We conduct a comprehensive evaluation of the proposed SpikingConvNeXt against representative spiking and non-spiking neural network baselines on the CIFAR-10 and CIFAR-100 benchmarks. All models are assessed using top-1 classification accuracy on the official test sets. For spiking models, we also report the </w:t>
+      </w:r>
+      <w:r>
+        <w:t>activation sparsity</w:t>
+      </w:r>
+      <w:r>
+        <w:t>, defined as the average proportion of neurons that remain silent throughout inference, to characterize the fundamental efficiency–accuracy trade-off inherent to event-driven computation.</w:t>
       </w:r>
     </w:p>
     <w:p>
       <w:pPr>
-        <w:jc w:val="lowKashida"/>
+        <w:jc w:val="center"/>
       </w:pPr>
       <w:r>
-        <w:t>We conduct comparison experiments to evaluate the performance of the proposed method against representative spiking and non-spiking neural network baselines on the CIFAR-10 and CIFAR-100 benchmarks. All methods are evaluated using top-1 classification accuracy on the official test sets. For spiking models, we additionally report activation sparsity, defined as the proportion of neurons that remain silent during inference, in order to characterize the efficiency–accuracy trade-off.</w:t>
-      </w:r>
-    </w:p>
-    <w:p>
-      <w:pPr>
-        <w:jc w:val="lowKashida"/>
-      </w:pPr>
-      <w:r>
-        <w:t xml:space="preserve">Table 1 summarizes the comparison results. The proposed method achieves higher classification accuracy than existing spiking baselines on CIFAR-10 while maintaining a high level of activation sparsity. Compared with conventional ANN baselines, our method demonstrates that spiking networks can achieve competitive or superior accuracy while preserving sparse neural </w:t>
-      </w:r>
-      <w:r>
-        <w:lastRenderedPageBreak/>
-        <w:t>activity. These results validate the effectiveness of the proposed design in improving classification performance without sacrificing the efficiency advantages of spiking computation. A detailed analysis of individual components and design choices is presented in the ablation study (Section 4.4).</w:t>
-      </w:r>
-    </w:p>
-    <w:p>
-      <w:r>
-        <w:t>Table 1. Test accuracy and activation sparsit</w:t>
-      </w:r>
-      <w:r>
-        <w:t>y</w:t>
+        <w:t>Table 1. Test accuracy and activation sparsity</w:t>
       </w:r>
     </w:p>
     <w:tbl>
       <w:tblPr>
-        <w:tblStyle w:val="TableGrid"/>
+        <w:tblStyle w:val="PlainTable2"/>
         <w:tblW w:w="0" w:type="auto"/>
-        <w:jc w:val="center"/>
         <w:tblLook w:val="04A0" w:firstRow="1" w:lastRow="0" w:firstColumn="1" w:lastColumn="0" w:noHBand="0" w:noVBand="1"/>
       </w:tblPr>
       <w:tblGrid>
-        <w:gridCol w:w="1116"/>
-        <w:gridCol w:w="807"/>
-        <w:gridCol w:w="807"/>
-        <w:gridCol w:w="807"/>
-        <w:gridCol w:w="807"/>
+        <w:gridCol w:w="2413"/>
+        <w:gridCol w:w="1644"/>
+        <w:gridCol w:w="1660"/>
+        <w:gridCol w:w="1649"/>
+        <w:gridCol w:w="1660"/>
       </w:tblGrid>
       <w:tr>
         <w:trPr>
-          <w:trHeight w:val="421"/>
-          <w:jc w:val="center"/>
+          <w:cnfStyle w:val="100000000000" w:firstRow="1" w:lastRow="0" w:firstColumn="0" w:lastColumn="0" w:oddVBand="0" w:evenVBand="0" w:oddHBand="0" w:evenHBand="0" w:firstRowFirstColumn="0" w:firstRowLastColumn="0" w:lastRowFirstColumn="0" w:lastRowLastColumn="0"/>
+          <w:trHeight w:val="360"/>
         </w:trPr>
         <w:tc>
           <w:tcPr>
-            <w:tcW w:w="1116" w:type="dxa"/>
+            <w:cnfStyle w:val="001000000000" w:firstRow="0" w:lastRow="0" w:firstColumn="1" w:lastColumn="0" w:oddVBand="0" w:evenVBand="0" w:oddHBand="0" w:evenHBand="0" w:firstRowFirstColumn="0" w:firstRowLastColumn="0" w:lastRowFirstColumn="0" w:lastRowLastColumn="0"/>
+            <w:tcW w:w="2465" w:type="dxa"/>
             <w:vMerge w:val="restart"/>
+            <w:vAlign w:val="center"/>
           </w:tcPr>
           <w:p>
             <w:pPr>
               <w:rPr>
-                <w:sz w:val="18"/>
-                <w:szCs w:val="20"/>
+                <w:szCs w:val="24"/>
               </w:rPr>
             </w:pPr>
             <w:r>
               <w:rPr>
-                <w:sz w:val="18"/>
-                <w:szCs w:val="20"/>
+                <w:szCs w:val="24"/>
               </w:rPr>
               <w:t>Method</w:t>
             </w:r>
@@ -2363,81 +2519,85 @@
         </w:tc>
         <w:tc>
           <w:tcPr>
-            <w:tcW w:w="1614" w:type="dxa"/>
+            <w:tcW w:w="3386" w:type="dxa"/>
             <w:gridSpan w:val="2"/>
+            <w:vAlign w:val="center"/>
           </w:tcPr>
           <w:p>
             <w:pPr>
+              <w:jc w:val="center"/>
+              <w:cnfStyle w:val="100000000000" w:firstRow="1" w:lastRow="0" w:firstColumn="0" w:lastColumn="0" w:oddVBand="0" w:evenVBand="0" w:oddHBand="0" w:evenHBand="0" w:firstRowFirstColumn="0" w:firstRowLastColumn="0" w:lastRowFirstColumn="0" w:lastRowLastColumn="0"/>
               <w:rPr>
-                <w:sz w:val="18"/>
-                <w:szCs w:val="20"/>
+                <w:szCs w:val="24"/>
               </w:rPr>
             </w:pPr>
             <w:r>
               <w:rPr>
-                <w:sz w:val="18"/>
-                <w:szCs w:val="20"/>
+                <w:szCs w:val="24"/>
               </w:rPr>
-              <w:t xml:space="preserve">CIFAR-10 </w:t>
+              <w:t>CIFAR-10</w:t>
             </w:r>
           </w:p>
         </w:tc>
         <w:tc>
           <w:tcPr>
-            <w:tcW w:w="1614" w:type="dxa"/>
+            <w:tcW w:w="3391" w:type="dxa"/>
             <w:gridSpan w:val="2"/>
+            <w:vAlign w:val="center"/>
           </w:tcPr>
           <w:p>
             <w:pPr>
+              <w:jc w:val="center"/>
+              <w:cnfStyle w:val="100000000000" w:firstRow="1" w:lastRow="0" w:firstColumn="0" w:lastColumn="0" w:oddVBand="0" w:evenVBand="0" w:oddHBand="0" w:evenHBand="0" w:firstRowFirstColumn="0" w:firstRowLastColumn="0" w:lastRowFirstColumn="0" w:lastRowLastColumn="0"/>
               <w:rPr>
-                <w:sz w:val="18"/>
-                <w:szCs w:val="20"/>
+                <w:szCs w:val="24"/>
               </w:rPr>
             </w:pPr>
             <w:r>
               <w:rPr>
-                <w:sz w:val="18"/>
-                <w:szCs w:val="20"/>
+                <w:szCs w:val="24"/>
               </w:rPr>
-              <w:t xml:space="preserve">CIFAR-100 </w:t>
+              <w:t>CIFAR-100</w:t>
             </w:r>
           </w:p>
         </w:tc>
       </w:tr>
       <w:tr>
         <w:trPr>
-          <w:trHeight w:val="408"/>
-          <w:jc w:val="center"/>
+          <w:cnfStyle w:val="000000100000" w:firstRow="0" w:lastRow="0" w:firstColumn="0" w:lastColumn="0" w:oddVBand="0" w:evenVBand="0" w:oddHBand="1" w:evenHBand="0" w:firstRowFirstColumn="0" w:firstRowLastColumn="0" w:lastRowFirstColumn="0" w:lastRowLastColumn="0"/>
+          <w:trHeight w:val="360"/>
         </w:trPr>
         <w:tc>
           <w:tcPr>
-            <w:tcW w:w="1116" w:type="dxa"/>
+            <w:cnfStyle w:val="001000000000" w:firstRow="0" w:lastRow="0" w:firstColumn="1" w:lastColumn="0" w:oddVBand="0" w:evenVBand="0" w:oddHBand="0" w:evenHBand="0" w:firstRowFirstColumn="0" w:firstRowLastColumn="0" w:lastRowFirstColumn="0" w:lastRowLastColumn="0"/>
+            <w:tcW w:w="2465" w:type="dxa"/>
             <w:vMerge/>
+            <w:vAlign w:val="center"/>
           </w:tcPr>
           <w:p>
             <w:pPr>
               <w:rPr>
-                <w:sz w:val="18"/>
-                <w:szCs w:val="20"/>
+                <w:szCs w:val="24"/>
               </w:rPr>
             </w:pPr>
           </w:p>
         </w:tc>
         <w:tc>
           <w:tcPr>
-            <w:tcW w:w="807" w:type="dxa"/>
+            <w:tcW w:w="1690" w:type="dxa"/>
+            <w:vAlign w:val="center"/>
           </w:tcPr>
           <w:p>
             <w:pPr>
+              <w:jc w:val="center"/>
+              <w:cnfStyle w:val="000000100000" w:firstRow="0" w:lastRow="0" w:firstColumn="0" w:lastColumn="0" w:oddVBand="0" w:evenVBand="0" w:oddHBand="1" w:evenHBand="0" w:firstRowFirstColumn="0" w:firstRowLastColumn="0" w:lastRowFirstColumn="0" w:lastRowLastColumn="0"/>
               <w:rPr>
-                <w:sz w:val="18"/>
-                <w:szCs w:val="20"/>
+                <w:szCs w:val="24"/>
               </w:rPr>
             </w:pPr>
             <w:r>
               <w:rPr>
-                <w:sz w:val="18"/>
-                <w:szCs w:val="20"/>
+                <w:szCs w:val="24"/>
               </w:rPr>
               <w:t>Acc. (%)</w:t>
             </w:r>
@@ -2445,19 +2605,20 @@
         </w:tc>
         <w:tc>
           <w:tcPr>
-            <w:tcW w:w="807" w:type="dxa"/>
+            <w:tcW w:w="1696" w:type="dxa"/>
+            <w:vAlign w:val="center"/>
           </w:tcPr>
           <w:p>
             <w:pPr>
+              <w:jc w:val="center"/>
+              <w:cnfStyle w:val="000000100000" w:firstRow="0" w:lastRow="0" w:firstColumn="0" w:lastColumn="0" w:oddVBand="0" w:evenVBand="0" w:oddHBand="1" w:evenHBand="0" w:firstRowFirstColumn="0" w:firstRowLastColumn="0" w:lastRowFirstColumn="0" w:lastRowLastColumn="0"/>
               <w:rPr>
-                <w:sz w:val="18"/>
-                <w:szCs w:val="20"/>
+                <w:szCs w:val="24"/>
               </w:rPr>
             </w:pPr>
             <w:r>
               <w:rPr>
-                <w:sz w:val="18"/>
-                <w:szCs w:val="20"/>
+                <w:szCs w:val="24"/>
               </w:rPr>
               <w:t>Sparsity (%)</w:t>
             </w:r>
@@ -2465,19 +2626,20 @@
         </w:tc>
         <w:tc>
           <w:tcPr>
-            <w:tcW w:w="807" w:type="dxa"/>
+            <w:tcW w:w="1695" w:type="dxa"/>
+            <w:vAlign w:val="center"/>
           </w:tcPr>
           <w:p>
             <w:pPr>
+              <w:jc w:val="center"/>
+              <w:cnfStyle w:val="000000100000" w:firstRow="0" w:lastRow="0" w:firstColumn="0" w:lastColumn="0" w:oddVBand="0" w:evenVBand="0" w:oddHBand="1" w:evenHBand="0" w:firstRowFirstColumn="0" w:firstRowLastColumn="0" w:lastRowFirstColumn="0" w:lastRowLastColumn="0"/>
               <w:rPr>
-                <w:sz w:val="18"/>
-                <w:szCs w:val="20"/>
+                <w:szCs w:val="24"/>
               </w:rPr>
             </w:pPr>
             <w:r>
               <w:rPr>
-                <w:sz w:val="18"/>
-                <w:szCs w:val="20"/>
+                <w:szCs w:val="24"/>
               </w:rPr>
               <w:t>Acc. (%)</w:t>
             </w:r>
@@ -2485,19 +2647,20 @@
         </w:tc>
         <w:tc>
           <w:tcPr>
-            <w:tcW w:w="807" w:type="dxa"/>
+            <w:tcW w:w="1696" w:type="dxa"/>
+            <w:vAlign w:val="center"/>
           </w:tcPr>
           <w:p>
             <w:pPr>
+              <w:jc w:val="center"/>
+              <w:cnfStyle w:val="000000100000" w:firstRow="0" w:lastRow="0" w:firstColumn="0" w:lastColumn="0" w:oddVBand="0" w:evenVBand="0" w:oddHBand="1" w:evenHBand="0" w:firstRowFirstColumn="0" w:firstRowLastColumn="0" w:lastRowFirstColumn="0" w:lastRowLastColumn="0"/>
               <w:rPr>
-                <w:sz w:val="18"/>
-                <w:szCs w:val="20"/>
+                <w:szCs w:val="24"/>
               </w:rPr>
             </w:pPr>
             <w:r>
               <w:rPr>
-                <w:sz w:val="18"/>
-                <w:szCs w:val="20"/>
+                <w:szCs w:val="24"/>
               </w:rPr>
               <w:t>Sparsity (%)</w:t>
             </w:r>
@@ -2506,52 +2669,64 @@
       </w:tr>
       <w:tr>
         <w:trPr>
-          <w:jc w:val="center"/>
+          <w:trHeight w:val="360"/>
         </w:trPr>
         <w:tc>
           <w:tcPr>
-            <w:tcW w:w="1116" w:type="dxa"/>
+            <w:cnfStyle w:val="001000000000" w:firstRow="0" w:lastRow="0" w:firstColumn="1" w:lastColumn="0" w:oddVBand="0" w:evenVBand="0" w:oddHBand="0" w:evenHBand="0" w:firstRowFirstColumn="0" w:firstRowLastColumn="0" w:lastRowFirstColumn="0" w:lastRowLastColumn="0"/>
+            <w:tcW w:w="2465" w:type="dxa"/>
+            <w:vAlign w:val="center"/>
           </w:tcPr>
           <w:p>
             <w:pPr>
               <w:rPr>
-                <w:sz w:val="18"/>
-                <w:szCs w:val="20"/>
+                <w:szCs w:val="24"/>
               </w:rPr>
             </w:pPr>
             <w:proofErr w:type="spellStart"/>
             <w:r>
               <w:rPr>
-                <w:sz w:val="18"/>
-                <w:szCs w:val="20"/>
+                <w:szCs w:val="24"/>
               </w:rPr>
               <w:t>Nazari</w:t>
             </w:r>
             <w:proofErr w:type="spellEnd"/>
             <w:r>
               <w:rPr>
-                <w:sz w:val="18"/>
-                <w:szCs w:val="20"/>
+                <w:szCs w:val="24"/>
               </w:rPr>
-              <w:t xml:space="preserve"> et al. [placeholder ref]</w:t>
+              <w:t xml:space="preserve"> et al. [</w:t>
+            </w:r>
+            <w:r>
+              <w:rPr>
+                <w:szCs w:val="24"/>
+              </w:rPr>
+              <w:t>22</w:t>
+            </w:r>
+            <w:r>
+              <w:rPr>
+                <w:szCs w:val="24"/>
+              </w:rPr>
+              <w:t>]</w:t>
             </w:r>
           </w:p>
         </w:tc>
         <w:tc>
           <w:tcPr>
-            <w:tcW w:w="807" w:type="dxa"/>
+            <w:tcW w:w="1690" w:type="dxa"/>
+            <w:vAlign w:val="center"/>
           </w:tcPr>
           <w:p>
             <w:pPr>
+              <w:jc w:val="center"/>
+              <w:cnfStyle w:val="000000000000" w:firstRow="0" w:lastRow="0" w:firstColumn="0" w:lastColumn="0" w:oddVBand="0" w:evenVBand="0" w:oddHBand="0" w:evenHBand="0" w:firstRowFirstColumn="0" w:firstRowLastColumn="0" w:lastRowFirstColumn="0" w:lastRowLastColumn="0"/>
               <w:rPr>
-                <w:sz w:val="18"/>
-                <w:szCs w:val="20"/>
+                <w:szCs w:val="24"/>
               </w:rPr>
             </w:pPr>
             <w:r>
               <w:rPr>
-                <w:sz w:val="18"/>
-                <w:szCs w:val="20"/>
+                <w:szCs w:val="24"/>
               </w:rPr>
               <w:t>93.60</w:t>
             </w:r>
@@ -2559,19 +2734,20 @@
         </w:tc>
         <w:tc>
           <w:tcPr>
-            <w:tcW w:w="807" w:type="dxa"/>
+            <w:tcW w:w="1696" w:type="dxa"/>
+            <w:vAlign w:val="center"/>
           </w:tcPr>
           <w:p>
             <w:pPr>
+              <w:jc w:val="center"/>
+              <w:cnfStyle w:val="000000000000" w:firstRow="0" w:lastRow="0" w:firstColumn="0" w:lastColumn="0" w:oddVBand="0" w:evenVBand="0" w:oddHBand="0" w:evenHBand="0" w:firstRowFirstColumn="0" w:firstRowLastColumn="0" w:lastRowFirstColumn="0" w:lastRowLastColumn="0"/>
               <w:rPr>
-                <w:sz w:val="18"/>
-                <w:szCs w:val="20"/>
+                <w:szCs w:val="24"/>
               </w:rPr>
             </w:pPr>
             <w:r>
               <w:rPr>
-                <w:sz w:val="18"/>
-                <w:szCs w:val="20"/>
+                <w:szCs w:val="24"/>
               </w:rPr>
               <w:t>-</w:t>
             </w:r>
@@ -2579,93 +2755,96 @@
         </w:tc>
         <w:tc>
           <w:tcPr>
-            <w:tcW w:w="807" w:type="dxa"/>
+            <w:tcW w:w="1695" w:type="dxa"/>
+            <w:vAlign w:val="center"/>
           </w:tcPr>
           <w:p>
             <w:pPr>
+              <w:jc w:val="center"/>
+              <w:cnfStyle w:val="000000000000" w:firstRow="0" w:lastRow="0" w:firstColumn="0" w:lastColumn="0" w:oddVBand="0" w:evenVBand="0" w:oddHBand="0" w:evenHBand="0" w:firstRowFirstColumn="0" w:firstRowLastColumn="0" w:lastRowFirstColumn="0" w:lastRowLastColumn="0"/>
               <w:rPr>
-                <w:sz w:val="18"/>
-                <w:szCs w:val="20"/>
+                <w:szCs w:val="24"/>
               </w:rPr>
             </w:pPr>
             <w:r>
               <w:rPr>
-                <w:sz w:val="18"/>
-                <w:szCs w:val="20"/>
+                <w:szCs w:val="24"/>
               </w:rPr>
-              <w:t>&lt;TBD&gt;</w:t>
+              <w:t>75</w:t>
             </w:r>
           </w:p>
         </w:tc>
         <w:tc>
           <w:tcPr>
-            <w:tcW w:w="807" w:type="dxa"/>
+            <w:tcW w:w="1696" w:type="dxa"/>
+            <w:vAlign w:val="center"/>
           </w:tcPr>
           <w:p>
             <w:pPr>
+              <w:jc w:val="center"/>
+              <w:cnfStyle w:val="000000000000" w:firstRow="0" w:lastRow="0" w:firstColumn="0" w:lastColumn="0" w:oddVBand="0" w:evenVBand="0" w:oddHBand="0" w:evenHBand="0" w:firstRowFirstColumn="0" w:firstRowLastColumn="0" w:lastRowFirstColumn="0" w:lastRowLastColumn="0"/>
               <w:rPr>
-                <w:sz w:val="18"/>
-                <w:szCs w:val="20"/>
+                <w:szCs w:val="24"/>
               </w:rPr>
             </w:pPr>
             <w:r>
               <w:rPr>
-                <w:sz w:val="18"/>
-                <w:szCs w:val="20"/>
+                <w:szCs w:val="24"/>
               </w:rPr>
-              <w:t>&lt;TBD&gt;</w:t>
+              <w:t>-</w:t>
             </w:r>
           </w:p>
         </w:tc>
       </w:tr>
       <w:tr>
         <w:trPr>
-          <w:jc w:val="center"/>
+          <w:cnfStyle w:val="000000100000" w:firstRow="0" w:lastRow="0" w:firstColumn="0" w:lastColumn="0" w:oddVBand="0" w:evenVBand="0" w:oddHBand="1" w:evenHBand="0" w:firstRowFirstColumn="0" w:firstRowLastColumn="0" w:lastRowFirstColumn="0" w:lastRowLastColumn="0"/>
+          <w:trHeight w:val="360"/>
         </w:trPr>
         <w:tc>
           <w:tcPr>
-            <w:tcW w:w="1116" w:type="dxa"/>
+            <w:cnfStyle w:val="001000000000" w:firstRow="0" w:lastRow="0" w:firstColumn="1" w:lastColumn="0" w:oddVBand="0" w:evenVBand="0" w:oddHBand="0" w:evenHBand="0" w:firstRowFirstColumn="0" w:firstRowLastColumn="0" w:lastRowFirstColumn="0" w:lastRowLastColumn="0"/>
+            <w:tcW w:w="2465" w:type="dxa"/>
+            <w:vAlign w:val="center"/>
           </w:tcPr>
           <w:p>
             <w:pPr>
               <w:rPr>
-                <w:sz w:val="18"/>
-                <w:szCs w:val="20"/>
+                <w:szCs w:val="24"/>
               </w:rPr>
             </w:pPr>
             <w:proofErr w:type="spellStart"/>
             <w:r>
               <w:rPr>
-                <w:sz w:val="18"/>
-                <w:szCs w:val="20"/>
+                <w:szCs w:val="24"/>
               </w:rPr>
               <w:t>Simonyan</w:t>
             </w:r>
             <w:proofErr w:type="spellEnd"/>
             <w:r>
               <w:rPr>
-                <w:sz w:val="18"/>
-                <w:szCs w:val="20"/>
+                <w:szCs w:val="24"/>
               </w:rPr>
-              <w:t xml:space="preserve"> (ANN) []</w:t>
+              <w:t xml:space="preserve"> (ANN) </w:t>
             </w:r>
           </w:p>
         </w:tc>
         <w:tc>
           <w:tcPr>
-            <w:tcW w:w="807" w:type="dxa"/>
+            <w:tcW w:w="1690" w:type="dxa"/>
+            <w:vAlign w:val="center"/>
           </w:tcPr>
           <w:p>
             <w:pPr>
+              <w:jc w:val="center"/>
+              <w:cnfStyle w:val="000000100000" w:firstRow="0" w:lastRow="0" w:firstColumn="0" w:lastColumn="0" w:oddVBand="0" w:evenVBand="0" w:oddHBand="1" w:evenHBand="0" w:firstRowFirstColumn="0" w:firstRowLastColumn="0" w:lastRowFirstColumn="0" w:lastRowLastColumn="0"/>
               <w:rPr>
-                <w:sz w:val="18"/>
-                <w:szCs w:val="20"/>
+                <w:szCs w:val="24"/>
               </w:rPr>
             </w:pPr>
             <w:r>
               <w:rPr>
-                <w:sz w:val="18"/>
-                <w:szCs w:val="20"/>
+                <w:szCs w:val="24"/>
               </w:rPr>
               <w:t>93.56</w:t>
             </w:r>
@@ -2673,19 +2852,20 @@
         </w:tc>
         <w:tc>
           <w:tcPr>
-            <w:tcW w:w="807" w:type="dxa"/>
+            <w:tcW w:w="1696" w:type="dxa"/>
+            <w:vAlign w:val="center"/>
           </w:tcPr>
           <w:p>
             <w:pPr>
+              <w:jc w:val="center"/>
+              <w:cnfStyle w:val="000000100000" w:firstRow="0" w:lastRow="0" w:firstColumn="0" w:lastColumn="0" w:oddVBand="0" w:evenVBand="0" w:oddHBand="1" w:evenHBand="0" w:firstRowFirstColumn="0" w:firstRowLastColumn="0" w:lastRowFirstColumn="0" w:lastRowLastColumn="0"/>
               <w:rPr>
-                <w:sz w:val="18"/>
-                <w:szCs w:val="20"/>
+                <w:szCs w:val="24"/>
               </w:rPr>
             </w:pPr>
             <w:r>
               <w:rPr>
-                <w:sz w:val="18"/>
-                <w:szCs w:val="20"/>
+                <w:szCs w:val="24"/>
               </w:rPr>
               <w:t>0 (?)</w:t>
             </w:r>
@@ -2693,113 +2873,116 @@
         </w:tc>
         <w:tc>
           <w:tcPr>
-            <w:tcW w:w="807" w:type="dxa"/>
+            <w:tcW w:w="1695" w:type="dxa"/>
+            <w:vAlign w:val="center"/>
           </w:tcPr>
           <w:p>
             <w:pPr>
+              <w:jc w:val="center"/>
+              <w:cnfStyle w:val="000000100000" w:firstRow="0" w:lastRow="0" w:firstColumn="0" w:lastColumn="0" w:oddVBand="0" w:evenVBand="0" w:oddHBand="1" w:evenHBand="0" w:firstRowFirstColumn="0" w:firstRowLastColumn="0" w:lastRowFirstColumn="0" w:lastRowLastColumn="0"/>
               <w:rPr>
-                <w:sz w:val="18"/>
-                <w:szCs w:val="20"/>
+                <w:szCs w:val="24"/>
               </w:rPr>
             </w:pPr>
             <w:r>
               <w:rPr>
-                <w:sz w:val="18"/>
-                <w:szCs w:val="20"/>
+                <w:szCs w:val="24"/>
               </w:rPr>
-              <w:t>&lt;TBD&gt;</w:t>
+              <w:t>-</w:t>
             </w:r>
           </w:p>
         </w:tc>
         <w:tc>
           <w:tcPr>
-            <w:tcW w:w="807" w:type="dxa"/>
+            <w:tcW w:w="1696" w:type="dxa"/>
+            <w:vAlign w:val="center"/>
           </w:tcPr>
           <w:p>
             <w:pPr>
+              <w:jc w:val="center"/>
+              <w:cnfStyle w:val="000000100000" w:firstRow="0" w:lastRow="0" w:firstColumn="0" w:lastColumn="0" w:oddVBand="0" w:evenVBand="0" w:oddHBand="1" w:evenHBand="0" w:firstRowFirstColumn="0" w:firstRowLastColumn="0" w:lastRowFirstColumn="0" w:lastRowLastColumn="0"/>
               <w:rPr>
-                <w:sz w:val="18"/>
-                <w:szCs w:val="20"/>
+                <w:szCs w:val="24"/>
               </w:rPr>
             </w:pPr>
             <w:r>
               <w:rPr>
-                <w:sz w:val="18"/>
-                <w:szCs w:val="20"/>
+                <w:szCs w:val="24"/>
               </w:rPr>
-              <w:t>&lt;TBD&gt;</w:t>
+              <w:t>-</w:t>
             </w:r>
           </w:p>
         </w:tc>
       </w:tr>
       <w:tr>
         <w:trPr>
-          <w:jc w:val="center"/>
+          <w:trHeight w:val="360"/>
         </w:trPr>
         <w:tc>
           <w:tcPr>
-            <w:tcW w:w="1116" w:type="dxa"/>
+            <w:cnfStyle w:val="001000000000" w:firstRow="0" w:lastRow="0" w:firstColumn="1" w:lastColumn="0" w:oddVBand="0" w:evenVBand="0" w:oddHBand="0" w:evenHBand="0" w:firstRowFirstColumn="0" w:firstRowLastColumn="0" w:lastRowFirstColumn="0" w:lastRowLastColumn="0"/>
+            <w:tcW w:w="2465" w:type="dxa"/>
+            <w:vAlign w:val="center"/>
           </w:tcPr>
           <w:p>
             <w:pPr>
               <w:rPr>
-                <w:sz w:val="18"/>
-                <w:szCs w:val="20"/>
+                <w:szCs w:val="24"/>
               </w:rPr>
             </w:pPr>
             <w:proofErr w:type="spellStart"/>
             <w:r>
               <w:rPr>
-                <w:sz w:val="18"/>
-                <w:szCs w:val="20"/>
+                <w:szCs w:val="24"/>
               </w:rPr>
               <w:t>Stanojevic</w:t>
             </w:r>
             <w:proofErr w:type="spellEnd"/>
             <w:r>
               <w:rPr>
-                <w:sz w:val="18"/>
-                <w:szCs w:val="20"/>
+                <w:szCs w:val="24"/>
               </w:rPr>
-              <w:t xml:space="preserve"> et al. (TTFS baseline) [2]</w:t>
+              <w:t xml:space="preserve"> et al. [2]</w:t>
             </w:r>
           </w:p>
         </w:tc>
         <w:tc>
           <w:tcPr>
-            <w:tcW w:w="807" w:type="dxa"/>
+            <w:tcW w:w="1690" w:type="dxa"/>
+            <w:vAlign w:val="center"/>
           </w:tcPr>
           <w:p>
             <w:pPr>
+              <w:jc w:val="center"/>
+              <w:cnfStyle w:val="000000000000" w:firstRow="0" w:lastRow="0" w:firstColumn="0" w:lastColumn="0" w:oddVBand="0" w:evenVBand="0" w:oddHBand="0" w:evenHBand="0" w:firstRowFirstColumn="0" w:firstRowLastColumn="0" w:lastRowFirstColumn="0" w:lastRowLastColumn="0"/>
               <w:rPr>
-                <w:sz w:val="18"/>
-                <w:szCs w:val="20"/>
+                <w:szCs w:val="24"/>
               </w:rPr>
             </w:pPr>
             <w:r>
               <w:rPr>
-                <w:sz w:val="18"/>
-                <w:szCs w:val="20"/>
+                <w:szCs w:val="24"/>
               </w:rPr>
-              <w:t>93.59</w:t>
+              <w:t>93.69</w:t>
             </w:r>
           </w:p>
         </w:tc>
         <w:tc>
           <w:tcPr>
-            <w:tcW w:w="807" w:type="dxa"/>
+            <w:tcW w:w="1696" w:type="dxa"/>
+            <w:vAlign w:val="center"/>
           </w:tcPr>
           <w:p>
             <w:pPr>
+              <w:jc w:val="center"/>
+              <w:cnfStyle w:val="000000000000" w:firstRow="0" w:lastRow="0" w:firstColumn="0" w:lastColumn="0" w:oddVBand="0" w:evenVBand="0" w:oddHBand="0" w:evenHBand="0" w:firstRowFirstColumn="0" w:firstRowLastColumn="0" w:lastRowFirstColumn="0" w:lastRowLastColumn="0"/>
               <w:rPr>
-                <w:sz w:val="18"/>
-                <w:szCs w:val="20"/>
+                <w:szCs w:val="24"/>
               </w:rPr>
             </w:pPr>
             <w:r>
               <w:rPr>
-                <w:sz w:val="18"/>
-                <w:szCs w:val="20"/>
+                <w:szCs w:val="24"/>
               </w:rPr>
               <w:t>38.00</w:t>
             </w:r>
@@ -2807,84 +2990,436 @@
         </w:tc>
         <w:tc>
           <w:tcPr>
-            <w:tcW w:w="807" w:type="dxa"/>
+            <w:tcW w:w="1695" w:type="dxa"/>
+            <w:vAlign w:val="center"/>
           </w:tcPr>
           <w:p>
             <w:pPr>
+              <w:jc w:val="center"/>
+              <w:cnfStyle w:val="000000000000" w:firstRow="0" w:lastRow="0" w:firstColumn="0" w:lastColumn="0" w:oddVBand="0" w:evenVBand="0" w:oddHBand="0" w:evenHBand="0" w:firstRowFirstColumn="0" w:firstRowLastColumn="0" w:lastRowFirstColumn="0" w:lastRowLastColumn="0"/>
               <w:rPr>
-                <w:sz w:val="18"/>
-                <w:szCs w:val="20"/>
+                <w:szCs w:val="24"/>
               </w:rPr>
             </w:pPr>
             <w:r>
               <w:rPr>
-                <w:sz w:val="18"/>
-                <w:szCs w:val="20"/>
+                <w:szCs w:val="24"/>
               </w:rPr>
-              <w:t>&lt;TBD&gt;</w:t>
+              <w:t>72.23</w:t>
             </w:r>
           </w:p>
         </w:tc>
         <w:tc>
           <w:tcPr>
-            <w:tcW w:w="807" w:type="dxa"/>
+            <w:tcW w:w="1696" w:type="dxa"/>
+            <w:vAlign w:val="center"/>
           </w:tcPr>
           <w:p>
             <w:pPr>
+              <w:jc w:val="center"/>
+              <w:cnfStyle w:val="000000000000" w:firstRow="0" w:lastRow="0" w:firstColumn="0" w:lastColumn="0" w:oddVBand="0" w:evenVBand="0" w:oddHBand="0" w:evenHBand="0" w:firstRowFirstColumn="0" w:firstRowLastColumn="0" w:lastRowFirstColumn="0" w:lastRowLastColumn="0"/>
               <w:rPr>
-                <w:sz w:val="18"/>
-                <w:szCs w:val="20"/>
+                <w:szCs w:val="24"/>
               </w:rPr>
             </w:pPr>
             <w:r>
               <w:rPr>
-                <w:sz w:val="18"/>
-                <w:szCs w:val="20"/>
+                <w:szCs w:val="24"/>
               </w:rPr>
-              <w:t>&lt;TBD&gt;</w:t>
+              <w:t>38.00</w:t>
             </w:r>
           </w:p>
         </w:tc>
       </w:tr>
       <w:tr>
         <w:trPr>
-          <w:jc w:val="center"/>
+          <w:cnfStyle w:val="000000100000" w:firstRow="0" w:lastRow="0" w:firstColumn="0" w:lastColumn="0" w:oddVBand="0" w:evenVBand="0" w:oddHBand="1" w:evenHBand="0" w:firstRowFirstColumn="0" w:firstRowLastColumn="0" w:lastRowFirstColumn="0" w:lastRowLastColumn="0"/>
+          <w:trHeight w:val="360"/>
         </w:trPr>
         <w:tc>
           <w:tcPr>
-            <w:tcW w:w="1116" w:type="dxa"/>
+            <w:cnfStyle w:val="001000000000" w:firstRow="0" w:lastRow="0" w:firstColumn="1" w:lastColumn="0" w:oddVBand="0" w:evenVBand="0" w:oddHBand="0" w:evenHBand="0" w:firstRowFirstColumn="0" w:firstRowLastColumn="0" w:lastRowFirstColumn="0" w:lastRowLastColumn="0"/>
+            <w:tcW w:w="2465" w:type="dxa"/>
+            <w:vAlign w:val="center"/>
           </w:tcPr>
           <w:p>
             <w:pPr>
               <w:rPr>
-                <w:sz w:val="18"/>
-                <w:szCs w:val="20"/>
+                <w:szCs w:val="24"/>
               </w:rPr>
             </w:pPr>
             <w:r>
               <w:rPr>
-                <w:sz w:val="18"/>
-                <w:szCs w:val="20"/>
+                <w:szCs w:val="24"/>
               </w:rPr>
-              <w:t>Ours (SNN) Try 3-B (learnable delays)</w:t>
+              <w:t>Park et al.[</w:t>
+            </w:r>
+            <w:r>
+              <w:rPr>
+                <w:szCs w:val="24"/>
+              </w:rPr>
+              <w:t>23</w:t>
+            </w:r>
+            <w:r>
+              <w:rPr>
+                <w:szCs w:val="24"/>
+              </w:rPr>
+              <w:t>]</w:t>
             </w:r>
           </w:p>
         </w:tc>
         <w:tc>
           <w:tcPr>
-            <w:tcW w:w="807" w:type="dxa"/>
+            <w:tcW w:w="1690" w:type="dxa"/>
+            <w:vAlign w:val="center"/>
+          </w:tcPr>
+          <w:p>
+            <w:pPr>
+              <w:jc w:val="center"/>
+              <w:cnfStyle w:val="000000100000" w:firstRow="0" w:lastRow="0" w:firstColumn="0" w:lastColumn="0" w:oddVBand="0" w:evenVBand="0" w:oddHBand="1" w:evenHBand="0" w:firstRowFirstColumn="0" w:firstRowLastColumn="0" w:lastRowFirstColumn="0" w:lastRowLastColumn="0"/>
+              <w:rPr>
+                <w:szCs w:val="24"/>
+              </w:rPr>
+            </w:pPr>
+            <w:r>
+              <w:rPr>
+                <w:szCs w:val="24"/>
+              </w:rPr>
+              <w:t>91.90</w:t>
+            </w:r>
+          </w:p>
+        </w:tc>
+        <w:tc>
+          <w:tcPr>
+            <w:tcW w:w="1696" w:type="dxa"/>
+            <w:vAlign w:val="center"/>
+          </w:tcPr>
+          <w:p>
+            <w:pPr>
+              <w:jc w:val="center"/>
+              <w:cnfStyle w:val="000000100000" w:firstRow="0" w:lastRow="0" w:firstColumn="0" w:lastColumn="0" w:oddVBand="0" w:evenVBand="0" w:oddHBand="1" w:evenHBand="0" w:firstRowFirstColumn="0" w:firstRowLastColumn="0" w:lastRowFirstColumn="0" w:lastRowLastColumn="0"/>
+              <w:rPr>
+                <w:szCs w:val="24"/>
+              </w:rPr>
+            </w:pPr>
+            <w:r>
+              <w:rPr>
+                <w:szCs w:val="24"/>
+              </w:rPr>
+              <w:t>24.00</w:t>
+            </w:r>
+          </w:p>
+        </w:tc>
+        <w:tc>
+          <w:tcPr>
+            <w:tcW w:w="1695" w:type="dxa"/>
+            <w:vAlign w:val="center"/>
+          </w:tcPr>
+          <w:p>
+            <w:pPr>
+              <w:jc w:val="center"/>
+              <w:cnfStyle w:val="000000100000" w:firstRow="0" w:lastRow="0" w:firstColumn="0" w:lastColumn="0" w:oddVBand="0" w:evenVBand="0" w:oddHBand="1" w:evenHBand="0" w:firstRowFirstColumn="0" w:firstRowLastColumn="0" w:lastRowFirstColumn="0" w:lastRowLastColumn="0"/>
+              <w:rPr>
+                <w:szCs w:val="24"/>
+              </w:rPr>
+            </w:pPr>
+            <w:r>
+              <w:rPr>
+                <w:szCs w:val="24"/>
+              </w:rPr>
+              <w:t>65.98</w:t>
+            </w:r>
+          </w:p>
+        </w:tc>
+        <w:tc>
+          <w:tcPr>
+            <w:tcW w:w="1696" w:type="dxa"/>
+            <w:vAlign w:val="center"/>
+          </w:tcPr>
+          <w:p>
+            <w:pPr>
+              <w:jc w:val="center"/>
+              <w:cnfStyle w:val="000000100000" w:firstRow="0" w:lastRow="0" w:firstColumn="0" w:lastColumn="0" w:oddVBand="0" w:evenVBand="0" w:oddHBand="1" w:evenHBand="0" w:firstRowFirstColumn="0" w:firstRowLastColumn="0" w:lastRowFirstColumn="0" w:lastRowLastColumn="0"/>
+              <w:rPr>
+                <w:szCs w:val="24"/>
+              </w:rPr>
+            </w:pPr>
+            <w:r>
+              <w:rPr>
+                <w:szCs w:val="24"/>
+              </w:rPr>
+              <w:t>28.00</w:t>
+            </w:r>
+          </w:p>
+        </w:tc>
+      </w:tr>
+      <w:tr>
+        <w:trPr>
+          <w:trHeight w:val="360"/>
+        </w:trPr>
+        <w:tc>
+          <w:tcPr>
+            <w:cnfStyle w:val="001000000000" w:firstRow="0" w:lastRow="0" w:firstColumn="1" w:lastColumn="0" w:oddVBand="0" w:evenVBand="0" w:oddHBand="0" w:evenHBand="0" w:firstRowFirstColumn="0" w:firstRowLastColumn="0" w:lastRowFirstColumn="0" w:lastRowLastColumn="0"/>
+            <w:tcW w:w="2465" w:type="dxa"/>
+            <w:vAlign w:val="center"/>
           </w:tcPr>
           <w:p>
             <w:pPr>
               <w:rPr>
-                <w:sz w:val="18"/>
-                <w:szCs w:val="20"/>
+                <w:szCs w:val="24"/>
+              </w:rPr>
+            </w:pPr>
+            <w:proofErr w:type="spellStart"/>
+            <w:r>
+              <w:rPr>
+                <w:szCs w:val="24"/>
+              </w:rPr>
+              <w:t>Rathi</w:t>
+            </w:r>
+            <w:proofErr w:type="spellEnd"/>
+            <w:r>
+              <w:rPr>
+                <w:szCs w:val="24"/>
+              </w:rPr>
+              <w:t xml:space="preserve"> et al. [5]</w:t>
+            </w:r>
+          </w:p>
+        </w:tc>
+        <w:tc>
+          <w:tcPr>
+            <w:tcW w:w="1690" w:type="dxa"/>
+            <w:vAlign w:val="center"/>
+          </w:tcPr>
+          <w:p>
+            <w:pPr>
+              <w:jc w:val="center"/>
+              <w:cnfStyle w:val="000000000000" w:firstRow="0" w:lastRow="0" w:firstColumn="0" w:lastColumn="0" w:oddVBand="0" w:evenVBand="0" w:oddHBand="0" w:evenHBand="0" w:firstRowFirstColumn="0" w:firstRowLastColumn="0" w:lastRowFirstColumn="0" w:lastRowLastColumn="0"/>
+              <w:rPr>
+                <w:szCs w:val="24"/>
               </w:rPr>
             </w:pPr>
             <w:r>
               <w:rPr>
-                <w:sz w:val="18"/>
-                <w:szCs w:val="20"/>
+                <w:szCs w:val="24"/>
+              </w:rPr>
+              <w:t>92.70</w:t>
+            </w:r>
+          </w:p>
+        </w:tc>
+        <w:tc>
+          <w:tcPr>
+            <w:tcW w:w="1696" w:type="dxa"/>
+            <w:vAlign w:val="center"/>
+          </w:tcPr>
+          <w:p>
+            <w:pPr>
+              <w:jc w:val="center"/>
+              <w:cnfStyle w:val="000000000000" w:firstRow="0" w:lastRow="0" w:firstColumn="0" w:lastColumn="0" w:oddVBand="0" w:evenVBand="0" w:oddHBand="0" w:evenHBand="0" w:firstRowFirstColumn="0" w:firstRowLastColumn="0" w:lastRowFirstColumn="0" w:lastRowLastColumn="0"/>
+              <w:rPr>
+                <w:szCs w:val="24"/>
+              </w:rPr>
+            </w:pPr>
+            <w:r>
+              <w:rPr>
+                <w:szCs w:val="24"/>
+              </w:rPr>
+              <w:t>39</w:t>
+            </w:r>
+          </w:p>
+        </w:tc>
+        <w:tc>
+          <w:tcPr>
+            <w:tcW w:w="1695" w:type="dxa"/>
+            <w:vAlign w:val="center"/>
+          </w:tcPr>
+          <w:p>
+            <w:pPr>
+              <w:jc w:val="center"/>
+              <w:cnfStyle w:val="000000000000" w:firstRow="0" w:lastRow="0" w:firstColumn="0" w:lastColumn="0" w:oddVBand="0" w:evenVBand="0" w:oddHBand="0" w:evenHBand="0" w:firstRowFirstColumn="0" w:firstRowLastColumn="0" w:lastRowFirstColumn="0" w:lastRowLastColumn="0"/>
+              <w:rPr>
+                <w:szCs w:val="24"/>
+              </w:rPr>
+            </w:pPr>
+            <w:r>
+              <w:rPr>
+                <w:szCs w:val="24"/>
+              </w:rPr>
+              <w:t>69.67</w:t>
+            </w:r>
+          </w:p>
+        </w:tc>
+        <w:tc>
+          <w:tcPr>
+            <w:tcW w:w="1696" w:type="dxa"/>
+            <w:vAlign w:val="center"/>
+          </w:tcPr>
+          <w:p>
+            <w:pPr>
+              <w:jc w:val="center"/>
+              <w:cnfStyle w:val="000000000000" w:firstRow="0" w:lastRow="0" w:firstColumn="0" w:lastColumn="0" w:oddVBand="0" w:evenVBand="0" w:oddHBand="0" w:evenHBand="0" w:firstRowFirstColumn="0" w:firstRowLastColumn="0" w:lastRowFirstColumn="0" w:lastRowLastColumn="0"/>
+              <w:rPr>
+                <w:szCs w:val="24"/>
+              </w:rPr>
+            </w:pPr>
+            <w:r>
+              <w:rPr>
+                <w:szCs w:val="24"/>
+              </w:rPr>
+              <w:t>40</w:t>
+            </w:r>
+          </w:p>
+        </w:tc>
+      </w:tr>
+      <w:tr>
+        <w:trPr>
+          <w:cnfStyle w:val="000000100000" w:firstRow="0" w:lastRow="0" w:firstColumn="0" w:lastColumn="0" w:oddVBand="0" w:evenVBand="0" w:oddHBand="1" w:evenHBand="0" w:firstRowFirstColumn="0" w:firstRowLastColumn="0" w:lastRowFirstColumn="0" w:lastRowLastColumn="0"/>
+          <w:trHeight w:val="360"/>
+        </w:trPr>
+        <w:tc>
+          <w:tcPr>
+            <w:cnfStyle w:val="001000000000" w:firstRow="0" w:lastRow="0" w:firstColumn="1" w:lastColumn="0" w:oddVBand="0" w:evenVBand="0" w:oddHBand="0" w:evenHBand="0" w:firstRowFirstColumn="0" w:firstRowLastColumn="0" w:lastRowFirstColumn="0" w:lastRowLastColumn="0"/>
+            <w:tcW w:w="2465" w:type="dxa"/>
+            <w:vAlign w:val="center"/>
+          </w:tcPr>
+          <w:p>
+            <w:pPr>
+              <w:rPr>
+                <w:szCs w:val="24"/>
+              </w:rPr>
+            </w:pPr>
+            <w:r>
+              <w:rPr>
+                <w:szCs w:val="24"/>
+              </w:rPr>
+              <w:t>Chowdhury et al. [6]</w:t>
+            </w:r>
+          </w:p>
+        </w:tc>
+        <w:tc>
+          <w:tcPr>
+            <w:tcW w:w="1690" w:type="dxa"/>
+            <w:vAlign w:val="center"/>
+          </w:tcPr>
+          <w:p>
+            <w:pPr>
+              <w:jc w:val="center"/>
+              <w:cnfStyle w:val="000000100000" w:firstRow="0" w:lastRow="0" w:firstColumn="0" w:lastColumn="0" w:oddVBand="0" w:evenVBand="0" w:oddHBand="1" w:evenHBand="0" w:firstRowFirstColumn="0" w:firstRowLastColumn="0" w:lastRowFirstColumn="0" w:lastRowLastColumn="0"/>
+              <w:rPr>
+                <w:szCs w:val="24"/>
+              </w:rPr>
+            </w:pPr>
+            <w:r>
+              <w:rPr>
+                <w:szCs w:val="24"/>
+              </w:rPr>
+              <w:t>93.05</w:t>
+            </w:r>
+          </w:p>
+        </w:tc>
+        <w:tc>
+          <w:tcPr>
+            <w:tcW w:w="1696" w:type="dxa"/>
+            <w:vAlign w:val="center"/>
+          </w:tcPr>
+          <w:p>
+            <w:pPr>
+              <w:jc w:val="center"/>
+              <w:cnfStyle w:val="000000100000" w:firstRow="0" w:lastRow="0" w:firstColumn="0" w:lastColumn="0" w:oddVBand="0" w:evenVBand="0" w:oddHBand="1" w:evenHBand="0" w:firstRowFirstColumn="0" w:firstRowLastColumn="0" w:lastRowFirstColumn="0" w:lastRowLastColumn="0"/>
+              <w:rPr>
+                <w:szCs w:val="24"/>
+              </w:rPr>
+            </w:pPr>
+            <w:r>
+              <w:rPr>
+                <w:szCs w:val="24"/>
+              </w:rPr>
+              <w:t>13</w:t>
+            </w:r>
+          </w:p>
+        </w:tc>
+        <w:tc>
+          <w:tcPr>
+            <w:tcW w:w="1695" w:type="dxa"/>
+            <w:vAlign w:val="center"/>
+          </w:tcPr>
+          <w:p>
+            <w:pPr>
+              <w:jc w:val="center"/>
+              <w:cnfStyle w:val="000000100000" w:firstRow="0" w:lastRow="0" w:firstColumn="0" w:lastColumn="0" w:oddVBand="0" w:evenVBand="0" w:oddHBand="1" w:evenHBand="0" w:firstRowFirstColumn="0" w:firstRowLastColumn="0" w:lastRowFirstColumn="0" w:lastRowLastColumn="0"/>
+              <w:rPr>
+                <w:szCs w:val="24"/>
+              </w:rPr>
+            </w:pPr>
+            <w:r>
+              <w:rPr>
+                <w:szCs w:val="24"/>
+              </w:rPr>
+              <w:t>70.15</w:t>
+            </w:r>
+          </w:p>
+        </w:tc>
+        <w:tc>
+          <w:tcPr>
+            <w:tcW w:w="1696" w:type="dxa"/>
+            <w:vAlign w:val="center"/>
+          </w:tcPr>
+          <w:p>
+            <w:pPr>
+              <w:jc w:val="center"/>
+              <w:cnfStyle w:val="000000100000" w:firstRow="0" w:lastRow="0" w:firstColumn="0" w:lastColumn="0" w:oddVBand="0" w:evenVBand="0" w:oddHBand="1" w:evenHBand="0" w:firstRowFirstColumn="0" w:firstRowLastColumn="0" w:lastRowFirstColumn="0" w:lastRowLastColumn="0"/>
+              <w:rPr>
+                <w:szCs w:val="24"/>
+              </w:rPr>
+            </w:pPr>
+            <w:r>
+              <w:rPr>
+                <w:szCs w:val="24"/>
+              </w:rPr>
+              <w:t>15</w:t>
+            </w:r>
+          </w:p>
+        </w:tc>
+      </w:tr>
+      <w:tr>
+        <w:trPr>
+          <w:trHeight w:val="360"/>
+        </w:trPr>
+        <w:tc>
+          <w:tcPr>
+            <w:cnfStyle w:val="001000000000" w:firstRow="0" w:lastRow="0" w:firstColumn="1" w:lastColumn="0" w:oddVBand="0" w:evenVBand="0" w:oddHBand="0" w:evenHBand="0" w:firstRowFirstColumn="0" w:firstRowLastColumn="0" w:lastRowFirstColumn="0" w:lastRowLastColumn="0"/>
+            <w:tcW w:w="2465" w:type="dxa"/>
+            <w:vAlign w:val="center"/>
+          </w:tcPr>
+          <w:p>
+            <w:pPr>
+              <w:rPr>
+                <w:szCs w:val="24"/>
+              </w:rPr>
+            </w:pPr>
+            <w:r>
+              <w:rPr>
+                <w:szCs w:val="24"/>
+              </w:rPr>
+              <w:t>Ours</w:t>
+            </w:r>
+          </w:p>
+        </w:tc>
+        <w:tc>
+          <w:tcPr>
+            <w:tcW w:w="1690" w:type="dxa"/>
+            <w:vAlign w:val="center"/>
+          </w:tcPr>
+          <w:p>
+            <w:pPr>
+              <w:jc w:val="center"/>
+              <w:cnfStyle w:val="000000000000" w:firstRow="0" w:lastRow="0" w:firstColumn="0" w:lastColumn="0" w:oddVBand="0" w:evenVBand="0" w:oddHBand="0" w:evenHBand="0" w:firstRowFirstColumn="0" w:firstRowLastColumn="0" w:lastRowFirstColumn="0" w:lastRowLastColumn="0"/>
+              <w:rPr>
+                <w:szCs w:val="24"/>
+              </w:rPr>
+            </w:pPr>
+            <w:r>
+              <w:rPr>
+                <w:szCs w:val="24"/>
               </w:rPr>
               <w:t>94.43</w:t>
             </w:r>
@@ -2892,19 +3427,20 @@
         </w:tc>
         <w:tc>
           <w:tcPr>
-            <w:tcW w:w="807" w:type="dxa"/>
+            <w:tcW w:w="1696" w:type="dxa"/>
+            <w:vAlign w:val="center"/>
           </w:tcPr>
           <w:p>
             <w:pPr>
+              <w:jc w:val="center"/>
+              <w:cnfStyle w:val="000000000000" w:firstRow="0" w:lastRow="0" w:firstColumn="0" w:lastColumn="0" w:oddVBand="0" w:evenVBand="0" w:oddHBand="0" w:evenHBand="0" w:firstRowFirstColumn="0" w:firstRowLastColumn="0" w:lastRowFirstColumn="0" w:lastRowLastColumn="0"/>
               <w:rPr>
-                <w:sz w:val="18"/>
-                <w:szCs w:val="20"/>
+                <w:szCs w:val="24"/>
               </w:rPr>
             </w:pPr>
             <w:r>
               <w:rPr>
-                <w:sz w:val="18"/>
-                <w:szCs w:val="20"/>
+                <w:szCs w:val="24"/>
               </w:rPr>
               <w:t>38.01</w:t>
             </w:r>
@@ -2912,439 +3448,47 @@
         </w:tc>
         <w:tc>
           <w:tcPr>
-            <w:tcW w:w="807" w:type="dxa"/>
+            <w:tcW w:w="1695" w:type="dxa"/>
+            <w:vAlign w:val="center"/>
           </w:tcPr>
           <w:p>
             <w:pPr>
+              <w:jc w:val="center"/>
+              <w:cnfStyle w:val="000000000000" w:firstRow="0" w:lastRow="0" w:firstColumn="0" w:lastColumn="0" w:oddVBand="0" w:evenVBand="0" w:oddHBand="0" w:evenHBand="0" w:firstRowFirstColumn="0" w:firstRowLastColumn="0" w:lastRowFirstColumn="0" w:lastRowLastColumn="0"/>
               <w:rPr>
-                <w:sz w:val="18"/>
-                <w:szCs w:val="20"/>
+                <w:color w:val="FF0000"/>
+                <w:szCs w:val="24"/>
               </w:rPr>
             </w:pPr>
             <w:r>
               <w:rPr>
-                <w:sz w:val="18"/>
-                <w:szCs w:val="20"/>
+                <w:color w:val="FF0000"/>
+                <w:szCs w:val="24"/>
               </w:rPr>
-              <w:t>&lt;TBD&gt;</w:t>
+              <w:t>XX</w:t>
             </w:r>
           </w:p>
         </w:tc>
         <w:tc>
           <w:tcPr>
-            <w:tcW w:w="807" w:type="dxa"/>
+            <w:tcW w:w="1696" w:type="dxa"/>
+            <w:vAlign w:val="center"/>
           </w:tcPr>
           <w:p>
             <w:pPr>
+              <w:jc w:val="center"/>
+              <w:cnfStyle w:val="000000000000" w:firstRow="0" w:lastRow="0" w:firstColumn="0" w:lastColumn="0" w:oddVBand="0" w:evenVBand="0" w:oddHBand="0" w:evenHBand="0" w:firstRowFirstColumn="0" w:firstRowLastColumn="0" w:lastRowFirstColumn="0" w:lastRowLastColumn="0"/>
               <w:rPr>
-                <w:sz w:val="18"/>
-                <w:szCs w:val="20"/>
+                <w:color w:val="FF0000"/>
+                <w:szCs w:val="24"/>
               </w:rPr>
             </w:pPr>
             <w:r>
               <w:rPr>
-                <w:sz w:val="18"/>
-                <w:szCs w:val="20"/>
+                <w:color w:val="FF0000"/>
+                <w:szCs w:val="24"/>
               </w:rPr>
-              <w:t>&lt;TBD&gt;</w:t>
-            </w:r>
-          </w:p>
-        </w:tc>
-      </w:tr>
-    </w:tbl>
-    <w:p>
-      <w:pPr>
-        <w:pStyle w:val="Heading2"/>
-      </w:pPr>
-      <w:r>
-        <w:t>4.</w:t>
-      </w:r>
-      <w:r>
-        <w:t>4</w:t>
-      </w:r>
-      <w:r>
-        <w:t xml:space="preserve">. </w:t>
-      </w:r>
-      <w:r>
-        <w:t>Ablation Study</w:t>
-      </w:r>
-    </w:p>
-    <w:p>
-      <w:pPr>
-        <w:jc w:val="lowKashida"/>
-      </w:pPr>
-      <w:r>
-        <w:t>To analyze the contribution of individual components in the proposed method, we conduct ablation experiments on the CIFAR-10 dataset. Unless otherwise stated, all experiments use ConvNeXt-Tiny as the backbone architecture and follow the same training protocol.</w:t>
-      </w:r>
-    </w:p>
-    <w:p>
-      <w:pPr>
-        <w:jc w:val="lowKashida"/>
-      </w:pPr>
-      <w:r>
-        <w:t>We progressively introduce each component of the proposed design and evaluate its impact on classification accuracy and activation sparsity. First, we apply a baseline spiking conversion, in which the pointwise nonlinearity is replaced with a TTFS-based mapping while preserving the original residual merge strategy. Next, we introduce the proposed minimum residual merge, which modifies the residual connection to better preserve early spike information. Finally, we enable learnable delay parameters, allowing the network to adapt spike timing and explicitly regulate sparsity.</w:t>
-      </w:r>
-    </w:p>
-    <w:p>
-      <w:pPr>
-        <w:jc w:val="lowKashida"/>
-      </w:pPr>
-      <w:r>
-        <w:t>Table 3 reports the ablation results. The baseline spiking conversion achieves competitive accuracy with moderate sparsity. Incorporating the minimum residual merge further improves accuracy without increasing sparsity, indicating that the proposed residual formulation better preserves discriminative information in spiking residual blocks. Enabling learnable delays substantially increases activation sparsity, with a moderate reduction in accuracy, revealing a clear trade-off between representational efficiency and classification performance. Overall, the ablation results confirm that each component contributes meaningfully to the final model behavior.</w:t>
-      </w:r>
-    </w:p>
-    <w:p>
-      <w:pPr>
-        <w:jc w:val="lowKashida"/>
-      </w:pPr>
-      <w:r>
-        <w:t xml:space="preserve">Table 3. Ablation experiment on </w:t>
-      </w:r>
-      <w:r>
-        <w:t>Cifar10</w:t>
-      </w:r>
-      <w:r>
-        <w:t xml:space="preserve"> dataset</w:t>
-      </w:r>
-    </w:p>
-    <w:tbl>
-      <w:tblPr>
-        <w:tblStyle w:val="TableGrid"/>
-        <w:tblW w:w="0" w:type="auto"/>
-        <w:tblLook w:val="04A0" w:firstRow="1" w:lastRow="0" w:firstColumn="1" w:lastColumn="0" w:noHBand="0" w:noVBand="1"/>
-      </w:tblPr>
-      <w:tblGrid>
-        <w:gridCol w:w="2216"/>
-        <w:gridCol w:w="1261"/>
-        <w:gridCol w:w="1059"/>
-      </w:tblGrid>
-      <w:tr>
-        <w:tc>
-          <w:tcPr>
-            <w:tcW w:w="2898" w:type="dxa"/>
-          </w:tcPr>
-          <w:p>
-            <w:pPr>
-              <w:jc w:val="lowKashida"/>
-              <w:rPr>
-                <w:b/>
-                <w:bCs/>
-                <w:sz w:val="20"/>
-                <w:szCs w:val="20"/>
-              </w:rPr>
-            </w:pPr>
-            <w:r>
-              <w:rPr>
-                <w:b/>
-                <w:bCs/>
-                <w:sz w:val="20"/>
-                <w:szCs w:val="20"/>
-              </w:rPr>
-              <w:t>Method</w:t>
-            </w:r>
-          </w:p>
-        </w:tc>
-        <w:tc>
-          <w:tcPr>
-            <w:tcW w:w="319" w:type="dxa"/>
-          </w:tcPr>
-          <w:p>
-            <w:pPr>
-              <w:jc w:val="lowKashida"/>
-              <w:rPr>
-                <w:b/>
-                <w:bCs/>
-                <w:sz w:val="20"/>
-                <w:szCs w:val="20"/>
-              </w:rPr>
-            </w:pPr>
-            <w:proofErr w:type="gramStart"/>
-            <w:r>
-              <w:rPr>
-                <w:b/>
-                <w:bCs/>
-                <w:sz w:val="20"/>
-                <w:szCs w:val="20"/>
-              </w:rPr>
-              <w:t>Sparsity(</w:t>
-            </w:r>
-            <w:proofErr w:type="gramEnd"/>
-            <w:r>
-              <w:rPr>
-                <w:b/>
-                <w:bCs/>
-                <w:sz w:val="20"/>
-                <w:szCs w:val="20"/>
-              </w:rPr>
-              <w:t>%)</w:t>
-            </w:r>
-          </w:p>
-        </w:tc>
-        <w:tc>
-          <w:tcPr>
-            <w:tcW w:w="1319" w:type="dxa"/>
-          </w:tcPr>
-          <w:p>
-            <w:pPr>
-              <w:jc w:val="lowKashida"/>
-              <w:rPr>
-                <w:b/>
-                <w:bCs/>
-                <w:sz w:val="20"/>
-                <w:szCs w:val="20"/>
-              </w:rPr>
-            </w:pPr>
-            <w:r>
-              <w:rPr>
-                <w:b/>
-                <w:bCs/>
-                <w:sz w:val="20"/>
-                <w:szCs w:val="20"/>
-              </w:rPr>
-              <w:t>Acc</w:t>
-            </w:r>
-            <w:r>
-              <w:rPr>
-                <w:b/>
-                <w:bCs/>
-                <w:sz w:val="20"/>
-                <w:szCs w:val="20"/>
-              </w:rPr>
-              <w:t xml:space="preserve">. </w:t>
-            </w:r>
-            <w:r>
-              <w:rPr>
-                <w:b/>
-                <w:bCs/>
-                <w:sz w:val="20"/>
-                <w:szCs w:val="20"/>
-              </w:rPr>
-              <w:t>(%)</w:t>
-            </w:r>
-          </w:p>
-        </w:tc>
-      </w:tr>
-      <w:tr>
-        <w:tc>
-          <w:tcPr>
-            <w:tcW w:w="2898" w:type="dxa"/>
-          </w:tcPr>
-          <w:p>
-            <w:pPr>
-              <w:jc w:val="lowKashida"/>
-              <w:rPr>
-                <w:b/>
-                <w:bCs/>
-                <w:sz w:val="20"/>
-                <w:szCs w:val="20"/>
-              </w:rPr>
-            </w:pPr>
-            <w:r>
-              <w:rPr>
-                <w:b/>
-                <w:bCs/>
-                <w:sz w:val="20"/>
-                <w:szCs w:val="20"/>
-              </w:rPr>
-              <w:t>+</w:t>
-            </w:r>
-            <w:r>
-              <w:rPr>
-                <w:b/>
-                <w:bCs/>
-                <w:sz w:val="20"/>
-                <w:szCs w:val="20"/>
-              </w:rPr>
-              <w:t>Spiking conversion</w:t>
-            </w:r>
-          </w:p>
-        </w:tc>
-        <w:tc>
-          <w:tcPr>
-            <w:tcW w:w="319" w:type="dxa"/>
-          </w:tcPr>
-          <w:p>
-            <w:pPr>
-              <w:jc w:val="center"/>
-              <w:rPr>
-                <w:sz w:val="20"/>
-                <w:szCs w:val="20"/>
-              </w:rPr>
-            </w:pPr>
-            <w:r>
-              <w:rPr>
-                <w:sz w:val="20"/>
-                <w:szCs w:val="20"/>
-              </w:rPr>
-              <w:t>33.3</w:t>
-            </w:r>
-          </w:p>
-        </w:tc>
-        <w:tc>
-          <w:tcPr>
-            <w:tcW w:w="1319" w:type="dxa"/>
-          </w:tcPr>
-          <w:p>
-            <w:pPr>
-              <w:jc w:val="center"/>
-              <w:rPr>
-                <w:sz w:val="20"/>
-                <w:szCs w:val="20"/>
-              </w:rPr>
-            </w:pPr>
-            <w:r>
-              <w:rPr>
-                <w:sz w:val="20"/>
-                <w:szCs w:val="20"/>
-              </w:rPr>
-              <w:t>95.29</w:t>
-            </w:r>
-          </w:p>
-        </w:tc>
-      </w:tr>
-      <w:tr>
-        <w:tc>
-          <w:tcPr>
-            <w:tcW w:w="2898" w:type="dxa"/>
-          </w:tcPr>
-          <w:p>
-            <w:pPr>
-              <w:jc w:val="lowKashida"/>
-              <w:rPr>
-                <w:b/>
-                <w:bCs/>
-                <w:sz w:val="20"/>
-                <w:szCs w:val="20"/>
-              </w:rPr>
-            </w:pPr>
-            <w:r>
-              <w:rPr>
-                <w:b/>
-                <w:bCs/>
-                <w:sz w:val="20"/>
-                <w:szCs w:val="20"/>
-              </w:rPr>
-              <w:t>+</w:t>
-            </w:r>
-            <w:r>
-              <w:rPr>
-                <w:b/>
-                <w:bCs/>
-                <w:sz w:val="20"/>
-                <w:szCs w:val="20"/>
-              </w:rPr>
-              <w:t>Minimum residual merge</w:t>
-            </w:r>
-          </w:p>
-        </w:tc>
-        <w:tc>
-          <w:tcPr>
-            <w:tcW w:w="319" w:type="dxa"/>
-          </w:tcPr>
-          <w:p>
-            <w:pPr>
-              <w:jc w:val="center"/>
-              <w:rPr>
-                <w:sz w:val="20"/>
-                <w:szCs w:val="20"/>
-              </w:rPr>
-            </w:pPr>
-            <w:r>
-              <w:rPr>
-                <w:sz w:val="20"/>
-                <w:szCs w:val="20"/>
-              </w:rPr>
-              <w:t>33.3</w:t>
-            </w:r>
-          </w:p>
-        </w:tc>
-        <w:tc>
-          <w:tcPr>
-            <w:tcW w:w="1319" w:type="dxa"/>
-          </w:tcPr>
-          <w:p>
-            <w:pPr>
-              <w:jc w:val="center"/>
-              <w:rPr>
-                <w:sz w:val="20"/>
-                <w:szCs w:val="20"/>
-              </w:rPr>
-            </w:pPr>
-            <w:r>
-              <w:rPr>
-                <w:sz w:val="20"/>
-                <w:szCs w:val="20"/>
-              </w:rPr>
-              <w:t>95.96</w:t>
-            </w:r>
-          </w:p>
-        </w:tc>
-      </w:tr>
-      <w:tr>
-        <w:tc>
-          <w:tcPr>
-            <w:tcW w:w="2898" w:type="dxa"/>
-          </w:tcPr>
-          <w:p>
-            <w:pPr>
-              <w:jc w:val="lowKashida"/>
-              <w:rPr>
-                <w:b/>
-                <w:bCs/>
-                <w:sz w:val="20"/>
-                <w:szCs w:val="20"/>
-              </w:rPr>
-            </w:pPr>
-            <w:r>
-              <w:rPr>
-                <w:b/>
-                <w:bCs/>
-                <w:sz w:val="20"/>
-                <w:szCs w:val="20"/>
-              </w:rPr>
-              <w:t>+ Learnable delays</w:t>
-            </w:r>
-          </w:p>
-        </w:tc>
-        <w:tc>
-          <w:tcPr>
-            <w:tcW w:w="319" w:type="dxa"/>
-          </w:tcPr>
-          <w:p>
-            <w:pPr>
-              <w:jc w:val="center"/>
-              <w:rPr>
-                <w:sz w:val="20"/>
-                <w:szCs w:val="20"/>
-              </w:rPr>
-            </w:pPr>
-            <w:r>
-              <w:rPr>
-                <w:sz w:val="20"/>
-                <w:szCs w:val="20"/>
-              </w:rPr>
-              <w:t>38.5</w:t>
-            </w:r>
-          </w:p>
-        </w:tc>
-        <w:tc>
-          <w:tcPr>
-            <w:tcW w:w="1319" w:type="dxa"/>
-          </w:tcPr>
-          <w:p>
-            <w:pPr>
-              <w:jc w:val="center"/>
-              <w:rPr>
-                <w:sz w:val="20"/>
-                <w:szCs w:val="20"/>
-              </w:rPr>
-            </w:pPr>
-            <w:r>
-              <w:rPr>
-                <w:sz w:val="20"/>
-                <w:szCs w:val="20"/>
-              </w:rPr>
-              <w:t>94.43</w:t>
+              <w:t>XX</w:t>
             </w:r>
           </w:p>
         </w:tc>
@@ -3360,24 +3504,1409 @@
         <w:jc w:val="lowKashida"/>
       </w:pPr>
       <w:r>
+        <w:t>The primary comparison results are summarized in Table 1. Our SpikingConvNeXt model achieves a top-1 accuracy of </w:t>
+      </w:r>
+      <w:r>
+        <w:t>94.43</w:t>
+      </w:r>
+      <w:r>
+        <w:t xml:space="preserve"> % on CIFAR-10, outperforming all prior spiking baselines while maintaining a high activation sparsity of </w:t>
+      </w:r>
+      <w:r>
+        <w:t>38.01</w:t>
+      </w:r>
+      <w:r>
+        <w:t>%. This performance is competitive with, and in several cases surpasses, that of conventional ANN baselines. This demonstrates that the efficiency benefits of sparse, spiking computation—central to low-energy deployment—need not come at the cost of predictive accuracy. These results validate the effectiveness of our architectural adaptation in translating the representational power of modern ConvNeXt blocks into the time-to-first-spike domain.</w:t>
+      </w:r>
+    </w:p>
+    <w:p/>
+    <w:p>
+      <w:pPr>
+        <w:jc w:val="lowKashida"/>
+      </w:pPr>
+      <w:r>
+        <w:lastRenderedPageBreak/>
+        <w:t>A key objective in SNN research is to minimize inference latency, me</w:t>
+      </w:r>
+      <w:r>
+        <w:t>asured in discrete time steps</w:t>
+      </w:r>
+      <w:r>
+        <w:t>. To situate our contribution within this critical low-latency regime, we provide a focused comparison in Table 2, which lists representative methods explicitly designed for operation with T ≤ 5. Operating at T = </w:t>
+      </w:r>
+      <w:r>
         <w:rPr>
           <w:b/>
           <w:bCs/>
         </w:rPr>
-        <w:t>Effect of Minimum Residual Merge</w:t>
+        <w:t xml:space="preserve">1, </w:t>
+      </w:r>
+      <w:r>
+        <w:t xml:space="preserve">SpikingConvNeXt establishes competitive accuracy on both CIFAR-10 </w:t>
+      </w:r>
+      <w:r>
+        <w:rPr>
+          <w:color w:val="FF0000"/>
+        </w:rPr>
+        <w:t>(</w:t>
+      </w:r>
+      <w:proofErr w:type="gramStart"/>
+      <w:r>
+        <w:rPr>
+          <w:b/>
+          <w:bCs/>
+          <w:color w:val="FF0000"/>
+        </w:rPr>
+        <w:t>XX.X</w:t>
       </w:r>
       <w:r>
         <w:rPr>
           <w:b/>
           <w:bCs/>
         </w:rPr>
-        <w:t>:</w:t>
-      </w:r>
-      <w:r>
-        <w:t xml:space="preserve"> </w:t>
-      </w:r>
-      <w:r>
-        <w:t>In TTFS coding, earlier spike times correspond to larger effective activations. Under conventional additive residual connections, combining spike times through summation can introduce additional latency, which may attenuate early temporal evidence. The proposed minimum residual merge mitigates this effect by preserving the earliest spike between the residual and main branches, providing a plausible explanation for the observed accuracy improvement without increasing sparsity.</w:t>
+        <w:t>%</w:t>
+      </w:r>
+      <w:proofErr w:type="gramEnd"/>
+      <w:r>
+        <w:t>) and CIFAR-100 (</w:t>
+      </w:r>
+      <w:r>
+        <w:rPr>
+          <w:b/>
+          <w:bCs/>
+          <w:color w:val="FF0000"/>
+        </w:rPr>
+        <w:t>XX.X</w:t>
+      </w:r>
+      <w:r>
+        <w:rPr>
+          <w:b/>
+          <w:bCs/>
+        </w:rPr>
+        <w:t>%</w:t>
+      </w:r>
+      <w:r>
+        <w:t>), positioning it favorably among contemporary low-</w:t>
+      </w:r>
+      <w:proofErr w:type="spellStart"/>
+      <w:r>
+        <w:t>timestep</w:t>
+      </w:r>
+      <w:proofErr w:type="spellEnd"/>
+      <w:r>
+        <w:t xml:space="preserve"> spiking models. This performance confirms that our proposed modifications—particularly the time-domain residual fusion and learnable delays—effectively support fast and accurate inference.</w:t>
+      </w:r>
+    </w:p>
+    <w:p>
+      <w:pPr>
+        <w:jc w:val="center"/>
+        <w:rPr>
+          <w:rStyle w:val="Strong"/>
+        </w:rPr>
+      </w:pPr>
+    </w:p>
+    <w:p>
+      <w:pPr>
+        <w:jc w:val="center"/>
+        <w:rPr>
+          <w:rFonts w:eastAsia="Times New Roman"/>
+        </w:rPr>
+      </w:pPr>
+      <w:r>
+        <w:t>Table 2. Representative low-latency SNN accuracy results on CIFAR-10/100 (T≤5).</w:t>
+      </w:r>
+    </w:p>
+    <w:tbl>
+      <w:tblPr>
+        <w:tblStyle w:val="PlainTable2"/>
+        <w:tblW w:w="0" w:type="auto"/>
+        <w:tblLook w:val="04A0" w:firstRow="1" w:lastRow="0" w:firstColumn="1" w:lastColumn="0" w:noHBand="0" w:noVBand="1"/>
+      </w:tblPr>
+      <w:tblGrid>
+        <w:gridCol w:w="2346"/>
+        <w:gridCol w:w="1345"/>
+        <w:gridCol w:w="1751"/>
+        <w:gridCol w:w="1792"/>
+        <w:gridCol w:w="1792"/>
+      </w:tblGrid>
+      <w:tr>
+        <w:trPr>
+          <w:cnfStyle w:val="100000000000" w:firstRow="1" w:lastRow="0" w:firstColumn="0" w:lastColumn="0" w:oddVBand="0" w:evenVBand="0" w:oddHBand="0" w:evenHBand="0" w:firstRowFirstColumn="0" w:firstRowLastColumn="0" w:lastRowFirstColumn="0" w:lastRowLastColumn="0"/>
+          <w:trHeight w:val="360"/>
+        </w:trPr>
+        <w:tc>
+          <w:tcPr>
+            <w:cnfStyle w:val="001000000000" w:firstRow="0" w:lastRow="0" w:firstColumn="1" w:lastColumn="0" w:oddVBand="0" w:evenVBand="0" w:oddHBand="0" w:evenHBand="0" w:firstRowFirstColumn="0" w:firstRowLastColumn="0" w:lastRowFirstColumn="0" w:lastRowLastColumn="0"/>
+            <w:tcW w:w="2358" w:type="dxa"/>
+            <w:vMerge w:val="restart"/>
+            <w:vAlign w:val="center"/>
+            <w:hideMark/>
+          </w:tcPr>
+          <w:p>
+            <w:pPr>
+              <w:rPr>
+                <w:bCs w:val="0"/>
+              </w:rPr>
+            </w:pPr>
+            <w:r>
+              <w:rPr>
+                <w:bCs w:val="0"/>
+              </w:rPr>
+              <w:t>Method</w:t>
+            </w:r>
+          </w:p>
+        </w:tc>
+        <w:tc>
+          <w:tcPr>
+            <w:tcW w:w="1345" w:type="dxa"/>
+            <w:vMerge w:val="restart"/>
+            <w:vAlign w:val="center"/>
+            <w:hideMark/>
+          </w:tcPr>
+          <w:p>
+            <w:pPr>
+              <w:jc w:val="center"/>
+              <w:cnfStyle w:val="100000000000" w:firstRow="1" w:lastRow="0" w:firstColumn="0" w:lastColumn="0" w:oddVBand="0" w:evenVBand="0" w:oddHBand="0" w:evenHBand="0" w:firstRowFirstColumn="0" w:firstRowLastColumn="0" w:lastRowFirstColumn="0" w:lastRowLastColumn="0"/>
+              <w:rPr>
+                <w:bCs w:val="0"/>
+              </w:rPr>
+            </w:pPr>
+            <w:r>
+              <w:rPr>
+                <w:bCs w:val="0"/>
+              </w:rPr>
+              <w:t>Backbone</w:t>
+            </w:r>
+          </w:p>
+        </w:tc>
+        <w:tc>
+          <w:tcPr>
+            <w:tcW w:w="1763" w:type="dxa"/>
+            <w:vMerge w:val="restart"/>
+            <w:vAlign w:val="center"/>
+            <w:hideMark/>
+          </w:tcPr>
+          <w:p>
+            <w:pPr>
+              <w:jc w:val="center"/>
+              <w:cnfStyle w:val="100000000000" w:firstRow="1" w:lastRow="0" w:firstColumn="0" w:lastColumn="0" w:oddVBand="0" w:evenVBand="0" w:oddHBand="0" w:evenHBand="0" w:firstRowFirstColumn="0" w:firstRowLastColumn="0" w:lastRowFirstColumn="0" w:lastRowLastColumn="0"/>
+              <w:rPr>
+                <w:bCs w:val="0"/>
+              </w:rPr>
+            </w:pPr>
+            <w:r>
+              <w:rPr>
+                <w:bCs w:val="0"/>
+              </w:rPr>
+              <w:t>T</w:t>
+            </w:r>
+            <w:r>
+              <w:rPr>
+                <w:bCs w:val="0"/>
+              </w:rPr>
+              <w:t>ime step</w:t>
+            </w:r>
+          </w:p>
+        </w:tc>
+        <w:tc>
+          <w:tcPr>
+            <w:tcW w:w="3608" w:type="dxa"/>
+            <w:gridSpan w:val="2"/>
+            <w:vAlign w:val="center"/>
+            <w:hideMark/>
+          </w:tcPr>
+          <w:p>
+            <w:pPr>
+              <w:jc w:val="center"/>
+              <w:cnfStyle w:val="100000000000" w:firstRow="1" w:lastRow="0" w:firstColumn="0" w:lastColumn="0" w:oddVBand="0" w:evenVBand="0" w:oddHBand="0" w:evenHBand="0" w:firstRowFirstColumn="0" w:firstRowLastColumn="0" w:lastRowFirstColumn="0" w:lastRowLastColumn="0"/>
+            </w:pPr>
+            <w:r>
+              <w:t xml:space="preserve">Top1 </w:t>
+            </w:r>
+            <w:proofErr w:type="spellStart"/>
+            <w:proofErr w:type="gramStart"/>
+            <w:r>
+              <w:t>Acc</w:t>
+            </w:r>
+            <w:proofErr w:type="spellEnd"/>
+            <w:r>
+              <w:t>(</w:t>
+            </w:r>
+            <w:proofErr w:type="gramEnd"/>
+            <w:r>
+              <w:t>%)</w:t>
+            </w:r>
+          </w:p>
+        </w:tc>
+      </w:tr>
+      <w:tr>
+        <w:trPr>
+          <w:cnfStyle w:val="000000100000" w:firstRow="0" w:lastRow="0" w:firstColumn="0" w:lastColumn="0" w:oddVBand="0" w:evenVBand="0" w:oddHBand="1" w:evenHBand="0" w:firstRowFirstColumn="0" w:firstRowLastColumn="0" w:lastRowFirstColumn="0" w:lastRowLastColumn="0"/>
+          <w:trHeight w:val="360"/>
+        </w:trPr>
+        <w:tc>
+          <w:tcPr>
+            <w:cnfStyle w:val="001000000000" w:firstRow="0" w:lastRow="0" w:firstColumn="1" w:lastColumn="0" w:oddVBand="0" w:evenVBand="0" w:oddHBand="0" w:evenHBand="0" w:firstRowFirstColumn="0" w:firstRowLastColumn="0" w:lastRowFirstColumn="0" w:lastRowLastColumn="0"/>
+            <w:tcW w:w="2358" w:type="dxa"/>
+            <w:vMerge/>
+            <w:vAlign w:val="center"/>
+          </w:tcPr>
+          <w:p>
+            <w:pPr>
+              <w:rPr>
+                <w:b w:val="0"/>
+              </w:rPr>
+            </w:pPr>
+          </w:p>
+        </w:tc>
+        <w:tc>
+          <w:tcPr>
+            <w:tcW w:w="1345" w:type="dxa"/>
+            <w:vMerge/>
+            <w:vAlign w:val="center"/>
+          </w:tcPr>
+          <w:p>
+            <w:pPr>
+              <w:jc w:val="center"/>
+              <w:cnfStyle w:val="000000100000" w:firstRow="0" w:lastRow="0" w:firstColumn="0" w:lastColumn="0" w:oddVBand="0" w:evenVBand="0" w:oddHBand="1" w:evenHBand="0" w:firstRowFirstColumn="0" w:firstRowLastColumn="0" w:lastRowFirstColumn="0" w:lastRowLastColumn="0"/>
+              <w:rPr>
+                <w:b/>
+              </w:rPr>
+            </w:pPr>
+          </w:p>
+        </w:tc>
+        <w:tc>
+          <w:tcPr>
+            <w:tcW w:w="1763" w:type="dxa"/>
+            <w:vMerge/>
+            <w:vAlign w:val="center"/>
+          </w:tcPr>
+          <w:p>
+            <w:pPr>
+              <w:jc w:val="center"/>
+              <w:cnfStyle w:val="000000100000" w:firstRow="0" w:lastRow="0" w:firstColumn="0" w:lastColumn="0" w:oddVBand="0" w:evenVBand="0" w:oddHBand="1" w:evenHBand="0" w:firstRowFirstColumn="0" w:firstRowLastColumn="0" w:lastRowFirstColumn="0" w:lastRowLastColumn="0"/>
+              <w:rPr>
+                <w:b/>
+              </w:rPr>
+            </w:pPr>
+          </w:p>
+        </w:tc>
+        <w:tc>
+          <w:tcPr>
+            <w:tcW w:w="1804" w:type="dxa"/>
+            <w:vAlign w:val="center"/>
+          </w:tcPr>
+          <w:p>
+            <w:pPr>
+              <w:jc w:val="center"/>
+              <w:cnfStyle w:val="000000100000" w:firstRow="0" w:lastRow="0" w:firstColumn="0" w:lastColumn="0" w:oddVBand="0" w:evenVBand="0" w:oddHBand="1" w:evenHBand="0" w:firstRowFirstColumn="0" w:firstRowLastColumn="0" w:lastRowFirstColumn="0" w:lastRowLastColumn="0"/>
+              <w:rPr>
+                <w:bCs/>
+              </w:rPr>
+            </w:pPr>
+            <w:r>
+              <w:rPr>
+                <w:bCs/>
+              </w:rPr>
+              <w:t>Cifar-10</w:t>
+            </w:r>
+          </w:p>
+        </w:tc>
+        <w:tc>
+          <w:tcPr>
+            <w:tcW w:w="1804" w:type="dxa"/>
+            <w:vAlign w:val="center"/>
+          </w:tcPr>
+          <w:p>
+            <w:pPr>
+              <w:jc w:val="center"/>
+              <w:cnfStyle w:val="000000100000" w:firstRow="0" w:lastRow="0" w:firstColumn="0" w:lastColumn="0" w:oddVBand="0" w:evenVBand="0" w:oddHBand="1" w:evenHBand="0" w:firstRowFirstColumn="0" w:firstRowLastColumn="0" w:lastRowFirstColumn="0" w:lastRowLastColumn="0"/>
+              <w:rPr>
+                <w:bCs/>
+              </w:rPr>
+            </w:pPr>
+            <w:r>
+              <w:rPr>
+                <w:bCs/>
+              </w:rPr>
+              <w:t>Cifar-100</w:t>
+            </w:r>
+          </w:p>
+        </w:tc>
+      </w:tr>
+      <w:tr>
+        <w:trPr>
+          <w:trHeight w:val="360"/>
+        </w:trPr>
+        <w:tc>
+          <w:tcPr>
+            <w:cnfStyle w:val="001000000000" w:firstRow="0" w:lastRow="0" w:firstColumn="1" w:lastColumn="0" w:oddVBand="0" w:evenVBand="0" w:oddHBand="0" w:evenHBand="0" w:firstRowFirstColumn="0" w:firstRowLastColumn="0" w:lastRowFirstColumn="0" w:lastRowLastColumn="0"/>
+            <w:tcW w:w="2358" w:type="dxa"/>
+            <w:vAlign w:val="center"/>
+            <w:hideMark/>
+          </w:tcPr>
+          <w:p>
+            <w:r>
+              <w:t>Chowdhury et al. [6]</w:t>
+            </w:r>
+          </w:p>
+        </w:tc>
+        <w:tc>
+          <w:tcPr>
+            <w:tcW w:w="1345" w:type="dxa"/>
+            <w:vAlign w:val="center"/>
+            <w:hideMark/>
+          </w:tcPr>
+          <w:p>
+            <w:pPr>
+              <w:jc w:val="center"/>
+              <w:cnfStyle w:val="000000000000" w:firstRow="0" w:lastRow="0" w:firstColumn="0" w:lastColumn="0" w:oddVBand="0" w:evenVBand="0" w:oddHBand="0" w:evenHBand="0" w:firstRowFirstColumn="0" w:firstRowLastColumn="0" w:lastRowFirstColumn="0" w:lastRowLastColumn="0"/>
+            </w:pPr>
+            <w:r>
+              <w:t>VGG16</w:t>
+            </w:r>
+          </w:p>
+        </w:tc>
+        <w:tc>
+          <w:tcPr>
+            <w:tcW w:w="1763" w:type="dxa"/>
+            <w:vAlign w:val="center"/>
+            <w:hideMark/>
+          </w:tcPr>
+          <w:p>
+            <w:pPr>
+              <w:jc w:val="center"/>
+              <w:cnfStyle w:val="000000000000" w:firstRow="0" w:lastRow="0" w:firstColumn="0" w:lastColumn="0" w:oddVBand="0" w:evenVBand="0" w:oddHBand="0" w:evenHBand="0" w:firstRowFirstColumn="0" w:firstRowLastColumn="0" w:lastRowFirstColumn="0" w:lastRowLastColumn="0"/>
+            </w:pPr>
+            <w:r>
+              <w:t>1</w:t>
+            </w:r>
+          </w:p>
+        </w:tc>
+        <w:tc>
+          <w:tcPr>
+            <w:tcW w:w="1804" w:type="dxa"/>
+            <w:vAlign w:val="center"/>
+            <w:hideMark/>
+          </w:tcPr>
+          <w:p>
+            <w:pPr>
+              <w:jc w:val="center"/>
+              <w:cnfStyle w:val="000000000000" w:firstRow="0" w:lastRow="0" w:firstColumn="0" w:lastColumn="0" w:oddVBand="0" w:evenVBand="0" w:oddHBand="0" w:evenHBand="0" w:firstRowFirstColumn="0" w:firstRowLastColumn="0" w:lastRowFirstColumn="0" w:lastRowLastColumn="0"/>
+            </w:pPr>
+            <w:r>
+              <w:t>93.05</w:t>
+            </w:r>
+          </w:p>
+        </w:tc>
+        <w:tc>
+          <w:tcPr>
+            <w:tcW w:w="1804" w:type="dxa"/>
+            <w:vAlign w:val="center"/>
+            <w:hideMark/>
+          </w:tcPr>
+          <w:p>
+            <w:pPr>
+              <w:jc w:val="center"/>
+              <w:cnfStyle w:val="000000000000" w:firstRow="0" w:lastRow="0" w:firstColumn="0" w:lastColumn="0" w:oddVBand="0" w:evenVBand="0" w:oddHBand="0" w:evenHBand="0" w:firstRowFirstColumn="0" w:firstRowLastColumn="0" w:lastRowFirstColumn="0" w:lastRowLastColumn="0"/>
+            </w:pPr>
+            <w:r>
+              <w:t>70.15</w:t>
+            </w:r>
+          </w:p>
+        </w:tc>
+      </w:tr>
+      <w:tr>
+        <w:trPr>
+          <w:cnfStyle w:val="000000100000" w:firstRow="0" w:lastRow="0" w:firstColumn="0" w:lastColumn="0" w:oddVBand="0" w:evenVBand="0" w:oddHBand="1" w:evenHBand="0" w:firstRowFirstColumn="0" w:firstRowLastColumn="0" w:lastRowFirstColumn="0" w:lastRowLastColumn="0"/>
+          <w:trHeight w:val="360"/>
+        </w:trPr>
+        <w:tc>
+          <w:tcPr>
+            <w:cnfStyle w:val="001000000000" w:firstRow="0" w:lastRow="0" w:firstColumn="1" w:lastColumn="0" w:oddVBand="0" w:evenVBand="0" w:oddHBand="0" w:evenHBand="0" w:firstRowFirstColumn="0" w:firstRowLastColumn="0" w:lastRowFirstColumn="0" w:lastRowLastColumn="0"/>
+            <w:tcW w:w="2358" w:type="dxa"/>
+            <w:vAlign w:val="center"/>
+            <w:hideMark/>
+          </w:tcPr>
+          <w:p>
+            <w:proofErr w:type="spellStart"/>
+            <w:r>
+              <w:t>Rathi</w:t>
+            </w:r>
+            <w:proofErr w:type="spellEnd"/>
+            <w:r>
+              <w:t xml:space="preserve"> et al. </w:t>
+            </w:r>
+            <w:r>
+              <w:t>[5]</w:t>
+            </w:r>
+          </w:p>
+        </w:tc>
+        <w:tc>
+          <w:tcPr>
+            <w:tcW w:w="1345" w:type="dxa"/>
+            <w:vAlign w:val="center"/>
+            <w:hideMark/>
+          </w:tcPr>
+          <w:p>
+            <w:pPr>
+              <w:jc w:val="center"/>
+              <w:cnfStyle w:val="000000100000" w:firstRow="0" w:lastRow="0" w:firstColumn="0" w:lastColumn="0" w:oddVBand="0" w:evenVBand="0" w:oddHBand="1" w:evenHBand="0" w:firstRowFirstColumn="0" w:firstRowLastColumn="0" w:lastRowFirstColumn="0" w:lastRowLastColumn="0"/>
+            </w:pPr>
+            <w:r>
+              <w:t>VGG16</w:t>
+            </w:r>
+          </w:p>
+        </w:tc>
+        <w:tc>
+          <w:tcPr>
+            <w:tcW w:w="1763" w:type="dxa"/>
+            <w:vAlign w:val="center"/>
+            <w:hideMark/>
+          </w:tcPr>
+          <w:p>
+            <w:pPr>
+              <w:jc w:val="center"/>
+              <w:cnfStyle w:val="000000100000" w:firstRow="0" w:lastRow="0" w:firstColumn="0" w:lastColumn="0" w:oddVBand="0" w:evenVBand="0" w:oddHBand="1" w:evenHBand="0" w:firstRowFirstColumn="0" w:firstRowLastColumn="0" w:lastRowFirstColumn="0" w:lastRowLastColumn="0"/>
+            </w:pPr>
+            <w:r>
+              <w:t>5</w:t>
+            </w:r>
+          </w:p>
+        </w:tc>
+        <w:tc>
+          <w:tcPr>
+            <w:tcW w:w="1804" w:type="dxa"/>
+            <w:vAlign w:val="center"/>
+            <w:hideMark/>
+          </w:tcPr>
+          <w:p>
+            <w:pPr>
+              <w:jc w:val="center"/>
+              <w:cnfStyle w:val="000000100000" w:firstRow="0" w:lastRow="0" w:firstColumn="0" w:lastColumn="0" w:oddVBand="0" w:evenVBand="0" w:oddHBand="1" w:evenHBand="0" w:firstRowFirstColumn="0" w:firstRowLastColumn="0" w:lastRowFirstColumn="0" w:lastRowLastColumn="0"/>
+            </w:pPr>
+            <w:r>
+              <w:t>92.70</w:t>
+            </w:r>
+          </w:p>
+        </w:tc>
+        <w:tc>
+          <w:tcPr>
+            <w:tcW w:w="1804" w:type="dxa"/>
+            <w:vAlign w:val="center"/>
+            <w:hideMark/>
+          </w:tcPr>
+          <w:p>
+            <w:pPr>
+              <w:jc w:val="center"/>
+              <w:cnfStyle w:val="000000100000" w:firstRow="0" w:lastRow="0" w:firstColumn="0" w:lastColumn="0" w:oddVBand="0" w:evenVBand="0" w:oddHBand="1" w:evenHBand="0" w:firstRowFirstColumn="0" w:firstRowLastColumn="0" w:lastRowFirstColumn="0" w:lastRowLastColumn="0"/>
+            </w:pPr>
+            <w:r>
+              <w:t>69.67</w:t>
+            </w:r>
+          </w:p>
+        </w:tc>
+      </w:tr>
+      <w:tr>
+        <w:trPr>
+          <w:trHeight w:val="360"/>
+        </w:trPr>
+        <w:tc>
+          <w:tcPr>
+            <w:cnfStyle w:val="001000000000" w:firstRow="0" w:lastRow="0" w:firstColumn="1" w:lastColumn="0" w:oddVBand="0" w:evenVBand="0" w:oddHBand="0" w:evenHBand="0" w:firstRowFirstColumn="0" w:firstRowLastColumn="0" w:lastRowFirstColumn="0" w:lastRowLastColumn="0"/>
+            <w:tcW w:w="2358" w:type="dxa"/>
+            <w:vAlign w:val="center"/>
+            <w:hideMark/>
+          </w:tcPr>
+          <w:p>
+            <w:r>
+              <w:t>Bu et al</w:t>
+            </w:r>
+            <w:r>
+              <w:t xml:space="preserve">. </w:t>
+            </w:r>
+            <w:r>
+              <w:t>[7]</w:t>
+            </w:r>
+          </w:p>
+        </w:tc>
+        <w:tc>
+          <w:tcPr>
+            <w:tcW w:w="1345" w:type="dxa"/>
+            <w:vAlign w:val="center"/>
+            <w:hideMark/>
+          </w:tcPr>
+          <w:p>
+            <w:pPr>
+              <w:jc w:val="center"/>
+              <w:cnfStyle w:val="000000000000" w:firstRow="0" w:lastRow="0" w:firstColumn="0" w:lastColumn="0" w:oddVBand="0" w:evenVBand="0" w:oddHBand="0" w:evenHBand="0" w:firstRowFirstColumn="0" w:firstRowLastColumn="0" w:lastRowFirstColumn="0" w:lastRowLastColumn="0"/>
+            </w:pPr>
+            <w:r>
+              <w:t>VGG16</w:t>
+            </w:r>
+          </w:p>
+        </w:tc>
+        <w:tc>
+          <w:tcPr>
+            <w:tcW w:w="1763" w:type="dxa"/>
+            <w:vAlign w:val="center"/>
+            <w:hideMark/>
+          </w:tcPr>
+          <w:p>
+            <w:pPr>
+              <w:jc w:val="center"/>
+              <w:cnfStyle w:val="000000000000" w:firstRow="0" w:lastRow="0" w:firstColumn="0" w:lastColumn="0" w:oddVBand="0" w:evenVBand="0" w:oddHBand="0" w:evenHBand="0" w:firstRowFirstColumn="0" w:firstRowLastColumn="0" w:lastRowFirstColumn="0" w:lastRowLastColumn="0"/>
+            </w:pPr>
+            <w:r>
+              <w:t>4</w:t>
+            </w:r>
+          </w:p>
+        </w:tc>
+        <w:tc>
+          <w:tcPr>
+            <w:tcW w:w="1804" w:type="dxa"/>
+            <w:vAlign w:val="center"/>
+            <w:hideMark/>
+          </w:tcPr>
+          <w:p>
+            <w:pPr>
+              <w:jc w:val="center"/>
+              <w:cnfStyle w:val="000000000000" w:firstRow="0" w:lastRow="0" w:firstColumn="0" w:lastColumn="0" w:oddVBand="0" w:evenVBand="0" w:oddHBand="0" w:evenHBand="0" w:firstRowFirstColumn="0" w:firstRowLastColumn="0" w:lastRowFirstColumn="0" w:lastRowLastColumn="0"/>
+            </w:pPr>
+            <w:r>
+              <w:t>93.96</w:t>
+            </w:r>
+          </w:p>
+        </w:tc>
+        <w:tc>
+          <w:tcPr>
+            <w:tcW w:w="1804" w:type="dxa"/>
+            <w:vAlign w:val="center"/>
+            <w:hideMark/>
+          </w:tcPr>
+          <w:p>
+            <w:pPr>
+              <w:jc w:val="center"/>
+              <w:cnfStyle w:val="000000000000" w:firstRow="0" w:lastRow="0" w:firstColumn="0" w:lastColumn="0" w:oddVBand="0" w:evenVBand="0" w:oddHBand="0" w:evenHBand="0" w:firstRowFirstColumn="0" w:firstRowLastColumn="0" w:lastRowFirstColumn="0" w:lastRowLastColumn="0"/>
+            </w:pPr>
+            <w:r>
+              <w:t>69.62</w:t>
+            </w:r>
+          </w:p>
+        </w:tc>
+      </w:tr>
+      <w:tr>
+        <w:trPr>
+          <w:cnfStyle w:val="000000100000" w:firstRow="0" w:lastRow="0" w:firstColumn="0" w:lastColumn="0" w:oddVBand="0" w:evenVBand="0" w:oddHBand="1" w:evenHBand="0" w:firstRowFirstColumn="0" w:firstRowLastColumn="0" w:lastRowFirstColumn="0" w:lastRowLastColumn="0"/>
+          <w:trHeight w:val="360"/>
+        </w:trPr>
+        <w:tc>
+          <w:tcPr>
+            <w:cnfStyle w:val="001000000000" w:firstRow="0" w:lastRow="0" w:firstColumn="1" w:lastColumn="0" w:oddVBand="0" w:evenVBand="0" w:oddHBand="0" w:evenHBand="0" w:firstRowFirstColumn="0" w:firstRowLastColumn="0" w:lastRowFirstColumn="0" w:lastRowLastColumn="0"/>
+            <w:tcW w:w="2358" w:type="dxa"/>
+            <w:vAlign w:val="center"/>
+            <w:hideMark/>
+          </w:tcPr>
+          <w:p>
+            <w:r>
+              <w:t>Zheng et al</w:t>
+            </w:r>
+            <w:r>
+              <w:t xml:space="preserve">. </w:t>
+            </w:r>
+            <w:r>
+              <w:t>[16]</w:t>
+            </w:r>
+          </w:p>
+        </w:tc>
+        <w:tc>
+          <w:tcPr>
+            <w:tcW w:w="1345" w:type="dxa"/>
+            <w:vAlign w:val="center"/>
+            <w:hideMark/>
+          </w:tcPr>
+          <w:p>
+            <w:pPr>
+              <w:jc w:val="center"/>
+              <w:cnfStyle w:val="000000100000" w:firstRow="0" w:lastRow="0" w:firstColumn="0" w:lastColumn="0" w:oddVBand="0" w:evenVBand="0" w:oddHBand="1" w:evenHBand="0" w:firstRowFirstColumn="0" w:firstRowLastColumn="0" w:lastRowFirstColumn="0" w:lastRowLastColumn="0"/>
+            </w:pPr>
+            <w:r>
+              <w:t>ResNet-19</w:t>
+            </w:r>
+          </w:p>
+        </w:tc>
+        <w:tc>
+          <w:tcPr>
+            <w:tcW w:w="1763" w:type="dxa"/>
+            <w:vAlign w:val="center"/>
+            <w:hideMark/>
+          </w:tcPr>
+          <w:p>
+            <w:pPr>
+              <w:jc w:val="center"/>
+              <w:cnfStyle w:val="000000100000" w:firstRow="0" w:lastRow="0" w:firstColumn="0" w:lastColumn="0" w:oddVBand="0" w:evenVBand="0" w:oddHBand="1" w:evenHBand="0" w:firstRowFirstColumn="0" w:firstRowLastColumn="0" w:lastRowFirstColumn="0" w:lastRowLastColumn="0"/>
+            </w:pPr>
+            <w:r>
+              <w:t>4</w:t>
+            </w:r>
+          </w:p>
+        </w:tc>
+        <w:tc>
+          <w:tcPr>
+            <w:tcW w:w="1804" w:type="dxa"/>
+            <w:vAlign w:val="center"/>
+            <w:hideMark/>
+          </w:tcPr>
+          <w:p>
+            <w:pPr>
+              <w:jc w:val="center"/>
+              <w:cnfStyle w:val="000000100000" w:firstRow="0" w:lastRow="0" w:firstColumn="0" w:lastColumn="0" w:oddVBand="0" w:evenVBand="0" w:oddHBand="1" w:evenHBand="0" w:firstRowFirstColumn="0" w:firstRowLastColumn="0" w:lastRowFirstColumn="0" w:lastRowLastColumn="0"/>
+            </w:pPr>
+            <w:r>
+              <w:t>92.92</w:t>
+            </w:r>
+          </w:p>
+        </w:tc>
+        <w:tc>
+          <w:tcPr>
+            <w:tcW w:w="1804" w:type="dxa"/>
+            <w:vAlign w:val="center"/>
+            <w:hideMark/>
+          </w:tcPr>
+          <w:p>
+            <w:pPr>
+              <w:jc w:val="center"/>
+              <w:cnfStyle w:val="000000100000" w:firstRow="0" w:lastRow="0" w:firstColumn="0" w:lastColumn="0" w:oddVBand="0" w:evenVBand="0" w:oddHBand="1" w:evenHBand="0" w:firstRowFirstColumn="0" w:firstRowLastColumn="0" w:lastRowFirstColumn="0" w:lastRowLastColumn="0"/>
+            </w:pPr>
+            <w:r>
+              <w:t>70.86</w:t>
+            </w:r>
+          </w:p>
+        </w:tc>
+      </w:tr>
+      <w:tr>
+        <w:trPr>
+          <w:trHeight w:val="360"/>
+        </w:trPr>
+        <w:tc>
+          <w:tcPr>
+            <w:cnfStyle w:val="001000000000" w:firstRow="0" w:lastRow="0" w:firstColumn="1" w:lastColumn="0" w:oddVBand="0" w:evenVBand="0" w:oddHBand="0" w:evenHBand="0" w:firstRowFirstColumn="0" w:firstRowLastColumn="0" w:lastRowFirstColumn="0" w:lastRowLastColumn="0"/>
+            <w:tcW w:w="2358" w:type="dxa"/>
+            <w:vAlign w:val="center"/>
+            <w:hideMark/>
+          </w:tcPr>
+          <w:p>
+            <w:r>
+              <w:t>Deng</w:t>
+            </w:r>
+            <w:r>
+              <w:t xml:space="preserve"> et al. </w:t>
+            </w:r>
+            <w:r>
+              <w:t>[8]</w:t>
+            </w:r>
+          </w:p>
+        </w:tc>
+        <w:tc>
+          <w:tcPr>
+            <w:tcW w:w="1345" w:type="dxa"/>
+            <w:vAlign w:val="center"/>
+            <w:hideMark/>
+          </w:tcPr>
+          <w:p>
+            <w:pPr>
+              <w:jc w:val="center"/>
+              <w:cnfStyle w:val="000000000000" w:firstRow="0" w:lastRow="0" w:firstColumn="0" w:lastColumn="0" w:oddVBand="0" w:evenVBand="0" w:oddHBand="0" w:evenHBand="0" w:firstRowFirstColumn="0" w:firstRowLastColumn="0" w:lastRowFirstColumn="0" w:lastRowLastColumn="0"/>
+            </w:pPr>
+            <w:r>
+              <w:t>ResNet-19</w:t>
+            </w:r>
+          </w:p>
+        </w:tc>
+        <w:tc>
+          <w:tcPr>
+            <w:tcW w:w="1763" w:type="dxa"/>
+            <w:vAlign w:val="center"/>
+            <w:hideMark/>
+          </w:tcPr>
+          <w:p>
+            <w:pPr>
+              <w:jc w:val="center"/>
+              <w:cnfStyle w:val="000000000000" w:firstRow="0" w:lastRow="0" w:firstColumn="0" w:lastColumn="0" w:oddVBand="0" w:evenVBand="0" w:oddHBand="0" w:evenHBand="0" w:firstRowFirstColumn="0" w:firstRowLastColumn="0" w:lastRowFirstColumn="0" w:lastRowLastColumn="0"/>
+            </w:pPr>
+            <w:r>
+              <w:t>4</w:t>
+            </w:r>
+          </w:p>
+        </w:tc>
+        <w:tc>
+          <w:tcPr>
+            <w:tcW w:w="1804" w:type="dxa"/>
+            <w:vAlign w:val="center"/>
+            <w:hideMark/>
+          </w:tcPr>
+          <w:p>
+            <w:pPr>
+              <w:jc w:val="center"/>
+              <w:cnfStyle w:val="000000000000" w:firstRow="0" w:lastRow="0" w:firstColumn="0" w:lastColumn="0" w:oddVBand="0" w:evenVBand="0" w:oddHBand="0" w:evenHBand="0" w:firstRowFirstColumn="0" w:firstRowLastColumn="0" w:lastRowFirstColumn="0" w:lastRowLastColumn="0"/>
+            </w:pPr>
+            <w:r>
+              <w:t>94.44</w:t>
+            </w:r>
+          </w:p>
+        </w:tc>
+        <w:tc>
+          <w:tcPr>
+            <w:tcW w:w="1804" w:type="dxa"/>
+            <w:vAlign w:val="center"/>
+            <w:hideMark/>
+          </w:tcPr>
+          <w:p>
+            <w:pPr>
+              <w:jc w:val="center"/>
+              <w:cnfStyle w:val="000000000000" w:firstRow="0" w:lastRow="0" w:firstColumn="0" w:lastColumn="0" w:oddVBand="0" w:evenVBand="0" w:oddHBand="0" w:evenHBand="0" w:firstRowFirstColumn="0" w:firstRowLastColumn="0" w:lastRowFirstColumn="0" w:lastRowLastColumn="0"/>
+            </w:pPr>
+            <w:r>
+              <w:t>74.47</w:t>
+            </w:r>
+          </w:p>
+        </w:tc>
+      </w:tr>
+      <w:tr>
+        <w:trPr>
+          <w:cnfStyle w:val="000000100000" w:firstRow="0" w:lastRow="0" w:firstColumn="0" w:lastColumn="0" w:oddVBand="0" w:evenVBand="0" w:oddHBand="1" w:evenHBand="0" w:firstRowFirstColumn="0" w:firstRowLastColumn="0" w:lastRowFirstColumn="0" w:lastRowLastColumn="0"/>
+          <w:trHeight w:val="360"/>
+        </w:trPr>
+        <w:tc>
+          <w:tcPr>
+            <w:cnfStyle w:val="001000000000" w:firstRow="0" w:lastRow="0" w:firstColumn="1" w:lastColumn="0" w:oddVBand="0" w:evenVBand="0" w:oddHBand="0" w:evenHBand="0" w:firstRowFirstColumn="0" w:firstRowLastColumn="0" w:lastRowFirstColumn="0" w:lastRowLastColumn="0"/>
+            <w:tcW w:w="2358" w:type="dxa"/>
+            <w:vAlign w:val="center"/>
+            <w:hideMark/>
+          </w:tcPr>
+          <w:p>
+            <w:r>
+              <w:t>Zhou</w:t>
+            </w:r>
+            <w:r>
+              <w:t xml:space="preserve"> et al. </w:t>
+            </w:r>
+            <w:r>
+              <w:t>[9]</w:t>
+            </w:r>
+          </w:p>
+        </w:tc>
+        <w:tc>
+          <w:tcPr>
+            <w:tcW w:w="1345" w:type="dxa"/>
+            <w:vAlign w:val="center"/>
+            <w:hideMark/>
+          </w:tcPr>
+          <w:p>
+            <w:pPr>
+              <w:jc w:val="center"/>
+              <w:cnfStyle w:val="000000100000" w:firstRow="0" w:lastRow="0" w:firstColumn="0" w:lastColumn="0" w:oddVBand="0" w:evenVBand="0" w:oddHBand="1" w:evenHBand="0" w:firstRowFirstColumn="0" w:firstRowLastColumn="0" w:lastRowFirstColumn="0" w:lastRowLastColumn="0"/>
+            </w:pPr>
+            <w:r>
+              <w:t>Transformer</w:t>
+            </w:r>
+          </w:p>
+        </w:tc>
+        <w:tc>
+          <w:tcPr>
+            <w:tcW w:w="1763" w:type="dxa"/>
+            <w:vAlign w:val="center"/>
+            <w:hideMark/>
+          </w:tcPr>
+          <w:p>
+            <w:pPr>
+              <w:jc w:val="center"/>
+              <w:cnfStyle w:val="000000100000" w:firstRow="0" w:lastRow="0" w:firstColumn="0" w:lastColumn="0" w:oddVBand="0" w:evenVBand="0" w:oddHBand="1" w:evenHBand="0" w:firstRowFirstColumn="0" w:firstRowLastColumn="0" w:lastRowFirstColumn="0" w:lastRowLastColumn="0"/>
+            </w:pPr>
+            <w:r>
+              <w:t>4</w:t>
+            </w:r>
+          </w:p>
+        </w:tc>
+        <w:tc>
+          <w:tcPr>
+            <w:tcW w:w="1804" w:type="dxa"/>
+            <w:vAlign w:val="center"/>
+            <w:hideMark/>
+          </w:tcPr>
+          <w:p>
+            <w:pPr>
+              <w:jc w:val="center"/>
+              <w:cnfStyle w:val="000000100000" w:firstRow="0" w:lastRow="0" w:firstColumn="0" w:lastColumn="0" w:oddVBand="0" w:evenVBand="0" w:oddHBand="1" w:evenHBand="0" w:firstRowFirstColumn="0" w:firstRowLastColumn="0" w:lastRowFirstColumn="0" w:lastRowLastColumn="0"/>
+            </w:pPr>
+            <w:r>
+              <w:t>95.19</w:t>
+            </w:r>
+          </w:p>
+        </w:tc>
+        <w:tc>
+          <w:tcPr>
+            <w:tcW w:w="1804" w:type="dxa"/>
+            <w:vAlign w:val="center"/>
+            <w:hideMark/>
+          </w:tcPr>
+          <w:p>
+            <w:pPr>
+              <w:jc w:val="center"/>
+              <w:cnfStyle w:val="000000100000" w:firstRow="0" w:lastRow="0" w:firstColumn="0" w:lastColumn="0" w:oddVBand="0" w:evenVBand="0" w:oddHBand="1" w:evenHBand="0" w:firstRowFirstColumn="0" w:firstRowLastColumn="0" w:lastRowFirstColumn="0" w:lastRowLastColumn="0"/>
+            </w:pPr>
+            <w:r>
+              <w:t>77.86</w:t>
+            </w:r>
+          </w:p>
+        </w:tc>
+      </w:tr>
+      <w:tr>
+        <w:trPr>
+          <w:trHeight w:val="360"/>
+        </w:trPr>
+        <w:tc>
+          <w:tcPr>
+            <w:cnfStyle w:val="001000000000" w:firstRow="0" w:lastRow="0" w:firstColumn="1" w:lastColumn="0" w:oddVBand="0" w:evenVBand="0" w:oddHBand="0" w:evenHBand="0" w:firstRowFirstColumn="0" w:firstRowLastColumn="0" w:lastRowFirstColumn="0" w:lastRowLastColumn="0"/>
+            <w:tcW w:w="2358" w:type="dxa"/>
+            <w:vAlign w:val="center"/>
+            <w:hideMark/>
+          </w:tcPr>
+          <w:p>
+            <w:r>
+              <w:t>Zhou</w:t>
+            </w:r>
+            <w:r>
+              <w:t xml:space="preserve"> et al.</w:t>
+            </w:r>
+            <w:r>
+              <w:t>[10]</w:t>
+            </w:r>
+          </w:p>
+        </w:tc>
+        <w:tc>
+          <w:tcPr>
+            <w:tcW w:w="1345" w:type="dxa"/>
+            <w:vAlign w:val="center"/>
+            <w:hideMark/>
+          </w:tcPr>
+          <w:p>
+            <w:pPr>
+              <w:jc w:val="center"/>
+              <w:cnfStyle w:val="000000000000" w:firstRow="0" w:lastRow="0" w:firstColumn="0" w:lastColumn="0" w:oddVBand="0" w:evenVBand="0" w:oddHBand="0" w:evenHBand="0" w:firstRowFirstColumn="0" w:firstRowLastColumn="0" w:lastRowFirstColumn="0" w:lastRowLastColumn="0"/>
+            </w:pPr>
+            <w:r>
+              <w:t>Transformer</w:t>
+            </w:r>
+          </w:p>
+        </w:tc>
+        <w:tc>
+          <w:tcPr>
+            <w:tcW w:w="1763" w:type="dxa"/>
+            <w:vAlign w:val="center"/>
+            <w:hideMark/>
+          </w:tcPr>
+          <w:p>
+            <w:pPr>
+              <w:jc w:val="center"/>
+              <w:cnfStyle w:val="000000000000" w:firstRow="0" w:lastRow="0" w:firstColumn="0" w:lastColumn="0" w:oddVBand="0" w:evenVBand="0" w:oddHBand="0" w:evenHBand="0" w:firstRowFirstColumn="0" w:firstRowLastColumn="0" w:lastRowFirstColumn="0" w:lastRowLastColumn="0"/>
+            </w:pPr>
+            <w:r>
+              <w:t>4</w:t>
+            </w:r>
+          </w:p>
+        </w:tc>
+        <w:tc>
+          <w:tcPr>
+            <w:tcW w:w="1804" w:type="dxa"/>
+            <w:vAlign w:val="center"/>
+            <w:hideMark/>
+          </w:tcPr>
+          <w:p>
+            <w:pPr>
+              <w:jc w:val="center"/>
+              <w:cnfStyle w:val="000000000000" w:firstRow="0" w:lastRow="0" w:firstColumn="0" w:lastColumn="0" w:oddVBand="0" w:evenVBand="0" w:oddHBand="0" w:evenHBand="0" w:firstRowFirstColumn="0" w:firstRowLastColumn="0" w:lastRowFirstColumn="0" w:lastRowLastColumn="0"/>
+            </w:pPr>
+            <w:r>
+              <w:t>95.81</w:t>
+            </w:r>
+          </w:p>
+        </w:tc>
+        <w:tc>
+          <w:tcPr>
+            <w:tcW w:w="1804" w:type="dxa"/>
+            <w:vAlign w:val="center"/>
+            <w:hideMark/>
+          </w:tcPr>
+          <w:p>
+            <w:pPr>
+              <w:jc w:val="center"/>
+              <w:cnfStyle w:val="000000000000" w:firstRow="0" w:lastRow="0" w:firstColumn="0" w:lastColumn="0" w:oddVBand="0" w:evenVBand="0" w:oddHBand="0" w:evenHBand="0" w:firstRowFirstColumn="0" w:firstRowLastColumn="0" w:lastRowFirstColumn="0" w:lastRowLastColumn="0"/>
+            </w:pPr>
+            <w:r>
+              <w:t>79.21</w:t>
+            </w:r>
+          </w:p>
+        </w:tc>
+      </w:tr>
+      <w:tr>
+        <w:trPr>
+          <w:cnfStyle w:val="000000100000" w:firstRow="0" w:lastRow="0" w:firstColumn="0" w:lastColumn="0" w:oddVBand="0" w:evenVBand="0" w:oddHBand="1" w:evenHBand="0" w:firstRowFirstColumn="0" w:firstRowLastColumn="0" w:lastRowFirstColumn="0" w:lastRowLastColumn="0"/>
+          <w:trHeight w:val="360"/>
+        </w:trPr>
+        <w:tc>
+          <w:tcPr>
+            <w:cnfStyle w:val="001000000000" w:firstRow="0" w:lastRow="0" w:firstColumn="1" w:lastColumn="0" w:oddVBand="0" w:evenVBand="0" w:oddHBand="0" w:evenHBand="0" w:firstRowFirstColumn="0" w:firstRowLastColumn="0" w:lastRowFirstColumn="0" w:lastRowLastColumn="0"/>
+            <w:tcW w:w="2358" w:type="dxa"/>
+            <w:vAlign w:val="center"/>
+            <w:hideMark/>
+          </w:tcPr>
+          <w:p>
+            <w:r>
+              <w:t>Yao</w:t>
+            </w:r>
+            <w:r>
+              <w:t xml:space="preserve"> et al. </w:t>
+            </w:r>
+            <w:r>
+              <w:t>[11]</w:t>
+            </w:r>
+          </w:p>
+        </w:tc>
+        <w:tc>
+          <w:tcPr>
+            <w:tcW w:w="1345" w:type="dxa"/>
+            <w:vAlign w:val="center"/>
+            <w:hideMark/>
+          </w:tcPr>
+          <w:p>
+            <w:pPr>
+              <w:jc w:val="center"/>
+              <w:cnfStyle w:val="000000100000" w:firstRow="0" w:lastRow="0" w:firstColumn="0" w:lastColumn="0" w:oddVBand="0" w:evenVBand="0" w:oddHBand="1" w:evenHBand="0" w:firstRowFirstColumn="0" w:firstRowLastColumn="0" w:lastRowFirstColumn="0" w:lastRowLastColumn="0"/>
+            </w:pPr>
+            <w:r>
+              <w:t>Transformer</w:t>
+            </w:r>
+          </w:p>
+        </w:tc>
+        <w:tc>
+          <w:tcPr>
+            <w:tcW w:w="1763" w:type="dxa"/>
+            <w:vAlign w:val="center"/>
+            <w:hideMark/>
+          </w:tcPr>
+          <w:p>
+            <w:pPr>
+              <w:jc w:val="center"/>
+              <w:cnfStyle w:val="000000100000" w:firstRow="0" w:lastRow="0" w:firstColumn="0" w:lastColumn="0" w:oddVBand="0" w:evenVBand="0" w:oddHBand="1" w:evenHBand="0" w:firstRowFirstColumn="0" w:firstRowLastColumn="0" w:lastRowFirstColumn="0" w:lastRowLastColumn="0"/>
+            </w:pPr>
+            <w:r>
+              <w:t>4</w:t>
+            </w:r>
+          </w:p>
+        </w:tc>
+        <w:tc>
+          <w:tcPr>
+            <w:tcW w:w="1804" w:type="dxa"/>
+            <w:vAlign w:val="center"/>
+            <w:hideMark/>
+          </w:tcPr>
+          <w:p>
+            <w:pPr>
+              <w:jc w:val="center"/>
+              <w:cnfStyle w:val="000000100000" w:firstRow="0" w:lastRow="0" w:firstColumn="0" w:lastColumn="0" w:oddVBand="0" w:evenVBand="0" w:oddHBand="1" w:evenHBand="0" w:firstRowFirstColumn="0" w:firstRowLastColumn="0" w:lastRowFirstColumn="0" w:lastRowLastColumn="0"/>
+            </w:pPr>
+            <w:r>
+              <w:t>95.60</w:t>
+            </w:r>
+          </w:p>
+        </w:tc>
+        <w:tc>
+          <w:tcPr>
+            <w:tcW w:w="1804" w:type="dxa"/>
+            <w:vAlign w:val="center"/>
+            <w:hideMark/>
+          </w:tcPr>
+          <w:p>
+            <w:pPr>
+              <w:jc w:val="center"/>
+              <w:cnfStyle w:val="000000100000" w:firstRow="0" w:lastRow="0" w:firstColumn="0" w:lastColumn="0" w:oddVBand="0" w:evenVBand="0" w:oddHBand="1" w:evenHBand="0" w:firstRowFirstColumn="0" w:firstRowLastColumn="0" w:lastRowFirstColumn="0" w:lastRowLastColumn="0"/>
+            </w:pPr>
+            <w:r>
+              <w:t>78.40</w:t>
+            </w:r>
+          </w:p>
+        </w:tc>
+      </w:tr>
+      <w:tr>
+        <w:trPr>
+          <w:trHeight w:val="360"/>
+        </w:trPr>
+        <w:tc>
+          <w:tcPr>
+            <w:cnfStyle w:val="001000000000" w:firstRow="0" w:lastRow="0" w:firstColumn="1" w:lastColumn="0" w:oddVBand="0" w:evenVBand="0" w:oddHBand="0" w:evenHBand="0" w:firstRowFirstColumn="0" w:firstRowLastColumn="0" w:lastRowFirstColumn="0" w:lastRowLastColumn="0"/>
+            <w:tcW w:w="2358" w:type="dxa"/>
+            <w:vAlign w:val="center"/>
+            <w:hideMark/>
+          </w:tcPr>
+          <w:p>
+            <w:proofErr w:type="spellStart"/>
+            <w:r>
+              <w:t>Che</w:t>
+            </w:r>
+            <w:proofErr w:type="spellEnd"/>
+            <w:r>
+              <w:t xml:space="preserve"> et al. </w:t>
+            </w:r>
+            <w:r>
+              <w:t>[12]</w:t>
+            </w:r>
+          </w:p>
+        </w:tc>
+        <w:tc>
+          <w:tcPr>
+            <w:tcW w:w="1345" w:type="dxa"/>
+            <w:vAlign w:val="center"/>
+            <w:hideMark/>
+          </w:tcPr>
+          <w:p>
+            <w:pPr>
+              <w:jc w:val="center"/>
+              <w:cnfStyle w:val="000000000000" w:firstRow="0" w:lastRow="0" w:firstColumn="0" w:lastColumn="0" w:oddVBand="0" w:evenVBand="0" w:oddHBand="0" w:evenHBand="0" w:firstRowFirstColumn="0" w:firstRowLastColumn="0" w:lastRowFirstColumn="0" w:lastRowLastColumn="0"/>
+            </w:pPr>
+            <w:r>
+              <w:t>Transformer</w:t>
+            </w:r>
+          </w:p>
+        </w:tc>
+        <w:tc>
+          <w:tcPr>
+            <w:tcW w:w="1763" w:type="dxa"/>
+            <w:vAlign w:val="center"/>
+            <w:hideMark/>
+          </w:tcPr>
+          <w:p>
+            <w:pPr>
+              <w:jc w:val="center"/>
+              <w:cnfStyle w:val="000000000000" w:firstRow="0" w:lastRow="0" w:firstColumn="0" w:lastColumn="0" w:oddVBand="0" w:evenVBand="0" w:oddHBand="0" w:evenHBand="0" w:firstRowFirstColumn="0" w:firstRowLastColumn="0" w:lastRowFirstColumn="0" w:lastRowLastColumn="0"/>
+            </w:pPr>
+            <w:r>
+              <w:t>4</w:t>
+            </w:r>
+          </w:p>
+        </w:tc>
+        <w:tc>
+          <w:tcPr>
+            <w:tcW w:w="1804" w:type="dxa"/>
+            <w:vAlign w:val="center"/>
+            <w:hideMark/>
+          </w:tcPr>
+          <w:p>
+            <w:pPr>
+              <w:jc w:val="center"/>
+              <w:cnfStyle w:val="000000000000" w:firstRow="0" w:lastRow="0" w:firstColumn="0" w:lastColumn="0" w:oddVBand="0" w:evenVBand="0" w:oddHBand="0" w:evenHBand="0" w:firstRowFirstColumn="0" w:firstRowLastColumn="0" w:lastRowFirstColumn="0" w:lastRowLastColumn="0"/>
+            </w:pPr>
+            <w:r>
+              <w:t>96.39</w:t>
+            </w:r>
+          </w:p>
+        </w:tc>
+        <w:tc>
+          <w:tcPr>
+            <w:tcW w:w="1804" w:type="dxa"/>
+            <w:vAlign w:val="center"/>
+            <w:hideMark/>
+          </w:tcPr>
+          <w:p>
+            <w:pPr>
+              <w:jc w:val="center"/>
+              <w:cnfStyle w:val="000000000000" w:firstRow="0" w:lastRow="0" w:firstColumn="0" w:lastColumn="0" w:oddVBand="0" w:evenVBand="0" w:oddHBand="0" w:evenHBand="0" w:firstRowFirstColumn="0" w:firstRowLastColumn="0" w:lastRowFirstColumn="0" w:lastRowLastColumn="0"/>
+            </w:pPr>
+            <w:r>
+              <w:t>78.22</w:t>
+            </w:r>
+          </w:p>
+        </w:tc>
+      </w:tr>
+      <w:tr>
+        <w:trPr>
+          <w:cnfStyle w:val="000000100000" w:firstRow="0" w:lastRow="0" w:firstColumn="0" w:lastColumn="0" w:oddVBand="0" w:evenVBand="0" w:oddHBand="1" w:evenHBand="0" w:firstRowFirstColumn="0" w:firstRowLastColumn="0" w:lastRowFirstColumn="0" w:lastRowLastColumn="0"/>
+          <w:trHeight w:val="360"/>
+        </w:trPr>
+        <w:tc>
+          <w:tcPr>
+            <w:cnfStyle w:val="001000000000" w:firstRow="0" w:lastRow="0" w:firstColumn="1" w:lastColumn="0" w:oddVBand="0" w:evenVBand="0" w:oddHBand="0" w:evenHBand="0" w:firstRowFirstColumn="0" w:firstRowLastColumn="0" w:lastRowFirstColumn="0" w:lastRowLastColumn="0"/>
+            <w:tcW w:w="2358" w:type="dxa"/>
+            <w:vAlign w:val="center"/>
+            <w:hideMark/>
+          </w:tcPr>
+          <w:p>
+            <w:proofErr w:type="spellStart"/>
+            <w:r>
+              <w:t>Guo</w:t>
+            </w:r>
+            <w:proofErr w:type="spellEnd"/>
+            <w:r>
+              <w:t xml:space="preserve"> et al.</w:t>
+            </w:r>
+            <w:r>
+              <w:t xml:space="preserve"> [14]</w:t>
+            </w:r>
+          </w:p>
+        </w:tc>
+        <w:tc>
+          <w:tcPr>
+            <w:tcW w:w="1345" w:type="dxa"/>
+            <w:vAlign w:val="center"/>
+            <w:hideMark/>
+          </w:tcPr>
+          <w:p>
+            <w:pPr>
+              <w:jc w:val="center"/>
+              <w:cnfStyle w:val="000000100000" w:firstRow="0" w:lastRow="0" w:firstColumn="0" w:lastColumn="0" w:oddVBand="0" w:evenVBand="0" w:oddHBand="1" w:evenHBand="0" w:firstRowFirstColumn="0" w:firstRowLastColumn="0" w:lastRowFirstColumn="0" w:lastRowLastColumn="0"/>
+            </w:pPr>
+            <w:r>
+              <w:t>Transformer</w:t>
+            </w:r>
+          </w:p>
+        </w:tc>
+        <w:tc>
+          <w:tcPr>
+            <w:tcW w:w="1763" w:type="dxa"/>
+            <w:vAlign w:val="center"/>
+            <w:hideMark/>
+          </w:tcPr>
+          <w:p>
+            <w:pPr>
+              <w:jc w:val="center"/>
+              <w:cnfStyle w:val="000000100000" w:firstRow="0" w:lastRow="0" w:firstColumn="0" w:lastColumn="0" w:oddVBand="0" w:evenVBand="0" w:oddHBand="1" w:evenHBand="0" w:firstRowFirstColumn="0" w:firstRowLastColumn="0" w:lastRowFirstColumn="0" w:lastRowLastColumn="0"/>
+            </w:pPr>
+            <w:r>
+              <w:t>4</w:t>
+            </w:r>
+          </w:p>
+        </w:tc>
+        <w:tc>
+          <w:tcPr>
+            <w:tcW w:w="1804" w:type="dxa"/>
+            <w:vAlign w:val="center"/>
+            <w:hideMark/>
+          </w:tcPr>
+          <w:p>
+            <w:pPr>
+              <w:jc w:val="center"/>
+              <w:cnfStyle w:val="000000100000" w:firstRow="0" w:lastRow="0" w:firstColumn="0" w:lastColumn="0" w:oddVBand="0" w:evenVBand="0" w:oddHBand="1" w:evenHBand="0" w:firstRowFirstColumn="0" w:firstRowLastColumn="0" w:lastRowFirstColumn="0" w:lastRowLastColumn="0"/>
+            </w:pPr>
+            <w:r>
+              <w:t>96.32</w:t>
+            </w:r>
+          </w:p>
+        </w:tc>
+        <w:tc>
+          <w:tcPr>
+            <w:tcW w:w="1804" w:type="dxa"/>
+            <w:vAlign w:val="center"/>
+            <w:hideMark/>
+          </w:tcPr>
+          <w:p>
+            <w:pPr>
+              <w:jc w:val="center"/>
+              <w:cnfStyle w:val="000000100000" w:firstRow="0" w:lastRow="0" w:firstColumn="0" w:lastColumn="0" w:oddVBand="0" w:evenVBand="0" w:oddHBand="1" w:evenHBand="0" w:firstRowFirstColumn="0" w:firstRowLastColumn="0" w:lastRowFirstColumn="0" w:lastRowLastColumn="0"/>
+            </w:pPr>
+            <w:r>
+              <w:t>79.69</w:t>
+            </w:r>
+          </w:p>
+        </w:tc>
+      </w:tr>
+      <w:tr>
+        <w:trPr>
+          <w:trHeight w:val="360"/>
+        </w:trPr>
+        <w:tc>
+          <w:tcPr>
+            <w:cnfStyle w:val="001000000000" w:firstRow="0" w:lastRow="0" w:firstColumn="1" w:lastColumn="0" w:oddVBand="0" w:evenVBand="0" w:oddHBand="0" w:evenHBand="0" w:firstRowFirstColumn="0" w:firstRowLastColumn="0" w:lastRowFirstColumn="0" w:lastRowLastColumn="0"/>
+            <w:tcW w:w="2358" w:type="dxa"/>
+            <w:vAlign w:val="center"/>
+            <w:hideMark/>
+          </w:tcPr>
+          <w:p>
+            <w:r>
+              <w:t>Zhang</w:t>
+            </w:r>
+            <w:r>
+              <w:t xml:space="preserve"> et al. </w:t>
+            </w:r>
+            <w:r>
+              <w:t>[13]</w:t>
+            </w:r>
+          </w:p>
+        </w:tc>
+        <w:tc>
+          <w:tcPr>
+            <w:tcW w:w="1345" w:type="dxa"/>
+            <w:vAlign w:val="center"/>
+            <w:hideMark/>
+          </w:tcPr>
+          <w:p>
+            <w:pPr>
+              <w:jc w:val="center"/>
+              <w:cnfStyle w:val="000000000000" w:firstRow="0" w:lastRow="0" w:firstColumn="0" w:lastColumn="0" w:oddVBand="0" w:evenVBand="0" w:oddHBand="0" w:evenHBand="0" w:firstRowFirstColumn="0" w:firstRowLastColumn="0" w:lastRowFirstColumn="0" w:lastRowLastColumn="0"/>
+            </w:pPr>
+            <w:r>
+              <w:t>Transformer</w:t>
+            </w:r>
+          </w:p>
+        </w:tc>
+        <w:tc>
+          <w:tcPr>
+            <w:tcW w:w="1763" w:type="dxa"/>
+            <w:vAlign w:val="center"/>
+            <w:hideMark/>
+          </w:tcPr>
+          <w:p>
+            <w:pPr>
+              <w:jc w:val="center"/>
+              <w:cnfStyle w:val="000000000000" w:firstRow="0" w:lastRow="0" w:firstColumn="0" w:lastColumn="0" w:oddVBand="0" w:evenVBand="0" w:oddHBand="0" w:evenHBand="0" w:firstRowFirstColumn="0" w:firstRowLastColumn="0" w:lastRowFirstColumn="0" w:lastRowLastColumn="0"/>
+            </w:pPr>
+            <w:r>
+              <w:t>4</w:t>
+            </w:r>
+          </w:p>
+        </w:tc>
+        <w:tc>
+          <w:tcPr>
+            <w:tcW w:w="1804" w:type="dxa"/>
+            <w:vAlign w:val="center"/>
+            <w:hideMark/>
+          </w:tcPr>
+          <w:p>
+            <w:pPr>
+              <w:jc w:val="center"/>
+              <w:cnfStyle w:val="000000000000" w:firstRow="0" w:lastRow="0" w:firstColumn="0" w:lastColumn="0" w:oddVBand="0" w:evenVBand="0" w:oddHBand="0" w:evenHBand="0" w:firstRowFirstColumn="0" w:firstRowLastColumn="0" w:lastRowFirstColumn="0" w:lastRowLastColumn="0"/>
+            </w:pPr>
+            <w:r>
+              <w:t>96.76</w:t>
+            </w:r>
+          </w:p>
+        </w:tc>
+        <w:tc>
+          <w:tcPr>
+            <w:tcW w:w="1804" w:type="dxa"/>
+            <w:vAlign w:val="center"/>
+            <w:hideMark/>
+          </w:tcPr>
+          <w:p>
+            <w:pPr>
+              <w:jc w:val="center"/>
+              <w:cnfStyle w:val="000000000000" w:firstRow="0" w:lastRow="0" w:firstColumn="0" w:lastColumn="0" w:oddVBand="0" w:evenVBand="0" w:oddHBand="0" w:evenHBand="0" w:firstRowFirstColumn="0" w:firstRowLastColumn="0" w:lastRowFirstColumn="0" w:lastRowLastColumn="0"/>
+            </w:pPr>
+            <w:r>
+              <w:t>82.26</w:t>
+            </w:r>
+          </w:p>
+        </w:tc>
+      </w:tr>
+      <w:tr>
+        <w:trPr>
+          <w:cnfStyle w:val="000000100000" w:firstRow="0" w:lastRow="0" w:firstColumn="0" w:lastColumn="0" w:oddVBand="0" w:evenVBand="0" w:oddHBand="1" w:evenHBand="0" w:firstRowFirstColumn="0" w:firstRowLastColumn="0" w:lastRowFirstColumn="0" w:lastRowLastColumn="0"/>
+          <w:trHeight w:val="360"/>
+        </w:trPr>
+        <w:tc>
+          <w:tcPr>
+            <w:cnfStyle w:val="001000000000" w:firstRow="0" w:lastRow="0" w:firstColumn="1" w:lastColumn="0" w:oddVBand="0" w:evenVBand="0" w:oddHBand="0" w:evenHBand="0" w:firstRowFirstColumn="0" w:firstRowLastColumn="0" w:lastRowFirstColumn="0" w:lastRowLastColumn="0"/>
+            <w:tcW w:w="2358" w:type="dxa"/>
+            <w:vAlign w:val="center"/>
+          </w:tcPr>
+          <w:p>
+            <w:r>
+              <w:t>Ours</w:t>
+            </w:r>
+          </w:p>
+        </w:tc>
+        <w:tc>
+          <w:tcPr>
+            <w:tcW w:w="1345" w:type="dxa"/>
+            <w:vAlign w:val="center"/>
+          </w:tcPr>
+          <w:p>
+            <w:pPr>
+              <w:jc w:val="center"/>
+              <w:cnfStyle w:val="000000100000" w:firstRow="0" w:lastRow="0" w:firstColumn="0" w:lastColumn="0" w:oddVBand="0" w:evenVBand="0" w:oddHBand="1" w:evenHBand="0" w:firstRowFirstColumn="0" w:firstRowLastColumn="0" w:lastRowFirstColumn="0" w:lastRowLastColumn="0"/>
+            </w:pPr>
+            <w:r>
+              <w:t>ConvNeXt</w:t>
+            </w:r>
+          </w:p>
+        </w:tc>
+        <w:tc>
+          <w:tcPr>
+            <w:tcW w:w="1763" w:type="dxa"/>
+            <w:vAlign w:val="center"/>
+          </w:tcPr>
+          <w:p>
+            <w:pPr>
+              <w:jc w:val="center"/>
+              <w:cnfStyle w:val="000000100000" w:firstRow="0" w:lastRow="0" w:firstColumn="0" w:lastColumn="0" w:oddVBand="0" w:evenVBand="0" w:oddHBand="1" w:evenHBand="0" w:firstRowFirstColumn="0" w:firstRowLastColumn="0" w:lastRowFirstColumn="0" w:lastRowLastColumn="0"/>
+            </w:pPr>
+            <w:r>
+              <w:t>1</w:t>
+            </w:r>
+          </w:p>
+        </w:tc>
+        <w:tc>
+          <w:tcPr>
+            <w:tcW w:w="1804" w:type="dxa"/>
+            <w:vAlign w:val="center"/>
+          </w:tcPr>
+          <w:p>
+            <w:pPr>
+              <w:jc w:val="center"/>
+              <w:cnfStyle w:val="000000100000" w:firstRow="0" w:lastRow="0" w:firstColumn="0" w:lastColumn="0" w:oddVBand="0" w:evenVBand="0" w:oddHBand="1" w:evenHBand="0" w:firstRowFirstColumn="0" w:firstRowLastColumn="0" w:lastRowFirstColumn="0" w:lastRowLastColumn="0"/>
+            </w:pPr>
+            <w:r>
+              <w:rPr>
+                <w:color w:val="FF0000"/>
+              </w:rPr>
+              <w:t>XX</w:t>
+            </w:r>
+          </w:p>
+        </w:tc>
+        <w:tc>
+          <w:tcPr>
+            <w:tcW w:w="1804" w:type="dxa"/>
+            <w:vAlign w:val="center"/>
+          </w:tcPr>
+          <w:p>
+            <w:pPr>
+              <w:jc w:val="center"/>
+              <w:cnfStyle w:val="000000100000" w:firstRow="0" w:lastRow="0" w:firstColumn="0" w:lastColumn="0" w:oddVBand="0" w:evenVBand="0" w:oddHBand="1" w:evenHBand="0" w:firstRowFirstColumn="0" w:firstRowLastColumn="0" w:lastRowFirstColumn="0" w:lastRowLastColumn="0"/>
+            </w:pPr>
+            <w:r>
+              <w:rPr>
+                <w:color w:val="FF0000"/>
+              </w:rPr>
+              <w:t>XX</w:t>
+            </w:r>
+          </w:p>
+        </w:tc>
+      </w:tr>
+    </w:tbl>
+    <w:p/>
+    <w:p>
+      <w:pPr>
+        <w:pStyle w:val="Heading2"/>
+      </w:pPr>
+    </w:p>
+    <w:p>
+      <w:pPr>
+        <w:pStyle w:val="Heading2"/>
+      </w:pPr>
+      <w:r>
+        <w:t>3</w:t>
+      </w:r>
+      <w:r>
+        <w:t>.4. Ablation Study</w:t>
       </w:r>
     </w:p>
     <w:p>
@@ -3385,78 +4914,7 @@
         <w:jc w:val="lowKashida"/>
       </w:pPr>
       <w:r>
-        <w:rPr>
-          <w:b/>
-          <w:bCs/>
-        </w:rPr>
-        <w:t>Effect of Learnable Delays and Sparsity Control</w:t>
-      </w:r>
-      <w:r>
-        <w:rPr>
-          <w:b/>
-          <w:bCs/>
-        </w:rPr>
-        <w:t xml:space="preserve">: </w:t>
-      </w:r>
-      <w:r>
-        <w:t xml:space="preserve">Learnable delay parameters enable adaptive modulation of spike timing during training. By shifting a subset of activations toward later spike times that saturate at </w:t>
-      </w:r>
-      <w:proofErr w:type="spellStart"/>
-      <w:r>
-        <w:rPr>
-          <w:rStyle w:val="mord"/>
-        </w:rPr>
-        <w:t>t</w:t>
-      </w:r>
-      <w:r>
-        <w:rPr>
-          <w:rStyle w:val="mord"/>
-        </w:rPr>
-        <w:t>_</w:t>
-      </w:r>
-      <w:proofErr w:type="gramStart"/>
-      <w:r>
-        <w:rPr>
-          <w:rStyle w:val="mtight"/>
-        </w:rPr>
-        <w:t>max</w:t>
-      </w:r>
-      <w:proofErr w:type="spellEnd"/>
-      <w:r>
-        <w:rPr>
-          <w:rStyle w:val="vlist-s"/>
-        </w:rPr>
-        <w:t>​</w:t>
-      </w:r>
-      <w:r>
-        <w:t>,</w:t>
-      </w:r>
-      <w:proofErr w:type="gramEnd"/>
-      <w:r>
-        <w:t xml:space="preserve"> this mechanism increases the proportion of silent neurons and thus overall activation sparsity. Empirically, we observe that later network </w:t>
-      </w:r>
-      <w:r>
-        <w:lastRenderedPageBreak/>
-        <w:t xml:space="preserve">stages are more amenable to </w:t>
-      </w:r>
-      <w:proofErr w:type="spellStart"/>
-      <w:r>
-        <w:t>sparsification</w:t>
-      </w:r>
-      <w:proofErr w:type="spellEnd"/>
-      <w:r>
-        <w:t xml:space="preserve"> than earlier stages, suggesting that temporal redundancy increases with depth. Further investigation of stage-specific delay strategies is left for future work</w:t>
-      </w:r>
-      <w:r>
-        <w:t>.</w:t>
-      </w:r>
-    </w:p>
-    <w:p>
-      <w:pPr>
-        <w:pStyle w:val="Heading1"/>
-      </w:pPr>
-      <w:r>
-        <w:t xml:space="preserve">5. Limitations </w:t>
+        <w:t>To isolate and quantify the contribution of each design component in the proposed SpikingConvNeXt architecture, we performed a structured ablation study on the CIFAR-10 dataset. All experiments utilized the ConvNeXt-Tiny backbone under the training protocol detailed in Section 4.1. The study evaluates the impact on two primary metrics: top-1 classification accuracy and activation sparsity.</w:t>
       </w:r>
     </w:p>
     <w:p>
@@ -3464,157 +4922,12 @@
         <w:jc w:val="lowKashida"/>
       </w:pPr>
       <w:r>
-        <w:t xml:space="preserve">The proposed method applies </w:t>
-      </w:r>
-      <w:proofErr w:type="spellStart"/>
-      <w:r>
-        <w:t>depthwise</w:t>
-      </w:r>
-      <w:proofErr w:type="spellEnd"/>
-      <w:r>
-        <w:t xml:space="preserve"> convolution directly to spike-time representations as a practical approximation for spatial mixing. While effective in our experiments, a more principled TTFS-compatible convolution operator may further improve performance. In addition, sparsity-inducing constraints, such as non-negative pointwise weights, introduce a trade-off between activation sparsity and representational capacity, which may depend on the dataset and network stage. Finally, the current evaluation primarily reports accuracy and sparsity; more direct energy and latency measurements would be required to fully characterize deployment efficiency on neuromorphic hardware.</w:t>
-      </w:r>
-    </w:p>
-    <w:p>
-      <w:pPr>
-        <w:pStyle w:val="Heading1"/>
-      </w:pPr>
-      <w:r>
-        <w:t>6. Conclusion</w:t>
-      </w:r>
-    </w:p>
-    <w:p>
-      <w:pPr>
-        <w:jc w:val="lowKashida"/>
-      </w:pPr>
-      <w:r>
-        <w:t xml:space="preserve">In this work, we presented </w:t>
-      </w:r>
-      <w:r>
-        <w:rPr>
-          <w:rStyle w:val="Strong"/>
-          <w:b w:val="0"/>
-          <w:bCs w:val="0"/>
-        </w:rPr>
-        <w:t>SpikingConvNeXt</w:t>
-      </w:r>
-      <w:r>
-        <w:t xml:space="preserve">, a TTFS-based spiking conversion of ConvNeXt that removes explicit activation and normalization layers, replaces pointwise MLP operations with an analytic spike-time mapping, and introduces a minimum residual merge tailored to time-domain representations. The proposed approach achieves strong performance on CIFAR-10, reaching up to </w:t>
-      </w:r>
-      <w:r>
-        <w:rPr>
-          <w:rStyle w:val="Strong"/>
-          <w:b w:val="0"/>
-          <w:bCs w:val="0"/>
-        </w:rPr>
-        <w:t>95.96% top-1 accuracy</w:t>
-      </w:r>
-      <w:r>
-        <w:t xml:space="preserve">, while enabling controllable activation sparsity through learnable delay parameters. These results indicate that modern convolutional network backbones can be effectively adapted to TTFS-based spiking neural networks using minimal structural modifications and simple temporal operators, supporting their potential for </w:t>
-      </w:r>
-      <w:r>
-        <w:t>energy-efficient deployment on neuromorphic and event-driven hardware.</w:t>
-      </w:r>
-    </w:p>
-    <w:p>
-      <w:pPr>
-        <w:pStyle w:val="Heading1"/>
-      </w:pPr>
-      <w:r>
-        <w:t>Acknowledgments</w:t>
-      </w:r>
-    </w:p>
-    <w:p>
-      <w:r>
-        <w:t>&lt;Acknowledgments text (funding, compute grants, collaborators, etc.)&gt;</w:t>
-      </w:r>
-    </w:p>
-    <w:p>
-      <w:pPr>
-        <w:pStyle w:val="Heading1"/>
-      </w:pPr>
-      <w:r>
-        <w:t>Data Availability</w:t>
-      </w:r>
-    </w:p>
-    <w:p>
-      <w:r>
-        <w:t>All datasets used are publicly available (CIFAR-10/100). Exact preprocessing and splits: &lt;provide details / repository link&gt;.</w:t>
-      </w:r>
-    </w:p>
-    <w:p>
-      <w:pPr>
-        <w:pStyle w:val="Heading1"/>
-      </w:pPr>
-      <w:r>
-        <w:t>Code Availability</w:t>
-      </w:r>
-    </w:p>
-    <w:p>
-      <w:r>
-        <w:t xml:space="preserve">Source code and trained checkpoints will be released at: </w:t>
-      </w:r>
-      <w:r>
-        <w:t>github.com/</w:t>
-      </w:r>
-      <w:proofErr w:type="spellStart"/>
-      <w:r>
-        <w:t>shosseinj</w:t>
-      </w:r>
-      <w:proofErr w:type="spellEnd"/>
-      <w:r>
-        <w:t>/</w:t>
-      </w:r>
-      <w:proofErr w:type="spellStart"/>
-      <w:r>
-        <w:t>convnextspiking</w:t>
-      </w:r>
-      <w:proofErr w:type="spellEnd"/>
-      <w:r>
-        <w:t>/</w:t>
-      </w:r>
-    </w:p>
-    <w:p>
-      <w:pPr>
-        <w:pStyle w:val="Heading1"/>
-      </w:pPr>
-      <w:r>
-        <w:t>References</w:t>
-      </w:r>
-    </w:p>
-    <w:p>
-      <w:r>
-        <w:t>[1] Liu, Z., Mao, H., Wu, C.-Y., Feichtenhofer, C., Darrell, T., &amp; Xie, S. A ConvNet for the 2020s (ConvNeXt). arXiv:2201.03545, 2022.</w:t>
-      </w:r>
-    </w:p>
-    <w:p>
-      <w:r>
-        <w:t>[2] Stanojevic, A., Gehring, W., Woźniak, S., Binas, J., Chicca, E., &amp; Payeur, A. High-performance deep spiking neural networks with 0.3 spikes per neuron. Nature Communications, 15:6793, 2024.</w:t>
-      </w:r>
-    </w:p>
-    <w:p>
-      <w:r>
-        <w:t>[3] Krizhevsky, A. Learning multiple layers of features from tiny images. Technical report (CIFAR), 2009.</w:t>
-      </w:r>
-    </w:p>
-    <w:p>
-      <w:r>
-        <w:t>[4] LeCun, Y., Cortes, C., &amp; Burges, C. J. C. The MNIST database of handwritten digits, 1998.</w:t>
-      </w:r>
-    </w:p>
-    <w:p>
-      <w:r>
-        <w:t xml:space="preserve">[5] </w:t>
-      </w:r>
-    </w:p>
-    <w:p/>
-    <w:p/>
-    <w:p/>
-    <w:p/>
-    <w:p>
-      <w:pPr>
-        <w:jc w:val="lowKashida"/>
-      </w:pPr>
+        <w:t xml:space="preserve">The investigation follows a cumulative design, where components are sequentially integrated. We began with a baseline spiking conversion, implementing a direct TTFS-based mapping for pointwise operations while maintaining the standard additive residual connection from the original ConvNeXt. This baseline established an accuracy of 95.29% with a sparsity of 33.3%. Subsequent integration of the minimum residual merge, which replaces the additive operation with an element-wise minimum over spike times, improved accuracy to 95.96% while preserving the same sparsity level (33.3%). Introducing learnable per-channel delays then provided a mechanism for explicit sparsity regulation, increasing sparsity substantially to 38.5% with an associated, controlled reduction in accuracy to </w:t>
+      </w:r>
+      <w:r>
+        <w:lastRenderedPageBreak/>
+        <w:t>94.43%. Finally, an optional non-negative weight constraint was applied to the pointwise projections to further bias the network toward sparsity. The complete results are summarized in Table 3.</w:t>
+      </w:r>
     </w:p>
     <w:p>
       <w:pPr>
@@ -3623,415 +4936,1036 @@
     </w:p>
     <w:p>
       <w:pPr>
+        <w:jc w:val="center"/>
+      </w:pPr>
+      <w:r>
+        <w:t>Table 3. Ablation experiment on Cifar10 dataset</w:t>
+      </w:r>
+    </w:p>
+    <w:tbl>
+      <w:tblPr>
+        <w:tblStyle w:val="PlainTable2"/>
+        <w:tblW w:w="0" w:type="auto"/>
+        <w:jc w:val="center"/>
+        <w:tblLook w:val="04A0" w:firstRow="1" w:lastRow="0" w:firstColumn="1" w:lastColumn="0" w:noHBand="0" w:noVBand="1"/>
+      </w:tblPr>
+      <w:tblGrid>
+        <w:gridCol w:w="3517"/>
+        <w:gridCol w:w="1530"/>
+        <w:gridCol w:w="1600"/>
+      </w:tblGrid>
+      <w:tr>
+        <w:trPr>
+          <w:cnfStyle w:val="100000000000" w:firstRow="1" w:lastRow="0" w:firstColumn="0" w:lastColumn="0" w:oddVBand="0" w:evenVBand="0" w:oddHBand="0" w:evenHBand="0" w:firstRowFirstColumn="0" w:firstRowLastColumn="0" w:lastRowFirstColumn="0" w:lastRowLastColumn="0"/>
+          <w:trHeight w:val="360"/>
+          <w:jc w:val="center"/>
+        </w:trPr>
+        <w:tc>
+          <w:tcPr>
+            <w:cnfStyle w:val="001000000000" w:firstRow="0" w:lastRow="0" w:firstColumn="1" w:lastColumn="0" w:oddVBand="0" w:evenVBand="0" w:oddHBand="0" w:evenHBand="0" w:firstRowFirstColumn="0" w:firstRowLastColumn="0" w:lastRowFirstColumn="0" w:lastRowLastColumn="0"/>
+            <w:tcW w:w="3517" w:type="dxa"/>
+            <w:vAlign w:val="center"/>
+          </w:tcPr>
+          <w:p>
+            <w:pPr>
+              <w:rPr>
+                <w:b w:val="0"/>
+                <w:bCs w:val="0"/>
+              </w:rPr>
+            </w:pPr>
+            <w:r>
+              <w:t>Method</w:t>
+            </w:r>
+          </w:p>
+        </w:tc>
+        <w:tc>
+          <w:tcPr>
+            <w:tcW w:w="1530" w:type="dxa"/>
+            <w:vAlign w:val="center"/>
+          </w:tcPr>
+          <w:p>
+            <w:pPr>
+              <w:jc w:val="center"/>
+              <w:cnfStyle w:val="100000000000" w:firstRow="1" w:lastRow="0" w:firstColumn="0" w:lastColumn="0" w:oddVBand="0" w:evenVBand="0" w:oddHBand="0" w:evenHBand="0" w:firstRowFirstColumn="0" w:firstRowLastColumn="0" w:lastRowFirstColumn="0" w:lastRowLastColumn="0"/>
+              <w:rPr>
+                <w:b w:val="0"/>
+                <w:bCs w:val="0"/>
+              </w:rPr>
+            </w:pPr>
+            <w:proofErr w:type="gramStart"/>
+            <w:r>
+              <w:t>Sparsity(</w:t>
+            </w:r>
+            <w:proofErr w:type="gramEnd"/>
+            <w:r>
+              <w:t>%)</w:t>
+            </w:r>
+          </w:p>
+        </w:tc>
+        <w:tc>
+          <w:tcPr>
+            <w:tcW w:w="1600" w:type="dxa"/>
+            <w:vAlign w:val="center"/>
+          </w:tcPr>
+          <w:p>
+            <w:pPr>
+              <w:jc w:val="center"/>
+              <w:cnfStyle w:val="100000000000" w:firstRow="1" w:lastRow="0" w:firstColumn="0" w:lastColumn="0" w:oddVBand="0" w:evenVBand="0" w:oddHBand="0" w:evenHBand="0" w:firstRowFirstColumn="0" w:firstRowLastColumn="0" w:lastRowFirstColumn="0" w:lastRowLastColumn="0"/>
+              <w:rPr>
+                <w:b w:val="0"/>
+                <w:bCs w:val="0"/>
+              </w:rPr>
+            </w:pPr>
+            <w:r>
+              <w:t>Acc</w:t>
+            </w:r>
+            <w:r>
+              <w:t xml:space="preserve">. </w:t>
+            </w:r>
+            <w:r>
+              <w:t>(%)</w:t>
+            </w:r>
+          </w:p>
+        </w:tc>
+      </w:tr>
+      <w:tr>
+        <w:trPr>
+          <w:cnfStyle w:val="000000100000" w:firstRow="0" w:lastRow="0" w:firstColumn="0" w:lastColumn="0" w:oddVBand="0" w:evenVBand="0" w:oddHBand="1" w:evenHBand="0" w:firstRowFirstColumn="0" w:firstRowLastColumn="0" w:lastRowFirstColumn="0" w:lastRowLastColumn="0"/>
+          <w:trHeight w:val="360"/>
+          <w:jc w:val="center"/>
+        </w:trPr>
+        <w:tc>
+          <w:tcPr>
+            <w:cnfStyle w:val="001000000000" w:firstRow="0" w:lastRow="0" w:firstColumn="1" w:lastColumn="0" w:oddVBand="0" w:evenVBand="0" w:oddHBand="0" w:evenHBand="0" w:firstRowFirstColumn="0" w:firstRowLastColumn="0" w:lastRowFirstColumn="0" w:lastRowLastColumn="0"/>
+            <w:tcW w:w="3517" w:type="dxa"/>
+            <w:vAlign w:val="center"/>
+          </w:tcPr>
+          <w:p>
+            <w:pPr>
+              <w:rPr>
+                <w:b w:val="0"/>
+                <w:bCs w:val="0"/>
+              </w:rPr>
+            </w:pPr>
+            <w:r>
+              <w:t>Baseline</w:t>
+            </w:r>
+          </w:p>
+        </w:tc>
+        <w:tc>
+          <w:tcPr>
+            <w:tcW w:w="1530" w:type="dxa"/>
+            <w:vAlign w:val="center"/>
+          </w:tcPr>
+          <w:p>
+            <w:pPr>
+              <w:jc w:val="center"/>
+              <w:cnfStyle w:val="000000100000" w:firstRow="0" w:lastRow="0" w:firstColumn="0" w:lastColumn="0" w:oddVBand="0" w:evenVBand="0" w:oddHBand="1" w:evenHBand="0" w:firstRowFirstColumn="0" w:firstRowLastColumn="0" w:lastRowFirstColumn="0" w:lastRowLastColumn="0"/>
+            </w:pPr>
+            <w:r>
+              <w:t>33.3</w:t>
+            </w:r>
+          </w:p>
+        </w:tc>
+        <w:tc>
+          <w:tcPr>
+            <w:tcW w:w="1600" w:type="dxa"/>
+            <w:vAlign w:val="center"/>
+          </w:tcPr>
+          <w:p>
+            <w:pPr>
+              <w:jc w:val="center"/>
+              <w:cnfStyle w:val="000000100000" w:firstRow="0" w:lastRow="0" w:firstColumn="0" w:lastColumn="0" w:oddVBand="0" w:evenVBand="0" w:oddHBand="1" w:evenHBand="0" w:firstRowFirstColumn="0" w:firstRowLastColumn="0" w:lastRowFirstColumn="0" w:lastRowLastColumn="0"/>
+            </w:pPr>
+            <w:r>
+              <w:t>95.29</w:t>
+            </w:r>
+          </w:p>
+        </w:tc>
+      </w:tr>
+      <w:tr>
+        <w:trPr>
+          <w:trHeight w:val="360"/>
+          <w:jc w:val="center"/>
+        </w:trPr>
+        <w:tc>
+          <w:tcPr>
+            <w:cnfStyle w:val="001000000000" w:firstRow="0" w:lastRow="0" w:firstColumn="1" w:lastColumn="0" w:oddVBand="0" w:evenVBand="0" w:oddHBand="0" w:evenHBand="0" w:firstRowFirstColumn="0" w:firstRowLastColumn="0" w:lastRowFirstColumn="0" w:lastRowLastColumn="0"/>
+            <w:tcW w:w="3517" w:type="dxa"/>
+            <w:vAlign w:val="center"/>
+          </w:tcPr>
+          <w:p>
+            <w:pPr>
+              <w:rPr>
+                <w:b w:val="0"/>
+                <w:bCs w:val="0"/>
+              </w:rPr>
+            </w:pPr>
+            <w:r>
+              <w:t>+Minimum residual merge</w:t>
+            </w:r>
+          </w:p>
+        </w:tc>
+        <w:tc>
+          <w:tcPr>
+            <w:tcW w:w="1530" w:type="dxa"/>
+            <w:vAlign w:val="center"/>
+          </w:tcPr>
+          <w:p>
+            <w:pPr>
+              <w:jc w:val="center"/>
+              <w:cnfStyle w:val="000000000000" w:firstRow="0" w:lastRow="0" w:firstColumn="0" w:lastColumn="0" w:oddVBand="0" w:evenVBand="0" w:oddHBand="0" w:evenHBand="0" w:firstRowFirstColumn="0" w:firstRowLastColumn="0" w:lastRowFirstColumn="0" w:lastRowLastColumn="0"/>
+            </w:pPr>
+            <w:r>
+              <w:t>33.3</w:t>
+            </w:r>
+          </w:p>
+        </w:tc>
+        <w:tc>
+          <w:tcPr>
+            <w:tcW w:w="1600" w:type="dxa"/>
+            <w:vAlign w:val="center"/>
+          </w:tcPr>
+          <w:p>
+            <w:pPr>
+              <w:jc w:val="center"/>
+              <w:cnfStyle w:val="000000000000" w:firstRow="0" w:lastRow="0" w:firstColumn="0" w:lastColumn="0" w:oddVBand="0" w:evenVBand="0" w:oddHBand="0" w:evenHBand="0" w:firstRowFirstColumn="0" w:firstRowLastColumn="0" w:lastRowFirstColumn="0" w:lastRowLastColumn="0"/>
+            </w:pPr>
+            <w:r>
+              <w:t>95.96</w:t>
+            </w:r>
+          </w:p>
+        </w:tc>
+      </w:tr>
+      <w:tr>
+        <w:trPr>
+          <w:cnfStyle w:val="000000100000" w:firstRow="0" w:lastRow="0" w:firstColumn="0" w:lastColumn="0" w:oddVBand="0" w:evenVBand="0" w:oddHBand="1" w:evenHBand="0" w:firstRowFirstColumn="0" w:firstRowLastColumn="0" w:lastRowFirstColumn="0" w:lastRowLastColumn="0"/>
+          <w:trHeight w:val="360"/>
+          <w:jc w:val="center"/>
+        </w:trPr>
+        <w:tc>
+          <w:tcPr>
+            <w:cnfStyle w:val="001000000000" w:firstRow="0" w:lastRow="0" w:firstColumn="1" w:lastColumn="0" w:oddVBand="0" w:evenVBand="0" w:oddHBand="0" w:evenHBand="0" w:firstRowFirstColumn="0" w:firstRowLastColumn="0" w:lastRowFirstColumn="0" w:lastRowLastColumn="0"/>
+            <w:tcW w:w="3517" w:type="dxa"/>
+            <w:vAlign w:val="center"/>
+          </w:tcPr>
+          <w:p>
+            <w:pPr>
+              <w:rPr>
+                <w:b w:val="0"/>
+                <w:bCs w:val="0"/>
+              </w:rPr>
+            </w:pPr>
+            <w:r>
+              <w:t>+ Learnable delays</w:t>
+            </w:r>
+          </w:p>
+        </w:tc>
+        <w:tc>
+          <w:tcPr>
+            <w:tcW w:w="1530" w:type="dxa"/>
+            <w:vAlign w:val="center"/>
+          </w:tcPr>
+          <w:p>
+            <w:pPr>
+              <w:jc w:val="center"/>
+              <w:cnfStyle w:val="000000100000" w:firstRow="0" w:lastRow="0" w:firstColumn="0" w:lastColumn="0" w:oddVBand="0" w:evenVBand="0" w:oddHBand="1" w:evenHBand="0" w:firstRowFirstColumn="0" w:firstRowLastColumn="0" w:lastRowFirstColumn="0" w:lastRowLastColumn="0"/>
+            </w:pPr>
+            <w:r>
+              <w:t>38.5</w:t>
+            </w:r>
+          </w:p>
+        </w:tc>
+        <w:tc>
+          <w:tcPr>
+            <w:tcW w:w="1600" w:type="dxa"/>
+            <w:vAlign w:val="center"/>
+          </w:tcPr>
+          <w:p>
+            <w:pPr>
+              <w:jc w:val="center"/>
+              <w:cnfStyle w:val="000000100000" w:firstRow="0" w:lastRow="0" w:firstColumn="0" w:lastColumn="0" w:oddVBand="0" w:evenVBand="0" w:oddHBand="1" w:evenHBand="0" w:firstRowFirstColumn="0" w:firstRowLastColumn="0" w:lastRowFirstColumn="0" w:lastRowLastColumn="0"/>
+            </w:pPr>
+            <w:r>
+              <w:t>94.43</w:t>
+            </w:r>
+          </w:p>
+        </w:tc>
+      </w:tr>
+      <w:tr>
+        <w:trPr>
+          <w:trHeight w:val="360"/>
+          <w:jc w:val="center"/>
+        </w:trPr>
+        <w:tc>
+          <w:tcPr>
+            <w:cnfStyle w:val="001000000000" w:firstRow="0" w:lastRow="0" w:firstColumn="1" w:lastColumn="0" w:oddVBand="0" w:evenVBand="0" w:oddHBand="0" w:evenHBand="0" w:firstRowFirstColumn="0" w:firstRowLastColumn="0" w:lastRowFirstColumn="0" w:lastRowLastColumn="0"/>
+            <w:tcW w:w="3517" w:type="dxa"/>
+            <w:vAlign w:val="center"/>
+          </w:tcPr>
+          <w:p>
+            <w:pPr>
+              <w:rPr>
+                <w:b w:val="0"/>
+                <w:bCs w:val="0"/>
+              </w:rPr>
+            </w:pPr>
+            <w:r>
+              <w:t>+Non-negative weights</w:t>
+            </w:r>
+          </w:p>
+        </w:tc>
+        <w:tc>
+          <w:tcPr>
+            <w:tcW w:w="1530" w:type="dxa"/>
+            <w:vAlign w:val="center"/>
+          </w:tcPr>
+          <w:p>
+            <w:pPr>
+              <w:jc w:val="center"/>
+              <w:cnfStyle w:val="000000000000" w:firstRow="0" w:lastRow="0" w:firstColumn="0" w:lastColumn="0" w:oddVBand="0" w:evenVBand="0" w:oddHBand="0" w:evenHBand="0" w:firstRowFirstColumn="0" w:firstRowLastColumn="0" w:lastRowFirstColumn="0" w:lastRowLastColumn="0"/>
+              <w:rPr>
+                <w:color w:val="FF0000"/>
+              </w:rPr>
+            </w:pPr>
+            <w:r>
+              <w:rPr>
+                <w:color w:val="FF0000"/>
+              </w:rPr>
+              <w:t>X</w:t>
+            </w:r>
+          </w:p>
+        </w:tc>
+        <w:tc>
+          <w:tcPr>
+            <w:tcW w:w="1600" w:type="dxa"/>
+            <w:vAlign w:val="center"/>
+          </w:tcPr>
+          <w:p>
+            <w:pPr>
+              <w:jc w:val="center"/>
+              <w:cnfStyle w:val="000000000000" w:firstRow="0" w:lastRow="0" w:firstColumn="0" w:lastColumn="0" w:oddVBand="0" w:evenVBand="0" w:oddHBand="0" w:evenHBand="0" w:firstRowFirstColumn="0" w:firstRowLastColumn="0" w:lastRowFirstColumn="0" w:lastRowLastColumn="0"/>
+              <w:rPr>
+                <w:color w:val="FF0000"/>
+              </w:rPr>
+            </w:pPr>
+            <w:r>
+              <w:rPr>
+                <w:color w:val="FF0000"/>
+              </w:rPr>
+              <w:t>X</w:t>
+            </w:r>
+          </w:p>
+        </w:tc>
+      </w:tr>
+    </w:tbl>
+    <w:p>
+      <w:pPr>
         <w:jc w:val="lowKashida"/>
         <w:rPr>
-          <w:b/>
-          <w:bCs/>
-          <w:sz w:val="30"/>
-          <w:szCs w:val="30"/>
+          <w:color w:val="FF0000"/>
         </w:rPr>
-      </w:pPr>
-      <w:r>
-        <w:rPr>
-          <w:b/>
-          <w:bCs/>
-          <w:sz w:val="30"/>
-          <w:szCs w:val="30"/>
-        </w:rPr>
-        <w:t>EXTRA INFORMATION</w:t>
-      </w:r>
-    </w:p>
-    <w:p>
-      <w:r>
-        <w:rPr>
-          <w:noProof/>
-        </w:rPr>
-        <w:drawing>
-          <wp:inline distT="0" distB="0" distL="0" distR="0" wp14:anchorId="61F016F0" wp14:editId="52ACE8E0">
-            <wp:extent cx="5303520" cy="3486271"/>
-            <wp:effectExtent l="0" t="0" r="0" b="0"/>
-            <wp:docPr id="4" name="Picture 4"/>
-            <wp:cNvGraphicFramePr>
-              <a:graphicFrameLocks xmlns:a="http://schemas.openxmlformats.org/drawingml/2006/main" noChangeAspect="1"/>
-            </wp:cNvGraphicFramePr>
-            <a:graphic xmlns:a="http://schemas.openxmlformats.org/drawingml/2006/main">
-              <a:graphicData uri="http://schemas.openxmlformats.org/drawingml/2006/picture">
-                <pic:pic xmlns:pic="http://schemas.openxmlformats.org/drawingml/2006/picture">
-                  <pic:nvPicPr>
-                    <pic:cNvPr id="0" name="fig4_acc_vs_sparsity.png"/>
-                    <pic:cNvPicPr/>
-                  </pic:nvPicPr>
-                  <pic:blipFill>
-                    <a:blip r:embed="rId8"/>
-                    <a:stretch>
-                      <a:fillRect/>
-                    </a:stretch>
-                  </pic:blipFill>
-                  <pic:spPr>
-                    <a:xfrm>
-                      <a:off x="0" y="0"/>
-                      <a:ext cx="5303520" cy="3486271"/>
-                    </a:xfrm>
-                    <a:prstGeom prst="rect">
-                      <a:avLst/>
-                    </a:prstGeom>
-                  </pic:spPr>
-                </pic:pic>
-              </a:graphicData>
-            </a:graphic>
-          </wp:inline>
-        </w:drawing>
-      </w:r>
-    </w:p>
-    <w:p>
-      <w:pPr>
-        <w:spacing w:after="240"/>
-      </w:pPr>
-      <w:r>
-        <w:t>Figure 4. Accuracy vs. sparsity trade-off on CIFAR-10. Minimum-residual variants achieve higher accuracy at comparable sparsity, while learnable delays push sparsity upward with a modest accuracy trade-off.</w:t>
-      </w:r>
-    </w:p>
-    <w:p>
-      <w:pPr>
-        <w:spacing w:after="240"/>
-      </w:pPr>
-    </w:p>
-    <w:p>
-      <w:pPr>
-        <w:spacing w:after="240"/>
-      </w:pPr>
-    </w:p>
-    <w:p>
-      <w:pPr>
-        <w:spacing w:after="240"/>
-      </w:pPr>
-    </w:p>
-    <w:p>
-      <w:pPr>
-        <w:spacing w:after="240"/>
-      </w:pPr>
-    </w:p>
-    <w:p>
-      <w:pPr>
-        <w:spacing w:after="240"/>
-      </w:pPr>
-    </w:p>
-    <w:p>
-      <w:pPr>
-        <w:spacing w:after="240"/>
-      </w:pPr>
-    </w:p>
-    <w:p>
-      <w:pPr>
-        <w:spacing w:after="240"/>
-      </w:pPr>
-    </w:p>
-    <w:p>
-      <w:pPr>
-        <w:spacing w:after="240"/>
-      </w:pPr>
-    </w:p>
-    <w:p>
-      <w:r>
-        <w:rPr>
-          <w:b/>
-        </w:rPr>
-        <w:t>Figure 5.</w:t>
-      </w:r>
-    </w:p>
-    <w:p>
-      <w:r>
-        <w:rPr>
-          <w:noProof/>
-        </w:rPr>
-        <w:drawing>
-          <wp:inline distT="0" distB="0" distL="0" distR="0" wp14:anchorId="2BE88A75" wp14:editId="13147C54">
-            <wp:extent cx="5303520" cy="3351485"/>
-            <wp:effectExtent l="0" t="0" r="0" b="0"/>
-            <wp:docPr id="5" name="Picture 5"/>
-            <wp:cNvGraphicFramePr>
-              <a:graphicFrameLocks xmlns:a="http://schemas.openxmlformats.org/drawingml/2006/main" noChangeAspect="1"/>
-            </wp:cNvGraphicFramePr>
-            <a:graphic xmlns:a="http://schemas.openxmlformats.org/drawingml/2006/main">
-              <a:graphicData uri="http://schemas.openxmlformats.org/drawingml/2006/picture">
-                <pic:pic xmlns:pic="http://schemas.openxmlformats.org/drawingml/2006/picture">
-                  <pic:nvPicPr>
-                    <pic:cNvPr id="0" name="fig5_stage_sparsity.png"/>
-                    <pic:cNvPicPr/>
-                  </pic:nvPicPr>
-                  <pic:blipFill>
-                    <a:blip r:embed="rId9"/>
-                    <a:stretch>
-                      <a:fillRect/>
-                    </a:stretch>
-                  </pic:blipFill>
-                  <pic:spPr>
-                    <a:xfrm>
-                      <a:off x="0" y="0"/>
-                      <a:ext cx="5303520" cy="3351485"/>
-                    </a:xfrm>
-                    <a:prstGeom prst="rect">
-                      <a:avLst/>
-                    </a:prstGeom>
-                  </pic:spPr>
-                </pic:pic>
-              </a:graphicData>
-            </a:graphic>
-          </wp:inline>
-        </w:drawing>
-      </w:r>
-    </w:p>
-    <w:p>
-      <w:pPr>
-        <w:spacing w:after="240"/>
-      </w:pPr>
-      <w:r>
-        <w:t xml:space="preserve">Figure 5. Example stage-wise activation sparsity (Try 3-B snapshot). Early stages exhibit low sparsity compared to later stages, highlighting opportunities to further </w:t>
-      </w:r>
-      <w:proofErr w:type="spellStart"/>
-      <w:r>
-        <w:t>sparsify</w:t>
-      </w:r>
-      <w:proofErr w:type="spellEnd"/>
-      <w:r>
-        <w:t xml:space="preserve"> early feature extraction.</w:t>
-      </w:r>
-    </w:p>
-    <w:p>
-      <w:pPr>
-        <w:spacing w:after="240"/>
-      </w:pPr>
-    </w:p>
-    <w:p>
-      <w:pPr>
-        <w:spacing w:after="240"/>
-      </w:pPr>
-    </w:p>
-    <w:p>
-      <w:pPr>
-        <w:spacing w:after="240"/>
       </w:pPr>
     </w:p>
     <w:p>
       <w:pPr>
         <w:jc w:val="lowKashida"/>
       </w:pPr>
+      <w:r>
+        <w:rPr>
+          <w:b/>
+          <w:bCs/>
+        </w:rPr>
+        <w:t>Effect of Minimum Residual Merge:</w:t>
+      </w:r>
+      <w:r>
+        <w:t xml:space="preserve"> </w:t>
+      </w:r>
+      <w:r>
+        <w:t>The results confirm the distinct and complementary roles of each proposed component. The success of the baseline conversion demonstrates that the fundamental spatial and channel-mixing operations of ConvNeXt can be effectively preserved within the TTFS coding scheme, yielding competitive initial performance. The accuracy gain from the minimum residual merge is semantically consistent with TTFS principles. Whereas additive fusion can destructively delay early, information-rich spikes, the minimum operator preserves the earliest evidence from either pathway, leading to more robust feature propagation and explaining the observed performance improvement without a sparsity cost.</w:t>
+      </w:r>
     </w:p>
     <w:p>
       <w:pPr>
         <w:jc w:val="lowKashida"/>
       </w:pPr>
-    </w:p>
-    <w:p>
-      <w:pPr>
-        <w:spacing w:before="100" w:beforeAutospacing="1" w:after="100" w:afterAutospacing="1" w:line="240" w:lineRule="auto"/>
-        <w:rPr>
-          <w:rFonts w:eastAsia="Times New Roman" w:cs="Times New Roman"/>
-          <w:sz w:val="24"/>
-          <w:szCs w:val="24"/>
-        </w:rPr>
-      </w:pPr>
-      <w:r>
-        <w:rPr>
-          <w:rFonts w:eastAsia="Times New Roman" w:cs="Times New Roman"/>
-          <w:sz w:val="24"/>
-          <w:szCs w:val="24"/>
-        </w:rPr>
-        <w:t>$$$$$$$$$$$$$$$$$$$$$$$$$$$$$$$$$$$$$</w:t>
-      </w:r>
-    </w:p>
-    <w:p>
-      <w:pPr>
-        <w:jc w:val="center"/>
-      </w:pPr>
-      <w:r>
-        <w:rPr>
-          <w:noProof/>
-        </w:rPr>
-        <w:lastRenderedPageBreak/>
-        <w:drawing>
-          <wp:inline distT="0" distB="0" distL="0" distR="0" wp14:anchorId="74600F39" wp14:editId="2434F9DE">
-            <wp:extent cx="2971800" cy="1268033"/>
-            <wp:effectExtent l="0" t="0" r="0" b="0"/>
-            <wp:docPr id="6" name="Picture 6"/>
-            <wp:cNvGraphicFramePr>
-              <a:graphicFrameLocks xmlns:a="http://schemas.openxmlformats.org/drawingml/2006/main" noChangeAspect="1"/>
-            </wp:cNvGraphicFramePr>
-            <a:graphic xmlns:a="http://schemas.openxmlformats.org/drawingml/2006/main">
-              <a:graphicData uri="http://schemas.openxmlformats.org/drawingml/2006/picture">
-                <pic:pic xmlns:pic="http://schemas.openxmlformats.org/drawingml/2006/picture">
-                  <pic:nvPicPr>
-                    <pic:cNvPr id="0" name="figure3_min_residual.png"/>
-                    <pic:cNvPicPr/>
-                  </pic:nvPicPr>
-                  <pic:blipFill>
-                    <a:blip r:embed="rId10"/>
-                    <a:stretch>
-                      <a:fillRect/>
-                    </a:stretch>
-                  </pic:blipFill>
-                  <pic:spPr>
-                    <a:xfrm>
-                      <a:off x="0" y="0"/>
-                      <a:ext cx="2971800" cy="1268033"/>
-                    </a:xfrm>
-                    <a:prstGeom prst="rect">
-                      <a:avLst/>
-                    </a:prstGeom>
-                  </pic:spPr>
-                </pic:pic>
-              </a:graphicData>
-            </a:graphic>
-          </wp:inline>
-        </w:drawing>
-      </w:r>
-    </w:p>
-    <w:p>
-      <w:pPr>
-        <w:jc w:val="center"/>
-      </w:pPr>
       <w:r>
         <w:rPr>
           <w:b/>
-          <w:sz w:val="21"/>
+          <w:bCs/>
         </w:rPr>
-        <w:t xml:space="preserve">Figure 3. </w:t>
-      </w:r>
-      <w:r>
-        <w:rPr>
-          <w:i/>
-          <w:sz w:val="21"/>
-        </w:rPr>
-        <w:t xml:space="preserve">Residual fusion in ConvNeXt (addition) versus SpikingConvNeXt in the TTFS spike-time domain (minimum). The minimum operator preserves earliest evidence; late or absent spikes are represented by clamping to </w:t>
+        <w:t xml:space="preserve">Effect of Learnable Delays: </w:t>
+      </w:r>
+      <w:r>
+        <w:t xml:space="preserve">The learnable delay parameters introduce a direct and tunable trade-off between accuracy and efficiency. By adaptively shifting neuronal spike times, the network learns to suppress less critical activations, thereby increasing the population of silent neurons. This mechanism provides a practical knob for sparsity control, which is essential for deployment scenarios with strict energy budgets. Empirically, we noted that deeper stages of the network exhibited greater </w:t>
       </w:r>
       <w:proofErr w:type="spellStart"/>
       <w:r>
-        <w:rPr>
-          <w:i/>
-          <w:sz w:val="21"/>
-        </w:rPr>
-        <w:t>t_max</w:t>
+        <w:t>sparsification</w:t>
       </w:r>
       <w:proofErr w:type="spellEnd"/>
       <w:r>
-        <w:rPr>
-          <w:i/>
-          <w:sz w:val="21"/>
-        </w:rPr>
-        <w:t>.</w:t>
-      </w:r>
-    </w:p>
-    <w:p/>
-    <w:p>
-      <w:r>
-        <w:rPr>
-          <w:noProof/>
-        </w:rPr>
-        <w:drawing>
-          <wp:inline distT="0" distB="0" distL="0" distR="0" wp14:anchorId="1F626C61" wp14:editId="1DE47798">
-            <wp:extent cx="5486400" cy="2511341"/>
-            <wp:effectExtent l="0" t="0" r="0" b="0"/>
-            <wp:docPr id="3" name="Picture 3"/>
-            <wp:cNvGraphicFramePr>
-              <a:graphicFrameLocks xmlns:a="http://schemas.openxmlformats.org/drawingml/2006/main" noChangeAspect="1"/>
-            </wp:cNvGraphicFramePr>
-            <a:graphic xmlns:a="http://schemas.openxmlformats.org/drawingml/2006/main">
-              <a:graphicData uri="http://schemas.openxmlformats.org/drawingml/2006/picture">
-                <pic:pic xmlns:pic="http://schemas.openxmlformats.org/drawingml/2006/picture">
-                  <pic:nvPicPr>
-                    <pic:cNvPr id="0" name="fig3_residual_merge.png"/>
-                    <pic:cNvPicPr/>
-                  </pic:nvPicPr>
-                  <pic:blipFill>
-                    <a:blip r:embed="rId11"/>
-                    <a:stretch>
-                      <a:fillRect/>
-                    </a:stretch>
-                  </pic:blipFill>
-                  <pic:spPr>
-                    <a:xfrm>
-                      <a:off x="0" y="0"/>
-                      <a:ext cx="5486400" cy="2511341"/>
-                    </a:xfrm>
-                    <a:prstGeom prst="rect">
-                      <a:avLst/>
-                    </a:prstGeom>
-                  </pic:spPr>
-                </pic:pic>
-              </a:graphicData>
-            </a:graphic>
-          </wp:inline>
-        </w:drawing>
-      </w:r>
-    </w:p>
-    <w:p>
-      <w:pPr>
-        <w:spacing w:after="240"/>
-        <w:jc w:val="center"/>
-      </w:pPr>
-      <w:r>
-        <w:t>Figure 4. Illustration of residual merging in the time domain. ANN-style summation delays spike times, while the proposed minimum merge preserves the earliest (most salient) spike.</w:t>
-      </w:r>
-    </w:p>
-    <w:p>
-      <w:pPr>
-        <w:jc w:val="lowKashida"/>
-        <w:rPr>
-          <w:rFonts w:asciiTheme="majorHAnsi" w:eastAsiaTheme="majorEastAsia" w:hAnsiTheme="majorHAnsi" w:cstheme="majorBidi"/>
-          <w:b/>
-          <w:bCs/>
-          <w:color w:val="4F81BD" w:themeColor="accent1"/>
-          <w:sz w:val="26"/>
-          <w:szCs w:val="26"/>
-        </w:rPr>
-      </w:pPr>
-    </w:p>
-    <w:p>
-      <w:pPr>
-        <w:jc w:val="lowKashida"/>
-        <w:rPr>
-          <w:rFonts w:asciiTheme="majorHAnsi" w:eastAsiaTheme="majorEastAsia" w:hAnsiTheme="majorHAnsi" w:cstheme="majorBidi"/>
-          <w:b/>
-          <w:bCs/>
-          <w:color w:val="4F81BD" w:themeColor="accent1"/>
-          <w:sz w:val="26"/>
-          <w:szCs w:val="26"/>
-        </w:rPr>
-      </w:pPr>
-    </w:p>
-    <w:p/>
-    <w:p>
-      <w:pPr>
-        <w:jc w:val="lowKashida"/>
-      </w:pPr>
+        <w:t xml:space="preserve"> potential, indicating that temporal redundancy may scale with depth—an insight that motivates future work on hierarchical sparsity strategies.</w:t>
+      </w:r>
     </w:p>
     <w:p>
       <w:pPr>
         <w:jc w:val="lowKashida"/>
       </w:pPr>
+      <w:r>
+        <w:rPr>
+          <w:b/>
+          <w:bCs/>
+        </w:rPr>
+        <w:t>Effect of non-negative weights</w:t>
+      </w:r>
+      <w:r>
+        <w:rPr>
+          <w:b/>
+          <w:bCs/>
+        </w:rPr>
+        <w:t>:</w:t>
+      </w:r>
+      <w:r>
+        <w:t xml:space="preserve"> The non-negative weight constraint serves as an auxiliary regularization technique. By restricting pointwise weights to non-negative values, the linear transformation is prevented from advancing spike times, producing a systematic bias toward later firing or silence. This further amplifies network-wide sparsity, offering an additional method to tailor the model for maximum energy efficiency.</w:t>
+      </w:r>
+    </w:p>
+    <w:p>
+      <w:pPr>
+        <w:pStyle w:val="Heading1"/>
+      </w:pPr>
+      <w:r>
+        <w:t>4</w:t>
+      </w:r>
+      <w:r>
+        <w:t xml:space="preserve">. Limitations </w:t>
+      </w:r>
     </w:p>
     <w:p>
       <w:pPr>
         <w:jc w:val="lowKashida"/>
       </w:pPr>
+      <w:r>
+        <w:t xml:space="preserve">The proposed method applies </w:t>
+      </w:r>
+      <w:proofErr w:type="spellStart"/>
+      <w:r>
+        <w:t>depthwise</w:t>
+      </w:r>
+      <w:proofErr w:type="spellEnd"/>
+      <w:r>
+        <w:t xml:space="preserve"> convolution directly to spike-time representations as a practical approximation for spatial mixing. While effective in our experiments, a more principled TTFS-compatible convolution operator may further improve performance. In addition, sparsity-inducing constraints, such as non-negative pointwise weights, introduce a trade-off between activation sparsity and representational capacity, which may depend on the dataset and network stage. Finally, the current evaluation primarily reports accuracy and sparsity; more direct energy and latency measurements would be required to fully characterize deployment efficiency on neuromorphic hardware.</w:t>
+      </w:r>
+    </w:p>
+    <w:p>
+      <w:pPr>
+        <w:pStyle w:val="Heading1"/>
+      </w:pPr>
+      <w:r>
+        <w:lastRenderedPageBreak/>
+        <w:t>5</w:t>
+      </w:r>
+      <w:r>
+        <w:t>. Conclusion</w:t>
+      </w:r>
     </w:p>
     <w:p>
       <w:pPr>
         <w:jc w:val="lowKashida"/>
       </w:pPr>
+      <w:r>
+        <w:t xml:space="preserve">In this work, we presented </w:t>
+      </w:r>
+      <w:r>
+        <w:rPr>
+          <w:rStyle w:val="Strong"/>
+          <w:b w:val="0"/>
+          <w:bCs w:val="0"/>
+        </w:rPr>
+        <w:t>SpikingConvNeXt</w:t>
+      </w:r>
+      <w:r>
+        <w:t xml:space="preserve">, a TTFS-based spiking conversion of ConvNeXt that removes explicit activation and normalization layers, replaces pointwise MLP operations with an analytic spike-time mapping, and introduces a minimum residual merge tailored to time-domain representations. The proposed approach achieves strong performance on CIFAR-10, reaching up to </w:t>
+      </w:r>
+      <w:r>
+        <w:rPr>
+          <w:rStyle w:val="Strong"/>
+          <w:b w:val="0"/>
+          <w:bCs w:val="0"/>
+        </w:rPr>
+        <w:t>95.96% top-1 accuracy</w:t>
+      </w:r>
+      <w:r>
+        <w:t>, while enabling controllable activation sparsity through learnable delay parameters. These results indicate that modern convolutional network backbones can be effectively adapted to TTFS-based spiking neural networks using minimal structural modifications and simple temporal operators, supporting their potential for energy-efficient deployment on neuromorphic and event-driven hardware.</w:t>
+      </w:r>
+    </w:p>
+    <w:p>
+      <w:pPr>
+        <w:pStyle w:val="Heading1"/>
+      </w:pPr>
+      <w:r>
+        <w:t>Acknowledgments</w:t>
+      </w:r>
+    </w:p>
+    <w:p>
+      <w:r>
+        <w:t>&lt;Acknowledgments text (funding, compute grants, collaborators, etc.)&gt;</w:t>
+      </w:r>
+    </w:p>
+    <w:p>
+      <w:pPr>
+        <w:pStyle w:val="Heading1"/>
+      </w:pPr>
+      <w:r>
+        <w:t>Data Availability</w:t>
+      </w:r>
+    </w:p>
+    <w:p>
+      <w:r>
+        <w:t>All datasets used are publicly available (CIFAR-10/100). Exact preprocessing and splits: &lt;provide details / repository link&gt;.</w:t>
+      </w:r>
+    </w:p>
+    <w:p>
+      <w:pPr>
+        <w:pStyle w:val="Heading1"/>
+      </w:pPr>
+      <w:r>
+        <w:t>Code Availability</w:t>
+      </w:r>
+    </w:p>
+    <w:p>
+      <w:r>
+        <w:t xml:space="preserve">Source code and trained checkpoints will be released at: </w:t>
+      </w:r>
+      <w:r>
+        <w:t>github.com/</w:t>
+      </w:r>
+      <w:proofErr w:type="spellStart"/>
+      <w:r>
+        <w:t>shosseinj</w:t>
+      </w:r>
+      <w:proofErr w:type="spellEnd"/>
+      <w:r>
+        <w:t>/</w:t>
+      </w:r>
+      <w:proofErr w:type="spellStart"/>
+      <w:r>
+        <w:t>convnextspiking</w:t>
+      </w:r>
+      <w:proofErr w:type="spellEnd"/>
+      <w:r>
+        <w:t>/</w:t>
+      </w:r>
+    </w:p>
+    <w:p>
+      <w:pPr>
+        <w:pStyle w:val="Heading1"/>
+      </w:pPr>
+      <w:r>
+        <w:t>References</w:t>
+      </w:r>
     </w:p>
     <w:p>
       <w:pPr>
         <w:jc w:val="lowKashida"/>
       </w:pPr>
+      <w:r>
+        <w:t xml:space="preserve">[1] Z. Liu, H. Mao, C.-Y. Wu, C. </w:t>
+      </w:r>
+      <w:proofErr w:type="spellStart"/>
+      <w:r>
+        <w:t>Feichtenhofer</w:t>
+      </w:r>
+      <w:proofErr w:type="spellEnd"/>
+      <w:r>
+        <w:t xml:space="preserve">, T. Darrell, and S. </w:t>
+      </w:r>
+      <w:proofErr w:type="spellStart"/>
+      <w:r>
+        <w:t>Xie</w:t>
+      </w:r>
+      <w:proofErr w:type="spellEnd"/>
+      <w:r>
+        <w:t xml:space="preserve">, “A </w:t>
+      </w:r>
+      <w:proofErr w:type="spellStart"/>
+      <w:r>
+        <w:t>ConvNet</w:t>
+      </w:r>
+      <w:proofErr w:type="spellEnd"/>
+      <w:r>
+        <w:t xml:space="preserve"> for the 2020s,” in Proc. CVPR, 2022.</w:t>
+      </w:r>
     </w:p>
+    <w:p>
+      <w:pPr>
+        <w:jc w:val="lowKashida"/>
+      </w:pPr>
+      <w:r>
+        <w:t xml:space="preserve">[2] A. </w:t>
+      </w:r>
+      <w:proofErr w:type="spellStart"/>
+      <w:r>
+        <w:t>Stanojevic</w:t>
+      </w:r>
+      <w:proofErr w:type="spellEnd"/>
+      <w:r>
+        <w:t xml:space="preserve"> et al., “High-performance deep spiking neural networks with 0.3 spikes per neuron,” Nature Communications, 2024.</w:t>
+      </w:r>
+    </w:p>
+    <w:p>
+      <w:pPr>
+        <w:jc w:val="lowKashida"/>
+      </w:pPr>
+      <w:r>
+        <w:t>[3] J. Park and S. Yoon, “Training energy-efficient deep spiking neural networks with time-to-first-spike coding,” arXiv</w:t>
+      </w:r>
+      <w:proofErr w:type="gramStart"/>
+      <w:r>
+        <w:t>:2106.02568</w:t>
+      </w:r>
+      <w:proofErr w:type="gramEnd"/>
+      <w:r>
+        <w:t>, 2021.</w:t>
+      </w:r>
+    </w:p>
+    <w:p>
+      <w:pPr>
+        <w:jc w:val="lowKashida"/>
+      </w:pPr>
+      <w:r>
+        <w:t>[4] C. Zhou, S. Chen, and X. Li, “Temporal-coded deep spiking neural network with easy training and robust performance,” in Proc. AAAI, 2021.</w:t>
+      </w:r>
+    </w:p>
+    <w:p>
+      <w:pPr>
+        <w:jc w:val="lowKashida"/>
+      </w:pPr>
+      <w:r>
+        <w:t xml:space="preserve">[5] N. </w:t>
+      </w:r>
+      <w:proofErr w:type="spellStart"/>
+      <w:r>
+        <w:t>Rathi</w:t>
+      </w:r>
+      <w:proofErr w:type="spellEnd"/>
+      <w:r>
+        <w:t xml:space="preserve"> and K. Roy, “DIET-SNN: A low-latency approach for training deep spiking neural networks,” arXiv</w:t>
+      </w:r>
+      <w:proofErr w:type="gramStart"/>
+      <w:r>
+        <w:t>:2008.03658</w:t>
+      </w:r>
+      <w:proofErr w:type="gramEnd"/>
+      <w:r>
+        <w:t>, 2020.</w:t>
+      </w:r>
+    </w:p>
+    <w:p>
+      <w:pPr>
+        <w:jc w:val="lowKashida"/>
+      </w:pPr>
+      <w:r>
+        <w:t xml:space="preserve">[6] S. S. Chowdhury et al., “Towards </w:t>
+      </w:r>
+      <w:proofErr w:type="spellStart"/>
+      <w:r>
+        <w:t>ultra low</w:t>
+      </w:r>
+      <w:proofErr w:type="spellEnd"/>
+      <w:r>
+        <w:t xml:space="preserve"> latency spiking neural networks under time constraints,” </w:t>
+      </w:r>
+      <w:proofErr w:type="spellStart"/>
+      <w:r>
+        <w:t>OpenReview</w:t>
+      </w:r>
+      <w:proofErr w:type="spellEnd"/>
+      <w:r>
+        <w:t>, 2022.</w:t>
+      </w:r>
+    </w:p>
+    <w:p>
+      <w:pPr>
+        <w:jc w:val="lowKashida"/>
+      </w:pPr>
+      <w:r>
+        <w:t>[7] T. Bu et al., “Optimal ANN-SNN conversion for high-accuracy and ultra-low-latency spiking neural networks,” in Proc. ICLR, 2022.</w:t>
+      </w:r>
+    </w:p>
+    <w:p>
+      <w:pPr>
+        <w:jc w:val="lowKashida"/>
+      </w:pPr>
+      <w:r>
+        <w:t>[8] Y. Deng et al., “Temporal efficient training of spiking neural networks (TET),” 2021.</w:t>
+      </w:r>
+    </w:p>
+    <w:p>
+      <w:pPr>
+        <w:jc w:val="lowKashida"/>
+      </w:pPr>
+      <w:r>
+        <w:t>[9] Z. Zhou et al., “</w:t>
+      </w:r>
+      <w:proofErr w:type="spellStart"/>
+      <w:r>
+        <w:t>Spikformer</w:t>
+      </w:r>
+      <w:proofErr w:type="spellEnd"/>
+      <w:r>
+        <w:t>: When spiking neural network meets transformer,” in Proc. ICLR, 2023.</w:t>
+      </w:r>
+    </w:p>
+    <w:p>
+      <w:pPr>
+        <w:jc w:val="lowKashida"/>
+      </w:pPr>
+      <w:r>
+        <w:lastRenderedPageBreak/>
+        <w:t>[10] C. Zhou et al., “</w:t>
+      </w:r>
+      <w:proofErr w:type="spellStart"/>
+      <w:r>
+        <w:t>Spikingformer</w:t>
+      </w:r>
+      <w:proofErr w:type="spellEnd"/>
+      <w:r>
+        <w:t>: Spike-driven residual learning for transformer-based spiking neural networks,” 2023.</w:t>
+      </w:r>
+    </w:p>
+    <w:p>
+      <w:pPr>
+        <w:jc w:val="lowKashida"/>
+      </w:pPr>
+      <w:r>
+        <w:t xml:space="preserve">[11] Z. Yao et al., “Spike-driven transformer,” in Proc. </w:t>
+      </w:r>
+      <w:proofErr w:type="spellStart"/>
+      <w:r>
+        <w:t>NeurIPS</w:t>
+      </w:r>
+      <w:proofErr w:type="spellEnd"/>
+      <w:r>
+        <w:t>, 2023.</w:t>
+      </w:r>
+    </w:p>
+    <w:p>
+      <w:pPr>
+        <w:jc w:val="lowKashida"/>
+      </w:pPr>
+      <w:r>
+        <w:t xml:space="preserve">[12] W. </w:t>
+      </w:r>
+      <w:proofErr w:type="spellStart"/>
+      <w:r>
+        <w:t>Che</w:t>
+      </w:r>
+      <w:proofErr w:type="spellEnd"/>
+      <w:r>
+        <w:t xml:space="preserve"> et al., “Auto-</w:t>
+      </w:r>
+      <w:proofErr w:type="spellStart"/>
+      <w:r>
+        <w:t>Spikformer</w:t>
+      </w:r>
+      <w:proofErr w:type="spellEnd"/>
+      <w:r>
+        <w:t>: Spiking transformer architecture search,” Frontiers in Neuroscience, 2024.</w:t>
+      </w:r>
+    </w:p>
+    <w:p>
+      <w:pPr>
+        <w:jc w:val="lowKashida"/>
+      </w:pPr>
+      <w:r>
+        <w:t>[13] H. Zhang et al., “</w:t>
+      </w:r>
+      <w:proofErr w:type="spellStart"/>
+      <w:r>
+        <w:t>SGLFormer</w:t>
+      </w:r>
+      <w:proofErr w:type="spellEnd"/>
+      <w:r>
+        <w:t>: Spiking global–local fusion transformer,” 2024.</w:t>
+      </w:r>
+    </w:p>
+    <w:p>
+      <w:pPr>
+        <w:jc w:val="lowKashida"/>
+      </w:pPr>
+      <w:r>
+        <w:t xml:space="preserve">[14] Y. </w:t>
+      </w:r>
+      <w:proofErr w:type="spellStart"/>
+      <w:r>
+        <w:t>Guo</w:t>
+      </w:r>
+      <w:proofErr w:type="spellEnd"/>
+      <w:r>
+        <w:t xml:space="preserve"> et al., “Spiking Transformer: Introducing accurate addition-only spiking self-attention,” in Proc. CVPR, 2025.</w:t>
+      </w:r>
+    </w:p>
+    <w:p>
+      <w:pPr>
+        <w:jc w:val="lowKashida"/>
+      </w:pPr>
+      <w:r>
+        <w:t xml:space="preserve">[15] E. </w:t>
+      </w:r>
+      <w:proofErr w:type="spellStart"/>
+      <w:r>
+        <w:t>Neftci</w:t>
+      </w:r>
+      <w:proofErr w:type="spellEnd"/>
+      <w:r>
+        <w:t xml:space="preserve">, H. Mostafa, and F. </w:t>
+      </w:r>
+      <w:proofErr w:type="spellStart"/>
+      <w:r>
+        <w:t>Zenke</w:t>
+      </w:r>
+      <w:proofErr w:type="spellEnd"/>
+      <w:r>
+        <w:t>, “Surrogate gradient learning in spiking neural networks,” IEEE Signal Processing Magazine, 2019.</w:t>
+      </w:r>
+    </w:p>
+    <w:p>
+      <w:pPr>
+        <w:jc w:val="lowKashida"/>
+      </w:pPr>
+      <w:r>
+        <w:t>[16] H. Zheng et al., “Going deeper with directly-trained spiking neural networks,” 2021.</w:t>
+      </w:r>
+    </w:p>
+    <w:p>
+      <w:pPr>
+        <w:jc w:val="lowKashida"/>
+      </w:pPr>
+      <w:r>
+        <w:t xml:space="preserve">[17] P. U. Diehl, D. Neil, J. </w:t>
+      </w:r>
+      <w:proofErr w:type="spellStart"/>
+      <w:r>
+        <w:t>Binas</w:t>
+      </w:r>
+      <w:proofErr w:type="spellEnd"/>
+      <w:r>
+        <w:t>, M. Cook, S.-C. Liu, and M. Pfeiffer, “Fast-classifying, high-accuracy spiking deep networks through weight and threshold balancing,” in Proc. IJCNN, 2015.</w:t>
+      </w:r>
+    </w:p>
+    <w:p>
+      <w:pPr>
+        <w:jc w:val="lowKashida"/>
+      </w:pPr>
+      <w:r>
+        <w:t xml:space="preserve">[18] B. </w:t>
+      </w:r>
+      <w:proofErr w:type="spellStart"/>
+      <w:r>
+        <w:t>Rueckauer</w:t>
+      </w:r>
+      <w:proofErr w:type="spellEnd"/>
+      <w:r>
+        <w:t xml:space="preserve">, I.-A. </w:t>
+      </w:r>
+      <w:proofErr w:type="spellStart"/>
+      <w:r>
+        <w:t>Lungu</w:t>
+      </w:r>
+      <w:proofErr w:type="spellEnd"/>
+      <w:r>
+        <w:t>, Y. Hu, M. Pfeiffer, and S.-C. Liu, “Conversion of continuous-valued deep networks to efficient event-driven networks for image classification,” Frontiers in Neuroscience, 2017.</w:t>
+      </w:r>
+    </w:p>
+    <w:p>
+      <w:pPr>
+        <w:jc w:val="lowKashida"/>
+      </w:pPr>
+      <w:r>
+        <w:t>[19] W. Fang et al., “SEW-ResNet: Deep spiking neural networks with spike-element-wise residual connections,” 2021.</w:t>
+      </w:r>
+    </w:p>
+    <w:p>
+      <w:pPr>
+        <w:jc w:val="lowKashida"/>
+      </w:pPr>
+      <w:r>
+        <w:t>[20] Y. Wu, L. Deng, G. Li, J. Zhu, and L. Shi, “</w:t>
+      </w:r>
+      <w:proofErr w:type="spellStart"/>
+      <w:r>
+        <w:t>Spatio</w:t>
+      </w:r>
+      <w:proofErr w:type="spellEnd"/>
+      <w:r>
+        <w:t>-temporal backpropagation for training high-performance spiking neural networks,” Frontiers in Neuroscience, 2018.</w:t>
+      </w:r>
+    </w:p>
+    <w:p>
+      <w:pPr>
+        <w:jc w:val="lowKashida"/>
+      </w:pPr>
+      <w:r>
+        <w:t xml:space="preserve">[21] J. </w:t>
+      </w:r>
+      <w:proofErr w:type="spellStart"/>
+      <w:r>
+        <w:t>Stöckl</w:t>
+      </w:r>
+      <w:proofErr w:type="spellEnd"/>
+      <w:r>
+        <w:t xml:space="preserve"> and W. </w:t>
+      </w:r>
+      <w:proofErr w:type="spellStart"/>
+      <w:r>
+        <w:t>Maass</w:t>
+      </w:r>
+      <w:proofErr w:type="spellEnd"/>
+      <w:r>
+        <w:t>, “Optimized spiking neurons can classify images with high accuracy through temporal coding with two spikes,” Nature Machine Intelligence, 2021.</w:t>
+      </w:r>
+    </w:p>
+    <w:p>
+      <w:pPr>
+        <w:jc w:val="lowKashida"/>
+      </w:pPr>
+      <w:r>
+        <w:t>[</w:t>
+      </w:r>
+      <w:r>
+        <w:t>22</w:t>
+      </w:r>
+      <w:r>
+        <w:t xml:space="preserve">] </w:t>
+      </w:r>
+      <w:proofErr w:type="spellStart"/>
+      <w:r>
+        <w:rPr>
+          <w:rFonts w:ascii="Arial" w:hAnsi="Arial" w:cs="Arial"/>
+          <w:color w:val="222222"/>
+          <w:sz w:val="20"/>
+          <w:szCs w:val="20"/>
+          <w:shd w:val="clear" w:color="auto" w:fill="FFFFFF"/>
+        </w:rPr>
+        <w:t>Nazari</w:t>
+      </w:r>
+      <w:proofErr w:type="spellEnd"/>
+      <w:r>
+        <w:rPr>
+          <w:rFonts w:ascii="Arial" w:hAnsi="Arial" w:cs="Arial"/>
+          <w:color w:val="222222"/>
+          <w:sz w:val="20"/>
+          <w:szCs w:val="20"/>
+          <w:shd w:val="clear" w:color="auto" w:fill="FFFFFF"/>
+        </w:rPr>
+        <w:t xml:space="preserve">, S., &amp; </w:t>
+      </w:r>
+      <w:proofErr w:type="spellStart"/>
+      <w:r>
+        <w:rPr>
+          <w:rFonts w:ascii="Arial" w:hAnsi="Arial" w:cs="Arial"/>
+          <w:color w:val="222222"/>
+          <w:sz w:val="20"/>
+          <w:szCs w:val="20"/>
+          <w:shd w:val="clear" w:color="auto" w:fill="FFFFFF"/>
+        </w:rPr>
+        <w:t>Amiri</w:t>
+      </w:r>
+      <w:proofErr w:type="spellEnd"/>
+      <w:r>
+        <w:rPr>
+          <w:rFonts w:ascii="Arial" w:hAnsi="Arial" w:cs="Arial"/>
+          <w:color w:val="222222"/>
+          <w:sz w:val="20"/>
+          <w:szCs w:val="20"/>
+          <w:shd w:val="clear" w:color="auto" w:fill="FFFFFF"/>
+        </w:rPr>
+        <w:t>, M. (2025). An accurate and fast learning approach in the biologically spiking neural network. </w:t>
+      </w:r>
+      <w:r>
+        <w:rPr>
+          <w:rFonts w:ascii="Arial" w:hAnsi="Arial" w:cs="Arial"/>
+          <w:i/>
+          <w:iCs/>
+          <w:color w:val="222222"/>
+          <w:sz w:val="20"/>
+          <w:szCs w:val="20"/>
+          <w:shd w:val="clear" w:color="auto" w:fill="FFFFFF"/>
+        </w:rPr>
+        <w:t>Scientific Reports</w:t>
+      </w:r>
+      <w:r>
+        <w:rPr>
+          <w:rFonts w:ascii="Arial" w:hAnsi="Arial" w:cs="Arial"/>
+          <w:color w:val="222222"/>
+          <w:sz w:val="20"/>
+          <w:szCs w:val="20"/>
+          <w:shd w:val="clear" w:color="auto" w:fill="FFFFFF"/>
+        </w:rPr>
+        <w:t>, </w:t>
+      </w:r>
+      <w:r>
+        <w:rPr>
+          <w:rFonts w:ascii="Arial" w:hAnsi="Arial" w:cs="Arial"/>
+          <w:i/>
+          <w:iCs/>
+          <w:color w:val="222222"/>
+          <w:sz w:val="20"/>
+          <w:szCs w:val="20"/>
+          <w:shd w:val="clear" w:color="auto" w:fill="FFFFFF"/>
+        </w:rPr>
+        <w:t>15</w:t>
+      </w:r>
+      <w:r>
+        <w:rPr>
+          <w:rFonts w:ascii="Arial" w:hAnsi="Arial" w:cs="Arial"/>
+          <w:color w:val="222222"/>
+          <w:sz w:val="20"/>
+          <w:szCs w:val="20"/>
+          <w:shd w:val="clear" w:color="auto" w:fill="FFFFFF"/>
+        </w:rPr>
+        <w:t>(1), 6585.</w:t>
+      </w:r>
+    </w:p>
+    <w:p>
+      <w:pPr>
+        <w:jc w:val="lowKashida"/>
+      </w:pPr>
+      <w:r>
+        <w:t>[</w:t>
+      </w:r>
+      <w:r>
+        <w:t>23</w:t>
+      </w:r>
+      <w:r>
+        <w:t xml:space="preserve">] Park, S. &amp; Yoon, S. Training energy-efficient deep spiking neural </w:t>
+      </w:r>
+      <w:proofErr w:type="spellStart"/>
+      <w:r>
+        <w:t>networkswithtime</w:t>
+      </w:r>
+      <w:proofErr w:type="spellEnd"/>
+      <w:r>
+        <w:t xml:space="preserve">-to-first-spike </w:t>
+      </w:r>
+      <w:proofErr w:type="spellStart"/>
+      <w:r>
+        <w:t>coding.Preprint</w:t>
+      </w:r>
+      <w:proofErr w:type="spellEnd"/>
+      <w:r>
+        <w:t xml:space="preserve"> athttps://doi.org/ 10.48550/arXiv.2106.02568 (2021).</w:t>
+      </w:r>
+    </w:p>
+    <w:p/>
     <w:p/>
     <w:p/>
     <w:sectPr>
       <w:type w:val="continuous"/>
-      <w:pgSz w:w="12240" w:h="15840"/>
+      <w:pgSz w:w="11906" w:h="16838" w:code="9"/>
       <w:pgMar w:top="1440" w:right="1440" w:bottom="1440" w:left="1440" w:header="720" w:footer="720" w:gutter="0"/>
-      <w:cols w:num="2" w:space="720"/>
+      <w:cols w:space="720"/>
       <w:docGrid w:linePitch="360"/>
     </w:sectPr>
   </w:body>
@@ -4211,6 +6145,119 @@
       </w:rPr>
     </w:lvl>
   </w:abstractNum>
+  <w:abstractNum w:abstractNumId="9" w15:restartNumberingAfterBreak="0">
+    <w:nsid w:val="616247BF"/>
+    <w:multiLevelType w:val="multilevel"/>
+    <w:tmpl w:val="819A6ED6"/>
+    <w:lvl w:ilvl="0">
+      <w:start w:val="1"/>
+      <w:numFmt w:val="decimal"/>
+      <w:lvlText w:val="%1."/>
+      <w:lvlJc w:val="left"/>
+      <w:pPr>
+        <w:tabs>
+          <w:tab w:val="num" w:pos="720"/>
+        </w:tabs>
+        <w:ind w:left="720" w:hanging="360"/>
+      </w:pPr>
+    </w:lvl>
+    <w:lvl w:ilvl="1" w:tentative="1">
+      <w:start w:val="1"/>
+      <w:numFmt w:val="decimal"/>
+      <w:lvlText w:val="%2."/>
+      <w:lvlJc w:val="left"/>
+      <w:pPr>
+        <w:tabs>
+          <w:tab w:val="num" w:pos="1440"/>
+        </w:tabs>
+        <w:ind w:left="1440" w:hanging="360"/>
+      </w:pPr>
+    </w:lvl>
+    <w:lvl w:ilvl="2" w:tentative="1">
+      <w:start w:val="1"/>
+      <w:numFmt w:val="decimal"/>
+      <w:lvlText w:val="%3."/>
+      <w:lvlJc w:val="left"/>
+      <w:pPr>
+        <w:tabs>
+          <w:tab w:val="num" w:pos="2160"/>
+        </w:tabs>
+        <w:ind w:left="2160" w:hanging="360"/>
+      </w:pPr>
+    </w:lvl>
+    <w:lvl w:ilvl="3" w:tentative="1">
+      <w:start w:val="1"/>
+      <w:numFmt w:val="decimal"/>
+      <w:lvlText w:val="%4."/>
+      <w:lvlJc w:val="left"/>
+      <w:pPr>
+        <w:tabs>
+          <w:tab w:val="num" w:pos="2880"/>
+        </w:tabs>
+        <w:ind w:left="2880" w:hanging="360"/>
+      </w:pPr>
+    </w:lvl>
+    <w:lvl w:ilvl="4" w:tentative="1">
+      <w:start w:val="1"/>
+      <w:numFmt w:val="decimal"/>
+      <w:lvlText w:val="%5."/>
+      <w:lvlJc w:val="left"/>
+      <w:pPr>
+        <w:tabs>
+          <w:tab w:val="num" w:pos="3600"/>
+        </w:tabs>
+        <w:ind w:left="3600" w:hanging="360"/>
+      </w:pPr>
+    </w:lvl>
+    <w:lvl w:ilvl="5" w:tentative="1">
+      <w:start w:val="1"/>
+      <w:numFmt w:val="decimal"/>
+      <w:lvlText w:val="%6."/>
+      <w:lvlJc w:val="left"/>
+      <w:pPr>
+        <w:tabs>
+          <w:tab w:val="num" w:pos="4320"/>
+        </w:tabs>
+        <w:ind w:left="4320" w:hanging="360"/>
+      </w:pPr>
+    </w:lvl>
+    <w:lvl w:ilvl="6" w:tentative="1">
+      <w:start w:val="1"/>
+      <w:numFmt w:val="decimal"/>
+      <w:lvlText w:val="%7."/>
+      <w:lvlJc w:val="left"/>
+      <w:pPr>
+        <w:tabs>
+          <w:tab w:val="num" w:pos="5040"/>
+        </w:tabs>
+        <w:ind w:left="5040" w:hanging="360"/>
+      </w:pPr>
+    </w:lvl>
+    <w:lvl w:ilvl="7" w:tentative="1">
+      <w:start w:val="1"/>
+      <w:numFmt w:val="decimal"/>
+      <w:lvlText w:val="%8."/>
+      <w:lvlJc w:val="left"/>
+      <w:pPr>
+        <w:tabs>
+          <w:tab w:val="num" w:pos="5760"/>
+        </w:tabs>
+        <w:ind w:left="5760" w:hanging="360"/>
+      </w:pPr>
+    </w:lvl>
+    <w:lvl w:ilvl="8" w:tentative="1">
+      <w:start w:val="1"/>
+      <w:numFmt w:val="decimal"/>
+      <w:lvlText w:val="%9."/>
+      <w:lvlJc w:val="left"/>
+      <w:pPr>
+        <w:tabs>
+          <w:tab w:val="num" w:pos="6480"/>
+        </w:tabs>
+        <w:ind w:left="6480" w:hanging="360"/>
+      </w:pPr>
+    </w:lvl>
+  </w:abstractNum>
   <w:num w:numId="1">
     <w:abstractNumId w:val="8"/>
   </w:num>
@@ -4237,6 +6284,9 @@
   </w:num>
   <w:num w:numId="9">
     <w:abstractNumId w:val="0"/>
+  </w:num>
+  <w:num w:numId="10">
+    <w:abstractNumId w:val="9"/>
   </w:num>
 </w:numbering>
 </file>
@@ -4842,7 +6892,6 @@
   <w:style w:type="character" w:default="1" w:styleId="DefaultParagraphFont">
     <w:name w:val="Default Paragraph Font"/>
     <w:uiPriority w:val="1"/>
-    <w:semiHidden/>
     <w:unhideWhenUsed/>
   </w:style>
   <w:style w:type="table" w:default="1" w:styleId="TableNormal">
@@ -15712,6 +17761,293 @@
       <w:szCs w:val="20"/>
     </w:rPr>
   </w:style>
+  <w:style w:type="table" w:styleId="PlainTable2">
+    <w:name w:val="Plain Table 2"/>
+    <w:basedOn w:val="TableNormal"/>
+    <w:uiPriority w:val="99"/>
+    <w:rsid w:val="003D0509"/>
+    <w:pPr>
+      <w:spacing w:after="0" w:line="240" w:lineRule="auto"/>
+    </w:pPr>
+    <w:tblPr>
+      <w:tblStyleRowBandSize w:val="1"/>
+      <w:tblStyleColBandSize w:val="1"/>
+      <w:tblBorders>
+        <w:top w:val="single" w:sz="4" w:space="0" w:color="7F7F7F" w:themeColor="text1" w:themeTint="80"/>
+        <w:bottom w:val="single" w:sz="4" w:space="0" w:color="7F7F7F" w:themeColor="text1" w:themeTint="80"/>
+      </w:tblBorders>
+    </w:tblPr>
+    <w:tblStylePr w:type="firstRow">
+      <w:rPr>
+        <w:b/>
+        <w:bCs/>
+      </w:rPr>
+      <w:tblPr/>
+      <w:tcPr>
+        <w:tcBorders>
+          <w:bottom w:val="single" w:sz="4" w:space="0" w:color="7F7F7F" w:themeColor="text1" w:themeTint="80"/>
+        </w:tcBorders>
+      </w:tcPr>
+    </w:tblStylePr>
+    <w:tblStylePr w:type="lastRow">
+      <w:rPr>
+        <w:b/>
+        <w:bCs/>
+      </w:rPr>
+      <w:tblPr/>
+      <w:tcPr>
+        <w:tcBorders>
+          <w:top w:val="single" w:sz="4" w:space="0" w:color="7F7F7F" w:themeColor="text1" w:themeTint="80"/>
+        </w:tcBorders>
+      </w:tcPr>
+    </w:tblStylePr>
+    <w:tblStylePr w:type="firstCol">
+      <w:rPr>
+        <w:b/>
+        <w:bCs/>
+      </w:rPr>
+    </w:tblStylePr>
+    <w:tblStylePr w:type="lastCol">
+      <w:rPr>
+        <w:b/>
+        <w:bCs/>
+      </w:rPr>
+    </w:tblStylePr>
+    <w:tblStylePr w:type="band1Vert">
+      <w:tblPr/>
+      <w:tcPr>
+        <w:tcBorders>
+          <w:left w:val="single" w:sz="4" w:space="0" w:color="7F7F7F" w:themeColor="text1" w:themeTint="80"/>
+          <w:right w:val="single" w:sz="4" w:space="0" w:color="7F7F7F" w:themeColor="text1" w:themeTint="80"/>
+        </w:tcBorders>
+      </w:tcPr>
+    </w:tblStylePr>
+    <w:tblStylePr w:type="band2Vert">
+      <w:tblPr/>
+      <w:tcPr>
+        <w:tcBorders>
+          <w:left w:val="single" w:sz="4" w:space="0" w:color="7F7F7F" w:themeColor="text1" w:themeTint="80"/>
+          <w:right w:val="single" w:sz="4" w:space="0" w:color="7F7F7F" w:themeColor="text1" w:themeTint="80"/>
+        </w:tcBorders>
+      </w:tcPr>
+    </w:tblStylePr>
+    <w:tblStylePr w:type="band1Horz">
+      <w:tblPr/>
+      <w:tcPr>
+        <w:tcBorders>
+          <w:top w:val="single" w:sz="4" w:space="0" w:color="7F7F7F" w:themeColor="text1" w:themeTint="80"/>
+          <w:bottom w:val="single" w:sz="4" w:space="0" w:color="7F7F7F" w:themeColor="text1" w:themeTint="80"/>
+        </w:tcBorders>
+      </w:tcPr>
+    </w:tblStylePr>
+  </w:style>
+  <w:style w:type="table" w:styleId="GridTable1Light">
+    <w:name w:val="Grid Table 1 Light"/>
+    <w:basedOn w:val="TableNormal"/>
+    <w:uiPriority w:val="99"/>
+    <w:rsid w:val="003D0509"/>
+    <w:pPr>
+      <w:spacing w:after="0" w:line="240" w:lineRule="auto"/>
+    </w:pPr>
+    <w:tblPr>
+      <w:tblStyleRowBandSize w:val="1"/>
+      <w:tblStyleColBandSize w:val="1"/>
+      <w:tblBorders>
+        <w:top w:val="single" w:sz="4" w:space="0" w:color="999999" w:themeColor="text1" w:themeTint="66"/>
+        <w:left w:val="single" w:sz="4" w:space="0" w:color="999999" w:themeColor="text1" w:themeTint="66"/>
+        <w:bottom w:val="single" w:sz="4" w:space="0" w:color="999999" w:themeColor="text1" w:themeTint="66"/>
+        <w:right w:val="single" w:sz="4" w:space="0" w:color="999999" w:themeColor="text1" w:themeTint="66"/>
+        <w:insideH w:val="single" w:sz="4" w:space="0" w:color="999999" w:themeColor="text1" w:themeTint="66"/>
+        <w:insideV w:val="single" w:sz="4" w:space="0" w:color="999999" w:themeColor="text1" w:themeTint="66"/>
+      </w:tblBorders>
+    </w:tblPr>
+    <w:tblStylePr w:type="firstRow">
+      <w:rPr>
+        <w:b/>
+        <w:bCs/>
+      </w:rPr>
+      <w:tblPr/>
+      <w:tcPr>
+        <w:tcBorders>
+          <w:bottom w:val="single" w:sz="12" w:space="0" w:color="666666" w:themeColor="text1" w:themeTint="99"/>
+        </w:tcBorders>
+      </w:tcPr>
+    </w:tblStylePr>
+    <w:tblStylePr w:type="lastRow">
+      <w:rPr>
+        <w:b/>
+        <w:bCs/>
+      </w:rPr>
+      <w:tblPr/>
+      <w:tcPr>
+        <w:tcBorders>
+          <w:top w:val="double" w:sz="2" w:space="0" w:color="666666" w:themeColor="text1" w:themeTint="99"/>
+        </w:tcBorders>
+      </w:tcPr>
+    </w:tblStylePr>
+    <w:tblStylePr w:type="firstCol">
+      <w:rPr>
+        <w:b/>
+        <w:bCs/>
+      </w:rPr>
+    </w:tblStylePr>
+    <w:tblStylePr w:type="lastCol">
+      <w:rPr>
+        <w:b/>
+        <w:bCs/>
+      </w:rPr>
+    </w:tblStylePr>
+  </w:style>
+  <w:style w:type="table" w:styleId="GridTable1Light-Accent4">
+    <w:name w:val="Grid Table 1 Light Accent 4"/>
+    <w:basedOn w:val="TableNormal"/>
+    <w:uiPriority w:val="46"/>
+    <w:rsid w:val="003D0509"/>
+    <w:pPr>
+      <w:spacing w:after="0" w:line="240" w:lineRule="auto"/>
+    </w:pPr>
+    <w:tblPr>
+      <w:tblStyleRowBandSize w:val="1"/>
+      <w:tblStyleColBandSize w:val="1"/>
+      <w:tblBorders>
+        <w:top w:val="single" w:sz="4" w:space="0" w:color="CCC0D9" w:themeColor="accent4" w:themeTint="66"/>
+        <w:left w:val="single" w:sz="4" w:space="0" w:color="CCC0D9" w:themeColor="accent4" w:themeTint="66"/>
+        <w:bottom w:val="single" w:sz="4" w:space="0" w:color="CCC0D9" w:themeColor="accent4" w:themeTint="66"/>
+        <w:right w:val="single" w:sz="4" w:space="0" w:color="CCC0D9" w:themeColor="accent4" w:themeTint="66"/>
+        <w:insideH w:val="single" w:sz="4" w:space="0" w:color="CCC0D9" w:themeColor="accent4" w:themeTint="66"/>
+        <w:insideV w:val="single" w:sz="4" w:space="0" w:color="CCC0D9" w:themeColor="accent4" w:themeTint="66"/>
+      </w:tblBorders>
+    </w:tblPr>
+    <w:tblStylePr w:type="firstRow">
+      <w:rPr>
+        <w:b/>
+        <w:bCs/>
+      </w:rPr>
+      <w:tblPr/>
+      <w:tcPr>
+        <w:tcBorders>
+          <w:bottom w:val="single" w:sz="12" w:space="0" w:color="B2A1C7" w:themeColor="accent4" w:themeTint="99"/>
+        </w:tcBorders>
+      </w:tcPr>
+    </w:tblStylePr>
+    <w:tblStylePr w:type="lastRow">
+      <w:rPr>
+        <w:b/>
+        <w:bCs/>
+      </w:rPr>
+      <w:tblPr/>
+      <w:tcPr>
+        <w:tcBorders>
+          <w:top w:val="double" w:sz="2" w:space="0" w:color="B2A1C7" w:themeColor="accent4" w:themeTint="99"/>
+        </w:tcBorders>
+      </w:tcPr>
+    </w:tblStylePr>
+    <w:tblStylePr w:type="firstCol">
+      <w:rPr>
+        <w:b/>
+        <w:bCs/>
+      </w:rPr>
+    </w:tblStylePr>
+    <w:tblStylePr w:type="lastCol">
+      <w:rPr>
+        <w:b/>
+        <w:bCs/>
+      </w:rPr>
+    </w:tblStylePr>
+  </w:style>
+  <w:style w:type="table" w:styleId="PlainTable3">
+    <w:name w:val="Plain Table 3"/>
+    <w:basedOn w:val="TableNormal"/>
+    <w:uiPriority w:val="99"/>
+    <w:rsid w:val="003D0509"/>
+    <w:pPr>
+      <w:spacing w:after="0" w:line="240" w:lineRule="auto"/>
+    </w:pPr>
+    <w:tblPr>
+      <w:tblStyleRowBandSize w:val="1"/>
+      <w:tblStyleColBandSize w:val="1"/>
+    </w:tblPr>
+    <w:tblStylePr w:type="firstRow">
+      <w:rPr>
+        <w:b/>
+        <w:bCs/>
+        <w:caps/>
+      </w:rPr>
+      <w:tblPr/>
+      <w:tcPr>
+        <w:tcBorders>
+          <w:bottom w:val="single" w:sz="4" w:space="0" w:color="7F7F7F" w:themeColor="text1" w:themeTint="80"/>
+        </w:tcBorders>
+      </w:tcPr>
+    </w:tblStylePr>
+    <w:tblStylePr w:type="lastRow">
+      <w:rPr>
+        <w:b/>
+        <w:bCs/>
+        <w:caps/>
+      </w:rPr>
+      <w:tblPr/>
+      <w:tcPr>
+        <w:tcBorders>
+          <w:top w:val="nil"/>
+        </w:tcBorders>
+      </w:tcPr>
+    </w:tblStylePr>
+    <w:tblStylePr w:type="firstCol">
+      <w:rPr>
+        <w:b/>
+        <w:bCs/>
+        <w:caps/>
+      </w:rPr>
+      <w:tblPr/>
+      <w:tcPr>
+        <w:tcBorders>
+          <w:right w:val="single" w:sz="4" w:space="0" w:color="7F7F7F" w:themeColor="text1" w:themeTint="80"/>
+        </w:tcBorders>
+      </w:tcPr>
+    </w:tblStylePr>
+    <w:tblStylePr w:type="lastCol">
+      <w:rPr>
+        <w:b/>
+        <w:bCs/>
+        <w:caps/>
+      </w:rPr>
+      <w:tblPr/>
+      <w:tcPr>
+        <w:tcBorders>
+          <w:left w:val="nil"/>
+        </w:tcBorders>
+      </w:tcPr>
+    </w:tblStylePr>
+    <w:tblStylePr w:type="band1Vert">
+      <w:tblPr/>
+      <w:tcPr>
+        <w:shd w:val="clear" w:color="auto" w:fill="F2F2F2" w:themeFill="background1" w:themeFillShade="F2"/>
+      </w:tcPr>
+    </w:tblStylePr>
+    <w:tblStylePr w:type="band1Horz">
+      <w:tblPr/>
+      <w:tcPr>
+        <w:shd w:val="clear" w:color="auto" w:fill="F2F2F2" w:themeFill="background1" w:themeFillShade="F2"/>
+      </w:tcPr>
+    </w:tblStylePr>
+    <w:tblStylePr w:type="neCell">
+      <w:tblPr/>
+      <w:tcPr>
+        <w:tcBorders>
+          <w:left w:val="nil"/>
+        </w:tcBorders>
+      </w:tcPr>
+    </w:tblStylePr>
+    <w:tblStylePr w:type="nwCell">
+      <w:tblPr/>
+      <w:tcPr>
+        <w:tcBorders>
+          <w:right w:val="nil"/>
+        </w:tcBorders>
+      </w:tcPr>
+    </w:tblStylePr>
+  </w:style>
 </w:styles>
 </file>
 
@@ -16040,7 +18376,7 @@
 </file>
 
 <file path=customXml/itemProps1.xml><?xml version="1.0" encoding="utf-8"?>
-<ds:datastoreItem xmlns:ds="http://schemas.openxmlformats.org/officeDocument/2006/customXml" ds:itemID="{A385F5B4-A3AE-4866-954B-AC63701FE68F}">
+<ds:datastoreItem xmlns:ds="http://schemas.openxmlformats.org/officeDocument/2006/customXml" ds:itemID="{D05FA1BC-0AB9-4613-AD27-244B59F35AFF}">
   <ds:schemaRefs>
     <ds:schemaRef ds:uri="http://schemas.openxmlformats.org/officeDocument/2006/bibliography"/>
   </ds:schemaRefs>

--- a/report/word/main.docx
+++ b/report/word/main.docx
@@ -1,6 +1,6 @@
 
 <file path=word/document.xml><?xml version="1.0" encoding="utf-8"?>
-<w:document xmlns:wpc="http://schemas.microsoft.com/office/word/2010/wordprocessingCanvas" xmlns:cx="http://schemas.microsoft.com/office/drawing/2014/chartex" xmlns:cx1="http://schemas.microsoft.com/office/drawing/2015/9/8/chartex" xmlns:cx2="http://schemas.microsoft.com/office/drawing/2015/10/21/chartex" xmlns:cx3="http://schemas.microsoft.com/office/drawing/2016/5/9/chartex" xmlns:cx4="http://schemas.microsoft.com/office/drawing/2016/5/10/chartex" xmlns:cx5="http://schemas.microsoft.com/office/drawing/2016/5/11/chartex" xmlns:cx6="http://schemas.microsoft.com/office/drawing/2016/5/12/chartex" xmlns:cx7="http://schemas.microsoft.com/office/drawing/2016/5/13/chartex" xmlns:cx8="http://schemas.microsoft.com/office/drawing/2016/5/14/chartex" xmlns:mc="http://schemas.openxmlformats.org/markup-compatibility/2006" xmlns:aink="http://schemas.microsoft.com/office/drawing/2016/ink" xmlns:am3d="http://schemas.microsoft.com/office/drawing/2017/model3d" xmlns:o="urn:schemas-microsoft-com:office:office" xmlns:oel="http://schemas.microsoft.com/office/2019/extlst" xmlns:r="http://schemas.openxmlformats.org/officeDocument/2006/relationships" xmlns:m="http://schemas.openxmlformats.org/officeDocument/2006/math" xmlns:v="urn:schemas-microsoft-com:vml" xmlns:wp14="http://schemas.microsoft.com/office/word/2010/wordprocessingDrawing" xmlns:wp="http://schemas.openxmlformats.org/drawingml/2006/wordprocessingDrawing" xmlns:w10="urn:schemas-microsoft-com:office:word" xmlns:w="http://schemas.openxmlformats.org/wordprocessingml/2006/main" xmlns:w14="http://schemas.microsoft.com/office/word/2010/wordml" xmlns:w15="http://schemas.microsoft.com/office/word/2012/wordml" xmlns:w16cex="http://schemas.microsoft.com/office/word/2018/wordml/cex" xmlns:w16cid="http://schemas.microsoft.com/office/word/2016/wordml/cid" xmlns:w16="http://schemas.microsoft.com/office/word/2018/wordml" xmlns:w16du="http://schemas.microsoft.com/office/word/2023/wordml/word16du" xmlns:w16sdtdh="http://schemas.microsoft.com/office/word/2020/wordml/sdtdatahash" xmlns:w16sdtfl="http://schemas.microsoft.com/office/word/2024/wordml/sdtformatlock" xmlns:w16se="http://schemas.microsoft.com/office/word/2015/wordml/symex" xmlns:wpg="http://schemas.microsoft.com/office/word/2010/wordprocessingGroup" xmlns:wpi="http://schemas.microsoft.com/office/word/2010/wordprocessingInk" xmlns:wne="http://schemas.microsoft.com/office/word/2006/wordml" xmlns:wps="http://schemas.microsoft.com/office/word/2010/wordprocessingShape" mc:Ignorable="w14 w15 w16se w16cid w16 w16cex w16sdtdh w16sdtfl w16du wp14">
+<w:document xmlns:wpc="http://schemas.microsoft.com/office/word/2010/wordprocessingCanvas" xmlns:cx="http://schemas.microsoft.com/office/drawing/2014/chartex" xmlns:cx1="http://schemas.microsoft.com/office/drawing/2015/9/8/chartex" xmlns:mc="http://schemas.openxmlformats.org/markup-compatibility/2006" xmlns:o="urn:schemas-microsoft-com:office:office" xmlns:r="http://schemas.openxmlformats.org/officeDocument/2006/relationships" xmlns:m="http://schemas.openxmlformats.org/officeDocument/2006/math" xmlns:v="urn:schemas-microsoft-com:vml" xmlns:wp14="http://schemas.microsoft.com/office/word/2010/wordprocessingDrawing" xmlns:wp="http://schemas.openxmlformats.org/drawingml/2006/wordprocessingDrawing" xmlns:w10="urn:schemas-microsoft-com:office:word" xmlns:w="http://schemas.openxmlformats.org/wordprocessingml/2006/main" xmlns:w14="http://schemas.microsoft.com/office/word/2010/wordml" xmlns:w15="http://schemas.microsoft.com/office/word/2012/wordml" xmlns:w16se="http://schemas.microsoft.com/office/word/2015/wordml/symex" xmlns:wpg="http://schemas.microsoft.com/office/word/2010/wordprocessingGroup" xmlns:wpi="http://schemas.microsoft.com/office/word/2010/wordprocessingInk" xmlns:wne="http://schemas.microsoft.com/office/word/2006/wordml" xmlns:wps="http://schemas.microsoft.com/office/word/2010/wordprocessingShape" mc:Ignorable="w14 w15 w16se wp14">
   <w:body>
     <w:p>
       <w:pPr>
@@ -251,13 +251,16 @@
         <w:t>latency</w:t>
       </w:r>
       <w:r>
-        <w:t xml:space="preserve"> of a single spike per neuron. Under this scheme, earlier spikes typically represent stronger synaptic input or more salient features. This representation is intrinsically efficient: it enables low-latency inference based on the earliest arriving spikes and maximizes sparsity by keeping silent neurons inactive. Recent advances have demonstrated that TTFS </w:t>
+        <w:t xml:space="preserve"> of a single spike per neuron. Under this scheme, earlier spikes </w:t>
+      </w:r>
+      <w:r>
+        <w:lastRenderedPageBreak/>
+        <w:t xml:space="preserve">typically represent stronger synaptic input or more salient features. This representation is intrinsically efficient: it enables low-latency inference based on the earliest arriving spikes and maximizes sparsity by keeping silent neurons inactive. Recent advances have demonstrated that TTFS </w:t>
       </w:r>
       <w:r>
         <w:rPr>
           <w:noProof/>
         </w:rPr>
-        <w:lastRenderedPageBreak/>
         <mc:AlternateContent>
           <mc:Choice Requires="wps">
             <w:drawing>
@@ -311,27 +314,14 @@
                             <w:r>
                               <w:t xml:space="preserve">Figure </w:t>
                             </w:r>
-                            <w:r>
-                              <w:fldChar w:fldCharType="begin"/>
-                            </w:r>
-                            <w:r>
-                              <w:instrText xml:space="preserve"> SEQ Figure \* ARABIC </w:instrText>
-                            </w:r>
-                            <w:r>
-                              <w:fldChar w:fldCharType="separate"/>
-                            </w:r>
-                            <w:r>
-                              <w:rPr>
-                                <w:noProof/>
-                              </w:rPr>
-                              <w:t>1</w:t>
-                            </w:r>
-                            <w:r>
-                              <w:rPr>
-                                <w:noProof/>
-                              </w:rPr>
-                              <w:fldChar w:fldCharType="end"/>
-                            </w:r>
+                            <w:fldSimple w:instr=" SEQ Figure \* ARABIC ">
+                              <w:r>
+                                <w:rPr>
+                                  <w:noProof/>
+                                </w:rPr>
+                                <w:t>1</w:t>
+                              </w:r>
+                            </w:fldSimple>
                             <w:r>
                               <w:t xml:space="preserve"> End-to-end architecture of SpikingConvNeXt</w:t>
                             </w:r>
@@ -356,7 +346,7 @@
                 <v:stroke joinstyle="miter"/>
                 <v:path gradientshapeok="t" o:connecttype="rect"/>
               </v:shapetype>
-              <v:shape id="Text Box 1" o:spid="_x0000_s1026" type="#_x0000_t202" style="position:absolute;left:0;text-align:left;margin-left:0;margin-top:125pt;width:458.25pt;height:.05pt;z-index:-251659264;visibility:visible;mso-wrap-style:square;mso-wrap-distance-left:9pt;mso-wrap-distance-top:0;mso-wrap-distance-right:9pt;mso-wrap-distance-bottom:0;mso-position-horizontal:left;mso-position-horizontal-relative:margin;mso-position-vertical:absolute;mso-position-vertical-relative:text;v-text-anchor:top" o:gfxdata="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" stroked="f">
+              <v:shape id="Text Box 1" o:spid="_x0000_s1026" type="#_x0000_t202" style="position:absolute;left:0;text-align:left;margin-left:0;margin-top:125pt;width:458.25pt;height:.05pt;z-index:-251659264;visibility:visible;mso-wrap-style:square;mso-wrap-distance-left:9pt;mso-wrap-distance-top:0;mso-wrap-distance-right:9pt;mso-wrap-distance-bottom:0;mso-position-horizontal:left;mso-position-horizontal-relative:margin;mso-position-vertical:absolute;mso-position-vertical-relative:text;v-text-anchor:top" o:gfxdata="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" stroked="f">
                 <v:textbox style="mso-fit-shape-to-text:t" inset="0,0,0,0">
                   <w:txbxContent>
                     <w:p>
@@ -367,27 +357,14 @@
                       <w:r>
                         <w:t xml:space="preserve">Figure </w:t>
                       </w:r>
-                      <w:r>
-                        <w:fldChar w:fldCharType="begin"/>
-                      </w:r>
-                      <w:r>
-                        <w:instrText xml:space="preserve"> SEQ Figure \* ARABIC </w:instrText>
-                      </w:r>
-                      <w:r>
-                        <w:fldChar w:fldCharType="separate"/>
-                      </w:r>
-                      <w:r>
-                        <w:rPr>
-                          <w:noProof/>
-                        </w:rPr>
-                        <w:t>1</w:t>
-                      </w:r>
-                      <w:r>
-                        <w:rPr>
-                          <w:noProof/>
-                        </w:rPr>
-                        <w:fldChar w:fldCharType="end"/>
-                      </w:r>
+                      <w:fldSimple w:instr=" SEQ Figure \* ARABIC ">
+                        <w:r>
+                          <w:rPr>
+                            <w:noProof/>
+                          </w:rPr>
+                          <w:t>1</w:t>
+                        </w:r>
+                      </w:fldSimple>
                       <w:r>
                         <w:t xml:space="preserve"> End-to-end architecture of SpikingConvNeXt</w:t>
                       </w:r>
@@ -596,6 +573,7 @@
         <w:jc w:val="lowKashida"/>
       </w:pPr>
       <w:r>
+        <w:lastRenderedPageBreak/>
         <w:t xml:space="preserve">We validate </w:t>
       </w:r>
       <w:proofErr w:type="spellStart"/>
@@ -604,11 +582,7 @@
       </w:r>
       <w:proofErr w:type="spellEnd"/>
       <w:r>
-        <w:t xml:space="preserve"> on the CIFAR-10 and CIFAR-100 datasets. Our experiments demonstrate that the proposed architecture </w:t>
-      </w:r>
-      <w:r>
-        <w:lastRenderedPageBreak/>
-        <w:t>achieves strong classification accuracy while maintaining controllable activation sparsity. These results indicate that contemporary convolutional backbones can be effectively adapted to high-performance, low-latency spiking networks through principled, time-domain operators, enhancing their suitability for efficient neuromorphic and edge-device deployment.</w:t>
+        <w:t xml:space="preserve"> on the CIFAR-10 and CIFAR-100 datasets. Our experiments demonstrate that the proposed architecture achieves strong classification accuracy while maintaining controllable activation sparsity. These results indicate that contemporary convolutional backbones can be effectively adapted to high-performance, low-latency spiking networks through principled, time-domain operators, enhancing their suitability for efficient neuromorphic and edge-device deployment.</w:t>
       </w:r>
     </w:p>
     <w:p>
@@ -624,6 +598,38 @@
       </w:r>
       <w:r>
         <w:t>Related Work</w:t>
+      </w:r>
+    </w:p>
+    <w:p/>
+    <w:p/>
+    <w:p/>
+    <w:p>
+      <w:r>
+        <w:rPr>
+          <w:rStyle w:val="Emphasis"/>
+        </w:rPr>
+        <w:t>TTFS has also been explicitly adopted in deep SNN frameworks to reduce spike counts and latency by enforcing at most one spike per neuron during inference.</w:t>
+      </w:r>
+      <w:r>
+        <w:t xml:space="preserve"> </w:t>
+      </w:r>
+      <w:r>
+        <w:rPr>
+          <w:rStyle w:val="Strong"/>
+        </w:rPr>
+        <w:t>[</w:t>
+      </w:r>
+      <w:r>
+        <w:rPr>
+          <w:rStyle w:val="Strong"/>
+        </w:rPr>
+        <w:t>3</w:t>
+      </w:r>
+      <w:r>
+        <w:rPr>
+          <w:rStyle w:val="Strong"/>
+        </w:rPr>
+        <w:t>]</w:t>
       </w:r>
     </w:p>
     <w:p/>
@@ -671,10 +677,6 @@
     <w:p/>
     <w:p/>
     <w:p/>
-    <w:p/>
-    <w:p/>
-    <w:p/>
-    <w:p/>
     <w:p>
       <w:r>
         <w:rPr>
@@ -684,7 +686,7 @@
         <mc:AlternateContent>
           <mc:Choice Requires="wps">
             <w:drawing>
-              <wp:anchor distT="0" distB="0" distL="114300" distR="114300" simplePos="0" relativeHeight="251661312" behindDoc="1" locked="0" layoutInCell="1" allowOverlap="1" wp14:anchorId="33622A96" wp14:editId="6F66152B">
+              <wp:anchor distT="0" distB="0" distL="114300" distR="114300" simplePos="0" relativeHeight="251661312" behindDoc="1" locked="0" layoutInCell="1" allowOverlap="1" wp14:anchorId="33622A96" wp14:editId="3613D5B3">
                 <wp:simplePos x="0" y="0"/>
                 <wp:positionH relativeFrom="margin">
                   <wp:align>right</wp:align>
@@ -736,27 +738,14 @@
                             <w:r>
                               <w:t xml:space="preserve">Figure </w:t>
                             </w:r>
-                            <w:r>
-                              <w:fldChar w:fldCharType="begin"/>
-                            </w:r>
-                            <w:r>
-                              <w:instrText xml:space="preserve"> SEQ Figure \* ARABIC </w:instrText>
-                            </w:r>
-                            <w:r>
-                              <w:fldChar w:fldCharType="separate"/>
-                            </w:r>
-                            <w:r>
-                              <w:rPr>
-                                <w:noProof/>
-                              </w:rPr>
-                              <w:t>2</w:t>
-                            </w:r>
-                            <w:r>
-                              <w:rPr>
-                                <w:noProof/>
-                              </w:rPr>
-                              <w:fldChar w:fldCharType="end"/>
-                            </w:r>
+                            <w:fldSimple w:instr=" SEQ Figure \* ARABIC ">
+                              <w:r>
+                                <w:rPr>
+                                  <w:noProof/>
+                                </w:rPr>
+                                <w:t>2</w:t>
+                              </w:r>
+                            </w:fldSimple>
                             <w:r>
                               <w:t xml:space="preserve"> Residual fusion in ConvNeXt</w:t>
                             </w:r>
@@ -794,7 +783,7 @@
           </mc:Choice>
           <mc:Fallback>
             <w:pict>
-              <v:shape w14:anchorId="33622A96" id="Text Box 2" o:spid="_x0000_s1027" type="#_x0000_t202" style="position:absolute;margin-left:371.05pt;margin-top:129.15pt;width:422.25pt;height:.05pt;z-index:-251655168;visibility:visible;mso-wrap-style:square;mso-wrap-distance-left:9pt;mso-wrap-distance-top:0;mso-wrap-distance-right:9pt;mso-wrap-distance-bottom:0;mso-position-horizontal:right;mso-position-horizontal-relative:margin;mso-position-vertical:absolute;mso-position-vertical-relative:text;v-text-anchor:top" o:gfxdata="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" stroked="f">
+              <v:shape w14:anchorId="33622A96" id="Text Box 2" o:spid="_x0000_s1027" type="#_x0000_t202" style="position:absolute;margin-left:371.05pt;margin-top:129.15pt;width:422.25pt;height:.05pt;z-index:-251655168;visibility:visible;mso-wrap-style:square;mso-wrap-distance-left:9pt;mso-wrap-distance-top:0;mso-wrap-distance-right:9pt;mso-wrap-distance-bottom:0;mso-position-horizontal:right;mso-position-horizontal-relative:margin;mso-position-vertical:absolute;mso-position-vertical-relative:text;v-text-anchor:top" o:gfxdata="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" stroked="f">
                 <v:textbox style="mso-fit-shape-to-text:t" inset="0,0,0,0">
                   <w:txbxContent>
                     <w:p>
@@ -807,27 +796,14 @@
                       <w:r>
                         <w:t xml:space="preserve">Figure </w:t>
                       </w:r>
-                      <w:r>
-                        <w:fldChar w:fldCharType="begin"/>
-                      </w:r>
-                      <w:r>
-                        <w:instrText xml:space="preserve"> SEQ Figure \* ARABIC </w:instrText>
-                      </w:r>
-                      <w:r>
-                        <w:fldChar w:fldCharType="separate"/>
-                      </w:r>
-                      <w:r>
-                        <w:rPr>
-                          <w:noProof/>
-                        </w:rPr>
-                        <w:t>2</w:t>
-                      </w:r>
-                      <w:r>
-                        <w:rPr>
-                          <w:noProof/>
-                        </w:rPr>
-                        <w:fldChar w:fldCharType="end"/>
-                      </w:r>
+                      <w:fldSimple w:instr=" SEQ Figure \* ARABIC ">
+                        <w:r>
+                          <w:rPr>
+                            <w:noProof/>
+                          </w:rPr>
+                          <w:t>2</w:t>
+                        </w:r>
+                      </w:fldSimple>
                       <w:r>
                         <w:t xml:space="preserve"> Residual fusion in ConvNeXt</w:t>
                       </w:r>
@@ -862,7 +838,7 @@
           <w:noProof/>
         </w:rPr>
         <w:drawing>
-          <wp:anchor distT="0" distB="0" distL="114300" distR="114300" simplePos="0" relativeHeight="251658240" behindDoc="1" locked="0" layoutInCell="1" allowOverlap="1" wp14:anchorId="5C149135" wp14:editId="3775E3DF">
+          <wp:anchor distT="0" distB="0" distL="114300" distR="114300" simplePos="0" relativeHeight="251658240" behindDoc="1" locked="0" layoutInCell="1" allowOverlap="1" wp14:anchorId="5C149135" wp14:editId="1D2E4472">
             <wp:simplePos x="0" y="0"/>
             <wp:positionH relativeFrom="margin">
               <wp:posOffset>330311</wp:posOffset>
@@ -934,6 +910,17 @@
       </w:r>
     </w:p>
     <w:p/>
+    <w:p>
+      <w:pPr>
+        <w:sectPr>
+          <w:type w:val="continuous"/>
+          <w:pgSz w:w="11906" w:h="16838" w:code="9"/>
+          <w:pgMar w:top="1440" w:right="1440" w:bottom="1440" w:left="1440" w:header="720" w:footer="720" w:gutter="0"/>
+          <w:cols w:space="720"/>
+          <w:docGrid w:linePitch="360"/>
+        </w:sectPr>
+      </w:pPr>
+    </w:p>
     <w:p/>
     <w:p>
       <w:pPr>
@@ -987,79 +974,239 @@
     </w:p>
     <w:p>
       <w:pPr>
-        <w:bidi/>
-        <w:jc w:val="lowKashida"/>
-      </w:pPr>
-      <w:r>
+        <w:spacing w:before="100" w:beforeAutospacing="1" w:after="100" w:afterAutospacing="1" w:line="240" w:lineRule="auto"/>
+        <w:rPr>
+          <w:rFonts w:eastAsia="Times New Roman" w:cs="Times New Roman"/>
+          <w:sz w:val="24"/>
+          <w:szCs w:val="24"/>
+        </w:rPr>
+      </w:pPr>
+      <w:r>
+        <w:rPr>
+          <w:rFonts w:eastAsia="Times New Roman" w:cs="Times New Roman"/>
+          <w:sz w:val="24"/>
+          <w:szCs w:val="24"/>
+        </w:rPr>
         <w:t xml:space="preserve">We propose </w:t>
       </w:r>
       <w:proofErr w:type="spellStart"/>
       <w:r>
         <w:rPr>
-          <w:rStyle w:val="Strong"/>
-          <w:b w:val="0"/>
-          <w:bCs w:val="0"/>
+          <w:rFonts w:eastAsia="Times New Roman" w:cs="Times New Roman"/>
+          <w:sz w:val="24"/>
+          <w:szCs w:val="24"/>
         </w:rPr>
         <w:t>SpikingConvNeXt</w:t>
       </w:r>
       <w:proofErr w:type="spellEnd"/>
       <w:r>
         <w:rPr>
-          <w:rStyle w:val="Strong"/>
-          <w:b w:val="0"/>
-          <w:bCs w:val="0"/>
-        </w:rPr>
-        <w:t xml:space="preserve"> (</w:t>
-      </w:r>
-      <w:r>
-        <w:t xml:space="preserve">shown in </w:t>
-      </w:r>
-      <w:r>
-        <w:rPr>
-          <w:rStyle w:val="Strong"/>
-        </w:rPr>
-        <w:t>Fig. 1)</w:t>
-      </w:r>
-      <w:r>
-        <w:t xml:space="preserve">, a time-to-first-spike (TTFS) formulation of ConvNeXt that operates on </w:t>
-      </w:r>
-      <w:r>
-        <w:rPr>
-          <w:rStyle w:val="Strong"/>
-          <w:b w:val="0"/>
-          <w:bCs w:val="0"/>
-        </w:rPr>
-        <w:t>spike-time</w:t>
-      </w:r>
-      <w:r>
-        <w:rPr>
-          <w:rStyle w:val="Strong"/>
-        </w:rPr>
-        <w:t xml:space="preserve"> </w:t>
-      </w:r>
-      <w:r>
-        <w:rPr>
-          <w:rStyle w:val="Strong"/>
-          <w:b w:val="0"/>
-          <w:bCs w:val="0"/>
-        </w:rPr>
-        <w:t>representations</w:t>
-      </w:r>
-      <w:r>
-        <w:t xml:space="preserve"> within a fixed temporal window</w:t>
-      </w:r>
-      <w:r>
-        <w:t xml:space="preserve">. </w:t>
-      </w:r>
-      <w:r>
-        <w:t>The proposed approach preserves the ConvNeXt macro-architecture while replacing value-domain components with time-domain operators consistent with TTFS semantics. Specifically, input images are encoded as TTFS spike times, the pointwise MLP pathway is replaced with an analytic spike-time transformation, and residual fusion is performed using an elementwise minimum in the spike-time domain. In addition, we introduce learnable delay parameters, and optionally non-negative pointwise weights, to explicitly regulate activation sparsity.</w:t>
-      </w:r>
-    </w:p>
-    <w:p>
-      <w:pPr>
-        <w:bidi/>
-        <w:jc w:val="lowKashida"/>
-      </w:pPr>
+          <w:rFonts w:eastAsia="Times New Roman" w:cs="Times New Roman"/>
+          <w:sz w:val="24"/>
+          <w:szCs w:val="24"/>
+        </w:rPr>
+        <w:t xml:space="preserve"> (Fig. 1), a time-to-first-spike (TTFS) formulation of </w:t>
+      </w:r>
+      <w:proofErr w:type="spellStart"/>
+      <w:r>
+        <w:rPr>
+          <w:rFonts w:eastAsia="Times New Roman" w:cs="Times New Roman"/>
+          <w:sz w:val="24"/>
+          <w:szCs w:val="24"/>
+        </w:rPr>
+        <w:t>ConvNeXt</w:t>
+      </w:r>
+      <w:proofErr w:type="spellEnd"/>
+      <w:r>
+        <w:rPr>
+          <w:rFonts w:eastAsia="Times New Roman" w:cs="Times New Roman"/>
+          <w:sz w:val="24"/>
+          <w:szCs w:val="24"/>
+        </w:rPr>
+        <w:t xml:space="preserve"> that performs inference on spike-time (latency) representations within a fixed temporal window [</w:t>
+      </w:r>
+      <w:proofErr w:type="spellStart"/>
+      <w:proofErr w:type="gramStart"/>
+      <w:r>
+        <w:rPr>
+          <w:rFonts w:eastAsia="Times New Roman" w:cs="Times New Roman"/>
+          <w:sz w:val="24"/>
+          <w:szCs w:val="24"/>
+        </w:rPr>
+        <w:t>tmin</w:t>
+      </w:r>
+      <w:proofErr w:type="spellEnd"/>
+      <w:r>
+        <w:rPr>
+          <w:rFonts w:eastAsia="Times New Roman" w:cs="Times New Roman"/>
+          <w:sz w:val="24"/>
+          <w:szCs w:val="24"/>
+        </w:rPr>
+        <w:t>​,</w:t>
+      </w:r>
+      <w:proofErr w:type="spellStart"/>
+      <w:r>
+        <w:rPr>
+          <w:rFonts w:eastAsia="Times New Roman" w:cs="Times New Roman"/>
+          <w:sz w:val="24"/>
+          <w:szCs w:val="24"/>
+        </w:rPr>
+        <w:t>tmax</w:t>
+      </w:r>
+      <w:proofErr w:type="spellEnd"/>
+      <w:proofErr w:type="gramEnd"/>
+      <w:r>
+        <w:rPr>
+          <w:rFonts w:eastAsia="Times New Roman" w:cs="Times New Roman"/>
+          <w:sz w:val="24"/>
+          <w:szCs w:val="24"/>
+        </w:rPr>
+        <w:t xml:space="preserve">​]. Our design inherits the </w:t>
+      </w:r>
+      <w:proofErr w:type="spellStart"/>
+      <w:r>
+        <w:rPr>
+          <w:rFonts w:eastAsia="Times New Roman" w:cs="Times New Roman"/>
+          <w:sz w:val="24"/>
+          <w:szCs w:val="24"/>
+        </w:rPr>
+        <w:t>ConvNeXt</w:t>
+      </w:r>
+      <w:proofErr w:type="spellEnd"/>
+      <w:r>
+        <w:rPr>
+          <w:rFonts w:eastAsia="Times New Roman" w:cs="Times New Roman"/>
+          <w:sz w:val="24"/>
+          <w:szCs w:val="24"/>
+        </w:rPr>
+        <w:t xml:space="preserve"> macro-architecture—a modernized convolutional backbone that adopts several transformer-inspired training and architectural practices while preserving convolutional inductive biases—providing a strong and widely adopted baseline for high-accuracy vision models [1].</w:t>
+      </w:r>
+    </w:p>
+    <w:p>
+      <w:pPr>
+        <w:spacing w:before="100" w:beforeAutospacing="1" w:after="100" w:afterAutospacing="1" w:line="240" w:lineRule="auto"/>
+        <w:rPr>
+          <w:rFonts w:eastAsia="Times New Roman" w:cs="Times New Roman"/>
+          <w:sz w:val="24"/>
+          <w:szCs w:val="24"/>
+        </w:rPr>
+      </w:pPr>
+      <w:r>
+        <w:rPr>
+          <w:rFonts w:eastAsia="Times New Roman" w:cs="Times New Roman"/>
+          <w:sz w:val="24"/>
+          <w:szCs w:val="24"/>
+        </w:rPr>
+        <w:t>TTFS</w:t>
+      </w:r>
+      <w:r>
+        <w:rPr>
+          <w:rFonts w:eastAsia="Times New Roman" w:cs="Times New Roman"/>
+          <w:sz w:val="24"/>
+          <w:szCs w:val="24"/>
+        </w:rPr>
+        <w:t xml:space="preserve"> represents information using the timing of the first emitted spike: stronger evidence is conveyed by earlier spike times, while weak evidence corresponds to late spikes or no spike within the window, enabling fast decision-making under sparse neural activity. This interpretation is closely related to rank-order and first-spike strategies in neuroscience-inspired models of rapid visual processing, where early spikes carry disproportionately informative signals [2].</w:t>
+      </w:r>
+    </w:p>
+    <w:p>
+      <w:pPr>
+        <w:spacing w:before="100" w:beforeAutospacing="1" w:after="100" w:afterAutospacing="1" w:line="240" w:lineRule="auto"/>
+        <w:rPr>
+          <w:rFonts w:eastAsia="Times New Roman" w:cs="Times New Roman"/>
+          <w:sz w:val="24"/>
+          <w:szCs w:val="24"/>
+        </w:rPr>
+      </w:pPr>
+      <w:r>
+        <w:rPr>
+          <w:rFonts w:eastAsia="Times New Roman" w:cs="Times New Roman"/>
+          <w:sz w:val="24"/>
+          <w:szCs w:val="24"/>
+        </w:rPr>
+        <w:t xml:space="preserve">Building on these semantics, </w:t>
+      </w:r>
+      <w:proofErr w:type="spellStart"/>
+      <w:r>
+        <w:rPr>
+          <w:rFonts w:eastAsia="Times New Roman" w:cs="Times New Roman"/>
+          <w:sz w:val="24"/>
+          <w:szCs w:val="24"/>
+        </w:rPr>
+        <w:t>SpikingConvNeXt</w:t>
+      </w:r>
+      <w:proofErr w:type="spellEnd"/>
+      <w:r>
+        <w:rPr>
+          <w:rFonts w:eastAsia="Times New Roman" w:cs="Times New Roman"/>
+          <w:sz w:val="24"/>
+          <w:szCs w:val="24"/>
+        </w:rPr>
+        <w:t xml:space="preserve"> preserves the </w:t>
+      </w:r>
+      <w:proofErr w:type="spellStart"/>
+      <w:r>
+        <w:rPr>
+          <w:rFonts w:eastAsia="Times New Roman" w:cs="Times New Roman"/>
+          <w:sz w:val="24"/>
+          <w:szCs w:val="24"/>
+        </w:rPr>
+        <w:t>ConvNeXt</w:t>
+      </w:r>
+      <w:proofErr w:type="spellEnd"/>
+      <w:r>
+        <w:rPr>
+          <w:rFonts w:eastAsia="Times New Roman" w:cs="Times New Roman"/>
+          <w:sz w:val="24"/>
+          <w:szCs w:val="24"/>
+        </w:rPr>
+        <w:t xml:space="preserve"> stage/block structure but re-implements value-domain operators in the time domain. Specifically, we (</w:t>
+      </w:r>
+      <w:proofErr w:type="spellStart"/>
+      <w:r>
+        <w:rPr>
+          <w:rFonts w:eastAsia="Times New Roman" w:cs="Times New Roman"/>
+          <w:sz w:val="24"/>
+          <w:szCs w:val="24"/>
+        </w:rPr>
+        <w:t>i</w:t>
+      </w:r>
+      <w:proofErr w:type="spellEnd"/>
+      <w:r>
+        <w:rPr>
+          <w:rFonts w:eastAsia="Times New Roman" w:cs="Times New Roman"/>
+          <w:sz w:val="24"/>
+          <w:szCs w:val="24"/>
+        </w:rPr>
+        <w:t xml:space="preserve">) encode input images into TTFS spike times, (ii) replace the pointwise MLP pathway with an analytic spike-time transformation that directly maps input spike times to output spike times without reverting to dense activations, and (iii) fuse residual and transformed paths using an elementwise minimum in the spike-time domain, which preserves the earliest evidence between branches and aligns with TTFS confidence-by-earliness. Finally, we introduce learnable delay parameters (and optionally non-negative pointwise weights) to explicitly shape spike-time distributions and regulate the fraction of activations that saturate at </w:t>
+      </w:r>
+      <w:proofErr w:type="spellStart"/>
+      <w:proofErr w:type="gramStart"/>
+      <w:r>
+        <w:rPr>
+          <w:rFonts w:eastAsia="Times New Roman" w:cs="Times New Roman"/>
+          <w:sz w:val="24"/>
+          <w:szCs w:val="24"/>
+        </w:rPr>
+        <w:t>tmax</w:t>
+      </w:r>
+      <w:proofErr w:type="spellEnd"/>
+      <w:r>
+        <w:rPr>
+          <w:rFonts w:eastAsia="Times New Roman" w:cs="Times New Roman"/>
+          <w:sz w:val="24"/>
+          <w:szCs w:val="24"/>
+        </w:rPr>
+        <w:t>​,</w:t>
+      </w:r>
+      <w:proofErr w:type="gramEnd"/>
+      <w:r>
+        <w:rPr>
+          <w:rFonts w:eastAsia="Times New Roman" w:cs="Times New Roman"/>
+          <w:sz w:val="24"/>
+          <w:szCs w:val="24"/>
+        </w:rPr>
+        <w:t xml:space="preserve"> providing a practical mechanism to control activation sparsity while maintaining competitive classification accuracy.</w:t>
+      </w:r>
     </w:p>
     <w:p>
       <w:pPr>
@@ -1075,7 +1222,7 @@
           <w:type w:val="continuous"/>
           <w:pgSz w:w="11906" w:h="16838" w:code="9"/>
           <w:pgMar w:top="1440" w:right="1440" w:bottom="1440" w:left="1440" w:header="720" w:footer="720" w:gutter="0"/>
-          <w:cols w:num="2" w:space="720"/>
+          <w:cols w:space="720"/>
           <w:docGrid w:linePitch="360"/>
         </w:sectPr>
       </w:pPr>
@@ -1097,6 +1244,7 @@
           <w:sz w:val="28"/>
           <w:szCs w:val="28"/>
         </w:rPr>
+        <w:lastRenderedPageBreak/>
         <w:t>TTFS Image Encoding and Analytic Spike-Time Mapping</w:t>
       </w:r>
     </w:p>
@@ -1105,11 +1253,16 @@
         <w:jc w:val="lowKashida"/>
       </w:pPr>
       <w:r>
-        <w:t>Given an input image</w:t>
+        <w:t xml:space="preserve">Given an input </w:t>
+      </w:r>
+      <w:proofErr w:type="gramStart"/>
+      <w:r>
+        <w:t>image</w:t>
       </w:r>
       <w:r>
         <w:t xml:space="preserve"> </w:t>
       </w:r>
+      <w:proofErr w:type="gramEnd"/>
       <m:oMath>
         <m:sSup>
           <m:sSupPr>
@@ -1168,7 +1321,48 @@
         </m:sSup>
       </m:oMath>
       <w:r>
-        <w:t xml:space="preserve">, we encode each pixel intensity into a spike time within </w:t>
+        <w:t>,</w:t>
+      </w:r>
+      <w:r>
+        <w:t xml:space="preserve"> </w:t>
+      </w:r>
+      <w:r>
+        <w:t xml:space="preserve">where </w:t>
+      </w:r>
+      <w:r>
+        <w:rPr>
+          <w:rStyle w:val="katex-mathml"/>
+        </w:rPr>
+        <w:t>C</w:t>
+      </w:r>
+      <w:r>
+        <w:t xml:space="preserve">, </w:t>
+      </w:r>
+      <w:r>
+        <w:rPr>
+          <w:rStyle w:val="katex-mathml"/>
+        </w:rPr>
+        <w:t>H</w:t>
+      </w:r>
+      <w:r>
+        <w:t xml:space="preserve">, and </w:t>
+      </w:r>
+      <w:r>
+        <w:rPr>
+          <w:rStyle w:val="katex-mathml"/>
+        </w:rPr>
+        <w:t>W</w:t>
+      </w:r>
+      <w:r>
+        <w:t xml:space="preserve"> denote the number of channels, height, and width, respectively</w:t>
+      </w:r>
+      <w:r>
+        <w:t>. W</w:t>
+      </w:r>
+      <w:bookmarkStart w:id="0" w:name="_GoBack"/>
+      <w:bookmarkEnd w:id="0"/>
+      <w:r>
+        <w:t xml:space="preserve">e encode each pixel intensity into a spike time within </w:t>
       </w:r>
       <w:r>
         <w:t>a fixed temporal</w:t>
@@ -1223,13 +1417,13 @@
         <w:t>max</w:t>
       </w:r>
       <w:proofErr w:type="spellEnd"/>
+      <w:proofErr w:type="gramEnd"/>
       <w:r>
         <w:rPr>
           <w:rStyle w:val="vlist-s"/>
         </w:rPr>
         <w:t>​</w:t>
       </w:r>
-      <w:proofErr w:type="gramEnd"/>
       <w:r>
         <w:rPr>
           <w:rStyle w:val="mclose"/>
@@ -1324,7 +1518,13 @@
                 <w:rPr>
                   <w:rFonts w:ascii="Cambria Math" w:hAnsi="Cambria Math"/>
                 </w:rPr>
-                <m:t>1-I</m:t>
+                <m:t>1-</m:t>
+              </m:r>
+              <m:r>
+                <w:rPr>
+                  <w:rFonts w:ascii="Cambria Math" w:hAnsi="Cambria Math"/>
+                </w:rPr>
+                <m:t>I</m:t>
               </m:r>
             </m:e>
           </m:d>
@@ -1332,7 +1532,13 @@
             <w:rPr>
               <w:rFonts w:ascii="Cambria Math" w:hAnsi="Cambria Math"/>
             </w:rPr>
-            <m:t>*(</m:t>
+            <m:t>*</m:t>
+          </m:r>
+          <m:r>
+            <w:rPr>
+              <w:rFonts w:ascii="Cambria Math" w:hAnsi="Cambria Math"/>
+            </w:rPr>
+            <m:t>(</m:t>
           </m:r>
           <m:sSub>
             <m:sSubPr>
@@ -1689,10 +1895,7 @@
         </m:r>
       </m:oMath>
       <w:r>
-        <w:t xml:space="preserve"> the weight </w:t>
-      </w:r>
-      <w:r>
-        <w:t xml:space="preserve">matrix, and      </w:t>
+        <w:t xml:space="preserve"> the weight matrix, and      </w:t>
       </w:r>
       <m:oMath>
         <m:r>
@@ -2267,6 +2470,18 @@
     <w:p>
       <w:pPr>
         <w:jc w:val="lowKashida"/>
+        <w:sectPr>
+          <w:type w:val="continuous"/>
+          <w:pgSz w:w="11906" w:h="16838" w:code="9"/>
+          <w:pgMar w:top="1440" w:right="1440" w:bottom="1440" w:left="1440" w:header="720" w:footer="720" w:gutter="0"/>
+          <w:cols w:space="720"/>
+          <w:docGrid w:linePitch="360"/>
+        </w:sectPr>
+      </w:pPr>
+    </w:p>
+    <w:p>
+      <w:pPr>
+        <w:jc w:val="lowKashida"/>
       </w:pPr>
       <w:r>
         <w:t>R</w:t>
@@ -2304,7 +2519,6 @@
           <w:sz w:val="28"/>
           <w:szCs w:val="28"/>
         </w:rPr>
-        <w:lastRenderedPageBreak/>
         <w:t>Sparsity Control and Measurement</w:t>
       </w:r>
     </w:p>
@@ -2320,7 +2534,7 @@
     <w:p>
       <w:pPr>
         <w:spacing w:before="100" w:beforeAutospacing="1" w:after="100" w:afterAutospacing="1" w:line="240" w:lineRule="auto"/>
-        <w:jc w:val="distribute"/>
+        <w:jc w:val="lowKashida"/>
       </w:pPr>
       <w:r>
         <w:rPr>
@@ -2472,15 +2686,30 @@
         </m:r>
       </m:oMath>
       <w:r>
-        <w:t xml:space="preserve"> toward non-negative shifts, thereby moving output spike times toward later values. Consequently, a larger fraction of outputs </w:t>
-      </w:r>
-      <w:proofErr w:type="gramStart"/>
-      <w:r>
-        <w:t>exceed</w:t>
-      </w:r>
-      <w:proofErr w:type="gramEnd"/>
-      <w:r>
-        <w:t xml:space="preserve"> </w:t>
+        <w:t xml:space="preserve"> toward non-negative shifts, thereby moving output spike times toward later values. Consequently, a larger fraction of outputs exceed </w:t>
+      </w:r>
+      <w:proofErr w:type="spellStart"/>
+      <w:r>
+        <w:rPr>
+          <w:rStyle w:val="mord"/>
+        </w:rPr>
+        <w:t>t</w:t>
+      </w:r>
+      <w:r>
+        <w:rPr>
+          <w:rStyle w:val="mtight"/>
+        </w:rPr>
+        <w:t>max</w:t>
+      </w:r>
+      <w:proofErr w:type="spellEnd"/>
+      <w:r>
+        <w:rPr>
+          <w:rStyle w:val="vlist-s"/>
+        </w:rPr>
+        <w:t xml:space="preserve">​ </w:t>
+      </w:r>
+      <w:r>
+        <w:t xml:space="preserve"> and are clamped to </w:t>
       </w:r>
       <w:proofErr w:type="spellStart"/>
       <w:proofErr w:type="gramStart"/>
@@ -2501,37 +2730,14 @@
         <w:rPr>
           <w:rStyle w:val="vlist-s"/>
         </w:rPr>
-        <w:t xml:space="preserve">​ </w:t>
-      </w:r>
-      <w:r>
-        <w:t xml:space="preserve"> and</w:t>
+        <w:t>​</w:t>
+      </w:r>
+      <w:r>
+        <w:t>,</w:t>
       </w:r>
       <w:proofErr w:type="gramEnd"/>
       <w:r>
-        <w:t xml:space="preserve"> are clamped to </w:t>
-      </w:r>
-      <w:proofErr w:type="spellStart"/>
-      <w:r>
-        <w:rPr>
-          <w:rStyle w:val="mord"/>
-        </w:rPr>
-        <w:t>t</w:t>
-      </w:r>
-      <w:r>
-        <w:rPr>
-          <w:rStyle w:val="mtight"/>
-        </w:rPr>
-        <w:t>max</w:t>
-      </w:r>
-      <w:proofErr w:type="spellEnd"/>
-      <w:r>
-        <w:rPr>
-          <w:rStyle w:val="vlist-s"/>
-        </w:rPr>
-        <w:t>​</w:t>
-      </w:r>
-      <w:r>
-        <w:t>, which we interpret as silent (no-spike) events when computing activation sparsity. This mechanism provides a simple and interpretable way to encourage sparse spiking activity, at the cost of reduced representational flexibility if applied too aggressively.</w:t>
+        <w:t xml:space="preserve"> which we interpret as silent (no-spike) events when computing activation sparsity. This mechanism provides a simple and interpretable way to encourage sparse spiking activity, at the cost of reduced representational flexibility if applied too aggressively.</w:t>
       </w:r>
     </w:p>
     <w:p>
@@ -3044,14 +3250,7 @@
       </w:r>
       <w:proofErr w:type="spellEnd"/>
       <w:r>
-        <w:t xml:space="preserve">. This baseline established an accuracy of 95.29% with a sparsity of 33.3%. Subsequent integration of the minimum residual merge, which replaces the additive </w:t>
-      </w:r>
-      <w:r>
-        <w:lastRenderedPageBreak/>
-        <w:t xml:space="preserve">operation with an element-wise minimum over spike times, improved accuracy to 95.96% while preserving the same sparsity level (33.3%). Introducing learnable per-channel delays then provided a mechanism for explicit sparsity regulation, increasing sparsity substantially to 38.5% with an associated, </w:t>
-      </w:r>
-      <w:r>
-        <w:t>controlled reduction in accuracy to 94.43%. Finally, an optional non-negative weight constraint was applied to the pointwise projections to further bias the network toward sparsity. The complete results are summarized in Table 3.</w:t>
+        <w:t>. This baseline established an accuracy of 95.29% with a sparsity of 33.3%. Subsequent integration of the minimum residual merge, which replaces the additive operation with an element-wise minimum over spike times, improved accuracy to 95.96% while preserving the same sparsity level (33.3%). Introducing learnable per-channel delays then provided a mechanism for explicit sparsity regulation, increasing sparsity substantially to 38.5% with an associated, controlled reduction in accuracy to 94.43%. Finally, an optional non-negative weight constraint was applied to the pointwise projections to further bias the network toward sparsity. The complete results are summarized in Table 3.</w:t>
       </w:r>
     </w:p>
     <w:p>
@@ -3061,7 +3260,7 @@
           <w:type w:val="continuous"/>
           <w:pgSz w:w="11906" w:h="16838" w:code="9"/>
           <w:pgMar w:top="1440" w:right="1440" w:bottom="1440" w:left="1440" w:header="720" w:footer="720" w:gutter="0"/>
-          <w:cols w:num="2" w:space="720"/>
+          <w:cols w:space="720"/>
           <w:docGrid w:linePitch="360"/>
         </w:sectPr>
       </w:pPr>
@@ -3360,6 +3559,7 @@
                 <w:sz w:val="20"/>
                 <w:szCs w:val="20"/>
               </w:rPr>
+              <w:lastRenderedPageBreak/>
               <w:t>+ Learnable delays</w:t>
             </w:r>
           </w:p>
@@ -3579,16 +3779,6 @@
     </w:p>
     <w:p>
       <w:pPr>
-        <w:jc w:val="lowKashida"/>
-      </w:pPr>
-    </w:p>
-    <w:p>
-      <w:pPr>
-        <w:jc w:val="lowKashida"/>
-      </w:pPr>
-    </w:p>
-    <w:p>
-      <w:pPr>
         <w:pStyle w:val="Heading2"/>
         <w:numPr>
           <w:ilvl w:val="1"/>
@@ -3612,11 +3802,7 @@
         <w:jc w:val="lowKashida"/>
       </w:pPr>
       <w:r>
-        <w:t xml:space="preserve">We conduct a comprehensive evaluation of the proposed SpikingConvNeXt against representative spiking and non-spiking neural network baselines on the CIFAR-10 and CIFAR-100 benchmarks. All models are assessed using top-1 classification accuracy on the official test sets. For spiking models, we also report the activation sparsity, defined as </w:t>
-      </w:r>
-      <w:r>
-        <w:lastRenderedPageBreak/>
-        <w:t>the average proportion of neurons that remain silent throughout inference, to characterize the fundamental efficiency–accuracy trade-off inherent to event-driven computation.</w:t>
+        <w:t>We conduct a comprehensive evaluation of the proposed SpikingConvNeXt against representative spiking and non-spiking neural network baselines on the CIFAR-10 and CIFAR-100 benchmarks. All models are assessed using top-1 classification accuracy on the official test sets. For spiking models, we also report the activation sparsity, defined as the average proportion of neurons that remain silent throughout inference, to characterize the fundamental efficiency–accuracy trade-off inherent to event-driven computation.</w:t>
       </w:r>
     </w:p>
     <w:p>
@@ -3626,7 +3812,6 @@
     </w:p>
     <w:p>
       <w:pPr>
-        <w:cnfStyle w:val="101000000000" w:firstRow="1" w:lastRow="0" w:firstColumn="1" w:lastColumn="0" w:oddVBand="0" w:evenVBand="0" w:oddHBand="0" w:evenHBand="0" w:firstRowFirstColumn="0" w:firstRowLastColumn="0" w:lastRowFirstColumn="0" w:lastRowLastColumn="0"/>
         <w:rPr>
           <w:b/>
           <w:bCs/>
@@ -3636,7 +3821,7 @@
           <w:type w:val="continuous"/>
           <w:pgSz w:w="11906" w:h="16838" w:code="9"/>
           <w:pgMar w:top="1440" w:right="1440" w:bottom="1440" w:left="1440" w:header="720" w:footer="720" w:gutter="0"/>
-          <w:cols w:num="2" w:space="720"/>
+          <w:cols w:space="720"/>
           <w:docGrid w:linePitch="360"/>
         </w:sectPr>
       </w:pPr>
@@ -4191,16 +4376,8 @@
               <w:rPr>
                 <w:sz w:val="20"/>
               </w:rPr>
-              <w:t xml:space="preserve">Park </w:t>
+              <w:t>Park et al.[</w:t>
             </w:r>
-            <w:proofErr w:type="gramStart"/>
-            <w:r>
-              <w:rPr>
-                <w:sz w:val="20"/>
-              </w:rPr>
-              <w:t>et al.[</w:t>
-            </w:r>
-            <w:proofErr w:type="gramEnd"/>
             <w:r>
               <w:rPr>
                 <w:sz w:val="20"/>
@@ -4650,6 +4827,7 @@
         <w:jc w:val="lowKashida"/>
       </w:pPr>
       <w:r>
+        <w:lastRenderedPageBreak/>
         <w:t>The primary comparison results are summarized in Table 1. Our SpikingConvNeXt model achieves a top-1 accuracy of 94.43 % on CIFAR-10, outperforming all prior spiking baselines while maintaining a high activation sparsity of 38.01%. This performance is competitive with, and in several cases surpasses, that of conventional ANN baselines. This demonstrates that the efficiency benefits of sparse, spiking computation—central to low-energy deployment—need not come at the cost of predictive accuracy. These results validate the effectiveness of our architectural adaptation in translating the representational power of modern ConvNeXt blocks into the time-to-first-spike domain.</w:t>
       </w:r>
     </w:p>
@@ -4738,7 +4916,6 @@
     </w:p>
     <w:p>
       <w:pPr>
-        <w:cnfStyle w:val="101000000000" w:firstRow="1" w:lastRow="0" w:firstColumn="1" w:lastColumn="0" w:oddVBand="0" w:evenVBand="0" w:oddHBand="0" w:evenHBand="0" w:firstRowFirstColumn="0" w:firstRowLastColumn="0" w:lastRowFirstColumn="0" w:lastRowLastColumn="0"/>
         <w:rPr>
           <w:b/>
         </w:rPr>
@@ -4746,7 +4923,7 @@
           <w:type w:val="continuous"/>
           <w:pgSz w:w="11906" w:h="16838" w:code="9"/>
           <w:pgMar w:top="1440" w:right="1440" w:bottom="1440" w:left="1440" w:header="720" w:footer="720" w:gutter="0"/>
-          <w:cols w:num="2" w:space="720"/>
+          <w:cols w:space="720"/>
           <w:docGrid w:linePitch="360"/>
         </w:sectPr>
       </w:pPr>
@@ -5805,30 +5982,14 @@
                 <w:sz w:val="20"/>
                 <w:szCs w:val="20"/>
               </w:rPr>
-              <w:t xml:space="preserve">Zhou </w:t>
-            </w:r>
-            <w:proofErr w:type="gramStart"/>
-            <w:r>
-              <w:rPr>
-                <w:sz w:val="20"/>
-                <w:szCs w:val="20"/>
-              </w:rPr>
-              <w:t>et al.</w:t>
+              <w:t>Zhou et al.</w:t>
             </w:r>
             <w:r>
               <w:rPr>
                 <w:sz w:val="20"/>
                 <w:szCs w:val="20"/>
               </w:rPr>
-              <w:t>[</w:t>
-            </w:r>
-            <w:proofErr w:type="gramEnd"/>
-            <w:r>
-              <w:rPr>
-                <w:sz w:val="20"/>
-                <w:szCs w:val="20"/>
-              </w:rPr>
-              <w:t>10]</w:t>
+              <w:t>[10]</w:t>
             </w:r>
           </w:p>
         </w:tc>
@@ -5953,7 +6114,6 @@
                 <w:sz w:val="20"/>
                 <w:szCs w:val="20"/>
               </w:rPr>
-              <w:lastRenderedPageBreak/>
               <w:t xml:space="preserve">Yao et al. </w:t>
             </w:r>
             <w:r>
@@ -6643,7 +6803,7 @@
           <w:type w:val="continuous"/>
           <w:pgSz w:w="11906" w:h="16838" w:code="9"/>
           <w:pgMar w:top="1440" w:right="1440" w:bottom="1440" w:left="1440" w:header="720" w:footer="720" w:gutter="0"/>
-          <w:cols w:num="2" w:space="720"/>
+          <w:cols w:space="720"/>
           <w:docGrid w:linePitch="360"/>
         </w:sectPr>
       </w:pPr>
@@ -6826,7 +6986,7 @@
           <w:type w:val="continuous"/>
           <w:pgSz w:w="11906" w:h="16838" w:code="9"/>
           <w:pgMar w:top="1440" w:right="1440" w:bottom="1440" w:left="1440" w:header="720" w:footer="720" w:gutter="0"/>
-          <w:cols w:num="2" w:space="720"/>
+          <w:cols w:space="720"/>
           <w:docGrid w:linePitch="360"/>
         </w:sectPr>
       </w:pPr>
@@ -7358,11 +7518,7 @@
         <w:t>95.96% top-1 accuracy</w:t>
       </w:r>
       <w:r>
-        <w:t xml:space="preserve">, while enabling controllable activation sparsity through learnable delay parameters. These results indicate that modern convolutional network </w:t>
-      </w:r>
-      <w:r>
-        <w:lastRenderedPageBreak/>
-        <w:t>backbones can be effectively adapted to TTFS-based spiking neural networks using minimal structural modifications and simple temporal operators, supporting their potential for energy-efficient deployment on neuromorphic and event-driven hardware.</w:t>
+        <w:t>, while enabling controllable activation sparsity through learnable delay parameters. These results indicate that modern convolutional network backbones can be effectively adapted to TTFS-based spiking neural networks using minimal structural modifications and simple temporal operators, supporting their potential for energy-efficient deployment on neuromorphic and event-driven hardware.</w:t>
       </w:r>
     </w:p>
     <w:p>
@@ -7455,7 +7611,7 @@
           <w:type w:val="continuous"/>
           <w:pgSz w:w="11906" w:h="16838" w:code="9"/>
           <w:pgMar w:top="1440" w:right="1440" w:bottom="1440" w:left="1440" w:header="720" w:footer="720" w:gutter="0"/>
-          <w:cols w:num="2" w:space="720"/>
+          <w:cols w:space="720"/>
           <w:docGrid w:linePitch="360"/>
         </w:sectPr>
       </w:pPr>
@@ -7485,6 +7641,7 @@
         <w:pStyle w:val="Heading1"/>
       </w:pPr>
       <w:r>
+        <w:lastRenderedPageBreak/>
         <w:t>Data Availability</w:t>
       </w:r>
     </w:p>
@@ -7538,10 +7695,18 @@
         <w:jc w:val="lowKashida"/>
       </w:pPr>
       <w:r>
-        <w:t xml:space="preserve">[1] Z. Liu, H. Mao, C.-Y. Wu, C. Feichtenhofer, T. Darrell, and S. Xie, “A </w:t>
+        <w:t xml:space="preserve">[1] Z. Liu, H. Mao, C.-Y. Wu, C. Feichtenhofer, T. Darrell, and S. </w:t>
       </w:r>
       <w:proofErr w:type="spellStart"/>
       <w:r>
+        <w:t>Xie</w:t>
+      </w:r>
+      <w:proofErr w:type="spellEnd"/>
+      <w:r>
+        <w:t xml:space="preserve">, “A </w:t>
+      </w:r>
+      <w:proofErr w:type="spellStart"/>
+      <w:r>
         <w:t>ConvNet</w:t>
       </w:r>
       <w:proofErr w:type="spellEnd"/>
@@ -7562,8 +7727,184 @@
         <w:jc w:val="lowKashida"/>
       </w:pPr>
       <w:r>
+        <w:t>[3] J. Park and S. Yoon, “Training energy-efficient deep spiking neural networks with time-to-first-spike coding,” arXiv:2106.02568, 2021.</w:t>
+      </w:r>
+    </w:p>
+    <w:p>
+      <w:pPr>
+        <w:jc w:val="lowKashida"/>
+      </w:pPr>
+      <w:r>
+        <w:t>[4] C. Zhou, S. Chen, and X. Li, “Temporal-coded deep spiking neural network with easy training and robust performance,” in Proc. AAAI, 2021.</w:t>
+      </w:r>
+    </w:p>
+    <w:p>
+      <w:pPr>
+        <w:jc w:val="lowKashida"/>
+      </w:pPr>
+      <w:r>
+        <w:t>[5] N. Rathi and K. Roy, “DIET-SNN: A low-latency approach for training deep spiking neural networks,” arXiv:2008.03658, 2020.</w:t>
+      </w:r>
+    </w:p>
+    <w:p>
+      <w:pPr>
+        <w:jc w:val="lowKashida"/>
+      </w:pPr>
+      <w:r>
+        <w:t xml:space="preserve">[6] S. S. Chowdhury et al., “Towards </w:t>
+      </w:r>
+      <w:proofErr w:type="spellStart"/>
+      <w:r>
+        <w:t>ultra low</w:t>
+      </w:r>
+      <w:proofErr w:type="spellEnd"/>
+      <w:r>
+        <w:t xml:space="preserve"> latency spiking neural networks under time constraints,” </w:t>
+      </w:r>
+      <w:proofErr w:type="spellStart"/>
+      <w:r>
+        <w:t>OpenReview</w:t>
+      </w:r>
+      <w:proofErr w:type="spellEnd"/>
+      <w:r>
+        <w:t>, 2022.</w:t>
+      </w:r>
+    </w:p>
+    <w:p>
+      <w:pPr>
+        <w:jc w:val="lowKashida"/>
+      </w:pPr>
+      <w:r>
+        <w:t>[7] T. Bu et al., “Optimal ANN-SNN conversion for high-accuracy and ultra-low-latency spiking neural networks,” in Proc. ICLR, 2022.</w:t>
+      </w:r>
+    </w:p>
+    <w:p>
+      <w:pPr>
+        <w:jc w:val="lowKashida"/>
+      </w:pPr>
+      <w:r>
+        <w:t>[8] Y. Deng et al., “Temporal efficient training of spiking neural networks (TET),” 2021.</w:t>
+      </w:r>
+    </w:p>
+    <w:p>
+      <w:pPr>
+        <w:jc w:val="lowKashida"/>
+      </w:pPr>
+      <w:r>
+        <w:t>[9] Z. Zhou et al., “</w:t>
+      </w:r>
+      <w:proofErr w:type="spellStart"/>
+      <w:r>
+        <w:t>Spikformer</w:t>
+      </w:r>
+      <w:proofErr w:type="spellEnd"/>
+      <w:r>
+        <w:t>: When spiking neural network meets transformer,” in Proc. ICLR, 2023.</w:t>
+      </w:r>
+    </w:p>
+    <w:p>
+      <w:pPr>
+        <w:jc w:val="lowKashida"/>
+      </w:pPr>
+      <w:r>
+        <w:t>[10] C. Zhou et al., “</w:t>
+      </w:r>
+      <w:proofErr w:type="spellStart"/>
+      <w:r>
+        <w:t>Spikingformer</w:t>
+      </w:r>
+      <w:proofErr w:type="spellEnd"/>
+      <w:r>
+        <w:t>: Spike-driven residual learning for transformer-based spiking neural networks,” 2023.</w:t>
+      </w:r>
+    </w:p>
+    <w:p>
+      <w:pPr>
+        <w:jc w:val="lowKashida"/>
+      </w:pPr>
+      <w:r>
+        <w:t xml:space="preserve">[11] Z. Yao et al., “Spike-driven transformer,” in Proc. </w:t>
+      </w:r>
+      <w:proofErr w:type="spellStart"/>
+      <w:r>
+        <w:t>NeurIPS</w:t>
+      </w:r>
+      <w:proofErr w:type="spellEnd"/>
+      <w:r>
+        <w:t>, 2023.</w:t>
+      </w:r>
+    </w:p>
+    <w:p>
+      <w:pPr>
+        <w:jc w:val="lowKashida"/>
+      </w:pPr>
+      <w:r>
+        <w:t>[12] W. Che et al., “Auto-</w:t>
+      </w:r>
+      <w:proofErr w:type="spellStart"/>
+      <w:r>
+        <w:t>Spikformer</w:t>
+      </w:r>
+      <w:proofErr w:type="spellEnd"/>
+      <w:r>
+        <w:t>: Spiking transformer architecture search,” Frontiers in Neuroscience, 2024.</w:t>
+      </w:r>
+    </w:p>
+    <w:p>
+      <w:pPr>
+        <w:jc w:val="lowKashida"/>
+      </w:pPr>
+      <w:r>
+        <w:t>[13] H. Zhang et al., “</w:t>
+      </w:r>
+      <w:proofErr w:type="spellStart"/>
+      <w:r>
+        <w:t>SGLFormer</w:t>
+      </w:r>
+      <w:proofErr w:type="spellEnd"/>
+      <w:r>
+        <w:t>: Spiking global–local fusion transformer,” 2024.</w:t>
+      </w:r>
+    </w:p>
+    <w:p>
+      <w:pPr>
+        <w:jc w:val="lowKashida"/>
+      </w:pPr>
+      <w:r>
+        <w:t>[14] Y. Guo et al., “Spiking Transformer: Introducing accurate addition-only spiking self-attention,” in Proc. CVPR, 2025.</w:t>
+      </w:r>
+    </w:p>
+    <w:p>
+      <w:pPr>
+        <w:jc w:val="lowKashida"/>
+      </w:pPr>
+      <w:r>
+        <w:t xml:space="preserve">[15] E. </w:t>
+      </w:r>
+      <w:proofErr w:type="spellStart"/>
+      <w:r>
+        <w:t>Neftci</w:t>
+      </w:r>
+      <w:proofErr w:type="spellEnd"/>
+      <w:r>
+        <w:t>, H. Mostafa, and F. Zenke, “Surrogate gradient learning in spiking neural networks,” IEEE Signal Processing Magazine, 2019.</w:t>
+      </w:r>
+    </w:p>
+    <w:p>
+      <w:pPr>
+        <w:jc w:val="lowKashida"/>
+      </w:pPr>
+      <w:r>
+        <w:t>[16] H. Zheng et al., “Going deeper with directly-trained spiking neural networks,” 2021.</w:t>
+      </w:r>
+    </w:p>
+    <w:p>
+      <w:pPr>
+        <w:jc w:val="lowKashida"/>
+      </w:pPr>
+      <w:r>
         <w:lastRenderedPageBreak/>
-        <w:t>[3] J. Park and S. Yoon, “Training energy-efficient deep spiking neural networks with time-to-first-spike coding,” arXiv:2106.02568, 2021.</w:t>
+        <w:t>[17] P. U. Diehl, D. Neil, J. Binas, M. Cook, S.-C. Liu, and M. Pfeiffer, “Fast-classifying, high-accuracy spiking deep networks through weight and threshold balancing,” in Proc. IJCNN, 2015.</w:t>
       </w:r>
     </w:p>
     <w:p>
@@ -7571,7 +7912,7 @@
         <w:jc w:val="lowKashida"/>
       </w:pPr>
       <w:r>
-        <w:t>[4] C. Zhou, S. Chen, and X. Li, “Temporal-coded deep spiking neural network with easy training and robust performance,” in Proc. AAAI, 2021.</w:t>
+        <w:t>[18] B. Rueckauer, I.-A. Lungu, Y. Hu, M. Pfeiffer, and S.-C. Liu, “Conversion of continuous-valued deep networks to efficient event-driven networks for image classification,” Frontiers in Neuroscience, 2017.</w:t>
       </w:r>
     </w:p>
     <w:p>
@@ -7579,7 +7920,7 @@
         <w:jc w:val="lowKashida"/>
       </w:pPr>
       <w:r>
-        <w:t>[5] N. Rathi and K. Roy, “DIET-SNN: A low-latency approach for training deep spiking neural networks,” arXiv:2008.03658, 2020.</w:t>
+        <w:t>[19] W. Fang et al., “SEW-ResNet: Deep spiking neural networks with spike-element-wise residual connections,” 2021.</w:t>
       </w:r>
     </w:p>
     <w:p>
@@ -7587,23 +7928,15 @@
         <w:jc w:val="lowKashida"/>
       </w:pPr>
       <w:r>
-        <w:t xml:space="preserve">[6] S. S. Chowdhury et al., “Towards </w:t>
+        <w:t>[20] Y. Wu, L. Deng, G. Li, J. Zhu, and L. Shi, “</w:t>
       </w:r>
       <w:proofErr w:type="spellStart"/>
       <w:r>
-        <w:t>ultra low</w:t>
+        <w:t>Spatio</w:t>
       </w:r>
       <w:proofErr w:type="spellEnd"/>
       <w:r>
-        <w:t xml:space="preserve"> latency spiking neural networks under time constraints,” </w:t>
-      </w:r>
-      <w:proofErr w:type="spellStart"/>
-      <w:r>
-        <w:t>OpenReview</w:t>
-      </w:r>
-      <w:proofErr w:type="spellEnd"/>
-      <w:r>
-        <w:t>, 2022.</w:t>
+        <w:t>-temporal backpropagation for training high-performance spiking neural networks,” Frontiers in Neuroscience, 2018.</w:t>
       </w:r>
     </w:p>
     <w:p>
@@ -7611,7 +7944,7 @@
         <w:jc w:val="lowKashida"/>
       </w:pPr>
       <w:r>
-        <w:t>[7] T. Bu et al., “Optimal ANN-SNN conversion for high-accuracy and ultra-low-latency spiking neural networks,” in Proc. ICLR, 2022.</w:t>
+        <w:t>[21] J. Stöckl and W. Maass, “Optimized spiking neurons can classify images with high accuracy through temporal coding with two spikes,” Nature Machine Intelligence, 2021.</w:t>
       </w:r>
     </w:p>
     <w:p>
@@ -7619,175 +7952,6 @@
         <w:jc w:val="lowKashida"/>
       </w:pPr>
       <w:r>
-        <w:t>[8] Y. Deng et al., “Temporal efficient training of spiking neural networks (TET),” 2021.</w:t>
-      </w:r>
-    </w:p>
-    <w:p>
-      <w:pPr>
-        <w:jc w:val="lowKashida"/>
-      </w:pPr>
-      <w:r>
-        <w:t>[9] Z. Zhou et al., “</w:t>
-      </w:r>
-      <w:proofErr w:type="spellStart"/>
-      <w:r>
-        <w:t>Spikformer</w:t>
-      </w:r>
-      <w:proofErr w:type="spellEnd"/>
-      <w:r>
-        <w:t>: When spiking neural network meets transformer,” in Proc. ICLR, 2023.</w:t>
-      </w:r>
-    </w:p>
-    <w:p>
-      <w:pPr>
-        <w:jc w:val="lowKashida"/>
-      </w:pPr>
-      <w:r>
-        <w:t>[10] C. Zhou et al., “</w:t>
-      </w:r>
-      <w:proofErr w:type="spellStart"/>
-      <w:r>
-        <w:t>Spikingformer</w:t>
-      </w:r>
-      <w:proofErr w:type="spellEnd"/>
-      <w:r>
-        <w:t>: Spike-driven residual learning for transformer-based spiking neural networks,” 2023.</w:t>
-      </w:r>
-    </w:p>
-    <w:p>
-      <w:pPr>
-        <w:jc w:val="lowKashida"/>
-      </w:pPr>
-      <w:r>
-        <w:t xml:space="preserve">[11] Z. Yao et al., “Spike-driven transformer,” in Proc. </w:t>
-      </w:r>
-      <w:proofErr w:type="spellStart"/>
-      <w:r>
-        <w:t>NeurIPS</w:t>
-      </w:r>
-      <w:proofErr w:type="spellEnd"/>
-      <w:r>
-        <w:t>, 2023.</w:t>
-      </w:r>
-    </w:p>
-    <w:p>
-      <w:pPr>
-        <w:jc w:val="lowKashida"/>
-      </w:pPr>
-      <w:r>
-        <w:t>[12] W. Che et al., “Auto-</w:t>
-      </w:r>
-      <w:proofErr w:type="spellStart"/>
-      <w:r>
-        <w:t>Spikformer</w:t>
-      </w:r>
-      <w:proofErr w:type="spellEnd"/>
-      <w:r>
-        <w:t>: Spiking transformer architecture search,” Frontiers in Neuroscience, 2024.</w:t>
-      </w:r>
-    </w:p>
-    <w:p>
-      <w:pPr>
-        <w:jc w:val="lowKashida"/>
-      </w:pPr>
-      <w:r>
-        <w:t>[13] H. Zhang et al., “</w:t>
-      </w:r>
-      <w:proofErr w:type="spellStart"/>
-      <w:r>
-        <w:t>SGLFormer</w:t>
-      </w:r>
-      <w:proofErr w:type="spellEnd"/>
-      <w:r>
-        <w:t>: Spiking global–local fusion transformer,” 2024.</w:t>
-      </w:r>
-    </w:p>
-    <w:p>
-      <w:pPr>
-        <w:jc w:val="lowKashida"/>
-      </w:pPr>
-      <w:r>
-        <w:t>[14] Y. Guo et al., “Spiking Transformer: Introducing accurate addition-only spiking self-attention,” in Proc. CVPR, 2025.</w:t>
-      </w:r>
-    </w:p>
-    <w:p>
-      <w:pPr>
-        <w:jc w:val="lowKashida"/>
-      </w:pPr>
-      <w:r>
-        <w:t xml:space="preserve">[15] E. </w:t>
-      </w:r>
-      <w:proofErr w:type="spellStart"/>
-      <w:r>
-        <w:t>Neftci</w:t>
-      </w:r>
-      <w:proofErr w:type="spellEnd"/>
-      <w:r>
-        <w:t>, H. Mostafa, and F. Zenke, “Surrogate gradient learning in spiking neural networks,” IEEE Signal Processing Magazine, 2019.</w:t>
-      </w:r>
-    </w:p>
-    <w:p>
-      <w:pPr>
-        <w:jc w:val="lowKashida"/>
-      </w:pPr>
-      <w:r>
-        <w:t>[16] H. Zheng et al., “Going deeper with directly-trained spiking neural networks,” 2021.</w:t>
-      </w:r>
-    </w:p>
-    <w:p>
-      <w:pPr>
-        <w:jc w:val="lowKashida"/>
-      </w:pPr>
-      <w:r>
-        <w:t>[17] P. U. Diehl, D. Neil, J. Binas, M. Cook, S.-C. Liu, and M. Pfeiffer, “Fast-classifying, high-accuracy spiking deep networks through weight and threshold balancing,” in Proc. IJCNN, 2015.</w:t>
-      </w:r>
-    </w:p>
-    <w:p>
-      <w:pPr>
-        <w:jc w:val="lowKashida"/>
-      </w:pPr>
-      <w:r>
-        <w:t>[18] B. Rueckauer, I.-A. Lungu, Y. Hu, M. Pfeiffer, and S.-C. Liu, “Conversion of continuous-valued deep networks to efficient event-driven networks for image classification,” Frontiers in Neuroscience, 2017.</w:t>
-      </w:r>
-    </w:p>
-    <w:p>
-      <w:pPr>
-        <w:jc w:val="lowKashida"/>
-      </w:pPr>
-      <w:r>
-        <w:t>[19] W. Fang et al., “SEW-ResNet: Deep spiking neural networks with spike-element-wise residual connections,” 2021.</w:t>
-      </w:r>
-    </w:p>
-    <w:p>
-      <w:pPr>
-        <w:jc w:val="lowKashida"/>
-      </w:pPr>
-      <w:r>
-        <w:t>[20] Y. Wu, L. Deng, G. Li, J. Zhu, and L. Shi, “</w:t>
-      </w:r>
-      <w:proofErr w:type="spellStart"/>
-      <w:r>
-        <w:t>Spatio</w:t>
-      </w:r>
-      <w:proofErr w:type="spellEnd"/>
-      <w:r>
-        <w:t>-temporal backpropagation for training high-performance spiking neural networks,” Frontiers in Neuroscience, 2018.</w:t>
-      </w:r>
-    </w:p>
-    <w:p>
-      <w:pPr>
-        <w:jc w:val="lowKashida"/>
-      </w:pPr>
-      <w:r>
-        <w:t>[21] J. Stöckl and W. Maass, “Optimized spiking neurons can classify images with high accuracy through temporal coding with two spikes,” Nature Machine Intelligence, 2021.</w:t>
-      </w:r>
-    </w:p>
-    <w:p>
-      <w:pPr>
-        <w:jc w:val="lowKashida"/>
-      </w:pPr>
-      <w:r>
-        <w:lastRenderedPageBreak/>
         <w:t xml:space="preserve">[22] </w:t>
       </w:r>
       <w:r>
@@ -7884,7 +8048,7 @@
 </file>
 
 <file path=word/numbering.xml><?xml version="1.0" encoding="utf-8"?>
-<w:numbering xmlns:wpc="http://schemas.microsoft.com/office/word/2010/wordprocessingCanvas" xmlns:cx="http://schemas.microsoft.com/office/drawing/2014/chartex" xmlns:cx1="http://schemas.microsoft.com/office/drawing/2015/9/8/chartex" xmlns:cx2="http://schemas.microsoft.com/office/drawing/2015/10/21/chartex" xmlns:cx3="http://schemas.microsoft.com/office/drawing/2016/5/9/chartex" xmlns:cx4="http://schemas.microsoft.com/office/drawing/2016/5/10/chartex" xmlns:cx5="http://schemas.microsoft.com/office/drawing/2016/5/11/chartex" xmlns:cx6="http://schemas.microsoft.com/office/drawing/2016/5/12/chartex" xmlns:cx7="http://schemas.microsoft.com/office/drawing/2016/5/13/chartex" xmlns:cx8="http://schemas.microsoft.com/office/drawing/2016/5/14/chartex" xmlns:mc="http://schemas.openxmlformats.org/markup-compatibility/2006" xmlns:aink="http://schemas.microsoft.com/office/drawing/2016/ink" xmlns:am3d="http://schemas.microsoft.com/office/drawing/2017/model3d" xmlns:o="urn:schemas-microsoft-com:office:office" xmlns:oel="http://schemas.microsoft.com/office/2019/extlst" xmlns:r="http://schemas.openxmlformats.org/officeDocument/2006/relationships" xmlns:m="http://schemas.openxmlformats.org/officeDocument/2006/math" xmlns:v="urn:schemas-microsoft-com:vml" xmlns:wp14="http://schemas.microsoft.com/office/word/2010/wordprocessingDrawing" xmlns:wp="http://schemas.openxmlformats.org/drawingml/2006/wordprocessingDrawing" xmlns:w10="urn:schemas-microsoft-com:office:word" xmlns:w="http://schemas.openxmlformats.org/wordprocessingml/2006/main" xmlns:w14="http://schemas.microsoft.com/office/word/2010/wordml" xmlns:w15="http://schemas.microsoft.com/office/word/2012/wordml" xmlns:w16cex="http://schemas.microsoft.com/office/word/2018/wordml/cex" xmlns:w16cid="http://schemas.microsoft.com/office/word/2016/wordml/cid" xmlns:w16="http://schemas.microsoft.com/office/word/2018/wordml" xmlns:w16du="http://schemas.microsoft.com/office/word/2023/wordml/word16du" xmlns:w16sdtdh="http://schemas.microsoft.com/office/word/2020/wordml/sdtdatahash" xmlns:w16sdtfl="http://schemas.microsoft.com/office/word/2024/wordml/sdtformatlock" xmlns:w16se="http://schemas.microsoft.com/office/word/2015/wordml/symex" xmlns:wpg="http://schemas.microsoft.com/office/word/2010/wordprocessingGroup" xmlns:wpi="http://schemas.microsoft.com/office/word/2010/wordprocessingInk" xmlns:wne="http://schemas.microsoft.com/office/word/2006/wordml" xmlns:wps="http://schemas.microsoft.com/office/word/2010/wordprocessingShape" mc:Ignorable="w14 w15 w16se w16cid w16 w16cex w16sdtdh w16sdtfl w16du wp14">
+<w:numbering xmlns:wpc="http://schemas.microsoft.com/office/word/2010/wordprocessingCanvas" xmlns:cx="http://schemas.microsoft.com/office/drawing/2014/chartex" xmlns:cx1="http://schemas.microsoft.com/office/drawing/2015/9/8/chartex" xmlns:mc="http://schemas.openxmlformats.org/markup-compatibility/2006" xmlns:o="urn:schemas-microsoft-com:office:office" xmlns:r="http://schemas.openxmlformats.org/officeDocument/2006/relationships" xmlns:m="http://schemas.openxmlformats.org/officeDocument/2006/math" xmlns:v="urn:schemas-microsoft-com:vml" xmlns:wp14="http://schemas.microsoft.com/office/word/2010/wordprocessingDrawing" xmlns:wp="http://schemas.openxmlformats.org/drawingml/2006/wordprocessingDrawing" xmlns:w10="urn:schemas-microsoft-com:office:word" xmlns:w="http://schemas.openxmlformats.org/wordprocessingml/2006/main" xmlns:w14="http://schemas.microsoft.com/office/word/2010/wordml" xmlns:w15="http://schemas.microsoft.com/office/word/2012/wordml" xmlns:w16se="http://schemas.microsoft.com/office/word/2015/wordml/symex" xmlns:wpg="http://schemas.microsoft.com/office/word/2010/wordprocessingGroup" xmlns:wpi="http://schemas.microsoft.com/office/word/2010/wordprocessingInk" xmlns:wne="http://schemas.microsoft.com/office/word/2006/wordml" xmlns:wps="http://schemas.microsoft.com/office/word/2010/wordprocessingShape" mc:Ignorable="w14 w15 w16se wp14">
   <w:abstractNum w:abstractNumId="0" w15:restartNumberingAfterBreak="0">
     <w:nsid w:val="FFFFFF7C"/>
     <w:multiLevelType w:val="singleLevel"/>
@@ -8523,50 +8687,50 @@
       </w:rPr>
     </w:lvl>
   </w:abstractNum>
-  <w:num w:numId="1" w16cid:durableId="280036295">
+  <w:num w:numId="1">
     <w:abstractNumId w:val="8"/>
   </w:num>
-  <w:num w:numId="2" w16cid:durableId="198905730">
+  <w:num w:numId="2">
     <w:abstractNumId w:val="6"/>
   </w:num>
-  <w:num w:numId="3" w16cid:durableId="1860848478">
+  <w:num w:numId="3">
     <w:abstractNumId w:val="5"/>
   </w:num>
-  <w:num w:numId="4" w16cid:durableId="1595212951">
+  <w:num w:numId="4">
     <w:abstractNumId w:val="4"/>
   </w:num>
-  <w:num w:numId="5" w16cid:durableId="747193532">
+  <w:num w:numId="5">
     <w:abstractNumId w:val="7"/>
   </w:num>
-  <w:num w:numId="6" w16cid:durableId="938487069">
+  <w:num w:numId="6">
     <w:abstractNumId w:val="3"/>
   </w:num>
-  <w:num w:numId="7" w16cid:durableId="985746844">
+  <w:num w:numId="7">
     <w:abstractNumId w:val="2"/>
   </w:num>
-  <w:num w:numId="8" w16cid:durableId="216404620">
+  <w:num w:numId="8">
     <w:abstractNumId w:val="1"/>
   </w:num>
-  <w:num w:numId="9" w16cid:durableId="461732334">
+  <w:num w:numId="9">
     <w:abstractNumId w:val="0"/>
   </w:num>
-  <w:num w:numId="10" w16cid:durableId="2083482166">
+  <w:num w:numId="10">
     <w:abstractNumId w:val="9"/>
   </w:num>
-  <w:num w:numId="11" w16cid:durableId="1877621232">
+  <w:num w:numId="11">
     <w:abstractNumId w:val="11"/>
   </w:num>
-  <w:num w:numId="12" w16cid:durableId="788280819">
+  <w:num w:numId="12">
     <w:abstractNumId w:val="10"/>
   </w:num>
-  <w:num w:numId="13" w16cid:durableId="1071387278">
+  <w:num w:numId="13">
     <w:abstractNumId w:val="12"/>
   </w:num>
 </w:numbering>
 </file>
 
 <file path=word/styles.xml><?xml version="1.0" encoding="utf-8"?>
-<w:styles xmlns:mc="http://schemas.openxmlformats.org/markup-compatibility/2006" xmlns:r="http://schemas.openxmlformats.org/officeDocument/2006/relationships" xmlns:w="http://schemas.openxmlformats.org/wordprocessingml/2006/main" xmlns:w14="http://schemas.microsoft.com/office/word/2010/wordml" xmlns:w15="http://schemas.microsoft.com/office/word/2012/wordml" xmlns:w16cex="http://schemas.microsoft.com/office/word/2018/wordml/cex" xmlns:w16cid="http://schemas.microsoft.com/office/word/2016/wordml/cid" xmlns:w16="http://schemas.microsoft.com/office/word/2018/wordml" xmlns:w16du="http://schemas.microsoft.com/office/word/2023/wordml/word16du" xmlns:w16sdtdh="http://schemas.microsoft.com/office/word/2020/wordml/sdtdatahash" xmlns:w16sdtfl="http://schemas.microsoft.com/office/word/2024/wordml/sdtformatlock" xmlns:w16se="http://schemas.microsoft.com/office/word/2015/wordml/symex" mc:Ignorable="w14 w15 w16se w16cid w16 w16cex w16sdtdh w16sdtfl w16du">
+<w:styles xmlns:mc="http://schemas.openxmlformats.org/markup-compatibility/2006" xmlns:r="http://schemas.openxmlformats.org/officeDocument/2006/relationships" xmlns:w="http://schemas.openxmlformats.org/wordprocessingml/2006/main" xmlns:w14="http://schemas.microsoft.com/office/word/2010/wordml" xmlns:w15="http://schemas.microsoft.com/office/word/2012/wordml" xmlns:w16se="http://schemas.microsoft.com/office/word/2015/wordml/symex" mc:Ignorable="w14 w15 w16se">
   <w:docDefaults>
     <w:rPrDefault>
       <w:rPr>
@@ -8582,7 +8746,7 @@
       </w:pPr>
     </w:pPrDefault>
   </w:docDefaults>
-  <w:latentStyles w:defLockedState="0" w:defUIPriority="99" w:defSemiHidden="0" w:defUnhideWhenUsed="0" w:defQFormat="0" w:count="376">
+  <w:latentStyles w:defLockedState="0" w:defUIPriority="99" w:defSemiHidden="0" w:defUnhideWhenUsed="0" w:defQFormat="0" w:count="371">
     <w:lsdException w:name="Normal" w:uiPriority="0" w:qFormat="1"/>
     <w:lsdException w:name="heading 1" w:uiPriority="9" w:qFormat="1"/>
     <w:lsdException w:name="heading 2" w:semiHidden="1" w:uiPriority="9" w:unhideWhenUsed="1" w:qFormat="1"/>
@@ -8945,11 +9109,6 @@
     <w:lsdException w:name="List Table 5 Dark Accent 6" w:uiPriority="50"/>
     <w:lsdException w:name="List Table 6 Colorful Accent 6" w:uiPriority="51"/>
     <w:lsdException w:name="List Table 7 Colorful Accent 6" w:uiPriority="52"/>
-    <w:lsdException w:name="Mention" w:semiHidden="1" w:unhideWhenUsed="1"/>
-    <w:lsdException w:name="Smart Hyperlink" w:semiHidden="1" w:unhideWhenUsed="1"/>
-    <w:lsdException w:name="Hashtag" w:semiHidden="1" w:unhideWhenUsed="1"/>
-    <w:lsdException w:name="Unresolved Mention" w:semiHidden="1" w:unhideWhenUsed="1"/>
-    <w:lsdException w:name="Smart Link" w:semiHidden="1" w:unhideWhenUsed="1"/>
   </w:latentStyles>
   <w:style w:type="paragraph" w:default="1" w:styleId="Normal">
     <w:name w:val="Normal"/>
@@ -19961,7 +20120,6 @@
     <w:name w:val="Normal (Web)"/>
     <w:basedOn w:val="Normal"/>
     <w:uiPriority w:val="99"/>
-    <w:semiHidden/>
     <w:unhideWhenUsed/>
     <w:rsid w:val="0061683C"/>
     <w:pPr>
@@ -20656,7 +20814,7 @@
 </file>
 
 <file path=customXml/itemProps1.xml><?xml version="1.0" encoding="utf-8"?>
-<ds:datastoreItem xmlns:ds="http://schemas.openxmlformats.org/officeDocument/2006/customXml" ds:itemID="{D05FA1BC-0AB9-4613-AD27-244B59F35AFF}">
+<ds:datastoreItem xmlns:ds="http://schemas.openxmlformats.org/officeDocument/2006/customXml" ds:itemID="{31B08316-89EE-459E-965B-598CC11D87EA}">
   <ds:schemaRefs>
     <ds:schemaRef ds:uri="http://schemas.openxmlformats.org/officeDocument/2006/bibliography"/>
   </ds:schemaRefs>

--- a/report/word/main.docx
+++ b/report/word/main.docx
@@ -251,13 +251,16 @@
         <w:t>latency</w:t>
       </w:r>
       <w:r>
-        <w:t xml:space="preserve"> of a single spike per neuron. Under this scheme, earlier spikes typically represent stronger synaptic input or more salient features. This representation is intrinsically efficient: it enables low-latency inference based on the earliest arriving spikes and maximizes sparsity by keeping silent neurons inactive. Recent advances have demonstrated that TTFS </w:t>
+        <w:t xml:space="preserve"> of a single spike per neuron. Under this scheme, earlier spikes </w:t>
+      </w:r>
+      <w:r>
+        <w:lastRenderedPageBreak/>
+        <w:t xml:space="preserve">typically represent stronger synaptic input or more salient features. This representation is intrinsically efficient: it enables low-latency inference based on the earliest arriving spikes and maximizes sparsity by keeping silent neurons inactive. Recent advances have demonstrated that TTFS </w:t>
       </w:r>
       <w:r>
         <w:rPr>
           <w:noProof/>
         </w:rPr>
-        <w:lastRenderedPageBreak/>
         <mc:AlternateContent>
           <mc:Choice Requires="wps">
             <w:drawing>
@@ -596,6 +599,7 @@
         <w:jc w:val="lowKashida"/>
       </w:pPr>
       <w:r>
+        <w:lastRenderedPageBreak/>
         <w:t xml:space="preserve">We validate </w:t>
       </w:r>
       <w:proofErr w:type="spellStart"/>
@@ -604,11 +608,7 @@
       </w:r>
       <w:proofErr w:type="spellEnd"/>
       <w:r>
-        <w:t xml:space="preserve"> on the CIFAR-10 and CIFAR-100 datasets. Our experiments demonstrate that the proposed architecture </w:t>
-      </w:r>
-      <w:r>
-        <w:lastRenderedPageBreak/>
-        <w:t>achieves strong classification accuracy while maintaining controllable activation sparsity. These results indicate that contemporary convolutional backbones can be effectively adapted to high-performance, low-latency spiking networks through principled, time-domain operators, enhancing their suitability for efficient neuromorphic and edge-device deployment.</w:t>
+        <w:t xml:space="preserve"> on the CIFAR-10 and CIFAR-100 datasets. Our experiments demonstrate that the proposed architecture achieves strong classification accuracy while maintaining controllable activation sparsity. These results indicate that contemporary convolutional backbones can be effectively adapted to high-performance, low-latency spiking networks through principled, time-domain operators, enhancing their suitability for efficient neuromorphic and edge-device deployment.</w:t>
       </w:r>
     </w:p>
     <w:p>
@@ -624,6 +624,41 @@
       </w:r>
       <w:r>
         <w:t>Related Work</w:t>
+      </w:r>
+    </w:p>
+    <w:p>
+      <w:pPr>
+        <w:jc w:val="lowKashida"/>
+      </w:pPr>
+      <w:r>
+        <w:t xml:space="preserve">Prior conversion-based SNNs primarily adopt rate-based coding and restrict architectures to VGG- or </w:t>
+      </w:r>
+      <w:proofErr w:type="spellStart"/>
+      <w:r>
+        <w:t>ResNet</w:t>
+      </w:r>
+      <w:proofErr w:type="spellEnd"/>
+      <w:r>
+        <w:t xml:space="preserve">-style networks where residual additions map naturally to spike rate summation. In contrast, TTFS coding does not admit additive fusion, motivating the introduction of the minimum-based residual operator. Furthermore, to the best of our knowledge, no prior TTFS method has demonstrated compatibility with </w:t>
+      </w:r>
+      <w:proofErr w:type="spellStart"/>
+      <w:r>
+        <w:t>ConvNeXt</w:t>
+      </w:r>
+      <w:proofErr w:type="spellEnd"/>
+      <w:r>
+        <w:t xml:space="preserve">-style macro-architectures featuring pointwise MLP blocks and </w:t>
+      </w:r>
+      <w:proofErr w:type="spellStart"/>
+      <w:r>
+        <w:t>depthwise</w:t>
+      </w:r>
+      <w:proofErr w:type="spellEnd"/>
+      <w:r>
+        <w:t xml:space="preserve"> convolutions. The analytic TTFS formulation enables such conversion without introducing multi-spike membrane dynamics or iterative thresholding, reducing both latency and computation</w:t>
+      </w:r>
+      <w:r>
+        <w:t>.</w:t>
       </w:r>
     </w:p>
     <w:p/>
@@ -680,7 +715,6 @@
         <w:rPr>
           <w:noProof/>
         </w:rPr>
-        <w:lastRenderedPageBreak/>
         <mc:AlternateContent>
           <mc:Choice Requires="wps">
             <w:drawing>
@@ -934,6 +968,17 @@
       </w:r>
     </w:p>
     <w:p/>
+    <w:p>
+      <w:pPr>
+        <w:sectPr>
+          <w:type w:val="continuous"/>
+          <w:pgSz w:w="11906" w:h="16838" w:code="9"/>
+          <w:pgMar w:top="1440" w:right="1440" w:bottom="1440" w:left="1440" w:header="720" w:footer="720" w:gutter="0"/>
+          <w:cols w:space="720"/>
+          <w:docGrid w:linePitch="360"/>
+        </w:sectPr>
+      </w:pPr>
+    </w:p>
     <w:p/>
     <w:p>
       <w:pPr>
@@ -987,7 +1032,6 @@
     </w:p>
     <w:p>
       <w:pPr>
-        <w:bidi/>
         <w:jc w:val="lowKashida"/>
       </w:pPr>
       <w:r>
@@ -996,86 +1040,72 @@
       <w:proofErr w:type="spellStart"/>
       <w:r>
         <w:rPr>
-          <w:rStyle w:val="Strong"/>
-          <w:b w:val="0"/>
-          <w:bCs w:val="0"/>
+          <w:b/>
+          <w:bCs/>
         </w:rPr>
         <w:t>SpikingConvNeXt</w:t>
       </w:r>
       <w:proofErr w:type="spellEnd"/>
       <w:r>
-        <w:rPr>
-          <w:rStyle w:val="Strong"/>
-          <w:b w:val="0"/>
-          <w:bCs w:val="0"/>
-        </w:rPr>
-        <w:t xml:space="preserve"> (</w:t>
-      </w:r>
-      <w:r>
-        <w:t xml:space="preserve">shown in </w:t>
-      </w:r>
-      <w:r>
-        <w:rPr>
-          <w:rStyle w:val="Strong"/>
-        </w:rPr>
-        <w:t>Fig. 1)</w:t>
-      </w:r>
-      <w:r>
-        <w:t xml:space="preserve">, a time-to-first-spike (TTFS) formulation of ConvNeXt that operates on </w:t>
-      </w:r>
-      <w:r>
-        <w:rPr>
-          <w:rStyle w:val="Strong"/>
-          <w:b w:val="0"/>
-          <w:bCs w:val="0"/>
-        </w:rPr>
-        <w:t>spike-time</w:t>
-      </w:r>
-      <w:r>
-        <w:rPr>
-          <w:rStyle w:val="Strong"/>
-        </w:rPr>
-        <w:t xml:space="preserve"> </w:t>
-      </w:r>
-      <w:r>
-        <w:rPr>
-          <w:rStyle w:val="Strong"/>
-          <w:b w:val="0"/>
-          <w:bCs w:val="0"/>
-        </w:rPr>
-        <w:t>representations</w:t>
-      </w:r>
-      <w:r>
-        <w:t xml:space="preserve"> within a fixed temporal window</w:t>
-      </w:r>
-      <w:r>
-        <w:t xml:space="preserve">. </w:t>
-      </w:r>
-      <w:r>
-        <w:t>The proposed approach preserves the ConvNeXt macro-architecture while replacing value-domain components with time-domain operators consistent with TTFS semantics. Specifically, input images are encoded as TTFS spike times, the pointwise MLP pathway is replaced with an analytic spike-time transformation, and residual fusion is performed using an elementwise minimum in the spike-time domain. In addition, we introduce learnable delay parameters, and optionally non-negative pointwise weights, to explicitly regulate activation sparsity.</w:t>
-      </w:r>
-    </w:p>
-    <w:p>
-      <w:pPr>
-        <w:bidi/>
+        <w:t xml:space="preserve"> (Fig. 1), a time-to-first-spike (TTFS) formulation of </w:t>
+      </w:r>
+      <w:proofErr w:type="spellStart"/>
+      <w:r>
+        <w:t>ConvNeXt</w:t>
+      </w:r>
+      <w:proofErr w:type="spellEnd"/>
+      <w:r>
+        <w:t xml:space="preserve"> that operates on spike-time representations within a fixed temporal window. The proposed approach preserves the </w:t>
+      </w:r>
+      <w:proofErr w:type="spellStart"/>
+      <w:r>
+        <w:t>ConvNeXt</w:t>
+      </w:r>
+      <w:proofErr w:type="spellEnd"/>
+      <w:r>
+        <w:t xml:space="preserve"> macro-architecture while replacing value-domain components with time-domain operators consistent with TTFS semantics. Specifically, input images are encoded as TTFS spike times, the pointwise MLP pathway is replaced with an analytic spike-time transformation, and residual fusion is performed using an elementwise minimum in the spike-time domain. In addition, we introduce learnable delay parameters and optionally non-negative pointwise weights to explicitly regulate activation sparsity.</w:t>
+      </w:r>
+    </w:p>
+    <w:p>
+      <w:pPr>
         <w:jc w:val="lowKashida"/>
       </w:pPr>
-    </w:p>
-    <w:p>
-      <w:pPr>
-        <w:bidi/>
-        <w:jc w:val="lowKashida"/>
-      </w:pPr>
-    </w:p>
-    <w:p>
-      <w:pPr>
-        <w:bidi/>
+      <w:r>
+        <w:t xml:space="preserve">The analytic TTFS formulation eliminates recurrent membrane integration and thresholding found in LIF-style neurons, reducing computation to simple affine operations. This makes </w:t>
+      </w:r>
+      <w:proofErr w:type="spellStart"/>
+      <w:r>
+        <w:t>SpikingConvNeXt</w:t>
+      </w:r>
+      <w:proofErr w:type="spellEnd"/>
+      <w:r>
+        <w:t xml:space="preserve"> hardware-friendly for neuromorphic accelerators with event-triggered execution and supports static graph compilation. </w:t>
+      </w:r>
+      <w:proofErr w:type="spellStart"/>
+      <w:r>
+        <w:t>ConvNeXt</w:t>
+      </w:r>
+      <w:proofErr w:type="spellEnd"/>
+      <w:r>
+        <w:t xml:space="preserve"> is architecturally well suited for such conversion due to its reliance on </w:t>
+      </w:r>
+      <w:proofErr w:type="spellStart"/>
+      <w:r>
+        <w:t>depthwise</w:t>
+      </w:r>
+      <w:proofErr w:type="spellEnd"/>
+      <w:r>
+        <w:t xml:space="preserve"> convolutions, pointwise MLP transformations, and residual pathways — all of which admit interpretable time-domain analogs under TTFS. Unlike rate-based coding, TTFS preserves single-spike precision while avoiding temporal integration overhead, enabling competitive accuracy with significantly reduced spike counts.</w:t>
+      </w:r>
+    </w:p>
+    <w:p>
+      <w:pPr>
         <w:jc w:val="lowKashida"/>
         <w:sectPr>
           <w:type w:val="continuous"/>
           <w:pgSz w:w="11906" w:h="16838" w:code="9"/>
           <w:pgMar w:top="1440" w:right="1440" w:bottom="1440" w:left="1440" w:header="720" w:footer="720" w:gutter="0"/>
-          <w:cols w:num="2" w:space="720"/>
+          <w:cols w:space="720"/>
           <w:docGrid w:linePitch="360"/>
         </w:sectPr>
       </w:pPr>
@@ -1332,71 +1362,92 @@
             <w:rPr>
               <w:rFonts w:ascii="Cambria Math" w:hAnsi="Cambria Math"/>
             </w:rPr>
-            <m:t>*(</m:t>
+            <m:t>*</m:t>
           </m:r>
-          <m:sSub>
-            <m:sSubPr>
+          <m:d>
+            <m:dPr>
               <m:ctrlPr>
                 <w:rPr>
                   <w:rFonts w:ascii="Cambria Math" w:hAnsi="Cambria Math"/>
                   <w:i/>
                 </w:rPr>
               </m:ctrlPr>
-            </m:sSubPr>
+            </m:dPr>
             <m:e>
+              <m:sSub>
+                <m:sSubPr>
+                  <m:ctrlPr>
+                    <w:rPr>
+                      <w:rFonts w:ascii="Cambria Math" w:hAnsi="Cambria Math"/>
+                      <w:i/>
+                    </w:rPr>
+                  </m:ctrlPr>
+                </m:sSubPr>
+                <m:e>
+                  <m:r>
+                    <w:rPr>
+                      <w:rFonts w:ascii="Cambria Math" w:hAnsi="Cambria Math"/>
+                    </w:rPr>
+                    <m:t>t</m:t>
+                  </m:r>
+                </m:e>
+                <m:sub>
+                  <m:r>
+                    <w:rPr>
+                      <w:rFonts w:ascii="Cambria Math" w:hAnsi="Cambria Math"/>
+                    </w:rPr>
+                    <m:t>max</m:t>
+                  </m:r>
+                </m:sub>
+              </m:sSub>
               <m:r>
                 <w:rPr>
                   <w:rFonts w:ascii="Cambria Math" w:hAnsi="Cambria Math"/>
                 </w:rPr>
-                <m:t>t</m:t>
+                <m:t>-</m:t>
               </m:r>
+              <m:sSub>
+                <m:sSubPr>
+                  <m:ctrlPr>
+                    <w:rPr>
+                      <w:rFonts w:ascii="Cambria Math" w:hAnsi="Cambria Math"/>
+                      <w:i/>
+                    </w:rPr>
+                  </m:ctrlPr>
+                </m:sSubPr>
+                <m:e>
+                  <m:r>
+                    <w:rPr>
+                      <w:rFonts w:ascii="Cambria Math" w:hAnsi="Cambria Math"/>
+                    </w:rPr>
+                    <m:t>t</m:t>
+                  </m:r>
+                </m:e>
+                <m:sub>
+                  <m:r>
+                    <w:rPr>
+                      <w:rFonts w:ascii="Cambria Math" w:hAnsi="Cambria Math"/>
+                    </w:rPr>
+                    <m:t>min</m:t>
+                  </m:r>
+                </m:sub>
+              </m:sSub>
             </m:e>
-            <m:sub>
-              <m:r>
-                <w:rPr>
-                  <w:rFonts w:ascii="Cambria Math" w:hAnsi="Cambria Math"/>
-                </w:rPr>
-                <m:t>max</m:t>
-              </m:r>
-            </m:sub>
-          </m:sSub>
+          </m:d>
           <m:r>
             <w:rPr>
               <w:rFonts w:ascii="Cambria Math" w:hAnsi="Cambria Math"/>
             </w:rPr>
-            <m:t>-</m:t>
+            <m:t xml:space="preserve">                   </m:t>
           </m:r>
-          <m:sSub>
-            <m:sSubPr>
-              <m:ctrlPr>
-                <w:rPr>
-                  <w:rFonts w:ascii="Cambria Math" w:hAnsi="Cambria Math"/>
-                  <w:i/>
-                </w:rPr>
-              </m:ctrlPr>
-            </m:sSubPr>
-            <m:e>
-              <m:r>
-                <w:rPr>
-                  <w:rFonts w:ascii="Cambria Math" w:hAnsi="Cambria Math"/>
-                </w:rPr>
-                <m:t>t</m:t>
-              </m:r>
-            </m:e>
-            <m:sub>
-              <m:r>
-                <w:rPr>
-                  <w:rFonts w:ascii="Cambria Math" w:hAnsi="Cambria Math"/>
-                </w:rPr>
-                <m:t>min</m:t>
-              </m:r>
-            </m:sub>
-          </m:sSub>
           <m:r>
+            <m:rPr>
+              <m:sty m:val="bi"/>
+            </m:rPr>
             <w:rPr>
               <w:rFonts w:ascii="Cambria Math" w:hAnsi="Cambria Math"/>
             </w:rPr>
-            <m:t>)</m:t>
+            <m:t>(1)</m:t>
           </m:r>
         </m:oMath>
       </m:oMathPara>
@@ -1407,41 +1458,127 @@
         <w:jc w:val="lowKashida"/>
       </w:pPr>
       <w:r>
-        <w:t xml:space="preserve">Under this encoding, higher intensity values correspond to earlier spike times. Spike times clamped to </w:t>
-      </w:r>
-      <w:proofErr w:type="spellStart"/>
-      <w:r>
-        <w:rPr>
-          <w:rStyle w:val="mord"/>
-        </w:rPr>
-        <w:t>t</w:t>
-      </w:r>
-      <w:r>
-        <w:rPr>
-          <w:rStyle w:val="mtight"/>
-        </w:rPr>
-        <w:t>max</w:t>
-      </w:r>
-      <w:proofErr w:type="spellEnd"/>
-      <w:r>
-        <w:rPr>
-          <w:rStyle w:val="vlist-s"/>
-        </w:rPr>
-        <w:t>​</w:t>
-      </w:r>
-      <w:r>
-        <w:t xml:space="preserve"> are treated as </w:t>
-      </w:r>
-      <w:r>
-        <w:rPr>
-          <w:rStyle w:val="Strong"/>
-          <w:b w:val="0"/>
-          <w:bCs w:val="0"/>
-        </w:rPr>
-        <w:t>no-spike events</w:t>
-      </w:r>
-      <w:r>
-        <w:t xml:space="preserve"> when computing activation sparsity.</w:t>
+        <w:lastRenderedPageBreak/>
+        <w:t xml:space="preserve">Higher intensity values correspond to earlier spike times. Spike times clamped to </w:t>
+      </w:r>
+      <m:oMath>
+        <m:sSub>
+          <m:sSubPr>
+            <m:ctrlPr>
+              <w:rPr>
+                <w:rFonts w:ascii="Cambria Math" w:hAnsi="Cambria Math"/>
+              </w:rPr>
+            </m:ctrlPr>
+          </m:sSubPr>
+          <m:e>
+            <m:r>
+              <w:rPr>
+                <w:rFonts w:ascii="Cambria Math" w:hAnsi="Cambria Math"/>
+              </w:rPr>
+              <m:t>t</m:t>
+            </m:r>
+          </m:e>
+          <m:sub>
+            <m:r>
+              <m:rPr>
+                <m:sty m:val="p"/>
+              </m:rPr>
+              <w:rPr>
+                <w:rFonts w:ascii="Cambria Math" w:hAnsi="Cambria Math"/>
+              </w:rPr>
+              <m:t>max</m:t>
+            </m:r>
+          </m:sub>
+        </m:sSub>
+      </m:oMath>
+      <w:r>
+        <w:t>are interpreted as no-spike events when computing activation sparsity. Under TTFS semantics, activation magnitude is inversely encoded by spike latency.</w:t>
+      </w:r>
+    </w:p>
+    <w:p>
+      <w:pPr>
+        <w:spacing w:before="100" w:beforeAutospacing="1" w:after="100" w:afterAutospacing="1" w:line="240" w:lineRule="auto"/>
+        <w:jc w:val="lowKashida"/>
+      </w:pPr>
+      <w:r>
+        <w:t xml:space="preserve">The imposed temporal window </w:t>
+      </w:r>
+      <m:oMath>
+        <m:d>
+          <m:dPr>
+            <m:begChr m:val="["/>
+            <m:sepChr m:val=","/>
+            <m:endChr m:val="]"/>
+            <m:ctrlPr>
+              <w:rPr>
+                <w:rFonts w:ascii="Cambria Math" w:hAnsi="Cambria Math"/>
+              </w:rPr>
+            </m:ctrlPr>
+          </m:dPr>
+          <m:e>
+            <m:sSub>
+              <m:sSubPr>
+                <m:ctrlPr>
+                  <w:rPr>
+                    <w:rFonts w:ascii="Cambria Math" w:hAnsi="Cambria Math"/>
+                  </w:rPr>
+                </m:ctrlPr>
+              </m:sSubPr>
+              <m:e>
+                <m:r>
+                  <w:rPr>
+                    <w:rFonts w:ascii="Cambria Math" w:hAnsi="Cambria Math"/>
+                  </w:rPr>
+                  <m:t>t</m:t>
+                </m:r>
+              </m:e>
+              <m:sub>
+                <m:r>
+                  <m:rPr>
+                    <m:sty m:val="p"/>
+                  </m:rPr>
+                  <w:rPr>
+                    <w:rFonts w:ascii="Cambria Math" w:hAnsi="Cambria Math"/>
+                  </w:rPr>
+                  <m:t>min</m:t>
+                </m:r>
+              </m:sub>
+            </m:sSub>
+          </m:e>
+          <m:e>
+            <m:sSub>
+              <m:sSubPr>
+                <m:ctrlPr>
+                  <w:rPr>
+                    <w:rFonts w:ascii="Cambria Math" w:hAnsi="Cambria Math"/>
+                  </w:rPr>
+                </m:ctrlPr>
+              </m:sSubPr>
+              <m:e>
+                <m:r>
+                  <w:rPr>
+                    <w:rFonts w:ascii="Cambria Math" w:hAnsi="Cambria Math"/>
+                  </w:rPr>
+                  <m:t>t</m:t>
+                </m:r>
+              </m:e>
+              <m:sub>
+                <m:r>
+                  <m:rPr>
+                    <m:sty m:val="p"/>
+                  </m:rPr>
+                  <w:rPr>
+                    <w:rFonts w:ascii="Cambria Math" w:hAnsi="Cambria Math"/>
+                  </w:rPr>
+                  <m:t>max</m:t>
+                </m:r>
+              </m:sub>
+            </m:sSub>
+          </m:e>
+        </m:d>
+      </m:oMath>
+      <w:r>
+        <w:t>controls the dynamic range of the TTFS representation. A larger window yields higher timing precision at the cost of increased worst-case inference latency, whereas a smaller window enforces rapid inference with increased quantization error. This introduces an explicit latency–accuracy trade-off not present in rate-coded SNNs. In neuromorphic hardware, inference may terminate early once all neurons have fired, yielding additional latency reduction under sparse activity.</w:t>
       </w:r>
     </w:p>
     <w:p>
@@ -1689,10 +1826,7 @@
         </m:r>
       </m:oMath>
       <w:r>
-        <w:t xml:space="preserve"> the weight </w:t>
-      </w:r>
-      <w:r>
-        <w:t xml:space="preserve">matrix, and      </w:t>
+        <w:t xml:space="preserve"> the weight matrix, and      </w:t>
       </w:r>
       <m:oMath>
         <m:r>
@@ -1877,7 +2011,38 @@
             <w:rPr>
               <w:rFonts w:ascii="Cambria Math" w:hAnsi="Cambria Math"/>
             </w:rPr>
-            <m:t>-D  ,   ∆=</m:t>
+            <m:t>-D</m:t>
+          </m:r>
+          <m:r>
+            <w:rPr>
+              <w:rFonts w:ascii="Cambria Math" w:hAnsi="Cambria Math"/>
+            </w:rPr>
+            <m:t xml:space="preserve">      (2)</m:t>
+          </m:r>
+          <m:r>
+            <w:rPr>
+              <w:rFonts w:ascii="Cambria Math" w:hAnsi="Cambria Math"/>
+            </w:rPr>
+            <m:t xml:space="preserve"> </m:t>
+          </m:r>
+        </m:oMath>
+      </m:oMathPara>
+    </w:p>
+    <w:p>
+      <w:pPr>
+        <w:spacing w:before="100" w:beforeAutospacing="1" w:after="100" w:afterAutospacing="1" w:line="240" w:lineRule="auto"/>
+        <w:jc w:val="lowKashida"/>
+      </w:pPr>
+      <m:oMathPara>
+        <m:oMathParaPr>
+          <m:jc m:val="center"/>
+        </m:oMathParaPr>
+        <m:oMath>
+          <m:r>
+            <w:rPr>
+              <w:rFonts w:ascii="Cambria Math" w:hAnsi="Cambria Math"/>
+            </w:rPr>
+            <m:t xml:space="preserve">  ∆=</m:t>
           </m:r>
           <m:sSub>
             <m:sSubPr>
@@ -1942,6 +2107,24 @@
               <w:rFonts w:ascii="Cambria Math" w:hAnsi="Cambria Math"/>
             </w:rPr>
             <m:t xml:space="preserve">  ,</m:t>
+          </m:r>
+          <m:r>
+            <w:rPr>
+              <w:rFonts w:ascii="Cambria Math" w:hAnsi="Cambria Math"/>
+            </w:rPr>
+            <m:t xml:space="preserve">                 (</m:t>
+          </m:r>
+          <m:r>
+            <w:rPr>
+              <w:rFonts w:ascii="Cambria Math" w:hAnsi="Cambria Math"/>
+            </w:rPr>
+            <m:t>3</m:t>
+          </m:r>
+          <m:r>
+            <w:rPr>
+              <w:rFonts w:ascii="Cambria Math" w:hAnsi="Cambria Math"/>
+            </w:rPr>
+            <m:t>)</m:t>
           </m:r>
         </m:oMath>
       </m:oMathPara>
@@ -2059,7 +2242,31 @@
             <w:rPr>
               <w:rFonts w:ascii="Cambria Math" w:hAnsi="Cambria Math"/>
             </w:rPr>
-            <m:t xml:space="preserve">  ,  </m:t>
+            <m:t xml:space="preserve">  </m:t>
+          </m:r>
+          <m:r>
+            <w:rPr>
+              <w:rFonts w:ascii="Cambria Math" w:hAnsi="Cambria Math"/>
+            </w:rPr>
+            <m:t xml:space="preserve">   (</m:t>
+          </m:r>
+          <m:r>
+            <w:rPr>
+              <w:rFonts w:ascii="Cambria Math" w:hAnsi="Cambria Math"/>
+            </w:rPr>
+            <m:t>4</m:t>
+          </m:r>
+          <m:r>
+            <w:rPr>
+              <w:rFonts w:ascii="Cambria Math" w:hAnsi="Cambria Math"/>
+            </w:rPr>
+            <m:t>)</m:t>
+          </m:r>
+          <m:r>
+            <w:rPr>
+              <w:rFonts w:ascii="Cambria Math" w:hAnsi="Cambria Math"/>
+            </w:rPr>
+            <m:t xml:space="preserve">  </m:t>
           </m:r>
         </m:oMath>
       </m:oMathPara>
@@ -2088,6 +2295,20 @@
       <w:pPr>
         <w:jc w:val="lowKashida"/>
       </w:pPr>
+      <w:r>
+        <w:t xml:space="preserve">First-spike latency encodes stimulus intensity in several biological circuits. </w:t>
+      </w:r>
+      <w:proofErr w:type="spellStart"/>
+      <w:r>
+        <w:t>SpikingConvNeXt</w:t>
+      </w:r>
+      <w:proofErr w:type="spellEnd"/>
+      <w:r>
+        <w:t xml:space="preserve"> operationalizes this principle by treating early spikes as stronger evidence. The minimum-based residual merge mimics dendritic/synaptic competition where the earliest spike dominates downstream activation.</w:t>
+      </w:r>
+      <w:r>
+        <w:t xml:space="preserve"> </w:t>
+      </w:r>
       <w:r>
         <w:t>Residual fusion is performed in the spike-time domain via an elementwise minimum:</w:t>
       </w:r>
@@ -2261,6 +2482,24 @@
               </m:d>
             </m:e>
           </m:func>
+          <m:r>
+            <w:rPr>
+              <w:rFonts w:ascii="Cambria Math" w:hAnsi="Cambria Math"/>
+            </w:rPr>
+            <m:t xml:space="preserve">             (</m:t>
+          </m:r>
+          <m:r>
+            <w:rPr>
+              <w:rFonts w:ascii="Cambria Math" w:hAnsi="Cambria Math"/>
+            </w:rPr>
+            <m:t>5</m:t>
+          </m:r>
+          <m:r>
+            <w:rPr>
+              <w:rFonts w:ascii="Cambria Math" w:hAnsi="Cambria Math"/>
+            </w:rPr>
+            <m:t>)</m:t>
+          </m:r>
         </m:oMath>
       </m:oMathPara>
     </w:p>
@@ -2268,6 +2507,20 @@
       <w:pPr>
         <w:jc w:val="lowKashida"/>
       </w:pPr>
+      <w:r>
+        <w:t xml:space="preserve">The residual operator chooses the pathway with stronger evidence. This preserves the </w:t>
+      </w:r>
+      <w:proofErr w:type="spellStart"/>
+      <w:r>
+        <w:t>ConvNeXt</w:t>
+      </w:r>
+      <w:proofErr w:type="spellEnd"/>
+      <w:r>
+        <w:t xml:space="preserve"> functional template while reinterpreting the computation in the temporal domain.</w:t>
+      </w:r>
+      <w:r>
+        <w:t xml:space="preserve"> </w:t>
+      </w:r>
       <w:r>
         <w:t>R</w:t>
       </w:r>
@@ -2304,7 +2557,6 @@
           <w:sz w:val="28"/>
           <w:szCs w:val="28"/>
         </w:rPr>
-        <w:lastRenderedPageBreak/>
         <w:t>Sparsity Control and Measurement</w:t>
       </w:r>
     </w:p>
@@ -2320,7 +2572,7 @@
     <w:p>
       <w:pPr>
         <w:spacing w:before="100" w:beforeAutospacing="1" w:after="100" w:afterAutospacing="1" w:line="240" w:lineRule="auto"/>
-        <w:jc w:val="distribute"/>
+        <w:jc w:val="lowKashida"/>
       </w:pPr>
       <w:r>
         <w:rPr>
@@ -2329,90 +2581,136 @@
         <w:t>Learnable delays.</w:t>
       </w:r>
       <w:r>
-        <w:t xml:space="preserve"> The delay parameters </w:t>
-      </w:r>
-      <w:proofErr w:type="spellStart"/>
-      <w:r>
-        <w:rPr>
-          <w:rStyle w:val="mord"/>
-        </w:rPr>
-        <w:t>Dmid</w:t>
-      </w:r>
-      <w:proofErr w:type="spellEnd"/>
-      <w:r>
-        <w:rPr>
-          <w:rStyle w:val="vlist-s"/>
-        </w:rPr>
-        <w:t>​</w:t>
-      </w:r>
-      <w:r>
-        <w:t xml:space="preserve"> and </w:t>
-      </w:r>
-      <w:proofErr w:type="spellStart"/>
-      <w:r>
-        <w:rPr>
-          <w:rStyle w:val="mord"/>
-        </w:rPr>
-        <w:t>Dout</w:t>
-      </w:r>
-      <w:proofErr w:type="spellEnd"/>
-      <w:r>
-        <w:rPr>
-          <w:rStyle w:val="vlist-s"/>
-        </w:rPr>
-        <w:t>​</w:t>
-      </w:r>
-      <w:r>
-        <w:t xml:space="preserve"> shift spike times during training and can push a subset of activations toward late spike times that saturate at </w:t>
-      </w:r>
-      <w:proofErr w:type="spellStart"/>
-      <w:r>
-        <w:rPr>
-          <w:rStyle w:val="mord"/>
-        </w:rPr>
-        <w:t>t</w:t>
-      </w:r>
-      <w:r>
-        <w:rPr>
-          <w:rStyle w:val="mtight"/>
-        </w:rPr>
-        <w:t>max</w:t>
-      </w:r>
-      <w:proofErr w:type="spellEnd"/>
-      <w:r>
-        <w:rPr>
-          <w:rStyle w:val="vlist-s"/>
-        </w:rPr>
-        <w:t>​</w:t>
-      </w:r>
-      <w:r>
-        <w:t>, increasing the silent-neuron rate.</w:t>
-      </w:r>
-      <w:r>
-        <w:t xml:space="preserve"> The delay parameters are constrained to be non-negative and bounded within the time window to ensure valid spike times. The clamping operation enforces the convention that late or absent spikes are represented by </w:t>
-      </w:r>
-      <w:proofErr w:type="spellStart"/>
-      <w:r>
-        <w:rPr>
-          <w:rStyle w:val="mord"/>
-        </w:rPr>
-        <w:t>t</w:t>
-      </w:r>
-      <w:r>
-        <w:rPr>
-          <w:rStyle w:val="mtight"/>
-        </w:rPr>
-        <w:t>max</w:t>
-      </w:r>
-      <w:proofErr w:type="spellEnd"/>
-      <w:r>
-        <w:rPr>
-          <w:rStyle w:val="vlist-s"/>
-        </w:rPr>
-        <w:t>​</w:t>
-      </w:r>
-      <w:r>
-        <w:t>.</w:t>
+        <w:t xml:space="preserve"> </w:t>
+      </w:r>
+      <w:r>
+        <w:t xml:space="preserve">The delay parameters </w:t>
+      </w:r>
+      <m:oMath>
+        <m:sSub>
+          <m:sSubPr>
+            <m:ctrlPr>
+              <w:rPr>
+                <w:rFonts w:ascii="Cambria Math" w:hAnsi="Cambria Math"/>
+              </w:rPr>
+            </m:ctrlPr>
+          </m:sSubPr>
+          <m:e>
+            <m:r>
+              <w:rPr>
+                <w:rFonts w:ascii="Cambria Math" w:hAnsi="Cambria Math"/>
+              </w:rPr>
+              <m:t>D</m:t>
+            </m:r>
+          </m:e>
+          <m:sub>
+            <m:r>
+              <m:rPr>
+                <m:nor/>
+              </m:rPr>
+              <m:t>mid</m:t>
+            </m:r>
+          </m:sub>
+        </m:sSub>
+      </m:oMath>
+      <w:r>
+        <w:t xml:space="preserve">and </w:t>
+      </w:r>
+      <m:oMath>
+        <m:sSub>
+          <m:sSubPr>
+            <m:ctrlPr>
+              <w:rPr>
+                <w:rFonts w:ascii="Cambria Math" w:hAnsi="Cambria Math"/>
+              </w:rPr>
+            </m:ctrlPr>
+          </m:sSubPr>
+          <m:e>
+            <m:r>
+              <w:rPr>
+                <w:rFonts w:ascii="Cambria Math" w:hAnsi="Cambria Math"/>
+              </w:rPr>
+              <m:t>D</m:t>
+            </m:r>
+          </m:e>
+          <m:sub>
+            <m:r>
+              <m:rPr>
+                <m:nor/>
+              </m:rPr>
+              <m:t>out</m:t>
+            </m:r>
+          </m:sub>
+        </m:sSub>
+      </m:oMath>
+      <w:r>
+        <w:t xml:space="preserve">shift spike times during training and can push a subset of activations toward late spike times that saturate at </w:t>
+      </w:r>
+      <m:oMath>
+        <m:sSub>
+          <m:sSubPr>
+            <m:ctrlPr>
+              <w:rPr>
+                <w:rFonts w:ascii="Cambria Math" w:hAnsi="Cambria Math"/>
+              </w:rPr>
+            </m:ctrlPr>
+          </m:sSubPr>
+          <m:e>
+            <m:r>
+              <w:rPr>
+                <w:rFonts w:ascii="Cambria Math" w:hAnsi="Cambria Math"/>
+              </w:rPr>
+              <m:t>t</m:t>
+            </m:r>
+          </m:e>
+          <m:sub>
+            <m:r>
+              <m:rPr>
+                <m:sty m:val="p"/>
+              </m:rPr>
+              <w:rPr>
+                <w:rFonts w:ascii="Cambria Math" w:hAnsi="Cambria Math"/>
+              </w:rPr>
+              <m:t>max</m:t>
+            </m:r>
+          </m:sub>
+        </m:sSub>
+      </m:oMath>
+      <w:r>
+        <w:t xml:space="preserve">, increasing the silent-neuron rate. Delays are constrained to be non-negative and bounded by the temporal window to ensure valid spike times. The clamping operation enforces the convention that late or absent spikes are represented by </w:t>
+      </w:r>
+      <m:oMath>
+        <m:sSub>
+          <m:sSubPr>
+            <m:ctrlPr>
+              <w:rPr>
+                <w:rFonts w:ascii="Cambria Math" w:hAnsi="Cambria Math"/>
+              </w:rPr>
+            </m:ctrlPr>
+          </m:sSubPr>
+          <m:e>
+            <m:r>
+              <w:rPr>
+                <w:rFonts w:ascii="Cambria Math" w:hAnsi="Cambria Math"/>
+              </w:rPr>
+              <m:t>t</m:t>
+            </m:r>
+          </m:e>
+          <m:sub>
+            <m:r>
+              <m:rPr>
+                <m:sty m:val="p"/>
+              </m:rPr>
+              <w:rPr>
+                <w:rFonts w:ascii="Cambria Math" w:hAnsi="Cambria Math"/>
+              </w:rPr>
+              <m:t>max</m:t>
+            </m:r>
+          </m:sub>
+        </m:sSub>
+      </m:oMath>
+      <w:r>
+        <w:t>. Beyond regulating sparsity, delays provide temporal alignment across residual branches. Without delays, shortcut signals may dominate excessively, suppressing transformed pathways. Delays enable controllable competition between shortcut and pointwise paths, similar to balancing residual scaling coefficients in ConvNeXt.</w:t>
       </w:r>
     </w:p>
     <w:p>
@@ -2472,7 +2770,14 @@
         </m:r>
       </m:oMath>
       <w:r>
-        <w:t xml:space="preserve"> toward non-negative shifts, thereby moving output spike times toward later values. Consequently, a larger fraction of outputs </w:t>
+        <w:t xml:space="preserve"> </w:t>
+      </w:r>
+      <w:r>
+        <w:t xml:space="preserve">toward non-negative shifts, moving </w:t>
+      </w:r>
+      <w:r>
+        <w:lastRenderedPageBreak/>
+        <w:t xml:space="preserve">output spikes toward later times. Consequently, a larger fraction of outputs </w:t>
       </w:r>
       <w:proofErr w:type="gramStart"/>
       <w:r>
@@ -2482,56 +2787,71 @@
       <w:r>
         <w:t xml:space="preserve"> </w:t>
       </w:r>
-      <w:proofErr w:type="spellStart"/>
-      <w:proofErr w:type="gramStart"/>
-      <w:r>
-        <w:rPr>
-          <w:rStyle w:val="mord"/>
-        </w:rPr>
-        <w:t>t</w:t>
-      </w:r>
-      <w:r>
-        <w:rPr>
-          <w:rStyle w:val="mtight"/>
-        </w:rPr>
-        <w:t>max</w:t>
-      </w:r>
-      <w:proofErr w:type="spellEnd"/>
-      <w:r>
-        <w:rPr>
-          <w:rStyle w:val="vlist-s"/>
-        </w:rPr>
-        <w:t xml:space="preserve">​ </w:t>
-      </w:r>
-      <w:r>
-        <w:t xml:space="preserve"> and</w:t>
-      </w:r>
-      <w:proofErr w:type="gramEnd"/>
-      <w:r>
-        <w:t xml:space="preserve"> are clamped to </w:t>
-      </w:r>
-      <w:proofErr w:type="spellStart"/>
-      <w:r>
-        <w:rPr>
-          <w:rStyle w:val="mord"/>
-        </w:rPr>
-        <w:t>t</w:t>
-      </w:r>
-      <w:r>
-        <w:rPr>
-          <w:rStyle w:val="mtight"/>
-        </w:rPr>
-        <w:t>max</w:t>
-      </w:r>
-      <w:proofErr w:type="spellEnd"/>
-      <w:r>
-        <w:rPr>
-          <w:rStyle w:val="vlist-s"/>
-        </w:rPr>
-        <w:t>​</w:t>
-      </w:r>
-      <w:r>
-        <w:t>, which we interpret as silent (no-spike) events when computing activation sparsity. This mechanism provides a simple and interpretable way to encourage sparse spiking activity, at the cost of reduced representational flexibility if applied too aggressively.</w:t>
+      <m:oMath>
+        <m:sSub>
+          <m:sSubPr>
+            <m:ctrlPr>
+              <w:rPr>
+                <w:rFonts w:ascii="Cambria Math" w:hAnsi="Cambria Math"/>
+              </w:rPr>
+            </m:ctrlPr>
+          </m:sSubPr>
+          <m:e>
+            <m:r>
+              <w:rPr>
+                <w:rFonts w:ascii="Cambria Math" w:hAnsi="Cambria Math"/>
+              </w:rPr>
+              <m:t>t</m:t>
+            </m:r>
+          </m:e>
+          <m:sub>
+            <m:r>
+              <m:rPr>
+                <m:sty m:val="p"/>
+              </m:rPr>
+              <w:rPr>
+                <w:rFonts w:ascii="Cambria Math" w:hAnsi="Cambria Math"/>
+              </w:rPr>
+              <m:t>max</m:t>
+            </m:r>
+          </m:sub>
+        </m:sSub>
+      </m:oMath>
+      <w:r>
+        <w:t xml:space="preserve">and are clamped to </w:t>
+      </w:r>
+      <m:oMath>
+        <m:sSub>
+          <m:sSubPr>
+            <m:ctrlPr>
+              <w:rPr>
+                <w:rFonts w:ascii="Cambria Math" w:hAnsi="Cambria Math"/>
+              </w:rPr>
+            </m:ctrlPr>
+          </m:sSubPr>
+          <m:e>
+            <m:r>
+              <w:rPr>
+                <w:rFonts w:ascii="Cambria Math" w:hAnsi="Cambria Math"/>
+              </w:rPr>
+              <m:t>t</m:t>
+            </m:r>
+          </m:e>
+          <m:sub>
+            <m:r>
+              <m:rPr>
+                <m:sty m:val="p"/>
+              </m:rPr>
+              <w:rPr>
+                <w:rFonts w:ascii="Cambria Math" w:hAnsi="Cambria Math"/>
+              </w:rPr>
+              <m:t>max</m:t>
+            </m:r>
+          </m:sub>
+        </m:sSub>
+      </m:oMath>
+      <w:r>
+        <w:t>, which we interpret as silent (no-spike) events in sparsity measurement. This provides a simple and interpretable mechanism to encourage sparse activity at the cost of reduced representational flexibility. While TTFS already enforces sparse single-spike inference, it restricts neurons to monotonic intensity coding and prevents multi-spike temporal patterning. The non-negative weight constraint further limits expressivity, motivating selective application to pointwise layers rather than depthwise spatial convolutions.</w:t>
       </w:r>
     </w:p>
     <w:p>
@@ -2579,145 +2899,7 @@
     <w:p>
       <w:pPr>
         <w:spacing w:before="100" w:beforeAutospacing="1" w:after="100" w:afterAutospacing="1" w:line="240" w:lineRule="auto"/>
-        <w:jc w:val="lowKashida"/>
-      </w:pPr>
-    </w:p>
-    <w:p>
-      <w:pPr>
-        <w:spacing w:before="100" w:beforeAutospacing="1" w:after="100" w:afterAutospacing="1" w:line="240" w:lineRule="auto"/>
-        <w:jc w:val="lowKashida"/>
-      </w:pPr>
-    </w:p>
-    <w:p>
-      <w:pPr>
-        <w:spacing w:before="100" w:beforeAutospacing="1" w:after="100" w:afterAutospacing="1" w:line="240" w:lineRule="auto"/>
-        <w:jc w:val="lowKashida"/>
-      </w:pPr>
-    </w:p>
-    <w:p>
-      <w:pPr>
-        <w:spacing w:before="100" w:beforeAutospacing="1" w:after="100" w:afterAutospacing="1" w:line="240" w:lineRule="auto"/>
-        <w:jc w:val="lowKashida"/>
-      </w:pPr>
-    </w:p>
-    <w:p>
-      <w:pPr>
-        <w:spacing w:before="100" w:beforeAutospacing="1" w:after="100" w:afterAutospacing="1" w:line="240" w:lineRule="auto"/>
-        <w:jc w:val="lowKashida"/>
-      </w:pPr>
-    </w:p>
-    <w:p>
-      <w:pPr>
-        <w:spacing w:before="100" w:beforeAutospacing="1" w:after="100" w:afterAutospacing="1" w:line="240" w:lineRule="auto"/>
-        <w:jc w:val="lowKashida"/>
-      </w:pPr>
-    </w:p>
-    <w:p>
-      <w:pPr>
-        <w:spacing w:before="100" w:beforeAutospacing="1" w:after="100" w:afterAutospacing="1" w:line="240" w:lineRule="auto"/>
-        <w:jc w:val="lowKashida"/>
-      </w:pPr>
-    </w:p>
-    <w:p>
-      <w:pPr>
-        <w:spacing w:before="100" w:beforeAutospacing="1" w:after="100" w:afterAutospacing="1" w:line="240" w:lineRule="auto"/>
-        <w:jc w:val="lowKashida"/>
-      </w:pPr>
-    </w:p>
-    <w:p>
-      <w:pPr>
-        <w:spacing w:before="100" w:beforeAutospacing="1" w:after="100" w:afterAutospacing="1" w:line="240" w:lineRule="auto"/>
-        <w:jc w:val="lowKashida"/>
-      </w:pPr>
-    </w:p>
-    <w:p>
-      <w:pPr>
-        <w:spacing w:before="100" w:beforeAutospacing="1" w:after="100" w:afterAutospacing="1" w:line="240" w:lineRule="auto"/>
-        <w:jc w:val="lowKashida"/>
-      </w:pPr>
-    </w:p>
-    <w:p>
-      <w:pPr>
-        <w:spacing w:before="100" w:beforeAutospacing="1" w:after="100" w:afterAutospacing="1" w:line="240" w:lineRule="auto"/>
-        <w:jc w:val="lowKashida"/>
-      </w:pPr>
-    </w:p>
-    <w:p>
-      <w:pPr>
-        <w:spacing w:before="100" w:beforeAutospacing="1" w:after="100" w:afterAutospacing="1" w:line="240" w:lineRule="auto"/>
-        <w:jc w:val="lowKashida"/>
-      </w:pPr>
-    </w:p>
-    <w:p>
-      <w:pPr>
-        <w:spacing w:before="100" w:beforeAutospacing="1" w:after="100" w:afterAutospacing="1" w:line="240" w:lineRule="auto"/>
-        <w:jc w:val="lowKashida"/>
-      </w:pPr>
-    </w:p>
-    <w:p>
-      <w:pPr>
-        <w:spacing w:before="100" w:beforeAutospacing="1" w:after="100" w:afterAutospacing="1" w:line="240" w:lineRule="auto"/>
-        <w:jc w:val="lowKashida"/>
-      </w:pPr>
-    </w:p>
-    <w:p>
-      <w:pPr>
-        <w:spacing w:before="100" w:beforeAutospacing="1" w:after="100" w:afterAutospacing="1" w:line="240" w:lineRule="auto"/>
-        <w:jc w:val="lowKashida"/>
-      </w:pPr>
-    </w:p>
-    <w:p>
-      <w:pPr>
-        <w:spacing w:before="100" w:beforeAutospacing="1" w:after="100" w:afterAutospacing="1" w:line="240" w:lineRule="auto"/>
-        <w:jc w:val="lowKashida"/>
-      </w:pPr>
-    </w:p>
-    <w:p>
-      <w:pPr>
-        <w:spacing w:before="100" w:beforeAutospacing="1" w:after="100" w:afterAutospacing="1" w:line="240" w:lineRule="auto"/>
-        <w:jc w:val="lowKashida"/>
-      </w:pPr>
-    </w:p>
-    <w:p>
-      <w:pPr>
-        <w:spacing w:before="100" w:beforeAutospacing="1" w:after="100" w:afterAutospacing="1" w:line="240" w:lineRule="auto"/>
-        <w:jc w:val="lowKashida"/>
-      </w:pPr>
-    </w:p>
-    <w:p>
-      <w:pPr>
-        <w:spacing w:before="100" w:beforeAutospacing="1" w:after="100" w:afterAutospacing="1" w:line="240" w:lineRule="auto"/>
-        <w:jc w:val="lowKashida"/>
-      </w:pPr>
-    </w:p>
-    <w:p>
-      <w:pPr>
-        <w:spacing w:before="100" w:beforeAutospacing="1" w:after="100" w:afterAutospacing="1" w:line="240" w:lineRule="auto"/>
-        <w:jc w:val="lowKashida"/>
-      </w:pPr>
-    </w:p>
-    <w:p>
-      <w:pPr>
-        <w:spacing w:before="100" w:beforeAutospacing="1" w:after="100" w:afterAutospacing="1" w:line="240" w:lineRule="auto"/>
-        <w:jc w:val="lowKashida"/>
-      </w:pPr>
-    </w:p>
-    <w:p>
-      <w:pPr>
-        <w:spacing w:before="100" w:beforeAutospacing="1" w:after="100" w:afterAutospacing="1" w:line="240" w:lineRule="auto"/>
-        <w:jc w:val="lowKashida"/>
-      </w:pPr>
-    </w:p>
-    <w:p>
-      <w:pPr>
-        <w:spacing w:before="100" w:beforeAutospacing="1" w:after="100" w:afterAutospacing="1" w:line="240" w:lineRule="auto"/>
-        <w:jc w:val="lowKashida"/>
-      </w:pPr>
-    </w:p>
-    <w:p>
-      <w:pPr>
-        <w:spacing w:before="100" w:beforeAutospacing="1" w:after="100" w:afterAutospacing="1" w:line="240" w:lineRule="auto"/>
-        <w:jc w:val="lowKashida"/>
+        <w:jc w:val="distribute"/>
       </w:pPr>
     </w:p>
     <w:p>
@@ -2808,84 +2990,13 @@
       <w:pPr>
         <w:spacing w:before="100" w:beforeAutospacing="1" w:after="100" w:afterAutospacing="1" w:line="240" w:lineRule="auto"/>
         <w:jc w:val="distribute"/>
-      </w:pPr>
-    </w:p>
-    <w:p>
-      <w:pPr>
-        <w:spacing w:before="100" w:beforeAutospacing="1" w:after="100" w:afterAutospacing="1" w:line="240" w:lineRule="auto"/>
-        <w:jc w:val="distribute"/>
-      </w:pPr>
-    </w:p>
-    <w:p>
-      <w:pPr>
-        <w:spacing w:before="100" w:beforeAutospacing="1" w:after="100" w:afterAutospacing="1" w:line="240" w:lineRule="auto"/>
-        <w:jc w:val="distribute"/>
-      </w:pPr>
-    </w:p>
-    <w:p>
-      <w:pPr>
-        <w:spacing w:before="100" w:beforeAutospacing="1" w:after="100" w:afterAutospacing="1" w:line="240" w:lineRule="auto"/>
-        <w:jc w:val="distribute"/>
-      </w:pPr>
-    </w:p>
-    <w:p>
-      <w:pPr>
-        <w:spacing w:before="100" w:beforeAutospacing="1" w:after="100" w:afterAutospacing="1" w:line="240" w:lineRule="auto"/>
-        <w:jc w:val="distribute"/>
-      </w:pPr>
-    </w:p>
-    <w:p>
-      <w:pPr>
-        <w:spacing w:before="100" w:beforeAutospacing="1" w:after="100" w:afterAutospacing="1" w:line="240" w:lineRule="auto"/>
-        <w:jc w:val="distribute"/>
-      </w:pPr>
-    </w:p>
-    <w:p>
-      <w:pPr>
-        <w:spacing w:before="100" w:beforeAutospacing="1" w:after="100" w:afterAutospacing="1" w:line="240" w:lineRule="auto"/>
-        <w:jc w:val="distribute"/>
-      </w:pPr>
-    </w:p>
-    <w:p>
-      <w:pPr>
-        <w:spacing w:before="100" w:beforeAutospacing="1" w:after="100" w:afterAutospacing="1" w:line="240" w:lineRule="auto"/>
-        <w:jc w:val="distribute"/>
-      </w:pPr>
-    </w:p>
-    <w:p>
-      <w:pPr>
-        <w:spacing w:before="100" w:beforeAutospacing="1" w:after="100" w:afterAutospacing="1" w:line="240" w:lineRule="auto"/>
-        <w:jc w:val="distribute"/>
-      </w:pPr>
-    </w:p>
-    <w:p>
-      <w:pPr>
-        <w:spacing w:before="100" w:beforeAutospacing="1" w:after="100" w:afterAutospacing="1" w:line="240" w:lineRule="auto"/>
-        <w:jc w:val="distribute"/>
-      </w:pPr>
-    </w:p>
-    <w:p>
-      <w:pPr>
-        <w:spacing w:before="100" w:beforeAutospacing="1" w:after="100" w:afterAutospacing="1" w:line="240" w:lineRule="auto"/>
-        <w:jc w:val="distribute"/>
-      </w:pPr>
-    </w:p>
-    <w:p>
-      <w:pPr>
-        <w:spacing w:before="100" w:beforeAutospacing="1" w:after="100" w:afterAutospacing="1" w:line="240" w:lineRule="auto"/>
-        <w:jc w:val="distribute"/>
-      </w:pPr>
-    </w:p>
-    <w:p>
-      <w:pPr>
-        <w:spacing w:before="100" w:beforeAutospacing="1" w:after="100" w:afterAutospacing="1" w:line="240" w:lineRule="auto"/>
-        <w:jc w:val="distribute"/>
-      </w:pPr>
-    </w:p>
-    <w:p>
-      <w:pPr>
-        <w:spacing w:before="100" w:beforeAutospacing="1" w:after="100" w:afterAutospacing="1" w:line="240" w:lineRule="auto"/>
-        <w:jc w:val="distribute"/>
+        <w:sectPr>
+          <w:type w:val="continuous"/>
+          <w:pgSz w:w="11906" w:h="16838" w:code="9"/>
+          <w:pgMar w:top="1440" w:right="1440" w:bottom="1440" w:left="1440" w:header="720" w:footer="720" w:gutter="0"/>
+          <w:cols w:space="720"/>
+          <w:docGrid w:linePitch="360"/>
+        </w:sectPr>
       </w:pPr>
     </w:p>
     <w:p>
@@ -2897,6 +3008,7 @@
         </w:numPr>
       </w:pPr>
       <w:r>
+        <w:lastRenderedPageBreak/>
         <w:t xml:space="preserve">Experimental </w:t>
       </w:r>
       <w:r>
@@ -3044,14 +3156,7 @@
       </w:r>
       <w:proofErr w:type="spellEnd"/>
       <w:r>
-        <w:t xml:space="preserve">. This baseline established an accuracy of 95.29% with a sparsity of 33.3%. Subsequent integration of the minimum residual merge, which replaces the additive </w:t>
-      </w:r>
-      <w:r>
-        <w:lastRenderedPageBreak/>
-        <w:t xml:space="preserve">operation with an element-wise minimum over spike times, improved accuracy to 95.96% while preserving the same sparsity level (33.3%). Introducing learnable per-channel delays then provided a mechanism for explicit sparsity regulation, increasing sparsity substantially to 38.5% with an associated, </w:t>
-      </w:r>
-      <w:r>
-        <w:t>controlled reduction in accuracy to 94.43%. Finally, an optional non-negative weight constraint was applied to the pointwise projections to further bias the network toward sparsity. The complete results are summarized in Table 3.</w:t>
+        <w:t>. This baseline established an accuracy of 95.29% with a sparsity of 33.3%. Subsequent integration of the minimum residual merge, which replaces the additive operation with an element-wise minimum over spike times, improved accuracy to 95.96% while preserving the same sparsity level (33.3%). Introducing learnable per-channel delays then provided a mechanism for explicit sparsity regulation, increasing sparsity substantially to 38.5% with an associated, controlled reduction in accuracy to 94.43%. Finally, an optional non-negative weight constraint was applied to the pointwise projections to further bias the network toward sparsity. The complete results are summarized in Table 3.</w:t>
       </w:r>
     </w:p>
     <w:p>
@@ -3061,7 +3166,7 @@
           <w:type w:val="continuous"/>
           <w:pgSz w:w="11906" w:h="16838" w:code="9"/>
           <w:pgMar w:top="1440" w:right="1440" w:bottom="1440" w:left="1440" w:header="720" w:footer="720" w:gutter="0"/>
-          <w:cols w:num="2" w:space="720"/>
+          <w:cols w:space="720"/>
           <w:docGrid w:linePitch="360"/>
         </w:sectPr>
       </w:pPr>
@@ -3536,7 +3641,11 @@
       </w:r>
       <w:proofErr w:type="spellEnd"/>
       <w:r>
-        <w:t xml:space="preserve"> can be effectively preserved within the TTFS coding scheme, yielding competitive initial performance. The accuracy gain from the minimum residual merge is semantically consistent with TTFS principles. Whereas additive fusion can destructively delay early, information-rich spikes, the minimum operator preserves the earliest evidence from either pathway, leading to more robust feature propagation and explaining the observed performance improvement without a sparsity cost.</w:t>
+        <w:t xml:space="preserve"> can be effectively preserved within the TTFS coding scheme, yielding competitive initial performance. The accuracy gain from the minimum residual </w:t>
+      </w:r>
+      <w:r>
+        <w:lastRenderedPageBreak/>
+        <w:t>merge is semantically consistent with TTFS principles. Whereas additive fusion can destructively delay early, information-rich spikes, the minimum operator preserves the earliest evidence from either pathway, leading to more robust feature propagation and explaining the observed performance improvement without a sparsity cost.</w:t>
       </w:r>
     </w:p>
     <w:p>
@@ -3612,11 +3721,7 @@
         <w:jc w:val="lowKashida"/>
       </w:pPr>
       <w:r>
-        <w:t xml:space="preserve">We conduct a comprehensive evaluation of the proposed SpikingConvNeXt against representative spiking and non-spiking neural network baselines on the CIFAR-10 and CIFAR-100 benchmarks. All models are assessed using top-1 classification accuracy on the official test sets. For spiking models, we also report the activation sparsity, defined as </w:t>
-      </w:r>
-      <w:r>
-        <w:lastRenderedPageBreak/>
-        <w:t>the average proportion of neurons that remain silent throughout inference, to characterize the fundamental efficiency–accuracy trade-off inherent to event-driven computation.</w:t>
+        <w:t>We conduct a comprehensive evaluation of the proposed SpikingConvNeXt against representative spiking and non-spiking neural network baselines on the CIFAR-10 and CIFAR-100 benchmarks. All models are assessed using top-1 classification accuracy on the official test sets. For spiking models, we also report the activation sparsity, defined as the average proportion of neurons that remain silent throughout inference, to characterize the fundamental efficiency–accuracy trade-off inherent to event-driven computation.</w:t>
       </w:r>
     </w:p>
     <w:p>
@@ -3626,7 +3731,6 @@
     </w:p>
     <w:p>
       <w:pPr>
-        <w:cnfStyle w:val="101000000000" w:firstRow="1" w:lastRow="0" w:firstColumn="1" w:lastColumn="0" w:oddVBand="0" w:evenVBand="0" w:oddHBand="0" w:evenHBand="0" w:firstRowFirstColumn="0" w:firstRowLastColumn="0" w:lastRowFirstColumn="0" w:lastRowLastColumn="0"/>
         <w:rPr>
           <w:b/>
           <w:bCs/>
@@ -3636,7 +3740,7 @@
           <w:type w:val="continuous"/>
           <w:pgSz w:w="11906" w:h="16838" w:code="9"/>
           <w:pgMar w:top="1440" w:right="1440" w:bottom="1440" w:left="1440" w:header="720" w:footer="720" w:gutter="0"/>
-          <w:cols w:num="2" w:space="720"/>
+          <w:cols w:space="720"/>
           <w:docGrid w:linePitch="360"/>
         </w:sectPr>
       </w:pPr>
@@ -4650,7 +4754,11 @@
         <w:jc w:val="lowKashida"/>
       </w:pPr>
       <w:r>
-        <w:t>The primary comparison results are summarized in Table 1. Our SpikingConvNeXt model achieves a top-1 accuracy of 94.43 % on CIFAR-10, outperforming all prior spiking baselines while maintaining a high activation sparsity of 38.01%. This performance is competitive with, and in several cases surpasses, that of conventional ANN baselines. This demonstrates that the efficiency benefits of sparse, spiking computation—central to low-energy deployment—need not come at the cost of predictive accuracy. These results validate the effectiveness of our architectural adaptation in translating the representational power of modern ConvNeXt blocks into the time-to-first-spike domain.</w:t>
+        <w:t xml:space="preserve">The primary comparison results are summarized in Table 1. Our SpikingConvNeXt model achieves a top-1 accuracy of 94.43 % on CIFAR-10, outperforming all prior spiking baselines while maintaining a high activation sparsity of 38.01%. This performance is competitive with, and in several cases </w:t>
+      </w:r>
+      <w:r>
+        <w:lastRenderedPageBreak/>
+        <w:t>surpasses, that of conventional ANN baselines. This demonstrates that the efficiency benefits of sparse, spiking computation—central to low-energy deployment—need not come at the cost of predictive accuracy. These results validate the effectiveness of our architectural adaptation in translating the representational power of modern ConvNeXt blocks into the time-to-first-spike domain.</w:t>
       </w:r>
     </w:p>
     <w:p/>
@@ -4738,7 +4846,6 @@
     </w:p>
     <w:p>
       <w:pPr>
-        <w:cnfStyle w:val="101000000000" w:firstRow="1" w:lastRow="0" w:firstColumn="1" w:lastColumn="0" w:oddVBand="0" w:evenVBand="0" w:oddHBand="0" w:evenHBand="0" w:firstRowFirstColumn="0" w:firstRowLastColumn="0" w:lastRowFirstColumn="0" w:lastRowLastColumn="0"/>
         <w:rPr>
           <w:b/>
         </w:rPr>
@@ -4746,7 +4853,7 @@
           <w:type w:val="continuous"/>
           <w:pgSz w:w="11906" w:h="16838" w:code="9"/>
           <w:pgMar w:top="1440" w:right="1440" w:bottom="1440" w:left="1440" w:header="720" w:footer="720" w:gutter="0"/>
-          <w:cols w:num="2" w:space="720"/>
+          <w:cols w:space="720"/>
           <w:docGrid w:linePitch="360"/>
         </w:sectPr>
       </w:pPr>
@@ -5953,7 +6060,6 @@
                 <w:sz w:val="20"/>
                 <w:szCs w:val="20"/>
               </w:rPr>
-              <w:lastRenderedPageBreak/>
               <w:t xml:space="preserve">Yao et al. </w:t>
             </w:r>
             <w:r>
@@ -6643,7 +6749,7 @@
           <w:type w:val="continuous"/>
           <w:pgSz w:w="11906" w:h="16838" w:code="9"/>
           <w:pgMar w:top="1440" w:right="1440" w:bottom="1440" w:left="1440" w:header="720" w:footer="720" w:gutter="0"/>
-          <w:cols w:num="2" w:space="720"/>
+          <w:cols w:space="720"/>
           <w:docGrid w:linePitch="360"/>
         </w:sectPr>
       </w:pPr>
@@ -6826,7 +6932,7 @@
           <w:type w:val="continuous"/>
           <w:pgSz w:w="11906" w:h="16838" w:code="9"/>
           <w:pgMar w:top="1440" w:right="1440" w:bottom="1440" w:left="1440" w:header="720" w:footer="720" w:gutter="0"/>
-          <w:cols w:num="2" w:space="720"/>
+          <w:cols w:space="720"/>
           <w:docGrid w:linePitch="360"/>
         </w:sectPr>
       </w:pPr>
@@ -7328,6 +7434,7 @@
         </w:numPr>
       </w:pPr>
       <w:r>
+        <w:lastRenderedPageBreak/>
         <w:t>Conclusion</w:t>
       </w:r>
     </w:p>
@@ -7358,11 +7465,7 @@
         <w:t>95.96% top-1 accuracy</w:t>
       </w:r>
       <w:r>
-        <w:t xml:space="preserve">, while enabling controllable activation sparsity through learnable delay parameters. These results indicate that modern convolutional network </w:t>
-      </w:r>
-      <w:r>
-        <w:lastRenderedPageBreak/>
-        <w:t>backbones can be effectively adapted to TTFS-based spiking neural networks using minimal structural modifications and simple temporal operators, supporting their potential for energy-efficient deployment on neuromorphic and event-driven hardware.</w:t>
+        <w:t>, while enabling controllable activation sparsity through learnable delay parameters. These results indicate that modern convolutional network backbones can be effectively adapted to TTFS-based spiking neural networks using minimal structural modifications and simple temporal operators, supporting their potential for energy-efficient deployment on neuromorphic and event-driven hardware.</w:t>
       </w:r>
     </w:p>
     <w:p>
@@ -7455,7 +7558,7 @@
           <w:type w:val="continuous"/>
           <w:pgSz w:w="11906" w:h="16838" w:code="9"/>
           <w:pgMar w:top="1440" w:right="1440" w:bottom="1440" w:left="1440" w:header="720" w:footer="720" w:gutter="0"/>
-          <w:cols w:num="2" w:space="720"/>
+          <w:cols w:space="720"/>
           <w:docGrid w:linePitch="360"/>
         </w:sectPr>
       </w:pPr>
@@ -7485,6 +7588,7 @@
         <w:pStyle w:val="Heading1"/>
       </w:pPr>
       <w:r>
+        <w:lastRenderedPageBreak/>
         <w:t>Data Availability</w:t>
       </w:r>
     </w:p>
@@ -7562,8 +7666,184 @@
         <w:jc w:val="lowKashida"/>
       </w:pPr>
       <w:r>
+        <w:t>[3] J. Park and S. Yoon, “Training energy-efficient deep spiking neural networks with time-to-first-spike coding,” arXiv:2106.02568, 2021.</w:t>
+      </w:r>
+    </w:p>
+    <w:p>
+      <w:pPr>
+        <w:jc w:val="lowKashida"/>
+      </w:pPr>
+      <w:r>
+        <w:t>[4] C. Zhou, S. Chen, and X. Li, “Temporal-coded deep spiking neural network with easy training and robust performance,” in Proc. AAAI, 2021.</w:t>
+      </w:r>
+    </w:p>
+    <w:p>
+      <w:pPr>
+        <w:jc w:val="lowKashida"/>
+      </w:pPr>
+      <w:r>
+        <w:t>[5] N. Rathi and K. Roy, “DIET-SNN: A low-latency approach for training deep spiking neural networks,” arXiv:2008.03658, 2020.</w:t>
+      </w:r>
+    </w:p>
+    <w:p>
+      <w:pPr>
+        <w:jc w:val="lowKashida"/>
+      </w:pPr>
+      <w:r>
+        <w:t xml:space="preserve">[6] S. S. Chowdhury et al., “Towards </w:t>
+      </w:r>
+      <w:proofErr w:type="spellStart"/>
+      <w:r>
+        <w:t>ultra low</w:t>
+      </w:r>
+      <w:proofErr w:type="spellEnd"/>
+      <w:r>
+        <w:t xml:space="preserve"> latency spiking neural networks under time constraints,” </w:t>
+      </w:r>
+      <w:proofErr w:type="spellStart"/>
+      <w:r>
+        <w:t>OpenReview</w:t>
+      </w:r>
+      <w:proofErr w:type="spellEnd"/>
+      <w:r>
+        <w:t>, 2022.</w:t>
+      </w:r>
+    </w:p>
+    <w:p>
+      <w:pPr>
+        <w:jc w:val="lowKashida"/>
+      </w:pPr>
+      <w:r>
+        <w:t>[7] T. Bu et al., “Optimal ANN-SNN conversion for high-accuracy and ultra-low-latency spiking neural networks,” in Proc. ICLR, 2022.</w:t>
+      </w:r>
+    </w:p>
+    <w:p>
+      <w:pPr>
+        <w:jc w:val="lowKashida"/>
+      </w:pPr>
+      <w:r>
+        <w:t>[8] Y. Deng et al., “Temporal efficient training of spiking neural networks (TET),” 2021.</w:t>
+      </w:r>
+    </w:p>
+    <w:p>
+      <w:pPr>
+        <w:jc w:val="lowKashida"/>
+      </w:pPr>
+      <w:r>
+        <w:t>[9] Z. Zhou et al., “</w:t>
+      </w:r>
+      <w:proofErr w:type="spellStart"/>
+      <w:r>
+        <w:t>Spikformer</w:t>
+      </w:r>
+      <w:proofErr w:type="spellEnd"/>
+      <w:r>
+        <w:t>: When spiking neural network meets transformer,” in Proc. ICLR, 2023.</w:t>
+      </w:r>
+    </w:p>
+    <w:p>
+      <w:pPr>
+        <w:jc w:val="lowKashida"/>
+      </w:pPr>
+      <w:r>
+        <w:t>[10] C. Zhou et al., “</w:t>
+      </w:r>
+      <w:proofErr w:type="spellStart"/>
+      <w:r>
+        <w:t>Spikingformer</w:t>
+      </w:r>
+      <w:proofErr w:type="spellEnd"/>
+      <w:r>
+        <w:t>: Spike-driven residual learning for transformer-based spiking neural networks,” 2023.</w:t>
+      </w:r>
+    </w:p>
+    <w:p>
+      <w:pPr>
+        <w:jc w:val="lowKashida"/>
+      </w:pPr>
+      <w:r>
+        <w:t xml:space="preserve">[11] Z. Yao et al., “Spike-driven transformer,” in Proc. </w:t>
+      </w:r>
+      <w:proofErr w:type="spellStart"/>
+      <w:r>
+        <w:t>NeurIPS</w:t>
+      </w:r>
+      <w:proofErr w:type="spellEnd"/>
+      <w:r>
+        <w:t>, 2023.</w:t>
+      </w:r>
+    </w:p>
+    <w:p>
+      <w:pPr>
+        <w:jc w:val="lowKashida"/>
+      </w:pPr>
+      <w:r>
+        <w:t>[12] W. Che et al., “Auto-</w:t>
+      </w:r>
+      <w:proofErr w:type="spellStart"/>
+      <w:r>
+        <w:t>Spikformer</w:t>
+      </w:r>
+      <w:proofErr w:type="spellEnd"/>
+      <w:r>
+        <w:t>: Spiking transformer architecture search,” Frontiers in Neuroscience, 2024.</w:t>
+      </w:r>
+    </w:p>
+    <w:p>
+      <w:pPr>
+        <w:jc w:val="lowKashida"/>
+      </w:pPr>
+      <w:r>
+        <w:t>[13] H. Zhang et al., “</w:t>
+      </w:r>
+      <w:proofErr w:type="spellStart"/>
+      <w:r>
+        <w:t>SGLFormer</w:t>
+      </w:r>
+      <w:proofErr w:type="spellEnd"/>
+      <w:r>
+        <w:t>: Spiking global–local fusion transformer,” 2024.</w:t>
+      </w:r>
+    </w:p>
+    <w:p>
+      <w:pPr>
+        <w:jc w:val="lowKashida"/>
+      </w:pPr>
+      <w:r>
+        <w:t>[14] Y. Guo et al., “Spiking Transformer: Introducing accurate addition-only spiking self-attention,” in Proc. CVPR, 2025.</w:t>
+      </w:r>
+    </w:p>
+    <w:p>
+      <w:pPr>
+        <w:jc w:val="lowKashida"/>
+      </w:pPr>
+      <w:r>
+        <w:t xml:space="preserve">[15] E. </w:t>
+      </w:r>
+      <w:proofErr w:type="spellStart"/>
+      <w:r>
+        <w:t>Neftci</w:t>
+      </w:r>
+      <w:proofErr w:type="spellEnd"/>
+      <w:r>
+        <w:t>, H. Mostafa, and F. Zenke, “Surrogate gradient learning in spiking neural networks,” IEEE Signal Processing Magazine, 2019.</w:t>
+      </w:r>
+    </w:p>
+    <w:p>
+      <w:pPr>
+        <w:jc w:val="lowKashida"/>
+      </w:pPr>
+      <w:r>
+        <w:t>[16] H. Zheng et al., “Going deeper with directly-trained spiking neural networks,” 2021.</w:t>
+      </w:r>
+    </w:p>
+    <w:p>
+      <w:pPr>
+        <w:jc w:val="lowKashida"/>
+      </w:pPr>
+      <w:r>
         <w:lastRenderedPageBreak/>
-        <w:t>[3] J. Park and S. Yoon, “Training energy-efficient deep spiking neural networks with time-to-first-spike coding,” arXiv:2106.02568, 2021.</w:t>
+        <w:t>[17] P. U. Diehl, D. Neil, J. Binas, M. Cook, S.-C. Liu, and M. Pfeiffer, “Fast-classifying, high-accuracy spiking deep networks through weight and threshold balancing,” in Proc. IJCNN, 2015.</w:t>
       </w:r>
     </w:p>
     <w:p>
@@ -7571,7 +7851,7 @@
         <w:jc w:val="lowKashida"/>
       </w:pPr>
       <w:r>
-        <w:t>[4] C. Zhou, S. Chen, and X. Li, “Temporal-coded deep spiking neural network with easy training and robust performance,” in Proc. AAAI, 2021.</w:t>
+        <w:t>[18] B. Rueckauer, I.-A. Lungu, Y. Hu, M. Pfeiffer, and S.-C. Liu, “Conversion of continuous-valued deep networks to efficient event-driven networks for image classification,” Frontiers in Neuroscience, 2017.</w:t>
       </w:r>
     </w:p>
     <w:p>
@@ -7579,7 +7859,7 @@
         <w:jc w:val="lowKashida"/>
       </w:pPr>
       <w:r>
-        <w:t>[5] N. Rathi and K. Roy, “DIET-SNN: A low-latency approach for training deep spiking neural networks,” arXiv:2008.03658, 2020.</w:t>
+        <w:t>[19] W. Fang et al., “SEW-ResNet: Deep spiking neural networks with spike-element-wise residual connections,” 2021.</w:t>
       </w:r>
     </w:p>
     <w:p>
@@ -7587,23 +7867,15 @@
         <w:jc w:val="lowKashida"/>
       </w:pPr>
       <w:r>
-        <w:t xml:space="preserve">[6] S. S. Chowdhury et al., “Towards </w:t>
+        <w:t>[20] Y. Wu, L. Deng, G. Li, J. Zhu, and L. Shi, “</w:t>
       </w:r>
       <w:proofErr w:type="spellStart"/>
       <w:r>
-        <w:t>ultra low</w:t>
+        <w:t>Spatio</w:t>
       </w:r>
       <w:proofErr w:type="spellEnd"/>
       <w:r>
-        <w:t xml:space="preserve"> latency spiking neural networks under time constraints,” </w:t>
-      </w:r>
-      <w:proofErr w:type="spellStart"/>
-      <w:r>
-        <w:t>OpenReview</w:t>
-      </w:r>
-      <w:proofErr w:type="spellEnd"/>
-      <w:r>
-        <w:t>, 2022.</w:t>
+        <w:t>-temporal backpropagation for training high-performance spiking neural networks,” Frontiers in Neuroscience, 2018.</w:t>
       </w:r>
     </w:p>
     <w:p>
@@ -7611,7 +7883,7 @@
         <w:jc w:val="lowKashida"/>
       </w:pPr>
       <w:r>
-        <w:t>[7] T. Bu et al., “Optimal ANN-SNN conversion for high-accuracy and ultra-low-latency spiking neural networks,” in Proc. ICLR, 2022.</w:t>
+        <w:t>[21] J. Stöckl and W. Maass, “Optimized spiking neurons can classify images with high accuracy through temporal coding with two spikes,” Nature Machine Intelligence, 2021.</w:t>
       </w:r>
     </w:p>
     <w:p>
@@ -7619,175 +7891,6 @@
         <w:jc w:val="lowKashida"/>
       </w:pPr>
       <w:r>
-        <w:t>[8] Y. Deng et al., “Temporal efficient training of spiking neural networks (TET),” 2021.</w:t>
-      </w:r>
-    </w:p>
-    <w:p>
-      <w:pPr>
-        <w:jc w:val="lowKashida"/>
-      </w:pPr>
-      <w:r>
-        <w:t>[9] Z. Zhou et al., “</w:t>
-      </w:r>
-      <w:proofErr w:type="spellStart"/>
-      <w:r>
-        <w:t>Spikformer</w:t>
-      </w:r>
-      <w:proofErr w:type="spellEnd"/>
-      <w:r>
-        <w:t>: When spiking neural network meets transformer,” in Proc. ICLR, 2023.</w:t>
-      </w:r>
-    </w:p>
-    <w:p>
-      <w:pPr>
-        <w:jc w:val="lowKashida"/>
-      </w:pPr>
-      <w:r>
-        <w:t>[10] C. Zhou et al., “</w:t>
-      </w:r>
-      <w:proofErr w:type="spellStart"/>
-      <w:r>
-        <w:t>Spikingformer</w:t>
-      </w:r>
-      <w:proofErr w:type="spellEnd"/>
-      <w:r>
-        <w:t>: Spike-driven residual learning for transformer-based spiking neural networks,” 2023.</w:t>
-      </w:r>
-    </w:p>
-    <w:p>
-      <w:pPr>
-        <w:jc w:val="lowKashida"/>
-      </w:pPr>
-      <w:r>
-        <w:t xml:space="preserve">[11] Z. Yao et al., “Spike-driven transformer,” in Proc. </w:t>
-      </w:r>
-      <w:proofErr w:type="spellStart"/>
-      <w:r>
-        <w:t>NeurIPS</w:t>
-      </w:r>
-      <w:proofErr w:type="spellEnd"/>
-      <w:r>
-        <w:t>, 2023.</w:t>
-      </w:r>
-    </w:p>
-    <w:p>
-      <w:pPr>
-        <w:jc w:val="lowKashida"/>
-      </w:pPr>
-      <w:r>
-        <w:t>[12] W. Che et al., “Auto-</w:t>
-      </w:r>
-      <w:proofErr w:type="spellStart"/>
-      <w:r>
-        <w:t>Spikformer</w:t>
-      </w:r>
-      <w:proofErr w:type="spellEnd"/>
-      <w:r>
-        <w:t>: Spiking transformer architecture search,” Frontiers in Neuroscience, 2024.</w:t>
-      </w:r>
-    </w:p>
-    <w:p>
-      <w:pPr>
-        <w:jc w:val="lowKashida"/>
-      </w:pPr>
-      <w:r>
-        <w:t>[13] H. Zhang et al., “</w:t>
-      </w:r>
-      <w:proofErr w:type="spellStart"/>
-      <w:r>
-        <w:t>SGLFormer</w:t>
-      </w:r>
-      <w:proofErr w:type="spellEnd"/>
-      <w:r>
-        <w:t>: Spiking global–local fusion transformer,” 2024.</w:t>
-      </w:r>
-    </w:p>
-    <w:p>
-      <w:pPr>
-        <w:jc w:val="lowKashida"/>
-      </w:pPr>
-      <w:r>
-        <w:t>[14] Y. Guo et al., “Spiking Transformer: Introducing accurate addition-only spiking self-attention,” in Proc. CVPR, 2025.</w:t>
-      </w:r>
-    </w:p>
-    <w:p>
-      <w:pPr>
-        <w:jc w:val="lowKashida"/>
-      </w:pPr>
-      <w:r>
-        <w:t xml:space="preserve">[15] E. </w:t>
-      </w:r>
-      <w:proofErr w:type="spellStart"/>
-      <w:r>
-        <w:t>Neftci</w:t>
-      </w:r>
-      <w:proofErr w:type="spellEnd"/>
-      <w:r>
-        <w:t>, H. Mostafa, and F. Zenke, “Surrogate gradient learning in spiking neural networks,” IEEE Signal Processing Magazine, 2019.</w:t>
-      </w:r>
-    </w:p>
-    <w:p>
-      <w:pPr>
-        <w:jc w:val="lowKashida"/>
-      </w:pPr>
-      <w:r>
-        <w:t>[16] H. Zheng et al., “Going deeper with directly-trained spiking neural networks,” 2021.</w:t>
-      </w:r>
-    </w:p>
-    <w:p>
-      <w:pPr>
-        <w:jc w:val="lowKashida"/>
-      </w:pPr>
-      <w:r>
-        <w:t>[17] P. U. Diehl, D. Neil, J. Binas, M. Cook, S.-C. Liu, and M. Pfeiffer, “Fast-classifying, high-accuracy spiking deep networks through weight and threshold balancing,” in Proc. IJCNN, 2015.</w:t>
-      </w:r>
-    </w:p>
-    <w:p>
-      <w:pPr>
-        <w:jc w:val="lowKashida"/>
-      </w:pPr>
-      <w:r>
-        <w:t>[18] B. Rueckauer, I.-A. Lungu, Y. Hu, M. Pfeiffer, and S.-C. Liu, “Conversion of continuous-valued deep networks to efficient event-driven networks for image classification,” Frontiers in Neuroscience, 2017.</w:t>
-      </w:r>
-    </w:p>
-    <w:p>
-      <w:pPr>
-        <w:jc w:val="lowKashida"/>
-      </w:pPr>
-      <w:r>
-        <w:t>[19] W. Fang et al., “SEW-ResNet: Deep spiking neural networks with spike-element-wise residual connections,” 2021.</w:t>
-      </w:r>
-    </w:p>
-    <w:p>
-      <w:pPr>
-        <w:jc w:val="lowKashida"/>
-      </w:pPr>
-      <w:r>
-        <w:t>[20] Y. Wu, L. Deng, G. Li, J. Zhu, and L. Shi, “</w:t>
-      </w:r>
-      <w:proofErr w:type="spellStart"/>
-      <w:r>
-        <w:t>Spatio</w:t>
-      </w:r>
-      <w:proofErr w:type="spellEnd"/>
-      <w:r>
-        <w:t>-temporal backpropagation for training high-performance spiking neural networks,” Frontiers in Neuroscience, 2018.</w:t>
-      </w:r>
-    </w:p>
-    <w:p>
-      <w:pPr>
-        <w:jc w:val="lowKashida"/>
-      </w:pPr>
-      <w:r>
-        <w:t>[21] J. Stöckl and W. Maass, “Optimized spiking neurons can classify images with high accuracy through temporal coding with two spikes,” Nature Machine Intelligence, 2021.</w:t>
-      </w:r>
-    </w:p>
-    <w:p>
-      <w:pPr>
-        <w:jc w:val="lowKashida"/>
-      </w:pPr>
-      <w:r>
-        <w:lastRenderedPageBreak/>
         <w:t xml:space="preserve">[22] </w:t>
       </w:r>
       <w:r>
@@ -9171,7 +9274,6 @@
   <w:style w:type="character" w:default="1" w:styleId="DefaultParagraphFont">
     <w:name w:val="Default Paragraph Font"/>
     <w:uiPriority w:val="1"/>
-    <w:semiHidden/>
     <w:unhideWhenUsed/>
   </w:style>
   <w:style w:type="table" w:default="1" w:styleId="TableNormal">
